--- a/_workspace/books/casey/casey.docx
+++ b/_workspace/books/casey/casey.docx
@@ -1,6 +1,6 @@
 
 <file path=word/document.xml><?xml version="1.0" encoding="utf-8"?>
-<w:document xmlns:wpc="http://schemas.microsoft.com/office/word/2010/wordprocessingCanvas" xmlns:cx="http://schemas.microsoft.com/office/drawing/2014/chartex" xmlns:cx1="http://schemas.microsoft.com/office/drawing/2015/9/8/chartex" xmlns:cx2="http://schemas.microsoft.com/office/drawing/2015/10/21/chartex" xmlns:cx3="http://schemas.microsoft.com/office/drawing/2016/5/9/chartex" xmlns:cx4="http://schemas.microsoft.com/office/drawing/2016/5/10/chartex" xmlns:cx5="http://schemas.microsoft.com/office/drawing/2016/5/11/chartex" xmlns:cx6="http://schemas.microsoft.com/office/drawing/2016/5/12/chartex" xmlns:cx7="http://schemas.microsoft.com/office/drawing/2016/5/13/chartex" xmlns:cx8="http://schemas.microsoft.com/office/drawing/2016/5/14/chartex" xmlns:mc="http://schemas.openxmlformats.org/markup-compatibility/2006" xmlns:aink="http://schemas.microsoft.com/office/drawing/2016/ink" xmlns:am3d="http://schemas.microsoft.com/office/drawing/2017/model3d" xmlns:o="urn:schemas-microsoft-com:office:office" xmlns:oel="http://schemas.microsoft.com/office/2019/extlst" xmlns:r="http://schemas.openxmlformats.org/officeDocument/2006/relationships" xmlns:m="http://schemas.openxmlformats.org/officeDocument/2006/math" xmlns:v="urn:schemas-microsoft-com:vml" xmlns:wp14="http://schemas.microsoft.com/office/word/2010/wordprocessingDrawing" xmlns:wp="http://schemas.openxmlformats.org/drawingml/2006/wordprocessingDrawing" xmlns:w10="urn:schemas-microsoft-com:office:word" xmlns:w="http://schemas.openxmlformats.org/wordprocessingml/2006/main" xmlns:w14="http://schemas.microsoft.com/office/word/2010/wordml" xmlns:w15="http://schemas.microsoft.com/office/word/2012/wordml" xmlns:w16cei="http://schemas.microsoft.com/office/word/2026/wordml/cei" xmlns:w16cex="http://schemas.microsoft.com/office/word/2018/wordml/cex" xmlns:w16cid="http://schemas.microsoft.com/office/word/2016/wordml/cid" xmlns:w16="http://schemas.microsoft.com/office/word/2018/wordml" xmlns:w16du="http://schemas.microsoft.com/office/word/2023/wordml/word16du" xmlns:w16sdtdh="http://schemas.microsoft.com/office/word/2020/wordml/sdtdatahash" xmlns:w16sdtfl="http://schemas.microsoft.com/office/word/2024/wordml/sdtformatlock" xmlns:w16se="http://schemas.microsoft.com/office/word/2015/wordml/symex" xmlns:wpg="http://schemas.microsoft.com/office/word/2010/wordprocessingGroup" xmlns:wpi="http://schemas.microsoft.com/office/word/2010/wordprocessingInk" xmlns:wne="http://schemas.microsoft.com/office/word/2006/wordml" xmlns:wps="http://schemas.microsoft.com/office/word/2010/wordprocessingShape" mc:Ignorable="w14 w15 w16se w16cid w16 w16cex w16sdtdh w16sdtfl w16du wp14">
+<w:document xmlns:wpc="http://schemas.microsoft.com/office/word/2010/wordprocessingCanvas" xmlns:cx="http://schemas.microsoft.com/office/drawing/2014/chartex" xmlns:cx1="http://schemas.microsoft.com/office/drawing/2015/9/8/chartex" xmlns:cx2="http://schemas.microsoft.com/office/drawing/2015/10/21/chartex" xmlns:cx3="http://schemas.microsoft.com/office/drawing/2016/5/9/chartex" xmlns:cx4="http://schemas.microsoft.com/office/drawing/2016/5/10/chartex" xmlns:cx5="http://schemas.microsoft.com/office/drawing/2016/5/11/chartex" xmlns:cx6="http://schemas.microsoft.com/office/drawing/2016/5/12/chartex" xmlns:cx7="http://schemas.microsoft.com/office/drawing/2016/5/13/chartex" xmlns:cx8="http://schemas.microsoft.com/office/drawing/2016/5/14/chartex" xmlns:mc="http://schemas.openxmlformats.org/markup-compatibility/2006" xmlns:m="http://schemas.openxmlformats.org/officeDocument/2006/math" xmlns:aink="http://schemas.microsoft.com/office/drawing/2016/ink" xmlns:am3d="http://schemas.microsoft.com/office/drawing/2017/model3d" xmlns:oel="http://schemas.microsoft.com/office/2019/extlst" xmlns:r="http://schemas.openxmlformats.org/officeDocument/2006/relationships" xmlns:wp14="http://schemas.microsoft.com/office/word/2010/wordprocessingDrawing" xmlns:wp="http://schemas.openxmlformats.org/drawingml/2006/wordprocessingDrawing" xmlns:wpg="http://schemas.microsoft.com/office/word/2010/wordprocessingGroup" xmlns:wpi="http://schemas.microsoft.com/office/word/2010/wordprocessingInk" xmlns:wps="http://schemas.microsoft.com/office/word/2010/wordprocessingShape" xmlns:o="urn:schemas-microsoft-com:office:office" xmlns:v="urn:schemas-microsoft-com:vml" xmlns:w10="urn:schemas-microsoft-com:office:word" xmlns:w="http://schemas.openxmlformats.org/wordprocessingml/2006/main" xmlns:w14="http://schemas.microsoft.com/office/word/2010/wordml" xmlns:w15="http://schemas.microsoft.com/office/word/2012/wordml" xmlns:w16cex="http://schemas.microsoft.com/office/word/2018/wordml/cex" xmlns:w16cid="http://schemas.microsoft.com/office/word/2016/wordml/cid" xmlns:w16="http://schemas.microsoft.com/office/word/2018/wordml" xmlns:w16sdtdh="http://schemas.microsoft.com/office/word/2020/wordml/sdtdatahash" xmlns:w16sdtfl="http://schemas.microsoft.com/office/word/2024/wordml/sdtformatlock" xmlns:w16se="http://schemas.microsoft.com/office/word/2015/wordml/symex" xmlns:w16du="http://schemas.microsoft.com/office/word/2023/wordml/word16du" xmlns:wne="http://schemas.microsoft.com/office/word/2006/wordml" mc:Ignorable="w14 w15 w16se w16cid w16 w16cex w16sdtdh w16sdtfl w16du wp14">
   <w:body>
     <w:p>
       <w:pPr>
@@ -72,7 +72,23 @@
     </w:p>
     <w:p>
       <w:r>
-        <w:t xml:space="preserve">"Yeah, it was her idea," I smiled, navigating the exit toward Norview Avenue. "Cass hasn't actually seen Mom since the summer of 2000, and Casey hasn't seen her since 2001. So the girls were really hoping to steal me for a few days so the four of us could just hole up at Mom's place and do the whole family time thing." </w:t>
+        <w:t xml:space="preserve">"Yeah, it was her idea," I smiled, navigating the exit toward </w:t>
+      </w:r>
+      <w:proofErr w:type="spellStart"/>
+      <w:r>
+        <w:t>Norview</w:t>
+      </w:r>
+      <w:proofErr w:type="spellEnd"/>
+      <w:r>
+        <w:t xml:space="preserve"> Avenue. "</w:t>
+      </w:r>
+      <w:proofErr w:type="spellStart"/>
+      <w:r>
+        <w:t>Cass</w:t>
+      </w:r>
+      <w:proofErr w:type="spellEnd"/>
+      <w:r>
+        <w:t xml:space="preserve"> hasn't actually seen Mom since the summer of 2000, and Casey hasn't seen her since 2001. So the girls were really hoping to steal me for a few days so the four of us could just hole up at Mom's place and do the whole family time thing." </w:t>
       </w:r>
     </w:p>
     <w:p>
@@ -87,11 +103,7 @@
     </w:p>
     <w:p>
       <w:r>
-        <w:t xml:space="preserve">I knew my sisters were flying Domestic First Class into the main terminal, and I knew the exact minute their flight touched down. Cassandra had briefed me over the phone the night before with explicit, non-negotiable instructions: under no circumstances was I to mention her private corporate jet, her standard VIP pickup at the executive aviation terminal, or the </w:t>
-      </w:r>
-      <w:r>
-        <w:lastRenderedPageBreak/>
-        <w:t xml:space="preserve">massive scale of her position at Quantum. I didn't fully understand </w:t>
+        <w:t xml:space="preserve">I knew my sisters were flying Domestic First Class into the main terminal, and I knew the exact minute their flight touched down. Cassandra had briefed me over the phone the night before with explicit, non-negotiable instructions: under no circumstances was I to mention her private corporate jet, her standard VIP pickup at the executive aviation terminal, or the massive scale of her position at Quantum. I didn't fully understand </w:t>
       </w:r>
       <w:r>
         <w:rPr>
@@ -160,11 +172,7 @@
     </w:p>
     <w:p>
       <w:r>
-        <w:t xml:space="preserve">We gathered their luggage and loaded up the trunk. The drive to Virginia Beach was filled with easy, rapid-fire catching up between me, Cassandra, and Casey. Kristine chimed in </w:t>
-      </w:r>
-      <w:r>
-        <w:lastRenderedPageBreak/>
-        <w:t xml:space="preserve">politely from the passenger seat, asking standard, friendly questions about the flight and the Seattle weather. </w:t>
+        <w:t xml:space="preserve">We gathered their luggage and loaded up the trunk. The drive to Virginia Beach was filled with easy, rapid-fire catching up between me, Cassandra, and Casey. Kristine chimed in politely from the passenger seat, asking standard, friendly questions about the flight and the Seattle weather. </w:t>
       </w:r>
     </w:p>
     <w:p>
@@ -179,7 +187,15 @@
     </w:p>
     <w:p>
       <w:r>
-        <w:t xml:space="preserve">"I still can't believe how fast you kids are growing up," Wendy smiled, handing Cass a glass of water. She looked over at me. "Have you talked to Liz lately, David? I know she's neck-deep in her exams up in Dayton right now." </w:t>
+        <w:t xml:space="preserve">"I still can't believe how fast you kids are growing up," Wendy smiled, handing </w:t>
+      </w:r>
+      <w:proofErr w:type="spellStart"/>
+      <w:r>
+        <w:t>Cass</w:t>
+      </w:r>
+      <w:proofErr w:type="spellEnd"/>
+      <w:r>
+        <w:t xml:space="preserve"> a glass of water. She looked over at me. "Have you talked to Liz lately, David? I know she's neck-deep in her exams up in Dayton right now." </w:t>
       </w:r>
     </w:p>
     <w:p>
@@ -218,11 +234,7 @@
     </w:p>
     <w:p>
       <w:r>
-        <w:t xml:space="preserve">We hauled the luggage into the three-bedroom apartment. Kristine's mother, Robyn, and her boyfriend, Tom, were already gone for the holiday visiting his family, leaving the space entirely to us. Because the apartment was located on the ground floor, we didn't have to navigate any stairs with the heavy bags. The living room was modest, anchored by two </w:t>
-      </w:r>
-      <w:r>
-        <w:lastRenderedPageBreak/>
-        <w:t xml:space="preserve">sofas positioned perpendicular to each other with a small wooden end table wedged in the corner between them. </w:t>
+        <w:t xml:space="preserve">We hauled the luggage into the three-bedroom apartment. Kristine's mother, Robyn, and her boyfriend, Tom, were already gone for the holiday visiting his family, leaving the space entirely to us. Because the apartment was located on the ground floor, we didn't have to navigate any stairs with the heavy bags. The living room was modest, anchored by two sofas positioned perpendicular to each other with a small wooden end table wedged in the corner between them. </w:t>
       </w:r>
     </w:p>
     <w:p>
@@ -272,11 +284,7 @@
     </w:p>
     <w:p>
       <w:r>
-        <w:t xml:space="preserve">Casey opened her mouth, her protective instincts flaring as she prepared to argue for our sibling time. But before Casey could utter a single syllable, Cassandra caught her eye. </w:t>
-      </w:r>
-      <w:r>
-        <w:lastRenderedPageBreak/>
-        <w:t xml:space="preserve">Cassandra gave a sharp, almost imperceptible downward motion with her hand—a silent, absolute command for Casey to hold her tongue. </w:t>
+        <w:t xml:space="preserve">Casey opened her mouth, her protective instincts flaring as she prepared to argue for our sibling time. But before Casey could utter a single syllable, Cassandra caught her eye. Cassandra gave a sharp, almost imperceptible downward motion with her hand—a silent, absolute command for Casey to hold her tongue. </w:t>
       </w:r>
     </w:p>
     <w:p>
@@ -354,11 +362,7 @@
     </w:p>
     <w:p>
       <w:r>
-        <w:t>Casey blinked her dark eyes open. The disorientation of waking up in a strange apartment vanished the absolute second she realized she was looking at my face. A massive, sleep-</w:t>
-      </w:r>
-      <w:r>
-        <w:lastRenderedPageBreak/>
-        <w:t xml:space="preserve">heavy smile broke across her lips, and she wrapped her arms fiercely around my neck, humming a quiet, happy note. </w:t>
+        <w:t xml:space="preserve">Casey blinked her dark eyes open. The disorientation of waking up in a strange apartment vanished the absolute second she realized she was looking at my face. A massive, sleep-heavy smile broke across her lips, and she wrapped her arms fiercely around my neck, humming a quiet, happy note. </w:t>
       </w:r>
     </w:p>
     <w:p>
@@ -428,7 +432,6 @@
     </w:p>
     <w:p>
       <w:r>
-        <w:lastRenderedPageBreak/>
         <w:t xml:space="preserve">"Perfect," Cassandra announced as the brightly colored marching bands and massive balloons filled the screen. "We are right on time for the Thanksgiving Day Parade." </w:t>
       </w:r>
     </w:p>
@@ -459,7 +462,15 @@
     </w:p>
     <w:p>
       <w:r>
-        <w:t xml:space="preserve">"Morning," I smiled back, completely miscategorizing her brief frown as morning grogginess. I gently untangled myself from my sisters just enough to sit up straight, giving Kristine her space as the host. </w:t>
+        <w:t xml:space="preserve">"Morning," I smiled back, completely </w:t>
+      </w:r>
+      <w:proofErr w:type="spellStart"/>
+      <w:r>
+        <w:t>miscategorizing</w:t>
+      </w:r>
+      <w:proofErr w:type="spellEnd"/>
+      <w:r>
+        <w:t xml:space="preserve"> her brief frown as morning grogginess. I gently untangled myself from my sisters just enough to sit up straight, giving Kristine her space as the host. </w:t>
       </w:r>
     </w:p>
     <w:p>
@@ -494,7 +505,6 @@
     </w:p>
     <w:p>
       <w:r>
-        <w:lastRenderedPageBreak/>
         <w:t xml:space="preserve">Kristine sat down in the armchair across from the sofas, eating her dry cereal while we turned our attention back to the television. </w:t>
       </w:r>
     </w:p>
@@ -564,7 +574,6 @@
     </w:p>
     <w:p>
       <w:r>
-        <w:lastRenderedPageBreak/>
         <w:t xml:space="preserve">I assumed Kristine was finally coming out to start prepping the massive Thanksgiving meal. I didn't turn my head immediately, but I felt Cassandra suddenly go completely rigid beside me. </w:t>
       </w:r>
     </w:p>
@@ -631,13 +640,28 @@
     </w:p>
     <w:p>
       <w:r>
-        <w:lastRenderedPageBreak/>
         <w:t xml:space="preserve">"David," Cassandra said, completely ignoring Kristine and turning her focus entirely to me. Her voice softened slightly, but the executive command remained. "Go to the bedroom. Pack your bag. Pack all of it." </w:t>
       </w:r>
     </w:p>
     <w:p>
       <w:r>
-        <w:t xml:space="preserve">My stomach dropped into a freefall. "Cass, wait—" </w:t>
+        <w:t xml:space="preserve">My stomach dropped into a </w:t>
+      </w:r>
+      <w:proofErr w:type="spellStart"/>
+      <w:r>
+        <w:t>freefall</w:t>
+      </w:r>
+      <w:proofErr w:type="spellEnd"/>
+      <w:r>
+        <w:t>. "</w:t>
+      </w:r>
+      <w:proofErr w:type="spellStart"/>
+      <w:r>
+        <w:t>Cass</w:t>
+      </w:r>
+      <w:proofErr w:type="spellEnd"/>
+      <w:r>
+        <w:t xml:space="preserve">, wait—" </w:t>
       </w:r>
     </w:p>
     <w:p>
@@ -703,7 +727,6 @@
     </w:p>
     <w:p>
       <w:r>
-        <w:lastRenderedPageBreak/>
         <w:t xml:space="preserve">"And while we wait for the cab," Cassandra added coldly, "I am calling the airline. Because when Casey and I fly back to Seattle on Sunday, I am buying David a ticket, and he is getting on that plane with us." </w:t>
       </w:r>
     </w:p>
@@ -782,7 +805,6 @@
     </w:p>
     <w:p>
       <w:r>
-        <w:lastRenderedPageBreak/>
         <w:t xml:space="preserve">Kristine rushed out into the cold. She was fully dressed now, having thrown on a pair of jeans and a heavy sweater. Her face was streaked with massive, welling tears. She looked like the ultimate picture of a heartbroken, misunderstood victim. </w:t>
       </w:r>
     </w:p>
@@ -848,7 +870,6 @@
     </w:p>
     <w:p>
       <w:r>
-        <w:lastRenderedPageBreak/>
         <w:t xml:space="preserve">"Sir, this ride is strictly for me and my two siblings," Cassandra instructed, her tone perfectly calm and commanding. "This woman is not getting in this vehicle." </w:t>
       </w:r>
     </w:p>
@@ -921,7 +942,6 @@
     </w:p>
     <w:p>
       <w:r>
-        <w:lastRenderedPageBreak/>
         <w:t>"I just wanted a nice Thanksgiving dinner," Casey sniffled, wiping her eyes with the back of her sleeve. "I'm not mad at you, David, I just... I wanted turkey and stuffing, and for us to all be together."</w:t>
       </w:r>
     </w:p>
@@ -982,7 +1002,6 @@
     </w:p>
     <w:p>
       <w:r>
-        <w:lastRenderedPageBreak/>
         <w:t xml:space="preserve">"Choice two: We call Mom right now, and you move back into her house in Virginia Beach." </w:t>
       </w:r>
     </w:p>
@@ -1052,7 +1071,15 @@
     </w:p>
     <w:p>
       <w:r>
-        <w:t xml:space="preserve">"I can't choose," I finally whispered, the sheer frustration of the binary decision making my chest ache. "I want both of my options, Cass. I want you and Casey, and I want Liz." </w:t>
+        <w:t xml:space="preserve">"I can't choose," I finally whispered, the sheer frustration of the binary decision making my chest ache. "I want both of my options, </w:t>
+      </w:r>
+      <w:proofErr w:type="spellStart"/>
+      <w:r>
+        <w:t>Cass</w:t>
+      </w:r>
+      <w:proofErr w:type="spellEnd"/>
+      <w:r>
+        <w:t xml:space="preserve">. I want you and Casey, and I want Liz." </w:t>
       </w:r>
     </w:p>
     <w:p>
@@ -1067,7 +1094,6 @@
     </w:p>
     <w:p>
       <w:r>
-        <w:lastRenderedPageBreak/>
         <w:t xml:space="preserve">"If you move into my apartment in Federal Way," she explained, shifting smoothly back into her logistical baseline, "we will share my bed. You will have all the physical pressure and proximity you need to regulate your system every single night. And the moment Casey turns eighteen this May, she will join us." </w:t>
       </w:r>
     </w:p>
@@ -1088,7 +1114,15 @@
     </w:p>
     <w:p>
       <w:r>
-        <w:t xml:space="preserve">My brain stalled. "Wait. Out-of-state tuition? Cass, that's tens of thousands of dollars. You can't just pay that." </w:t>
+        <w:t xml:space="preserve">My brain stalled. "Wait. Out-of-state tuition? </w:t>
+      </w:r>
+      <w:proofErr w:type="spellStart"/>
+      <w:r>
+        <w:t>Cass</w:t>
+      </w:r>
+      <w:proofErr w:type="spellEnd"/>
+      <w:r>
+        <w:t xml:space="preserve">, that's tens of thousands of dollars. You can't just pay that." </w:t>
       </w:r>
     </w:p>
     <w:p>
@@ -1118,7 +1152,6 @@
     </w:p>
     <w:p>
       <w:r>
-        <w:lastRenderedPageBreak/>
         <w:t xml:space="preserve">I stared at the wheels of her manual chair, realizing for the first time just how much weight she carried. The out-of-state tuition. The last-minute cross-country flights. The ability to pull me out of Portsmouth without a single second of financial hesitation. It wasn't a struggle for her. It was pocket change. She was offering me a blank check because she actually had the absolute power to write it. </w:t>
       </w:r>
     </w:p>
@@ -1162,11 +1195,15 @@
     </w:p>
     <w:p>
       <w:r>
-        <w:t xml:space="preserve">The ambient hum of the Virginia Beach hotel room was the only sound in the space. Casey was a warm, heavy anchor against my right side, and Cass was sitting patiently in her chair </w:t>
-      </w:r>
-      <w:r>
-        <w:lastRenderedPageBreak/>
-        <w:t xml:space="preserve">to my left, giving my processor the quiet space it needed to run the massive logistical calculations. </w:t>
+        <w:t xml:space="preserve">The ambient hum of the Virginia Beach hotel room was the only sound in the space. Casey was a warm, heavy anchor against my right side, and </w:t>
+      </w:r>
+      <w:proofErr w:type="spellStart"/>
+      <w:r>
+        <w:t>Cass</w:t>
+      </w:r>
+      <w:proofErr w:type="spellEnd"/>
+      <w:r>
+        <w:t xml:space="preserve"> was sitting patiently in her chair to my left, giving my processor the quiet space it needed to run the massive logistical calculations. </w:t>
       </w:r>
     </w:p>
     <w:p>
@@ -1176,7 +1213,15 @@
     </w:p>
     <w:p>
       <w:r>
-        <w:t xml:space="preserve">When Cass had forcefully dragged me out of that Portsmouth apartment, my threat-detection system had screamed that I was losing everything. But as the adrenaline finally flushed out of my bloodstream, the actual timeline of the data came into sharp, undeniable focus. It was Thanksgiving night. I had met Kristine on September 3rd. It had been less than twelve weeks. In the grand scope of my life, the relationship hadn't even fully gotten off the ground before it catastrophically stalled. The "milestone" of having an adult girlfriend was nothing but a fragile mirage built on isolation and control. </w:t>
+        <w:t xml:space="preserve">When </w:t>
+      </w:r>
+      <w:proofErr w:type="spellStart"/>
+      <w:r>
+        <w:t>Cass</w:t>
+      </w:r>
+      <w:proofErr w:type="spellEnd"/>
+      <w:r>
+        <w:t xml:space="preserve"> had forcefully dragged me out of that Portsmouth apartment, my threat-detection system had screamed that I was losing everything. But as the adrenaline finally flushed out of my bloodstream, the actual timeline of the data came into sharp, undeniable focus. It was Thanksgiving night. I had met Kristine on September 3rd. It had been less than twelve weeks. In the grand scope of my life, the relationship hadn't even fully gotten off the ground before it catastrophically stalled. The "milestone" of having an adult girlfriend was nothing but a fragile mirage built on isolation and control. </w:t>
       </w:r>
     </w:p>
     <w:p>
@@ -1191,7 +1236,31 @@
     </w:p>
     <w:p>
       <w:r>
-        <w:t xml:space="preserve">As the phone began to ring, my mind flashed back to the last time I had seen her. It was the summer of 2004, right after Liz had finished her freshman year at SVU. Cass had flown both of us out to Washington State. For two glorious weeks, the entire pack had been completely intact. I remembered the exact feeling of sitting on the floor of Cass's Federal Way apartment, sandwiched tightly between Liz and Casey, completely insulated from the outside world while Cass cooked dinner in the kitchen. </w:t>
+        <w:t xml:space="preserve">As the phone began to ring, my mind flashed back to the last time I had seen her. It was the summer of 2004, right after Liz had finished her freshman year at SVU. </w:t>
+      </w:r>
+      <w:proofErr w:type="spellStart"/>
+      <w:r>
+        <w:t>Cass</w:t>
+      </w:r>
+      <w:proofErr w:type="spellEnd"/>
+      <w:r>
+        <w:t xml:space="preserve"> had flown both of us out to Washington State. For two glorious weeks, the entire pack had been completely intact. I remembered the exact feeling of sitting on the floor of </w:t>
+      </w:r>
+      <w:proofErr w:type="spellStart"/>
+      <w:r>
+        <w:t>Cass's</w:t>
+      </w:r>
+      <w:proofErr w:type="spellEnd"/>
+      <w:r>
+        <w:t xml:space="preserve"> Federal Way apartment, sandwiched tightly between Liz and Casey, completely insulated from the outside world while </w:t>
+      </w:r>
+      <w:proofErr w:type="spellStart"/>
+      <w:r>
+        <w:t>Cass</w:t>
+      </w:r>
+      <w:proofErr w:type="spellEnd"/>
+      <w:r>
+        <w:t xml:space="preserve"> cooked dinner in the kitchen. </w:t>
       </w:r>
     </w:p>
     <w:p>
@@ -1216,33 +1285,88 @@
     </w:p>
     <w:p>
       <w:r>
-        <w:t xml:space="preserve">"I'm with Cass and Casey. We're at a hotel in Virginia Beach," I explained, my voice shaking just a fraction. "Kristine and I are done. She crossed a massive line with Casey today, and Cass completely pulled the plug on the operation. We packed my bags and left." </w:t>
-      </w:r>
-    </w:p>
-    <w:p>
-      <w:r>
-        <w:t xml:space="preserve">"Thank god," Liz breathed. There wasn't a single ounce of hesitation, no requests for Kristine's side of the story. Liz’s loyalty was instantaneous and absolute. "I am so glad Cass was there to get you out. Are you safe? Is Casey okay?" </w:t>
-      </w:r>
-    </w:p>
-    <w:p>
-      <w:r>
-        <w:lastRenderedPageBreak/>
+        <w:t xml:space="preserve">"I'm with </w:t>
+      </w:r>
+      <w:proofErr w:type="spellStart"/>
+      <w:r>
+        <w:t>Cass</w:t>
+      </w:r>
+      <w:proofErr w:type="spellEnd"/>
+      <w:r>
+        <w:t xml:space="preserve"> and Casey. We're at a hotel in Virginia Beach," I explained, my voice shaking just a fraction. "Kristine and I are done. She crossed a massive line with Casey today, and </w:t>
+      </w:r>
+      <w:proofErr w:type="spellStart"/>
+      <w:r>
+        <w:t>Cass</w:t>
+      </w:r>
+      <w:proofErr w:type="spellEnd"/>
+      <w:r>
+        <w:t xml:space="preserve"> completely pulled the plug on the operation. We packed my bags and left." </w:t>
+      </w:r>
+    </w:p>
+    <w:p>
+      <w:r>
+        <w:t xml:space="preserve">"Thank god," Liz breathed. There wasn't a single ounce of hesitation, no requests for Kristine's side of the story. Liz’s loyalty was instantaneous and absolute. "I am so glad </w:t>
+      </w:r>
+      <w:proofErr w:type="spellStart"/>
+      <w:r>
+        <w:t>Cass</w:t>
+      </w:r>
+      <w:proofErr w:type="spellEnd"/>
+      <w:r>
+        <w:t xml:space="preserve"> was there to get you out. Are you safe? Is Casey okay?" </w:t>
+      </w:r>
+    </w:p>
+    <w:p>
+      <w:r>
         <w:t xml:space="preserve">"We're perfectly safe," I promised. I leaned my head back against Casey’s hair. "But I have a logistical problem, Liz. And I don't know what to do." </w:t>
       </w:r>
     </w:p>
     <w:p>
       <w:r>
-        <w:t xml:space="preserve">"Tell me," Liz commanded softly, shifting into the exact same pragmatic, problem-solving baseline that Cass operated on. </w:t>
-      </w:r>
-    </w:p>
-    <w:p>
-      <w:r>
-        <w:t xml:space="preserve">"I can't stay in Hampton Roads," I said. "Cass gave me two choices. I can pack my bags, go to the airport on Saturday, and fly to Washington with her and Casey. I'd move into her apartment in Federal Way, and she's going to pay my tuition for NPU." I swallowed hard. "Or I can go to Dayton. I can move in with you, and Cass is going to pay my tuition for SVU. But I don't even have a car, Liz. The one we used yesterday was Mom's." </w:t>
-      </w:r>
-    </w:p>
-    <w:p>
-      <w:r>
-        <w:t xml:space="preserve">"That is just a transportation variable, David, we can easily solve that," Liz corrected instantly, her tone ringing with absolute, undeniable certainty. "Listen to me very carefully. If you choose Dayton, my parents—or even Wendy—will absolutely volunteer to drive you halfway to Richmond. I will drive down from the Valley, meet you in Richmond, and bring you the rest of the way home. You can stay exactly where you are until Saturday so you can see Cass and Casey off at their terminal, and then immediately head to Richmond to meet me." </w:t>
+        <w:t xml:space="preserve">"Tell me," Liz commanded softly, shifting into the exact same pragmatic, problem-solving baseline that </w:t>
+      </w:r>
+      <w:proofErr w:type="spellStart"/>
+      <w:r>
+        <w:t>Cass</w:t>
+      </w:r>
+      <w:proofErr w:type="spellEnd"/>
+      <w:r>
+        <w:t xml:space="preserve"> operated on. </w:t>
+      </w:r>
+    </w:p>
+    <w:p>
+      <w:r>
+        <w:t>"I can't stay in Hampton Roads," I said. "</w:t>
+      </w:r>
+      <w:proofErr w:type="spellStart"/>
+      <w:r>
+        <w:t>Cass</w:t>
+      </w:r>
+      <w:proofErr w:type="spellEnd"/>
+      <w:r>
+        <w:t xml:space="preserve"> gave me two choices. I can pack my bags, go to the airport on Saturday, and fly to Washington with her and Casey. I'd move into her apartment in Federal Way, and she's going to pay my tuition for NPU." I swallowed hard. "Or I can go to Dayton. I can move in with you, and </w:t>
+      </w:r>
+      <w:proofErr w:type="spellStart"/>
+      <w:r>
+        <w:t>Cass</w:t>
+      </w:r>
+      <w:proofErr w:type="spellEnd"/>
+      <w:r>
+        <w:t xml:space="preserve"> is going to pay my tuition for SVU. But I don't even have a car, Liz. The one we used yesterday was Mom's." </w:t>
+      </w:r>
+    </w:p>
+    <w:p>
+      <w:r>
+        <w:t xml:space="preserve">"That is just a transportation variable, David, we can easily solve that," Liz corrected instantly, her tone ringing with absolute, undeniable certainty. "Listen to me very carefully. If you choose Dayton, my parents—or even Wendy—will absolutely volunteer to drive you halfway to Richmond. I will drive down from the Valley, meet you in Richmond, and bring you the rest of the way home. You can stay exactly where you are until Saturday so you can see </w:t>
+      </w:r>
+      <w:proofErr w:type="spellStart"/>
+      <w:r>
+        <w:t>Cass</w:t>
+      </w:r>
+      <w:proofErr w:type="spellEnd"/>
+      <w:r>
+        <w:t xml:space="preserve"> and Casey off at their terminal, and then immediately head to Richmond to meet me." </w:t>
       </w:r>
     </w:p>
     <w:p>
@@ -1272,13 +1396,28 @@
     </w:p>
     <w:p>
       <w:r>
-        <w:t xml:space="preserve">"I have never been more sure of anything in my life," Liz said. "You are going to get all the hugs, all the deep pressure, and all the love you need, no matter what you decide. If you fly out on Saturday, Cass and Casey have you. If you get a ride to Richmond, I have you. You are not losing anyone tonight, David. Just tell me what your system needs right now." </w:t>
-      </w:r>
-    </w:p>
-    <w:p>
-      <w:r>
-        <w:lastRenderedPageBreak/>
-        <w:t xml:space="preserve">I sat on the edge of the bed, the phone pressed tightly to my ear. I looked to my left. Cass was watching me, her dark eyes radiating pure, unconditional protection. I looked down to my right. Casey was still clinging to my side, her fingers loosely gripping the fabric of my shirt. </w:t>
+        <w:t xml:space="preserve">"I have never been more sure of anything in my life," Liz said. "You are going to get all the hugs, all the deep pressure, and all the love you need, no matter what you decide. If you fly out on Saturday, </w:t>
+      </w:r>
+      <w:proofErr w:type="spellStart"/>
+      <w:r>
+        <w:t>Cass</w:t>
+      </w:r>
+      <w:proofErr w:type="spellEnd"/>
+      <w:r>
+        <w:t xml:space="preserve"> and Casey have you. If you get a ride to Richmond, I have you. You are not losing anyone tonight, David. Just tell me what your system needs right now." </w:t>
+      </w:r>
+    </w:p>
+    <w:p>
+      <w:r>
+        <w:t xml:space="preserve">I sat on the edge of the bed, the phone pressed tightly to my ear. I looked to my left. </w:t>
+      </w:r>
+      <w:proofErr w:type="spellStart"/>
+      <w:r>
+        <w:t>Cass</w:t>
+      </w:r>
+      <w:proofErr w:type="spellEnd"/>
+      <w:r>
+        <w:t xml:space="preserve"> was watching me, her dark eyes radiating pure, unconditional protection. I looked down to my right. Casey was still clinging to my side, her fingers loosely gripping the fabric of my shirt. </w:t>
       </w:r>
     </w:p>
     <w:p>
@@ -1328,12 +1467,19 @@
     </w:p>
     <w:p>
       <w:r>
-        <w:t xml:space="preserve">I didn't want the future. I didn't care about the ironclad logistical promise that Liz would pack her bags and move to Washington State in six months. I didn't care that Cass had the corporate wealth to fly us all back and forth across the country every single break. Six months was an absolute eternity. </w:t>
-      </w:r>
-    </w:p>
-    <w:p>
-      <w:r>
-        <w:lastRenderedPageBreak/>
+        <w:t xml:space="preserve">I didn't want the future. I didn't care about the ironclad logistical promise that Liz would pack her bags and move to Washington State in six months. I didn't care that </w:t>
+      </w:r>
+      <w:proofErr w:type="spellStart"/>
+      <w:r>
+        <w:t>Cass</w:t>
+      </w:r>
+      <w:proofErr w:type="spellEnd"/>
+      <w:r>
+        <w:t xml:space="preserve"> had the corporate wealth to fly us all back and forth across the country every single break. Six months was an absolute eternity. </w:t>
+      </w:r>
+    </w:p>
+    <w:p>
+      <w:r>
         <w:t xml:space="preserve">I wanted my pack </w:t>
       </w:r>
       <w:r>
@@ -1358,8 +1504,13 @@
       </w:r>
     </w:p>
     <w:p>
-      <w:r>
-        <w:t xml:space="preserve">Cass leaned forward in her travel chair, her dark eyes locking onto my face. She immediately read the paralyzing grief pulling me under. </w:t>
+      <w:proofErr w:type="spellStart"/>
+      <w:r>
+        <w:t>Cass</w:t>
+      </w:r>
+      <w:proofErr w:type="spellEnd"/>
+      <w:r>
+        <w:t xml:space="preserve"> leaned forward in her travel chair, her dark eyes locking onto my face. She immediately read the paralyzing grief pulling me under. </w:t>
       </w:r>
     </w:p>
     <w:p>
@@ -1408,7 +1559,6 @@
     </w:p>
     <w:p>
       <w:r>
-        <w:lastRenderedPageBreak/>
         <w:t xml:space="preserve">"Oh, David..." Liz choked out, the tears finally breaking through her composure. "I know. I know you do. And I would never, ever ask you to leave Casey crying at an airport gate. I can't do that to her, and I can't do that to you." </w:t>
       </w:r>
     </w:p>
@@ -1444,7 +1594,15 @@
     </w:p>
     <w:p>
       <w:r>
-        <w:t xml:space="preserve">I opened my eyes. Cass had wheeled her chair directly in front of the bed. Her dark eyes weren't filled with grief; they were sharp, calculating, and entirely composed. The emotional paralysis of the room hadn't affected her in the slightest. Where Liz and I saw an impenetrable emotional wall, Cassandra Vance saw a logistical puzzle that simply required more computational power. </w:t>
+        <w:t xml:space="preserve">I opened my eyes. </w:t>
+      </w:r>
+      <w:proofErr w:type="spellStart"/>
+      <w:r>
+        <w:t>Cass</w:t>
+      </w:r>
+      <w:proofErr w:type="spellEnd"/>
+      <w:r>
+        <w:t xml:space="preserve"> had wheeled her chair directly in front of the bed. Her dark eyes weren't filled with grief; they were sharp, calculating, and entirely composed. The emotional paralysis of the room hadn't affected her in the slightest. Where Liz and I saw an impenetrable emotional wall, Cassandra Vance saw a logistical puzzle that simply required more computational power. </w:t>
       </w:r>
     </w:p>
     <w:p>
@@ -1454,22 +1612,54 @@
     </w:p>
     <w:p>
       <w:r>
-        <w:t xml:space="preserve">"Elizabeth, it's Cass," she said, raising the phone to her ear. Her voice was terrifyingly calm—the exact, unyielding frequency of a Quantum executive stepping into a boardroom that was on the verge of a panic attack. </w:t>
-      </w:r>
-    </w:p>
-    <w:p>
-      <w:r>
-        <w:t xml:space="preserve">I heard Liz sniffle loudly through the tiny speaker. "Cass, I don't know what to do. He needs all of us." </w:t>
-      </w:r>
-    </w:p>
-    <w:p>
-      <w:r>
-        <w:t xml:space="preserve">"I am aware," Cass replied smoothly, her dark eyes never leaving my face. She reached out, resting her free hand securely on my knee, providing a steady, grounding point of contact. "And he is absolutely right. Leaving our pack geographically fractured is a structural failure, and I do not accept failure. Dry your tears, Liz. I am fixing this." </w:t>
-      </w:r>
-    </w:p>
-    <w:p>
-      <w:r>
-        <w:t xml:space="preserve">"Liz, listen to me," Cass said, switching her phone to speaker mode and setting it on the nightstand between us so the entire pack could hear. "What is your current GPA at SVU?" </w:t>
+        <w:t xml:space="preserve">"Elizabeth, it's </w:t>
+      </w:r>
+      <w:proofErr w:type="spellStart"/>
+      <w:r>
+        <w:t>Cass</w:t>
+      </w:r>
+      <w:proofErr w:type="spellEnd"/>
+      <w:r>
+        <w:t xml:space="preserve">," she said, raising the phone to her ear. Her voice was terrifyingly calm—the exact, unyielding frequency of a Quantum executive stepping into a boardroom that was on the verge of a panic attack. </w:t>
+      </w:r>
+    </w:p>
+    <w:p>
+      <w:r>
+        <w:t>I heard Liz sniffle loudly through the tiny speaker. "</w:t>
+      </w:r>
+      <w:proofErr w:type="spellStart"/>
+      <w:r>
+        <w:t>Cass</w:t>
+      </w:r>
+      <w:proofErr w:type="spellEnd"/>
+      <w:r>
+        <w:t xml:space="preserve">, I don't know what to do. He needs all of us." </w:t>
+      </w:r>
+    </w:p>
+    <w:p>
+      <w:r>
+        <w:t xml:space="preserve">"I am aware," </w:t>
+      </w:r>
+      <w:proofErr w:type="spellStart"/>
+      <w:r>
+        <w:t>Cass</w:t>
+      </w:r>
+      <w:proofErr w:type="spellEnd"/>
+      <w:r>
+        <w:t xml:space="preserve"> replied smoothly, her dark eyes never leaving my face. She reached out, resting her free hand securely on my knee, providing a steady, grounding point of contact. "And he is absolutely right. Leaving our pack geographically fractured is a structural failure, and I do not accept failure. Dry your tears, Liz. I am fixing this." </w:t>
+      </w:r>
+    </w:p>
+    <w:p>
+      <w:r>
+        <w:t xml:space="preserve">"Liz, listen to me," </w:t>
+      </w:r>
+      <w:proofErr w:type="spellStart"/>
+      <w:r>
+        <w:t>Cass</w:t>
+      </w:r>
+      <w:proofErr w:type="spellEnd"/>
+      <w:r>
+        <w:t xml:space="preserve"> said, switching her phone to speaker mode and setting it on the nightstand between us so the entire pack could hear. "What is your current GPA at SVU?" </w:t>
       </w:r>
     </w:p>
     <w:p>
@@ -1479,28 +1669,56 @@
     </w:p>
     <w:p>
       <w:r>
-        <w:t xml:space="preserve">"And David is sitting on a solid 3.5," Cass continued smoothly. "It is Thanksgiving night, Elizabeth. The drop deadline for your schools passed in October. If either of you withdraw right now, you receive automatic Fs on your transcripts. That is an absolute non-starter. Neither of you is destroying your academic record." </w:t>
-      </w:r>
-    </w:p>
-    <w:p>
-      <w:r>
-        <w:lastRenderedPageBreak/>
+        <w:t xml:space="preserve">"And David is sitting on a solid 3.5," </w:t>
+      </w:r>
+      <w:proofErr w:type="spellStart"/>
+      <w:r>
+        <w:t>Cass</w:t>
+      </w:r>
+      <w:proofErr w:type="spellEnd"/>
+      <w:r>
+        <w:t xml:space="preserve"> continued smoothly. "It is Thanksgiving night, Elizabeth. The drop deadline for your schools passed in October. If either of you withdraw right now, you receive automatic Fs on your transcripts. That is an absolute non-starter. Neither of you is destroying your academic record." </w:t>
+      </w:r>
+    </w:p>
+    <w:p>
+      <w:r>
         <w:t xml:space="preserve">Liz went silent on the other end as the reality of the calendar hit her. </w:t>
       </w:r>
     </w:p>
     <w:p>
       <w:r>
-        <w:t xml:space="preserve">"Casey has high school in Federal Way," Cass laid out, calculating the variables at lightning speed. "She cannot miss her classes on Monday. So on Saturday morning, Casey and I are getting on our flight and flying back to Seattle. However, we are not talking about months or years. We are talking about twenty-one days. Three weeks." </w:t>
-      </w:r>
-    </w:p>
-    <w:p>
-      <w:r>
-        <w:t xml:space="preserve">Cass looked directly at me, her dark eyes sharp and decisive. </w:t>
-      </w:r>
-    </w:p>
-    <w:p>
-      <w:r>
-        <w:t xml:space="preserve">"David, you cannot go to Dayton tomorrow," Cass stated flatly, instantly correcting the geographical flaw in my fantasy. "Dayton is a four-hour drive from Virginia Beach. You cannot commute across the entire state of Virginia every single day to finish your classes, and you cannot afford to fail them." </w:t>
+        <w:t xml:space="preserve">"Casey has high school in Federal Way," </w:t>
+      </w:r>
+      <w:proofErr w:type="spellStart"/>
+      <w:r>
+        <w:t>Cass</w:t>
+      </w:r>
+      <w:proofErr w:type="spellEnd"/>
+      <w:r>
+        <w:t xml:space="preserve"> laid out, calculating the variables at lightning speed. "She cannot miss her classes on Monday. So on Saturday morning, Casey and I are getting on our flight and flying back to Seattle. However, we are not talking about months or years. We are talking about twenty-one days. Three weeks." </w:t>
+      </w:r>
+    </w:p>
+    <w:p>
+      <w:proofErr w:type="spellStart"/>
+      <w:r>
+        <w:t>Cass</w:t>
+      </w:r>
+      <w:proofErr w:type="spellEnd"/>
+      <w:r>
+        <w:t xml:space="preserve"> looked directly at me, her dark eyes sharp and decisive. </w:t>
+      </w:r>
+    </w:p>
+    <w:p>
+      <w:r>
+        <w:t xml:space="preserve">"David, you cannot go to Dayton tomorrow," </w:t>
+      </w:r>
+      <w:proofErr w:type="spellStart"/>
+      <w:r>
+        <w:t>Cass</w:t>
+      </w:r>
+      <w:proofErr w:type="spellEnd"/>
+      <w:r>
+        <w:t xml:space="preserve"> stated flatly, instantly correcting the geographical flaw in my fantasy. "Dayton is a four-hour drive from Virginia Beach. You cannot commute across the entire state of Virginia every single day to finish your classes, and you cannot afford to fail them." </w:t>
       </w:r>
     </w:p>
     <w:p>
@@ -1510,7 +1728,15 @@
     </w:p>
     <w:p>
       <w:r>
-        <w:t xml:space="preserve">"You are moving back into Mom's house in Virginia Beach tomorrow," Cass commanded gently. "It is literally within walking distance of the campus. You will stay with Wendy and Peter for the next twenty-one days to take your final exams and close out your semester." </w:t>
+        <w:t xml:space="preserve">"You are moving back into Mom's house in Virginia Beach tomorrow," </w:t>
+      </w:r>
+      <w:proofErr w:type="spellStart"/>
+      <w:r>
+        <w:t>Cass</w:t>
+      </w:r>
+      <w:proofErr w:type="spellEnd"/>
+      <w:r>
+        <w:t xml:space="preserve"> commanded gently. "It is literally within walking distance of the campus. You will stay with Wendy and Peter for the next twenty-one days to take your final exams and close out your semester." </w:t>
       </w:r>
     </w:p>
     <w:p>
@@ -1520,7 +1746,15 @@
     </w:p>
     <w:p>
       <w:r>
-        <w:t xml:space="preserve">"You stay anchored in Dayton and ace your SVU finals," Cass replied. "Because on December 17th—the exact day final exams end for both of you—I am flying both you and David out to Seattle. First class. The four of us will spend the entire winter break together in Federal Way. A full month of total pack consolidation." </w:t>
+        <w:t xml:space="preserve">"You stay anchored in Dayton and ace your SVU finals," </w:t>
+      </w:r>
+      <w:proofErr w:type="spellStart"/>
+      <w:r>
+        <w:t>Cass</w:t>
+      </w:r>
+      <w:proofErr w:type="spellEnd"/>
+      <w:r>
+        <w:t xml:space="preserve"> replied. "Because on December 17th—the exact day final exams end for both of you—I am flying both you and David out to Seattle. First class. The four of us will spend the entire winter break together in Federal Way. A full month of total pack consolidation." </w:t>
       </w:r>
     </w:p>
     <w:p>
@@ -1530,28 +1764,59 @@
     </w:p>
     <w:p>
       <w:r>
-        <w:t xml:space="preserve">"And during those three weeks while you two wrap up your fall semester," Cass added, "I will personally file Liz's transfer paperwork for Northwest Pacific University, pay her application fees, and secure housing for all of us. When Spring 2005 hits, we evaluate if Liz finishes her spring at SVU or transfers early. But nobody gets an F, nobody gets left behind, and in twenty-one days, the entire pack is under my roof." </w:t>
-      </w:r>
-    </w:p>
-    <w:p>
-      <w:r>
-        <w:t xml:space="preserve">On the other end of the phone, Liz let out a long, shuddering breath that sounded half like a laugh and half like a sob. "Cass... that's... that actually works." </w:t>
-      </w:r>
-    </w:p>
-    <w:p>
-      <w:r>
-        <w:t xml:space="preserve">"Of course it works," Cass said with a subtle, confident smirk. "I don't draft broken logistics." </w:t>
-      </w:r>
-    </w:p>
-    <w:p>
-      <w:r>
-        <w:lastRenderedPageBreak/>
+        <w:t xml:space="preserve">"And during those three weeks while you two wrap up your fall semester," </w:t>
+      </w:r>
+      <w:proofErr w:type="spellStart"/>
+      <w:r>
+        <w:t>Cass</w:t>
+      </w:r>
+      <w:proofErr w:type="spellEnd"/>
+      <w:r>
+        <w:t xml:space="preserve"> added, "I will personally file Liz's transfer paperwork for Northwest Pacific University, pay her application fees, and secure housing for all of us. When Spring 2005 hits, we evaluate if Liz finishes her spring at SVU or transfers early. But nobody gets an F, nobody gets left behind, and in twenty-one days, the entire pack is under my roof." </w:t>
+      </w:r>
+    </w:p>
+    <w:p>
+      <w:r>
+        <w:t>On the other end of the phone, Liz let out a long, shuddering breath that sounded half like a laugh and half like a sob. "</w:t>
+      </w:r>
+      <w:proofErr w:type="spellStart"/>
+      <w:r>
+        <w:t>Cass</w:t>
+      </w:r>
+      <w:proofErr w:type="spellEnd"/>
+      <w:r>
+        <w:t xml:space="preserve">... that's... that actually works." </w:t>
+      </w:r>
+    </w:p>
+    <w:p>
+      <w:r>
+        <w:t xml:space="preserve">"Of course it works," </w:t>
+      </w:r>
+      <w:proofErr w:type="spellStart"/>
+      <w:r>
+        <w:t>Cass</w:t>
+      </w:r>
+      <w:proofErr w:type="spellEnd"/>
+      <w:r>
+        <w:t xml:space="preserve"> said with a subtle, confident smirk. "I don't draft broken logistics." </w:t>
+      </w:r>
+    </w:p>
+    <w:p>
+      <w:r>
         <w:t xml:space="preserve">She looked at me and Casey. "Three weeks. Can you two handle three weeks of a geographical compromise if you know, with one hundred percent certainty, that you're being reunited on December 17th?" </w:t>
       </w:r>
     </w:p>
     <w:p>
       <w:r>
-        <w:t xml:space="preserve">Casey looked up at me. The tears were still pooling in her eyes, but the terrifying panic of being permanently separated was gone. She looked at Cass, then back at me, and gave a small, resolute nod. </w:t>
+        <w:t xml:space="preserve">Casey looked up at me. The tears were still pooling in her eyes, but the terrifying panic of being permanently separated was gone. She looked at </w:t>
+      </w:r>
+      <w:proofErr w:type="spellStart"/>
+      <w:r>
+        <w:t>Cass</w:t>
+      </w:r>
+      <w:proofErr w:type="spellEnd"/>
+      <w:r>
+        <w:t xml:space="preserve">, then back at me, and gave a small, resolute nod. </w:t>
       </w:r>
     </w:p>
     <w:p>
@@ -1633,13 +1898,28 @@
     </w:p>
     <w:p>
       <w:r>
-        <w:lastRenderedPageBreak/>
-        <w:t xml:space="preserve">"It is going to feel incredibly long," Cass agreed gently, rolling her manual chair right up next to us. She reached out, resting her hand firmly on Casey’s back. "But the math doesn't lie, Casey. Every single hour that passes is an hour closer to the pack being back together. You can do this." </w:t>
-      </w:r>
-    </w:p>
-    <w:p>
-      <w:r>
-        <w:t xml:space="preserve">Casey let out one last, shuddering breath and slowly untangled herself from my grip. She wiped her eyes, giving me a brave, fragile nod. Cass reached up, squeezing my hand tightly, before wheeling herself through the security line with Casey right behind her. I stood at the edge of the checkpoint, completely frozen, watching them until they disappeared around the corner toward the gates. </w:t>
+        <w:t xml:space="preserve">"It is going to feel incredibly long," </w:t>
+      </w:r>
+      <w:proofErr w:type="spellStart"/>
+      <w:r>
+        <w:t>Cass</w:t>
+      </w:r>
+      <w:proofErr w:type="spellEnd"/>
+      <w:r>
+        <w:t xml:space="preserve"> agreed gently, rolling her manual chair right up next to us. She reached out, resting her hand firmly on Casey’s back. "But the math doesn't lie, Casey. Every single hour that passes is an hour closer to the pack being back together. You can do this." </w:t>
+      </w:r>
+    </w:p>
+    <w:p>
+      <w:r>
+        <w:t xml:space="preserve">Casey let out one last, shuddering breath and slowly untangled herself from my grip. She wiped her eyes, giving me a brave, fragile nod. </w:t>
+      </w:r>
+      <w:proofErr w:type="spellStart"/>
+      <w:r>
+        <w:t>Cass</w:t>
+      </w:r>
+      <w:proofErr w:type="spellEnd"/>
+      <w:r>
+        <w:t xml:space="preserve"> reached up, squeezing my hand tightly, before wheeling herself through the security line with Casey right behind her. I stood at the edge of the checkpoint, completely frozen, watching them until they disappeared around the corner toward the gates. </w:t>
       </w:r>
     </w:p>
     <w:p>
@@ -1693,7 +1973,6 @@
     </w:p>
     <w:p>
       <w:r>
-        <w:lastRenderedPageBreak/>
         <w:t xml:space="preserve">"David is not available," Wendy interrupted. Her voice wasn't raised, but it was forged from absolute, freezing steel. </w:t>
       </w:r>
     </w:p>
@@ -1762,7 +2041,6 @@
         <w:pStyle w:val="Heading2"/>
       </w:pPr>
       <w:r>
-        <w:lastRenderedPageBreak/>
         <w:t xml:space="preserve">Chapter 5: The Executive </w:t>
       </w:r>
       <w:r>
@@ -1839,7 +2117,6 @@
     </w:p>
     <w:p>
       <w:r>
-        <w:lastRenderedPageBreak/>
         <w:t>"Well, I appreciate the executive override," Mom laughed, helping us load the bags into the trunk.</w:t>
       </w:r>
     </w:p>
@@ -1878,12 +2155,28 @@
     </w:p>
     <w:p>
       <w:r>
-        <w:t>I laughed, wrapping my arm around her and pulling her closer. "Zero friction sounds exactly like a Cass operation."</w:t>
-      </w:r>
-    </w:p>
-    <w:p>
-      <w:r>
-        <w:t>"It's entirely different architecture inside, too," Casey continued, her dark eyes wide as she twisted slightly to look at me. "Commercial First Class is just wider seats in rows. But the corporate jet has these massive, swiveling leather captain's chairs. You can actually turn around and face a mahogany table. Cass had her laptop out, doing Quantum server reviews, and I had an entire couch to myself in the back!"</w:t>
+        <w:t xml:space="preserve">I laughed, wrapping my arm around her and pulling her closer. "Zero friction sounds exactly like a </w:t>
+      </w:r>
+      <w:proofErr w:type="spellStart"/>
+      <w:r>
+        <w:t>Cass</w:t>
+      </w:r>
+      <w:proofErr w:type="spellEnd"/>
+      <w:r>
+        <w:t xml:space="preserve"> operation."</w:t>
+      </w:r>
+    </w:p>
+    <w:p>
+      <w:r>
+        <w:t xml:space="preserve">"It's entirely different architecture inside, too," Casey continued, her dark eyes wide as she twisted slightly to look at me. "Commercial First Class is just wider seats in rows. But the corporate jet has these massive, swiveling leather captain's chairs. You can actually turn around and face a mahogany table. </w:t>
+      </w:r>
+      <w:proofErr w:type="spellStart"/>
+      <w:r>
+        <w:t>Cass</w:t>
+      </w:r>
+      <w:proofErr w:type="spellEnd"/>
+      <w:r>
+        <w:t xml:space="preserve"> had her laptop out, doing Quantum server reviews, and I had an entire couch to myself in the back!"</w:t>
       </w:r>
     </w:p>
     <w:p>
@@ -1898,7 +2191,6 @@
     </w:p>
     <w:p>
       <w:r>
-        <w:lastRenderedPageBreak/>
         <w:t>"Did they at least give you those tiny bags of pretzels?" I joked, leaning my head against hers.</w:t>
       </w:r>
     </w:p>
@@ -1972,11 +2264,7 @@
         <w:t>was</w:t>
       </w:r>
       <w:r>
-        <w:t xml:space="preserve"> the pack. Casey didn't view Liz as someone taking her brother away; she viewed Liz as an </w:t>
-      </w:r>
-      <w:r>
-        <w:lastRenderedPageBreak/>
-        <w:t>extension of our safe space. Casey simply smiled, pulling her knees to her chest as I rushed for the front door.</w:t>
+        <w:t xml:space="preserve"> the pack. Casey didn't view Liz as someone taking her brother away; she viewed Liz as an extension of our safe space. Casey simply smiled, pulling her knees to her chest as I rushed for the front door.</w:t>
       </w:r>
     </w:p>
     <w:p>
@@ -2039,7 +2327,6 @@
         <w:pStyle w:val="Heading3"/>
       </w:pPr>
       <w:r>
-        <w:lastRenderedPageBreak/>
         <w:t xml:space="preserve">Part 4: The Moving </w:t>
       </w:r>
       <w:r>
@@ -2061,7 +2348,15 @@
     </w:p>
     <w:p>
       <w:r>
-        <w:t>Liz blinked, stunned by the frictionless solution. "Cass, you didn't have to do that."</w:t>
+        <w:t>Liz blinked, stunned by the frictionless solution. "</w:t>
+      </w:r>
+      <w:proofErr w:type="spellStart"/>
+      <w:r>
+        <w:t>Cass</w:t>
+      </w:r>
+      <w:proofErr w:type="spellEnd"/>
+      <w:r>
+        <w:t>, you didn't have to do that."</w:t>
       </w:r>
     </w:p>
     <w:p>
@@ -2101,7 +2396,6 @@
     </w:p>
     <w:p>
       <w:r>
-        <w:lastRenderedPageBreak/>
         <w:t>"She's right," Casey added softly, her cheek pressed against my collarbone. "I was never mad at you. I was just scared of her. But you're safe now."</w:t>
       </w:r>
     </w:p>
@@ -2172,7 +2466,6 @@
     </w:p>
     <w:p>
       <w:r>
-        <w:lastRenderedPageBreak/>
         <w:t>Liz’s expression softened into a warm, profoundly understanding smile. She knew exactly what I meant. The deep, physical intimacy we had established before the fall semester had been a massive anchor for my system, and I had been entirely starved of that unconditional connection.</w:t>
       </w:r>
     </w:p>
@@ -2198,7 +2491,15 @@
     </w:p>
     <w:p>
       <w:r>
-        <w:t>Kristine had hated my astronomy hyperfixation, constantly shutting me down or rolling her eyes whenever I tried to explain orbital mechanics or constellation shifts. She had actively trained me to repress it. But Liz was deliberately pulling it back out, inviting my true baseline back into our shared space.</w:t>
+        <w:t xml:space="preserve">Kristine had hated my astronomy </w:t>
+      </w:r>
+      <w:proofErr w:type="spellStart"/>
+      <w:r>
+        <w:t>hyperfixation</w:t>
+      </w:r>
+      <w:proofErr w:type="spellEnd"/>
+      <w:r>
+        <w:t>, constantly shutting me down or rolling her eyes whenever I tried to explain orbital mechanics or constellation shifts. She had actively trained me to repress it. But Liz was deliberately pulling it back out, inviting my true baseline back into our shared space.</w:t>
       </w:r>
     </w:p>
     <w:p>
@@ -2223,11 +2524,7 @@
     </w:p>
     <w:p>
       <w:r>
-        <w:t xml:space="preserve">She pulled me down onto the mattress, the heavy winter blankets wrapping securely around us. As I settled into the familiar, deeply regulating weight of her body against mine, the astronomy data quietly faded into the background. I didn't need to look out the window </w:t>
-      </w:r>
-      <w:r>
-        <w:lastRenderedPageBreak/>
-        <w:t>anymore. The only thing left to process was the profound, absolute safety of my best friend, the quiet rustle of the sheets, and the undeniable reality that the isolation was finally over.</w:t>
+        <w:t>She pulled me down onto the mattress, the heavy winter blankets wrapping securely around us. As I settled into the familiar, deeply regulating weight of her body against mine, the astronomy data quietly faded into the background. I didn't need to look out the window anymore. The only thing left to process was the profound, absolute safety of my best friend, the quiet rustle of the sheets, and the undeniable reality that the isolation was finally over.</w:t>
       </w:r>
     </w:p>
     <w:p>
@@ -2309,11 +2606,7 @@
     </w:p>
     <w:p>
       <w:r>
-        <w:t xml:space="preserve">"Good morning," Casey beamed, stepping back to pull Liz into a massive hug next. Her dark eyes were practically vibrating with excitement, the awkwardness of her hallway </w:t>
-      </w:r>
-      <w:r>
-        <w:lastRenderedPageBreak/>
-        <w:t>commentary completely overridden by her hyper-focus on the day's itinerary. "I am so ready to go to the airport. You guys are going to absolutely lose your minds when you see the corporate jet. It is the ultimate perimeter."</w:t>
+        <w:t>"Good morning," Casey beamed, stepping back to pull Liz into a massive hug next. Her dark eyes were practically vibrating with excitement, the awkwardness of her hallway commentary completely overridden by her hyper-focus on the day's itinerary. "I am so ready to go to the airport. You guys are going to absolutely lose your minds when you see the corporate jet. It is the ultimate perimeter."</w:t>
       </w:r>
     </w:p>
     <w:p>
@@ -2347,7 +2640,15 @@
     </w:p>
     <w:p>
       <w:r>
-        <w:t>"Good morning," Cass smiled warmly, closing her laptop as we walked into the room.</w:t>
+        <w:t xml:space="preserve">"Good morning," </w:t>
+      </w:r>
+      <w:proofErr w:type="spellStart"/>
+      <w:r>
+        <w:t>Cass</w:t>
+      </w:r>
+      <w:proofErr w:type="spellEnd"/>
+      <w:r>
+        <w:t xml:space="preserve"> smiled warmly, closing her laptop as we walked into the room.</w:t>
       </w:r>
     </w:p>
     <w:p>
@@ -2357,7 +2658,15 @@
     </w:p>
     <w:p>
       <w:r>
-        <w:t>As we piled our paper plates high with breakfast and took our seats around the living room and kitchen island, Cass shifted smoothly into her logistical baseline.</w:t>
+        <w:t xml:space="preserve">As we piled our paper plates high with breakfast and took our seats around the living room and kitchen island, </w:t>
+      </w:r>
+      <w:proofErr w:type="spellStart"/>
+      <w:r>
+        <w:t>Cass</w:t>
+      </w:r>
+      <w:proofErr w:type="spellEnd"/>
+      <w:r>
+        <w:t xml:space="preserve"> shifted smoothly into her logistical baseline.</w:t>
       </w:r>
     </w:p>
     <w:p>
@@ -2377,7 +2686,15 @@
     </w:p>
     <w:p>
       <w:r>
-        <w:t>"The pilots filed our flight plan an hour ago," Cass continued, adjusting her glasses. "We are flying direct on one of Quantum's long-range corporate jets. But we are not landing at Sea-Tac. Commercial hubs are a logistical nightmare, especially during the holiday rush."</w:t>
+        <w:t xml:space="preserve">"The pilots filed our flight plan an hour ago," </w:t>
+      </w:r>
+      <w:proofErr w:type="spellStart"/>
+      <w:r>
+        <w:t>Cass</w:t>
+      </w:r>
+      <w:proofErr w:type="spellEnd"/>
+      <w:r>
+        <w:t xml:space="preserve"> continued, adjusting her glasses. "We are flying direct on one of Quantum's long-range corporate jets. But we are not landing at Sea-Tac. Commercial hubs are a logistical nightmare, especially during the holiday rush."</w:t>
       </w:r>
     </w:p>
     <w:p>
@@ -2387,12 +2704,19 @@
     </w:p>
     <w:p>
       <w:r>
-        <w:t>"BFI. Boeing Field," Cass stated with absolute executive finality. "It is a specialized airfield just south of downtown Seattle. It allows us to land, deplane directly into a waiting armored black-car, and be on the highway to the Federal Way apartment in under five minutes."</w:t>
-      </w:r>
-    </w:p>
-    <w:p>
-      <w:r>
-        <w:lastRenderedPageBreak/>
+        <w:t xml:space="preserve">"BFI. Boeing Field," </w:t>
+      </w:r>
+      <w:proofErr w:type="spellStart"/>
+      <w:r>
+        <w:t>Cass</w:t>
+      </w:r>
+      <w:proofErr w:type="spellEnd"/>
+      <w:r>
+        <w:t xml:space="preserve"> stated with absolute executive finality. "It is a specialized airfield just south of downtown Seattle. It allows us to land, deplane directly into a waiting armored black-car, and be on the highway to the Federal Way apartment in under five minutes."</w:t>
+      </w:r>
+    </w:p>
+    <w:p>
+      <w:r>
         <w:t>I looked over at Liz. Her eyes were wide with quiet awe. For a couple of nineteen-year-old college students who had spent the last three weeks stressing over standard community college exams and highway driving routes, the sheer, staggering scale of Cassandra's corporate leverage was almost impossible to comprehend.</w:t>
       </w:r>
     </w:p>
@@ -2432,7 +2756,15 @@
     </w:p>
     <w:p>
       <w:r>
-        <w:t>"David, Elizabeth, grab a seat," Cass instructed, her tone dropping into her familiar, efficient baseline. "We need to finalize your educational logistics before we land."</w:t>
+        <w:t xml:space="preserve">"David, Elizabeth, grab a seat," </w:t>
+      </w:r>
+      <w:proofErr w:type="spellStart"/>
+      <w:r>
+        <w:t>Cass</w:t>
+      </w:r>
+      <w:proofErr w:type="spellEnd"/>
+      <w:r>
+        <w:t xml:space="preserve"> instructed, her tone dropping into her familiar, efficient baseline. "We need to finalize your educational logistics before we land."</w:t>
       </w:r>
     </w:p>
     <w:p>
@@ -2442,7 +2774,15 @@
     </w:p>
     <w:p>
       <w:r>
-        <w:t>"You are both enrolling at Northwest Pacific University, specifically the main Seattle campus, for the Winter Quarter starting in January," Cass stated, pulling up a web browser. "I am paying your out-of-state tuition entirely out-of-pocket, so we don't have to wait a year for residency requirements. We just need to get your applications filed today."</w:t>
+        <w:t xml:space="preserve">"You are both enrolling at Northwest Pacific University, specifically the main Seattle campus, for the Winter Quarter starting in January," </w:t>
+      </w:r>
+      <w:proofErr w:type="spellStart"/>
+      <w:r>
+        <w:t>Cass</w:t>
+      </w:r>
+      <w:proofErr w:type="spellEnd"/>
+      <w:r>
+        <w:t xml:space="preserve"> stated, pulling up a web browser. "I am paying your out-of-state tuition entirely out-of-pocket, so we don't have to wait a year for residency requirements. We just need to get your applications filed today."</w:t>
       </w:r>
     </w:p>
     <w:p>
@@ -2457,12 +2797,27 @@
     </w:p>
     <w:p>
       <w:r>
-        <w:t>Liz just shook her head in quiet awe. Cass efficiently guided us through the NPU portal, helping us set up our student accounts and walking us through the application forms. When it came to the permanent residence section, she dictated her Federal Way apartment address for both of us, officially locking in our new West Coast perimeter. As soon as the forms were complete, Cass pulled a sleek corporate card from her wallet and paid both application fees directly over the secure connection.</w:t>
-      </w:r>
-    </w:p>
-    <w:p>
-      <w:r>
-        <w:lastRenderedPageBreak/>
+        <w:t xml:space="preserve">Liz just shook her head in quiet awe. </w:t>
+      </w:r>
+      <w:proofErr w:type="spellStart"/>
+      <w:r>
+        <w:t>Cass</w:t>
+      </w:r>
+      <w:proofErr w:type="spellEnd"/>
+      <w:r>
+        <w:t xml:space="preserve"> efficiently guided us through the NPU portal, helping us set up our student accounts and walking us through the application forms. When it came to the permanent residence section, she dictated her Federal Way apartment address for both of us, officially locking in our new West Coast perimeter. As soon as the forms were complete, </w:t>
+      </w:r>
+      <w:proofErr w:type="spellStart"/>
+      <w:r>
+        <w:t>Cass</w:t>
+      </w:r>
+      <w:proofErr w:type="spellEnd"/>
+      <w:r>
+        <w:t xml:space="preserve"> pulled a sleek corporate card from her wallet and paid both application fees directly over the secure connection.</w:t>
+      </w:r>
+    </w:p>
+    <w:p>
+      <w:r>
         <w:t>By the time the applications were submitted, the smell of roasted chicken and fresh vegetables began wafting from the forward galley.</w:t>
       </w:r>
     </w:p>
@@ -2502,8 +2857,13 @@
       </w:r>
     </w:p>
     <w:p>
-      <w:r>
-        <w:t>Cass wiped her mouth with a linen napkin and pushed her plate aside. "Alright, I have to actually get some work done for the rest of this flight. When we land at BFI, Quantum has a wheelchair-accessible van waiting on the tarmac to take us down to the Federal Way apartment."</w:t>
+      <w:proofErr w:type="spellStart"/>
+      <w:r>
+        <w:t>Cass</w:t>
+      </w:r>
+      <w:proofErr w:type="spellEnd"/>
+      <w:r>
+        <w:t xml:space="preserve"> wiped her mouth with a linen napkin and pushed her plate aside. "Alright, I have to actually get some work done for the rest of this flight. When we land at BFI, Quantum has a wheelchair-accessible van waiting on the tarmac to take us down to the Federal Way apartment."</w:t>
       </w:r>
     </w:p>
     <w:p>
@@ -2513,7 +2873,15 @@
     </w:p>
     <w:p>
       <w:r>
-        <w:t>"Absolutely not," Cass replied immediately, her disdain for operational friction bleeding through. "There are rumors floating around Building 33 that I'm being groomed as William Keswick's heir, which is ridiculous. I'm twenty-six years old and I've only been at the company for four years. But even if I had access to a dedicated driver every day, I wouldn't use it. You have to book it, schedule it, and hope dispatch doesn't screw up the timing. I much prefer the city bus. I can just show up at the bus stop on my own schedule, deploy the ramp, and ride. True autonomy doesn't require a reservation."</w:t>
+        <w:t xml:space="preserve">"Absolutely not," </w:t>
+      </w:r>
+      <w:proofErr w:type="spellStart"/>
+      <w:r>
+        <w:t>Cass</w:t>
+      </w:r>
+      <w:proofErr w:type="spellEnd"/>
+      <w:r>
+        <w:t xml:space="preserve"> replied immediately, her disdain for operational friction bleeding through. "There are rumors floating around Building 33 that I'm being groomed as William Keswick's heir, which is ridiculous. I'm twenty-six years old and I've only been at the company for four years. But even if I had access to a dedicated driver every day, I wouldn't use it. You have to book it, schedule it, and hope dispatch doesn't screw up the timing. I much prefer the city bus. I can just show up at the bus stop on my own schedule, deploy the ramp, and ride. True autonomy doesn't require a reservation."</w:t>
       </w:r>
     </w:p>
     <w:p>
@@ -2521,7 +2889,6 @@
         <w:pStyle w:val="Heading3"/>
       </w:pPr>
       <w:r>
-        <w:lastRenderedPageBreak/>
         <w:t>Part 4: The Global Reach – 1:30 PM (EST)</w:t>
       </w:r>
     </w:p>
@@ -2542,7 +2909,15 @@
     </w:p>
     <w:p>
       <w:r>
-        <w:t>"It folds out into a completely flat bed," Casey explained, her eyes wide with excitement. "Because this jet is built for ultra-long-haul flights. Cass and I have already taken it to Tokyo, London, and Sydney. You just go to sleep, and when you wake up, you're on another continent."</w:t>
+        <w:t xml:space="preserve">"It folds out into a completely flat bed," Casey explained, her eyes wide with excitement. "Because this jet is built for ultra-long-haul flights. </w:t>
+      </w:r>
+      <w:proofErr w:type="spellStart"/>
+      <w:r>
+        <w:t>Cass</w:t>
+      </w:r>
+      <w:proofErr w:type="spellEnd"/>
+      <w:r>
+        <w:t xml:space="preserve"> and I have already taken it to Tokyo, London, and Sydney. You just go to sleep, and when you wake up, you're on another continent."</w:t>
       </w:r>
     </w:p>
     <w:p>
@@ -2557,7 +2932,15 @@
     </w:p>
     <w:p>
       <w:r>
-        <w:t>"Veto," Cass stated with absolute, glacial finality. "We are not flying to the Middle East. As long as I am the one charting the flight plans, I will not subject the women in this pack to countries where our basic human rights and autonomies are treated as conditional. We have the range to go anywhere on the planet; we'll stick to grids where we are legally respected."</w:t>
+        <w:t xml:space="preserve">"Veto," </w:t>
+      </w:r>
+      <w:proofErr w:type="spellStart"/>
+      <w:r>
+        <w:t>Cass</w:t>
+      </w:r>
+      <w:proofErr w:type="spellEnd"/>
+      <w:r>
+        <w:t xml:space="preserve"> stated with absolute, glacial finality. "We are not flying to the Middle East. As long as I am the one charting the flight plans, I will not subject the women in this pack to countries where our basic human rights and autonomies are treated as conditional. We have the range to go anywhere on the planet; we'll stick to grids where we are legally respected."</w:t>
       </w:r>
     </w:p>
     <w:p>
@@ -2580,12 +2963,19 @@
     </w:p>
     <w:p>
       <w:r>
-        <w:t>The transfer was an absolute masterpiece of logistics. The jet taxied directly to a private hangar, the mechanical ramp deployed, and Cassandra wheeled herself effortlessly down to the wet tarmac. The Quantum wheelchair-accessible van was idling ten feet away. Within minutes, the driver had engaged the motorized lift, secured Cass inside, loaded our luggage, and we were pulling out of the airfield gates.</w:t>
-      </w:r>
-    </w:p>
-    <w:p>
-      <w:r>
-        <w:lastRenderedPageBreak/>
+        <w:t xml:space="preserve">The transfer was an absolute masterpiece of logistics. The jet taxied directly to a private hangar, the mechanical ramp deployed, and Cassandra wheeled herself effortlessly down to the wet tarmac. The Quantum wheelchair-accessible van was idling ten feet away. Within minutes, the driver had engaged the motorized lift, secured </w:t>
+      </w:r>
+      <w:proofErr w:type="spellStart"/>
+      <w:r>
+        <w:t>Cass</w:t>
+      </w:r>
+      <w:proofErr w:type="spellEnd"/>
+      <w:r>
+        <w:t xml:space="preserve"> inside, loaded our luggage, and we were pulling out of the airfield gates.</w:t>
+      </w:r>
+    </w:p>
+    <w:p>
+      <w:r>
         <w:t>Liz and I exchanged a look of pure amazement in the backseat. We hadn't stood in a single line, touched a single piece of luggage, or waited for a single shuttle.</w:t>
       </w:r>
     </w:p>
@@ -2647,11 +3037,7 @@
     </w:p>
     <w:p>
       <w:r>
-        <w:t xml:space="preserve">"Look at how much space there is!" Casey beamed, dropping my hand and bouncing backward onto the mattress. She looked up at me, her dark eyes shining with the pure, unadulterated hope of having her safe person back in her daily routine. "David, you should </w:t>
-      </w:r>
-      <w:r>
-        <w:lastRenderedPageBreak/>
-        <w:t>just sleep in here with me tonight. It'll be exactly like when we were kids. We can just pile up all the blankets and you can hold me."</w:t>
+        <w:t>"Look at how much space there is!" Casey beamed, dropping my hand and bouncing backward onto the mattress. She looked up at me, her dark eyes shining with the pure, unadulterated hope of having her safe person back in her daily routine. "David, you should just sleep in here with me tonight. It'll be exactly like when we were kids. We can just pile up all the blankets and you can hold me."</w:t>
       </w:r>
     </w:p>
     <w:p>
@@ -2660,8 +3046,21 @@
       </w:r>
     </w:p>
     <w:p>
-      <w:r>
-        <w:t>Cass wheeled herself into the doorway, with Liz stepping in right behind her. Cass’s expression was incredibly gentle, but her executive baseline was fully engaged.</w:t>
+      <w:proofErr w:type="spellStart"/>
+      <w:r>
+        <w:t>Cass</w:t>
+      </w:r>
+      <w:proofErr w:type="spellEnd"/>
+      <w:r>
+        <w:t xml:space="preserve"> wheeled herself into the doorway, with Liz stepping in right behind her. </w:t>
+      </w:r>
+      <w:proofErr w:type="spellStart"/>
+      <w:r>
+        <w:t>Cass’s</w:t>
+      </w:r>
+      <w:proofErr w:type="spellEnd"/>
+      <w:r>
+        <w:t xml:space="preserve"> expression was incredibly gentle, but her executive baseline was fully engaged.</w:t>
       </w:r>
     </w:p>
     <w:p>
@@ -2706,7 +3105,6 @@
     </w:p>
     <w:p>
       <w:r>
-        <w:lastRenderedPageBreak/>
         <w:t>Casey took a deep breath, processing the data, and finally gave a small, resolute nod. "Okay. May 25th."</w:t>
       </w:r>
     </w:p>
@@ -2770,11 +3168,7 @@
     </w:p>
     <w:p>
       <w:r>
-        <w:t xml:space="preserve">For the last three months, Kristine’s lactose intolerance had dictated every item in the pantry, forcing me to eat dry cereal and completely eliminating milk from my diet. Sitting on the edge of the pulled-out sofa bed, holding a glass of milk and a bowl of mac and cheese, </w:t>
-      </w:r>
-      <w:r>
-        <w:lastRenderedPageBreak/>
-        <w:t>the stark contrast between Kristine’s restrictive control and my sister's unconditional hospitality hit me like a wave. I took a long drink, feeling a profound sense of relief wash over my system.</w:t>
+        <w:t>For the last three months, Kristine’s lactose intolerance had dictated every item in the pantry, forcing me to eat dry cereal and completely eliminating milk from my diet. Sitting on the edge of the pulled-out sofa bed, holding a glass of milk and a bowl of mac and cheese, the stark contrast between Kristine’s restrictive control and my sister's unconditional hospitality hit me like a wave. I took a long drink, feeling a profound sense of relief wash over my system.</w:t>
       </w:r>
     </w:p>
     <w:p>
@@ -2804,7 +3198,15 @@
     </w:p>
     <w:p>
       <w:r>
-        <w:t>"Now that David is living under my roof, the legal classification changes," Cass explained smoothly. "I will simply absorb your daily living expenses directly at the point of sale. However, I am not always going to be at your side. You and Liz will be on the NPU campus taking classes, and you will need to buy lunch, supplies, and your monthly TAPS Passes."</w:t>
+        <w:t xml:space="preserve">"Now that David is living under my roof, the legal classification changes," </w:t>
+      </w:r>
+      <w:proofErr w:type="spellStart"/>
+      <w:r>
+        <w:t>Cass</w:t>
+      </w:r>
+      <w:proofErr w:type="spellEnd"/>
+      <w:r>
+        <w:t xml:space="preserve"> explained smoothly. "I will simply absorb your daily living expenses directly at the point of sale. However, I am not always going to be at your side. You and Liz will be on the NPU campus taking classes, and you will need to buy lunch, supplies, and your monthly TAPS Passes."</w:t>
       </w:r>
     </w:p>
     <w:p>
@@ -2814,12 +3216,28 @@
     </w:p>
     <w:p>
       <w:r>
-        <w:t>"I have already ordered authorized user cards in both of your names," Cass stated. "They are linked directly to my primary accounts. If you need something, you swipe the card. It bypasses the gift tax entirely and ensures you maintain total operational autonomy when I am at work."</w:t>
-      </w:r>
-    </w:p>
-    <w:p>
-      <w:r>
-        <w:t>"Thank you, Cass," I said softly, completely overwhelmed by the sheer, friction-less safety net she had engineered for us.</w:t>
+        <w:t xml:space="preserve">"I have already ordered authorized user cards in both of your names," </w:t>
+      </w:r>
+      <w:proofErr w:type="spellStart"/>
+      <w:r>
+        <w:t>Cass</w:t>
+      </w:r>
+      <w:proofErr w:type="spellEnd"/>
+      <w:r>
+        <w:t xml:space="preserve"> stated. "They are linked directly to my primary accounts. If you need something, you swipe the card. It bypasses the gift tax entirely and ensures you maintain total operational autonomy when I am at work."</w:t>
+      </w:r>
+    </w:p>
+    <w:p>
+      <w:r>
+        <w:t xml:space="preserve">"Thank you, </w:t>
+      </w:r>
+      <w:proofErr w:type="spellStart"/>
+      <w:r>
+        <w:t>Cass</w:t>
+      </w:r>
+      <w:proofErr w:type="spellEnd"/>
+      <w:r>
+        <w:t>," I said softly, completely overwhelmed by the sheer, friction-less safety net she had engineered for us.</w:t>
       </w:r>
     </w:p>
     <w:p>
@@ -2829,18 +3247,33 @@
     </w:p>
     <w:p>
       <w:r>
-        <w:lastRenderedPageBreak/>
         <w:t>"That is incredible, Case!" Liz beamed, reaching over to give Casey a high-five. "You are going to completely destroy college next year."</w:t>
       </w:r>
     </w:p>
     <w:p>
       <w:r>
-        <w:t>"I expect nothing less," Cass smiled, radiating absolute pride for our younger sister.</w:t>
-      </w:r>
-    </w:p>
-    <w:p>
-      <w:r>
-        <w:t>"What about you, Cass?" I asked, leaning back against the sofa cushions. "What's going on at Quantum? Any big deployments?"</w:t>
+        <w:t xml:space="preserve">"I expect nothing less," </w:t>
+      </w:r>
+      <w:proofErr w:type="spellStart"/>
+      <w:r>
+        <w:t>Cass</w:t>
+      </w:r>
+      <w:proofErr w:type="spellEnd"/>
+      <w:r>
+        <w:t xml:space="preserve"> smiled, radiating absolute pride for our younger sister.</w:t>
+      </w:r>
+    </w:p>
+    <w:p>
+      <w:r>
+        <w:t xml:space="preserve">"What about you, </w:t>
+      </w:r>
+      <w:proofErr w:type="spellStart"/>
+      <w:r>
+        <w:t>Cass</w:t>
+      </w:r>
+      <w:proofErr w:type="spellEnd"/>
+      <w:r>
+        <w:t>?" I asked, leaning back against the sofa cushions. "What's going on at Quantum? Any big deployments?"</w:t>
       </w:r>
     </w:p>
     <w:p>
@@ -2860,7 +3293,15 @@
     </w:p>
     <w:p>
       <w:r>
-        <w:t>"They are, but I refuse to believe it," Cass stated flatly, shaking her head at the sheer mathematical improbability of the gossip. "I am twenty-six years old. I have only been with the company for four years. The idea that the board of directors would hand the keys to the largest tech empire on the planet to someone in her twenties is completely absurd. They are just rumors."</w:t>
+        <w:t xml:space="preserve">"They are, but I refuse to believe it," </w:t>
+      </w:r>
+      <w:proofErr w:type="spellStart"/>
+      <w:r>
+        <w:t>Cass</w:t>
+      </w:r>
+      <w:proofErr w:type="spellEnd"/>
+      <w:r>
+        <w:t xml:space="preserve"> stated flatly, shaking her head at the sheer mathematical improbability of the gossip. "I am twenty-six years old. I have only been with the company for four years. The idea that the board of directors would hand the keys to the largest tech empire on the planet to someone in her twenties is completely absurd. They are just rumors."</w:t>
       </w:r>
     </w:p>
     <w:p>
@@ -2893,7 +3334,6 @@
     </w:p>
     <w:p>
       <w:r>
-        <w:lastRenderedPageBreak/>
         <w:t>Casey lingered in the hallway, looking longingly from her bedroom door to the living room where my duffel bag sat on the pull-out sofa.</w:t>
       </w:r>
     </w:p>
@@ -2909,7 +3349,15 @@
     </w:p>
     <w:p>
       <w:r>
-        <w:t>"Exactly," Cassandra agreed, smoothly establishing the logistical boundaries for the night. "To ensure the perimeter remains legally and visually flawless, Casey will use her bedroom and the hallway bathroom to change. David and Liz, grab your bags and come into the master suite with me. We keep the sightlines entirely separated."</w:t>
+        <w:t xml:space="preserve">"Exactly," Cassandra agreed, smoothly establishing the logistical boundaries for the night. "To ensure the perimeter remains legally and visually flawless, Casey will use her bedroom and the hallway bathroom to change. David and Liz, grab your bags and come into the master suite with me. We keep the </w:t>
+      </w:r>
+      <w:proofErr w:type="spellStart"/>
+      <w:r>
+        <w:t>sightlines</w:t>
+      </w:r>
+      <w:proofErr w:type="spellEnd"/>
+      <w:r>
+        <w:t xml:space="preserve"> entirely separated."</w:t>
       </w:r>
     </w:p>
     <w:p>
@@ -2924,7 +3372,15 @@
     </w:p>
     <w:p>
       <w:r>
-        <w:t>"You two are more than welcome to share this bed with me if the living room sofa gets too uncomfortable," Cass offered, parking her chair near the doorway of her ensuite bathroom. "There is plenty of square footage."</w:t>
+        <w:t xml:space="preserve">"You two are more than welcome to share this bed with me if the living room sofa gets too uncomfortable," </w:t>
+      </w:r>
+      <w:proofErr w:type="spellStart"/>
+      <w:r>
+        <w:t>Cass</w:t>
+      </w:r>
+      <w:proofErr w:type="spellEnd"/>
+      <w:r>
+        <w:t xml:space="preserve"> offered, parking her chair near the doorway of her ensuite bathroom. "There is plenty of square footage."</w:t>
       </w:r>
     </w:p>
     <w:p>
@@ -2939,7 +3395,15 @@
     </w:p>
     <w:p>
       <w:r>
-        <w:t>"David, I could use your help with the bathing and toileting tonight, if you don't mind," Cass asked quietly.</w:t>
+        <w:t xml:space="preserve">"David, I could use your help with the bathing and toileting tonight, if you don't mind," </w:t>
+      </w:r>
+      <w:proofErr w:type="spellStart"/>
+      <w:r>
+        <w:t>Cass</w:t>
+      </w:r>
+      <w:proofErr w:type="spellEnd"/>
+      <w:r>
+        <w:t xml:space="preserve"> asked quietly.</w:t>
       </w:r>
     </w:p>
     <w:p>
@@ -2959,11 +3423,7 @@
     </w:p>
     <w:p>
       <w:r>
-        <w:t xml:space="preserve">We had executed this routine dozens of times over the years. Because the hollow, pinned-together remnants of her heels and ankles simply could not support the weight of her body without catastrophic failure, transferring from the chair to the shower bench required </w:t>
-      </w:r>
-      <w:r>
-        <w:lastRenderedPageBreak/>
-        <w:t>immense upper-body strength and careful leverage. I acted as her physical anchor. I braced her chair, offered my arms for stability, and provided the secure, unyielding support she needed to safely navigate the transfers without exhausting her own system.</w:t>
+        <w:t>We had executed this routine dozens of times over the years. Because the hollow, pinned-together remnants of her heels and ankles simply could not support the weight of her body without catastrophic failure, transferring from the chair to the shower bench required immense upper-body strength and careful leverage. I acted as her physical anchor. I braced her chair, offered my arms for stability, and provided the secure, unyielding support she needed to safely navigate the transfers without exhausting her own system.</w:t>
       </w:r>
     </w:p>
     <w:p>
@@ -3026,7 +3486,6 @@
     </w:p>
     <w:p>
       <w:r>
-        <w:lastRenderedPageBreak/>
         <w:t>The sudden, violent sensory overload and the total loss of visual data pushed Casey over the edge. She let out a sharp, terrified gasp, burying her face into my chest and immediately starting to cry. Her system simply couldn't process the sudden chaos, and she shook violently against my ribs.</w:t>
       </w:r>
     </w:p>
@@ -3087,7 +3546,6 @@
     </w:p>
     <w:p>
       <w:r>
-        <w:lastRenderedPageBreak/>
         <w:t xml:space="preserve">"This will not become the norm," Cassandra reminded her firmly, maintaining the absolute legal boundary required to keep our father away from us. "The rules still apply. We are only doing this tonight because of the storm." </w:t>
       </w:r>
     </w:p>
@@ -3154,8 +3612,15 @@
     </w:p>
     <w:p>
       <w:r>
-        <w:lastRenderedPageBreak/>
-        <w:t>"Good morning," Cass whispered, her executive baseline already calmly assessing the situation. "The grid is still down."</w:t>
+        <w:t xml:space="preserve">"Good morning," </w:t>
+      </w:r>
+      <w:proofErr w:type="spellStart"/>
+      <w:r>
+        <w:t>Cass</w:t>
+      </w:r>
+      <w:proofErr w:type="spellEnd"/>
+      <w:r>
+        <w:t xml:space="preserve"> whispered, her executive baseline already calmly assessing the situation. "The grid is still down."</w:t>
       </w:r>
     </w:p>
     <w:p>
@@ -3210,7 +3675,6 @@
     </w:p>
     <w:p>
       <w:r>
-        <w:lastRenderedPageBreak/>
         <w:t>It wasn't exactly a five-star Quantum corporate breakfast, but the vibe in the room was incredibly peaceful.</w:t>
       </w:r>
     </w:p>
@@ -3269,7 +3733,6 @@
     </w:p>
     <w:p>
       <w:r>
-        <w:lastRenderedPageBreak/>
         <w:t>"Traveling East to West is inherently easier on the human body than traveling West to East, because you are extending your day rather than compressing it," Cassandra noted, her tone analytical but warm. "However, you and David have lived your entire lives on Eastern Standard Time. You crossed three distinct time zones yesterday."</w:t>
       </w:r>
     </w:p>
@@ -3323,7 +3786,6 @@
     </w:p>
     <w:p>
       <w:r>
-        <w:lastRenderedPageBreak/>
         <w:t>It was perfectly quiet, the rain drumming steadily outside. The Federal Way apartment had been a brilliant tactical perimeter for Cassandra and Casey, but as I looked around the tight living room, the physical limitations of the space were obvious.</w:t>
       </w:r>
     </w:p>
@@ -3334,7 +3796,15 @@
     </w:p>
     <w:p>
       <w:r>
-        <w:t>Liz tilted her head up, looking at Cass. "Are you thinking about renting a bigger place down here?"</w:t>
+        <w:t xml:space="preserve">Liz tilted her head up, looking at </w:t>
+      </w:r>
+      <w:proofErr w:type="spellStart"/>
+      <w:r>
+        <w:t>Cass</w:t>
+      </w:r>
+      <w:proofErr w:type="spellEnd"/>
+      <w:r>
+        <w:t>. "Are you thinking about renting a bigger place down here?"</w:t>
       </w:r>
     </w:p>
     <w:p>
@@ -3389,12 +3859,19 @@
     </w:p>
     <w:p>
       <w:r>
-        <w:t>"Cass, you're a high-level executive at one of the biggest tech companies on the planet," Liz pointed out, her eyes wide as she looked at the map's wealthy enclaves. "You could easily afford one of those massive waterfront mansions on Mercer Island. Or even Medina. Isn't that where all the tech billionaires live?"</w:t>
-      </w:r>
-    </w:p>
-    <w:p>
-      <w:r>
-        <w:lastRenderedPageBreak/>
+        <w:t>"</w:t>
+      </w:r>
+      <w:proofErr w:type="spellStart"/>
+      <w:r>
+        <w:t>Cass</w:t>
+      </w:r>
+      <w:proofErr w:type="spellEnd"/>
+      <w:r>
+        <w:t>, you're a high-level executive at one of the biggest tech companies on the planet," Liz pointed out, her eyes wide as she looked at the map's wealthy enclaves. "You could easily afford one of those massive waterfront mansions on Mercer Island. Or even Medina. Isn't that where all the tech billionaires live?"</w:t>
+      </w:r>
+    </w:p>
+    <w:p>
+      <w:r>
         <w:t>"Medina is highly optimal from a transit perspective," Cassandra conceded, pulling up the King County Metro route maps in a new tab to cross-reference the data. She tapped the screen to highlight the intersecting transit lines.</w:t>
       </w:r>
     </w:p>
@@ -3431,7 +3908,15 @@
         <w:t>The Commute to Quantum:</w:t>
       </w:r>
       <w:r>
-        <w:t xml:space="preserve"> "At the exact same time, I could catch the 271 heading the opposite direction. It would take me to the Bellevue Transit Center, where I could easily transfer to an express route up to the Overlake Transit Center, right next to Building 33."</w:t>
+        <w:t xml:space="preserve"> "At the exact same time, I could catch the 271 heading the opposite direction. It would take me to the Bellevue Transit Center, where I could easily transfer to an express route up to the </w:t>
+      </w:r>
+      <w:proofErr w:type="spellStart"/>
+      <w:r>
+        <w:t>Overlake</w:t>
+      </w:r>
+      <w:proofErr w:type="spellEnd"/>
+      <w:r>
+        <w:t xml:space="preserve"> Transit Center, right next to Building 33."</w:t>
       </w:r>
     </w:p>
     <w:p>
@@ -3461,7 +3946,15 @@
     </w:p>
     <w:p>
       <w:r>
-        <w:t>"Look at the address," Cassandra said, tapping the screen. "It's not in Medina. It's in Redmond. It's just a few short blocks away from the Quantum campus. I wouldn't even need to take the bus to the Overlake Transit Center. I could literally roll from my front door to Building 33 in under ten minutes."</w:t>
+        <w:t xml:space="preserve">"Look at the address," Cassandra said, tapping the screen. "It's not in Medina. It's in Redmond. It's just a few short blocks away from the Quantum campus. I wouldn't even need to take the bus to the </w:t>
+      </w:r>
+      <w:proofErr w:type="spellStart"/>
+      <w:r>
+        <w:t>Overlake</w:t>
+      </w:r>
+      <w:proofErr w:type="spellEnd"/>
+      <w:r>
+        <w:t xml:space="preserve"> Transit Center. I could literally roll from my front door to Building 33 in under ten minutes."</w:t>
       </w:r>
     </w:p>
     <w:p>
@@ -3484,7 +3977,6 @@
         <w:pStyle w:val="Heading3"/>
       </w:pPr>
       <w:r>
-        <w:lastRenderedPageBreak/>
         <w:t>Part 4: The Tier-One Acquisition – 1:00 PM</w:t>
       </w:r>
     </w:p>
@@ -3505,7 +3997,15 @@
     </w:p>
     <w:p>
       <w:r>
-        <w:t xml:space="preserve">"This is it," Cassandra stated, her eyes locking onto the property specs. "It fits the mandate perfectly. I require a single-family home on a flat lot, structurally suitable for commercial-grade ADA retrofitting, and located within a highly specific, transit-dense perimeter near the Overlake Transit Center in Redmond." </w:t>
+        <w:t xml:space="preserve">"This is it," Cassandra stated, her eyes locking onto the property specs. "It fits the mandate perfectly. I require a single-family home on a flat lot, structurally suitable for commercial-grade ADA retrofitting, and located within a highly specific, transit-dense perimeter near the </w:t>
+      </w:r>
+      <w:proofErr w:type="spellStart"/>
+      <w:r>
+        <w:t>Overlake</w:t>
+      </w:r>
+      <w:proofErr w:type="spellEnd"/>
+      <w:r>
+        <w:t xml:space="preserve"> Transit Center in Redmond." </w:t>
       </w:r>
     </w:p>
     <w:p>
@@ -3585,7 +4085,6 @@
     </w:p>
     <w:p>
       <w:r>
-        <w:lastRenderedPageBreak/>
         <w:t>She hit send and closed the mail client. "There. We'll likely hear back tomorrow morning once standard business hours resume—"</w:t>
       </w:r>
     </w:p>
@@ -3615,7 +4114,15 @@
     </w:p>
     <w:p>
       <w:r>
-        <w:t>"They did," Cass nodded, opening the response. "Apparently, when you use the Building 33 portal, 'weekend hours' simply do not apply. The agent is offering to meet us at the property for a private walk-through in two hours."</w:t>
+        <w:t xml:space="preserve">"They did," </w:t>
+      </w:r>
+      <w:proofErr w:type="spellStart"/>
+      <w:r>
+        <w:t>Cass</w:t>
+      </w:r>
+      <w:proofErr w:type="spellEnd"/>
+      <w:r>
+        <w:t xml:space="preserve"> nodded, opening the response. "Apparently, when you use the Building 33 portal, 'weekend hours' simply do not apply. The agent is offering to meet us at the property for a private walk-through in two hours."</w:t>
       </w:r>
     </w:p>
     <w:p>
@@ -3648,7 +4155,15 @@
     </w:p>
     <w:p>
       <w:r>
-        <w:t>"The Sunday municipal schedule is fundamentally flawed for an emergency deployment," Cassandra stated, snapping her laptop shut. "The 565 express route to Overlake only operates on weekdays. If we utilize the bus grid today, we would have to take the 174 local crawler all the way to the airport, transfer to the 560 to Bellevue, and then catch the 230 local into Redmond. It would take well over two hours. That is an unacceptable level of operational friction."</w:t>
+        <w:t xml:space="preserve">"The Sunday municipal schedule is fundamentally flawed for an emergency deployment," Cassandra stated, snapping her laptop shut. "The 565 express route to </w:t>
+      </w:r>
+      <w:proofErr w:type="spellStart"/>
+      <w:r>
+        <w:t>Overlake</w:t>
+      </w:r>
+      <w:proofErr w:type="spellEnd"/>
+      <w:r>
+        <w:t xml:space="preserve"> only operates on weekdays. If we utilize the bus grid today, we would have to take the 174 local crawler all the way to the airport, transfer to the 560 to Bellevue, and then catch the 230 local into Redmond. It would take well over two hours. That is an unacceptable level of operational friction."</w:t>
       </w:r>
     </w:p>
     <w:p>
@@ -3663,7 +4178,6 @@
     </w:p>
     <w:p>
       <w:r>
-        <w:lastRenderedPageBreak/>
         <w:t>She hung up and looked at us. "The dispatcher said fifteen minutes."</w:t>
       </w:r>
     </w:p>
@@ -3674,7 +4188,15 @@
     </w:p>
     <w:p>
       <w:r>
-        <w:t>"Not today," Cass replied, wheeling herself toward the front door. "When it is just me traveling, I require a lift. But right now, I have my brother, my sister, and you. We can break down the chair and execute a manual transfer into a standard vehicle in under thirty seconds. We are prioritizing speed."</w:t>
+        <w:t xml:space="preserve">"Not today," </w:t>
+      </w:r>
+      <w:proofErr w:type="spellStart"/>
+      <w:r>
+        <w:t>Cass</w:t>
+      </w:r>
+      <w:proofErr w:type="spellEnd"/>
+      <w:r>
+        <w:t xml:space="preserve"> replied, wheeling herself toward the front door. "When it is just me traveling, I require a lift. But right now, I have my brother, my sister, and you. We can break down the chair and execute a manual transfer into a standard vehicle in under thirty seconds. We are prioritizing speed."</w:t>
       </w:r>
     </w:p>
     <w:p>
@@ -3699,7 +4221,15 @@
     </w:p>
     <w:p>
       <w:r>
-        <w:t>"The agent," Cass replied, shaking her head slightly. "I am perfectly aware of the leverage my clearance level carries inside Building 33. But the fact that this agent was willing to completely abandon his Sunday afternoon on fifteen minutes' notice just because a Quantum executive sent an email... it is staggering."</w:t>
+        <w:t xml:space="preserve">"The agent," </w:t>
+      </w:r>
+      <w:proofErr w:type="spellStart"/>
+      <w:r>
+        <w:t>Cass</w:t>
+      </w:r>
+      <w:proofErr w:type="spellEnd"/>
+      <w:r>
+        <w:t xml:space="preserve"> replied, shaking her head slightly. "I am perfectly aware of the leverage my clearance level carries inside Building 33. But the fact that this agent was willing to completely abandon his Sunday afternoon on fifteen minutes' notice just because a Quantum executive sent an email... it is staggering."</w:t>
       </w:r>
     </w:p>
     <w:p>
@@ -3727,7 +4257,6 @@
     </w:p>
     <w:p>
       <w:r>
-        <w:lastRenderedPageBreak/>
         <w:t>"Why are we stopping at your office?" Casey asked as I paid the driver and hopped out to grab the wheelchair from the trunk.</w:t>
       </w:r>
     </w:p>
@@ -3778,7 +4307,6 @@
     </w:p>
     <w:p>
       <w:r>
-        <w:lastRenderedPageBreak/>
         <w:t>For the next twenty minutes, Marcus gave a detailed tour of the property while Cassandra, speaking from her perch on my back, systematically verbally demolished it.</w:t>
       </w:r>
     </w:p>
@@ -3799,7 +4327,15 @@
     </w:p>
     <w:p>
       <w:r>
-        <w:t>When the tour concluded, I carried Cass back out to the front porch and gently lowered her back into her manual chair.</w:t>
+        <w:t xml:space="preserve">When the tour concluded, I carried </w:t>
+      </w:r>
+      <w:proofErr w:type="spellStart"/>
+      <w:r>
+        <w:t>Cass</w:t>
+      </w:r>
+      <w:proofErr w:type="spellEnd"/>
+      <w:r>
+        <w:t xml:space="preserve"> back out to the front porch and gently lowered her back into her manual chair.</w:t>
       </w:r>
     </w:p>
     <w:p>
@@ -3839,7 +4375,6 @@
     </w:p>
     <w:p>
       <w:r>
-        <w:lastRenderedPageBreak/>
         <w:t xml:space="preserve">"Rewrite the contract, Marcus," Cassandra ordered, initiating a preemptive financial strike. "Submit a bid for $1.5 million—more than double their original asking price. It will be executed via a single, unencumbered wire transfer from a liquid Quantum holding account. Go vaporize the competition and cancel the open house." </w:t>
       </w:r>
     </w:p>
@@ -3863,7 +4398,15 @@
     </w:p>
     <w:p>
       <w:r>
-        <w:t>We left the property and began the short trek back toward the Quantum campus. Cassandra had mapped out a route to the bus stops along NE 40th Street, planning to catch the transit grid back toward the Overlake Transit Center so we could begin the long journey back to Federal Way.</w:t>
+        <w:t xml:space="preserve">We left the property and began the short trek back toward the Quantum campus. Cassandra had mapped out a route to the bus stops along NE 40th Street, planning to catch the transit grid back toward the </w:t>
+      </w:r>
+      <w:proofErr w:type="spellStart"/>
+      <w:r>
+        <w:t>Overlake</w:t>
+      </w:r>
+      <w:proofErr w:type="spellEnd"/>
+      <w:r>
+        <w:t xml:space="preserve"> Transit Center so we could begin the long journey back to Federal Way.</w:t>
       </w:r>
     </w:p>
     <w:p>
@@ -3903,7 +4446,6 @@
     </w:p>
     <w:p>
       <w:r>
-        <w:lastRenderedPageBreak/>
         <w:t>Ten minutes later, we were sitting in a sleek, high-end real estate office on the fourteenth floor.</w:t>
       </w:r>
     </w:p>
@@ -3959,11 +4501,7 @@
     </w:p>
     <w:p>
       <w:r>
-        <w:t xml:space="preserve">We all sat in silence, listening to the mechanical process. The dial tone hummed through the office speaker, followed by the aggressive, high-pitched screech of the digital </w:t>
-      </w:r>
-      <w:r>
-        <w:lastRenderedPageBreak/>
-        <w:t>handshake. The machine slowly pulled the signed contract through the feeder, transmitting Cassandra's devastating financial strike directly to the seller's agent.</w:t>
+        <w:t>We all sat in silence, listening to the mechanical process. The dial tone hummed through the office speaker, followed by the aggressive, high-pitched screech of the digital handshake. The machine slowly pulled the signed contract through the feeder, transmitting Cassandra's devastating financial strike directly to the seller's agent.</w:t>
       </w:r>
     </w:p>
     <w:p>
@@ -4011,7 +4549,15 @@
     </w:p>
     <w:p>
       <w:r>
-        <w:t>Cassandra navigated us to a high-end, heavily windowed steakhouse right in the heart of Downtown Bellevue. It was early enough that the dinner rush hadn't started, and the hostess easily accommodated Cass's manual chair at a large, polished wood booth in the corner.</w:t>
+        <w:t xml:space="preserve">Cassandra navigated us to a high-end, heavily windowed steakhouse right in the heart of Downtown Bellevue. It was early enough that the dinner rush hadn't started, and the hostess easily accommodated </w:t>
+      </w:r>
+      <w:proofErr w:type="spellStart"/>
+      <w:r>
+        <w:t>Cass's</w:t>
+      </w:r>
+      <w:proofErr w:type="spellEnd"/>
+      <w:r>
+        <w:t xml:space="preserve"> manual chair at a large, polished wood booth in the corner.</w:t>
       </w:r>
     </w:p>
     <w:p>
@@ -4056,8 +4602,15 @@
     </w:p>
     <w:p>
       <w:r>
-        <w:lastRenderedPageBreak/>
-        <w:t>Casey let out a massive, uncontained squeal of excitement, throwing her arms around my neck from the other side of the booth. Liz clapped a hand over her mouth, a huge laugh escaping her.</w:t>
+        <w:t xml:space="preserve">Casey let out a massive, </w:t>
+      </w:r>
+      <w:proofErr w:type="spellStart"/>
+      <w:r>
+        <w:t>uncontained</w:t>
+      </w:r>
+      <w:proofErr w:type="spellEnd"/>
+      <w:r>
+        <w:t xml:space="preserve"> squeal of excitement, throwing her arms around my neck from the other side of the booth. Liz clapped a hand over her mouth, a huge laugh escaping her.</w:t>
       </w:r>
     </w:p>
     <w:p>
@@ -4156,7 +4709,6 @@
     </w:p>
     <w:p>
       <w:r>
-        <w:lastRenderedPageBreak/>
         <w:t>I raised my glass to meet hers, followed instantly by Liz and Casey. The glass clinked together with a sharp, resonant ring.</w:t>
       </w:r>
     </w:p>
@@ -4220,7 +4772,6 @@
     </w:p>
     <w:p>
       <w:r>
-        <w:lastRenderedPageBreak/>
         <w:t>"Perfect timing," Cassandra noted, checking the heavy silver watch on her wrist. "We have exactly five minutes until the last outbound 194 of the evening."</w:t>
       </w:r>
     </w:p>
@@ -4265,7 +4816,15 @@
     </w:p>
     <w:p>
       <w:r>
-        <w:t xml:space="preserve">I looked at Liz, who looked equally confused. I turned back to my older sister. "Cass, we just </w:t>
+        <w:t>I looked at Liz, who looked equally confused. I turned back to my older sister. "</w:t>
+      </w:r>
+      <w:proofErr w:type="spellStart"/>
+      <w:r>
+        <w:t>Cass</w:t>
+      </w:r>
+      <w:proofErr w:type="spellEnd"/>
+      <w:r>
+        <w:t xml:space="preserve">, we just </w:t>
       </w:r>
       <w:r>
         <w:rPr>
@@ -4295,11 +4854,7 @@
     </w:p>
     <w:p>
       <w:r>
-        <w:t xml:space="preserve">"We do," Cassandra agreed, rolling up the ramp. "But the Federal Way Transit Center is south of our apartment. By taking the northbound 174, it will drive us exactly two miles up </w:t>
-      </w:r>
-      <w:r>
-        <w:lastRenderedPageBreak/>
-        <w:t>SR-99. More importantly, it drops us off on the east side of the highway—our side. We don't have to navigate a dangerous, unlit crosswalk in the rain. It is a zero-friction extraction."</w:t>
+        <w:t>"We do," Cassandra agreed, rolling up the ramp. "But the Federal Way Transit Center is south of our apartment. By taking the northbound 174, it will drive us exactly two miles up SR-99. More importantly, it drops us off on the east side of the highway—our side. We don't have to navigate a dangerous, unlit crosswalk in the rain. It is a zero-friction extraction."</w:t>
       </w:r>
     </w:p>
     <w:p>
@@ -4337,7 +4892,15 @@
     </w:p>
     <w:p>
       <w:r>
-        <w:t>Liz and I followed Cassandra down the short hallway into her bedroom. Just like the night before, Liz stayed in the main bedroom to unpack their sleepwear and wind down, completely respecting the operational boundaries, while I followed Cass into her highly modified ensuite bathroom.</w:t>
+        <w:t xml:space="preserve">Liz and I followed Cassandra down the short hallway into her bedroom. Just like the night before, Liz stayed in the main bedroom to unpack their sleepwear and wind down, completely respecting the operational boundaries, while I followed </w:t>
+      </w:r>
+      <w:proofErr w:type="spellStart"/>
+      <w:r>
+        <w:t>Cass</w:t>
+      </w:r>
+      <w:proofErr w:type="spellEnd"/>
+      <w:r>
+        <w:t xml:space="preserve"> into her highly modified ensuite bathroom.</w:t>
       </w:r>
     </w:p>
     <w:p>
@@ -4357,7 +4920,6 @@
     </w:p>
     <w:p>
       <w:r>
-        <w:lastRenderedPageBreak/>
         <w:t>Liz grabbed her clothes and swapped places with Casey, taking over the hallway bathroom. Meanwhile, I stepped back into the master ensuite, helped Cassandra transfer safely back into her chair, and then jumped into the hot shower myself to wash off the travel fatigue.</w:t>
       </w:r>
     </w:p>
@@ -4368,7 +4930,15 @@
     </w:p>
     <w:p>
       <w:r>
-        <w:t>"I am officially calling it," Liz announced, dropping onto the edge of the pull-out sofa and looking at the thin mattress. "My back cannot handle another night on these metal springs. Cass, if the offer still stands, David and I are migrating to the master suite."</w:t>
+        <w:t xml:space="preserve">"I am officially calling it," Liz announced, dropping onto the edge of the pull-out sofa and looking at the thin mattress. "My back cannot handle another night on these metal springs. </w:t>
+      </w:r>
+      <w:proofErr w:type="spellStart"/>
+      <w:r>
+        <w:t>Cass</w:t>
+      </w:r>
+      <w:proofErr w:type="spellEnd"/>
+      <w:r>
+        <w:t>, if the offer still stands, David and I are migrating to the master suite."</w:t>
       </w:r>
     </w:p>
     <w:p>
@@ -4418,7 +4988,6 @@
     </w:p>
     <w:p>
       <w:r>
-        <w:lastRenderedPageBreak/>
         <w:t>"Until May 25th," I echoed, walking over and giving her a tight, deep-pressure hug. "It's only five months away, Case. And by the time you turn eighteen, the new house in Redmond will be completely finished, and you can make the rules."</w:t>
       </w:r>
     </w:p>
@@ -4447,7 +5016,15 @@
     </w:p>
     <w:p>
       <w:r>
-        <w:t>"Hey, Case," I said, leaning against the doorframe of the hallway bathroom as she brushed her teeth. "What does your actual school day look like? If I'm going to be your backup transport while Cass is at Building 33, I need to know your schedule."</w:t>
+        <w:t xml:space="preserve">"Hey, Case," I said, leaning against the doorframe of the hallway bathroom as she brushed her teeth. "What does your actual school day look like? If I'm going to be your backup transport while </w:t>
+      </w:r>
+      <w:proofErr w:type="spellStart"/>
+      <w:r>
+        <w:t>Cass</w:t>
+      </w:r>
+      <w:proofErr w:type="spellEnd"/>
+      <w:r>
+        <w:t xml:space="preserve"> is at Building 33, I need to know your schedule."</w:t>
       </w:r>
     </w:p>
     <w:p>
@@ -4541,7 +5118,6 @@
           <w:b/>
           <w:bCs/>
         </w:rPr>
-        <w:lastRenderedPageBreak/>
         <w:t>Block 2:</w:t>
       </w:r>
       <w:r>
@@ -4707,20 +5283,84 @@
     </w:p>
     <w:p>
       <w:r>
-        <w:lastRenderedPageBreak/>
-        <w:t>Casey let out a massive, uncontained squeal of delight. The idea of her brother and Liz walking her to the campus crosswalk was exactly the kind of routine anchor she craved. She practically vibrated with happiness as she stood up from the sofa.</w:t>
+        <w:t xml:space="preserve">Casey let out a massive, </w:t>
+      </w:r>
+      <w:proofErr w:type="spellStart"/>
+      <w:r>
+        <w:t>uncontained</w:t>
+      </w:r>
+      <w:proofErr w:type="spellEnd"/>
+      <w:r>
+        <w:t xml:space="preserve"> squeal of delight. The idea of her brother and Liz walking her to the campus crosswalk was exactly the kind of routine anchor she craved. She practically vibrated with happiness as she stood up from the sofa.</w:t>
       </w:r>
     </w:p>
     <w:p>
       <w:r>
         <w:t>"I can't wait!" Casey grinned. She wrapped her arms around my neck, giving me a fierce, deep-pressure hug. When she pulled back, she gave me a bright, confident smile. "</w:t>
       </w:r>
+      <w:proofErr w:type="spellStart"/>
       <w:r>
         <w:rPr>
           <w:i/>
           <w:iCs/>
         </w:rPr>
-        <w:t>Fais de beaux rêves, mon grand frère. À demain!</w:t>
+        <w:t>Fais</w:t>
+      </w:r>
+      <w:proofErr w:type="spellEnd"/>
+      <w:r>
+        <w:rPr>
+          <w:i/>
+          <w:iCs/>
+        </w:rPr>
+        <w:t xml:space="preserve"> de beaux </w:t>
+      </w:r>
+      <w:proofErr w:type="spellStart"/>
+      <w:r>
+        <w:rPr>
+          <w:i/>
+          <w:iCs/>
+        </w:rPr>
+        <w:t>rêves</w:t>
+      </w:r>
+      <w:proofErr w:type="spellEnd"/>
+      <w:r>
+        <w:rPr>
+          <w:i/>
+          <w:iCs/>
+        </w:rPr>
+        <w:t xml:space="preserve">, mon grand </w:t>
+      </w:r>
+      <w:proofErr w:type="spellStart"/>
+      <w:r>
+        <w:rPr>
+          <w:i/>
+          <w:iCs/>
+        </w:rPr>
+        <w:t>frère</w:t>
+      </w:r>
+      <w:proofErr w:type="spellEnd"/>
+      <w:r>
+        <w:rPr>
+          <w:i/>
+          <w:iCs/>
+        </w:rPr>
+        <w:t xml:space="preserve">. À </w:t>
+      </w:r>
+      <w:proofErr w:type="spellStart"/>
+      <w:r>
+        <w:rPr>
+          <w:i/>
+          <w:iCs/>
+        </w:rPr>
+        <w:t>demain</w:t>
+      </w:r>
+      <w:proofErr w:type="spellEnd"/>
+      <w:r>
+        <w:rPr>
+          <w:i/>
+          <w:iCs/>
+        </w:rPr>
+        <w:t>!</w:t>
       </w:r>
       <w:r>
         <w:t>"</w:t>
@@ -4792,11 +5432,7 @@
     </w:p>
     <w:p>
       <w:r>
-        <w:t xml:space="preserve">Like everything else on the Quantum campus, the beverages were entirely free for employees, a corporate staple that applied just as much to the bullpen developers as it did </w:t>
-      </w:r>
-      <w:r>
-        <w:lastRenderedPageBreak/>
-        <w:t>to the C-suite. Steve pulled out a heavy crystal decanter of scotch, pouring two neat glasses. For the third glass, he reached for a bottle of premium, imported sparkling water, pouring it over a single large ice cube.</w:t>
+        <w:t>Like everything else on the Quantum campus, the beverages were entirely free for employees, a corporate staple that applied just as much to the bullpen developers as it did to the C-suite. Steve pulled out a heavy crystal decanter of scotch, pouring two neat glasses. For the third glass, he reached for a bottle of premium, imported sparkling water, pouring it over a single large ice cube.</w:t>
       </w:r>
     </w:p>
     <w:p>
@@ -4856,7 +5492,6 @@
     </w:p>
     <w:p>
       <w:r>
-        <w:lastRenderedPageBreak/>
         <w:t xml:space="preserve">"Next month," Steve confirmed, giving her a definitive nod. "February 2014. The board of directors doesn't know yet. Wall Street doesn't know. The press has absolutely no idea. You are the first to know, because you are the succession plan." </w:t>
       </w:r>
     </w:p>
@@ -4915,8 +5550,15 @@
     </w:p>
     <w:p>
       <w:r>
-        <w:lastRenderedPageBreak/>
-        <w:t>"Cass?" David asked, standing up and crossing the room. He didn't wait for an explanation, immediately leaning down to wrap his arms around her for a tight, deep-pressure hug. "What's going on? You look like you just won the lottery."</w:t>
+        <w:t>"</w:t>
+      </w:r>
+      <w:proofErr w:type="spellStart"/>
+      <w:r>
+        <w:t>Cass</w:t>
+      </w:r>
+      <w:proofErr w:type="spellEnd"/>
+      <w:r>
+        <w:t>?" David asked, standing up and crossing the room. He didn't wait for an explanation, immediately leaning down to wrap his arms around her for a tight, deep-pressure hug. "What's going on? You look like you just won the lottery."</w:t>
       </w:r>
     </w:p>
     <w:p>
@@ -4961,7 +5603,15 @@
     </w:p>
     <w:p>
       <w:r>
-        <w:t>Casey let out a massive, uncontained squeal of pure joy, practically diving into Cassandra's lap to crush her in a hug. David and Liz immediately joined the embrace, wrapping their arms around both sisters, creating a massive, joyful tangle of limbs and laughter.</w:t>
+        <w:t xml:space="preserve">Casey let out a massive, </w:t>
+      </w:r>
+      <w:proofErr w:type="spellStart"/>
+      <w:r>
+        <w:t>uncontained</w:t>
+      </w:r>
+      <w:proofErr w:type="spellEnd"/>
+      <w:r>
+        <w:t xml:space="preserve"> squeal of pure joy, practically diving into Cassandra's lap to crush her in a hug. David and Liz immediately joined the embrace, wrapping their arms around both sisters, creating a massive, joyful tangle of limbs and laughter.</w:t>
       </w:r>
     </w:p>
     <w:p>
@@ -4981,7 +5631,6 @@
     </w:p>
     <w:p>
       <w:r>
-        <w:lastRenderedPageBreak/>
         <w:t>"Well, the machine requires my absolute focus tomorrow," Cassandra noted, her executive baseline gently re-engaging. "Tomorrow is my first official meeting with the Board of Directors where Steve will publicly announce his retirement and name me as his successor. It is going to be an incredibly heavy operational day. I think we need to initiate the evening shutdown sequence."</w:t>
       </w:r>
     </w:p>
@@ -5043,7 +5692,6 @@
     </w:p>
     <w:p>
       <w:r>
-        <w:lastRenderedPageBreak/>
         <w:t>The sprawling Alaska King bed was a tangle of heavy duvets and deeply anchored sleep, but Cassandra’s internal processor booted up the moment her eyes opened. The heavy, monumental gravity of what today represented flooded her system, entirely overriding her usual morning fatigue. A sharp, undeniable thrill of excitement hummed in her chest.</w:t>
       </w:r>
     </w:p>
@@ -5054,7 +5702,15 @@
     </w:p>
     <w:p>
       <w:r>
-        <w:t>"Morning, Cass," David mumbled, his voice thick with sleep as he gently unspooled his arm from around Casey, who simply let out a quiet sigh and rolled closer to Liz.</w:t>
+        <w:t xml:space="preserve">"Morning, </w:t>
+      </w:r>
+      <w:proofErr w:type="spellStart"/>
+      <w:r>
+        <w:t>Cass</w:t>
+      </w:r>
+      <w:proofErr w:type="spellEnd"/>
+      <w:r>
+        <w:t>," David mumbled, his voice thick with sleep as he gently unspooled his arm from around Casey, who simply let out a quiet sigh and rolled closer to Liz.</w:t>
       </w:r>
     </w:p>
     <w:p>
@@ -5094,13 +5750,20 @@
     </w:p>
     <w:p>
       <w:r>
-        <w:lastRenderedPageBreak/>
         <w:t>Casey threw her arms around Cassandra's neck for a massive, deep-pressure hug, followed immediately by Liz. David leaned down, wrapping his arms securely around his older sister's shoulders.</w:t>
       </w:r>
     </w:p>
     <w:p>
       <w:r>
-        <w:t>"Go get your crown, Cass," David whispered fiercely.</w:t>
+        <w:t xml:space="preserve">"Go get your crown, </w:t>
+      </w:r>
+      <w:proofErr w:type="spellStart"/>
+      <w:r>
+        <w:t>Cass</w:t>
+      </w:r>
+      <w:proofErr w:type="spellEnd"/>
+      <w:r>
+        <w:t>," David whispered fiercely.</w:t>
       </w:r>
     </w:p>
     <w:p>
@@ -5158,7 +5821,6 @@
     </w:p>
     <w:p>
       <w:r>
-        <w:lastRenderedPageBreak/>
         <w:t>"The telemetry is green across the board, Steve," Cassandra announced smoothly, turning her laptop screen slightly. "There are no operational fires for the Board to complain about today."</w:t>
       </w:r>
     </w:p>
@@ -5222,7 +5884,6 @@
     </w:p>
     <w:p>
       <w:r>
-        <w:lastRenderedPageBreak/>
         <w:t>A murmur of discontent rippled through the Board of Directors, but Steve held up a hand, cutting it off instantly.</w:t>
       </w:r>
     </w:p>
@@ -5273,11 +5934,7 @@
     </w:p>
     <w:p>
       <w:r>
-        <w:t xml:space="preserve">"You are concerned about my age," Cassandra continued smoothly. "But my age is exactly why the engineering floorboards trust me. I am not completely detached from the </w:t>
-      </w:r>
-      <w:r>
-        <w:lastRenderedPageBreak/>
-        <w:t xml:space="preserve">technology we are building. I was nineteen years old when I rebuilt Quantum’s internal logistics to survive the federal antitrust fallout. I have been running the daily ground truth of this company for over a decade. The employees trust me, and our shareholders trust operational stability." </w:t>
+        <w:t xml:space="preserve">"You are concerned about my age," Cassandra continued smoothly. "But my age is exactly why the engineering floorboards trust me. I am not completely detached from the technology we are building. I was nineteen years old when I rebuilt Quantum’s internal logistics to survive the federal antitrust fallout. I have been running the daily ground truth of this company for over a decade. The employees trust me, and our shareholders trust operational stability." </w:t>
       </w:r>
     </w:p>
     <w:p>
@@ -5348,7 +6005,6 @@
     </w:p>
     <w:p>
       <w:r>
-        <w:lastRenderedPageBreak/>
         <w:t>William Keswick finally cleared his throat, the sound instantly commanding the room's respect.</w:t>
       </w:r>
     </w:p>
@@ -5436,7 +6092,6 @@
     </w:p>
     <w:p>
       <w:r>
-        <w:lastRenderedPageBreak/>
         <w:t>The war room was hers. Cassandra Vance was officially tapped to be Quantum’s next CEO.</w:t>
       </w:r>
     </w:p>
@@ -5505,7 +6160,6 @@
     </w:p>
     <w:p>
       <w:r>
-        <w:lastRenderedPageBreak/>
         <w:t>Wall Street responded not with panic, but with a massive, surging vote of confidence. The stock price spiked sharply upward on the Bloomberg terminals. Institutional investors saw past the death of a failing smartphone line, recognizing the staggering, recurring profit margins of the cloud-and-subscription model Cassandra had engineered.</w:t>
       </w:r>
     </w:p>
@@ -5597,7 +6251,6 @@
     </w:p>
     <w:p>
       <w:r>
-        <w:lastRenderedPageBreak/>
         <w:t>Without a single PR filter, the email deployed simultaneously to over ninety thousand Quantum employees across every continent on Earth.</w:t>
       </w:r>
     </w:p>
@@ -5661,13 +6314,28 @@
     </w:p>
     <w:p>
       <w:r>
-        <w:lastRenderedPageBreak/>
         <w:t>Cassandra frowned, her analytical mind immediately calculating the timeline. "The SEC filings hit the wire seven minutes ago. There is physically no way you etched a titanium card and drove it from Bellevue to Redmond in seven minutes."</w:t>
       </w:r>
     </w:p>
     <w:p>
       <w:r>
-        <w:t>Steve Ballantine let out a booming, echoing laugh that filled the corner office. "They didn't drive it from Bellevue, Cass. They’ve been sitting out in the surface lot off 159th Ave NE all morning waiting for the 8-K to drop." He glanced toward the window, which overlooked the campus footprint. "Meridian knows you don't use the executive motorpool, so they staged their courier right at the visitor entrance. I guess William's old airport parking spot down in the lower-level garage is officially going to sit empty now since you take the bus everywhere." He looked at the courier with deep, amused respect. "Who else did you have etched in the trunk? Richardson? Miller?"</w:t>
+        <w:t xml:space="preserve">Steve Ballantine let out a booming, echoing laugh that filled the corner office. "They didn't drive it from Bellevue, </w:t>
+      </w:r>
+      <w:proofErr w:type="spellStart"/>
+      <w:r>
+        <w:t>Cass</w:t>
+      </w:r>
+      <w:proofErr w:type="spellEnd"/>
+      <w:r>
+        <w:t xml:space="preserve">. They’ve been sitting out in the surface lot off 159th Ave NE all morning waiting for the 8-K to drop." He glanced toward the window, which overlooked the campus footprint. "Meridian knows you don't use the executive </w:t>
+      </w:r>
+      <w:proofErr w:type="spellStart"/>
+      <w:r>
+        <w:t>motorpool</w:t>
+      </w:r>
+      <w:proofErr w:type="spellEnd"/>
+      <w:r>
+        <w:t>, so they staged their courier right at the visitor entrance. I guess William's old airport parking spot down in the lower-level garage is officially going to sit empty now since you take the bus everywhere." He looked at the courier with deep, amused respect. "Who else did you have etched in the trunk? Richardson? Miller?"</w:t>
       </w:r>
     </w:p>
     <w:p>
@@ -5702,7 +6370,15 @@
     </w:p>
     <w:p>
       <w:r>
-        <w:t>Once the door clicked shut, Steve placed both hands on her desk. "Sign it, Cass. Right now."</w:t>
+        <w:t xml:space="preserve">Once the door clicked shut, Steve placed both hands on her desk. "Sign it, </w:t>
+      </w:r>
+      <w:proofErr w:type="spellStart"/>
+      <w:r>
+        <w:t>Cass</w:t>
+      </w:r>
+      <w:proofErr w:type="spellEnd"/>
+      <w:r>
+        <w:t>. Right now."</w:t>
       </w:r>
     </w:p>
     <w:p>
@@ -5712,11 +6388,7 @@
     </w:p>
     <w:p>
       <w:r>
-        <w:t xml:space="preserve">"You don't need the credit, you need the wall," Steve explained, tapping the titanium card. "From today on, every single dollar you spend on a Quantum corporate card is going to be </w:t>
-      </w:r>
-      <w:r>
-        <w:lastRenderedPageBreak/>
-        <w:t xml:space="preserve">scrutinized by the board, the SEC, and the press. You have no privacy left. But </w:t>
+        <w:t xml:space="preserve">"You don't need the credit, you need the wall," Steve explained, tapping the titanium card. "From today on, every single dollar you spend on a Quantum corporate card is going to be scrutinized by the board, the SEC, and the press. You have no privacy left. But </w:t>
       </w:r>
       <w:r>
         <w:rPr>
@@ -5788,7 +6460,15 @@
     </w:p>
     <w:p>
       <w:r>
-        <w:t>Steve Ballantine smiled, leaning his hip against the edge of her mahogany desk. "It is infinitely more than that, Cass. I told you, you get the Meridian Global Desk."</w:t>
+        <w:t xml:space="preserve">Steve Ballantine smiled, leaning his hip against the edge of her mahogany desk. "It is infinitely more than that, </w:t>
+      </w:r>
+      <w:proofErr w:type="spellStart"/>
+      <w:r>
+        <w:t>Cass</w:t>
+      </w:r>
+      <w:proofErr w:type="spellEnd"/>
+      <w:r>
+        <w:t>. I told you, you get the Meridian Global Desk."</w:t>
       </w:r>
     </w:p>
     <w:p>
@@ -5798,7 +6478,6 @@
     </w:p>
     <w:p>
       <w:r>
-        <w:lastRenderedPageBreak/>
         <w:t xml:space="preserve">"They fix things," Steve explained, his voice dropping into a quiet, serious register. "If you need to charter a helicopter in the dead of winter to get your family off of Ruby Mountain, they do it". </w:t>
       </w:r>
     </w:p>
@@ -5809,7 +6488,15 @@
     </w:p>
     <w:p>
       <w:r>
-        <w:t>Cassandra looked highly skeptical. Quantum's own logistics desk wouldn't even authorize a flight path near the Skagit gorge in February.</w:t>
+        <w:t xml:space="preserve">Cassandra looked highly skeptical. Quantum's own logistics desk wouldn't even authorize a flight path near the </w:t>
+      </w:r>
+      <w:proofErr w:type="spellStart"/>
+      <w:r>
+        <w:t>Skagit</w:t>
+      </w:r>
+      <w:proofErr w:type="spellEnd"/>
+      <w:r>
+        <w:t xml:space="preserve"> gorge in February.</w:t>
       </w:r>
     </w:p>
     <w:p>
@@ -5869,7 +6556,6 @@
     </w:p>
     <w:p>
       <w:r>
-        <w:lastRenderedPageBreak/>
         <w:t xml:space="preserve">He crossed the office, stepping directly behind her wheelchair. He didn't speak. He wrapped his arms securely over her shoulders and pulled her back against his chest, applying immediate, deep-pressure grounding. </w:t>
       </w:r>
     </w:p>
@@ -5880,7 +6566,15 @@
     </w:p>
     <w:p>
       <w:r>
-        <w:t xml:space="preserve">"William, stand down," Steve instructed, his voice radiating calm executive authority. "Those are authorized purchases. Ms. Vance utilizes municipal transit exclusively; she does not use the corporate motorpool. She is taking her family to Portland this weekend and was refilling their CTS RosePasses. The portal simply requires individual transactions, and she has four family members. No need to cancel the card." </w:t>
+        <w:t xml:space="preserve">"William, stand down," Steve instructed, his voice radiating calm executive authority. "Those are authorized purchases. Ms. Vance utilizes municipal transit exclusively; she does not use the corporate </w:t>
+      </w:r>
+      <w:proofErr w:type="spellStart"/>
+      <w:r>
+        <w:t>motorpool</w:t>
+      </w:r>
+      <w:proofErr w:type="spellEnd"/>
+      <w:r>
+        <w:t xml:space="preserve">. She is taking her family to Portland this weekend and was refilling their CTS RosePasses. The portal simply requires individual transactions, and she has four family members. No need to cancel the card." </w:t>
       </w:r>
     </w:p>
     <w:p>
@@ -5925,12 +6619,19 @@
     </w:p>
     <w:p>
       <w:r>
-        <w:t>Steve leaned over, tapping the mahogany desk. "Ask for the helicopter, Cass," he whispered gently.</w:t>
-      </w:r>
-    </w:p>
-    <w:p>
-      <w:r>
-        <w:lastRenderedPageBreak/>
+        <w:t xml:space="preserve">Steve leaned over, tapping the mahogany desk. "Ask for the helicopter, </w:t>
+      </w:r>
+      <w:proofErr w:type="spellStart"/>
+      <w:r>
+        <w:t>Cass</w:t>
+      </w:r>
+      <w:proofErr w:type="spellEnd"/>
+      <w:r>
+        <w:t>," he whispered gently.</w:t>
+      </w:r>
+    </w:p>
+    <w:p>
+      <w:r>
         <w:t>Cassandra swallowed hard. "I... I need to charter a helicopter. I need to get Victoria down the mountain to Redmond."</w:t>
       </w:r>
     </w:p>
@@ -5956,7 +6657,15 @@
     </w:p>
     <w:p>
       <w:r>
-        <w:t xml:space="preserve">"We are intimately familiar with the Keep's infrastructure," the concierge assured her. "We will ensure the transport is explicitly rated to manage his barometric transition, and we will secure all necessary FAA clearances for his portable RespiraCore Compressor. We can extract them directly from the elevated emergency helipad at the Keep, and land them directly on the executive helipad here on the Quantum campus". </w:t>
+        <w:t xml:space="preserve">"We are intimately familiar with the Keep's infrastructure," the concierge assured her. "We will ensure the transport is explicitly rated to manage his barometric transition, and we will secure all necessary FAA clearances for his portable </w:t>
+      </w:r>
+      <w:proofErr w:type="spellStart"/>
+      <w:r>
+        <w:t>RespiraCore</w:t>
+      </w:r>
+      <w:proofErr w:type="spellEnd"/>
+      <w:r>
+        <w:t xml:space="preserve"> Compressor. We can extract them directly from the elevated emergency helipad at the Keep, and land them directly on the executive helipad here on the Quantum campus". </w:t>
       </w:r>
     </w:p>
     <w:p>
@@ -5991,11 +6700,7 @@
     </w:p>
     <w:p>
       <w:r>
-        <w:t xml:space="preserve">Steve looked down at the thirty-five-year-old CEO-designate and her brother, who was still standing protectively behind her chair. Wall Street expected the new CEO to be mapping </w:t>
-      </w:r>
-      <w:r>
-        <w:lastRenderedPageBreak/>
-        <w:t>out the subterranean parking garage assignments. Instead, she had just secured the airspace over the North Cascades.</w:t>
+        <w:t>Steve looked down at the thirty-five-year-old CEO-designate and her brother, who was still standing protectively behind her chair. Wall Street expected the new CEO to be mapping out the subterranean parking garage assignments. Instead, she had just secured the airspace over the North Cascades.</w:t>
       </w:r>
     </w:p>
     <w:p>
@@ -6058,8 +6763,15 @@
     </w:p>
     <w:p>
       <w:r>
-        <w:lastRenderedPageBreak/>
-        <w:t>"Your transit profile, Ms. Vance," Sterling admitted, looking highly uncomfortable. "The underwriters ran a risk assessment. They noted your absolute refusal to utilize the armored executive motorpool. They stated that allowing a trillion-dollar corporate asset to commute on the municipal King County TAPS bus system with the general public is an unacceptable, catastrophic liability."</w:t>
+        <w:t xml:space="preserve">"Your transit profile, Ms. Vance," Sterling admitted, looking highly uncomfortable. "The underwriters ran a risk assessment. They noted your absolute refusal to utilize the armored executive </w:t>
+      </w:r>
+      <w:proofErr w:type="spellStart"/>
+      <w:r>
+        <w:t>motorpool</w:t>
+      </w:r>
+      <w:proofErr w:type="spellEnd"/>
+      <w:r>
+        <w:t>. They stated that allowing a trillion-dollar corporate asset to commute on the municipal King County TAPS bus system with the general public is an unacceptable, catastrophic liability."</w:t>
       </w:r>
     </w:p>
     <w:p>
@@ -6109,7 +6821,6 @@
     </w:p>
     <w:p>
       <w:r>
-        <w:lastRenderedPageBreak/>
         <w:t xml:space="preserve">"A heavy, articulated TAPS King County bus weighs over fifteen tons," Cassandra continued smoothly. "If that same vehicle strikes the side of my bus, the kinetic energy is almost entirely absorbed by the industrial chassis. The bus wins the physics equation every single time." </w:t>
       </w:r>
     </w:p>
@@ -6170,7 +6881,6 @@
     </w:p>
     <w:p>
       <w:r>
-        <w:lastRenderedPageBreak/>
         <w:t>"I am certain they will," Cassandra agreed politely. "Have a good morning, gentlemen."</w:t>
       </w:r>
     </w:p>
@@ -6250,7 +6960,6 @@
     </w:p>
     <w:p>
       <w:r>
-        <w:lastRenderedPageBreak/>
         <w:t>She left the horrified security director and the fixers standing speechless in the executive corridor.</w:t>
       </w:r>
     </w:p>
@@ -6276,7 +6985,15 @@
     </w:p>
     <w:p>
       <w:r>
-        <w:t>A breathless fixer, who had apparently jogged all the way across campus from Building 33, came huffing up to the bus stop. "Ms. Vance! Please! If you absolutely insist on taking public transit to the Downtown Bellevue offices, at least let me walk you up to the Overlake Transit Center so you can catch the TAPS Express 564 or 565!"</w:t>
+        <w:t xml:space="preserve">A breathless fixer, who had apparently jogged all the way across campus from Building 33, came huffing up to the bus stop. "Ms. Vance! Please! If you absolutely insist on taking public transit to the Downtown Bellevue offices, at least let me walk you up to the </w:t>
+      </w:r>
+      <w:proofErr w:type="spellStart"/>
+      <w:r>
+        <w:t>Overlake</w:t>
+      </w:r>
+      <w:proofErr w:type="spellEnd"/>
+      <w:r>
+        <w:t xml:space="preserve"> Transit Center so you can catch the TAPS Express 564 or 565!"</w:t>
       </w:r>
     </w:p>
     <w:p>
@@ -6316,7 +7033,6 @@
     </w:p>
     <w:p>
       <w:r>
-        <w:lastRenderedPageBreak/>
         <w:t>She tapped her blue TAPS Pass against the digital reader, leaving the bewildered corporate handler standing on the sidewalk. She maneuvered her manual chair into the designated ADA bay, locked her brakes, and watched out the window as the 230 began its route.</w:t>
       </w:r>
     </w:p>
@@ -6366,7 +7082,15 @@
     </w:p>
     <w:p>
       <w:r>
-        <w:t>"You really did it, Cass," an older, gray-haired database architect laughed, walking over to wrap her in a warm, familiar hug. "They actually gave you the keys to the machine."</w:t>
+        <w:t xml:space="preserve">"You really did it, </w:t>
+      </w:r>
+      <w:proofErr w:type="spellStart"/>
+      <w:r>
+        <w:t>Cass</w:t>
+      </w:r>
+      <w:proofErr w:type="spellEnd"/>
+      <w:r>
+        <w:t>," an older, gray-haired database architect laughed, walking over to wrap her in a warm, familiar hug. "They actually gave you the keys to the machine."</w:t>
       </w:r>
     </w:p>
     <w:p>
@@ -6376,13 +7100,20 @@
     </w:p>
     <w:p>
       <w:r>
-        <w:lastRenderedPageBreak/>
         <w:t>For the next twenty minutes, the bullpen was a chorus of joyous celebration. Cassandra shook hands, caught up on old deployment war stories, and genuinely basked in the unvarnished affection of the people who had formed her original corporate perimeter.</w:t>
       </w:r>
     </w:p>
     <w:p>
       <w:r>
-        <w:t xml:space="preserve">David Vance didn't join the handshakes. Operating in his role as a silent medical overwatch, he set himself up at a small, empty desk in the corner of the bullpen, keeping a direct line of sight to his sister while monitoring the continuous Mobile Cardiac Telemetry (MCT) Holter data streaming to his LPN tablet. </w:t>
+        <w:t xml:space="preserve">David Vance didn't join the handshakes. Operating in his role as a silent medical overwatch, he set himself up at a small, empty desk in the corner of the bullpen, keeping a direct line of sight to his sister while monitoring the continuous Mobile Cardiac Telemetry (MCT) </w:t>
+      </w:r>
+      <w:proofErr w:type="spellStart"/>
+      <w:r>
+        <w:t>Holter</w:t>
+      </w:r>
+      <w:proofErr w:type="spellEnd"/>
+      <w:r>
+        <w:t xml:space="preserve"> data streaming to his LPN tablet. </w:t>
       </w:r>
     </w:p>
     <w:p>
@@ -6397,7 +7128,15 @@
     </w:p>
     <w:p>
       <w:r>
-        <w:t>She noticed a cluster of new, entry-level junior developers hovering nervously near the breakroom. They were clutching their laptops, staring at her with wide eyes. To them, she wasn't the nostalgic kid from the year 2000; she was the newly minted CEO-designate of the most powerful software corporation on earth.</w:t>
+        <w:t xml:space="preserve">She noticed a cluster of new, entry-level junior developers hovering nervously near the </w:t>
+      </w:r>
+      <w:proofErr w:type="spellStart"/>
+      <w:r>
+        <w:t>breakroom</w:t>
+      </w:r>
+      <w:proofErr w:type="spellEnd"/>
+      <w:r>
+        <w:t>. They were clutching their laptops, staring at her with wide eyes. To them, she wasn't the nostalgic kid from the year 2000; she was the newly minted CEO-designate of the most powerful software corporation on earth.</w:t>
       </w:r>
     </w:p>
     <w:p>
@@ -6427,7 +7166,6 @@
     </w:p>
     <w:p>
       <w:r>
-        <w:lastRenderedPageBreak/>
         <w:t>"I am officially taking over this company next month, but I am only in my thirties," Cassandra explained, leaning forward on her armrests. "My foundational coding habits were built a decade ago. Technology moves significantly faster than the C-suite. You are the ones actively learning the newest frameworks and the bleeding-edge syntax in your university labs. I know how this machine currently runs, but I want to know how it should run."</w:t>
       </w:r>
     </w:p>
@@ -6453,7 +7191,15 @@
     </w:p>
     <w:p>
       <w:r>
-        <w:t>"I would love nothing more," Cassandra smiled, leaning in to look at the code. "And please, call me Cass."</w:t>
+        <w:t xml:space="preserve">"I would love nothing more," Cassandra smiled, leaning in to look at the code. "And please, call me </w:t>
+      </w:r>
+      <w:proofErr w:type="spellStart"/>
+      <w:r>
+        <w:t>Cass</w:t>
+      </w:r>
+      <w:proofErr w:type="spellEnd"/>
+      <w:r>
+        <w:t>."</w:t>
       </w:r>
     </w:p>
     <w:p>
@@ -6484,7 +7230,6 @@
     </w:p>
     <w:p>
       <w:r>
-        <w:lastRenderedPageBreak/>
         <w:t xml:space="preserve">David didn't say a word. He was executing the 14:00 Afternoon Autonomic Check. He initiated a non-verbal assessment, reading the micro-expressions around Cassandra's eyes to gauge her AuDHD masking fatigue after the high-stakes morning she had just navigated. He reached out, gently slipping a small pulse oximeter onto her index finger to log her SpO2. </w:t>
       </w:r>
     </w:p>
@@ -6495,12 +7240,36 @@
     </w:p>
     <w:p>
       <w:r>
-        <w:t xml:space="preserve">David checked his tablet, verifying her Holter EKG rhythm against the transit vibrations they had endured on the Route 230 bus. Satisfied with the telemetry, he pulled a small pill bottle from his leather medical kit. He dropped a single oral dose of Baclofen—a localized muscle relaxant—into her palm, handing her a bottle of water. </w:t>
-      </w:r>
-    </w:p>
-    <w:p>
-      <w:r>
-        <w:t xml:space="preserve">The medication was a strict biological necessity. Because of her Complex Regional Pain Syndrome, the daily transit vibrations and physical exhaustion triggered disrupted nerve signals. The Baclofen prevented the muscles in her lower legs and feet from violently spasming or cramping against the footrests of her wheelchair. </w:t>
+        <w:t xml:space="preserve">David checked his tablet, verifying her </w:t>
+      </w:r>
+      <w:proofErr w:type="spellStart"/>
+      <w:r>
+        <w:t>Holter</w:t>
+      </w:r>
+      <w:proofErr w:type="spellEnd"/>
+      <w:r>
+        <w:t xml:space="preserve"> EKG rhythm against the transit vibrations they had endured on the Route 230 bus. Satisfied with the telemetry, he pulled a small pill bottle from his leather medical kit. He dropped a single oral dose of </w:t>
+      </w:r>
+      <w:proofErr w:type="spellStart"/>
+      <w:r>
+        <w:t>Baclofen</w:t>
+      </w:r>
+      <w:proofErr w:type="spellEnd"/>
+      <w:r>
+        <w:t xml:space="preserve">—a localized muscle relaxant—into her palm, handing her a bottle of water. </w:t>
+      </w:r>
+    </w:p>
+    <w:p>
+      <w:r>
+        <w:t xml:space="preserve">The medication was a strict biological necessity. Because of her Complex Regional Pain Syndrome, the daily transit vibrations and physical exhaustion triggered disrupted nerve signals. The </w:t>
+      </w:r>
+      <w:proofErr w:type="spellStart"/>
+      <w:r>
+        <w:t>Baclofen</w:t>
+      </w:r>
+      <w:proofErr w:type="spellEnd"/>
+      <w:r>
+        <w:t xml:space="preserve"> prevented the muscles in her lower legs and feet from violently spasming or cramping against the footrests of her wheelchair. </w:t>
       </w:r>
     </w:p>
     <w:p>
@@ -6550,7 +7319,6 @@
     </w:p>
     <w:p>
       <w:r>
-        <w:lastRenderedPageBreak/>
         <w:t>As the winter sun dipped below the Seattle skyline, casting long shadows across the Bellevue towers, she finally unmounted her laptop and slipped it into her bag. It was time to head home to David, Liz, and Casey.</w:t>
       </w:r>
     </w:p>
@@ -6586,7 +7354,15 @@
     </w:p>
     <w:p>
       <w:r>
-        <w:t>"You guys really are new here," the veteran architect said, shaking his head. "There are no cameras. It’s not a stunt. I've known Cass since she rolled into her first orientation back in the summer of 2000. She has taken the city bus every single day of her career."</w:t>
+        <w:t xml:space="preserve">"You guys really are new here," the veteran architect said, shaking his head. "There are no cameras. It’s not a stunt. I've known </w:t>
+      </w:r>
+      <w:proofErr w:type="spellStart"/>
+      <w:r>
+        <w:t>Cass</w:t>
+      </w:r>
+      <w:proofErr w:type="spellEnd"/>
+      <w:r>
+        <w:t xml:space="preserve"> since she rolled into her first orientation back in the summer of 2000. She has taken the city bus every single day of her career."</w:t>
       </w:r>
     </w:p>
     <w:p>
@@ -6606,7 +7382,6 @@
     </w:p>
     <w:p>
       <w:r>
-        <w:lastRenderedPageBreak/>
         <w:t>The doors swung open, and the driver immediately hit the switch to deploy the mechanical ramp. Cassandra rolled up the incline, completely ignoring the staring commuters. She tapped her blue TAPS Pass against the reader, the machine letting out a sharp, confirming beep.</w:t>
       </w:r>
     </w:p>
@@ -6617,7 +7392,15 @@
     </w:p>
     <w:p>
       <w:r>
-        <w:t>As the 564 bus merged onto Interstate 405 North, effortlessly bypassing the gridlocked surface streets before banking onto the SR-520 corridor toward Overlake, Cassandra looked out the window at the dark, cold waters of Lake Washington.</w:t>
+        <w:t xml:space="preserve">As the 564 bus merged onto Interstate 405 North, effortlessly bypassing the gridlocked surface streets before banking onto the SR-520 corridor toward </w:t>
+      </w:r>
+      <w:proofErr w:type="spellStart"/>
+      <w:r>
+        <w:t>Overlake</w:t>
+      </w:r>
+      <w:proofErr w:type="spellEnd"/>
+      <w:r>
+        <w:t>, Cassandra looked out the window at the dark, cold waters of Lake Washington.</w:t>
       </w:r>
     </w:p>
     <w:p>
@@ -6644,7 +7427,15 @@
     </w:p>
     <w:p>
       <w:r>
-        <w:t>The heavy, articulated TAPS Express 564 bus hissed to a smooth halt at the Overlake Transit Center, lowering its mechanical ramp onto the damp concrete.</w:t>
+        <w:t xml:space="preserve">The heavy, articulated TAPS Express 564 bus hissed to a smooth halt at the </w:t>
+      </w:r>
+      <w:proofErr w:type="spellStart"/>
+      <w:r>
+        <w:t>Overlake</w:t>
+      </w:r>
+      <w:proofErr w:type="spellEnd"/>
+      <w:r>
+        <w:t xml:space="preserve"> Transit Center, lowering its mechanical ramp onto the damp concrete.</w:t>
       </w:r>
     </w:p>
     <w:p>
@@ -6691,7 +7482,6 @@
     </w:p>
     <w:p>
       <w:r>
-        <w:lastRenderedPageBreak/>
         <w:t>"I am," Cassandra smiled, the exhaustion of the massive corporate day finally catching up to her. She looked at her pack, her executive armor melting away completely. "But before we do anything else, I need to initiate a mandatory pause. Everyone into the living room. I need cuddle time."</w:t>
       </w:r>
     </w:p>
@@ -6742,7 +7532,6 @@
     </w:p>
     <w:p>
       <w:r>
-        <w:lastRenderedPageBreak/>
         <w:t xml:space="preserve">At 8:00 PM, the casual atmosphere shifted seamlessly into David's mandatory Evening Wind-Down. The protocol was designed specifically for transitioning Cassandra's AuDHD brain from "CEO mode" to "sleep mode" while actively mitigating nighttime neuropathic pain spikes. </w:t>
       </w:r>
     </w:p>
@@ -6753,12 +7542,36 @@
     </w:p>
     <w:p>
       <w:r>
-        <w:t xml:space="preserve">Satisfied with the numbers, he handed her the nightly medications. The first was Guanfacine, an alpha-2 agonist meant to lower her blood pressure, treat ADHD rejection sensitive dysphoria (RSD), and effectively "turn off" her racing thoughts so her executive function could power down. The second was Gabapentin, a secondary nerve-blocker necessary to ensure the permanent internal scarring in her feet didn't wake her up with phantom impact pain. </w:t>
-      </w:r>
-    </w:p>
-    <w:p>
-      <w:r>
-        <w:t xml:space="preserve">Once the medication was administered, David initiated the overnight Holter baseline setup. Because Vanguard Global's Key Person Insurance policy mandated continuous, uninterrupted operation of Cassandra’s Mobile Cardiac Telemetry (MCT) Holter monitor, David could not simply disconnect the device. He opened the secure medical portal on his LPN tablet. He sent a direct, coded ping to the Building 33 nurses on 24/7 duty monitoring the incoming server feed: </w:t>
+        <w:t xml:space="preserve">Satisfied with the numbers, he handed her the nightly medications. The first was </w:t>
+      </w:r>
+      <w:proofErr w:type="spellStart"/>
+      <w:r>
+        <w:t>Guanfacine</w:t>
+      </w:r>
+      <w:proofErr w:type="spellEnd"/>
+      <w:r>
+        <w:t xml:space="preserve">, an alpha-2 agonist meant to lower her blood pressure, treat ADHD rejection sensitive dysphoria (RSD), and effectively "turn off" her racing thoughts so her executive function could power down. The second was Gabapentin, a secondary nerve-blocker necessary to ensure the permanent internal scarring in her feet didn't wake her up with phantom impact pain. </w:t>
+      </w:r>
+    </w:p>
+    <w:p>
+      <w:r>
+        <w:t xml:space="preserve">Once the medication was administered, David initiated the overnight </w:t>
+      </w:r>
+      <w:proofErr w:type="spellStart"/>
+      <w:r>
+        <w:t>Holter</w:t>
+      </w:r>
+      <w:proofErr w:type="spellEnd"/>
+      <w:r>
+        <w:t xml:space="preserve"> baseline setup. Because Vanguard Global's Key Person Insurance policy mandated continuous, uninterrupted operation of Cassandra’s Mobile Cardiac Telemetry (MCT) </w:t>
+      </w:r>
+      <w:proofErr w:type="spellStart"/>
+      <w:r>
+        <w:t>Holter</w:t>
+      </w:r>
+      <w:proofErr w:type="spellEnd"/>
+      <w:r>
+        <w:t xml:space="preserve"> monitor, David could not simply disconnect the device. He opened the secure medical portal on his LPN tablet. He sent a direct, coded ping to the Building 33 nurses on 24/7 duty monitoring the incoming server feed: </w:t>
       </w:r>
       <w:r>
         <w:rPr>
@@ -6785,7 +7598,15 @@
     </w:p>
     <w:p>
       <w:r>
-        <w:t>With the fifteen-minute grace period officially active, David moved with the speed and precision of a pit crew. He carefully unclipped the depleted battery from her continuous Mobile Cardiac Telemetry (MCT) Holter monitor, placing it onto the charging base, and instantly slid a fresh battery into the unit.</w:t>
+        <w:t xml:space="preserve">With the fifteen-minute grace period officially active, David moved with the speed and precision of a pit crew. He carefully unclipped the depleted battery from her continuous Mobile Cardiac Telemetry (MCT) </w:t>
+      </w:r>
+      <w:proofErr w:type="spellStart"/>
+      <w:r>
+        <w:t>Holter</w:t>
+      </w:r>
+      <w:proofErr w:type="spellEnd"/>
+      <w:r>
+        <w:t xml:space="preserve"> monitor, placing it onto the charging base, and instantly slid a fresh battery into the unit.</w:t>
       </w:r>
     </w:p>
     <w:p>
@@ -6817,7 +7638,6 @@
     </w:p>
     <w:p>
       <w:r>
-        <w:lastRenderedPageBreak/>
         <w:t>By 9:00 PM, the celebration naturally wound down. The physical toll of the day was heavy, and tomorrow, the real work of transitioning from Executive Vice President of Operations to President and Chief Executive Officer of Quantum would officially begin.</w:t>
       </w:r>
     </w:p>
@@ -6905,7 +7725,6 @@
     </w:p>
     <w:p>
       <w:r>
-        <w:lastRenderedPageBreak/>
         <w:t>A low, rhythmic thudding began to vibrate in the chests of the waiting family. Over the towering, mist-shrouded evergreens surrounding the campus, the dark silhouettes of two massive, twin-engine commercial transport helicopters banked sharply into view.</w:t>
       </w:r>
     </w:p>
@@ -6966,7 +7785,6 @@
     </w:p>
     <w:p>
       <w:r>
-        <w:lastRenderedPageBreak/>
         <w:t>"I bought an exorbitant amount of aviation fuel to ensure we did," Victoria replied, her eyes glittering with pride as she looked at Cassandra's corporate fortress. "I was not going to miss the handover."</w:t>
       </w:r>
     </w:p>
@@ -7022,11 +7840,7 @@
     </w:p>
     <w:p>
       <w:r>
-        <w:t xml:space="preserve">"Alright," Cassandra announced, her voice dropping into the calm, lethal register of a CEO. She looked toward the towering, glass-fronted monolith of the executive headquarters. "We </w:t>
-      </w:r>
-      <w:r>
-        <w:lastRenderedPageBreak/>
-        <w:t xml:space="preserve">have a trillion-dollar empire to formally hand over today, and Steve is waiting in the vault. Let's get everyone inside Building 33." </w:t>
+        <w:t xml:space="preserve">"Alright," Cassandra announced, her voice dropping into the calm, lethal register of a CEO. She looked toward the towering, glass-fronted monolith of the executive headquarters. "We have a trillion-dollar empire to formally hand over today, and Steve is waiting in the vault. Let's get everyone inside Building 33." </w:t>
       </w:r>
     </w:p>
     <w:p>
@@ -7099,7 +7913,6 @@
     </w:p>
     <w:p>
       <w:r>
-        <w:lastRenderedPageBreak/>
         <w:t>Before the crowd began to fill the massive auditorium, Cassandra signaled to Victoria, David, Wendy, and the Carter parents. "Come with me to the green room. There are two people who want to meet the architects of my foundation."</w:t>
       </w:r>
     </w:p>
@@ -7156,7 +7969,6 @@
     </w:p>
     <w:p>
       <w:r>
-        <w:lastRenderedPageBreak/>
         <w:t xml:space="preserve">William Keswick nodded in agreement. "The tech industry is filled with executives who live in ivory towers. Cassandra lives in the truth. She understands that the software isn't just code; it's the people building it. That is why the Board’s vote was unanimous, and that is why the employees are going to lose their minds when she takes that stage." </w:t>
       </w:r>
     </w:p>
@@ -7225,7 +8037,6 @@
     </w:p>
     <w:p>
       <w:r>
-        <w:lastRenderedPageBreak/>
         <w:t xml:space="preserve">The crowd went absolutely feral, jumping to their feet and screaming the chant back at him. </w:t>
       </w:r>
     </w:p>
@@ -7281,7 +8092,6 @@
     </w:p>
     <w:p>
       <w:r>
-        <w:lastRenderedPageBreak/>
         <w:t xml:space="preserve">"Thank you, Steve," Cassandra’s voice rang out, cool, precise, and carrying an undeniable gravity. "And thank you, Quantum." </w:t>
       </w:r>
     </w:p>
@@ -7337,7 +8147,6 @@
     </w:p>
     <w:p>
       <w:r>
-        <w:lastRenderedPageBreak/>
         <w:t xml:space="preserve">"An empire is not sustained by the height of its executive towers; it is sustained by the strength of its floorboards," Cassandra declared, delivering the absolute, defining mandate of her tenure. "We will innovate ruthlessly, we will protect our perimeter, and we will never lose sight of the engineers in the bullpens who make the impossible function." </w:t>
       </w:r>
     </w:p>
@@ -7353,7 +8162,15 @@
     </w:p>
     <w:p>
       <w:r>
-        <w:t>But as the auditorium erupted into a second, deafening standing ovation, the physical reality of the room caught up with her. The acoustic force of thousands of cheering Quantineers sent a sustained, seismic vibration rolling through the floorboards and directly into the frame of her wheelchair.</w:t>
+        <w:t xml:space="preserve">But as the auditorium erupted into a second, deafening standing ovation, the physical reality of the room caught up with her. The acoustic force of thousands of cheering </w:t>
+      </w:r>
+      <w:proofErr w:type="spellStart"/>
+      <w:r>
+        <w:t>Quantineers</w:t>
+      </w:r>
+      <w:proofErr w:type="spellEnd"/>
+      <w:r>
+        <w:t xml:space="preserve"> sent a sustained, seismic vibration rolling through the floorboards and directly into the frame of her wheelchair.</w:t>
       </w:r>
     </w:p>
     <w:p>
@@ -7368,12 +8185,28 @@
     </w:p>
     <w:p>
       <w:r>
-        <w:t xml:space="preserve">Instantly, her autonomic nervous system misfired. Her blood pressure violently crashed, and to compensate, her heart rate spiked uncontrollably into a high-risk tachycardic episode. A sudden, extreme pallor washed over her face. Her vision narrowed into a dark, dizzying tunnel of pre-syncope, and the muscles in her lower legs began to violently cramp and spasm against her footrests due to the disrupted nerve signals. </w:t>
-      </w:r>
-    </w:p>
-    <w:p>
-      <w:r>
-        <w:t xml:space="preserve">Down in the front row, David’s LPN tablet vibrated aggressively. The continuous Mobile Cardiac Telemetry (MCT) Holter monitor patched to her chest was screaming a red-alert: 146 BPM. </w:t>
+        <w:t xml:space="preserve">Instantly, her autonomic nervous system misfired. Her blood pressure violently crashed, and to compensate, her heart rate spiked uncontrollably into a high-risk </w:t>
+      </w:r>
+      <w:proofErr w:type="spellStart"/>
+      <w:r>
+        <w:t>tachycardic</w:t>
+      </w:r>
+      <w:proofErr w:type="spellEnd"/>
+      <w:r>
+        <w:t xml:space="preserve"> episode. A sudden, extreme pallor washed over her face. Her vision narrowed into a dark, dizzying tunnel of pre-syncope, and the muscles in her lower legs began to violently cramp and spasm against her footrests due to the disrupted nerve signals. </w:t>
+      </w:r>
+    </w:p>
+    <w:p>
+      <w:r>
+        <w:t xml:space="preserve">Down in the front row, David’s LPN tablet vibrated aggressively. The continuous Mobile Cardiac Telemetry (MCT) </w:t>
+      </w:r>
+      <w:proofErr w:type="spellStart"/>
+      <w:r>
+        <w:t>Holter</w:t>
+      </w:r>
+      <w:proofErr w:type="spellEnd"/>
+      <w:r>
+        <w:t xml:space="preserve"> monitor patched to her chest was screaming a red-alert: 146 BPM. </w:t>
       </w:r>
     </w:p>
     <w:p>
@@ -7383,16 +8216,20 @@
     </w:p>
     <w:p>
       <w:r>
-        <w:t xml:space="preserve">He vaulted onto the stage, entirely bypassing the stunned executive security handlers. He didn't panic, and he didn't call an ambulance. He knew exactly what this was: a standard dysautonomic fluctuation. </w:t>
-      </w:r>
-    </w:p>
-    <w:p>
-      <w:r>
-        <w:t xml:space="preserve">He reached her chair, immediately hitting the mechanical release on her backrest. He tilted her backward, elevating her legs to force blood flow back to her brain and stabilize her </w:t>
-      </w:r>
-      <w:r>
-        <w:lastRenderedPageBreak/>
-        <w:t xml:space="preserve">crashing blood pressure. In the front row, Victoria Vance remained perfectly still, her sovereign posture unbothered, anchoring the rest of the pack from overreacting. </w:t>
+        <w:t xml:space="preserve">He vaulted onto the stage, entirely bypassing the stunned executive security handlers. He didn't panic, and he didn't call an ambulance. He knew exactly what this was: a standard </w:t>
+      </w:r>
+      <w:proofErr w:type="spellStart"/>
+      <w:r>
+        <w:t>dysautonomic</w:t>
+      </w:r>
+      <w:proofErr w:type="spellEnd"/>
+      <w:r>
+        <w:t xml:space="preserve"> fluctuation. </w:t>
+      </w:r>
+    </w:p>
+    <w:p>
+      <w:r>
+        <w:t xml:space="preserve">He reached her chair, immediately hitting the mechanical release on her backrest. He tilted her backward, elevating her legs to force blood flow back to her brain and stabilize her crashing blood pressure. In the front row, Victoria Vance remained perfectly still, her sovereign posture unbothered, anchoring the rest of the pack from overreacting. </w:t>
       </w:r>
     </w:p>
     <w:p>
@@ -7412,7 +8249,15 @@
     </w:p>
     <w:p>
       <w:r>
-        <w:t xml:space="preserve">Behind Steve's massive frame, David pulled two pills from his leather medical kit. He administered a targeted dose of Baclofen to stop the violent muscle spasms in her legs, followed instantly by a dose of Propranolol. The beta-blocker would physically block the adrenaline spike and force her racing heart to decelerate. </w:t>
+        <w:t xml:space="preserve">Behind Steve's massive frame, David pulled two pills from his leather medical kit. He administered a targeted dose of </w:t>
+      </w:r>
+      <w:proofErr w:type="spellStart"/>
+      <w:r>
+        <w:t>Baclofen</w:t>
+      </w:r>
+      <w:proofErr w:type="spellEnd"/>
+      <w:r>
+        <w:t xml:space="preserve"> to stop the violent muscle spasms in her legs, followed instantly by a dose of Propranolol. The beta-blocker would physically block the adrenaline spike and force her racing heart to decelerate. </w:t>
       </w:r>
     </w:p>
     <w:p>
@@ -7455,7 +8300,6 @@
         <w:pStyle w:val="Heading3"/>
       </w:pPr>
       <w:r>
-        <w:lastRenderedPageBreak/>
         <w:t>Part 4: The Resumption – 09:35 AM</w:t>
       </w:r>
     </w:p>
@@ -7476,7 +8320,15 @@
     </w:p>
     <w:p>
       <w:r>
-        <w:t xml:space="preserve">David didn't argue, but he didn't immediately unlock her brakes, either. Operating as her medical overwatch, he picked up his LPN tablet to verify the raw data. He checked the real-time EKG data streaming from the continuous Mobile Cardiac Telemetry (MCT) Holter monitor patched to her chest. </w:t>
+        <w:t xml:space="preserve">David didn't argue, but he didn't immediately unlock her brakes, either. Operating as her medical overwatch, he picked up his LPN tablet to verify the raw data. He checked the real-time EKG data streaming from the continuous Mobile Cardiac Telemetry (MCT) </w:t>
+      </w:r>
+      <w:proofErr w:type="spellStart"/>
+      <w:r>
+        <w:t>Holter</w:t>
+      </w:r>
+      <w:proofErr w:type="spellEnd"/>
+      <w:r>
+        <w:t xml:space="preserve"> monitor patched to her chest. </w:t>
       </w:r>
     </w:p>
     <w:p>
@@ -7502,7 +8354,23 @@
           <w:i/>
           <w:iCs/>
         </w:rPr>
-        <w:t>Rhythm nominal. Tachycardic spike neutralized. Cleared for deployment.</w:t>
+        <w:t xml:space="preserve">Rhythm nominal. </w:t>
+      </w:r>
+      <w:proofErr w:type="spellStart"/>
+      <w:r>
+        <w:rPr>
+          <w:i/>
+          <w:iCs/>
+        </w:rPr>
+        <w:t>Tachycardic</w:t>
+      </w:r>
+      <w:proofErr w:type="spellEnd"/>
+      <w:r>
+        <w:rPr>
+          <w:i/>
+          <w:iCs/>
+        </w:rPr>
+        <w:t xml:space="preserve"> spike neutralized. Cleared for deployment.</w:t>
       </w:r>
     </w:p>
     <w:p>
@@ -7532,16 +8400,20 @@
     </w:p>
     <w:p>
       <w:r>
-        <w:t xml:space="preserve">"As Steve accurately noted, my physical architecture occasionally requires routine calibration," Cassandra announced smoothly, her voice echoing with the exact same </w:t>
-      </w:r>
-      <w:r>
-        <w:lastRenderedPageBreak/>
-        <w:t>glacial, unyielding authority she had used before the flare-up. "The maintenance is complete. The system is operating flawlessly."</w:t>
-      </w:r>
-    </w:p>
-    <w:p>
-      <w:r>
-        <w:t>A wave of profound, highly respectful relief washed over the thousands of Quantineers. In the front row, Victoria Vance offered a fiercely proud smile.</w:t>
+        <w:t>"As Steve accurately noted, my physical architecture occasionally requires routine calibration," Cassandra announced smoothly, her voice echoing with the exact same glacial, unyielding authority she had used before the flare-up. "The maintenance is complete. The system is operating flawlessly."</w:t>
+      </w:r>
+    </w:p>
+    <w:p>
+      <w:r>
+        <w:t xml:space="preserve">A wave of profound, highly respectful relief washed over the thousands of </w:t>
+      </w:r>
+      <w:proofErr w:type="spellStart"/>
+      <w:r>
+        <w:t>Quantineers</w:t>
+      </w:r>
+      <w:proofErr w:type="spellEnd"/>
+      <w:r>
+        <w:t>. In the front row, Victoria Vance offered a fiercely proud smile.</w:t>
       </w:r>
     </w:p>
     <w:p>
@@ -7602,11 +8474,7 @@
     </w:p>
     <w:p>
       <w:r>
-        <w:t xml:space="preserve">Instead of a closed-door VIP luncheon in the executive suite of Building 33, Cassandra had authorized a massive, campus-wide street fair. Dozens of local Seattle food trucks were </w:t>
-      </w:r>
-      <w:r>
-        <w:lastRenderedPageBreak/>
-        <w:t xml:space="preserve">parked in a massive ring around the central courtyards, their generators humming cheerfully as the scent of gourmet tacos, Korean BBQ, and artisanal grilled cheese drifted through the crisp February air. Heated outdoor pavilions and fire pits were scattered across the grass, accommodating the thousands of employees wearing Quantum Blue Badges. </w:t>
+        <w:t xml:space="preserve">Instead of a closed-door VIP luncheon in the executive suite of Building 33, Cassandra had authorized a massive, campus-wide street fair. Dozens of local Seattle food trucks were parked in a massive ring around the central courtyards, their generators humming cheerfully as the scent of gourmet tacos, Korean BBQ, and artisanal grilled cheese drifted through the crisp February air. Heated outdoor pavilions and fire pits were scattered across the grass, accommodating the thousands of employees wearing Quantum Blue Badges. </w:t>
       </w:r>
     </w:p>
     <w:p>
@@ -7663,7 +8531,6 @@
     </w:p>
     <w:p>
       <w:r>
-        <w:lastRenderedPageBreak/>
         <w:t>"Ms. Vance?" the developer stammered, awkwardly stepping out of the queue. "I—you don't have to wait back here. You're the CEO. You should go to the front. We can all step aside."</w:t>
       </w:r>
     </w:p>
@@ -7679,7 +8546,15 @@
     </w:p>
     <w:p>
       <w:r>
-        <w:t xml:space="preserve">"Call me Cass," she corrected gently, her voice carrying a relaxed, pragmatic authority. "And thank you, but absolutely not. </w:t>
+        <w:t xml:space="preserve">"Call me </w:t>
+      </w:r>
+      <w:proofErr w:type="spellStart"/>
+      <w:r>
+        <w:t>Cass</w:t>
+      </w:r>
+      <w:proofErr w:type="spellEnd"/>
+      <w:r>
+        <w:t xml:space="preserve">," she corrected gently, her voice carrying a relaxed, pragmatic authority. "And thank you, but absolutely not. </w:t>
       </w:r>
       <w:r>
         <w:t>If the junior developers have to wait twenty minutes for a pulled-pork sandwich, then so does the CEO. Nobody cuts the line today.</w:t>
@@ -7733,11 +8608,7 @@
     </w:p>
     <w:p>
       <w:r>
-        <w:t xml:space="preserve">The Zero-Proof Pavilion was a high-end, dedicated mocktail and barista bar serving complex, non-alcoholic craft beverages, spiced ciders, and dark roasts. It was an absolute </w:t>
-      </w:r>
-      <w:r>
-        <w:lastRenderedPageBreak/>
-        <w:t>necessity for Cassandra, whose daily nerve and anti-spasticity medications for her bilateral axial load injuries strictly prohibited alcohol.</w:t>
+        <w:t>The Zero-Proof Pavilion was a high-end, dedicated mocktail and barista bar serving complex, non-alcoholic craft beverages, spiced ciders, and dark roasts. It was an absolute necessity for Cassandra, whose daily nerve and anti-spasticity medications for her bilateral axial load injuries strictly prohibited alcohol.</w:t>
       </w:r>
     </w:p>
     <w:p>
@@ -7757,7 +8628,23 @@
     </w:p>
     <w:p>
       <w:r>
-        <w:t>Jessica Ragsdale’s family was clustered nearby, soaking in the festival atmosphere. Her little brother, Michael, was laughing with his two best friends, Ashley Raybourn and Kristin Connely, while their younger sister Rachel eagerly pointed out the dessert trucks.</w:t>
+        <w:t xml:space="preserve">Jessica Ragsdale’s family was clustered nearby, soaking in the festival atmosphere. Her little brother, Michael, was laughing with his two best friends, Ashley </w:t>
+      </w:r>
+      <w:proofErr w:type="spellStart"/>
+      <w:r>
+        <w:t>Raybourn</w:t>
+      </w:r>
+      <w:proofErr w:type="spellEnd"/>
+      <w:r>
+        <w:t xml:space="preserve"> and Kristin </w:t>
+      </w:r>
+      <w:proofErr w:type="spellStart"/>
+      <w:r>
+        <w:t>Connely</w:t>
+      </w:r>
+      <w:proofErr w:type="spellEnd"/>
+      <w:r>
+        <w:t>, while their younger sister Rachel eagerly pointed out the dessert trucks.</w:t>
       </w:r>
     </w:p>
     <w:p>
@@ -7787,7 +8674,6 @@
     </w:p>
     <w:p>
       <w:r>
-        <w:lastRenderedPageBreak/>
         <w:t>Kelly froze.</w:t>
       </w:r>
     </w:p>
@@ -7843,7 +8729,6 @@
     </w:p>
     <w:p>
       <w:r>
-        <w:lastRenderedPageBreak/>
         <w:t xml:space="preserve">"Evan didn't stick me at the reception desk because he was overlooking my talent," Kelly said, her voice dropping into a cold, trembling register. "He put me there because he wanted eye candy. He wasn't looking at my face when I spoke to him. He was looking at my breasts. That’s all he ever saw." </w:t>
       </w:r>
     </w:p>
@@ -7907,7 +8792,6 @@
     </w:p>
     <w:p>
       <w:r>
-        <w:lastRenderedPageBreak/>
         <w:t>Morgan Foster, Ruby Mountain’s Lead Industrial Engineer, stood with a steaming cup of spiced cider in her hands. She was surrounded by three of Quantum’s lead server architects, all of whom were listening to her speak with expressions of absolute, unvarnished awe.</w:t>
       </w:r>
     </w:p>
@@ -7958,7 +8842,6 @@
     </w:p>
     <w:p>
       <w:r>
-        <w:lastRenderedPageBreak/>
         <w:t>Ryan caught Amanda's eye and offered a respectful, deferential nod, signaling that they weren't going to rush the perimeter. Amanda read his posture instantly, smiling and stepping aside just enough to allow the twins to approach.</w:t>
       </w:r>
     </w:p>
@@ -8012,7 +8895,6 @@
     </w:p>
     <w:p>
       <w:r>
-        <w:lastRenderedPageBreak/>
         <w:t>A sound technician from the campus events team quickly hurried over, handing her a wireless microphone.</w:t>
       </w:r>
     </w:p>
@@ -8048,7 +8930,15 @@
     </w:p>
     <w:p>
       <w:r>
-        <w:t>"A massive percentage of you took a TAPS bus to get to this campus today," Cassandra said. "I know this, because I ride the exact same municipal grid. And I know exactly what it feels like to stand at the Overlake transit stop in the freezing rain, waiting for a transfer, completely exposed to the elements. You can write the most elegant code in the world, but if your commute is a daily exercise in logistical misery, we are failing you as a company."</w:t>
+        <w:t xml:space="preserve">"A massive percentage of you took a TAPS bus to get to this campus today," Cassandra said. "I know this, because I ride the exact same municipal grid. And I know exactly what it feels like to stand at the </w:t>
+      </w:r>
+      <w:proofErr w:type="spellStart"/>
+      <w:r>
+        <w:t>Overlake</w:t>
+      </w:r>
+      <w:proofErr w:type="spellEnd"/>
+      <w:r>
+        <w:t xml:space="preserve"> transit stop in the freezing rain, waiting for a transfer, completely exposed to the elements. You can write the most elegant code in the world, but if your commute is a daily exercise in logistical misery, we are failing you as a company."</w:t>
       </w:r>
     </w:p>
     <w:p>
@@ -8068,7 +8958,6 @@
     </w:p>
     <w:p>
       <w:r>
-        <w:lastRenderedPageBreak/>
         <w:t>"As of Monday morning, I am throwing the absolute, unmitigated financial and lobbying weight of Quantum Corporation behind that rail connection," Cassandra promised, her words dropping like heavy stones into the quiet plaza. "We are going to actively partner with the city. We are going to look at what Quantum can do to fund the infrastructure, build the pedestrian bridges, and construct the weather canopies. We will ensure that this campus is anchored by the most flawless, frictionless, and accessible transit perimeter in the Pacific Northwest."</w:t>
       </w:r>
     </w:p>
@@ -8137,7 +9026,6 @@
     </w:p>
     <w:p>
       <w:r>
-        <w:lastRenderedPageBreak/>
         <w:t>"I wouldn't insult you by asking for a discount," Cassandra replied smoothly, her executive baseline perfectly matching the Matriarch's. "Just like David and Liz's wedding back in 2005, Quantum will pay the absolute maximum commercial rate. Full price."</w:t>
       </w:r>
     </w:p>
@@ -8148,7 +9036,15 @@
     </w:p>
     <w:p>
       <w:r>
-        <w:t>Amanda gave Cassandra a final, tight hug, then helped Johnny navigate the loading ramp. Within minutes, the helicopter lifted off, banking sharply north toward the Skagit gorge to return the pack to their high-altitude fortress.</w:t>
+        <w:t xml:space="preserve">Amanda gave Cassandra a final, tight hug, then helped Johnny navigate the loading ramp. Within minutes, the helicopter lifted off, banking sharply north toward the </w:t>
+      </w:r>
+      <w:proofErr w:type="spellStart"/>
+      <w:r>
+        <w:t>Skagit</w:t>
+      </w:r>
+      <w:proofErr w:type="spellEnd"/>
+      <w:r>
+        <w:t xml:space="preserve"> gorge to return the pack to their high-altitude fortress.</w:t>
       </w:r>
     </w:p>
     <w:p>
@@ -8158,7 +9054,15 @@
     </w:p>
     <w:p>
       <w:r>
-        <w:t>Cassandra didn't summon an armored SUV from the subterranean executive garage. She simply led her parents, her brother, and her in-laws away from the Quantum campus and straight onto the paved sidewalks leading to the Overlake Transit Center.</w:t>
+        <w:t xml:space="preserve">Cassandra didn't summon an armored SUV from the subterranean executive garage. She simply led her parents, her brother, and her in-laws away from the Quantum campus and straight onto the paved sidewalks leading to the </w:t>
+      </w:r>
+      <w:proofErr w:type="spellStart"/>
+      <w:r>
+        <w:t>Overlake</w:t>
+      </w:r>
+      <w:proofErr w:type="spellEnd"/>
+      <w:r>
+        <w:t xml:space="preserve"> Transit Center.</w:t>
       </w:r>
     </w:p>
     <w:p>
@@ -8168,7 +9072,13 @@
     </w:p>
     <w:p>
       <w:r>
-        <w:t>"I just don't understand the optics of this," Peter grumbled, pulling his coat tighter around his shoulders and glaring at the glowing digital arrival sign. "Your stepdaughter was just named the Chief Executive Officer of the most powerful technology company on the planet. And we are standing on wet concrete waiting for a public city bus."</w:t>
+        <w:t xml:space="preserve">"I just don't understand the optics of this," Peter grumbled, pulling his coat tighter around his shoulders and glaring at the glowing digital arrival sign. "Your </w:t>
+      </w:r>
+      <w:r>
+        <w:t xml:space="preserve">daughter </w:t>
+      </w:r>
+      <w:r>
+        <w:t>was just named the Chief Executive Officer of the most powerful technology company on the planet. And we are standing on wet concrete waiting for a public city bus."</w:t>
       </w:r>
     </w:p>
     <w:p>
@@ -8188,11 +9098,7 @@
     </w:p>
     <w:p>
       <w:r>
-        <w:t xml:space="preserve">"Victoria gets a helicopter because of physical geography, Peter," Cassandra corrected, her voice dropping into a cold, uncompromising register. "State Route 20 is completely closed past Milepost 134. The WSDOT gates are locked, and the highway is an unplowed avalanche zone. The only physical way to bypass the barricades and drop them back onto </w:t>
-      </w:r>
-      <w:r>
-        <w:lastRenderedPageBreak/>
-        <w:t xml:space="preserve">Ruby Mountain in February is from the sky. And I paid a small fortune for that charter out of my own personal </w:t>
+        <w:t xml:space="preserve">"Victoria gets a helicopter because of physical geography, Peter," Cassandra corrected, her voice dropping into a cold, uncompromising register. "State Route 20 is completely closed past Milepost 134. The WSDOT gates are locked, and the highway is an unplowed avalanche zone. The only physical way to bypass the barricades and drop them back onto Ruby Mountain in February is from the sky. And I paid a small fortune for that charter out of my own personal </w:t>
       </w:r>
       <w:r>
         <w:t>money</w:t>
@@ -8208,7 +9114,10 @@
     </w:p>
     <w:p>
       <w:r>
-        <w:t>"I provided all of you with pre-loaded TAPS Passes so you can move around the city seamlessly," Cassandra continued, locking eyes with her stepfather and leaving absolutely zero room for debate. "But if riding the municipal bus is beneath you, Peter, there is an</w:t>
+        <w:t xml:space="preserve">"I provided all of you with pre-loaded TAPS Passes so you can move around the city seamlessly," Cassandra continued, locking eyes with her stepfather and leaving absolutely zero room for debate. "But if riding the municipal bus is beneath you, Peter, there is </w:t>
+      </w:r>
+      <w:r>
+        <w:t>a</w:t>
       </w:r>
       <w:r>
         <w:t xml:space="preserve"> </w:t>
@@ -8267,11 +9176,7 @@
     </w:p>
     <w:p>
       <w:r>
-        <w:t xml:space="preserve">With the older generation safely deposited, the four remaining members of the pack didn't linger in the cold. They simply crossed the street to the southbound shelter, waiting only a </w:t>
-      </w:r>
-      <w:r>
-        <w:lastRenderedPageBreak/>
-        <w:t>few minutes before the next local TAPS route arrived to take them back toward the Quantum campus.</w:t>
+        <w:t>With the older generation safely deposited, the four remaining members of the pack didn't linger in the cold. They simply crossed the street to the southbound shelter, waiting only a few minutes before the next local TAPS route arrived to take them back toward the Quantum campus.</w:t>
       </w:r>
     </w:p>
     <w:p>
@@ -8281,7 +9186,15 @@
     </w:p>
     <w:p>
       <w:r>
-        <w:t>The ride back to Overlake was completely silent. The adrenaline that had sustained Cassandra through the board vote, the global broadcast, the Bellevue reunion, and the massive campus festival had finally burned out. She leaned her head against the window, watching the dark, misty silhouettes of the Pacific Northwest evergreens blur past the glass. She had done it. She had formally accepted the crown, and she had survived the crushing weight of the public spotlight.</w:t>
+        <w:t xml:space="preserve">The ride back to </w:t>
+      </w:r>
+      <w:proofErr w:type="spellStart"/>
+      <w:r>
+        <w:t>Overlake</w:t>
+      </w:r>
+      <w:proofErr w:type="spellEnd"/>
+      <w:r>
+        <w:t xml:space="preserve"> was completely silent. The adrenaline that had sustained Cassandra through the board vote, the global broadcast, the Bellevue reunion, and the massive campus festival had finally burned out. She leaned her head against the window, watching the dark, misty silhouettes of the Pacific Northwest evergreens blur past the glass. She had done it. She had formally accepted the crown, and she had survived the crushing weight of the public spotlight.</w:t>
       </w:r>
     </w:p>
     <w:p>
@@ -8301,7 +9214,15 @@
     </w:p>
     <w:p>
       <w:r>
-        <w:t>David grinned, his processor instantly recognizing her shift in baseline. "You got it, Cass."</w:t>
+        <w:t xml:space="preserve">David grinned, his processor instantly recognizing her shift in baseline. "You got it, </w:t>
+      </w:r>
+      <w:proofErr w:type="spellStart"/>
+      <w:r>
+        <w:t>Cass</w:t>
+      </w:r>
+      <w:proofErr w:type="spellEnd"/>
+      <w:r>
+        <w:t>."</w:t>
       </w:r>
     </w:p>
     <w:p>
@@ -8329,11 +9250,7 @@
     </w:p>
     <w:p>
       <w:r>
-        <w:t xml:space="preserve">Wendy dropped her purse onto the polished entryway table of their Downtown Redmond luxury suite and let out a long, quiet sigh. The hotel room was immaculate, boasting a </w:t>
-      </w:r>
-      <w:r>
-        <w:lastRenderedPageBreak/>
-        <w:t>sweeping view of the glowing Pacific Northwest tech corridor, but the tension radiating from the center of the room was actively ruining the aesthetic.</w:t>
+        <w:t>Wendy dropped her purse onto the polished entryway table of their Downtown Redmond luxury suite and let out a long, quiet sigh. The hotel room was immaculate, boasting a sweeping view of the glowing Pacific Northwest tech corridor, but the tension radiating from the center of the room was actively ruining the aesthetic.</w:t>
       </w:r>
     </w:p>
     <w:p>
@@ -8393,7 +9310,6 @@
     </w:p>
     <w:p>
       <w:r>
-        <w:lastRenderedPageBreak/>
         <w:t>"It's just a mountain pass—"</w:t>
       </w:r>
     </w:p>
@@ -8409,7 +9325,23 @@
     </w:p>
     <w:p>
       <w:r>
-        <w:t>"You remember the original blueprints for that highway," Wendy reminded him, tapping the glass. "I-96 was supposed to be the great northern artery. It was designed to run from the Evergreen Marine terminal in Anacortes, cut straight through the massive sprawl of Meridian, and punch all the way across the country to Duluth, Minnesota. It was supposed to completely replace State Route 20 and carve a safe, permanent corridor through the Skagit Gorge."</w:t>
+        <w:t xml:space="preserve">"You remember the original blueprints for that highway," Wendy reminded him, tapping the glass. "I-96 was supposed to be the great northern artery. It was designed to run from the Evergreen Marine terminal in </w:t>
+      </w:r>
+      <w:proofErr w:type="spellStart"/>
+      <w:r>
+        <w:t>Anacortes</w:t>
+      </w:r>
+      <w:proofErr w:type="spellEnd"/>
+      <w:r>
+        <w:t xml:space="preserve">, cut straight through the massive sprawl of Meridian, and punch all the way across the country to Duluth, Minnesota. It was supposed to completely replace State Route 20 and carve a safe, permanent corridor through the </w:t>
+      </w:r>
+      <w:proofErr w:type="spellStart"/>
+      <w:r>
+        <w:t>Skagit</w:t>
+      </w:r>
+      <w:proofErr w:type="spellEnd"/>
+      <w:r>
+        <w:t xml:space="preserve"> Gorge."</w:t>
       </w:r>
     </w:p>
     <w:p>
@@ -8419,7 +9351,15 @@
     </w:p>
     <w:p>
       <w:r>
-        <w:t>"But they ran out of funding and political willpower," Wendy continued, laying out the logistics with the same precision her daughter used in the boardroom. "They stopped laying concrete at Birdsview. The massive, multi-lane interstate just abruptly ends, dumping all that high-speed traffic unceremoniously onto a fragile, two-lane state highway. Because they never pushed I-96 through the gorge, the state still drops the steel barricades at Milepost 134 every single winter. Victoria's property is legally and physically erased from the map until May."</w:t>
+        <w:t xml:space="preserve">"But they ran out of funding and political willpower," Wendy continued, laying out the logistics with the same precision her daughter used in the boardroom. "They stopped laying concrete at </w:t>
+      </w:r>
+      <w:proofErr w:type="spellStart"/>
+      <w:r>
+        <w:t>Birdsview</w:t>
+      </w:r>
+      <w:proofErr w:type="spellEnd"/>
+      <w:r>
+        <w:t>. The massive, multi-lane interstate just abruptly ends, dumping all that high-speed traffic unceremoniously onto a fragile, two-lane state highway. Because they never pushed I-96 through the gorge, the state still drops the steel barricades at Milepost 134 every single winter. Victoria's property is legally and physically erased from the map until May."</w:t>
       </w:r>
     </w:p>
     <w:p>
@@ -8444,7 +9384,13 @@
     </w:p>
     <w:p>
       <w:r>
-        <w:t>"No, you shouldn't," Wendy agreed, her expression finally melting into a warm, forgiving smile. She reached out, adjusting the collar of his shirt. "Our daughter just conquered the world, Peter. Put the transit card in your wallet, get some sleep, and tomorrow, you can say thank you."</w:t>
+        <w:t>"No, you shouldn't," Wendy agreed, her expression finally melting into a warm, forgiving smile. She reached out, adjusting the collar of his shirt. "</w:t>
+      </w:r>
+      <w:r>
+        <w:t>My</w:t>
+      </w:r>
+      <w:r>
+        <w:t xml:space="preserve"> daughter just conquered the world, Peter. Put the transit card in your wallet, get some sleep, and tomorrow, you can say thank you."</w:t>
       </w:r>
     </w:p>
     <w:p>
@@ -8452,7 +9398,6 @@
         <w:pStyle w:val="Heading1"/>
       </w:pPr>
       <w:r>
-        <w:lastRenderedPageBreak/>
         <w:t>Book 4: The Sovereign Autonomy</w:t>
       </w:r>
     </w:p>
@@ -8469,7 +9414,15 @@
         <w:pStyle w:val="Heading3"/>
       </w:pPr>
       <w:r>
-        <w:t>Part 1: The Diridon Transfer – 10:</w:t>
+        <w:t xml:space="preserve">Part 1: The </w:t>
+      </w:r>
+      <w:proofErr w:type="spellStart"/>
+      <w:r>
+        <w:t>Diridon</w:t>
+      </w:r>
+      <w:proofErr w:type="spellEnd"/>
+      <w:r>
+        <w:t xml:space="preserve"> Transfer – 10:</w:t>
       </w:r>
       <w:r>
         <w:t>00</w:t>
@@ -8505,7 +9458,15 @@
     </w:p>
     <w:p>
       <w:r>
-        <w:t>Cassandra Vance wheeled her manual power-assist chair across the threshold and onto the concrete platform of San Jose Diridon Station. She took a deep breath of the crisp air, the twenty-two-hour scenic journey down the Pacific coastline having completely cleared her executive processor. Her custom, piano-black Quantum laptop was tucked securely into the bag resting on her lap, holding the finalized opening keynote for the Global Tech Leadership Summit.</w:t>
+        <w:t xml:space="preserve">Cassandra Vance wheeled her manual power-assist chair across the threshold and onto the concrete platform of San Jose </w:t>
+      </w:r>
+      <w:proofErr w:type="spellStart"/>
+      <w:r>
+        <w:t>Diridon</w:t>
+      </w:r>
+      <w:proofErr w:type="spellEnd"/>
+      <w:r>
+        <w:t xml:space="preserve"> Station. She took a deep breath of the crisp air, the twenty-two-hour scenic journey down the Pacific coastline having completely cleared her executive processor. Her custom, piano-black Quantum laptop was tucked securely into the bag resting on her lap, holding the finalized opening keynote for the Global Tech Leadership Summit.</w:t>
       </w:r>
     </w:p>
     <w:p>
@@ -8536,14 +9497,21 @@
           <w:b/>
           <w:bCs/>
         </w:rPr>
-        <w:lastRenderedPageBreak/>
         <w:t>TRANSIT MODE:</w:t>
       </w:r>
       <w:r>
         <w:t xml:space="preserve"> </w:t>
       </w:r>
       <w:r>
-        <w:t>ARTS Coast Starlight (Seattle King Street to San Jose Diridon)</w:t>
+        <w:t xml:space="preserve">ARTS Coast Starlight (Seattle King Street to San Jose </w:t>
+      </w:r>
+      <w:proofErr w:type="spellStart"/>
+      <w:r>
+        <w:t>Diridon</w:t>
+      </w:r>
+      <w:proofErr w:type="spellEnd"/>
+      <w:r>
+        <w:t>)</w:t>
       </w:r>
     </w:p>
     <w:p>
@@ -8562,7 +9530,15 @@
         <w:t>ARRIVAL LOCATION:</w:t>
       </w:r>
       <w:r>
-        <w:t xml:space="preserve"> San Jose Diridon Station</w:t>
+        <w:t xml:space="preserve"> San Jose </w:t>
+      </w:r>
+      <w:proofErr w:type="spellStart"/>
+      <w:r>
+        <w:t>Diridon</w:t>
+      </w:r>
+      <w:proofErr w:type="spellEnd"/>
+      <w:r>
+        <w:t xml:space="preserve"> Station</w:t>
       </w:r>
     </w:p>
     <w:p>
@@ -8649,7 +9625,15 @@
     </w:p>
     <w:p>
       <w:r>
-        <w:t>Emerging on the far western edge of Diridon Station, the dark concrete tunnel opened up to a bright, sunlit plaza dedicated entirely to the Santa Clara Valley Transportation Authority.</w:t>
+        <w:t xml:space="preserve">Emerging on the far western edge of </w:t>
+      </w:r>
+      <w:proofErr w:type="spellStart"/>
+      <w:r>
+        <w:t>Diridon</w:t>
+      </w:r>
+      <w:proofErr w:type="spellEnd"/>
+      <w:r>
+        <w:t xml:space="preserve"> Station, the dark concrete tunnel opened up to a bright, sunlit plaza dedicated entirely to the Santa Clara Valley Transportation Authority.</w:t>
       </w:r>
     </w:p>
     <w:p>
@@ -8673,13 +9657,20 @@
           <w:i/>
           <w:iCs/>
         </w:rPr>
-        <w:lastRenderedPageBreak/>
         <w:t>BEEP.</w:t>
       </w:r>
     </w:p>
     <w:p>
       <w:r>
-        <w:t>The faregate recognized the transaction instantly, the digital screen flashing a green arrow.</w:t>
+        <w:t xml:space="preserve">The </w:t>
+      </w:r>
+      <w:proofErr w:type="spellStart"/>
+      <w:r>
+        <w:t>faregate</w:t>
+      </w:r>
+      <w:proofErr w:type="spellEnd"/>
+      <w:r>
+        <w:t xml:space="preserve"> recognized the transaction instantly, the digital screen flashing a green arrow.</w:t>
       </w:r>
     </w:p>
     <w:p>
@@ -8717,7 +9708,23 @@
     </w:p>
     <w:p>
       <w:r>
-        <w:t>His job was usually simple. Tech billionaires were predictable. You parked a fleet of black, armored Apex Mountaineers at the Signature Flight Support FBO at San Jose Mineta International Airport (SJC), waited for their private Gulfstreams to land, and then aggressively motorcaded them to their luxury suites.</w:t>
+        <w:t xml:space="preserve">His job was usually simple. Tech billionaires were predictable. You parked a fleet of black, armored Apex Mountaineers at the Signature Flight Support FBO at San Jose </w:t>
+      </w:r>
+      <w:proofErr w:type="spellStart"/>
+      <w:r>
+        <w:t>Mineta</w:t>
+      </w:r>
+      <w:proofErr w:type="spellEnd"/>
+      <w:r>
+        <w:t xml:space="preserve"> International Airport (SJC), waited for their private </w:t>
+      </w:r>
+      <w:proofErr w:type="spellStart"/>
+      <w:r>
+        <w:t>Gulfstreams</w:t>
+      </w:r>
+      <w:proofErr w:type="spellEnd"/>
+      <w:r>
+        <w:t xml:space="preserve"> to land, and then aggressively motorcaded them to their luxury suites.</w:t>
       </w:r>
     </w:p>
     <w:p>
@@ -8739,7 +9746,15 @@
         <w:t>TRANSIT MODE:</w:t>
       </w:r>
       <w:r>
-        <w:t xml:space="preserve"> ARTS Coast Starlight (Seattle King Street to San Jose Diridon)</w:t>
+        <w:t xml:space="preserve"> ARTS Coast Starlight (Seattle King Street to San Jose </w:t>
+      </w:r>
+      <w:proofErr w:type="spellStart"/>
+      <w:r>
+        <w:t>Diridon</w:t>
+      </w:r>
+      <w:proofErr w:type="spellEnd"/>
+      <w:r>
+        <w:t>)</w:t>
       </w:r>
     </w:p>
     <w:p>
@@ -8761,18 +9776,41 @@
           <w:i/>
           <w:iCs/>
         </w:rPr>
-        <w:t>"Who the hell takes a twenty-two-hour train ride?! Move! Move! We need to get to Diridon!"</w:t>
-      </w:r>
-    </w:p>
-    <w:p>
-      <w:r>
-        <w:lastRenderedPageBreak/>
+        <w:t xml:space="preserve">"Who the hell takes a twenty-two-hour train ride?! Move! Move! We need to get to </w:t>
+      </w:r>
+      <w:proofErr w:type="spellStart"/>
+      <w:r>
+        <w:rPr>
+          <w:i/>
+          <w:iCs/>
+        </w:rPr>
+        <w:t>Diridon</w:t>
+      </w:r>
+      <w:proofErr w:type="spellEnd"/>
+      <w:r>
+        <w:rPr>
+          <w:i/>
+          <w:iCs/>
+        </w:rPr>
+        <w:t>!"</w:t>
+      </w:r>
+    </w:p>
+    <w:p>
+      <w:r>
         <w:t>The convoy of three Apex Mountaineers peeled out of the SJC private lot, immediately slamming into the brutal, crawling gridlock of State Route 87. It took them thirty agonizing minutes to move three miles.</w:t>
       </w:r>
     </w:p>
     <w:p>
       <w:r>
-        <w:t>By 9:55 AM, the convoy finally skidded up to the main historic entrance of Diridon Station on Cahill Street. Marcus leaped out of the lead SUV, flanked by three burly security contractors. They stood at the curb, holding a discrete placard, ready to form a protective wedge around Cassandra Vance’s wheelchair the second she emerged from the station.</w:t>
+        <w:t xml:space="preserve">By 9:55 AM, the convoy finally skidded up to the main historic entrance of </w:t>
+      </w:r>
+      <w:proofErr w:type="spellStart"/>
+      <w:r>
+        <w:t>Diridon</w:t>
+      </w:r>
+      <w:proofErr w:type="spellEnd"/>
+      <w:r>
+        <w:t xml:space="preserve"> Station on Cahill Street. Marcus leaped out of the lead SUV, flanked by three burly security contractors. They stood at the curb, holding a discrete placard, ready to form a protective wedge around Cassandra Vance’s wheelchair the second she emerged from the station.</w:t>
       </w:r>
     </w:p>
     <w:p>
@@ -8807,7 +9845,15 @@
     </w:p>
     <w:p>
       <w:r>
-        <w:t>"This is Marcus with the Summit VIP team!" Marcus practically yelled over the sound of idling SUVs. "We have a Code Red. The CEO did not exit Diridon Station. We are holding the perimeter on Cahill Street, but we cannot locate the asset! We think she might have been intercepted!"</w:t>
+        <w:t xml:space="preserve">"This is Marcus with the Summit VIP team!" Marcus practically yelled over the sound of idling SUVs. "We have a Code Red. The CEO did not exit </w:t>
+      </w:r>
+      <w:proofErr w:type="spellStart"/>
+      <w:r>
+        <w:t>Diridon</w:t>
+      </w:r>
+      <w:proofErr w:type="spellEnd"/>
+      <w:r>
+        <w:t xml:space="preserve"> Station. We are holding the perimeter on Cahill Street, but we cannot locate the asset! We think she might have been intercepted!"</w:t>
       </w:r>
     </w:p>
     <w:p>
@@ -8849,7 +9895,6 @@
     </w:p>
     <w:p>
       <w:r>
-        <w:lastRenderedPageBreak/>
         <w:t>"The... the light rail?" Marcus stammered, looking over his shoulder toward the western edge of the station, separated from him by a massive subterranean tunnel. "She's taking the municipal light rail?"</w:t>
       </w:r>
     </w:p>
@@ -8865,7 +9910,15 @@
     </w:p>
     <w:p>
       <w:r>
-        <w:t>"You are correct about the BayPass API lag, Marcus," the operator noted smoothly. "However, the CEO’s Chief of Staff personally manages the registered smart card portfolios for every transit agency the Vance family utilizes globally. We know four fares were pre-funded. But more importantly, we do not rely on municipal faregates for executive protection."</w:t>
+        <w:t xml:space="preserve">"You are correct about the BayPass API lag, Marcus," the operator noted smoothly. "However, the CEO’s Chief of Staff personally manages the registered smart card portfolios for every transit agency the Vance family utilizes globally. We know four fares were pre-funded. But more importantly, we do not rely on municipal </w:t>
+      </w:r>
+      <w:proofErr w:type="spellStart"/>
+      <w:r>
+        <w:t>faregates</w:t>
+      </w:r>
+      <w:proofErr w:type="spellEnd"/>
+      <w:r>
+        <w:t xml:space="preserve"> for executive protection."</w:t>
       </w:r>
     </w:p>
     <w:p>
@@ -8875,7 +9928,15 @@
     </w:p>
     <w:p>
       <w:r>
-        <w:t>"We are currently tracking two distinct, synchronized, military-grade GPS signals moving at exactly thirty-five miles per hour down the SVTA Blue Line corridor," the operator interrupted. "The first is Nurse Vance’s medical tablet. The second is the continuous Mobile Cardiac Telemetry Holter monitor permanently adhered to our CEO’s chest."</w:t>
+        <w:t xml:space="preserve">"We are currently tracking two distinct, synchronized, military-grade GPS signals moving at exactly thirty-five miles per hour down the SVTA Blue Line corridor," the operator interrupted. "The first is Nurse Vance’s medical tablet. The second is the continuous Mobile Cardiac Telemetry </w:t>
+      </w:r>
+      <w:proofErr w:type="spellStart"/>
+      <w:r>
+        <w:t>Holter</w:t>
+      </w:r>
+      <w:proofErr w:type="spellEnd"/>
+      <w:r>
+        <w:t xml:space="preserve"> monitor permanently adhered to our CEO’s chest."</w:t>
       </w:r>
     </w:p>
     <w:p>
@@ -8913,7 +9974,6 @@
     </w:p>
     <w:p>
       <w:r>
-        <w:lastRenderedPageBreak/>
         <w:t>Cassandra Vance wheeled her custom manual chair over the threshold, the tires gliding effortlessly onto the concrete platform. Her brother David, his wife Liz, and her sister Casey stepped out right behind her, their weekend duffel bags slung casually over their shoulders.</w:t>
       </w:r>
     </w:p>
@@ -8989,7 +10049,6 @@
     </w:p>
     <w:p>
       <w:r>
-        <w:lastRenderedPageBreak/>
         <w:t>The reporters actually froze. The shutter clicks hesitated, the blinding strobes dying down as the sheer, sovereign authority of her posture forced them into compliance.</w:t>
       </w:r>
     </w:p>
@@ -9030,7 +10089,15 @@
     </w:p>
     <w:p>
       <w:r>
-        <w:t>"Ms. Vance! Ms. Vance!" Marcus gasped, his face pale with horror as he looked at the light rail train, the press, and the CEO's wheelchair. "I am so incredibly sorry! We had the armored Apex Mountaineer idling at Diridon Station for you! The driver said you never came out the front doors!"</w:t>
+        <w:t xml:space="preserve">"Ms. Vance! Ms. Vance!" Marcus gasped, his face pale with horror as he looked at the light rail train, the press, and the CEO's wheelchair. "I am so incredibly sorry! We had the armored Apex Mountaineer idling at </w:t>
+      </w:r>
+      <w:proofErr w:type="spellStart"/>
+      <w:r>
+        <w:t>Diridon</w:t>
+      </w:r>
+      <w:proofErr w:type="spellEnd"/>
+      <w:r>
+        <w:t xml:space="preserve"> Station for you! The driver said you never came out the front doors!"</w:t>
       </w:r>
     </w:p>
     <w:p>
@@ -9040,7 +10107,15 @@
     </w:p>
     <w:p>
       <w:r>
-        <w:t>"I didn't come out the front doors of Diridon Station, Marcus, because I utilized the pedestrian tunnel," Cassandra stated, her voice carrying clearly enough for every tech journalist on the platform to record it. "My family and I walked underneath the tracks and transferred directly to the SVTA Light Rail."</w:t>
+        <w:t xml:space="preserve">"I didn't come out the front doors of </w:t>
+      </w:r>
+      <w:proofErr w:type="spellStart"/>
+      <w:r>
+        <w:t>Diridon</w:t>
+      </w:r>
+      <w:proofErr w:type="spellEnd"/>
+      <w:r>
+        <w:t xml:space="preserve"> Station, Marcus, because I utilized the pedestrian tunnel," Cassandra stated, her voice carrying clearly enough for every tech journalist on the platform to record it. "My family and I walked underneath the tracks and transferred directly to the SVTA Light Rail."</w:t>
       </w:r>
     </w:p>
     <w:p>
@@ -9060,7 +10135,6 @@
     </w:p>
     <w:p>
       <w:r>
-        <w:lastRenderedPageBreak/>
         <w:t>Marcus froze.</w:t>
       </w:r>
     </w:p>
@@ -9124,9 +10198,9 @@
     </w:p>
     <w:p>
       <w:r>
-        <w:lastRenderedPageBreak/>
         <w:t xml:space="preserve">The audience—especially the dense clusters of Quantum employees wearing Blue Badges, affectionately known across the industry as </w:t>
       </w:r>
+      <w:proofErr w:type="spellStart"/>
       <w:r>
         <w:rPr>
           <w:i/>
@@ -9134,6 +10208,7 @@
         </w:rPr>
         <w:t>Quantineers</w:t>
       </w:r>
+      <w:proofErr w:type="spellEnd"/>
       <w:r>
         <w:t>—erupted into a wall of applause.</w:t>
       </w:r>
@@ -9180,12 +10255,36 @@
     </w:p>
     <w:p>
       <w:r>
-        <w:t>In the middle sections of the auditorium, a low, collective ripple of snickers and chuckles broke out among the hundreds of Quantineers in attendance.</w:t>
-      </w:r>
-    </w:p>
-    <w:p>
-      <w:r>
-        <w:t xml:space="preserve">To the Quantineers, the question was hysterically absurd. They knew that if you wanted to pitch a feature idea to Cassandra back in Redmond, you didn't schedule a meeting in Building 33—you stood at Bay 3 of the Overlake Transit Center at </w:t>
+        <w:t xml:space="preserve">In the middle sections of the auditorium, a low, collective ripple of snickers and chuckles broke out among the hundreds of </w:t>
+      </w:r>
+      <w:proofErr w:type="spellStart"/>
+      <w:r>
+        <w:t>Quantineers</w:t>
+      </w:r>
+      <w:proofErr w:type="spellEnd"/>
+      <w:r>
+        <w:t xml:space="preserve"> in attendance.</w:t>
+      </w:r>
+    </w:p>
+    <w:p>
+      <w:r>
+        <w:t xml:space="preserve">To the </w:t>
+      </w:r>
+      <w:proofErr w:type="spellStart"/>
+      <w:r>
+        <w:t>Quantineers</w:t>
+      </w:r>
+      <w:proofErr w:type="spellEnd"/>
+      <w:r>
+        <w:t xml:space="preserve">, the question was hysterically absurd. They knew that if you wanted to pitch a feature idea to Cassandra back in Redmond, you didn't schedule a meeting in Building 33—you stood at Bay 3 of the </w:t>
+      </w:r>
+      <w:proofErr w:type="spellStart"/>
+      <w:r>
+        <w:t>Overlake</w:t>
+      </w:r>
+      <w:proofErr w:type="spellEnd"/>
+      <w:r>
+        <w:t xml:space="preserve"> Transit Center at </w:t>
       </w:r>
       <w:r>
         <w:t>8:00</w:t>
@@ -9218,8 +10317,15 @@
     </w:p>
     <w:p>
       <w:r>
-        <w:lastRenderedPageBreak/>
-        <w:t>A burst of laughter erupted from the Quantineers in the audience.</w:t>
+        <w:t xml:space="preserve">A burst of laughter erupted from the </w:t>
+      </w:r>
+      <w:proofErr w:type="spellStart"/>
+      <w:r>
+        <w:t>Quantineers</w:t>
+      </w:r>
+      <w:proofErr w:type="spellEnd"/>
+      <w:r>
+        <w:t xml:space="preserve"> in the audience.</w:t>
       </w:r>
     </w:p>
     <w:p>
@@ -9280,12 +10386,19 @@
     </w:p>
     <w:p>
       <w:r>
-        <w:t>Most billionaire executives simply land at Dulles or Manassas to avoid the headache.</w:t>
-      </w:r>
-    </w:p>
-    <w:p>
-      <w:r>
-        <w:lastRenderedPageBreak/>
+        <w:t xml:space="preserve">Most billionaire executives simply land at Dulles or </w:t>
+      </w:r>
+      <w:proofErr w:type="spellStart"/>
+      <w:r>
+        <w:t>Manassas</w:t>
+      </w:r>
+      <w:proofErr w:type="spellEnd"/>
+      <w:r>
+        <w:t xml:space="preserve"> to avoid the headache.</w:t>
+      </w:r>
+    </w:p>
+    <w:p>
+      <w:r>
         <w:t>Cassandra Vance, however, explicitly mandated that Quantum maintain those exact federal permits. To the CEO of Quantum, the administrative friction of the DASSP clearance was a minor trade-off for a singular, mathematical triumph: DCA is the only airport in the National Capital Region with an elevated, climate-controlled skybridge connecting the tarmac directly to a Capital Transit station.</w:t>
       </w:r>
     </w:p>
@@ -9326,7 +10439,15 @@
     </w:p>
     <w:p>
       <w:r>
-        <w:t>Greg blinked, his brain momentarily short-circuiting as his high-value "package" simply walked away from the motorpool.</w:t>
+        <w:t xml:space="preserve">Greg blinked, his brain momentarily short-circuiting as his high-value "package" simply walked away from the </w:t>
+      </w:r>
+      <w:proofErr w:type="spellStart"/>
+      <w:r>
+        <w:t>motorpool</w:t>
+      </w:r>
+      <w:proofErr w:type="spellEnd"/>
+      <w:r>
+        <w:t>.</w:t>
       </w:r>
     </w:p>
     <w:p>
@@ -9346,8 +10467,15 @@
     </w:p>
     <w:p>
       <w:r>
-        <w:lastRenderedPageBreak/>
-        <w:t>"It’s an elevated rail grid, Greg," Cassandra corrected without breaking stride. "And your motorpool is currently burning four gallons of gas an hour while standing completely still."</w:t>
+        <w:t xml:space="preserve">"It’s an elevated rail grid, Greg," Cassandra corrected without breaking stride. "And your </w:t>
+      </w:r>
+      <w:proofErr w:type="spellStart"/>
+      <w:r>
+        <w:t>motorpool</w:t>
+      </w:r>
+      <w:proofErr w:type="spellEnd"/>
+      <w:r>
+        <w:t xml:space="preserve"> is currently burning four gallons of gas an hour while standing completely still."</w:t>
       </w:r>
     </w:p>
     <w:p>
@@ -9377,13 +10505,22 @@
     </w:p>
     <w:p>
       <w:r>
-        <w:t>They reached the elevated station mezzanine. Bright morning sunlight poured through the vaulted concrete canopy above the tracks. Directly ahead stood the long row of Capital Transit faregates.</w:t>
+        <w:t xml:space="preserve">They reached the elevated station mezzanine. Bright morning sunlight poured through the vaulted concrete canopy above the tracks. Directly ahead stood the long row of Capital Transit </w:t>
+      </w:r>
+      <w:proofErr w:type="spellStart"/>
+      <w:r>
+        <w:t>faregates</w:t>
+      </w:r>
+      <w:proofErr w:type="spellEnd"/>
+      <w:r>
+        <w:t>.</w:t>
       </w:r>
     </w:p>
     <w:p>
       <w:r>
         <w:t xml:space="preserve">Cassandra reached into her blazer pocket, pulling out a faded, plastic </w:t>
       </w:r>
+      <w:proofErr w:type="spellStart"/>
       <w:r>
         <w:rPr>
           <w:b/>
@@ -9391,6 +10528,7 @@
         </w:rPr>
         <w:t>SmarTrip</w:t>
       </w:r>
+      <w:proofErr w:type="spellEnd"/>
       <w:r>
         <w:t xml:space="preserve"> card. Beside her, David, Liz, and Casey seamlessly produced their own cards from their wallets.</w:t>
       </w:r>
@@ -9421,7 +10559,6 @@
     </w:p>
     <w:p>
       <w:r>
-        <w:lastRenderedPageBreak/>
         <w:t>The green arrows lit up, and the glass barrier gates slid open in unison. Cassandra, David, Liz, and Casey rolled and walked smoothly onto the platform side.</w:t>
       </w:r>
     </w:p>
@@ -9439,12 +10576,28 @@
         <w:t>BEEP-BEEP-BEEP!</w:t>
       </w:r>
       <w:r>
-        <w:t xml:space="preserve"> The faregate chimed a harsh, metallic warning, locking him firmly on the public side of the station.</w:t>
-      </w:r>
-    </w:p>
-    <w:p>
-      <w:r>
-        <w:t>"Wait! No!" Greg gasped, desperately patting down his suit jacket. He pulled out a gold corporate credit card, staring at the digital faregate sensor in complete, helpless confusion. He hadn't ridden public transit in fifteen years. He didn't even know how to operate a ticket machine. "Ms. Vance! I don't have a pass! The gates won't open!"</w:t>
+        <w:t xml:space="preserve"> The </w:t>
+      </w:r>
+      <w:proofErr w:type="spellStart"/>
+      <w:r>
+        <w:t>faregate</w:t>
+      </w:r>
+      <w:proofErr w:type="spellEnd"/>
+      <w:r>
+        <w:t xml:space="preserve"> chimed a harsh, metallic warning, locking him firmly on the public side of the station.</w:t>
+      </w:r>
+    </w:p>
+    <w:p>
+      <w:r>
+        <w:t xml:space="preserve">"Wait! No!" Greg gasped, desperately patting down his suit jacket. He pulled out a gold corporate credit card, staring at the digital </w:t>
+      </w:r>
+      <w:proofErr w:type="spellStart"/>
+      <w:r>
+        <w:t>faregate</w:t>
+      </w:r>
+      <w:proofErr w:type="spellEnd"/>
+      <w:r>
+        <w:t xml:space="preserve"> sensor in complete, helpless confusion. He hadn't ridden public transit in fifteen years. He didn't even know how to operate a ticket machine. "Ms. Vance! I don't have a pass! The gates won't open!"</w:t>
       </w:r>
     </w:p>
     <w:p>
@@ -9493,12 +10646,19 @@
     </w:p>
     <w:p>
       <w:r>
-        <w:t>The silver Yellow Line train plunged into the subterranean tunnels beneath Washington D.C., the rhythmic clatter of the tracks echoing through the cabin. Barely ten minutes after leaving the stranded K Street lobbyist at the DCA faregates, the train decelerated into the massive, vaulted concrete cavern of L'Enfant Plaza.</w:t>
-      </w:r>
-    </w:p>
-    <w:p>
-      <w:r>
-        <w:lastRenderedPageBreak/>
+        <w:t xml:space="preserve">The silver Yellow Line train plunged into the subterranean tunnels beneath Washington D.C., the rhythmic clatter of the tracks echoing through the cabin. Barely ten minutes after leaving the stranded K Street lobbyist at the DCA </w:t>
+      </w:r>
+      <w:proofErr w:type="spellStart"/>
+      <w:r>
+        <w:t>faregates</w:t>
+      </w:r>
+      <w:proofErr w:type="spellEnd"/>
+      <w:r>
+        <w:t>, the train decelerated into the massive, vaulted concrete cavern of L'Enfant Plaza.</w:t>
+      </w:r>
+    </w:p>
+    <w:p>
+      <w:r>
         <w:t>The doors slid open on the upper-level platform.</w:t>
       </w:r>
     </w:p>
@@ -9529,7 +10689,15 @@
     </w:p>
     <w:p>
       <w:r>
-        <w:t>Cassandra looked at her brother, her fierce executive focus instantly softening into deep, familial empathy. She knew how much David loved studying complex transit infrastructure, and the massive Dulles Corridor Metrorail Project had been on his radar for months.</w:t>
+        <w:t xml:space="preserve">Cassandra looked at her brother, her fierce executive focus instantly softening into deep, familial empathy. She knew how much David loved studying complex transit infrastructure, and the massive Dulles Corridor </w:t>
+      </w:r>
+      <w:proofErr w:type="spellStart"/>
+      <w:r>
+        <w:t>Metrorail</w:t>
+      </w:r>
+      <w:proofErr w:type="spellEnd"/>
+      <w:r>
+        <w:t xml:space="preserve"> Project had been on his radar for months.</w:t>
       </w:r>
     </w:p>
     <w:p>
@@ -9544,7 +10712,15 @@
     </w:p>
     <w:p>
       <w:r>
-        <w:t>"Here is what we are going to do," Cassandra promised, her voice dropping into a firm, unyielding vow. "As soon as this congressional hearing is over and the July software deployment is locked in, I will have the scheduling team clear my calendar. We will fly back to D.C. specifically for the grand opening. We'll ride the very first Silver Line train all the way out to Wiehle-Reston East. Deal?"</w:t>
+        <w:t xml:space="preserve">"Here is what we are going to do," Cassandra promised, her voice dropping into a firm, unyielding vow. "As soon as this congressional hearing is over and the July software deployment is locked in, I will have the scheduling team clear my calendar. We will fly back to D.C. specifically for the grand opening. We'll ride the very first Silver Line train all the way out to </w:t>
+      </w:r>
+      <w:proofErr w:type="spellStart"/>
+      <w:r>
+        <w:t>Wiehle-Reston</w:t>
+      </w:r>
+      <w:proofErr w:type="spellEnd"/>
+      <w:r>
+        <w:t xml:space="preserve"> East. Deal?"</w:t>
       </w:r>
     </w:p>
     <w:p>
@@ -9554,7 +10730,6 @@
     </w:p>
     <w:p>
       <w:r>
-        <w:lastRenderedPageBreak/>
         <w:t xml:space="preserve">A set of track lights suddenly illuminated the tunnel walls, followed by the rumble of an approaching train. The digital board flashed: </w:t>
       </w:r>
       <w:r>
@@ -9608,7 +10783,23 @@
     </w:p>
     <w:p>
       <w:r>
-        <w:t>Cassandra glanced at the empty leather chairs and allowed a rare, subtle smirk to touch her lips. She knew precisely where Greg and the executive protection detail were. If Greg had managed to figure out the SmarTrip faregate at DCA, he was currently three train stops behind them. If he had panicked and sprinted back to his armored motorcade, he and four blacked-out Apex Mountaineers were currently stuck in absolute, soul-crushing gridlock on the Shirley Highway or creeping at three miles per hour across the 14th Street Bridge.</w:t>
+        <w:t xml:space="preserve">Cassandra glanced at the empty leather chairs and allowed a rare, subtle smirk to touch her lips. She knew precisely where Greg and the executive protection detail were. If Greg had managed to figure out the </w:t>
+      </w:r>
+      <w:proofErr w:type="spellStart"/>
+      <w:r>
+        <w:t>SmarTrip</w:t>
+      </w:r>
+      <w:proofErr w:type="spellEnd"/>
+      <w:r>
+        <w:t xml:space="preserve"> </w:t>
+      </w:r>
+      <w:proofErr w:type="spellStart"/>
+      <w:r>
+        <w:t>faregate</w:t>
+      </w:r>
+      <w:proofErr w:type="spellEnd"/>
+      <w:r>
+        <w:t xml:space="preserve"> at DCA, he was currently three train stops behind them. If he had panicked and sprinted back to his armored motorcade, he and four blacked-out Apex Mountaineers were currently stuck in absolute, soul-crushing gridlock on the Shirley Highway or creeping at three miles per hour across the 14th Street Bridge.</w:t>
       </w:r>
     </w:p>
     <w:p>
@@ -9618,7 +10809,6 @@
     </w:p>
     <w:p>
       <w:r>
-        <w:lastRenderedPageBreak/>
         <w:t>Cassandra wheeled herself down the center aisle of the committee room, her manual power-assist chair silent on the carpet.</w:t>
       </w:r>
     </w:p>
@@ -9684,7 +10874,6 @@
     </w:p>
     <w:p>
       <w:r>
-        <w:lastRenderedPageBreak/>
         <w:t>Chairman Hayes nodded immediately, holding up a hand to quiet Senator Thomas. "The Chair recognizes the medical accommodation. Nurse Vance is permitted to remain at the witness table. His presence is fully welcomed by this committee."</w:t>
       </w:r>
     </w:p>
@@ -9758,7 +10947,6 @@
     </w:p>
     <w:p>
       <w:r>
-        <w:lastRenderedPageBreak/>
         <w:t>Sitting beside her, David didn't look nervous; he simply tapped a command on his tablet, linking Cassandra's mPad directly to the committee's main display array.</w:t>
       </w:r>
     </w:p>
@@ -9843,7 +11031,6 @@
     </w:p>
     <w:p>
       <w:r>
-        <w:lastRenderedPageBreak/>
         <w:t>"By contrast," Cassandra added, turning her gaze toward Chairman Hayes, "Chairman Hayes has maintained a 100% itemized, publicly audited travel log for fourteen years, accounting for every single $2.25 Metro fare out of his own pocket."</w:t>
       </w:r>
     </w:p>
@@ -9924,7 +11111,6 @@
     </w:p>
     <w:p>
       <w:r>
-        <w:lastRenderedPageBreak/>
         <w:t>With absolute, practiced efficiency, David unzipped the secondary compartment of his leather medical kit. He withdrew a compact, near-silent digital wrist sphygmomanometer and slipped it over Cassandra’s cuff, tapping the activation button. As the cuff gently inflated with a faint, imperceptible hum, he checked the reading on the pulse oximeter already clipped to her finger.</w:t>
       </w:r>
     </w:p>
@@ -9982,7 +11168,6 @@
     </w:p>
     <w:p>
       <w:r>
-        <w:lastRenderedPageBreak/>
         <w:t>He closed the kit, zipped it shut, and rested his hands comfortably back in his lap, resuming his quiet overwatch.</w:t>
       </w:r>
     </w:p>
@@ -10066,11 +11251,7 @@
     </w:p>
     <w:p>
       <w:r>
-        <w:t xml:space="preserve">Walking down the center carpet was Senator Patricia "Patty" Morrison of Washington State. Born and raised in Bothell, the veteran lawmaker was a proud product of the Puget Sound area, currently in the thick of her 2014 reelection campaign. As a relentless champion for </w:t>
-      </w:r>
-      <w:r>
-        <w:lastRenderedPageBreak/>
-        <w:t>Pacific Northwest infrastructure, Morrison had watched the morning's testimony with sheer delight.</w:t>
+        <w:t>Walking down the center carpet was Senator Patricia "Patty" Morrison of Washington State. Born and raised in Bothell, the veteran lawmaker was a proud product of the Puget Sound area, currently in the thick of her 2014 reelection campaign. As a relentless champion for Pacific Northwest infrastructure, Morrison had watched the morning's testimony with sheer delight.</w:t>
       </w:r>
     </w:p>
     <w:p>
@@ -10122,7 +11303,15 @@
         <w:t>light rail</w:t>
       </w:r>
       <w:r>
-        <w:t>," Cassandra assured her over the hum of the electric motor. "Quantum is already fully on board. In fact, we are finalizing the paperwork with the City of Redmond to establish a Community Facilities District. Quantum is agreeing to act as the single ratepayer to drop over thirty-three million dollars into the Overlake Transit Center, building the weather-shielded bus canopies and the pedestrian bridge over SR 520."</w:t>
+        <w:t xml:space="preserve">," Cassandra assured her over the hum of the electric motor. "Quantum is already fully on board. In fact, we are finalizing the paperwork with the City of Redmond to establish a Community Facilities District. Quantum is agreeing to act as the single ratepayer to drop over thirty-three million dollars into the </w:t>
+      </w:r>
+      <w:proofErr w:type="spellStart"/>
+      <w:r>
+        <w:t>Overlake</w:t>
+      </w:r>
+      <w:proofErr w:type="spellEnd"/>
+      <w:r>
+        <w:t xml:space="preserve"> Transit Center, building the weather-shielded bus canopies and the pedestrian bridge over SR 520."</w:t>
       </w:r>
     </w:p>
     <w:p>
@@ -10132,11 +11321,7 @@
     </w:p>
     <w:p>
       <w:r>
-        <w:t xml:space="preserve">"Infrastructure isn't an expense, Senator; it's a foundation," Cassandra replied smoothly as the subway car hissed to a stop beneath the Capitol. "And next time you're back home in </w:t>
-      </w:r>
-      <w:r>
-        <w:lastRenderedPageBreak/>
-        <w:t>Bothell, let me know. I'll personally buy your fare and we can take a TAPS bus ride together down the I-405 corridor."</w:t>
+        <w:t>"Infrastructure isn't an expense, Senator; it's a foundation," Cassandra replied smoothly as the subway car hissed to a stop beneath the Capitol. "And next time you're back home in Bothell, let me know. I'll personally buy your fare and we can take a TAPS bus ride together down the I-405 corridor."</w:t>
       </w:r>
     </w:p>
     <w:p>
@@ -10151,7 +11336,15 @@
     </w:p>
     <w:p>
       <w:r>
-        <w:t>"Where to next, Cass?" David asked, looking out over the wide green lawns.</w:t>
+        <w:t xml:space="preserve">"Where to next, </w:t>
+      </w:r>
+      <w:proofErr w:type="spellStart"/>
+      <w:r>
+        <w:t>Cass</w:t>
+      </w:r>
+      <w:proofErr w:type="spellEnd"/>
+      <w:r>
+        <w:t>?" David asked, looking out over the wide green lawns.</w:t>
       </w:r>
     </w:p>
     <w:p>
@@ -10221,7 +11414,6 @@
     </w:p>
     <w:p>
       <w:r>
-        <w:lastRenderedPageBreak/>
         <w:t>"There is no emergency, Greg," Cassandra answered calmly, her tone dropping into a warm, unyielding register. "I finished my testimony, I had a lovely subway ride with Senator Morrison, and now I am fulfilling a promise."</w:t>
       </w:r>
     </w:p>
@@ -10271,7 +11463,15 @@
     </w:p>
     <w:p>
       <w:r>
-        <w:t>She unshouldered her Quantum laptop bag and shed her razor-sharp tailored blazer. Within minutes, the intimidating, trillion-dollar CEO who had just lectured the United States Senate completely vanished. They swapped their formal Capitol attire for comfortable blue jeans, soft cotton t-shirts, and well-worn sneakers.</w:t>
+        <w:t xml:space="preserve">She </w:t>
+      </w:r>
+      <w:proofErr w:type="spellStart"/>
+      <w:r>
+        <w:t>unshouldered</w:t>
+      </w:r>
+      <w:proofErr w:type="spellEnd"/>
+      <w:r>
+        <w:t xml:space="preserve"> her Quantum laptop bag and shed her razor-sharp tailored blazer. Within minutes, the intimidating, trillion-dollar CEO who had just lectured the United States Senate completely vanished. They swapped their formal Capitol attire for comfortable blue jeans, soft cotton t-shirts, and well-worn sneakers.</w:t>
       </w:r>
     </w:p>
     <w:p>
@@ -10301,7 +11501,6 @@
     </w:p>
     <w:p>
       <w:r>
-        <w:lastRenderedPageBreak/>
         <w:t>"Alright, here is the itinerary," Cassandra said, stealing a french fry from David's tray and pointing to a digital map on her phone. "We have the entire afternoon to explore the exhibits. Whenever we're tired, we'll head back outside, roll up the street to L'Enfant Plaza, and catch either the Orange or Blue Line."</w:t>
       </w:r>
     </w:p>
@@ -10317,12 +11516,28 @@
     </w:p>
     <w:p>
       <w:r>
-        <w:t>David took a bite of his burger, his eyes drifting out of the food court toward the massive, suspended aircraft hanging in the adjacent exhibition hall. His earlier anxiety from the flashbulbs at the light rail station was completely gone, replaced by the deep, focused hum of his astronomy and aviation hyperfixations.</w:t>
-      </w:r>
-    </w:p>
-    <w:p>
-      <w:r>
-        <w:t>"Thank you for this, Cass," David mumbled happily around a mouthful of fries. "You promised we'd come here."</w:t>
+        <w:t xml:space="preserve">David took a bite of his burger, his eyes drifting out of the food court toward the massive, suspended aircraft hanging in the adjacent exhibition hall. His earlier anxiety from the flashbulbs at the light rail station was completely gone, replaced by the deep, focused hum of his astronomy and aviation </w:t>
+      </w:r>
+      <w:proofErr w:type="spellStart"/>
+      <w:r>
+        <w:t>hyperfixations</w:t>
+      </w:r>
+      <w:proofErr w:type="spellEnd"/>
+      <w:r>
+        <w:t>.</w:t>
+      </w:r>
+    </w:p>
+    <w:p>
+      <w:r>
+        <w:t xml:space="preserve">"Thank you for this, </w:t>
+      </w:r>
+      <w:proofErr w:type="spellStart"/>
+      <w:r>
+        <w:t>Cass</w:t>
+      </w:r>
+      <w:proofErr w:type="spellEnd"/>
+      <w:r>
+        <w:t>," David mumbled happily around a mouthful of fries. "You promised we'd come here."</w:t>
       </w:r>
     </w:p>
     <w:p>
@@ -10371,7 +11586,6 @@
     </w:p>
     <w:p>
       <w:r>
-        <w:lastRenderedPageBreak/>
         <w:t>David, Liz, and Casey followed suit. To Cassandra, shutting down her digital connection in a movie theater wasn't just common courtesy; it was a sacred boundary. Quantum’s executive suite in Redmond knew her itinerary down to the minute. Marcus, her Chief of Staff, had explicitly noted the ninety-minute communications blackout on the master schedule.</w:t>
       </w:r>
     </w:p>
@@ -10391,12 +11605,37 @@
       </w:r>
     </w:p>
     <w:p>
+      <w:proofErr w:type="spellStart"/>
       <w:r>
         <w:rPr>
           <w:i/>
           <w:iCs/>
         </w:rPr>
-        <w:t>Bzz. Bzz. BZZ-BZZ-BZZ-BZZ.</w:t>
+        <w:t>Bzz</w:t>
+      </w:r>
+      <w:proofErr w:type="spellEnd"/>
+      <w:r>
+        <w:rPr>
+          <w:i/>
+          <w:iCs/>
+        </w:rPr>
+        <w:t xml:space="preserve">. </w:t>
+      </w:r>
+      <w:proofErr w:type="spellStart"/>
+      <w:r>
+        <w:rPr>
+          <w:i/>
+          <w:iCs/>
+        </w:rPr>
+        <w:t>Bzz</w:t>
+      </w:r>
+      <w:proofErr w:type="spellEnd"/>
+      <w:r>
+        <w:rPr>
+          <w:i/>
+          <w:iCs/>
+        </w:rPr>
+        <w:t>. BZZ-BZZ-BZZ-BZZ.</w:t>
       </w:r>
     </w:p>
     <w:p>
@@ -10446,7 +11685,6 @@
     </w:p>
     <w:p>
       <w:r>
-        <w:lastRenderedPageBreak/>
         <w:t xml:space="preserve">[2:31 PM] Cassandra Vance: </w:t>
       </w:r>
       <w:r>
@@ -10473,7 +11711,15 @@
     </w:p>
     <w:p>
       <w:r>
-        <w:t>David didn't hesitate. He was completely in his element, his hyperfixation fully engaged as he looked up at the towering rockets and orbital command modules suspended from the ceiling. For the next two hours, the family happily deferred to his expertise. David guided them through the space exploration wing, passionately explaining the intricacies of orbital mechanics, gravitational slingshots, and lunar descent trajectories to Liz and Casey. Cassandra just wheeled quietly beside him, profoundly content to watch her brother light up with absolute, unburdened joy.</w:t>
+        <w:t xml:space="preserve">David didn't hesitate. He was completely in his element, his </w:t>
+      </w:r>
+      <w:proofErr w:type="spellStart"/>
+      <w:r>
+        <w:t>hyperfixation</w:t>
+      </w:r>
+      <w:proofErr w:type="spellEnd"/>
+      <w:r>
+        <w:t xml:space="preserve"> fully engaged as he looked up at the towering rockets and orbital command modules suspended from the ceiling. For the next two hours, the family happily deferred to his expertise. David guided them through the space exploration wing, passionately explaining the intricacies of orbital mechanics, gravitational slingshots, and lunar descent trajectories to Liz and Casey. Cassandra just wheeled quietly beside him, profoundly content to watch her brother light up with absolute, unburdened joy.</w:t>
       </w:r>
     </w:p>
     <w:p>
@@ -10499,7 +11745,23 @@
     </w:p>
     <w:p>
       <w:r>
-        <w:t>The sprawling subterranean transit hub was perfectly climate-controlled. Cassandra pulled her SmarTrip card from her pocket, tapped the glass faregate, and rolled through without breaking her momentum. David, Liz, and Casey tapped their own cards right behind her, acting as a flawless, synchronized perimeter.</w:t>
+        <w:t xml:space="preserve">The sprawling subterranean transit hub was perfectly climate-controlled. Cassandra pulled her </w:t>
+      </w:r>
+      <w:proofErr w:type="spellStart"/>
+      <w:r>
+        <w:t>SmarTrip</w:t>
+      </w:r>
+      <w:proofErr w:type="spellEnd"/>
+      <w:r>
+        <w:t xml:space="preserve"> card from her pocket, tapped the glass </w:t>
+      </w:r>
+      <w:proofErr w:type="spellStart"/>
+      <w:r>
+        <w:t>faregate</w:t>
+      </w:r>
+      <w:proofErr w:type="spellEnd"/>
+      <w:r>
+        <w:t>, and rolled through without breaking her momentum. David, Liz, and Casey tapped their own cards right behind her, acting as a flawless, synchronized perimeter.</w:t>
       </w:r>
     </w:p>
     <w:p>
@@ -10514,11 +11776,7 @@
     </w:p>
     <w:p>
       <w:r>
-        <w:t xml:space="preserve">Cassandra rolled off the train, guiding her family to the street-level elevator. When the doors opened, they stepped out into the bustling evening air of Farragut Square. The heavy, </w:t>
-      </w:r>
-      <w:r>
-        <w:lastRenderedPageBreak/>
-        <w:t>humid D.C. heat had begun to break, and the lush green park in the center of the square was filled with commuters heading home.</w:t>
+        <w:t>Cassandra rolled off the train, guiding her family to the street-level elevator. When the doors opened, they stepped out into the bustling evening air of Farragut Square. The heavy, humid D.C. heat had begun to break, and the lush green park in the center of the square was filled with commuters heading home.</w:t>
       </w:r>
     </w:p>
     <w:p>
@@ -10586,7 +11844,6 @@
     </w:p>
     <w:p>
       <w:r>
-        <w:lastRenderedPageBreak/>
         <w:t>"Greg," Pierce said, his voice completely flat.</w:t>
       </w:r>
     </w:p>
@@ -10677,7 +11934,6 @@
     </w:p>
     <w:p>
       <w:r>
-        <w:lastRenderedPageBreak/>
         <w:t>Greg stared at the digital map. The sheer, mathematical efficiency of Cassandra’s actual route mocked him from the glowing screen. She hadn't just bypassed them; she had done it because their "foolproof" intercept point was physically impassable and geographically inferior.</w:t>
       </w:r>
     </w:p>
@@ -10738,7 +11994,15 @@
         <w:pStyle w:val="Heading3"/>
       </w:pPr>
       <w:r>
-        <w:t>Part 1: The ELstat Briefing – 5:30 PM</w:t>
+        <w:t xml:space="preserve">Part 1: The </w:t>
+      </w:r>
+      <w:proofErr w:type="spellStart"/>
+      <w:r>
+        <w:t>ELstat</w:t>
+      </w:r>
+      <w:proofErr w:type="spellEnd"/>
+      <w:r>
+        <w:t xml:space="preserve"> Briefing – 5:30 PM</w:t>
       </w:r>
     </w:p>
     <w:p>
@@ -10758,7 +12022,6 @@
     </w:p>
     <w:p>
       <w:r>
-        <w:lastRenderedPageBreak/>
         <w:t>Greg looked deeply relieved. For the first time in forty-eight hours, he was standing up straight, radiating a smug, victorious corporate confidence. He held his mPad tightly against his chest.</w:t>
       </w:r>
     </w:p>
@@ -10789,7 +12052,15 @@
     </w:p>
     <w:p>
       <w:r>
-        <w:t>"I am well aware of the hydraulic failure at Woodley Park, Greg," Cassandra replied smoothly. "I subscribe to WMATA’s ELstat notifications. The alert hit my phone exactly three hours ago."</w:t>
+        <w:t xml:space="preserve">"I am well aware of the hydraulic failure at Woodley Park, Greg," Cassandra replied smoothly. "I subscribe to WMATA’s </w:t>
+      </w:r>
+      <w:proofErr w:type="spellStart"/>
+      <w:r>
+        <w:t>ELstat</w:t>
+      </w:r>
+      <w:proofErr w:type="spellEnd"/>
+      <w:r>
+        <w:t xml:space="preserve"> notifications. The alert hit my phone exactly three hours ago."</w:t>
       </w:r>
     </w:p>
     <w:p>
@@ -10827,13 +12098,20 @@
     </w:p>
     <w:p>
       <w:r>
-        <w:lastRenderedPageBreak/>
         <w:t>"Exactly," Cassandra nodded, appreciating her brother's flawless data retention. "If the Red Line was our only option, we would simply ride one stop further north to Cleveland Park. The walk from Cleveland Park to the Zoo entrance is completely downhill. It is the only mathematically logical rail route for a wheelchair."</w:t>
       </w:r>
     </w:p>
     <w:p>
       <w:r>
-        <w:t xml:space="preserve">Greg stared at them, his brain struggling to process the sheer, granular level of topographic data they possessed. "Okay, fine! But the ELstat report says the Cleveland Park elevator is </w:t>
+        <w:t xml:space="preserve">Greg stared at them, his brain struggling to process the sheer, granular level of topographic data they possessed. "Okay, fine! But the </w:t>
+      </w:r>
+      <w:proofErr w:type="spellStart"/>
+      <w:r>
+        <w:t>ELstat</w:t>
+      </w:r>
+      <w:proofErr w:type="spellEnd"/>
+      <w:r>
+        <w:t xml:space="preserve"> report says the Cleveland Park elevator is </w:t>
       </w:r>
       <w:r>
         <w:rPr>
@@ -10881,12 +12159,28 @@
     </w:p>
     <w:p>
       <w:r>
-        <w:t>"The L2 is the Connecticut Avenue Line of the Metrobus system," Cassandra stated, wheeling herself exactly half a block away from the idling SUVs to a standard, glass-paneled bus shelter on K Street. "It originates right here at Farragut Square. And unlike the subterranean rail stations, a bus does not rely on a seventy-foot elevator shaft to grant me access to the surface."</w:t>
-      </w:r>
-    </w:p>
-    <w:p>
-      <w:r>
-        <w:t>Less than two minutes later, a heavy, red-and-silver WMATA Metrobus hissed to a halt at the curb.</w:t>
+        <w:t xml:space="preserve">"The L2 is the Connecticut Avenue Line of the </w:t>
+      </w:r>
+      <w:proofErr w:type="spellStart"/>
+      <w:r>
+        <w:t>Metrobus</w:t>
+      </w:r>
+      <w:proofErr w:type="spellEnd"/>
+      <w:r>
+        <w:t xml:space="preserve"> system," Cassandra stated, wheeling herself exactly half a block away from the idling SUVs to a standard, glass-paneled bus shelter on K Street. "It originates right here at Farragut Square. And unlike the subterranean rail stations, a bus does not rely on a seventy-foot elevator shaft to grant me access to the surface."</w:t>
+      </w:r>
+    </w:p>
+    <w:p>
+      <w:r>
+        <w:t xml:space="preserve">Less than two minutes later, a heavy, red-and-silver WMATA </w:t>
+      </w:r>
+      <w:proofErr w:type="spellStart"/>
+      <w:r>
+        <w:t>Metrobus</w:t>
+      </w:r>
+      <w:proofErr w:type="spellEnd"/>
+      <w:r>
+        <w:t xml:space="preserve"> hissed to a halt at the curb.</w:t>
       </w:r>
     </w:p>
     <w:p>
@@ -10896,17 +12190,40 @@
     </w:p>
     <w:p>
       <w:r>
-        <w:t>Cassandra Vance—wearing a bespoke designer evening gown and sparkling diamonds—rolled effortlessly up the ramp of the city bus. David, Liz, and Casey followed her, swiping their SmarTrip cards on the farebox.</w:t>
-      </w:r>
-    </w:p>
-    <w:p>
-      <w:r>
-        <w:t>Greg stood on the sidewalk, entirely defeated. His multi-million-dollar executive motorpool was once again completely useless.</w:t>
-      </w:r>
-    </w:p>
-    <w:p>
-      <w:r>
-        <w:lastRenderedPageBreak/>
+        <w:t xml:space="preserve">Cassandra Vance—wearing a bespoke designer evening gown and sparkling diamonds—rolled effortlessly up the ramp of the city bus. David, Liz, and Casey followed her, swiping their </w:t>
+      </w:r>
+      <w:proofErr w:type="spellStart"/>
+      <w:r>
+        <w:t>SmarTrip</w:t>
+      </w:r>
+      <w:proofErr w:type="spellEnd"/>
+      <w:r>
+        <w:t xml:space="preserve"> cards on the </w:t>
+      </w:r>
+      <w:proofErr w:type="spellStart"/>
+      <w:r>
+        <w:t>farebox</w:t>
+      </w:r>
+      <w:proofErr w:type="spellEnd"/>
+      <w:r>
+        <w:t>.</w:t>
+      </w:r>
+    </w:p>
+    <w:p>
+      <w:r>
+        <w:t xml:space="preserve">Greg stood on the sidewalk, entirely defeated. His multi-million-dollar executive </w:t>
+      </w:r>
+      <w:proofErr w:type="spellStart"/>
+      <w:r>
+        <w:t>motorpool</w:t>
+      </w:r>
+      <w:proofErr w:type="spellEnd"/>
+      <w:r>
+        <w:t xml:space="preserve"> was once again completely useless.</w:t>
+      </w:r>
+    </w:p>
+    <w:p>
+      <w:r>
         <w:t>"The bus drops off directly at the Zoo's front gates," Cassandra called out to him from the ADA bay, locking her brakes. "If your drivers leave now, they might beat the traffic circle at Dupont. See you at the gala, Greg."</w:t>
       </w:r>
     </w:p>
@@ -10930,7 +12247,15 @@
     </w:p>
     <w:p>
       <w:r>
-        <w:t>While the Apex Mountaineers were heavy, wide vehicles that struggled to weave through the congested, rush-hour traffic around Dupont Circle, the Metrobus utilized its dedicated size and route priority to push steadily north.</w:t>
+        <w:t xml:space="preserve">While the Apex Mountaineers were heavy, wide vehicles that struggled to weave through the congested, rush-hour traffic around Dupont Circle, the </w:t>
+      </w:r>
+      <w:proofErr w:type="spellStart"/>
+      <w:r>
+        <w:t>Metrobus</w:t>
+      </w:r>
+      <w:proofErr w:type="spellEnd"/>
+      <w:r>
+        <w:t xml:space="preserve"> utilized its dedicated size and route priority to push steadily north.</w:t>
       </w:r>
     </w:p>
     <w:p>
@@ -10945,7 +12270,15 @@
     </w:p>
     <w:p>
       <w:r>
-        <w:t>The Metrobus hissed to a halt directly at the front entrance of the Smithsonian National Zoological Park.</w:t>
+        <w:t xml:space="preserve">The </w:t>
+      </w:r>
+      <w:proofErr w:type="spellStart"/>
+      <w:r>
+        <w:t>Metrobus</w:t>
+      </w:r>
+      <w:proofErr w:type="spellEnd"/>
+      <w:r>
+        <w:t xml:space="preserve"> hissed to a halt directly at the front entrance of the Smithsonian National Zoological Park.</w:t>
       </w:r>
     </w:p>
     <w:p>
@@ -10980,7 +12313,7 @@
 </file>
 
 <file path=word/numbering.xml><?xml version="1.0" encoding="utf-8"?>
-<w:numbering xmlns:wpc="http://schemas.microsoft.com/office/word/2010/wordprocessingCanvas" xmlns:cx="http://schemas.microsoft.com/office/drawing/2014/chartex" xmlns:cx1="http://schemas.microsoft.com/office/drawing/2015/9/8/chartex" xmlns:cx2="http://schemas.microsoft.com/office/drawing/2015/10/21/chartex" xmlns:cx3="http://schemas.microsoft.com/office/drawing/2016/5/9/chartex" xmlns:cx4="http://schemas.microsoft.com/office/drawing/2016/5/10/chartex" xmlns:cx5="http://schemas.microsoft.com/office/drawing/2016/5/11/chartex" xmlns:cx6="http://schemas.microsoft.com/office/drawing/2016/5/12/chartex" xmlns:cx7="http://schemas.microsoft.com/office/drawing/2016/5/13/chartex" xmlns:cx8="http://schemas.microsoft.com/office/drawing/2016/5/14/chartex" xmlns:mc="http://schemas.openxmlformats.org/markup-compatibility/2006" xmlns:aink="http://schemas.microsoft.com/office/drawing/2016/ink" xmlns:am3d="http://schemas.microsoft.com/office/drawing/2017/model3d" xmlns:o="urn:schemas-microsoft-com:office:office" xmlns:oel="http://schemas.microsoft.com/office/2019/extlst" xmlns:r="http://schemas.openxmlformats.org/officeDocument/2006/relationships" xmlns:m="http://schemas.openxmlformats.org/officeDocument/2006/math" xmlns:v="urn:schemas-microsoft-com:vml" xmlns:wp14="http://schemas.microsoft.com/office/word/2010/wordprocessingDrawing" xmlns:wp="http://schemas.openxmlformats.org/drawingml/2006/wordprocessingDrawing" xmlns:w10="urn:schemas-microsoft-com:office:word" xmlns:w="http://schemas.openxmlformats.org/wordprocessingml/2006/main" xmlns:w14="http://schemas.microsoft.com/office/word/2010/wordml" xmlns:w15="http://schemas.microsoft.com/office/word/2012/wordml" xmlns:w16cei="http://schemas.microsoft.com/office/word/2026/wordml/cei" xmlns:w16cex="http://schemas.microsoft.com/office/word/2018/wordml/cex" xmlns:w16cid="http://schemas.microsoft.com/office/word/2016/wordml/cid" xmlns:w16="http://schemas.microsoft.com/office/word/2018/wordml" xmlns:w16du="http://schemas.microsoft.com/office/word/2023/wordml/word16du" xmlns:w16sdtdh="http://schemas.microsoft.com/office/word/2020/wordml/sdtdatahash" xmlns:w16sdtfl="http://schemas.microsoft.com/office/word/2024/wordml/sdtformatlock" xmlns:w16se="http://schemas.microsoft.com/office/word/2015/wordml/symex" xmlns:wpg="http://schemas.microsoft.com/office/word/2010/wordprocessingGroup" xmlns:wpi="http://schemas.microsoft.com/office/word/2010/wordprocessingInk" xmlns:wne="http://schemas.microsoft.com/office/word/2006/wordml" xmlns:wps="http://schemas.microsoft.com/office/word/2010/wordprocessingShape" mc:Ignorable="w14 w15 w16se w16cid w16 w16cex w16sdtdh w16sdtfl w16du wp14">
+<w:numbering xmlns:wpc="http://schemas.microsoft.com/office/word/2010/wordprocessingCanvas" xmlns:cx="http://schemas.microsoft.com/office/drawing/2014/chartex" xmlns:cx1="http://schemas.microsoft.com/office/drawing/2015/9/8/chartex" xmlns:cx2="http://schemas.microsoft.com/office/drawing/2015/10/21/chartex" xmlns:cx3="http://schemas.microsoft.com/office/drawing/2016/5/9/chartex" xmlns:cx4="http://schemas.microsoft.com/office/drawing/2016/5/10/chartex" xmlns:cx5="http://schemas.microsoft.com/office/drawing/2016/5/11/chartex" xmlns:cx6="http://schemas.microsoft.com/office/drawing/2016/5/12/chartex" xmlns:cx7="http://schemas.microsoft.com/office/drawing/2016/5/13/chartex" xmlns:cx8="http://schemas.microsoft.com/office/drawing/2016/5/14/chartex" xmlns:mc="http://schemas.openxmlformats.org/markup-compatibility/2006" xmlns:m="http://schemas.openxmlformats.org/officeDocument/2006/math" xmlns:aink="http://schemas.microsoft.com/office/drawing/2016/ink" xmlns:am3d="http://schemas.microsoft.com/office/drawing/2017/model3d" xmlns:oel="http://schemas.microsoft.com/office/2019/extlst" xmlns:r="http://schemas.openxmlformats.org/officeDocument/2006/relationships" xmlns:wp14="http://schemas.microsoft.com/office/word/2010/wordprocessingDrawing" xmlns:wp="http://schemas.openxmlformats.org/drawingml/2006/wordprocessingDrawing" xmlns:wpg="http://schemas.microsoft.com/office/word/2010/wordprocessingGroup" xmlns:wpi="http://schemas.microsoft.com/office/word/2010/wordprocessingInk" xmlns:wps="http://schemas.microsoft.com/office/word/2010/wordprocessingShape" xmlns:o="urn:schemas-microsoft-com:office:office" xmlns:v="urn:schemas-microsoft-com:vml" xmlns:w10="urn:schemas-microsoft-com:office:word" xmlns:w="http://schemas.openxmlformats.org/wordprocessingml/2006/main" xmlns:w14="http://schemas.microsoft.com/office/word/2010/wordml" xmlns:w15="http://schemas.microsoft.com/office/word/2012/wordml" xmlns:w16cex="http://schemas.microsoft.com/office/word/2018/wordml/cex" xmlns:w16cid="http://schemas.microsoft.com/office/word/2016/wordml/cid" xmlns:w16="http://schemas.microsoft.com/office/word/2018/wordml" xmlns:w16sdtdh="http://schemas.microsoft.com/office/word/2020/wordml/sdtdatahash" xmlns:w16sdtfl="http://schemas.microsoft.com/office/word/2024/wordml/sdtformatlock" xmlns:w16se="http://schemas.microsoft.com/office/word/2015/wordml/symex" xmlns:w16du="http://schemas.microsoft.com/office/word/2023/wordml/word16du" xmlns:wne="http://schemas.microsoft.com/office/word/2006/wordml" mc:Ignorable="w14 w15 w16se w16cid w16 w16cex w16sdtdh w16sdtfl w16du wp14">
   <w:abstractNum w:abstractNumId="0" w15:restartNumberingAfterBreak="0">
     <w:nsid w:val="015258EC"/>
     <w:multiLevelType w:val="multilevel"/>
@@ -12317,7 +13650,7 @@
 </file>
 
 <file path=word/styles.xml><?xml version="1.0" encoding="utf-8"?>
-<w:styles xmlns:mc="http://schemas.openxmlformats.org/markup-compatibility/2006" xmlns:r="http://schemas.openxmlformats.org/officeDocument/2006/relationships" xmlns:w="http://schemas.openxmlformats.org/wordprocessingml/2006/main" xmlns:w14="http://schemas.microsoft.com/office/word/2010/wordml" xmlns:w15="http://schemas.microsoft.com/office/word/2012/wordml" xmlns:w16cex="http://schemas.microsoft.com/office/word/2018/wordml/cex" xmlns:w16cid="http://schemas.microsoft.com/office/word/2016/wordml/cid" xmlns:w16="http://schemas.microsoft.com/office/word/2018/wordml" xmlns:w16du="http://schemas.microsoft.com/office/word/2023/wordml/word16du" xmlns:w16sdtdh="http://schemas.microsoft.com/office/word/2020/wordml/sdtdatahash" xmlns:w16sdtfl="http://schemas.microsoft.com/office/word/2024/wordml/sdtformatlock" xmlns:w16se="http://schemas.microsoft.com/office/word/2015/wordml/symex" mc:Ignorable="w14 w15 w16se w16cid w16 w16cex w16sdtdh w16sdtfl w16du">
+<w:styles xmlns:mc="http://schemas.openxmlformats.org/markup-compatibility/2006" xmlns:r="http://schemas.openxmlformats.org/officeDocument/2006/relationships" xmlns:w="http://schemas.openxmlformats.org/wordprocessingml/2006/main" xmlns:w14="http://schemas.microsoft.com/office/word/2010/wordml" xmlns:w15="http://schemas.microsoft.com/office/word/2012/wordml" xmlns:w16cex="http://schemas.microsoft.com/office/word/2018/wordml/cex" xmlns:w16cid="http://schemas.microsoft.com/office/word/2016/wordml/cid" xmlns:w16="http://schemas.microsoft.com/office/word/2018/wordml" xmlns:w16sdtdh="http://schemas.microsoft.com/office/word/2020/wordml/sdtdatahash" xmlns:w16sdtfl="http://schemas.microsoft.com/office/word/2024/wordml/sdtformatlock" xmlns:w16se="http://schemas.microsoft.com/office/word/2015/wordml/symex" xmlns:w16du="http://schemas.microsoft.com/office/word/2023/wordml/word16du" mc:Ignorable="w14 w15 w16se w16cid w16 w16cex w16sdtdh w16sdtfl w16du">
   <w:docDefaults>
     <w:rPrDefault>
       <w:rPr>
@@ -13570,6 +14903,7 @@
 <ds:datastoreItem xmlns:ds="http://schemas.openxmlformats.org/officeDocument/2006/customXml" ds:itemID="{BA308F99-1875-624F-A748-D5F53720C388}">
   <ds:schemaRefs>
     <ds:schemaRef ds:uri="http://schemas.openxmlformats.org/officeDocument/2006/bibliography"/>
+    <ds:schemaRef ds:uri="http://www.w3.org/2000/xmlns/"/>
   </ds:schemaRefs>
 </ds:datastoreItem>
 </file>
--- a/_workspace/books/casey/casey.docx
+++ b/_workspace/books/casey/casey.docx
@@ -1,6 +1,6 @@
 
 <file path=word/document.xml><?xml version="1.0" encoding="utf-8"?>
-<w:document xmlns:wpc="http://schemas.microsoft.com/office/word/2010/wordprocessingCanvas" xmlns:cx="http://schemas.microsoft.com/office/drawing/2014/chartex" xmlns:cx1="http://schemas.microsoft.com/office/drawing/2015/9/8/chartex" xmlns:cx2="http://schemas.microsoft.com/office/drawing/2015/10/21/chartex" xmlns:cx3="http://schemas.microsoft.com/office/drawing/2016/5/9/chartex" xmlns:cx4="http://schemas.microsoft.com/office/drawing/2016/5/10/chartex" xmlns:cx5="http://schemas.microsoft.com/office/drawing/2016/5/11/chartex" xmlns:cx6="http://schemas.microsoft.com/office/drawing/2016/5/12/chartex" xmlns:cx7="http://schemas.microsoft.com/office/drawing/2016/5/13/chartex" xmlns:cx8="http://schemas.microsoft.com/office/drawing/2016/5/14/chartex" xmlns:mc="http://schemas.openxmlformats.org/markup-compatibility/2006" xmlns:m="http://schemas.openxmlformats.org/officeDocument/2006/math" xmlns:aink="http://schemas.microsoft.com/office/drawing/2016/ink" xmlns:am3d="http://schemas.microsoft.com/office/drawing/2017/model3d" xmlns:oel="http://schemas.microsoft.com/office/2019/extlst" xmlns:r="http://schemas.openxmlformats.org/officeDocument/2006/relationships" xmlns:wp14="http://schemas.microsoft.com/office/word/2010/wordprocessingDrawing" xmlns:wp="http://schemas.openxmlformats.org/drawingml/2006/wordprocessingDrawing" xmlns:wpg="http://schemas.microsoft.com/office/word/2010/wordprocessingGroup" xmlns:wpi="http://schemas.microsoft.com/office/word/2010/wordprocessingInk" xmlns:wps="http://schemas.microsoft.com/office/word/2010/wordprocessingShape" xmlns:o="urn:schemas-microsoft-com:office:office" xmlns:v="urn:schemas-microsoft-com:vml" xmlns:w10="urn:schemas-microsoft-com:office:word" xmlns:w="http://schemas.openxmlformats.org/wordprocessingml/2006/main" xmlns:w14="http://schemas.microsoft.com/office/word/2010/wordml" xmlns:w15="http://schemas.microsoft.com/office/word/2012/wordml" xmlns:w16cei="http://schemas.microsoft.com/office/word/2026/wordml/cei" xmlns:w16cex="http://schemas.microsoft.com/office/word/2018/wordml/cex" xmlns:w16cid="http://schemas.microsoft.com/office/word/2016/wordml/cid" xmlns:w16="http://schemas.microsoft.com/office/word/2018/wordml" xmlns:w16sdtdh="http://schemas.microsoft.com/office/word/2020/wordml/sdtdatahash" xmlns:w16sdtfl="http://schemas.microsoft.com/office/word/2024/wordml/sdtformatlock" xmlns:w16se="http://schemas.microsoft.com/office/word/2015/wordml/symex" xmlns:w16du="http://schemas.microsoft.com/office/word/2023/wordml/word16du" xmlns:wne="http://schemas.microsoft.com/office/word/2006/wordml" mc:Ignorable="w14 w15 w16se w16cid w16 w16cex w16sdtdh w16sdtfl w16du wp14">
+<w:document xmlns:wpc="http://schemas.microsoft.com/office/word/2010/wordprocessingCanvas" xmlns:cx="http://schemas.microsoft.com/office/drawing/2014/chartex" xmlns:cx1="http://schemas.microsoft.com/office/drawing/2015/9/8/chartex" xmlns:cx2="http://schemas.microsoft.com/office/drawing/2015/10/21/chartex" xmlns:cx3="http://schemas.microsoft.com/office/drawing/2016/5/9/chartex" xmlns:cx4="http://schemas.microsoft.com/office/drawing/2016/5/10/chartex" xmlns:cx5="http://schemas.microsoft.com/office/drawing/2016/5/11/chartex" xmlns:cx6="http://schemas.microsoft.com/office/drawing/2016/5/12/chartex" xmlns:cx7="http://schemas.microsoft.com/office/drawing/2016/5/13/chartex" xmlns:cx8="http://schemas.microsoft.com/office/drawing/2016/5/14/chartex" xmlns:mc="http://schemas.openxmlformats.org/markup-compatibility/2006" xmlns:aink="http://schemas.microsoft.com/office/drawing/2016/ink" xmlns:am3d="http://schemas.microsoft.com/office/drawing/2017/model3d" xmlns:o="urn:schemas-microsoft-com:office:office" xmlns:oel="http://schemas.microsoft.com/office/2019/extlst" xmlns:r="http://schemas.openxmlformats.org/officeDocument/2006/relationships" xmlns:m="http://schemas.openxmlformats.org/officeDocument/2006/math" xmlns:v="urn:schemas-microsoft-com:vml" xmlns:wp14="http://schemas.microsoft.com/office/word/2010/wordprocessingDrawing" xmlns:wp="http://schemas.openxmlformats.org/drawingml/2006/wordprocessingDrawing" xmlns:w10="urn:schemas-microsoft-com:office:word" xmlns:w="http://schemas.openxmlformats.org/wordprocessingml/2006/main" xmlns:w14="http://schemas.microsoft.com/office/word/2010/wordml" xmlns:w15="http://schemas.microsoft.com/office/word/2012/wordml" xmlns:w16cei="http://schemas.microsoft.com/office/word/2026/wordml/cei" xmlns:w16cex="http://schemas.microsoft.com/office/word/2018/wordml/cex" xmlns:w16cid="http://schemas.microsoft.com/office/word/2016/wordml/cid" xmlns:w16="http://schemas.microsoft.com/office/word/2018/wordml" xmlns:w16du="http://schemas.microsoft.com/office/word/2023/wordml/word16du" xmlns:w16sdtdh="http://schemas.microsoft.com/office/word/2020/wordml/sdtdatahash" xmlns:w16sdtfl="http://schemas.microsoft.com/office/word/2024/wordml/sdtformatlock" xmlns:w16se="http://schemas.microsoft.com/office/word/2015/wordml/symex" xmlns:wpg="http://schemas.microsoft.com/office/word/2010/wordprocessingGroup" xmlns:wpi="http://schemas.microsoft.com/office/word/2010/wordprocessingInk" xmlns:wne="http://schemas.microsoft.com/office/word/2006/wordml" xmlns:wps="http://schemas.microsoft.com/office/word/2010/wordprocessingShape" mc:Ignorable="w14 w15 w16se w16cid w16 w16cex w16sdtdh w16sdtfl w16du wp14">
   <w:body>
     <w:p>
       <w:pPr>
@@ -74,7 +74,15 @@
       </w:r>
       <w:proofErr w:type="gramEnd"/>
       <w:r>
-        <w:t xml:space="preserve"> the girls were really hoping to steal me for a few days so the four of us could just hole up at Mom's place and do the whole family time thing." </w:t>
+        <w:t xml:space="preserve"> the girls were really hoping to </w:t>
+      </w:r>
+      <w:proofErr w:type="gramStart"/>
+      <w:r>
+        <w:t>steal</w:t>
+      </w:r>
+      <w:proofErr w:type="gramEnd"/>
+      <w:r>
+        <w:t xml:space="preserve"> me for a few days so the four of us could just hole up at Mom's place and do the whole family time thing." </w:t>
       </w:r>
     </w:p>
     <w:p>
@@ -187,7 +195,15 @@
     </w:p>
     <w:p>
       <w:r>
-        <w:t xml:space="preserve">When we arrived at my mother’s house, the environment grew a little more crowded. Wendy Vance and Peter welcomed everyone warmly. We sat in their living room, eating snacks and talking about the upcoming Thanksgiving plans. </w:t>
+        <w:t xml:space="preserve">When we arrived at my mother’s house, the environment grew a little more crowded. </w:t>
+      </w:r>
+      <w:proofErr w:type="gramStart"/>
+      <w:r>
+        <w:t>Wendy</w:t>
+      </w:r>
+      <w:proofErr w:type="gramEnd"/>
+      <w:r>
+        <w:t xml:space="preserve"> Vance and Peter welcomed everyone warmly. We sat in their living room, eating snacks and talking about the upcoming Thanksgiving plans. </w:t>
       </w:r>
     </w:p>
     <w:p>
@@ -231,12 +247,36 @@
     </w:p>
     <w:p>
       <w:r>
-        <w:t xml:space="preserve">Since we needed to return Wendy's car to her, my mother grabbed her keys once the visit wrapped up. She drove the four of us out of Virginia Beach, crossing the water and dropping us off directly at the curb of Kristine’s apartment building in Portsmouth before waving goodbye and driving off into the night. </w:t>
-      </w:r>
-    </w:p>
-    <w:p>
-      <w:r>
-        <w:t xml:space="preserve">We hauled the luggage into the three-bedroom apartment. Kristine's mother, Robyn, and her boyfriend, Tom, were already gone for the holiday visiting his family, leaving the space entirely to us. Because the apartment was located on the ground floor, we didn't have to navigate any stairs with the heavy bags. The living room was modest, anchored by two </w:t>
+        <w:t xml:space="preserve">Since we needed to return Wendy's car to her, my mother grabbed her keys once the visit </w:t>
+      </w:r>
+      <w:proofErr w:type="gramStart"/>
+      <w:r>
+        <w:t>wrapped</w:t>
+      </w:r>
+      <w:proofErr w:type="gramEnd"/>
+      <w:r>
+        <w:t xml:space="preserve"> up. She drove the four of us out of Virginia Beach, crossing the water and dropping us off directly at the curb of Kristine’s apartment building in Portsmouth before waving goodbye and driving off into the night. </w:t>
+      </w:r>
+    </w:p>
+    <w:p>
+      <w:r>
+        <w:t xml:space="preserve">We hauled the luggage into the three-bedroom apartment. Kristine's mother, Robyn, and her boyfriend, Tom, were already gone for the holiday visiting his family, leaving the space entirely </w:t>
+      </w:r>
+      <w:proofErr w:type="gramStart"/>
+      <w:r>
+        <w:t>to</w:t>
+      </w:r>
+      <w:proofErr w:type="gramEnd"/>
+      <w:r>
+        <w:t xml:space="preserve"> us. Because the apartment was located on the ground floor, we didn't have to navigate any stairs with </w:t>
+      </w:r>
+      <w:proofErr w:type="gramStart"/>
+      <w:r>
+        <w:t>the heavy</w:t>
+      </w:r>
+      <w:proofErr w:type="gramEnd"/>
+      <w:r>
+        <w:t xml:space="preserve"> bags. The living room was modest, anchored by two </w:t>
       </w:r>
       <w:r>
         <w:lastRenderedPageBreak/>
@@ -255,12 +295,28 @@
     </w:p>
     <w:p>
       <w:r>
-        <w:t xml:space="preserve">The response was instant. I didn't think much of it—I just assumed she was being a highly accommodating host who wanted everyone under one roof. </w:t>
-      </w:r>
-    </w:p>
-    <w:p>
-      <w:r>
-        <w:t xml:space="preserve">"If you're sure," Cassandra replied smoothly. She reached into her canvas duffel bag and pulled out a tightly folded, heavy-duty air mattress, along with a stack of pillows and blankets. Because she was constantly deployed by Quantum to different corporate sites, she never left her physical sleeping arrangements to chance. </w:t>
+        <w:t xml:space="preserve">The response was instant. I didn't think much of </w:t>
+      </w:r>
+      <w:proofErr w:type="gramStart"/>
+      <w:r>
+        <w:t>it—</w:t>
+      </w:r>
+      <w:proofErr w:type="gramEnd"/>
+      <w:r>
+        <w:t xml:space="preserve">I just assumed she was being a highly accommodating host who wanted everyone under one roof. </w:t>
+      </w:r>
+    </w:p>
+    <w:p>
+      <w:r>
+        <w:t xml:space="preserve">"If you're sure," Cassandra replied smoothly. She reached into her canvas duffel bag and pulled out a tightly folded, heavy-duty air mattress, along with a stack of pillows and blankets. Because she was constantly deployed by Quantum to different corporate sites, she never left her physical sleeping arrangements to </w:t>
+      </w:r>
+      <w:proofErr w:type="gramStart"/>
+      <w:r>
+        <w:t>chance</w:t>
+      </w:r>
+      <w:proofErr w:type="gramEnd"/>
+      <w:r>
+        <w:t xml:space="preserve">. </w:t>
       </w:r>
     </w:p>
     <w:p>
@@ -270,7 +326,15 @@
     </w:p>
     <w:p>
       <w:r>
-        <w:t xml:space="preserve">My chest instantly lightened. The idea of spending the night camped out in the living room, surrounded by my pack, sounded perfect. Casey didn't care that a sofa was meant for one person; she was fully prepared to figure it out, needing the deep pressure and proximity to regulate her own system after the long flight. </w:t>
+        <w:t xml:space="preserve">My chest instantly </w:t>
+      </w:r>
+      <w:proofErr w:type="gramStart"/>
+      <w:r>
+        <w:t>lightened</w:t>
+      </w:r>
+      <w:proofErr w:type="gramEnd"/>
+      <w:r>
+        <w:t xml:space="preserve">. The idea of spending the night camped out in the living room, surrounded by my pack, sounded perfect. Casey didn't care that a sofa was meant for one person; she was fully prepared to figure it out, needing the deep pressure and proximity to regulate her own system after the long flight. </w:t>
       </w:r>
     </w:p>
     <w:p>
@@ -294,7 +358,15 @@
       </w:r>
       <w:r>
         <w:lastRenderedPageBreak/>
-        <w:t xml:space="preserve">Cassandra gave a sharp, almost imperceptible downward motion with her hand—a silent, absolute command for Casey to hold her tongue. </w:t>
+        <w:t xml:space="preserve">Cassandra gave a sharp, almost imperceptible downward motion with her </w:t>
+      </w:r>
+      <w:proofErr w:type="gramStart"/>
+      <w:r>
+        <w:t>hand—a</w:t>
+      </w:r>
+      <w:proofErr w:type="gramEnd"/>
+      <w:r>
+        <w:t xml:space="preserve"> silent, absolute command for Casey to hold her tongue. </w:t>
       </w:r>
     </w:p>
     <w:p>
@@ -309,7 +381,15 @@
     </w:p>
     <w:p>
       <w:r>
-        <w:t xml:space="preserve">I followed Kristine down the hall to her bedroom. The door clicked shut behind us, separating me from the rest of my family in the living room. I was exhausted from the driving and the travel logistics, and my internal clock was begging for sleep. </w:t>
+        <w:t xml:space="preserve">I followed Kristine down the hall to her bedroom. The </w:t>
+      </w:r>
+      <w:proofErr w:type="gramStart"/>
+      <w:r>
+        <w:t>door clicked</w:t>
+      </w:r>
+      <w:proofErr w:type="gramEnd"/>
+      <w:r>
+        <w:t xml:space="preserve"> shut behind us, separating me from the rest of my family in the living room. I was exhausted from the driving and the travel logistics, and my internal clock was begging for sleep. </w:t>
       </w:r>
     </w:p>
     <w:p>
@@ -436,7 +516,15 @@
     </w:p>
     <w:p>
       <w:r>
-        <w:t xml:space="preserve">Cassandra's lightweight, manual travel wheelchair was folded neatly out of the way against the far wall, leaving us completely enclosed in our own perimeter. I was perfectly sandwiched between them, fully enveloped in the deep, restrictive pressure I had been starved of for months. We just sat there for a while, holding each other tightly, desperate to feel like a complete family again. </w:t>
+        <w:t xml:space="preserve">Cassandra's lightweight, manual travel wheelchair was folded neatly out of the way against the far wall, leaving us completely enclosed in our own perimeter. I was perfectly sandwiched between them, fully enveloped in the deep, restrictive pressure I had been starved </w:t>
+      </w:r>
+      <w:proofErr w:type="gramStart"/>
+      <w:r>
+        <w:t>of</w:t>
+      </w:r>
+      <w:proofErr w:type="gramEnd"/>
+      <w:r>
+        <w:t xml:space="preserve"> for months. We just sat there for a while, holding each other tightly, desperate to feel like a complete family again. </w:t>
       </w:r>
     </w:p>
     <w:p>
@@ -510,7 +598,15 @@
     </w:p>
     <w:p>
       <w:r>
-        <w:t xml:space="preserve">"Ah. Okay, cool. Dry cereal it is," Cassandra nodded politely, accepting her bowl without a second thought. </w:t>
+        <w:t xml:space="preserve">"Ah. Okay, cool. </w:t>
+      </w:r>
+      <w:proofErr w:type="gramStart"/>
+      <w:r>
+        <w:t>Dry</w:t>
+      </w:r>
+      <w:proofErr w:type="gramEnd"/>
+      <w:r>
+        <w:t xml:space="preserve"> cereal it is," Cassandra nodded politely, accepting her bowl without a second thought. </w:t>
       </w:r>
     </w:p>
     <w:p>
@@ -556,7 +652,15 @@
     </w:p>
     <w:p>
       <w:r>
-        <w:t xml:space="preserve">I leaned back against the sofa cushions, feeling a vague, confusing friction settling over the room. We tried a few more times to pull her into our commentary about the parade performances, but her answers remained clipped and distinctly bothered. I couldn't figure out the social math. My sisters were being perfectly friendly, and I was doing my best to be an attentive partner, but Kristine was radiating a quiet, simmering annoyance. </w:t>
+        <w:t xml:space="preserve">I leaned back against the sofa cushions, feeling a vague, confusing friction settling over the room. We tried a few more times to pull her into our commentary about the parade performances, but her answers remained clipped and distinctly bothered. I couldn't figure out the social math. My sisters </w:t>
+      </w:r>
+      <w:proofErr w:type="gramStart"/>
+      <w:r>
+        <w:t>were being</w:t>
+      </w:r>
+      <w:proofErr w:type="gramEnd"/>
+      <w:r>
+        <w:t xml:space="preserve"> perfectly friendly, and I was doing my best to be an attentive partner, but Kristine was radiating a quiet, simmering annoyance. </w:t>
       </w:r>
     </w:p>
     <w:p>
@@ -575,12 +679,28 @@
     </w:p>
     <w:p>
       <w:r>
-        <w:t xml:space="preserve">The comfortable sanctuary of the living room held steady into the early afternoon. By two o'clock, the parade broadcast had ended, but the three of us remained anchored to the sofa, happily chatting and enjoying the rare, uninterrupted proximity of our pack. </w:t>
-      </w:r>
-    </w:p>
-    <w:p>
-      <w:r>
-        <w:t xml:space="preserve">The layout of the Portsmouth apartment was compact and highly compartmentalized. If you were walking down the main hallway from the bedrooms, the small kitchen sat immediately to the right, sectioned off by a mid-height divider wall. The back of our long sofa ran directly parallel to that walkway, acting as a physical barricade that defined the living room space to the left. </w:t>
+        <w:t xml:space="preserve">The comfortable sanctuary of the living room held steady into the early afternoon. By two o'clock, the parade broadcast had ended, but the three of us remained anchored </w:t>
+      </w:r>
+      <w:proofErr w:type="gramStart"/>
+      <w:r>
+        <w:t>to</w:t>
+      </w:r>
+      <w:proofErr w:type="gramEnd"/>
+      <w:r>
+        <w:t xml:space="preserve"> the sofa, happily chatting and enjoying the rare, uninterrupted proximity of our pack. </w:t>
+      </w:r>
+    </w:p>
+    <w:p>
+      <w:r>
+        <w:t xml:space="preserve">The layout of the Portsmouth apartment was compact and highly compartmentalized. If you </w:t>
+      </w:r>
+      <w:proofErr w:type="gramStart"/>
+      <w:r>
+        <w:t>were</w:t>
+      </w:r>
+      <w:proofErr w:type="gramEnd"/>
+      <w:r>
+        <w:t xml:space="preserve"> walking down the main hallway from the bedrooms, the small kitchen sat immediately to the right, sectioned off by a mid-height divider wall. The back of our long sofa ran directly parallel to that walkway, acting as a physical barricade that defined the living room space to the left. </w:t>
       </w:r>
     </w:p>
     <w:p>
@@ -591,7 +711,15 @@
     <w:p>
       <w:r>
         <w:lastRenderedPageBreak/>
-        <w:t xml:space="preserve">I assumed Kristine was finally coming out to start prepping the massive Thanksgiving meal. I didn't turn my head immediately, but I felt Cassandra suddenly go completely rigid beside me. </w:t>
+        <w:t xml:space="preserve">I assumed Kristine was finally coming out to start </w:t>
+      </w:r>
+      <w:proofErr w:type="gramStart"/>
+      <w:r>
+        <w:t>prepping</w:t>
+      </w:r>
+      <w:proofErr w:type="gramEnd"/>
+      <w:r>
+        <w:t xml:space="preserve"> the massive Thanksgiving meal. I didn't turn my head immediately, but I felt Cassandra suddenly go completely rigid beside me. </w:t>
       </w:r>
     </w:p>
     <w:p>
@@ -616,7 +744,15 @@
     </w:p>
     <w:p>
       <w:r>
-        <w:t xml:space="preserve">Normally, this is where Cassandra’s corporate diplomacy would engage. But as Casey shrank back into the sofa, trembling and burying her face into my bicep, Cassandra’s patience instantly evaporated. The polite, accommodating guest vanished, entirely replaced by the furious, protective guardian. </w:t>
+        <w:t xml:space="preserve">Normally, this is where Cassandra’s corporate diplomacy would engage. But as Casey shrank back into the sofa, trembling and burying her face </w:t>
+      </w:r>
+      <w:proofErr w:type="gramStart"/>
+      <w:r>
+        <w:t>into</w:t>
+      </w:r>
+      <w:proofErr w:type="gramEnd"/>
+      <w:r>
+        <w:t xml:space="preserve"> my bicep, Cassandra’s patience instantly evaporated. The polite, accommodating guest vanished, entirely replaced by the furious, protective guardian. </w:t>
       </w:r>
     </w:p>
     <w:p>
@@ -626,7 +762,15 @@
     </w:p>
     <w:p>
       <w:r>
-        <w:t xml:space="preserve">Kristine paused, her hands resting on the counter. She blinked, taken aback by the sheer, unvarnished authority. "Excuse me? It's my house, Cassandra. I should be able to—" </w:t>
+        <w:t xml:space="preserve">Kristine paused, her hands resting on the counter. She blinked, taken aback by the sheer, unvarnished authority. "Excuse me? It's my house, Cassandra. I should be able </w:t>
+      </w:r>
+      <w:proofErr w:type="gramStart"/>
+      <w:r>
+        <w:t>to—"</w:t>
+      </w:r>
+      <w:proofErr w:type="gramEnd"/>
+      <w:r>
+        <w:t xml:space="preserve"> </w:t>
       </w:r>
     </w:p>
     <w:p>
@@ -646,18 +790,42 @@
     </w:p>
     <w:p>
       <w:r>
-        <w:t xml:space="preserve">"You have no right to come into my home and tell me—" Kristine started, her voice raising into a hostile shout. </w:t>
+        <w:t xml:space="preserve">"You have no right to come into my home and tell </w:t>
+      </w:r>
+      <w:proofErr w:type="gramStart"/>
+      <w:r>
+        <w:t>me—"</w:t>
+      </w:r>
+      <w:proofErr w:type="gramEnd"/>
+      <w:r>
+        <w:t xml:space="preserve"> Kristine started, her voice raising into a hostile shout. </w:t>
       </w:r>
     </w:p>
     <w:p>
       <w:r>
         <w:lastRenderedPageBreak/>
-        <w:t xml:space="preserve">"David," Cassandra said, completely ignoring Kristine and turning her focus entirely to me. Her voice softened slightly, but the executive command remained. "Go to the bedroom. Pack your bag. Pack all of it." </w:t>
-      </w:r>
-    </w:p>
-    <w:p>
-      <w:r>
-        <w:t xml:space="preserve">My stomach dropped into a freefall. "Cass, wait—" </w:t>
+        <w:t xml:space="preserve">"David," Cassandra said, completely ignoring Kristine and turning her focus entirely </w:t>
+      </w:r>
+      <w:proofErr w:type="gramStart"/>
+      <w:r>
+        <w:t>to</w:t>
+      </w:r>
+      <w:proofErr w:type="gramEnd"/>
+      <w:r>
+        <w:t xml:space="preserve"> me. Her voice softened slightly, but the executive command remained. "Go to the bedroom. Pack your bag. Pack all of it." </w:t>
+      </w:r>
+    </w:p>
+    <w:p>
+      <w:r>
+        <w:t xml:space="preserve">My stomach dropped into a freefall. "Cass, </w:t>
+      </w:r>
+      <w:proofErr w:type="gramStart"/>
+      <w:r>
+        <w:t>wait—"</w:t>
+      </w:r>
+      <w:proofErr w:type="gramEnd"/>
+      <w:r>
+        <w:t xml:space="preserve"> </w:t>
       </w:r>
     </w:p>
     <w:p>
@@ -746,7 +914,15 @@
     </w:p>
     <w:p>
       <w:r>
-        <w:t xml:space="preserve">We stood on the concrete curb in the crisp November air. My heart was hammering against my ribs, terrified of the massive shift in reality. I had just lost the milestone. I was going to Washington State. </w:t>
+        <w:t xml:space="preserve">We stood on the concrete curb in the crisp November air. My heart was hammering against my ribs, terrified of the massive </w:t>
+      </w:r>
+      <w:proofErr w:type="gramStart"/>
+      <w:r>
+        <w:t>shift in reality</w:t>
+      </w:r>
+      <w:proofErr w:type="gramEnd"/>
+      <w:r>
+        <w:t xml:space="preserve">. I had just lost the milestone. I was going to Washington State. </w:t>
       </w:r>
     </w:p>
     <w:p>
@@ -794,7 +970,15 @@
     </w:p>
     <w:p>
       <w:r>
-        <w:t xml:space="preserve">I wrapped my arm around her shoulder, pulling her close, crying into the top of her head. </w:t>
+        <w:t xml:space="preserve">I wrapped my arm around her shoulder, pulling her close, crying </w:t>
+      </w:r>
+      <w:proofErr w:type="gramStart"/>
+      <w:r>
+        <w:t>into</w:t>
+      </w:r>
+      <w:proofErr w:type="gramEnd"/>
+      <w:r>
+        <w:t xml:space="preserve"> the top of her head. </w:t>
       </w:r>
     </w:p>
     <w:p>
@@ -879,7 +1063,15 @@
     <w:p>
       <w:r>
         <w:lastRenderedPageBreak/>
-        <w:t xml:space="preserve">"Sir, this ride is strictly for me and my two siblings," Cassandra instructed, her tone perfectly calm and commanding. "This woman is not getting in this vehicle." </w:t>
+        <w:t xml:space="preserve">"Sir, this ride is </w:t>
+      </w:r>
+      <w:proofErr w:type="gramStart"/>
+      <w:r>
+        <w:t>strictly</w:t>
+      </w:r>
+      <w:proofErr w:type="gramEnd"/>
+      <w:r>
+        <w:t xml:space="preserve"> for me and my two siblings," Cassandra instructed, her tone perfectly calm and commanding. "This woman is not getting in this vehicle." </w:t>
       </w:r>
     </w:p>
     <w:p>
@@ -889,7 +1081,15 @@
     </w:p>
     <w:p>
       <w:r>
-        <w:t xml:space="preserve">Kristine froze, her hands slipping off the yellow metal. The panic in her eyes was genuine now. The realization that she had completely lost control of the perimeter—that her hostage was actually, physically leaving—finally hit her. </w:t>
+        <w:t xml:space="preserve">Kristine froze, her hands slipping off the yellow metal. The panic in her eyes was genuine now. The realization that she had completely lost control of the perimeter—that her hostage </w:t>
+      </w:r>
+      <w:proofErr w:type="gramStart"/>
+      <w:r>
+        <w:t>was actually, physically</w:t>
+      </w:r>
+      <w:proofErr w:type="gramEnd"/>
+      <w:r>
+        <w:t xml:space="preserve"> leaving—finally hit her. </w:t>
       </w:r>
     </w:p>
     <w:p>
@@ -909,7 +1109,15 @@
     </w:p>
     <w:p>
       <w:r>
-        <w:t xml:space="preserve">I sat in the middle of the backseat, sandwiched safely next to Casey, who immediately rested her head on my shoulder. I looked out the window as the taxi accelerated away from the curb. Kristine was left standing completely alone in the cold November night, growing smaller and smaller in the rearview mirror until the taxi turned the corner, leaving her entirely in the dust. </w:t>
+        <w:t xml:space="preserve">I sat in the middle of the backseat, sandwiched safely next to Casey, who immediately rested her head on my shoulder. I looked out the window as the taxi accelerated away from the curb. Kristine was left standing completely alone in the cold November night, growing </w:t>
+      </w:r>
+      <w:proofErr w:type="gramStart"/>
+      <w:r>
+        <w:t>smaller and smaller</w:t>
+      </w:r>
+      <w:proofErr w:type="gramEnd"/>
+      <w:r>
+        <w:t xml:space="preserve"> in the rearview mirror until the taxi turned the corner, leaving her entirely in the dust. </w:t>
       </w:r>
     </w:p>
     <w:p>
@@ -936,7 +1144,15 @@
     </w:p>
     <w:p>
       <w:r>
-        <w:t xml:space="preserve">The cab ride to the hotel in Virginia Beach was completely silent. Cassandra had maintained a strict, impenetrable operational security for the entire twenty-minute drive. She didn't say a single word about the kitchen, or the sidewalk, or Kristine. She just sat in the front seat, staring straight ahead, waiting until we were safely behind closed doors. When the taxi finally parked, she handed the driver his fare along with a massive, generous cash tip for his complete discretion. </w:t>
+        <w:t xml:space="preserve">The cab ride to the hotel in Virginia Beach was completely silent. Cassandra had maintained </w:t>
+      </w:r>
+      <w:proofErr w:type="gramStart"/>
+      <w:r>
+        <w:t>a strict</w:t>
+      </w:r>
+      <w:proofErr w:type="gramEnd"/>
+      <w:r>
+        <w:t xml:space="preserve">, impenetrable operational security for the entire twenty-minute drive. She didn't say a single word about the kitchen, or the sidewalk, or Kristine. She just sat in the front seat, staring straight ahead, waiting until we were safely behind closed doors. When the taxi finally parked, she handed the driver his fare along with a massive, generous cash tip for his complete discretion. </w:t>
       </w:r>
     </w:p>
     <w:p>
@@ -946,7 +1162,15 @@
     </w:p>
     <w:p>
       <w:r>
-        <w:t xml:space="preserve">Casey immediately dropped her bag and sat on the edge of the queen bed, pulling her knees to her chest. She was shaking, completely terrified by the unpredictable, hostile environment we had just escaped. </w:t>
+        <w:t xml:space="preserve">Casey immediately dropped her bag and sat on the edge of the </w:t>
+      </w:r>
+      <w:proofErr w:type="gramStart"/>
+      <w:r>
+        <w:t>queen</w:t>
+      </w:r>
+      <w:proofErr w:type="gramEnd"/>
+      <w:r>
+        <w:t xml:space="preserve"> bed, pulling her knees to her chest. She was shaking, completely terrified by the unpredictable, hostile environment we had just escaped. </w:t>
       </w:r>
     </w:p>
     <w:p>
@@ -962,7 +1186,15 @@
     </w:p>
     <w:p>
       <w:r>
-        <w:t xml:space="preserve">Cassandra wheeled her travel chair over to the small table by the window, engaging the brakes. She took a deep breath, and the polite, diplomatic mask completely dissolved. </w:t>
+        <w:t xml:space="preserve">Cassandra wheeled her travel chair over to the small table by the window, </w:t>
+      </w:r>
+      <w:proofErr w:type="gramStart"/>
+      <w:r>
+        <w:t>engaging</w:t>
+      </w:r>
+      <w:proofErr w:type="gramEnd"/>
+      <w:r>
+        <w:t xml:space="preserve"> the brakes. She took a deep breath, and the polite, diplomatic mask completely dissolved. </w:t>
       </w:r>
     </w:p>
     <w:p>
@@ -1002,7 +1234,15 @@
     </w:p>
     <w:p>
       <w:r>
-        <w:t xml:space="preserve">"Choice one: When Casey and I fly back on Sunday, you are getting on that plane with us. You come to Federal Way. You move into my apartment. I will help you enroll at Northwest Pacific University, and you can pick whether you want to commute to the Seattle campus or the Tacoma campus. I will fund your tuition out-of-pocket, even at the out-of-state rate, and you will never have to worry about a thing." </w:t>
+        <w:t xml:space="preserve">"Choice one: When Casey and I fly back on Sunday, you are getting on that plane with us. You come to Federal Way. You </w:t>
+      </w:r>
+      <w:proofErr w:type="gramStart"/>
+      <w:r>
+        <w:t>move</w:t>
+      </w:r>
+      <w:proofErr w:type="gramEnd"/>
+      <w:r>
+        <w:t xml:space="preserve"> into my apartment. I will help you enroll at Northwest Pacific University, and you can pick whether you want to commute to the Seattle campus or the Tacoma campus. I will fund your tuition out-of-pocket, even at the out-of-state rate, and you will never have to worry about a thing." </w:t>
       </w:r>
     </w:p>
     <w:p>
@@ -1048,12 +1288,28 @@
     </w:p>
     <w:p>
       <w:r>
-        <w:t xml:space="preserve">I stared at the silver phone, the sheer magnitude of the safety net suddenly coming into focus. </w:t>
-      </w:r>
-    </w:p>
-    <w:p>
-      <w:r>
-        <w:t xml:space="preserve">"Elizabeth is living in Dayton and commuting to Harrisonburg for classes at Shenandoah Valley University," Cassandra explained. "If you choose Dayton, Elizabeth will help you enroll at SVU. I will still fund your tuition completely, and you will get the in-state rates. You will have a place to live, a degree path, and your best friend." </w:t>
+        <w:t xml:space="preserve">I stared at the silver phone, the sheer magnitude of the safety net suddenly </w:t>
+      </w:r>
+      <w:proofErr w:type="gramStart"/>
+      <w:r>
+        <w:t>coming</w:t>
+      </w:r>
+      <w:proofErr w:type="gramEnd"/>
+      <w:r>
+        <w:t xml:space="preserve"> into focus. </w:t>
+      </w:r>
+    </w:p>
+    <w:p>
+      <w:r>
+        <w:t xml:space="preserve">"Elizabeth is living in Dayton and commuting to Harrisonburg for classes at Shenandoah Valley University," Cassandra explained. "If you choose Dayton, Elizabeth will help you enroll at SVU. I will still fund your tuition completely, and you will get the in-state rates. You will have a place to live, a </w:t>
+      </w:r>
+      <w:proofErr w:type="gramStart"/>
+      <w:r>
+        <w:t>degree path</w:t>
+      </w:r>
+      <w:proofErr w:type="gramEnd"/>
+      <w:r>
+        <w:t xml:space="preserve">, and your best friend." </w:t>
       </w:r>
     </w:p>
     <w:p>
@@ -1173,12 +1429,28 @@
     <w:p>
       <w:r>
         <w:lastRenderedPageBreak/>
-        <w:t xml:space="preserve">I stared at the wheels of her manual chair, realizing for the first time just how much weight she carried. The out-of-state tuition. The last-minute cross-country flights. The ability to pull me out of Portsmouth without a single second of financial hesitation. It wasn't a struggle for her. It was pocket change. She was offering me a blank check because she actually had the absolute power to write it. </w:t>
-      </w:r>
-    </w:p>
-    <w:p>
-      <w:r>
-        <w:t xml:space="preserve">"And if you choose to go to Dayton," Cassandra continued, completely unbothered by the realization washing over my face, "and you move in with Liz in Virginia, the door to Washington State stays wide open. Dayton is barely an hour from SVU, so your commute to Harrisonburg is easy. You two can move out to the west coast together whenever you are ready. And until then, I promise you, on my life, that we will see each other every single break. I will either fly you and Liz to Seattle, or I will fly Casey and myself to the east coast. You are not losing anyone." </w:t>
+        <w:t xml:space="preserve">I stared at the wheels of her manual chair, realizing for the first time just how much weight she carried. The out-of-state tuition. The last-minute cross-country flights. The ability to pull me out of Portsmouth without a single second of financial hesitation. It wasn't a struggle for her. It was pocket change. She was offering me a blank check because she </w:t>
+      </w:r>
+      <w:proofErr w:type="gramStart"/>
+      <w:r>
+        <w:t>actually had</w:t>
+      </w:r>
+      <w:proofErr w:type="gramEnd"/>
+      <w:r>
+        <w:t xml:space="preserve"> the absolute power to write it. </w:t>
+      </w:r>
+    </w:p>
+    <w:p>
+      <w:r>
+        <w:t xml:space="preserve">"And if you choose to go to Dayton," Cassandra continued, completely unbothered by the realization washing over my face, "and you move in with Liz in Virginia, the door to Washington State stays wide open. Dayton is barely an hour from SVU, so your commute to Harrisonburg is easy. You two can move out to the west coast together whenever you are ready. And until then, I promise you, </w:t>
+      </w:r>
+      <w:proofErr w:type="gramStart"/>
+      <w:r>
+        <w:t>on</w:t>
+      </w:r>
+      <w:proofErr w:type="gramEnd"/>
+      <w:r>
+        <w:t xml:space="preserve"> my life, that we will see each other every single break. I will either fly you and Liz to Seattle, or I will fly Casey and myself to the east coast. You are not losing anyone." </w:t>
       </w:r>
     </w:p>
     <w:p>
@@ -1216,7 +1488,15 @@
     </w:p>
     <w:p>
       <w:r>
-        <w:t xml:space="preserve">The ambient hum of the Virginia Beach hotel room was the only sound in the space. Casey was a warm, heavy anchor against my right side, and Cass was sitting patiently in her chair </w:t>
+        <w:t xml:space="preserve">The </w:t>
+      </w:r>
+      <w:proofErr w:type="gramStart"/>
+      <w:r>
+        <w:t>ambient</w:t>
+      </w:r>
+      <w:proofErr w:type="gramEnd"/>
+      <w:r>
+        <w:t xml:space="preserve"> hum of the Virginia Beach hotel room was the only sound in the space. Casey was a warm, heavy anchor against my right side, and Cass was sitting patiently in her chair </w:t>
       </w:r>
       <w:r>
         <w:lastRenderedPageBreak/>
@@ -1230,7 +1510,15 @@
     </w:p>
     <w:p>
       <w:r>
-        <w:t xml:space="preserve">When Cass had forcefully dragged me out of that Portsmouth apartment, my threat-detection system had screamed that I was losing everything. But as the adrenaline finally flushed out of my bloodstream, the actual timeline of the data came into sharp, undeniable focus. It was Thanksgiving night. I had met Kristine on September 3rd. It had been less than twelve weeks. In the grand scope of my life, the relationship hadn't even fully gotten off the ground before it catastrophically stalled. The "milestone" of having an adult girlfriend was nothing but a fragile mirage built on isolation and control. </w:t>
+        <w:t xml:space="preserve">When Cass had forcefully dragged me out of that Portsmouth apartment, my threat-detection system had screamed that I was losing everything. But as the adrenaline finally flushed out of my bloodstream, the actual timeline of the data came into sharp, undeniable focus. It was Thanksgiving night. I </w:t>
+      </w:r>
+      <w:proofErr w:type="gramStart"/>
+      <w:r>
+        <w:t>had met</w:t>
+      </w:r>
+      <w:proofErr w:type="gramEnd"/>
+      <w:r>
+        <w:t xml:space="preserve"> Kristine on September 3rd. It had been less than twelve weeks. In the grand scope of my life, the relationship hadn't even fully gotten off the ground before it catastrophically stalled. The "milestone" of having an adult girlfriend was nothing but a fragile mirage built on isolation and control. </w:t>
       </w:r>
     </w:p>
     <w:p>
@@ -1296,7 +1584,15 @@
     </w:p>
     <w:p>
       <w:r>
-        <w:t xml:space="preserve">"That is just a transportation variable, David, we can easily solve that," Liz corrected instantly, her tone ringing with absolute, undeniable certainty. "Listen to me very carefully. If you choose Dayton, my parents—or even Wendy—will absolutely volunteer to drive you halfway to Richmond. I will drive down from the Valley, meet you in Richmond, and bring you the rest of the way home. You can stay exactly where you are until Saturday so you can see Cass and Casey off at their terminal, and then immediately head to Richmond to meet me." </w:t>
+        <w:t xml:space="preserve">"That is just a transportation variable, David, we can easily solve that," Liz corrected instantly, her tone ringing with absolute, undeniable certainty. "Listen to me very carefully. If you choose Dayton, my parents—or even Wendy—will absolutely volunteer to drive you halfway to Richmond. I will drive down from the Valley, meet you in Richmond, and </w:t>
+      </w:r>
+      <w:proofErr w:type="gramStart"/>
+      <w:r>
+        <w:t>bring</w:t>
+      </w:r>
+      <w:proofErr w:type="gramEnd"/>
+      <w:r>
+        <w:t xml:space="preserve"> you the rest of the way home. You can stay exactly where you are until Saturday so you can see Cass and Casey off at their terminal, and then immediately head to Richmond to meet me." </w:t>
       </w:r>
     </w:p>
     <w:p>
@@ -1363,7 +1659,15 @@
     </w:p>
     <w:p>
       <w:r>
-        <w:t xml:space="preserve">"Okay," I whispered into the phone. "I know what I'm going to do." </w:t>
+        <w:t xml:space="preserve">"Okay," I whispered </w:t>
+      </w:r>
+      <w:proofErr w:type="gramStart"/>
+      <w:r>
+        <w:t>into</w:t>
+      </w:r>
+      <w:proofErr w:type="gramEnd"/>
+      <w:r>
+        <w:t xml:space="preserve"> the phone. "I know what I'm going to do." </w:t>
       </w:r>
     </w:p>
     <w:p>
@@ -1383,7 +1687,15 @@
     </w:p>
     <w:p>
       <w:r>
-        <w:t xml:space="preserve">If I chose the Shenandoah Valley, Casey would cry. I knew exactly how it would play out. She would process the logic flawlessly, and she would completely respect my autonomy to choose Liz, but understanding the math wouldn't stop the devastation. On Saturday morning, standing at the departure gate, she would have to let go of my hand. She would have to turn around, walk down the jet bridge, and fly three thousand miles away without me. The thought of my little Casey weeping in an airport terminal, completely starved of our baseline proximity, made my stomach violently twist. </w:t>
+        <w:t xml:space="preserve">If I chose </w:t>
+      </w:r>
+      <w:proofErr w:type="gramStart"/>
+      <w:r>
+        <w:t>the Shenandoah</w:t>
+      </w:r>
+      <w:proofErr w:type="gramEnd"/>
+      <w:r>
+        <w:t xml:space="preserve"> Valley, Casey would cry. I knew exactly how it would play out. She would process the logic flawlessly, and she would completely respect my autonomy to choose Liz, but understanding the math wouldn't stop the devastation. On Saturday morning, standing at the departure gate, she would have to let go of my hand. She would have to turn around, walk down the jet bridge, and fly three thousand miles away without me. The thought of my little Casey weeping in an airport terminal, completely starved of our baseline proximity, made my stomach violently twist. </w:t>
       </w:r>
     </w:p>
     <w:p>
@@ -1404,7 +1716,15 @@
     <w:p>
       <w:r>
         <w:lastRenderedPageBreak/>
-        <w:t xml:space="preserve">I wanted my pack </w:t>
+        <w:t xml:space="preserve">I </w:t>
+      </w:r>
+      <w:proofErr w:type="gramStart"/>
+      <w:r>
+        <w:t>wanted</w:t>
+      </w:r>
+      <w:proofErr w:type="gramEnd"/>
+      <w:r>
+        <w:t xml:space="preserve"> my pack </w:t>
       </w:r>
       <w:r>
         <w:rPr>
@@ -1434,7 +1754,15 @@
     </w:p>
     <w:p>
       <w:r>
-        <w:t xml:space="preserve">"I can't do it," I choked out, my voice cracking so hard it barely sounded like me. I gripped the phone tighter, burying my face into the top of Casey’s head. "Liz, I can't. If I go with you, Casey is going to cry at the airport. She's going to be crushed. But if I leave with them, I don't have you." </w:t>
+        <w:t xml:space="preserve">"I can't do it," I choked out, my voice cracking so hard it barely sounded like me. I gripped the phone tighter, burying my face </w:t>
+      </w:r>
+      <w:proofErr w:type="gramStart"/>
+      <w:r>
+        <w:t>into</w:t>
+      </w:r>
+      <w:proofErr w:type="gramEnd"/>
+      <w:r>
+        <w:t xml:space="preserve"> the top of Casey’s head. "Liz, I can't. If I go with you, Casey is going to cry at the airport. She's going to be crushed. But if I leave with them, I don't have you." </w:t>
       </w:r>
     </w:p>
     <w:p>
@@ -1444,7 +1772,15 @@
     </w:p>
     <w:p>
       <w:r>
-        <w:t xml:space="preserve">"I don't want to wait until the spring," I sobbed quietly into the phone, completely dropping the mask. "I want all of you. Right now. I just want my family." </w:t>
+        <w:t xml:space="preserve">"I don't want to wait until the spring," I sobbed quietly </w:t>
+      </w:r>
+      <w:proofErr w:type="gramStart"/>
+      <w:r>
+        <w:t>into</w:t>
+      </w:r>
+      <w:proofErr w:type="gramEnd"/>
+      <w:r>
+        <w:t xml:space="preserve"> the phone, completely dropping the mask. "I want all of you. Right now. I just want my family." </w:t>
       </w:r>
     </w:p>
     <w:p>
@@ -1603,7 +1939,23 @@
     </w:p>
     <w:p>
       <w:r>
-        <w:t xml:space="preserve">"You stay anchored in Dayton and ace your SVU finals," Cass replied. "Because on December 17th—the exact day final exams end for both of you—I am flying both you and David out to Seattle. First class. The four of us will spend the entire winter break together in Federal Way. A full month of total pack consolidation." </w:t>
+        <w:t xml:space="preserve">"You stay anchored in Dayton and ace your SVU finals," Cass replied. "Because on December 17th—the exact day final exams end for both of </w:t>
+      </w:r>
+      <w:proofErr w:type="gramStart"/>
+      <w:r>
+        <w:t>you—</w:t>
+      </w:r>
+      <w:proofErr w:type="gramEnd"/>
+      <w:r>
+        <w:t xml:space="preserve">I am flying both you and David out to Seattle. First class. The four of us will spend the entire winter break together </w:t>
+      </w:r>
+      <w:proofErr w:type="gramStart"/>
+      <w:r>
+        <w:t>in</w:t>
+      </w:r>
+      <w:proofErr w:type="gramEnd"/>
+      <w:r>
+        <w:t xml:space="preserve"> Federal Way. A full month of total pack consolidation." </w:t>
       </w:r>
     </w:p>
     <w:p>
@@ -1617,8 +1969,13 @@
       </w:r>
     </w:p>
     <w:p>
-      <w:r>
-        <w:t xml:space="preserve">On the other end of the phone, Liz let out a long, shuddering breath that sounded half like a laugh and half like a sob. "Cass... that's... that actually works." </w:t>
+      <w:proofErr w:type="gramStart"/>
+      <w:r>
+        <w:t>On</w:t>
+      </w:r>
+      <w:proofErr w:type="gramEnd"/>
+      <w:r>
+        <w:t xml:space="preserve"> the other end of the phone, Liz let out a long, shuddering breath that sounded half like a laugh and half like a sob. "Cass... that's... that actually works." </w:t>
       </w:r>
     </w:p>
     <w:p>
@@ -1701,12 +2058,28 @@
     </w:p>
     <w:p>
       <w:r>
-        <w:t xml:space="preserve">Despite knowing the logic, and despite the absolute guarantee of December 17th, Casey’s processor was redlining. The tears she had managed to hold back since Thursday night finally spilled over. She buried her face into my chest, her arms locking around my waist in a vice grip. She was crying hard, the kind of quiet, desperate sobs that made my own chest ache. </w:t>
-      </w:r>
-    </w:p>
-    <w:p>
-      <w:r>
-        <w:t xml:space="preserve">"It's only three weeks, Casey," I whispered, resting my chin on her head and wrapping my arms around her to provide as much deep-pressure grounding as I possibly could. My own eyes were burning. "Twenty-one days. And then I get you for the whole winter." </w:t>
+        <w:t xml:space="preserve">Despite knowing the logic, and despite the absolute guarantee of December 17th, Casey’s processor was redlining. The tears she had managed to hold back since Thursday night finally spilled over. She buried her face into my chest, her arms locking around my waist in a vice grip. She was crying hard, the kind of quiet, desperate </w:t>
+      </w:r>
+      <w:proofErr w:type="gramStart"/>
+      <w:r>
+        <w:t>sobs</w:t>
+      </w:r>
+      <w:proofErr w:type="gramEnd"/>
+      <w:r>
+        <w:t xml:space="preserve"> that made my own chest ache. </w:t>
+      </w:r>
+    </w:p>
+    <w:p>
+      <w:r>
+        <w:t xml:space="preserve">"It's only three weeks, Casey," I whispered, resting my chin on her head and wrapping my arms around her to provide as much deep-pressure grounding as I possibly could. My own eyes were burning. "Twenty-one days. And then I </w:t>
+      </w:r>
+      <w:proofErr w:type="gramStart"/>
+      <w:r>
+        <w:t>get</w:t>
+      </w:r>
+      <w:proofErr w:type="gramEnd"/>
+      <w:r>
+        <w:t xml:space="preserve"> you for the whole winter." </w:t>
       </w:r>
     </w:p>
     <w:p>
@@ -1741,7 +2114,15 @@
     </w:p>
     <w:p>
       <w:r>
-        <w:t xml:space="preserve">The next three weeks were agonizingly slow. Moving back into Mom’s house in Virginia Beach was the safest logistical move, but my system was completely starved of its primary regulatory anchors. I threw all of my excess processing power into my classes, burying myself in textbooks and study guides to force the clock to move faster. Every single night, I was on the phone with Liz. Her voice became my only tether, talking me down when the isolation felt too heavy, while she powered through her own SVU finals in Dayton. </w:t>
+        <w:t xml:space="preserve">The next three weeks were agonizingly slow. Moving back into Mom’s house in Virginia Beach was the safest logistical move, but my system was completely starved of its primary regulatory anchors. I threw </w:t>
+      </w:r>
+      <w:proofErr w:type="gramStart"/>
+      <w:r>
+        <w:t>all of</w:t>
+      </w:r>
+      <w:proofErr w:type="gramEnd"/>
+      <w:r>
+        <w:t xml:space="preserve"> my excess processing power into my classes, burying myself in textbooks and study guides to force the clock to move faster. Every single night, I was on the phone with Liz. Her voice became my only tether, talking me down when the isolation felt too heavy, while she powered through her own SVU finals in Dayton. </w:t>
       </w:r>
     </w:p>
     <w:p>
@@ -1756,7 +2137,15 @@
     </w:p>
     <w:p>
       <w:r>
-        <w:t xml:space="preserve">Wendy Vance was wiping down the kitchen island when the phone started vibrating against the granite. She glanced at the caller ID. </w:t>
+        <w:t xml:space="preserve">Wendy Vance was wiping down the kitchen island when the phone started vibrating against the granite. She glanced at the </w:t>
+      </w:r>
+      <w:proofErr w:type="gramStart"/>
+      <w:r>
+        <w:t>caller</w:t>
+      </w:r>
+      <w:proofErr w:type="gramEnd"/>
+      <w:r>
+        <w:t xml:space="preserve"> ID. </w:t>
       </w:r>
     </w:p>
     <w:p>
@@ -1771,7 +2160,15 @@
     </w:p>
     <w:p>
       <w:r>
-        <w:t xml:space="preserve">"David?" Kristine’s voice drifted through the speaker, coated in that familiar, sugary-sweet register she always used when she wanted something. "I miss you. Can we just talk about—" </w:t>
+        <w:t xml:space="preserve">"David?" Kristine’s voice drifted through the speaker, coated in that familiar, sugary-sweet register she always used when she wanted something. "I miss you. Can we just talk </w:t>
+      </w:r>
+      <w:proofErr w:type="gramStart"/>
+      <w:r>
+        <w:t>about—</w:t>
+      </w:r>
+      <w:proofErr w:type="gramEnd"/>
+      <w:r>
+        <w:t xml:space="preserve">" </w:t>
       </w:r>
     </w:p>
     <w:p>
@@ -1782,7 +2179,23 @@
     </w:p>
     <w:p>
       <w:r>
-        <w:t xml:space="preserve">There was a sudden, jarring pause on the other end of the line. "Oh. Hi, Mrs. Vance. I was just hoping to catch David for a minute so we could clear some things up." </w:t>
+        <w:t xml:space="preserve">There was a sudden, jarring pause </w:t>
+      </w:r>
+      <w:proofErr w:type="gramStart"/>
+      <w:r>
+        <w:t>on</w:t>
+      </w:r>
+      <w:proofErr w:type="gramEnd"/>
+      <w:r>
+        <w:t xml:space="preserve"> the other end of the line. "Oh. </w:t>
+      </w:r>
+      <w:proofErr w:type="gramStart"/>
+      <w:r>
+        <w:t>Hi,</w:t>
+      </w:r>
+      <w:proofErr w:type="gramEnd"/>
+      <w:r>
+        <w:t xml:space="preserve"> Mrs. Vance. I was just hoping to catch David for a minute so we could clear some things up." </w:t>
       </w:r>
     </w:p>
     <w:p>
@@ -1802,7 +2215,15 @@
     </w:p>
     <w:p>
       <w:r>
-        <w:t xml:space="preserve">The silence on Kristine's end was deafening. </w:t>
+        <w:t xml:space="preserve">The silence </w:t>
+      </w:r>
+      <w:proofErr w:type="gramStart"/>
+      <w:r>
+        <w:t>on</w:t>
+      </w:r>
+      <w:proofErr w:type="gramEnd"/>
+      <w:r>
+        <w:t xml:space="preserve"> Kristine's end was deafening. </w:t>
       </w:r>
     </w:p>
     <w:p>
@@ -1812,7 +2233,23 @@
     </w:p>
     <w:p>
       <w:r>
-        <w:t xml:space="preserve">"I—that's not—" Kristine tried to stammer out a defense, her voice trembling as the reality of being caught completely leveled her. </w:t>
+        <w:t>"</w:t>
+      </w:r>
+      <w:proofErr w:type="gramStart"/>
+      <w:r>
+        <w:t>I—that's</w:t>
+      </w:r>
+      <w:proofErr w:type="gramEnd"/>
+      <w:r>
+        <w:t xml:space="preserve"> </w:t>
+      </w:r>
+      <w:proofErr w:type="gramStart"/>
+      <w:r>
+        <w:t>not—"</w:t>
+      </w:r>
+      <w:proofErr w:type="gramEnd"/>
+      <w:r>
+        <w:t xml:space="preserve"> Kristine tried to stammer out a defense, her voice trembling as the reality of being caught completely leveled her. </w:t>
       </w:r>
     </w:p>
     <w:p>
@@ -1827,7 +2264,23 @@
     </w:p>
     <w:p>
       <w:r>
-        <w:t xml:space="preserve">She set the phone face-down on the counter, took a deep, steadying breath, and picked her dish towel back up as if she hadn't just completely obliterated my ex-girlfriend. </w:t>
+        <w:t xml:space="preserve">She set the phone face-down on the counter, took a deep, </w:t>
+      </w:r>
+      <w:proofErr w:type="gramStart"/>
+      <w:r>
+        <w:t>steadying</w:t>
+      </w:r>
+      <w:proofErr w:type="gramEnd"/>
+      <w:r>
+        <w:t xml:space="preserve"> breath, and picked her dish towel back up as if she </w:t>
+      </w:r>
+      <w:proofErr w:type="gramStart"/>
+      <w:r>
+        <w:t>hadn't</w:t>
+      </w:r>
+      <w:proofErr w:type="gramEnd"/>
+      <w:r>
+        <w:t xml:space="preserve"> just completely obliterated my ex-girlfriend. </w:t>
       </w:r>
     </w:p>
     <w:p>
@@ -1940,7 +2393,15 @@
     </w:p>
     <w:p>
       <w:r>
-        <w:t>With Mom navigating the afternoon traffic and Cassandra sitting comfortably in the front passenger seat, the backseat belonged entirely to me and Casey. The moment the car doors closed, Casey leaned heavily against my shoulder, seeking her baseline physical grounding while simultaneously offloading a massive stream of rapid-fire data.</w:t>
+        <w:t xml:space="preserve">With Mom navigating the afternoon traffic and Cassandra sitting comfortably in the front passenger seat, the </w:t>
+      </w:r>
+      <w:proofErr w:type="gramStart"/>
+      <w:r>
+        <w:t>backseat</w:t>
+      </w:r>
+      <w:proofErr w:type="gramEnd"/>
+      <w:r>
+        <w:t xml:space="preserve"> belonged entirely to me and Casey. The moment the car doors closed, Casey leaned heavily against my shoulder, seeking her baseline physical grounding while simultaneously offloading a massive stream of rapid-fire data.</w:t>
       </w:r>
     </w:p>
     <w:p>
@@ -1950,7 +2411,15 @@
     </w:p>
     <w:p>
       <w:r>
-        <w:t>"David, you cannot even comprehend the logistical efficiency," Casey began, her voice slightly raspy but moving at lightning speed. "On Thanksgiving, we had to wait in that massive TSA line, take our shoes off, and sit at the gate with hundreds of people. The ambient noise alone was exhausting. But today? We just rolled straight up to the plane. There was zero friction."</w:t>
+        <w:t xml:space="preserve">"David, you cannot even comprehend </w:t>
+      </w:r>
+      <w:proofErr w:type="gramStart"/>
+      <w:r>
+        <w:t>the logistical</w:t>
+      </w:r>
+      <w:proofErr w:type="gramEnd"/>
+      <w:r>
+        <w:t xml:space="preserve"> efficiency," Casey began, her voice slightly raspy but moving at lightning speed. "On Thanksgiving, we had to wait in that massive TSA line, take our shoes off, and sit at the gate with hundreds of people. The ambient noise alone was exhausting. But today? We just rolled straight up to the plane. There was zero friction."</w:t>
       </w:r>
     </w:p>
     <w:p>
@@ -1960,7 +2429,15 @@
     </w:p>
     <w:p>
       <w:r>
-        <w:t>"It's entirely different architecture inside, too," Casey continued, her dark eyes wide as she twisted slightly to look at me. "Commercial First Class is just wider seats in rows. But the corporate jet has these massive, swiveling leather captain's chairs. You can actually turn around and face a mahogany table. Cass had her laptop out, doing Quantum server reviews, and I had an entire couch to myself in the back!"</w:t>
+        <w:t xml:space="preserve">"It's entirely different architecture inside, too," Casey continued, her dark eyes wide as she twisted slightly to look at me. "Commercial First Class is just wider seats in rows. But the corporate jet has these massive, swiveling leather captain's chairs. You can </w:t>
+      </w:r>
+      <w:proofErr w:type="gramStart"/>
+      <w:r>
+        <w:t>actually turn</w:t>
+      </w:r>
+      <w:proofErr w:type="gramEnd"/>
+      <w:r>
+        <w:t xml:space="preserve"> around and face a mahogany table. Cass had her laptop out, doing Quantum server reviews, and I had an entire couch to myself in the back!"</w:t>
       </w:r>
     </w:p>
     <w:p>
@@ -1976,12 +2453,28 @@
     <w:p>
       <w:r>
         <w:lastRenderedPageBreak/>
-        <w:t>"Did they at least give you those tiny bags of pretzels?" I joked, leaning my head against hers.</w:t>
-      </w:r>
-    </w:p>
-    <w:p>
-      <w:r>
-        <w:t>Casey scoffed playfully, waving the idea away. "David, there was a dedicated flight attendant. For just the two of us. She brought out actual, hot catering on ceramic plates. I had a perfectly grilled chicken wrap and fresh fruit while we flew over the Rocky Mountains. It was flawless."</w:t>
+        <w:t xml:space="preserve">"Did they at least give you those tiny bags of pretzels?" I joked, leaning my head against </w:t>
+      </w:r>
+      <w:proofErr w:type="gramStart"/>
+      <w:r>
+        <w:t>hers</w:t>
+      </w:r>
+      <w:proofErr w:type="gramEnd"/>
+      <w:r>
+        <w:t>.</w:t>
+      </w:r>
+    </w:p>
+    <w:p>
+      <w:r>
+        <w:t xml:space="preserve">Casey scoffed playfully, waving the idea away. "David, there was a dedicated flight attendant. For just the two of us. She brought out </w:t>
+      </w:r>
+      <w:proofErr w:type="gramStart"/>
+      <w:r>
+        <w:t>actual,</w:t>
+      </w:r>
+      <w:proofErr w:type="gramEnd"/>
+      <w:r>
+        <w:t xml:space="preserve"> hot catering on ceramic plates. I had a perfectly grilled chicken wrap and fresh fruit while we flew over the Rocky Mountains. It was flawless."</w:t>
       </w:r>
     </w:p>
     <w:p>
@@ -2092,12 +2585,28 @@
     </w:p>
     <w:p>
       <w:r>
-        <w:t>Liz threw her car door open and ran across the driveway. We collided in the cold night air, her arms wrapping fiercely around my neck, pulling me into a breathless, desperate hug. The sheer relief of feeling her in my arms sent a massive, regulating shockwave through my entire system.</w:t>
-      </w:r>
-    </w:p>
-    <w:p>
-      <w:r>
-        <w:t>"I've got you," Liz whispered fiercely into my ear, burying her face in my shoulder. "I told you I was coming."</w:t>
+        <w:t xml:space="preserve">Liz threw her car door open and ran across the driveway. We collided in the cold night air, her arms </w:t>
+      </w:r>
+      <w:proofErr w:type="gramStart"/>
+      <w:r>
+        <w:t>wrapping</w:t>
+      </w:r>
+      <w:proofErr w:type="gramEnd"/>
+      <w:r>
+        <w:t xml:space="preserve"> fiercely around my neck, pulling me into a breathless, desperate hug. The sheer relief of feeling her in my arms sent a massive, regulating shockwave through my entire system.</w:t>
+      </w:r>
+    </w:p>
+    <w:p>
+      <w:r>
+        <w:t xml:space="preserve">"I've got you," Liz whispered fiercely into my ear, burying her face </w:t>
+      </w:r>
+      <w:proofErr w:type="gramStart"/>
+      <w:r>
+        <w:t>in</w:t>
+      </w:r>
+      <w:proofErr w:type="gramEnd"/>
+      <w:r>
+        <w:t xml:space="preserve"> my shoulder. "I told you I was coming."</w:t>
       </w:r>
     </w:p>
     <w:p>
@@ -2112,7 +2621,15 @@
     </w:p>
     <w:p>
       <w:r>
-        <w:t>Liz jogged up the steps and immediately knelt down to wrap Casey in a massive hug, which Casey happily returned. Cassandra wheeled forward, offering Liz a warm, deeply affectionate embrace, while my mother walked down the steps to greet Mr. and Mrs. Carter with open arms.</w:t>
+        <w:t xml:space="preserve">Liz jogged up the steps and immediately </w:t>
+      </w:r>
+      <w:proofErr w:type="gramStart"/>
+      <w:r>
+        <w:t>knelt down</w:t>
+      </w:r>
+      <w:proofErr w:type="gramEnd"/>
+      <w:r>
+        <w:t xml:space="preserve"> to wrap Casey in a massive hug, which Casey happily returned. Cassandra wheeled forward, offering Liz a warm, deeply affectionate embrace, while my mother walked down the steps to greet Mr. and Mrs. Carter with open arms.</w:t>
       </w:r>
     </w:p>
     <w:p>
@@ -2167,7 +2684,15 @@
     </w:p>
     <w:p>
       <w:r>
-        <w:t>"The apartment is a two-bedroom layout, Liz. We don't have the square footage to absorb a truckload of furniture right now," Cassandra reasoned pragmatically. "Quantum's network handled the contracting. It is already paid for."</w:t>
+        <w:t xml:space="preserve">"The apartment </w:t>
+      </w:r>
+      <w:proofErr w:type="gramStart"/>
+      <w:r>
+        <w:t>is</w:t>
+      </w:r>
+      <w:proofErr w:type="gramEnd"/>
+      <w:r>
+        <w:t xml:space="preserve"> a two-bedroom layout, Liz. We don't have the square footage to absorb a truckload of furniture right now," Cassandra reasoned pragmatically. "Quantum's network handled the contracting. It is already paid for."</w:t>
       </w:r>
     </w:p>
     <w:p>
@@ -2192,7 +2717,15 @@
     </w:p>
     <w:p>
       <w:r>
-        <w:t>She shifted on the floor, wrapping her arms securely around my neck, and immediately pulled Casey into the embrace from my other side. Casey didn't hesitate, burying her face against my shoulder as Liz locked us into a tight, three-way hug.</w:t>
+        <w:t xml:space="preserve">She shifted </w:t>
+      </w:r>
+      <w:proofErr w:type="gramStart"/>
+      <w:r>
+        <w:t>on</w:t>
+      </w:r>
+      <w:proofErr w:type="gramEnd"/>
+      <w:r>
+        <w:t xml:space="preserve"> the floor, wrapping her arms securely around my neck, and immediately pulled Casey into the embrace from my other side. Casey didn't hesitate, burying her face against my shoulder as Liz locked us into a tight, three-way hug.</w:t>
       </w:r>
     </w:p>
     <w:p>
@@ -2218,7 +2751,15 @@
     </w:p>
     <w:p>
       <w:r>
-        <w:t>"I'm claiming the sofa tonight," Cassandra announced, locking the brakes on her manual chair near the coffee table. "You three go get some sleep."</w:t>
+        <w:t xml:space="preserve">"I'm </w:t>
+      </w:r>
+      <w:proofErr w:type="gramStart"/>
+      <w:r>
+        <w:t>claiming</w:t>
+      </w:r>
+      <w:proofErr w:type="gramEnd"/>
+      <w:r>
+        <w:t xml:space="preserve"> the sofa tonight," Cassandra announced, locking the brakes on her manual chair near the coffee table. "You three go get some sleep."</w:t>
       </w:r>
     </w:p>
     <w:p>
@@ -2246,7 +2787,15 @@
     </w:p>
     <w:p>
       <w:r>
-        <w:t>"Goodnight, David. Goodnight, Liz," Casey smiled, before slipping into her childhood bedroom and softly clicking the door shut.</w:t>
+        <w:t xml:space="preserve">"Goodnight, David. Goodnight, Liz," Casey smiled, before slipping into her childhood bedroom and softly </w:t>
+      </w:r>
+      <w:proofErr w:type="gramStart"/>
+      <w:r>
+        <w:t>clicking</w:t>
+      </w:r>
+      <w:proofErr w:type="gramEnd"/>
+      <w:r>
+        <w:t xml:space="preserve"> the door shut.</w:t>
       </w:r>
     </w:p>
     <w:p>
@@ -2256,17 +2805,41 @@
     </w:p>
     <w:p>
       <w:r>
-        <w:t>I shut the door, enclosing us in the quiet, absolute safety of my childhood sanctuary. It was the first time I was going to share a bed with anyone since the extraction, and the fact that it was my childhood best friend completely eradicated any lingering nervous tension.</w:t>
-      </w:r>
-    </w:p>
-    <w:p>
-      <w:r>
-        <w:t>The transition into the space was seamless. Because we had spent virtually our entire lives in each other's orbits, there was zero hesitation or awkwardness. We moved around the room comfortably, getting undressed in front of each other just like we had countless times before, the vulnerability entirely natural.</w:t>
-      </w:r>
-    </w:p>
-    <w:p>
-      <w:r>
-        <w:t>Liz pulled her t-shirt over her head, her eyes catching mine across the dim room. She paused, reading the quiet, shifting frequency of my baseline.</w:t>
+        <w:t xml:space="preserve">I shut the door, enclosing us in the quiet, absolute safety of my childhood sanctuary. It was the first time I </w:t>
+      </w:r>
+      <w:proofErr w:type="gramStart"/>
+      <w:r>
+        <w:t>was going to share</w:t>
+      </w:r>
+      <w:proofErr w:type="gramEnd"/>
+      <w:r>
+        <w:t xml:space="preserve"> a bed with anyone since the extraction, and the fact that it was my childhood best friend completely eradicated any lingering nervous tension.</w:t>
+      </w:r>
+    </w:p>
+    <w:p>
+      <w:r>
+        <w:t xml:space="preserve">The transition into </w:t>
+      </w:r>
+      <w:proofErr w:type="gramStart"/>
+      <w:r>
+        <w:t>the space</w:t>
+      </w:r>
+      <w:proofErr w:type="gramEnd"/>
+      <w:r>
+        <w:t xml:space="preserve"> was seamless. Because we had spent virtually our entire lives in each other's orbits, there was zero hesitation or awkwardness. We moved around the room comfortably, getting undressed in front of each other just like we had countless times before, the vulnerability entirely natural.</w:t>
+      </w:r>
+    </w:p>
+    <w:p>
+      <w:r>
+        <w:t xml:space="preserve">Liz pulled </w:t>
+      </w:r>
+      <w:proofErr w:type="gramStart"/>
+      <w:r>
+        <w:t>her t</w:t>
+      </w:r>
+      <w:proofErr w:type="gramEnd"/>
+      <w:r>
+        <w:t>-shirt over her head, her eyes catching mine across the dim room. She paused, reading the quiet, shifting frequency of my baseline.</w:t>
       </w:r>
     </w:p>
     <w:p>
@@ -2282,7 +2855,15 @@
     <w:p>
       <w:r>
         <w:lastRenderedPageBreak/>
-        <w:t>Liz’s expression softened into a warm, profoundly understanding smile. She knew exactly what I meant. The deep, physical intimacy we had established before the fall semester had been a massive anchor for my system, and I had been entirely starved of that unconditional connection.</w:t>
+        <w:t xml:space="preserve">Liz’s expression softened into a warm, profoundly understanding smile. She knew exactly what I meant. The </w:t>
+      </w:r>
+      <w:proofErr w:type="gramStart"/>
+      <w:r>
+        <w:t>deep,</w:t>
+      </w:r>
+      <w:proofErr w:type="gramEnd"/>
+      <w:r>
+        <w:t xml:space="preserve"> physical intimacy we had established before the fall semester had been a massive anchor for my system, and I had been entirely starved of that unconditional connection.</w:t>
       </w:r>
     </w:p>
     <w:p>
@@ -2406,7 +2987,15 @@
     </w:p>
     <w:p>
       <w:r>
-        <w:t>Liz’s face instantly flushed a brilliant, furious shade of red, and she buried her face into the nearest pillow with a muffled groan. I felt a massive wave of heat crawl up the back of my own neck, my face burning as I realized my childhood bedroom shared a very thin wall with Casey’s.</w:t>
+        <w:t xml:space="preserve">Liz’s face instantly flushed a brilliant, furious shade of red, and she buried her face into the nearest pillow with a muffled groan. I felt a massive wave of heat </w:t>
+      </w:r>
+      <w:proofErr w:type="gramStart"/>
+      <w:r>
+        <w:t>crawl</w:t>
+      </w:r>
+      <w:proofErr w:type="gramEnd"/>
+      <w:r>
+        <w:t xml:space="preserve"> up the back of my own neck, my face burning as I realized my childhood bedroom shared a very thin wall with Casey’s.</w:t>
       </w:r>
     </w:p>
     <w:p>
@@ -2430,7 +3019,15 @@
       </w:r>
       <w:r>
         <w:lastRenderedPageBreak/>
-        <w:t>commentary completely overridden by her hyper-focus on the day's itinerary. "I am so ready to go to the airport. You guys are going to absolutely lose your minds when you see the corporate jet. It is the ultimate perimeter."</w:t>
+        <w:t xml:space="preserve">commentary completely overridden by her hyper-focus on the day's itinerary. "I am so ready to go to the airport. You guys are going to absolutely lose your </w:t>
+      </w:r>
+      <w:proofErr w:type="gramStart"/>
+      <w:r>
+        <w:t>minds</w:t>
+      </w:r>
+      <w:proofErr w:type="gramEnd"/>
+      <w:r>
+        <w:t xml:space="preserve"> when you see the corporate jet. It is the ultimate perimeter."</w:t>
       </w:r>
     </w:p>
     <w:p>
@@ -2469,7 +3066,15 @@
     </w:p>
     <w:p>
       <w:r>
-        <w:t>I walked over and leaned down to give her a tight hug, which Liz and Casey immediately followed. The pack was fully assembled, and the ambient energy in the kitchen was perfectly synchronized.</w:t>
+        <w:t xml:space="preserve">I walked over and leaned down to give her a tight hug, which Liz and Casey immediately followed. The pack was fully assembled, and the </w:t>
+      </w:r>
+      <w:proofErr w:type="gramStart"/>
+      <w:r>
+        <w:t>ambient energy</w:t>
+      </w:r>
+      <w:proofErr w:type="gramEnd"/>
+      <w:r>
+        <w:t xml:space="preserve"> in the kitchen was perfectly synchronized.</w:t>
       </w:r>
     </w:p>
     <w:p>
@@ -2499,7 +3104,15 @@
     </w:p>
     <w:p>
       <w:r>
-        <w:t>"So where are we landing?" I asked, my processor rapidly trying to map the Seattle-area airports.</w:t>
+        <w:t xml:space="preserve">"So where are we landing?" I </w:t>
+      </w:r>
+      <w:proofErr w:type="gramStart"/>
+      <w:r>
+        <w:t>asked,</w:t>
+      </w:r>
+      <w:proofErr w:type="gramEnd"/>
+      <w:r>
+        <w:t xml:space="preserve"> my processor rapidly trying to map the Seattle-area airports.</w:t>
       </w:r>
     </w:p>
     <w:p>
@@ -2590,7 +3203,15 @@
     </w:p>
     <w:p>
       <w:r>
-        <w:t>As I ate, I looked around the mahogany table. Liz was sitting next to me, our knees touching. Casey was happily chatting about her high school classes. Cassandra was sipping a sparkling water, reviewing a deployment spreadsheet. My internal processor ran a quick diagnostic and returned absolute, profound peace. The pack was reunited for good.</w:t>
+        <w:t xml:space="preserve">As I ate, I looked around the mahogany table. Liz was sitting next to me, our knees touching. Casey was happily chatting about her high school classes. Cassandra was sipping </w:t>
+      </w:r>
+      <w:proofErr w:type="gramStart"/>
+      <w:r>
+        <w:t>a sparkling</w:t>
+      </w:r>
+      <w:proofErr w:type="gramEnd"/>
+      <w:r>
+        <w:t xml:space="preserve"> water, reviewing a deployment spreadsheet. My internal processor ran a quick diagnostic and returned absolute, profound peace. The pack was reunited for good.</w:t>
       </w:r>
     </w:p>
     <w:p>
@@ -2630,7 +3251,15 @@
     </w:p>
     <w:p>
       <w:r>
-        <w:t>"Absolutely not," Cass replied immediately, her disdain for operational friction bleeding through. "There are rumors floating around Building 33 that I'm being groomed as William Keswick's heir, which is ridiculous. I'm twenty-six years old and I've only been at the company for four years. But even if I had access to a dedicated driver every day, I wouldn't use it. You have to book it, schedule it, and hope dispatch doesn't screw up the timing. I much prefer the city bus. I can just show up at the bus stop on my own schedule, deploy the ramp, and ride. True autonomy doesn't require a reservation."</w:t>
+        <w:t xml:space="preserve">"Absolutely not," Cass replied immediately, her disdain for operational friction bleeding through. "There are rumors floating around Building 33 that I'm being groomed as William Keswick's heir, which is ridiculous. I'm twenty-six years old and I've only been at the company for four years. But even if I had access to a dedicated driver every day, I wouldn't use it. You </w:t>
+      </w:r>
+      <w:proofErr w:type="gramStart"/>
+      <w:r>
+        <w:t>have to</w:t>
+      </w:r>
+      <w:proofErr w:type="gramEnd"/>
+      <w:r>
+        <w:t xml:space="preserve"> book it, schedule it, and hope dispatch doesn't screw up the timing. I much prefer the city bus. I can just show up at the bus stop on my own schedule, deploy the ramp, and ride. True autonomy doesn't require a reservation."</w:t>
       </w:r>
     </w:p>
     <w:p>
@@ -2644,7 +3273,15 @@
     </w:p>
     <w:p>
       <w:r>
-        <w:t>With Cassandra fully locked into her executive workflow at the conference table, Casey took it upon herself to act as our official tour guide.</w:t>
+        <w:t xml:space="preserve">With Cassandra fully locked </w:t>
+      </w:r>
+      <w:proofErr w:type="gramStart"/>
+      <w:r>
+        <w:t>into</w:t>
+      </w:r>
+      <w:proofErr w:type="gramEnd"/>
+      <w:r>
+        <w:t xml:space="preserve"> her executive workflow at the conference table, Casey took it upon herself to act as our official tour guide.</w:t>
       </w:r>
     </w:p>
     <w:p>
@@ -2674,7 +3311,15 @@
     </w:p>
     <w:p>
       <w:r>
-        <w:t>"Veto," Cass stated with absolute, glacial finality. "We are not flying to the Middle East. As long as I am the one charting the flight plans, I will not subject the women in this pack to countries where our basic human rights and autonomies are treated as conditional. We have the range to go anywhere on the planet; we'll stick to grids where we are legally respected."</w:t>
+        <w:t xml:space="preserve">"Veto," Cass stated with absolute, glacial finality. "We are not flying to the Middle East. </w:t>
+      </w:r>
+      <w:proofErr w:type="gramStart"/>
+      <w:r>
+        <w:t>As long as</w:t>
+      </w:r>
+      <w:proofErr w:type="gramEnd"/>
+      <w:r>
+        <w:t xml:space="preserve"> I am the one charting the flight plans, I will not subject the women in this pack to countries where our basic human rights and autonomies are treated as conditional. We have the range to go anywhere on the planet; we'll stick to grids where we are legally respected."</w:t>
       </w:r>
     </w:p>
     <w:p>
@@ -2713,7 +3358,15 @@
     </w:p>
     <w:p>
       <w:r>
-        <w:t>The early winter sunset was already plunging the city into a dreary twilight, and all southbound lanes of I-5 were gridlocked in a sea of red brake lights. The evening rush hour was in full swing, and we were crawling at a miserable five miles per hour.</w:t>
+        <w:t xml:space="preserve">The early winter sunset was already plunging the city into </w:t>
+      </w:r>
+      <w:proofErr w:type="gramStart"/>
+      <w:r>
+        <w:t>a dreary</w:t>
+      </w:r>
+      <w:proofErr w:type="gramEnd"/>
+      <w:r>
+        <w:t xml:space="preserve"> twilight, and all southbound lanes of I-5 were gridlocked in a sea of red brake lights. The evening rush hour was in full swing, and we were crawling at a miserable five miles per hour.</w:t>
       </w:r>
     </w:p>
     <w:p>
@@ -2772,7 +3425,11 @@
     </w:p>
     <w:p>
       <w:r>
-        <w:t xml:space="preserve">"Look at how much space there is!" Casey beamed, dropping my hand and bouncing backward onto the mattress. She looked up at me, her dark eyes shining with the pure, unadulterated hope of having her safe person back in her daily routine. "David, you should just sleep in here with me tonight. It'll be exactly like when we were kids. We can just pile up all the </w:t>
+        <w:t xml:space="preserve">"Look at how much space there is!" Casey beamed, dropping my hand and bouncing backward onto the mattress. She looked up at me, her dark eyes shining with the pure, unadulterated hope of having her safe person back in her daily routine. "David, you should </w:t>
+      </w:r>
+      <w:r>
+        <w:lastRenderedPageBreak/>
+        <w:t xml:space="preserve">just sleep in here with me tonight. It'll be exactly like when we were kids. We can just pile up all the </w:t>
       </w:r>
       <w:proofErr w:type="gramStart"/>
       <w:r>
@@ -2815,17 +3472,49 @@
     </w:p>
     <w:p>
       <w:r>
-        <w:t xml:space="preserve">"Mom and I worked very hard with the lawyers to get the court documents that designate me as your legal guardian. We built this arrangement specifically to keep our father away from you because he forgot how to be a parent. Tom is neglectful, but he is also vindictive. If he catches wind that a nineteen-year-old adult male is sharing a bed with his seventeen-year-old minor daughter, he will try to weaponize it. He will use it as a loophole to challenge the custody agreement and break our family apart." </w:t>
-      </w:r>
-    </w:p>
-    <w:p>
-      <w:r>
-        <w:t>Casey stared at Cassandra, the heavy, terrifying reality of our father's potential interference instantly overriding her disappointment. She understood the math. The perimeter had to remain absolutely flawless.</w:t>
-      </w:r>
-    </w:p>
-    <w:p>
-      <w:r>
-        <w:t>Liz stepped around Cassandra's chair, walking over to the edge of the queen bed. She sat down next to Casey, wrapping an arm warmly around my little sister's shoulders.</w:t>
+        <w:t xml:space="preserve">"Mom and I worked very hard with the lawyers to get the court documents that </w:t>
+      </w:r>
+      <w:proofErr w:type="gramStart"/>
+      <w:r>
+        <w:t>designate</w:t>
+      </w:r>
+      <w:proofErr w:type="gramEnd"/>
+      <w:r>
+        <w:t xml:space="preserve"> me as your legal guardian. We built this arrangement specifically to keep our father away from you because he forgot how to be a parent. Tom is neglectful, but he is also vindictive. If he catches wind that a nineteen-year-old adult male is sharing a bed with his seventeen-year-old minor daughter, he will try to weaponize it. He will use it as a loophole to challenge the custody agreement and break our family apart." </w:t>
+      </w:r>
+    </w:p>
+    <w:p>
+      <w:r>
+        <w:t xml:space="preserve">Casey stared at Cassandra, the heavy, terrifying reality of our father's potential interference instantly overriding her disappointment. She understood </w:t>
+      </w:r>
+      <w:proofErr w:type="gramStart"/>
+      <w:r>
+        <w:t>the math</w:t>
+      </w:r>
+      <w:proofErr w:type="gramEnd"/>
+      <w:r>
+        <w:t xml:space="preserve">. The perimeter had to remain </w:t>
+      </w:r>
+      <w:proofErr w:type="gramStart"/>
+      <w:r>
+        <w:t>absolutely flawless</w:t>
+      </w:r>
+      <w:proofErr w:type="gramEnd"/>
+      <w:r>
+        <w:t>.</w:t>
+      </w:r>
+    </w:p>
+    <w:p>
+      <w:r>
+        <w:t xml:space="preserve">Liz stepped around Cassandra's chair, walking over to the edge of the </w:t>
+      </w:r>
+      <w:proofErr w:type="gramStart"/>
+      <w:r>
+        <w:t>queen</w:t>
+      </w:r>
+      <w:proofErr w:type="gramEnd"/>
+      <w:r>
+        <w:t xml:space="preserve"> bed. She sat down next to Casey, wrapping an arm warmly around my little sister's shoulders.</w:t>
       </w:r>
     </w:p>
     <w:p>
@@ -2843,12 +3532,21 @@
     </w:p>
     <w:p>
       <w:r>
+        <w:lastRenderedPageBreak/>
         <w:t>Casey took a deep breath, processing the data, and finally gave a small, resolute nod. "Okay. May 25th."</w:t>
       </w:r>
     </w:p>
     <w:p>
       <w:r>
-        <w:t>"Exactly," Liz beamed, giving her a tight squeeze before standing up. "Now, since your room is officially off-limits for sleepovers, would you come help David and me get the sofa bed ready in the living room? That's where we're camping out for the winter."</w:t>
+        <w:t xml:space="preserve">"Exactly," Liz beamed, giving her a tight squeeze before standing up. "Now, since your room is officially off-limits for sleepovers, would you come </w:t>
+      </w:r>
+      <w:proofErr w:type="gramStart"/>
+      <w:r>
+        <w:t>help</w:t>
+      </w:r>
+      <w:proofErr w:type="gramEnd"/>
+      <w:r>
+        <w:t xml:space="preserve"> David and me get the sofa bed ready in the living room? That's where we're camping out for the winter."</w:t>
       </w:r>
     </w:p>
     <w:p>
@@ -2906,7 +3604,19 @@
     </w:p>
     <w:p>
       <w:r>
-        <w:t xml:space="preserve">For the last three months, Kristine’s lactose intolerance had dictated every item in the pantry, forcing me to eat dry cereal and completely eliminating milk from my diet. Sitting on the edge of the pulled-out sofa bed, holding a glass of milk and a bowl of mac and cheese, the stark contrast between Kristine’s restrictive control and my sister's unconditional hospitality hit me like a wave. I took a long drink, feeling a profound sense of relief </w:t>
+        <w:t xml:space="preserve">For the last three months, Kristine’s lactose intolerance had dictated every item in the pantry, forcing me to eat dry cereal and </w:t>
+      </w:r>
+      <w:proofErr w:type="gramStart"/>
+      <w:r>
+        <w:t>completely eliminating</w:t>
+      </w:r>
+      <w:proofErr w:type="gramEnd"/>
+      <w:r>
+        <w:t xml:space="preserve"> milk from my diet. Sitting on the edge of the pulled-out sofa bed, holding a glass of milk and a bowl of mac and cheese, </w:t>
+      </w:r>
+      <w:r>
+        <w:lastRenderedPageBreak/>
+        <w:t xml:space="preserve">the stark contrast between Kristine’s restrictive control and my sister's unconditional hospitality hit me like a wave. I took a long drink, feeling a profound sense of relief </w:t>
       </w:r>
       <w:proofErr w:type="gramStart"/>
       <w:r>
@@ -2929,7 +3639,23 @@
     </w:p>
     <w:p>
       <w:r>
-        <w:t xml:space="preserve">I blinked, momentarily surprised. While I had been isolated in Virginia, she had been using Quantum's internal payroll portal to automatically route a portion of her pay directly into my checking account via ACH transfer. </w:t>
+        <w:t xml:space="preserve">I blinked, momentarily surprised. While I </w:t>
+      </w:r>
+      <w:proofErr w:type="gramStart"/>
+      <w:r>
+        <w:t>had been</w:t>
+      </w:r>
+      <w:proofErr w:type="gramEnd"/>
+      <w:r>
+        <w:t xml:space="preserve"> isolated in Virginia, she </w:t>
+      </w:r>
+      <w:proofErr w:type="gramStart"/>
+      <w:r>
+        <w:t>had been using</w:t>
+      </w:r>
+      <w:proofErr w:type="gramEnd"/>
+      <w:r>
+        <w:t xml:space="preserve"> Quantum's internal payroll portal to automatically route a portion of her pay directly into my checking account via ACH transfer. </w:t>
       </w:r>
     </w:p>
     <w:p>
@@ -2949,7 +3675,15 @@
     </w:p>
     <w:p>
       <w:r>
-        <w:t>Cassandra pulled two sleek, metallic cards from her pocket and set them on the table.</w:t>
+        <w:t xml:space="preserve">Cassandra pulled two sleek, metallic cards from her pocket and </w:t>
+      </w:r>
+      <w:proofErr w:type="gramStart"/>
+      <w:r>
+        <w:t>set</w:t>
+      </w:r>
+      <w:proofErr w:type="gramEnd"/>
+      <w:r>
+        <w:t xml:space="preserve"> them on the table.</w:t>
       </w:r>
     </w:p>
     <w:p>
@@ -2977,6 +3711,7 @@
     </w:p>
     <w:p>
       <w:r>
+        <w:lastRenderedPageBreak/>
         <w:t>"That is incredible, Case!" Liz beamed, reaching over to give Casey a high-five. "You are going to completely destroy college next year."</w:t>
       </w:r>
     </w:p>
@@ -3012,7 +3747,23 @@
     </w:p>
     <w:p>
       <w:r>
-        <w:t>I watched my older sister brush off the idea with pure, pragmatic logic. She might not have believed it, but as I looked at the flawlessly executed perimeter she had built around our pack—navigating family law, federal tax codes, and cross-country logistics without breaking a sweat—I knew exactly why William Keswick was watching her. If anyone was capable of running the empire, it was Cassandra Vance.</w:t>
+        <w:t xml:space="preserve">I watched my older sister brush off the idea with pure, pragmatic logic. She might not have believed it, but as I looked at the flawlessly executed perimeter she had built around our pack—navigating family law, federal tax codes, and cross-country logistics without breaking a </w:t>
+      </w:r>
+      <w:proofErr w:type="gramStart"/>
+      <w:r>
+        <w:t>sweat—</w:t>
+      </w:r>
+      <w:proofErr w:type="gramEnd"/>
+      <w:r>
+        <w:t xml:space="preserve">I knew exactly why William Keswick was watching her. If anyone </w:t>
+      </w:r>
+      <w:proofErr w:type="gramStart"/>
+      <w:r>
+        <w:t>was capable of running</w:t>
+      </w:r>
+      <w:proofErr w:type="gramEnd"/>
+      <w:r>
+        <w:t xml:space="preserve"> the empire, it was Cassandra Vance.</w:t>
       </w:r>
     </w:p>
     <w:p>
@@ -3025,7 +3776,15 @@
     </w:p>
     <w:p>
       <w:r>
-        <w:t>By the time the dinner dishes were cleared from the kitchen island, a heavy, comfortable exhaustion had settled over the apartment. The adrenaline of the cross-country flight and the sheer relief of our consolidation had finally run its course.</w:t>
+        <w:t xml:space="preserve">By the time the dinner dishes were cleared from the kitchen island, </w:t>
+      </w:r>
+      <w:proofErr w:type="gramStart"/>
+      <w:r>
+        <w:t>a heavy</w:t>
+      </w:r>
+      <w:proofErr w:type="gramEnd"/>
+      <w:r>
+        <w:t>, comfortable exhaustion had settled over the apartment. The adrenaline of the cross-country flight and the sheer relief of our consolidation had finally run its course.</w:t>
       </w:r>
     </w:p>
     <w:p>
@@ -3040,6 +3799,7 @@
     </w:p>
     <w:p>
       <w:r>
+        <w:lastRenderedPageBreak/>
         <w:t>Casey lingered in the hallway, looking longingly from her bedroom door to the living room where my duffel bag sat on the pull-out sofa.</w:t>
       </w:r>
     </w:p>
@@ -3105,7 +3865,19 @@
     </w:p>
     <w:p>
       <w:r>
-        <w:t>We had executed this routine dozens of times over the years. Because the hollow, pinned-together remnants of her heels and ankles simply could not support the weight of her body without catastrophic failure, transferring from the chair to the shower bench required immense upper-body strength and careful leverage. I acted as her physical anchor. I braced her chair, offered my arms for stability, and provided the secure, unyielding support she needed to safely navigate the transfers without exhausting her own system.</w:t>
+        <w:t xml:space="preserve">We </w:t>
+      </w:r>
+      <w:proofErr w:type="gramStart"/>
+      <w:r>
+        <w:t>had executed</w:t>
+      </w:r>
+      <w:proofErr w:type="gramEnd"/>
+      <w:r>
+        <w:t xml:space="preserve"> this routine dozens of times over the years. Because the hollow, pinned-together remnants of her heels and ankles simply could not support the weight of her body without catastrophic failure, transferring from the chair to the shower bench required </w:t>
+      </w:r>
+      <w:r>
+        <w:lastRenderedPageBreak/>
+        <w:t>immense upper-body strength and careful leverage. I acted as her physical anchor. I braced her chair, offered my arms for stability, and provided the secure, unyielding support she needed to safely navigate the transfers without exhausting her own system.</w:t>
       </w:r>
     </w:p>
     <w:p>
@@ -3176,6 +3948,7 @@
     </w:p>
     <w:p>
       <w:r>
+        <w:lastRenderedPageBreak/>
         <w:t>The sudden, violent sensory overload and the total loss of visual data pushed Casey over the edge. She let out a sharp, terrified gasp, burying her face into my chest and immediately starting to cry. Her system simply couldn't process the sudden chaos, and she shook violently against my ribs.</w:t>
       </w:r>
     </w:p>
@@ -3209,7 +3982,15 @@
     </w:p>
     <w:p>
       <w:r>
-        <w:t>"Safety comes first, and we are staying together," Cassandra commanded in the darkness. "Everyone into my bedroom. Right now."</w:t>
+        <w:t xml:space="preserve">"Safety comes first, and we are staying together," Cassandra commanded in the darkness. "Everyone </w:t>
+      </w:r>
+      <w:proofErr w:type="gramStart"/>
+      <w:r>
+        <w:t>into</w:t>
+      </w:r>
+      <w:proofErr w:type="gramEnd"/>
+      <w:r>
+        <w:t xml:space="preserve"> my bedroom. Right now."</w:t>
       </w:r>
     </w:p>
     <w:p>
@@ -3224,7 +4005,15 @@
     </w:p>
     <w:p>
       <w:r>
-        <w:t>I sat down near the center of the bed, pulling Casey up right beside me. Liz climbed in on my other side, while Cassandra smoothly locked the brakes on her chair and transferred herself onto the edge of the mattress. Within seconds, all four of us were piled onto the massive bed, enveloped in the heavy wool blankets.</w:t>
+        <w:t xml:space="preserve">I sat down near the center of the bed, pulling Casey up right beside me. Liz climbed in on my other side, while Cassandra smoothly locked the brakes on her chair and transferred herself onto the edge of the mattress. Within seconds, all four of us were piled onto the massive bed, enveloped in </w:t>
+      </w:r>
+      <w:proofErr w:type="gramStart"/>
+      <w:r>
+        <w:t>the heavy</w:t>
+      </w:r>
+      <w:proofErr w:type="gramEnd"/>
+      <w:r>
+        <w:t xml:space="preserve"> wool blankets.</w:t>
       </w:r>
     </w:p>
     <w:p>
@@ -3244,6 +4033,7 @@
     </w:p>
     <w:p>
       <w:r>
+        <w:lastRenderedPageBreak/>
         <w:t xml:space="preserve">"This will not become the norm," Cassandra reminded her firmly, maintaining the absolute legal boundary required to keep our father away from us. "The rules still apply. We are only doing this tonight because of the storm." </w:t>
       </w:r>
     </w:p>
@@ -3295,7 +4085,15 @@
     </w:p>
     <w:p>
       <w:r>
-        <w:t>The heavy wool blankets of the king-sized bed had created an absolutely flawless thermal envelope.</w:t>
+        <w:t xml:space="preserve">The heavy wool blankets of the king-sized bed had created </w:t>
+      </w:r>
+      <w:proofErr w:type="gramStart"/>
+      <w:r>
+        <w:t>an absolutely flawless</w:t>
+      </w:r>
+      <w:proofErr w:type="gramEnd"/>
+      <w:r>
+        <w:t xml:space="preserve"> thermal envelope.</w:t>
       </w:r>
     </w:p>
     <w:p>
@@ -3310,6 +4108,7 @@
     </w:p>
     <w:p>
       <w:r>
+        <w:lastRenderedPageBreak/>
         <w:t>"Good morning," Cass whispered, her executive baseline already calmly assessing the situation. "The grid is still down."</w:t>
       </w:r>
     </w:p>
@@ -3320,7 +4119,15 @@
     </w:p>
     <w:p>
       <w:r>
-        <w:t xml:space="preserve">The torrential, violent downpour from last night had burned itself out, leaving behind a steady, misty Pacific Northwest drizzle. Down the street, the cause of the blackout was immediately obvious. Half a dozen utility trucks, their amber lights flashing steadily in the gray morning, were clustered around a scorched utility pole. Linemen in bright yellow rain slickers were up in bucket trucks, physically wrestling with the blackened, </w:t>
+        <w:t xml:space="preserve">The torrential, violent downpour from last night had </w:t>
+      </w:r>
+      <w:proofErr w:type="gramStart"/>
+      <w:r>
+        <w:t>burned itself</w:t>
+      </w:r>
+      <w:proofErr w:type="gramEnd"/>
+      <w:r>
+        <w:t xml:space="preserve"> out, leaving behind a steady, misty Pacific Northwest drizzle. Down the street, the cause of the blackout was immediately obvious. Half a dozen utility trucks, their amber lights flashing steadily in the gray morning, were clustered around a scorched utility pole. Linemen in bright yellow rain slickers were up in bucket trucks, physically wrestling with the blackened, </w:t>
       </w:r>
       <w:proofErr w:type="gramStart"/>
       <w:r>
@@ -3356,7 +4163,15 @@
       </w:r>
       <w:proofErr w:type="gramEnd"/>
       <w:r>
-        <w:t xml:space="preserve"> sleep she had gotten while sandwiched between me and Liz had completely stabilized her processor. She was perfectly calm.</w:t>
+        <w:t xml:space="preserve"> sleep she had </w:t>
+      </w:r>
+      <w:proofErr w:type="gramStart"/>
+      <w:r>
+        <w:t>gotten</w:t>
+      </w:r>
+      <w:proofErr w:type="gramEnd"/>
+      <w:r>
+        <w:t xml:space="preserve"> while sandwiched between me and Liz had completely stabilized her processor. She was perfectly calm.</w:t>
       </w:r>
     </w:p>
     <w:p>
@@ -3366,7 +4181,15 @@
     </w:p>
     <w:p>
       <w:r>
-        <w:t>"It is," Cassandra nodded, sliding smoothly from the edge of the mattress into her manual chair. "Which brings us to rule number one for the day: nobody opens the refrigerator. Every time that door opens, we lose the cold envelope, and I refuse to let our groceries spoil. We are strictly utilizing dry assets this morning."</w:t>
+        <w:t xml:space="preserve">"It is," Cassandra nodded, sliding smoothly from the edge of the mattress into her manual chair. "Which brings us to </w:t>
+      </w:r>
+      <w:proofErr w:type="gramStart"/>
+      <w:r>
+        <w:t>rule number one</w:t>
+      </w:r>
+      <w:proofErr w:type="gramEnd"/>
+      <w:r>
+        <w:t xml:space="preserve"> for the day: nobody opens the refrigerator. Every time that door opens, we lose the cold envelope, and I refuse to let our groceries spoil. We are strictly utilizing dry assets this morning."</w:t>
       </w:r>
     </w:p>
     <w:p>
@@ -3381,6 +4204,7 @@
     </w:p>
     <w:p>
       <w:r>
+        <w:lastRenderedPageBreak/>
         <w:t>It wasn't exactly a five-star Quantum corporate breakfast, but the vibe in the room was incredibly peaceful.</w:t>
       </w:r>
     </w:p>
@@ -3391,7 +4215,15 @@
     </w:p>
     <w:p>
       <w:r>
-        <w:t>"I kind of like it," Liz smiled, wrapping her hands around her glass of water. She was wearing one of my oversized t-shirts and a pair of thick sweatpants. "It forces us to just stop and exist. No schedules, no rushing."</w:t>
+        <w:t xml:space="preserve">"I kind of like it," Liz smiled, wrapping her hands around her glass of water. She was wearing one of my </w:t>
+      </w:r>
+      <w:proofErr w:type="gramStart"/>
+      <w:r>
+        <w:t>oversized t</w:t>
+      </w:r>
+      <w:proofErr w:type="gramEnd"/>
+      <w:r>
+        <w:t>-shirts and a pair of thick sweatpants. "It forces us to just stop and exist. No schedules, no rushing."</w:t>
       </w:r>
     </w:p>
     <w:p>
@@ -3414,7 +4246,15 @@
     </w:p>
     <w:p>
       <w:r>
-        <w:t>I took a bite of a generic, foil-wrapped pastry and looked across the coffee table at Casey. She was happily kicking her feet against the edge of the sofa bed, looking entirely well-rested despite the fact that she had practically lived on an airplane for the last forty-eight hours.</w:t>
+        <w:t xml:space="preserve">I took a bite of a generic, foil-wrapped pastry and looked across the coffee table at Casey. She was happily kicking her feet against the edge of the sofa bed, looking entirely well-rested </w:t>
+      </w:r>
+      <w:proofErr w:type="gramStart"/>
+      <w:r>
+        <w:t>despite the fact that</w:t>
+      </w:r>
+      <w:proofErr w:type="gramEnd"/>
+      <w:r>
+        <w:t xml:space="preserve"> she had practically lived on an airplane for the last forty-eight hours.</w:t>
       </w:r>
     </w:p>
     <w:p>
@@ -3429,7 +4269,15 @@
     </w:p>
     <w:p>
       <w:r>
-        <w:t>"It is basic circadian math, David," Cassandra explained, setting her water bottle down. "Casey and I experienced zero actual jet lag because our internal clocks never had time to decouple from the West Coast. We left Washington after school on Friday, and we were on the ground in Virginia for less than eighteen hours before we boarded the jet to come back. Our bodies never registered the Eastern Time Zone. We are dealing with standard travel fatigue, but chronologically, we are perfectly anchored."</w:t>
+        <w:t xml:space="preserve">"It is basic circadian math, David," Cassandra explained, setting her water bottle down. "Casey and I experienced zero actual jet lag because our internal clocks never had time to decouple from the West Coast. We left Washington after school on Friday, and we were on the ground in Virginia for less than eighteen hours before we boarded the jet to come back. Our bodies never </w:t>
+      </w:r>
+      <w:proofErr w:type="gramStart"/>
+      <w:r>
+        <w:t>registered</w:t>
+      </w:r>
+      <w:proofErr w:type="gramEnd"/>
+      <w:r>
+        <w:t xml:space="preserve"> the Eastern Time Zone. We are dealing with standard travel fatigue, but chronologically, we are perfectly anchored."</w:t>
       </w:r>
     </w:p>
     <w:p>
@@ -3439,7 +4287,24 @@
     </w:p>
     <w:p>
       <w:r>
-        <w:t>"Traveling East to West is inherently easier on the human body than traveling West to East, because you are extending your day rather than compressing it," Cassandra noted, her tone analytical but warm. "However, you and David have lived your entire lives on Eastern Standard Time. You crossed three distinct time zones yesterday."</w:t>
+        <w:lastRenderedPageBreak/>
+        <w:t xml:space="preserve">"Traveling East to West is inherently easier on the human body than traveling West to East, because you are extending your day rather than compressing it," Cassandra noted, her tone </w:t>
+      </w:r>
+      <w:proofErr w:type="gramStart"/>
+      <w:r>
+        <w:t>analytical</w:t>
+      </w:r>
+      <w:proofErr w:type="gramEnd"/>
+      <w:r>
+        <w:t xml:space="preserve"> but warm. "However, you and David have lived your entire lives </w:t>
+      </w:r>
+      <w:proofErr w:type="gramStart"/>
+      <w:r>
+        <w:t>on</w:t>
+      </w:r>
+      <w:proofErr w:type="gramEnd"/>
+      <w:r>
+        <w:t xml:space="preserve"> Eastern Standard Time. You crossed three distinct time zones yesterday."</w:t>
       </w:r>
     </w:p>
     <w:p>
@@ -3449,7 +4314,15 @@
     </w:p>
     <w:p>
       <w:r>
-        <w:t xml:space="preserve">"The standard medical metric is roughly one day of adjustment for every time zone crossed," Cassandra calculated smoothly. "Since you gained three hours, your systems will require approximately three days to fully overwrite your old baseline. You will likely wake up entirely too early tomorrow and </w:t>
+        <w:t xml:space="preserve">"The standard medical metric is roughly one day of adjustment for every time zone crossed," Cassandra calculated smoothly. "Since you gained three hours, your systems will require approximately three days to fully overwrite your old baseline. You will likely wake up </w:t>
+      </w:r>
+      <w:proofErr w:type="gramStart"/>
+      <w:r>
+        <w:t>entirely too</w:t>
+      </w:r>
+      <w:proofErr w:type="gramEnd"/>
+      <w:r>
+        <w:t xml:space="preserve"> early tomorrow and </w:t>
       </w:r>
       <w:proofErr w:type="gramStart"/>
       <w:r>
@@ -3477,7 +4350,15 @@
     </w:p>
     <w:p>
       <w:r>
-        <w:t>I looked around the dark, quiet apartment. The power was still out, the ambient temperature was slowly dropping, and our breakfast consisted entirely of dry pantry carbohydrates. But as Casey pressed against my side, and Liz held my hand, and Cassandra watched over us with absolute, unconditional protection, I realized my younger sister was entirely correct.</w:t>
+        <w:t xml:space="preserve">I looked around the dark, quiet apartment. The power was still out, the ambient temperature was slowly dropping, and our breakfast consisted entirely of </w:t>
+      </w:r>
+      <w:proofErr w:type="gramStart"/>
+      <w:r>
+        <w:t>dry pantry</w:t>
+      </w:r>
+      <w:proofErr w:type="gramEnd"/>
+      <w:r>
+        <w:t xml:space="preserve"> carbohydrates. But as Casey pressed against my side, and Liz held my hand, and Cassandra watched over us with absolute, unconditional protection, I realized my younger sister was entirely correct.</w:t>
       </w:r>
     </w:p>
     <w:p>
@@ -3500,6 +4381,7 @@
     </w:p>
     <w:p>
       <w:r>
+        <w:lastRenderedPageBreak/>
         <w:t>It was perfectly quiet, the rain drumming steadily outside. The Federal Way apartment had been a brilliant tactical perimeter for Cassandra and Casey, but as I looked around the tight living room, the physical limitations of the space were obvious.</w:t>
       </w:r>
     </w:p>
@@ -3540,7 +4422,15 @@
     </w:p>
     <w:p>
       <w:r>
-        <w:t>"The grid is back online," Cassandra smiled, immediately shifting into operational mode. "Liz, grab my laptop from the kitchen island, please? The battery drained completely overnight, it needs to be hardwired into the wall."</w:t>
+        <w:t xml:space="preserve">"The grid is back online," Cassandra smiled, immediately shifting into operational mode. "Liz, grab my laptop from the kitchen island, please? The battery drained completely overnight, it </w:t>
+      </w:r>
+      <w:proofErr w:type="gramStart"/>
+      <w:r>
+        <w:t>needs</w:t>
+      </w:r>
+      <w:proofErr w:type="gramEnd"/>
+      <w:r>
+        <w:t xml:space="preserve"> to be hardwired into the wall."</w:t>
       </w:r>
     </w:p>
     <w:p>
@@ -3570,6 +4460,7 @@
     </w:p>
     <w:p>
       <w:r>
+        <w:lastRenderedPageBreak/>
         <w:t>"Medina is highly optimal from a transit perspective," Cassandra conceded, pulling up the King County Metro route maps in a new tab to cross-reference the data. She tapped the screen to highlight the intersecting transit lines.</w:t>
       </w:r>
     </w:p>
@@ -3577,7 +4468,7 @@
       <w:pPr>
         <w:numPr>
           <w:ilvl w:val="0"/>
-          <w:numId w:val="2"/>
+          <w:numId w:val="1"/>
         </w:numPr>
       </w:pPr>
       <w:r>
@@ -3603,7 +4494,7 @@
       <w:pPr>
         <w:numPr>
           <w:ilvl w:val="0"/>
-          <w:numId w:val="2"/>
+          <w:numId w:val="1"/>
         </w:numPr>
       </w:pPr>
       <w:r>
@@ -3624,8 +4515,13 @@
     </w:p>
     <w:p>
       <w:r>
-        <w:t>Cassandra hummed in agreement, her fingers flying across the trackpad as she pulled up the regional real estate MLS listings. "Medina is statistically viable. But let's see what else is currently on the market—"</w:t>
-      </w:r>
+        <w:t xml:space="preserve">Cassandra hummed in agreement, her fingers flying across the trackpad as she pulled up the regional real estate MLS listings. "Medina is statistically viable. But let's see what else is currently on the </w:t>
+      </w:r>
+      <w:proofErr w:type="gramStart"/>
+      <w:r>
+        <w:t>market—"</w:t>
+      </w:r>
+      <w:proofErr w:type="gramEnd"/>
     </w:p>
     <w:p>
       <w:r>
@@ -3667,6 +4563,7 @@
         <w:pStyle w:val="Heading3"/>
       </w:pPr>
       <w:r>
+        <w:lastRenderedPageBreak/>
         <w:t>Part 4: The Tier-One Acquisition – 1:00 PM</w:t>
       </w:r>
     </w:p>
@@ -3682,7 +4579,15 @@
     </w:p>
     <w:p>
       <w:r>
-        <w:t xml:space="preserve">She clicked on a listing the agent's internal portal had flagged. It was exactly what she was looking for: a sprawling, 3,800-square-foot Pacific Northwest rambler situated right on the edge of the Quantum campus. </w:t>
+        <w:t xml:space="preserve">She clicked on a </w:t>
+      </w:r>
+      <w:proofErr w:type="gramStart"/>
+      <w:r>
+        <w:t>listing</w:t>
+      </w:r>
+      <w:proofErr w:type="gramEnd"/>
+      <w:r>
+        <w:t xml:space="preserve"> the agent's internal portal had flagged. It was exactly what she was looking for: a sprawling, 3,800-square-foot Pacific Northwest rambler situated right on the edge of the Quantum campus. </w:t>
       </w:r>
     </w:p>
     <w:p>
@@ -3744,7 +4649,39 @@
           <w:i/>
           <w:iCs/>
         </w:rPr>
-        <w:t>I am looking to immediately view and acquire the 3,800-square-foot rambler adjacent to the Quantum campus. Please advise on your earliest availability to facilitate a private walk-through. I understand it is Sunday, so I am perfectly amenable to scheduling this for Monday morning if necessary.</w:t>
+        <w:t xml:space="preserve">I am </w:t>
+      </w:r>
+      <w:proofErr w:type="gramStart"/>
+      <w:r>
+        <w:rPr>
+          <w:i/>
+          <w:iCs/>
+        </w:rPr>
+        <w:t>looking</w:t>
+      </w:r>
+      <w:proofErr w:type="gramEnd"/>
+      <w:r>
+        <w:rPr>
+          <w:i/>
+          <w:iCs/>
+        </w:rPr>
+        <w:t xml:space="preserve"> to immediately </w:t>
+      </w:r>
+      <w:proofErr w:type="gramStart"/>
+      <w:r>
+        <w:rPr>
+          <w:i/>
+          <w:iCs/>
+        </w:rPr>
+        <w:t>view</w:t>
+      </w:r>
+      <w:proofErr w:type="gramEnd"/>
+      <w:r>
+        <w:rPr>
+          <w:i/>
+          <w:iCs/>
+        </w:rPr>
+        <w:t xml:space="preserve"> and acquire the 3,800-square-foot rambler adjacent to the Quantum campus. Please advise on your earliest availability to facilitate a private walk-through. I understand it is Sunday, so I am perfectly amenable to scheduling this for Monday morning if necessary.</w:t>
       </w:r>
     </w:p>
     <w:p>
@@ -3767,8 +4704,14 @@
     </w:p>
     <w:p>
       <w:r>
-        <w:t>She hit send and closed the mail client. "There. We'll likely hear back tomorrow morning once standard business hours resume—"</w:t>
-      </w:r>
+        <w:lastRenderedPageBreak/>
+        <w:t xml:space="preserve">She hit send and closed the mail client. "There. We'll likely hear back tomorrow morning once standard business hours </w:t>
+      </w:r>
+      <w:proofErr w:type="gramStart"/>
+      <w:r>
+        <w:t>resume—"</w:t>
+      </w:r>
+      <w:proofErr w:type="gramEnd"/>
     </w:p>
     <w:p>
       <w:r>
@@ -3884,6 +4827,7 @@
     </w:p>
     <w:p>
       <w:r>
+        <w:lastRenderedPageBreak/>
         <w:t>She hung up and looked at us. "The dispatcher said fifteen minutes."</w:t>
       </w:r>
     </w:p>
@@ -3929,7 +4873,15 @@
     </w:p>
     <w:p>
       <w:r>
-        <w:t>Cassandra didn't reply, but a small, sharp smile pulled at the corner of her mouth. The skyline of downtown Seattle passed by on our left as the cab banked onto the SR-520 floating bridge, carrying us across the gray, choppy waters of Lake Washington and straight toward our permanent perimeter.</w:t>
+        <w:t xml:space="preserve">Cassandra didn't reply, but a small, sharp smile pulled </w:t>
+      </w:r>
+      <w:proofErr w:type="gramStart"/>
+      <w:r>
+        <w:t>at</w:t>
+      </w:r>
+      <w:proofErr w:type="gramEnd"/>
+      <w:r>
+        <w:t xml:space="preserve"> the corner of her mouth. The skyline of downtown Seattle passed by on our left as the cab banked onto the SR-520 floating bridge, carrying us across the gray, choppy waters of Lake Washington and straight toward our permanent perimeter.</w:t>
       </w:r>
     </w:p>
     <w:p>
@@ -3947,6 +4899,7 @@
     </w:p>
     <w:p>
       <w:r>
+        <w:lastRenderedPageBreak/>
         <w:t>"Why are we stopping at your office?" Casey asked as I paid the driver and hopped out to grab the wheelchair from the trunk.</w:t>
       </w:r>
     </w:p>
@@ -3982,7 +4935,15 @@
     </w:p>
     <w:p>
       <w:r>
-        <w:t>He unlocked the front door and pushed it open, wincing slightly as he looked at the narrow entryway and the sunken living room. "Ms. Vance, I must warn you, the current layout is entirely inaccessible for your chair."</w:t>
+        <w:t xml:space="preserve">He unlocked the front door and pushed it open, </w:t>
+      </w:r>
+      <w:proofErr w:type="gramStart"/>
+      <w:r>
+        <w:t>wincing</w:t>
+      </w:r>
+      <w:proofErr w:type="gramEnd"/>
+      <w:r>
+        <w:t xml:space="preserve"> slightly as he looked at the narrow entryway and the sunken living room. "Ms. Vance, I must warn you, the current layout is entirely inaccessible for your chair."</w:t>
       </w:r>
     </w:p>
     <w:p>
@@ -3997,6 +4958,7 @@
     </w:p>
     <w:p>
       <w:r>
+        <w:lastRenderedPageBreak/>
         <w:t>For the next twenty minutes, Marcus gave a detailed tour of the property while Cassandra, speaking from her perch on my back, systematically verbally demolished it.</w:t>
       </w:r>
     </w:p>
@@ -4042,7 +5004,15 @@
     </w:p>
     <w:p>
       <w:r>
-        <w:t>Cassandra stared at the agent for a fraction of a second. She looked at the house, then looked at me, Casey, and Liz standing securely by her side.</w:t>
+        <w:t xml:space="preserve">Cassandra stared at the agent for a fraction of a second. She looked at the house, then looked at me, Casey, and </w:t>
+      </w:r>
+      <w:proofErr w:type="gramStart"/>
+      <w:r>
+        <w:t>Liz</w:t>
+      </w:r>
+      <w:proofErr w:type="gramEnd"/>
+      <w:r>
+        <w:t xml:space="preserve"> standing securely by her side.</w:t>
       </w:r>
     </w:p>
     <w:p>
@@ -4057,6 +5027,7 @@
     </w:p>
     <w:p>
       <w:r>
+        <w:lastRenderedPageBreak/>
         <w:t xml:space="preserve">"Rewrite the contract, Marcus," Cassandra ordered, initiating a preemptive financial strike. "Submit a bid for $1.5 million—more than double their original asking price. It will be executed via a single, unencumbered wire transfer from a liquid Quantum holding account. Go vaporize the competition and cancel the open house." </w:t>
       </w:r>
     </w:p>
@@ -4128,6 +5099,7 @@
     </w:p>
     <w:p>
       <w:r>
+        <w:lastRenderedPageBreak/>
         <w:t>Ten minutes later, we were sitting in a sleek, high-end real estate office on the fourteenth floor.</w:t>
       </w:r>
     </w:p>
@@ -4153,8 +5125,21 @@
     </w:p>
     <w:p>
       <w:r>
-        <w:t>"Now, the contingencies," Marcus said, looking over his monitor. "I know you want to waive the inspection, but I just have to officially advise you as your agent that waiving it means you assume all structural risks—"</w:t>
-      </w:r>
+        <w:t xml:space="preserve">"Now, the contingencies," Marcus said, looking over his monitor. "I know you want to waive the inspection, but I just have to officially advise you as your agent that </w:t>
+      </w:r>
+      <w:proofErr w:type="gramStart"/>
+      <w:r>
+        <w:t>waiving</w:t>
+      </w:r>
+      <w:proofErr w:type="gramEnd"/>
+      <w:r>
+        <w:t xml:space="preserve"> it means you assume all structural </w:t>
+      </w:r>
+      <w:proofErr w:type="gramStart"/>
+      <w:r>
+        <w:t>risks—"</w:t>
+      </w:r>
+      <w:proofErr w:type="gramEnd"/>
     </w:p>
     <w:p>
       <w:r>
@@ -4178,12 +5163,24 @@
     </w:p>
     <w:p>
       <w:r>
-        <w:t>He didn't wait for a courier or draft an email. He took the signed documents directly to the heavy, industrial fax machine in the corner of the office—the absolute standard for secure real estate transactions in 2004.</w:t>
-      </w:r>
-    </w:p>
-    <w:p>
-      <w:r>
-        <w:t>We all sat in silence, listening to the mechanical process. The dial tone hummed through the office speaker, followed by the aggressive, high-pitched screech of the digital handshake. The machine slowly pulled the signed contract through the feeder, transmitting Cassandra's devastating financial strike directly to the seller's agent.</w:t>
+        <w:t xml:space="preserve">He didn't wait for a courier or draft an email. He took the signed documents directly to the heavy, industrial fax machine in the corner of the </w:t>
+      </w:r>
+      <w:proofErr w:type="gramStart"/>
+      <w:r>
+        <w:t>office—</w:t>
+      </w:r>
+      <w:proofErr w:type="gramEnd"/>
+      <w:r>
+        <w:t>the absolute standard for secure real estate transactions in 2004.</w:t>
+      </w:r>
+    </w:p>
+    <w:p>
+      <w:r>
+        <w:t xml:space="preserve">We all sat in silence, listening to the mechanical process. The dial tone hummed through the office speaker, followed by the aggressive, high-pitched screech of the digital </w:t>
+      </w:r>
+      <w:r>
+        <w:lastRenderedPageBreak/>
+        <w:t>handshake. The machine slowly pulled the signed contract through the feeder, transmitting Cassandra's devastating financial strike directly to the seller's agent.</w:t>
       </w:r>
     </w:p>
     <w:p>
@@ -4261,7 +5258,15 @@
     </w:p>
     <w:p>
       <w:r>
-        <w:t>"Excellent," Cassandra said smoothly. "Open the escrow account first thing tomorrow morning. Send me the routing numbers. Good work, Marcus."</w:t>
+        <w:t xml:space="preserve">"Excellent," Cassandra said smoothly. "Open the escrow account first thing tomorrow morning. Send me the </w:t>
+      </w:r>
+      <w:proofErr w:type="gramStart"/>
+      <w:r>
+        <w:t>routing</w:t>
+      </w:r>
+      <w:proofErr w:type="gramEnd"/>
+      <w:r>
+        <w:t xml:space="preserve"> numbers. Good work, Marcus."</w:t>
       </w:r>
     </w:p>
     <w:p>
@@ -4276,7 +5281,16 @@
     </w:p>
     <w:p>
       <w:r>
-        <w:t>Casey let out a massive, uncontained squeal of excitement, throwing her arms around my neck from the other side of the booth. Liz clapped a hand over her mouth, a huge laugh escaping her.</w:t>
+        <w:lastRenderedPageBreak/>
+        <w:t xml:space="preserve">Casey let out a massive, uncontained </w:t>
+      </w:r>
+      <w:proofErr w:type="gramStart"/>
+      <w:r>
+        <w:t>squeal</w:t>
+      </w:r>
+      <w:proofErr w:type="gramEnd"/>
+      <w:r>
+        <w:t xml:space="preserve"> of excitement, throwing her arms around my neck from the other side of the booth. Liz clapped a hand over her mouth, a huge laugh escaping her.</w:t>
       </w:r>
     </w:p>
     <w:p>
@@ -4330,7 +5344,15 @@
         <w:t>The Earnest Money Wire:</w:t>
       </w:r>
       <w:r>
-        <w:t xml:space="preserve"> "The immediate next step happens tomorrow morning. I have to fund the escrow account to legally lock the contract. I will contact the priority desk at Quantum Employees Federal Credit Union and authorize an immediate, $100,000 wire transfer directly to the title company."</w:t>
+        <w:t xml:space="preserve"> "The immediate next step happens tomorrow morning. I </w:t>
+      </w:r>
+      <w:proofErr w:type="gramStart"/>
+      <w:r>
+        <w:t>have to</w:t>
+      </w:r>
+      <w:proofErr w:type="gramEnd"/>
+      <w:r>
+        <w:t xml:space="preserve"> fund the escrow account to legally lock the contract. I will contact the priority desk at Quantum Employees Federal Credit Union and authorize an immediate, $100,000 wire transfer directly to the title company."</w:t>
       </w:r>
     </w:p>
     <w:p>
@@ -4348,7 +5370,15 @@
         <w:t>The Title Search:</w:t>
       </w:r>
       <w:r>
-        <w:t xml:space="preserve"> "Normally, this is where a bank would demand an appraisal and loan underwriting, which takes a month. We are bypassing all of that. The only thing the title company has to do is verify the legal deed and ensure the seller doesn't have any hidden liens or unpaid taxes attached to the property."</w:t>
+        <w:t xml:space="preserve"> "Normally, this is where a bank would demand an appraisal and loan underwriting, which takes a month. We are bypassing all of that. The only thing the title company has to do is verify the legal deed and ensure the seller doesn't have any hidden </w:t>
+      </w:r>
+      <w:proofErr w:type="gramStart"/>
+      <w:r>
+        <w:t>liens</w:t>
+      </w:r>
+      <w:proofErr w:type="gramEnd"/>
+      <w:r>
+        <w:t xml:space="preserve"> or unpaid taxes attached to the property."</w:t>
       </w:r>
     </w:p>
     <w:p>
@@ -4371,7 +5401,15 @@
     </w:p>
     <w:p>
       <w:r>
-        <w:t>"Fourteen days?" I repeated, my processor running the calendar math. "That means we take possession of the house right after New Year's."</w:t>
+        <w:t xml:space="preserve">"Fourteen days?" I </w:t>
+      </w:r>
+      <w:proofErr w:type="gramStart"/>
+      <w:r>
+        <w:t>repeated,</w:t>
+      </w:r>
+      <w:proofErr w:type="gramEnd"/>
+      <w:r>
+        <w:t xml:space="preserve"> my processor running the calendar math. "That means we take possession of the house right after New Year's."</w:t>
       </w:r>
     </w:p>
     <w:p>
@@ -4391,6 +5429,7 @@
     </w:p>
     <w:p>
       <w:r>
+        <w:lastRenderedPageBreak/>
         <w:t>I raised my glass to meet hers, followed instantly by Liz and Casey. The glass clinked together with a sharp, resonant ring.</w:t>
       </w:r>
     </w:p>
@@ -4409,7 +5448,15 @@
     </w:p>
     <w:p>
       <w:r>
-        <w:t>The ride back across Lake Washington was entirely different from our daytime cab ride. We boarded the TAPS 550 express bus in Downtown Bellevue, and as the heavy articulated vehicle merged onto the Interstate 90 floating bridge, Liz and I got our first real look at the Seattle skyline at night.</w:t>
+        <w:t xml:space="preserve">The ride back across Lake Washington was entirely different from our daytime cab ride. We boarded the TAPS 550 express </w:t>
+      </w:r>
+      <w:proofErr w:type="gramStart"/>
+      <w:r>
+        <w:t>bus in</w:t>
+      </w:r>
+      <w:proofErr w:type="gramEnd"/>
+      <w:r>
+        <w:t xml:space="preserve"> Downtown Bellevue, and as the heavy articulated vehicle merged onto the Interstate 90 floating bridge, Liz and I got our first real look at the Seattle skyline at night.</w:t>
       </w:r>
     </w:p>
     <w:p>
@@ -4459,6 +5506,7 @@
     </w:p>
     <w:p>
       <w:r>
+        <w:lastRenderedPageBreak/>
         <w:t>"Perfect timing," Cassandra noted, checking the heavy silver watch on her wrist. "We have exactly five minutes until the last outbound 194 of the evening."</w:t>
       </w:r>
     </w:p>
@@ -4469,7 +5517,15 @@
     </w:p>
     <w:p>
       <w:r>
-        <w:t>"The express routes do on Sundays," Cassandra corrected. "If we miss this one, we would be forced to take the 174 local all the way from downtown, which takes two hours. The 194 is our fast-track."</w:t>
+        <w:t xml:space="preserve">"The express routes do on Sundays," Cassandra corrected. "If we miss this one, we would be forced to take the 174 local all the way from downtown, which takes two hours. </w:t>
+      </w:r>
+      <w:proofErr w:type="gramStart"/>
+      <w:r>
+        <w:t>The 194</w:t>
+      </w:r>
+      <w:proofErr w:type="gramEnd"/>
+      <w:r>
+        <w:t xml:space="preserve"> is our fast-track."</w:t>
       </w:r>
     </w:p>
     <w:p>
@@ -4533,7 +5589,11 @@
     </w:p>
     <w:p>
       <w:r>
-        <w:t>"We do," Cassandra agreed, rolling up the ramp. "But the Federal Way Transit Center is south of our apartment. By taking the northbound 174, it will drive us exactly two miles up SR-99. More importantly, it drops us off on the east side of the highway—our side. We don't have to navigate a dangerous, unlit crosswalk in the rain. It is a zero-friction extraction."</w:t>
+        <w:t xml:space="preserve">"We do," Cassandra agreed, rolling up the ramp. "But the Federal Way Transit Center is south of our apartment. By taking the northbound 174, it will drive us exactly two miles up </w:t>
+      </w:r>
+      <w:r>
+        <w:lastRenderedPageBreak/>
+        <w:t>SR-99. More importantly, it drops us off on the east side of the highway—our side. We don't have to navigate a dangerous, unlit crosswalk in the rain. It is a zero-friction extraction."</w:t>
       </w:r>
     </w:p>
     <w:p>
@@ -4591,6 +5651,7 @@
     </w:p>
     <w:p>
       <w:r>
+        <w:lastRenderedPageBreak/>
         <w:t>Liz grabbed her clothes and swapped places with Casey, taking over the hallway bathroom. Meanwhile, I stepped back into the master ensuite, helped Cassandra transfer safely back into her chair, and then jumped into the hot shower myself to wash off the travel fatigue.</w:t>
       </w:r>
     </w:p>
@@ -4626,7 +5687,23 @@
     </w:p>
     <w:p>
       <w:r>
-        <w:t>"I know it feels unfair, Case," Cassandra said gently. "And you are entirely right—you and David used to sleep next to each other every single night, and there was nothing wrong with it. But you remember the rule. Last night was a strict emergency exception because the grid failed and the structural safety of the apartment was compromised."</w:t>
+        <w:t xml:space="preserve">"I know it feels unfair, Case," Cassandra said gently. "And you are entirely </w:t>
+      </w:r>
+      <w:proofErr w:type="gramStart"/>
+      <w:r>
+        <w:t>right—</w:t>
+      </w:r>
+      <w:proofErr w:type="gramEnd"/>
+      <w:r>
+        <w:t xml:space="preserve">you and David used to sleep next to each other every single night, and there was nothing wrong with it. But you remember the </w:t>
+      </w:r>
+      <w:proofErr w:type="gramStart"/>
+      <w:r>
+        <w:t>rule</w:t>
+      </w:r>
+      <w:proofErr w:type="gramEnd"/>
+      <w:r>
+        <w:t>. Last night was a strict emergency exception because the grid failed and the structural safety of the apartment was compromised."</w:t>
       </w:r>
     </w:p>
     <w:p>
@@ -4651,6 +5728,7 @@
     </w:p>
     <w:p>
       <w:r>
+        <w:lastRenderedPageBreak/>
         <w:t>"Until May 25th," I echoed, walking over and giving her a tight, deep-pressure hug. "It's only five months away, Case. And by the time you turn eighteen, the new house in Redmond will be completely finished, and you can make the rules."</w:t>
       </w:r>
     </w:p>
@@ -4661,7 +5739,15 @@
     </w:p>
     <w:p>
       <w:r>
-        <w:t>"Good," Cassandra nodded warmly, shifting her chair toward the hallway. "Now, let's initiate a full system shutdown. Tomorrow is Monday. I have to be at Building 33 for the morning executive briefing, and Casey, you have zero period calculus. It is time for bed."</w:t>
+        <w:t xml:space="preserve">"Good," Cassandra nodded warmly, shifting her chair toward the hallway. "Now, let's initiate a full system shutdown. Tomorrow is Monday. I </w:t>
+      </w:r>
+      <w:proofErr w:type="gramStart"/>
+      <w:r>
+        <w:t>have to</w:t>
+      </w:r>
+      <w:proofErr w:type="gramEnd"/>
+      <w:r>
+        <w:t xml:space="preserve"> be at Building 33 for the morning executive briefing, and Casey, you have zero period calculus. It is time for bed."</w:t>
       </w:r>
     </w:p>
     <w:p>
@@ -4720,7 +5806,7 @@
       <w:pPr>
         <w:numPr>
           <w:ilvl w:val="0"/>
-          <w:numId w:val="4"/>
+          <w:numId w:val="2"/>
         </w:numPr>
       </w:pPr>
       <w:r>
@@ -4773,6 +5859,7 @@
           <w:b/>
           <w:bCs/>
         </w:rPr>
+        <w:lastRenderedPageBreak/>
         <w:t>Block 2:</w:t>
       </w:r>
       <w:r>
@@ -4828,7 +5915,7 @@
       <w:pPr>
         <w:numPr>
           <w:ilvl w:val="0"/>
-          <w:numId w:val="6"/>
+          <w:numId w:val="4"/>
         </w:numPr>
       </w:pPr>
       <w:r>
@@ -4846,7 +5933,7 @@
       <w:pPr>
         <w:numPr>
           <w:ilvl w:val="0"/>
-          <w:numId w:val="6"/>
+          <w:numId w:val="4"/>
         </w:numPr>
       </w:pPr>
       <w:r>
@@ -4864,7 +5951,7 @@
       <w:pPr>
         <w:numPr>
           <w:ilvl w:val="0"/>
-          <w:numId w:val="6"/>
+          <w:numId w:val="4"/>
         </w:numPr>
       </w:pPr>
       <w:r>
@@ -4882,7 +5969,7 @@
       <w:pPr>
         <w:numPr>
           <w:ilvl w:val="0"/>
-          <w:numId w:val="6"/>
+          <w:numId w:val="4"/>
         </w:numPr>
       </w:pPr>
       <w:r>
@@ -4923,7 +6010,15 @@
     </w:p>
     <w:p>
       <w:r>
-        <w:t>"It is a highly unusual curriculum for an American public high school," Cassandra called out from the master bedroom, clearly eavesdropping on the briefing. "But Casey has an absolute, perfect ear for the accent. She is completely a natural at it."</w:t>
+        <w:t xml:space="preserve">"It is a highly unusual curriculum for an American public high school," Cassandra called out from the master bedroom, clearly eavesdropping on the briefing. "But Casey has an absolute, perfect ear for the accent. She is completely </w:t>
+      </w:r>
+      <w:proofErr w:type="gramStart"/>
+      <w:r>
+        <w:t>a natural</w:t>
+      </w:r>
+      <w:proofErr w:type="gramEnd"/>
+      <w:r>
+        <w:t xml:space="preserve"> at it."</w:t>
       </w:r>
     </w:p>
     <w:p>
@@ -4938,6 +6033,7 @@
     </w:p>
     <w:p>
       <w:r>
+        <w:lastRenderedPageBreak/>
         <w:t>Casey let out a massive, uncontained squeal of delight. The idea of her brother and Liz walking her to the campus crosswalk was exactly the kind of routine anchor she craved. She practically vibrated with happiness as she stood up from the sofa.</w:t>
       </w:r>
     </w:p>
@@ -5045,22 +6141,410 @@
         <w:pStyle w:val="Heading3"/>
       </w:pPr>
       <w:r>
-        <w:t>Part 1: The Vault – 9:30 PM</w:t>
-      </w:r>
-    </w:p>
-    <w:p>
-      <w:r>
-        <w:t xml:space="preserve">The sprawling Quantum campus in Redmond was entirely dark, save for the geometric grids of security lights illuminating the courtyards and the glowing, impenetrable glass perimeter of Building 33. </w:t>
-      </w:r>
-    </w:p>
-    <w:p>
-      <w:r>
-        <w:t>Inside the top-floor executive suite, the ambient noise of the multi-billion-dollar empire had faded into absolute silence. The administrative assistants were gone. The PR handlers had been dismissed hours ago. The only people left in the highly secure, soundproofed corner office were the three architects of the modern digital age.</w:t>
-      </w:r>
-    </w:p>
-    <w:p>
-      <w:r>
-        <w:t>Steven "Steve" Ballantine was pacing.</w:t>
+        <w:t>Part 1: The Deviation – 6:00 PM</w:t>
+      </w:r>
+    </w:p>
+    <w:p>
+      <w:r>
+        <w:t>The winter sun had already dipped below the Pacific Northwest evergreens, casting long, geometric shadows across the pristine courtyards of the Quantum campus. Inside the corner office of the executive suite, the frantic, high-stakes operational tempo of the day was finally beginning to slow.</w:t>
+      </w:r>
+    </w:p>
+    <w:p>
+      <w:r>
+        <w:t>Cassandra Vance, Executive Vice President of Operations, sat at her sprawling mahogany desk, her fingers flying across the keyboard of her piano-black laptop as she cleared the final few blockers from the European deployment queue.</w:t>
+      </w:r>
+    </w:p>
+    <w:p>
+      <w:r>
+        <w:t xml:space="preserve">In the far corner of the office, comfortably tucked away from the primary sightlines of the door, David </w:t>
+      </w:r>
+      <w:proofErr w:type="gramStart"/>
+      <w:r>
+        <w:t>was leaned</w:t>
+      </w:r>
+      <w:proofErr w:type="gramEnd"/>
+      <w:r>
+        <w:t xml:space="preserve"> back in his chair. His personal laptop was open, quietly connected to the sluggish </w:t>
+      </w:r>
+      <w:proofErr w:type="spellStart"/>
+      <w:r>
+        <w:t>Quantum_Guest</w:t>
+      </w:r>
+      <w:proofErr w:type="spellEnd"/>
+      <w:r>
+        <w:t xml:space="preserve"> network while he scrolled through a deep-space imaging forum. Resting on the desk right beside his keyboard was his dedicated medical tablet, the screen displaying a steady, rhythmic green EKG line. </w:t>
+      </w:r>
+    </w:p>
+    <w:p>
+      <w:r>
+        <w:t>The heavy glass door to the office swung open without a knock.</w:t>
+      </w:r>
+    </w:p>
+    <w:p>
+      <w:r>
+        <w:lastRenderedPageBreak/>
+        <w:t>Steven "Steve" Ballantine walked in first, his collar already unbuttoned, his booming kinetic energy dialed back to a low, focused hum. Right behind him was William Keswick, his hands tucked casually into his pockets.</w:t>
+      </w:r>
+    </w:p>
+    <w:p>
+      <w:r>
+        <w:t>Cassandra didn't close her laptop, but she lifted her hands from the keyboard.</w:t>
+      </w:r>
+    </w:p>
+    <w:p>
+      <w:r>
+        <w:t>"Steve. William," Cassandra greeted, her executive baseline flawlessly engaged. "The Asian telemetry just stabilized. Was there a localized fire you needed me to put out?"</w:t>
+      </w:r>
+    </w:p>
+    <w:p>
+      <w:r>
+        <w:t>"No fires, Cassandra," William said, his voice calm and deliberate. He stopped in the center of the room, looking at her, and then offering a brief, respectful nod toward David in the corner. "But Steve and I need you in the Vault tonight. 9:30 PM."</w:t>
+      </w:r>
+    </w:p>
+    <w:p>
+      <w:r>
+        <w:t>Cassandra’s brow furrowed almost imperceptibly. A 9:30 PM meeting was highly irregular, even for the founders. "That is late. Is there an international crisis?"</w:t>
+      </w:r>
+    </w:p>
+    <w:p>
+      <w:r>
+        <w:t>"It's a structural conversation," Steve chimed in, his tone unusually serious. "And it requires the building to be completely empty. No assistants, no ambitious VPs looking for face time. Just us."</w:t>
+      </w:r>
+    </w:p>
+    <w:p>
+      <w:r>
+        <w:t>William adjusted his glasses, his calculating gaze resting on Cassandra. "We need you completely sharp for this. Can you accommodate the schedule?"</w:t>
+      </w:r>
+    </w:p>
+    <w:p>
+      <w:r>
+        <w:t>Neither of them looked at David to ask if he was staying. In Building 33, David’s presence wasn't a variable; it was a permanent fixture of Cassandra's operational reality. Where the executive went, the nurse went.</w:t>
+      </w:r>
+    </w:p>
+    <w:p>
+      <w:r>
+        <w:t>Cassandra glanced at the digital clock in the corner of her monitor. It was 6:02 PM. She looked across the room at her brother. David had already stopped scrolling on his laptop, his eyes locked onto her face, running the silent, rapid math of her medication matrix.</w:t>
+      </w:r>
+    </w:p>
+    <w:p>
+      <w:r>
+        <w:t>"I can accommodate the schedule," Cassandra confirmed smoothly, looking back at William. "I will be in the Vault at 9:30."</w:t>
+      </w:r>
+    </w:p>
+    <w:p>
+      <w:r>
+        <w:t>"Good," William nodded. "We will see you both then."</w:t>
+      </w:r>
+    </w:p>
+    <w:p>
+      <w:r>
+        <w:t>Steve offered a tight, appreciative smile, and the two billionaires turned and walked out, the heavy glass door clicking shut behind them.</w:t>
+      </w:r>
+    </w:p>
+    <w:p>
+      <w:r>
+        <w:t>The office fell into a thick, loaded silence.</w:t>
+      </w:r>
+    </w:p>
+    <w:p>
+      <w:r>
+        <w:t>Cassandra let out a slow breath and rotated her manual power-assist chair toward David's corner. "Can we bridge the gap tonight, Davy?"</w:t>
+      </w:r>
+    </w:p>
+    <w:p>
+      <w:r>
+        <w:lastRenderedPageBreak/>
+        <w:t>David closed his personal laptop, shifting his full attention to the medical tablet. He didn't issue an order or voice a complaint; he simply ran the clinical realities of extending her day by three and a half hours.</w:t>
+      </w:r>
+    </w:p>
+    <w:p>
+      <w:r>
+        <w:t xml:space="preserve">"If you want to be completely sharp at 9:30, we have to skip the 8:00 PM Guanfacine," David said, his voice dropping into its calm, pragmatic cadence. "But if I don't give you the shutdown meds, your brain isn't going to let your body rest. You've been sitting in that chair since seven this morning, Cass. By nine o'clock, the nerve pain in your feet is going to be screaming." </w:t>
+      </w:r>
+    </w:p>
+    <w:p>
+      <w:r>
+        <w:t xml:space="preserve">Cassandra rubbed her temples, acutely aware of the microscopic scar tissue in her shattered heels already beginning to throb. "I know. But if William says it's structural, I can't afford a chemical fog." </w:t>
+      </w:r>
+    </w:p>
+    <w:p>
+      <w:r>
+        <w:t xml:space="preserve">David nodded, accepting the executive necessity, and immediately negotiated the physical compromise. "We push the Guanfacine until we get home. But I am proactively </w:t>
+      </w:r>
+      <w:proofErr w:type="gramStart"/>
+      <w:r>
+        <w:t>dosing</w:t>
+      </w:r>
+      <w:proofErr w:type="gramEnd"/>
+      <w:r>
+        <w:t xml:space="preserve"> you with Gabapentin at 8:00 PM. I’ll cap the phantom pain before it takes root, so you can actually focus on whatever it is they want to talk about." </w:t>
+      </w:r>
+    </w:p>
+    <w:p>
+      <w:r>
+        <w:t>"Deal," Cassandra smiled, a wave of profound relief washing over her. She knew exactly how lucky she was to have a brother who never asked her to choose between her empire and her health. "Thank you."</w:t>
+      </w:r>
+    </w:p>
+    <w:p>
+      <w:r>
+        <w:t>"Don't thank me yet," David smirked, pulling up a digital textbook on his tablet to pass the time. "You still have to sit in this building for another three hours."</w:t>
+      </w:r>
+    </w:p>
+    <w:p>
+      <w:pPr>
+        <w:pStyle w:val="Heading3"/>
+      </w:pPr>
+      <w:r>
+        <w:t>Part 2: The Pack Dinner – 6:30 PM</w:t>
+      </w:r>
+    </w:p>
+    <w:p>
+      <w:r>
+        <w:t xml:space="preserve">The sprawling glass atrium of the </w:t>
+      </w:r>
+      <w:proofErr w:type="gramStart"/>
+      <w:r>
+        <w:t>Building</w:t>
+      </w:r>
+      <w:proofErr w:type="gramEnd"/>
+      <w:r>
+        <w:t xml:space="preserve"> 33 lobby was practically deserted by half-past six. The daytime receptionist had long since gone home, leaving only a pair of quiet, highly trained corporate security guards monitoring the entry turnstiles.</w:t>
+      </w:r>
+    </w:p>
+    <w:p>
+      <w:r>
+        <w:t>The polished steel elevator doors slid open. Cassandra rolled her manual power-assist wheelchair out into the lobby, with David walking a half-step behind her.</w:t>
+      </w:r>
+    </w:p>
+    <w:p>
+      <w:r>
+        <w:t xml:space="preserve">Through the towering front glass doors, two familiar figures approached from the damp, misty Redmond evening. Because the Vance property was located just a few </w:t>
+      </w:r>
+      <w:proofErr w:type="gramStart"/>
+      <w:r>
+        <w:t>flat</w:t>
+      </w:r>
+      <w:proofErr w:type="gramEnd"/>
+      <w:r>
+        <w:t>, paved blocks away from the Quantum campus, Liz and Casey hadn't bothered with the municipal bus or a car. They simply walked over, carrying a stack of insulated thermal bags.</w:t>
+      </w:r>
+    </w:p>
+    <w:p>
+      <w:r>
+        <w:t xml:space="preserve">The moment they cleared the heavy glass </w:t>
+      </w:r>
+      <w:proofErr w:type="gramStart"/>
+      <w:r>
+        <w:t>doors,</w:t>
+      </w:r>
+      <w:proofErr w:type="gramEnd"/>
+      <w:r>
+        <w:t xml:space="preserve"> Casey practically dropped the bags onto the polished tile.</w:t>
+      </w:r>
+    </w:p>
+    <w:p>
+      <w:r>
+        <w:lastRenderedPageBreak/>
+        <w:t>"David!" Casey beamed. She closed the distance in three long strides, wrapping her arms securely around his torso. David instantly returned the deep-pressure hug, resting his chin on the top of his younger sister's head, feeling his own baseline immediately steady at the contact.</w:t>
+      </w:r>
+    </w:p>
+    <w:p>
+      <w:r>
+        <w:t>Liz walked up right behind her, offering a warm, brilliant smile as she pulled Cassandra into a tight, affectionate embrace, leaning carefully over the armrests of the wheelchair. "We got your text. Since you two are trapped in the tower tonight, we decided to bring the kitchen to you."</w:t>
+      </w:r>
+    </w:p>
+    <w:p>
+      <w:r>
+        <w:t>"You are an absolute lifesaver, Liz," Cassandra sighed happily, returning the hug before reaching out to squeeze Casey's hand.</w:t>
+      </w:r>
+    </w:p>
+    <w:p>
+      <w:r>
+        <w:t>Cassandra wheeled herself over to the security desk. The guards immediately stood a little straighter. "Good evening, Ms. Vance."</w:t>
+      </w:r>
+    </w:p>
+    <w:p>
+      <w:r>
+        <w:t>"Good evening, gentlemen," Cassandra replied smoothly. "I am signing my sister and my sister-in-law in as my personal guests for the next hour. They will be remaining in my office."</w:t>
+      </w:r>
+    </w:p>
+    <w:p>
+      <w:r>
+        <w:t>"Of course, ma'am," the guard nodded, swiftly printing two temporary visitor badges without a single bureaucratic question. When the Executive Vice President of Operations vouches for a guest, the perimeter simply opens.</w:t>
+      </w:r>
+    </w:p>
+    <w:p>
+      <w:r>
+        <w:t>The pack piled back into the elevator, riding it up to the silent, dimly lit executive suite.</w:t>
+      </w:r>
+    </w:p>
+    <w:p>
+      <w:r>
+        <w:t>Once inside Cassandra's corner office, the rigid corporate atmosphere completely dissolved. They pushed a stack of deployment spreadsheets aside and unpacked the insulated bags directly onto the sprawling mahogany desk. Liz had prepared a massive, comforting spread of baked ziti and garlic bread.</w:t>
+      </w:r>
+    </w:p>
+    <w:p>
+      <w:r>
+        <w:t>For the next hour, the high-stakes reality of the trillion-dollar tech empire was entirely ignored. The four of them ate together, laughing and sharing stories about Casey’s day at the municipal library and Liz’s latest architectural drafting project. Surrounded by the warm, unconditional proximity of her family, the creeping fatigue in Cassandra's system quietly receded.</w:t>
+      </w:r>
+    </w:p>
+    <w:p>
+      <w:r>
+        <w:t>By a quarter to eight, the food was packed away, and the reality of the clock began to set in.</w:t>
+      </w:r>
+    </w:p>
+    <w:p>
+      <w:r>
+        <w:t>"Alright, you two," Cassandra said softly, wiping her mouth with a napkin and checking her silver watch. "We need to clear the perimeter. William and Steve will be making their way up here soon, and they requested an empty building."</w:t>
+      </w:r>
+    </w:p>
+    <w:p>
+      <w:r>
+        <w:t>David slung the empty thermal bags over his shoulder, and the four of them made the trek back down to the quiet lobby.</w:t>
+      </w:r>
+    </w:p>
+    <w:p>
+      <w:r>
+        <w:lastRenderedPageBreak/>
+        <w:t>"Don't stay up too late waiting for us," David told Liz, pulling his wife into a long, grounding hug. He kissed the top of her head. "I'll text you when we're leaving the building."</w:t>
+      </w:r>
+    </w:p>
+    <w:p>
+      <w:r>
+        <w:t>"I'll keep the porch light on," Liz smiled, giving his hand a final squeeze.</w:t>
+      </w:r>
+    </w:p>
+    <w:p>
+      <w:r>
+        <w:t>Casey wrapped her arms around Cassandra's neck, mindful of the wheelchair frame, and delivered one last, fierce squeeze. "Good luck in the Vault, Cass. We'll see you at home."</w:t>
+      </w:r>
+    </w:p>
+    <w:p>
+      <w:r>
+        <w:t>"See you at home, Case," Cassandra smiled warmly.</w:t>
+      </w:r>
+    </w:p>
+    <w:p>
+      <w:r>
+        <w:t>David and Cassandra stood near the security desk, watching through the glass doors as Liz and Casey walked arm-in-arm back out into the cool Pacific Northwest evening, heading for the safety of their Redmond neighborhood.</w:t>
+      </w:r>
+    </w:p>
+    <w:p>
+      <w:r>
+        <w:t xml:space="preserve">Once they </w:t>
+      </w:r>
+      <w:proofErr w:type="gramStart"/>
+      <w:r>
+        <w:t>disappeared from view</w:t>
+      </w:r>
+      <w:proofErr w:type="gramEnd"/>
+      <w:r>
+        <w:t>, the quiet isolation of the executive tower settled back over them.</w:t>
+      </w:r>
+    </w:p>
+    <w:p>
+      <w:r>
+        <w:t>"Before we go back to the office, let's make a pit stop," Cassandra murmured, shifting her joystick to pivot the chair toward the ground-floor corridors.</w:t>
+      </w:r>
+    </w:p>
+    <w:p>
+      <w:r>
+        <w:t>"Agreed," David nodded.</w:t>
+      </w:r>
+    </w:p>
+    <w:p>
+      <w:r>
+        <w:t xml:space="preserve">They navigated down the quiet hall to the spacious, commercial-grade family restroom. Because the bilateral axial load injuries from 1999 had catastrophically shattered the internal bone structure of both feet, Cassandra was completely unable to bear any weight to stand or balance. Toileting required absolute, trusting coordination, and David acted as her flawless physical extension. </w:t>
+      </w:r>
+    </w:p>
+    <w:p>
+      <w:r>
+        <w:t xml:space="preserve">Once the heavy door locked behind them, David braced his stance. He provided the unyielding leverage she needed, stabilizing her manual chair and supporting her upper body weight so she could safely transition without exhausting her limited physical battery. </w:t>
+      </w:r>
+    </w:p>
+    <w:p>
+      <w:r>
+        <w:t>After Cassandra had safely finished and transferred back into her chair, David quickly used the facilities himself. As they washed their hands at the sinks, a silent, haptic timer vibrated against David's wrist.</w:t>
+      </w:r>
+    </w:p>
+    <w:p>
+      <w:r>
+        <w:t>It was exactly 8:00 PM.</w:t>
+      </w:r>
+    </w:p>
+    <w:p>
+      <w:r>
+        <w:t>David dried his hands, unzipping the secondary compartment of his leather medical kit. He pulled out a small, white pill.</w:t>
+      </w:r>
+    </w:p>
+    <w:p>
+      <w:r>
+        <w:t xml:space="preserve">"Right on schedule," David said quietly, handing her the Gabapentin along with a paper cup of water. "This will cap the phantom nerve pain. We are officially skipping the Guanfacine until we get home." </w:t>
+      </w:r>
+    </w:p>
+    <w:p>
+      <w:r>
+        <w:lastRenderedPageBreak/>
+        <w:t xml:space="preserve">"Thank you, Davy," Cassandra sighed, tossing the pill back and swallowing it cleanly. </w:t>
+      </w:r>
+    </w:p>
+    <w:p>
+      <w:r>
+        <w:t>With her physical baseline proactively secured and her mind remaining razor-sharp, the two of them exited the restroom and headed back to the elevators. They rode in silence up to the top floor, returning to the corner office to wait for the founders. The building was empty, the pain was managed, and the Vault was calling.</w:t>
+      </w:r>
+    </w:p>
+    <w:p/>
+    <w:p>
+      <w:pPr>
+        <w:pStyle w:val="Heading3"/>
+      </w:pPr>
+      <w:r>
+        <w:t xml:space="preserve">Part </w:t>
+      </w:r>
+      <w:r>
+        <w:t>3</w:t>
+      </w:r>
+      <w:r>
+        <w:t>: The Vault – 9:30 PM</w:t>
+      </w:r>
+    </w:p>
+    <w:p>
+      <w:r>
+        <w:t xml:space="preserve">The sprawling Quantum campus in Redmond was entirely dark, save for the geometric grids of security lights illuminating the courtyards and the glowing, impenetrable glass perimeter of Building 33. Inside the top-floor executive suite, the ambient noise of the multi-billion-dollar empire had faded into absolute silence. The administrative assistants were gone. The PR handlers </w:t>
+      </w:r>
+      <w:proofErr w:type="gramStart"/>
+      <w:r>
+        <w:t>had been</w:t>
+      </w:r>
+      <w:proofErr w:type="gramEnd"/>
+      <w:r>
+        <w:t xml:space="preserve"> dismissed hours ago. The only people left in the highly secure, soundproofed corner office were the three architects of the modern digital age, and the nurse who kept one of them upright. </w:t>
+      </w:r>
+    </w:p>
+    <w:p>
+      <w:r>
+        <w:t xml:space="preserve">In the far corner of the expansive office, David sat quietly at his designated workspace. His personal laptop was connected to the </w:t>
+      </w:r>
+      <w:proofErr w:type="spellStart"/>
+      <w:r>
+        <w:t>Quantum_Guest</w:t>
+      </w:r>
+      <w:proofErr w:type="spellEnd"/>
+      <w:r>
+        <w:t xml:space="preserve"> network, but his eyes were locked onto his secure medical tablet. The continuous green line of Cassandra's Mobile Cardiac Telemetry (MCT) </w:t>
+      </w:r>
+      <w:proofErr w:type="gramStart"/>
+      <w:r>
+        <w:t>pulsed</w:t>
+      </w:r>
+      <w:proofErr w:type="gramEnd"/>
+      <w:r>
+        <w:t xml:space="preserve"> steadily across the screen. </w:t>
+      </w:r>
+    </w:p>
+    <w:p>
+      <w:r>
+        <w:t xml:space="preserve">Steven "Steve" Ballantine was pacing. </w:t>
       </w:r>
     </w:p>
     <w:p>
@@ -5070,7 +6554,7 @@
     </w:p>
     <w:p>
       <w:r>
-        <w:t>Like everything else on the Quantum campus, the beverages were entirely free for employees, a corporate staple that applied just as much to the bullpen developers as it did to the C-suite. Steve pulled out a heavy crystal decanter of scotch, pouring two neat glasses. For the third glass, he reached for a bottle of premium, imported sparkling water, pouring it over a single large ice cube.</w:t>
+        <w:t xml:space="preserve">Like everything else on the Quantum campus, the beverages were entirely free for employees, a corporate staple that applied just as much to the bullpen developers as it did to the C-suite. Steve pulled out a heavy crystal decanter of scotch, pouring two neat glasses. For the third glass, he reached for a bottle of premium, imported sparkling water, pouring it over a single large ice cube. </w:t>
       </w:r>
     </w:p>
     <w:p>
@@ -5080,32 +6564,44 @@
     </w:p>
     <w:p>
       <w:r>
-        <w:t>Steve handed the sparkling water to Cassandra.</w:t>
-      </w:r>
-    </w:p>
-    <w:p>
-      <w:r>
-        <w:t>"Sparkling water, lime twist," Steve noted, his booming voice dropping into a register of warm, familiar respect. "Because I know the daily nerve and anti-spasticity meds for your feet don't play well with the scotch."</w:t>
-      </w:r>
-    </w:p>
-    <w:p>
-      <w:r>
-        <w:t>"I appreciate the logistical awareness, Steve," Cassandra smiled, taking the glass.</w:t>
-      </w:r>
-    </w:p>
-    <w:p>
-      <w:r>
-        <w:t xml:space="preserve">She sat perfectly still in her custom manual wheelchair, her piano-black Quantum laptop resting closed on her lap. At thirty-five years old, she had spent the last fourteen years acting as the ruthless, hyper-competent operational bridge for both of the men in this room. She had run the company flawlessly during their executive absences, actively auditing deployment schedules and tearing apart broken infrastructure from Building 33 all the way down to the engineering floors. </w:t>
-      </w:r>
-    </w:p>
-    <w:p>
-      <w:r>
-        <w:t xml:space="preserve">Steve didn't return to his desk. He leaned against the edge of the mahogany conference table, crossing his arms and looking down at Cassandra. The kinetic, bombastic energy that defined his public persona suddenly completely evaporated. He looked at her with a profound, undeniable paternal pride. </w:t>
-      </w:r>
-    </w:p>
-    <w:p>
-      <w:r>
-        <w:t xml:space="preserve">"Four fourteen years, I've had one primary job behind these closed doors," Steve began, his voice thick with emotion. "When William stepped out of this seat in January 2000, he handed me a singular, top-secret mandate. Stabilize the post-antitrust </w:t>
+        <w:t xml:space="preserve">Steve didn't hand the sparkling water directly to Cassandra. He walked over and handed it to David. It was an unspoken, deeply ingrained acknowledgment of the room's hierarchy; </w:t>
+      </w:r>
+      <w:r>
+        <w:lastRenderedPageBreak/>
+        <w:t xml:space="preserve">the billionaires knew David was bound by a federal-level medical NDA, and they respected the physical perimeter he maintained around his sister. </w:t>
+      </w:r>
+    </w:p>
+    <w:p>
+      <w:r>
+        <w:t xml:space="preserve">"Sparkling water, lime twist," Steve noted, his booming voice dropping into a register of warm, familiar respect. "Because I know the daily nerve and anti-spasticity meds for your feet don't play well with the scotch." </w:t>
+      </w:r>
+    </w:p>
+    <w:p>
+      <w:r>
+        <w:t xml:space="preserve">David took the glass, walking the few short steps to where Cassandra sat perfectly still in her custom manual wheelchair, her piano-black Quantum laptop resting closed on her lap. He handed her the water, discreetly checking her posture to ensure the 8:00 PM Gabapentin was successfully holding the phantom nerve pain at bay. </w:t>
+      </w:r>
+    </w:p>
+    <w:p>
+      <w:r>
+        <w:t xml:space="preserve">"I appreciate the logistical awareness, Steve," Cassandra smiled, taking the glass from her brother. </w:t>
+      </w:r>
+    </w:p>
+    <w:p>
+      <w:r>
+        <w:t xml:space="preserve">Steve didn't return to his desk. He leaned against the edge of the mahogany conference table, crossing his arms and looking down at Cassandra. The kinetic, bombastic energy that defined his public persona suddenly completely evaporated. He looked at her with </w:t>
+      </w:r>
+      <w:proofErr w:type="gramStart"/>
+      <w:r>
+        <w:t>a profound</w:t>
+      </w:r>
+      <w:proofErr w:type="gramEnd"/>
+      <w:r>
+        <w:t xml:space="preserve">, undeniable paternal pride. </w:t>
+      </w:r>
+    </w:p>
+    <w:p>
+      <w:r>
+        <w:t xml:space="preserve">"For fourteen years, I've had one primary job behind these closed doors," Steve began, his voice thick with emotion. "When William stepped out of this seat in January 2000, he handed me a singular, top-secret mandate. Stabilize the post-antitrust </w:t>
       </w:r>
       <w:proofErr w:type="gramStart"/>
       <w:r>
@@ -5118,11 +6614,6 @@
     </w:p>
     <w:p>
       <w:r>
-        <w:t>Cassandra went completely still, her fingers tightening slightly around her glass.</w:t>
-      </w:r>
-    </w:p>
-    <w:p>
-      <w:r>
         <w:t xml:space="preserve">"I have loved this company with every ounce of blood in my body," Steve continued, looking between William and Cassandra. "I've yelled at the press, I've sold the software, and I've protected the walls. But you, Cassandra? You are the only person on this planet who actually knows where every single nut and bolt in this machine goes." </w:t>
       </w:r>
     </w:p>
@@ -5133,7 +6624,7 @@
     </w:p>
     <w:p>
       <w:r>
-        <w:t>The words hung in the heavy, climate-controlled air of the suite.</w:t>
+        <w:t xml:space="preserve">The words hung in the heavy, climate-controlled air of the suite. </w:t>
       </w:r>
     </w:p>
     <w:p>
@@ -5143,7 +6634,29 @@
     </w:p>
     <w:p>
       <w:r>
-        <w:t>Cassandra’s processor immediately began running the massive, staggering variables. A trillion-dollar market cap. Tens of thousands of global employees. The entire weight of the Quantum ecosystem. But beneath the corporate math, a wave of profound gravity settled over her. She thought of her pack—David, Liz, and Casey—safely asleep in their sprawling, retrofitted single-family house just a few blocks away from this exact building. She had spent her entire twenties building an impenetrable perimeter to protect them. Now, she was being handed the keys to the largest perimeter on earth.</w:t>
+        <w:t xml:space="preserve">Cassandra went completely still, her fingers tightening slightly around her glass. </w:t>
+      </w:r>
+    </w:p>
+    <w:p>
+      <w:r>
+        <w:t xml:space="preserve">Outwardly, her executive armor was flawless. Her facial expression remained an impenetrable mask of calm precision. But in the corner of the room, David glanced down at his medical tablet. The green EKG line violently jumped. Her heart rate had instantly spiked, </w:t>
+      </w:r>
+      <w:r>
+        <w:lastRenderedPageBreak/>
+        <w:t xml:space="preserve">the </w:t>
+      </w:r>
+      <w:proofErr w:type="spellStart"/>
+      <w:r>
+        <w:t>dysautonomic</w:t>
+      </w:r>
+      <w:proofErr w:type="spellEnd"/>
+      <w:r>
+        <w:t xml:space="preserve"> response reacting to the sheer, staggering magnitude of the data. David was the only person in the room who knew she was in absolute shock. </w:t>
+      </w:r>
+    </w:p>
+    <w:p>
+      <w:r>
+        <w:t xml:space="preserve">Cassandra’s processor immediately began running the massive, staggering variables. A trillion-dollar market cap. Tens of thousands of global employees. The entire weight of the Quantum ecosystem. But beneath the corporate math, a wave of profound gravity settled over her. She thought of her pack—David sitting quietly right beside her, and Liz and Casey safely back at their sprawling, retrofitted single-family house just a few blocks away. She had spent her entire twenties building an impenetrable perimeter to protect them. Now, she was being handed the keys to the largest perimeter on earth. </w:t>
       </w:r>
     </w:p>
     <w:p>
@@ -5153,22 +6666,22 @@
     </w:p>
     <w:p>
       <w:r>
-        <w:t>Steve walked over, placing a heavy hand on Cassandra’s shoulder.</w:t>
-      </w:r>
-    </w:p>
-    <w:p>
-      <w:r>
-        <w:t>"My mandate is complete, Cassandra," Steve said softly. "The empire is yours."</w:t>
-      </w:r>
-    </w:p>
-    <w:p>
-      <w:r>
-        <w:t>Cassandra looked at the two men who had shaped her entire adult life. She didn't flinch. She didn't express false humility or panic. She took a slow sip of her sparkling water, her dark eyes flashing with absolute, unyielding certainty.</w:t>
-      </w:r>
-    </w:p>
-    <w:p>
-      <w:r>
-        <w:t>"Then let's get to work on the transition," Cassandra stated. "Because I have a few ground-level structural changes I intend to make on day one."</w:t>
+        <w:t xml:space="preserve">Steve walked over, placing a heavy hand on Cassandra’s shoulder. </w:t>
+      </w:r>
+    </w:p>
+    <w:p>
+      <w:r>
+        <w:t xml:space="preserve">"My mandate is complete, Cassandra," Steve said softly. "The empire is yours." </w:t>
+      </w:r>
+    </w:p>
+    <w:p>
+      <w:r>
+        <w:t xml:space="preserve">Cassandra looked at the two men who had shaped her entire adult life. She didn't flinch. She didn't express false humility or panic. She took a slow, deliberate sip of her sparkling water, giving her autonomic nervous system a microsecond to stabilize under David's quiet overwatch. Her dark eyes flashed with absolute, unyielding certainty. </w:t>
+      </w:r>
+    </w:p>
+    <w:p>
+      <w:r>
+        <w:t xml:space="preserve">"Then let's get to work on the transition," Cassandra stated. "Because I have a few ground-level structural changes I intend to make on day one." </w:t>
       </w:r>
     </w:p>
     <w:p>
@@ -5176,127 +6689,150 @@
         <w:pStyle w:val="Heading3"/>
       </w:pPr>
       <w:r>
-        <w:t>Part 2: The Sovereign News – 10:30 PM</w:t>
-      </w:r>
-    </w:p>
-    <w:p>
-      <w:r>
-        <w:t>The crisp January air was biting as Cassandra wheeled herself the few short blocks from the glowing glass facade of Building 33 to the quiet, tree-lined cul-de-sac where her property sat. The sprawling, 3,800-square-foot Pacific Northwest rambler was a fortress of commercial-grade accessibility, and as the front door clicked open, the warm, familiar ambient noise of her family instantly washed over her.</w:t>
-      </w:r>
-    </w:p>
-    <w:p>
-      <w:r>
-        <w:t>David, Liz, and Casey were gathered in the expansive, sunken-free living room. The moment Cassandra locked her brakes in the entryway, the conversation halted.</w:t>
-      </w:r>
-    </w:p>
-    <w:p>
-      <w:r>
-        <w:t>David looked up from the sofa. At twenty-nine, he was still perfectly attuned to every subtle shift in his older sister's baseline. He didn't just see the CEO returning from a late-night executive session; he saw a distinct, radiant glow completely illuminating her features.</w:t>
-      </w:r>
-    </w:p>
-    <w:p>
-      <w:r>
-        <w:t>"Cass?" David asked, standing up and crossing the room. He didn't wait for an explanation, immediately leaning down to wrap his arms around her for a tight, deep-pressure hug. "What's going on? You look like you just won the lottery."</w:t>
-      </w:r>
-    </w:p>
-    <w:p>
-      <w:r>
-        <w:t>"Better," Cassandra smiled, squeezing his arms before pulling back. She looked over at Liz and Casey, who were already on their feet, their curiosity piqued. "Gather around. We need to have a pack briefing."</w:t>
-      </w:r>
-    </w:p>
-    <w:p>
-      <w:r>
-        <w:t>Liz and Casey hurried over, forming a tight semicircle around her wheelchair.</w:t>
-      </w:r>
-    </w:p>
-    <w:p>
-      <w:r>
-        <w:t>"Do you guys remember the winter of 2004?" Cassandra asked, her dark eyes shining with profound emotion. "When we were all crammed into that tiny Federal Way apartment, and the Quantum rumor mill was insisting that William Keswick was secretly grooming me to be the next CEO?"</w:t>
-      </w:r>
-    </w:p>
-    <w:p>
-      <w:r>
-        <w:t>"Of course," Liz laughed, her eyes widening as the pieces began to rapidly click together in her processor. "You told us it was completely absurd because you were only twenty-six."</w:t>
-      </w:r>
-    </w:p>
-    <w:p>
-      <w:r>
-        <w:t>"It turns out," Cassandra grinned, "it wasn't absurd. It was the mandate."</w:t>
-      </w:r>
-    </w:p>
-    <w:p>
-      <w:r>
-        <w:t>Casey gasped, her hands flying to her mouth.</w:t>
-      </w:r>
-    </w:p>
-    <w:p>
-      <w:r>
-        <w:t xml:space="preserve">"Next month, Steve Ballantine is officially retiring," Cassandra announced, the sheer magnitude of the reality finally setting in as she said the words to her family. "Steve and William just pulled me into the vault. They are presenting a unified front to the Board of Directors at the next meeting, and they are formally asking the Board to name me as the new Chief Executive Officer of Quantum." </w:t>
-      </w:r>
-    </w:p>
-    <w:p>
-      <w:r>
-        <w:t>The living room erupted.</w:t>
-      </w:r>
-    </w:p>
-    <w:p>
-      <w:r>
-        <w:t>Casey let out a massive, uncontained squeal of pure joy, practically diving into Cassandra's lap to crush her in a hug. David and Liz immediately joined the embrace, wrapping their arms around both sisters, creating a massive, joyful tangle of limbs and laughter.</w:t>
-      </w:r>
-    </w:p>
-    <w:p>
-      <w:r>
-        <w:t>"I can't believe it!" David beamed, his voice thick with overwhelming pride as he pulled back to look at her. "You're actually going to run the entire empire."</w:t>
-      </w:r>
-    </w:p>
-    <w:p>
-      <w:r>
-        <w:t xml:space="preserve">"It isn't officially official until the Board votes," Cassandra cautioned, though her smile never wavered. "We still have to go through the formalities. But the campus floorboards trust me, and William and Steve have the Board completely locked down. It's happening." </w:t>
-      </w:r>
-    </w:p>
-    <w:p>
-      <w:r>
-        <w:t>"They'd be insane not to vote for you," Casey beamed, wiping a happy tear from her cheek. "You practically built the machine."</w:t>
-      </w:r>
-    </w:p>
-    <w:p>
-      <w:r>
-        <w:t>"Well, the machine requires my absolute focus tomorrow," Cassandra noted, her executive baseline gently re-engaging. "Tomorrow is my first official meeting with the Board of Directors where Steve will publicly announce his retirement and name me as his successor. It is going to be an incredibly heavy operational day. I think we need to initiate the evening shutdown sequence."</w:t>
-      </w:r>
-    </w:p>
-    <w:p>
-      <w:r>
-        <w:t>The transition into the evening was a seamless, highly coordinated routine built on a decade of absolute trust.</w:t>
-      </w:r>
-    </w:p>
-    <w:p>
-      <w:r>
-        <w:t>In the master ensuite, David acted as Cassandra's physical anchor. Because her bilateral axial load injuries required immense leverage for transfers, David provided the unyielding stability she needed to safely move from her chair to the shower bench and handle her evening toileting. It was a functional necessity of her physical reality, handled with the clinical, unconditional care of a brother ensuring his sister’s safety. Once Cassandra was comfortably situated and dressed for bed, David took his own shower.</w:t>
-      </w:r>
-    </w:p>
-    <w:p>
-      <w:r>
-        <w:t>Meanwhile, Liz and Casey utilized the other sprawling, retrofitted bathrooms in the house to handle their own evening routines, giving everyone plenty of space to decompress.</w:t>
-      </w:r>
-    </w:p>
-    <w:p>
-      <w:r>
-        <w:t>Twenty minutes later, the pack reconvened in the center of the master suite.</w:t>
-      </w:r>
-    </w:p>
-    <w:p>
-      <w:r>
-        <w:t>The centerpiece of the room was a massive, custom-built Alaska King bed—a staggering nine-by-nine-foot mattress explicitly purchased to accommodate the unyielding proximity needs of their family.</w:t>
-      </w:r>
-    </w:p>
-    <w:p>
-      <w:r>
-        <w:t>Cassandra smoothly transferred from her chair to the edge of the mattress. Casey scrambled up right beside her, pressing her back flush against Cassandra's side. David climbed in next, wrapping a heavy, grounding arm around Casey, while Liz settled comfortably against David's other side, completing the circuit.</w:t>
-      </w:r>
-    </w:p>
-    <w:p>
-      <w:r>
-        <w:t>Lying in the dark, enveloped in the heavy duvet and the continuous, deep-pressure contact of the people she had spent her life protecting, Cassandra took a slow, steady breath. Tomorrow, she would walk into Building 33 and formally accept the keys to the largest tech perimeter on earth. But tonight, surrounded by her brother, her sister, and her sister-in-law, her own perimeter was perfectly secure.</w:t>
+        <w:t>Part 4: The Sovereign News – 10:30 PM</w:t>
+      </w:r>
+    </w:p>
+    <w:p>
+      <w:r>
+        <w:t xml:space="preserve">The crisp January air was biting as Cassandra wheeled herself the few short blocks from the glowing glass facade of Building 33 to the quiet, tree-lined cul-de-sac where her property sat. The sprawling, 3,800-square-foot Pacific Northwest rambler was a fortress of commercial-grade accessibility, and as the front door clicked open, the warm, familiar ambient noise of her family instantly washed over her. </w:t>
+      </w:r>
+    </w:p>
+    <w:p>
+      <w:r>
+        <w:t xml:space="preserve">Liz and Casey were gathered in the expansive, sunken-free living room, both wide awake and waiting for their return. The moment Cassandra locked her brakes in the entryway, the quiet hum of the house halted. </w:t>
+      </w:r>
+    </w:p>
+    <w:p>
+      <w:r>
+        <w:t>Liz looked up from the sofa, immediately reading the radiant, undeniable gravity illuminating Cassandra's features. "Cass? What happened?"</w:t>
+      </w:r>
+    </w:p>
+    <w:p>
+      <w:r>
+        <w:lastRenderedPageBreak/>
+        <w:t xml:space="preserve">"Gather around," Cassandra smiled, her dark eyes shining with profound emotion. "We need to have a pack briefing." </w:t>
+      </w:r>
+    </w:p>
+    <w:p>
+      <w:r>
+        <w:t xml:space="preserve">Liz and Casey hurried over, forming a tight semicircle around her wheelchair. David stood right beside his sister, </w:t>
+      </w:r>
+      <w:proofErr w:type="gramStart"/>
+      <w:r>
+        <w:t>his</w:t>
+      </w:r>
+      <w:proofErr w:type="gramEnd"/>
+      <w:r>
+        <w:t xml:space="preserve"> hands in his pockets, grinning from ear to ear. </w:t>
+      </w:r>
+    </w:p>
+    <w:p>
+      <w:r>
+        <w:t xml:space="preserve">"Do you guys remember the winter of 2004?" Cassandra asked softly. "When we were all crammed into that tiny Federal Way apartment, and the Quantum rumor mill was insisting that William Keswick was secretly grooming me to be the next CEO?" </w:t>
+      </w:r>
+    </w:p>
+    <w:p>
+      <w:r>
+        <w:t xml:space="preserve">"Of course," Liz laughed, her eyes widening as the pieces began to rapidly click together in her processor. "You told us it was completely absurd because you were only twenty-six." </w:t>
+      </w:r>
+    </w:p>
+    <w:p>
+      <w:r>
+        <w:t xml:space="preserve">"It turns out," Cassandra beamed, "it wasn't absurd. It was the mandate." </w:t>
+      </w:r>
+    </w:p>
+    <w:p>
+      <w:r>
+        <w:t xml:space="preserve">Casey gasped, her hands flying to her mouth. </w:t>
+      </w:r>
+    </w:p>
+    <w:p>
+      <w:r>
+        <w:t xml:space="preserve">"Next month, Steve Ballantine is officially retiring," Cassandra announced, the sheer magnitude of the reality finally setting in as she said the words out loud. "Steve and William just pulled me into the Vault. They are presenting a unified front to the Board of Directors, and they are formally asking the Board to name me as the new Chief Executive Officer of Quantum." </w:t>
+      </w:r>
+    </w:p>
+    <w:p>
+      <w:r>
+        <w:t xml:space="preserve">The living room erupted. </w:t>
+      </w:r>
+    </w:p>
+    <w:p>
+      <w:r>
+        <w:t xml:space="preserve">Casey let out a massive, uncontained squeal of pure joy, practically diving into Cassandra's lap to crush her in a hug. David and Liz immediately joined the embrace, wrapping their arms around both sisters, creating a massive, joyful tangle of limbs and laughter. </w:t>
+      </w:r>
+    </w:p>
+    <w:p>
+      <w:r>
+        <w:t xml:space="preserve">"I can't believe it!" Liz beamed, wiping a happy tear from her cheek. "You're actually going to run the empire." </w:t>
+      </w:r>
+    </w:p>
+    <w:p>
+      <w:r>
+        <w:t xml:space="preserve">"It isn't officially official until the Board votes," Cassandra cautioned, though her smile never wavered. "But William and Steve have the Board completely locked down. It's happening." </w:t>
+      </w:r>
+    </w:p>
+    <w:p>
+      <w:r>
+        <w:t>The celebration was fierce and loud, but after ten minutes, the adrenaline that had sustained Cassandra through the clandestine executive meeting finally began to crash. The chemical scaffolding that had kept her mind sharp for the billionaires was fading, and her physical battery was blinking red.</w:t>
+      </w:r>
+    </w:p>
+    <w:p>
+      <w:r>
+        <w:t xml:space="preserve">David, perfectly attuned to her baseline, seamlessly engaged the delayed 20:00 Evening Wind-Down </w:t>
+      </w:r>
+      <w:proofErr w:type="gramStart"/>
+      <w:r>
+        <w:t>protocol</w:t>
+      </w:r>
+      <w:proofErr w:type="gramEnd"/>
+      <w:r>
+        <w:t xml:space="preserve">. </w:t>
+      </w:r>
+    </w:p>
+    <w:p>
+      <w:r>
+        <w:lastRenderedPageBreak/>
+        <w:t>"Alright, Madam CEO," David said gently, stepping back and patting the armrest of her chair. "You have a trillion-dollar empire to run tomorrow, which means we are officially initiating the system shutdown."</w:t>
+      </w:r>
+    </w:p>
+    <w:p>
+      <w:r>
+        <w:t>Cassandra didn't argue. She wheeled herself down the wide hallway toward the master suite, with the pack trailing comfortably behind her.</w:t>
+      </w:r>
+    </w:p>
+    <w:p>
+      <w:r>
+        <w:t xml:space="preserve">Once inside the bedroom, David unzipped his leather medical kit. He quickly wrapped the blood pressure cuff around her arm and checked the pulse oximeter, logging her final vitals for the night. He asked for her current neuropathic pain scale (1-10) to ensure the 8:00 PM Gabapentin had successfully held the line, and then smoothly transitioned her Mobile Cardiac Telemetry (MCT) Holter monitor to its overnight baseline setup. </w:t>
+      </w:r>
+    </w:p>
+    <w:p>
+      <w:r>
+        <w:t xml:space="preserve">Finally, he handed her a single pill and a glass of water. It was her scheduled dose of Guanfacine. The medication was a critical alpha-2 agonist designed to lower her blood pressure, treat the ADHD rejection sensitive dysphoria, and effectively "turn off" her racing thoughts so her hyper-active executive function could finally power down for sleep. </w:t>
+      </w:r>
+    </w:p>
+    <w:p>
+      <w:r>
+        <w:t xml:space="preserve">With the medical matrix secured, they moved to the master ensuite. David acted as Cassandra's unyielding physical anchor. Because her bilateral axial load injuries prevented her from bearing any weight, he provided the leverage she needed to safely transfer from her chair to the shower bench and handle her evening toileting. </w:t>
+      </w:r>
+    </w:p>
+    <w:p>
+      <w:r>
+        <w:t xml:space="preserve">Twenty minutes later, the entire pack reconvened in the center of the master suite. </w:t>
+      </w:r>
+    </w:p>
+    <w:p>
+      <w:r>
+        <w:t xml:space="preserve">The centerpiece of the room was the massive, custom-built Alaska King bed—a staggering nine-by-nine-foot mattress explicitly purchased to accommodate the unyielding proximity needs of their family. </w:t>
+      </w:r>
+    </w:p>
+    <w:p>
+      <w:r>
+        <w:t xml:space="preserve">Cassandra smoothly transferred from her chair to the edge of the mattress. Casey scrambled up right beside her, pressing her back flush against Cassandra's side. David climbed in next, wrapping a heavy, grounding arm around Casey, while Liz settled comfortably against David's other side, completing the circuit. </w:t>
+      </w:r>
+    </w:p>
+    <w:p>
+      <w:r>
+        <w:t xml:space="preserve">As the Guanfacine took hold, the deafening roar of corporate logistics, server deployments, and board votes went entirely quiet. Lying in the dark, enveloped in the heavy duvet and the continuous, deep-pressure contact of the people she had spent her life protecting, Cassandra took a slow, steady breath. Tomorrow, she would walk into Building 33 and formally accept the keys to the largest tech perimeter on earth. But tonight, surrounded by her brother, her sister, and her sister-in-law, her own perimeter was perfectly secure. </w:t>
       </w:r>
     </w:p>
     <w:p>
@@ -5304,6 +6840,7 @@
         <w:pStyle w:val="Heading2"/>
       </w:pPr>
       <w:r>
+        <w:lastRenderedPageBreak/>
         <w:t>Chapter 2: The Ground Truth – Wednesday, January 15, 2014</w:t>
       </w:r>
     </w:p>
@@ -5362,7 +6899,19 @@
     </w:p>
     <w:p>
       <w:r>
-        <w:t>The family breakfast was fast but fiercely energetic. Casey was practically vibrating, talking a mile a minute about what Cassandra’s new title would look like on the corporate letterhead, while Liz reviewed the staggering implications of the board meeting. Cassandra ate her bagel with a quiet, radiant confidence. The perimeter was perfectly secured, and her pack was radiating absolute pride.</w:t>
+        <w:t xml:space="preserve">The family breakfast was fast but fiercely energetic. Casey was practically vibrating, talking a mile a minute about what Cassandra’s new title would look like on the corporate letterhead, while Liz reviewed the staggering implications of the board meeting. Cassandra </w:t>
+      </w:r>
+      <w:r>
+        <w:lastRenderedPageBreak/>
+        <w:t xml:space="preserve">ate her bagel with </w:t>
+      </w:r>
+      <w:proofErr w:type="gramStart"/>
+      <w:r>
+        <w:t>a quiet</w:t>
+      </w:r>
+      <w:proofErr w:type="gramEnd"/>
+      <w:r>
+        <w:t>, radiant confidence. The perimeter was perfectly secured, and her pack was radiating absolute pride.</w:t>
       </w:r>
     </w:p>
     <w:p>
@@ -5430,6 +6979,7 @@
     </w:p>
     <w:p>
       <w:r>
+        <w:lastRenderedPageBreak/>
         <w:t xml:space="preserve">Steven "Steve" Ballantine practically vibrated into the room, his booming, high-energy presence instantly filling the space. He was already sweating slightly through his crisp dress shirt, a hallmark of his legendary, bombastic intensity. Right behind him walked William Keswick, looking perfectly composed and infinitely calculating. </w:t>
       </w:r>
     </w:p>
@@ -5463,7 +7013,15 @@
     </w:p>
     <w:p>
       <w:r>
-        <w:t xml:space="preserve">"They are going to push back on your age, Cassandra," Steve warned, though his grin never faltered. "Some of the old guard in that room still think thirty-six is too young for the crown. They're going to ask hard questions." </w:t>
+        <w:t xml:space="preserve">"They are going to push back on your age, Cassandra," Steve warned, though his grin never faltered. "Some of the old </w:t>
+      </w:r>
+      <w:proofErr w:type="gramStart"/>
+      <w:r>
+        <w:t>guard</w:t>
+      </w:r>
+      <w:proofErr w:type="gramEnd"/>
+      <w:r>
+        <w:t xml:space="preserve"> in that room still think thirty-six is too young for the crown. They're going to ask hard questions." </w:t>
       </w:r>
     </w:p>
     <w:p>
@@ -5509,7 +7067,24 @@
     </w:p>
     <w:p>
       <w:r>
-        <w:t>"Let's look at the Q4 consumer hardware metrics," Steve announced, pulling up a deeply sobering bar graph. "A decade ago, Quantum Mobile was an industry standard. Today, the Quantum Phone is functionally flatlining. The war for the glass is over, gentlemen. MagnaByte’s mPhone and the open-source Omni ecosystem have won the hardware race."</w:t>
+        <w:lastRenderedPageBreak/>
+        <w:t xml:space="preserve">"Let's look at the Q4 consumer hardware metrics," Steve announced, pulling up a deeply sobering bar graph. "A decade ago, Quantum Mobile was an industry standard. Today, the Quantum Phone is functionally flatlining. The war for the glass is over, gentlemen. </w:t>
+      </w:r>
+      <w:proofErr w:type="spellStart"/>
+      <w:r>
+        <w:t>MagnaByte’s</w:t>
+      </w:r>
+      <w:proofErr w:type="spellEnd"/>
+      <w:r>
+        <w:t xml:space="preserve"> </w:t>
+      </w:r>
+      <w:proofErr w:type="spellStart"/>
+      <w:r>
+        <w:t>mPhone</w:t>
+      </w:r>
+      <w:proofErr w:type="spellEnd"/>
+      <w:r>
+        <w:t xml:space="preserve"> and the open-source Omni ecosystem have won the hardware race."</w:t>
       </w:r>
     </w:p>
     <w:p>
@@ -5549,7 +7124,15 @@
     </w:p>
     <w:p>
       <w:r>
-        <w:t>Richard, a senior board member who had always been notoriously protective of Quantum's old-school hierarchy, immediately leaned forward. "Steve, with all due respect to Ms. Vance's operational record, she is thirty-five years old. You are asking us to hand the keys of a trillion-dollar global empire to someone who hasn't even hit forty. That is a massive optics risk."</w:t>
+        <w:t xml:space="preserve">Richard, a senior board member who had always been notoriously protective of Quantum's old-school hierarchy, immediately leaned forward. "Steve, with all due respect </w:t>
+      </w:r>
+      <w:proofErr w:type="gramStart"/>
+      <w:r>
+        <w:t>to</w:t>
+      </w:r>
+      <w:proofErr w:type="gramEnd"/>
+      <w:r>
+        <w:t xml:space="preserve"> Ms. Vance's operational record, she is thirty-five years old. You are asking us to hand the keys of a trillion-dollar global empire to someone who hasn't even hit forty. That is a massive optics risk."</w:t>
       </w:r>
     </w:p>
     <w:p>
@@ -5559,6 +7142,7 @@
     </w:p>
     <w:p>
       <w:r>
+        <w:lastRenderedPageBreak/>
         <w:t>She unlocked her brakes and pushed herself slightly back from the table, ensuring she had the absolute attention of every executive in the room.</w:t>
       </w:r>
     </w:p>
@@ -5576,13 +7160,31 @@
       <w:r>
         <w:t xml:space="preserve">Cassandra didn't open a spreadsheet to answer. Instead, she reached into the inner pocket of her dark blazer, pulled out a sleek, glass-and-aluminum </w:t>
       </w:r>
+      <w:proofErr w:type="spellStart"/>
       <w:r>
         <w:rPr>
           <w:b/>
           <w:bCs/>
         </w:rPr>
-        <w:t>MagnaByte mPhone</w:t>
-      </w:r>
+        <w:t>MagnaByte</w:t>
+      </w:r>
+      <w:proofErr w:type="spellEnd"/>
+      <w:r>
+        <w:rPr>
+          <w:b/>
+          <w:bCs/>
+        </w:rPr>
+        <w:t xml:space="preserve"> </w:t>
+      </w:r>
+      <w:proofErr w:type="spellStart"/>
+      <w:r>
+        <w:rPr>
+          <w:b/>
+          <w:bCs/>
+        </w:rPr>
+        <w:t>mPhone</w:t>
+      </w:r>
+      <w:proofErr w:type="spellEnd"/>
       <w:r>
         <w:t>, and placed it dead center on the polished mahogany table.</w:t>
       </w:r>
@@ -5594,7 +7196,15 @@
     </w:p>
     <w:p>
       <w:r>
-        <w:t>"That is a MagnaByte device, Cassandra," Richard stammered, deeply offended. "You cannot bring rival hardware into this room."</w:t>
+        <w:t xml:space="preserve">"That is a </w:t>
+      </w:r>
+      <w:proofErr w:type="spellStart"/>
+      <w:r>
+        <w:t>MagnaByte</w:t>
+      </w:r>
+      <w:proofErr w:type="spellEnd"/>
+      <w:r>
+        <w:t xml:space="preserve"> device, Cassandra," Richard stammered, deeply offended. "You cannot bring rival hardware into this room."</w:t>
       </w:r>
     </w:p>
     <w:p>
@@ -5604,7 +7214,15 @@
     </w:p>
     <w:p>
       <w:r>
-        <w:t>She tapped the glass screen of the mPhone.</w:t>
+        <w:t xml:space="preserve">She tapped the glass screen of the </w:t>
+      </w:r>
+      <w:proofErr w:type="spellStart"/>
+      <w:r>
+        <w:t>mPhone</w:t>
+      </w:r>
+      <w:proofErr w:type="spellEnd"/>
+      <w:r>
+        <w:t>.</w:t>
       </w:r>
     </w:p>
     <w:p>
@@ -5619,12 +7237,32 @@
         <w:t>monopoly</w:t>
       </w:r>
       <w:r>
-        <w:t xml:space="preserve"> with the precise caution of an executive who had personally cleaned up a federal antitrust lawsuit. "We transition our productivity suites to a subscription-based cloud model. Wall Street values recurring, predictable revenue infinitely more than they value the volatile supply-chain margins of physical smartphones. We make our software so frictionless and indispensable that MagnaByte and Omni users cannot function without it. It isn't a retreat, Evelyn. It is a Trojan horse. We will infiltrate their hardware and tax their users."</w:t>
-      </w:r>
-    </w:p>
-    <w:p>
-      <w:r>
-        <w:t>The Board fell silent. The financial logic was airtight, and the sheer, terrifying competence radiating from her was impossible to ignore. She fielded five more questions—ranging from international server latency to employee retention—and systematically dismantled every single concern with mathematical precision.</w:t>
+        <w:t xml:space="preserve"> with the precise caution of an executive who had personally cleaned up a federal antitrust lawsuit. "We transition our productivity suites to a subscription-based cloud model. Wall Street values recurring, predictable revenue </w:t>
+      </w:r>
+      <w:proofErr w:type="gramStart"/>
+      <w:r>
+        <w:t>infinitely</w:t>
+      </w:r>
+      <w:proofErr w:type="gramEnd"/>
+      <w:r>
+        <w:t xml:space="preserve"> more than they value the volatile supply-chain margins of physical smartphones. We make our software so frictionless and indispensable that </w:t>
+      </w:r>
+      <w:proofErr w:type="spellStart"/>
+      <w:r>
+        <w:t>MagnaByte</w:t>
+      </w:r>
+      <w:proofErr w:type="spellEnd"/>
+      <w:r>
+        <w:t xml:space="preserve"> and Omni users cannot function without it. It isn't a retreat, Evelyn. It is a Trojan horse. We will infiltrate their hardware and tax their users."</w:t>
+      </w:r>
+    </w:p>
+    <w:p>
+      <w:r>
+        <w:t xml:space="preserve">The Board fell silent. The financial logic was airtight, and the sheer, terrifying competence radiating from her was impossible to ignore. She fielded five more questions—ranging from </w:t>
+      </w:r>
+      <w:r>
+        <w:lastRenderedPageBreak/>
+        <w:t>international server latency to employee retention—and systematically dismantled every single concern with mathematical precision.</w:t>
       </w:r>
     </w:p>
     <w:p>
@@ -5711,7 +7349,11 @@
     </w:p>
     <w:p>
       <w:r>
-        <w:t>Steve Ballantine let out a massive, booming cheer, walking over to wrap Cassandra in a tight, overwhelming hug. The entire Board of Directors stood up, initiating a round of applause that echoed off the glass walls. William Keswick walked over, a proud, visionary smile on his face, and firmly shook her hand.</w:t>
+        <w:t xml:space="preserve">Steve Ballantine let out a massive, booming cheer, walking over to wrap Cassandra in a tight, overwhelming hug. The entire Board of Directors stood up, initiating a round of </w:t>
+      </w:r>
+      <w:r>
+        <w:lastRenderedPageBreak/>
+        <w:t>applause that echoed off the glass walls. William Keswick walked over, a proud, visionary smile on his face, and firmly shook her hand.</w:t>
       </w:r>
     </w:p>
     <w:p>
@@ -5744,7 +7386,23 @@
     </w:p>
     <w:p>
       <w:r>
-        <w:t>The moment the doors locked behind them, Quantum’s executive machinery descended like a synchronized storm. A flurry of senior vice presidents, corporate legal counsel, and public relations directors swarmed the hallway, clutching glowing MagnaByte mPads and encrypted tablets.</w:t>
+        <w:t xml:space="preserve">The moment the doors locked behind them, Quantum’s executive machinery descended like a synchronized storm. A flurry of senior vice presidents, corporate legal counsel, and public relations directors swarmed the hallway, clutching glowing </w:t>
+      </w:r>
+      <w:proofErr w:type="spellStart"/>
+      <w:r>
+        <w:t>MagnaByte</w:t>
+      </w:r>
+      <w:proofErr w:type="spellEnd"/>
+      <w:r>
+        <w:t xml:space="preserve"> </w:t>
+      </w:r>
+      <w:proofErr w:type="spellStart"/>
+      <w:r>
+        <w:t>mPads</w:t>
+      </w:r>
+      <w:proofErr w:type="spellEnd"/>
+      <w:r>
+        <w:t xml:space="preserve"> and encrypted tablets.</w:t>
       </w:r>
     </w:p>
     <w:p>
@@ -5764,7 +7422,15 @@
     </w:p>
     <w:p>
       <w:r>
-        <w:t>At 11:05 AM, the SEC filings hit the wire. Simultaneously, the Quantum News Center published the official press release to every major news outlet across the world, formally announcing that Steven Ballantine would retire the following month, William Keswick would transition to a senior technology advisory role, and thirty-six-year-old Cassandra Vance had been unanimously selected by the Board of Directors to take the helm as President and Chief Executive Officer.</w:t>
+        <w:t xml:space="preserve">At 11:05 AM, the SEC filings hit the </w:t>
+      </w:r>
+      <w:proofErr w:type="gramStart"/>
+      <w:r>
+        <w:t>wire</w:t>
+      </w:r>
+      <w:proofErr w:type="gramEnd"/>
+      <w:r>
+        <w:t>. Simultaneously, the Quantum News Center published the official press release to every major news outlet across the world, formally announcing that Steven Ballantine would retire the following month, William Keswick would transition to a senior technology advisory role, and thirty-six-year-old Cassandra Vance had been unanimously selected by the Board of Directors to take the helm as President and Chief Executive Officer.</w:t>
       </w:r>
     </w:p>
     <w:p>
@@ -5774,12 +7440,21 @@
     </w:p>
     <w:p>
       <w:r>
+        <w:lastRenderedPageBreak/>
         <w:t>For three tense minutes, the market digested the news. Analysts on television debated the sudden, bold hardware retreat—the cancellation of the Quantum Phone—and the aggressive shift toward cross-platform enterprise software and cloud infrastructure.</w:t>
       </w:r>
     </w:p>
     <w:p>
       <w:r>
-        <w:t>Then, the ticker for Quantum (QNTM) ignited in bright green.</w:t>
+        <w:t xml:space="preserve">Then, the </w:t>
+      </w:r>
+      <w:proofErr w:type="gramStart"/>
+      <w:r>
+        <w:t>ticker</w:t>
+      </w:r>
+      <w:proofErr w:type="gramEnd"/>
+      <w:r>
+        <w:t xml:space="preserve"> for Quantum (QNTM) ignited in bright green.</w:t>
       </w:r>
     </w:p>
     <w:p>
@@ -5789,8 +7464,13 @@
     </w:p>
     <w:p>
       <w:r>
-        <w:t>A PR Director stepped into the office, offering Cassandra a printed draft. "Ms. Vance, we have drafted the global press statement and the internal company-wide email for your review. It highlights your credentials and includes standard quotes on continuity—"</w:t>
-      </w:r>
+        <w:t xml:space="preserve">A PR Director stepped into the office, offering Cassandra a printed draft. "Ms. Vance, we have drafted the global press statement and the internal company-wide email for your review. It highlights your credentials and includes standard quotes on </w:t>
+      </w:r>
+      <w:proofErr w:type="gramStart"/>
+      <w:r>
+        <w:t>continuity—"</w:t>
+      </w:r>
+      <w:proofErr w:type="gramEnd"/>
     </w:p>
     <w:p>
       <w:r>
@@ -5804,7 +7484,15 @@
     </w:p>
     <w:p>
       <w:r>
-        <w:t>She turned her chair toward her mahogany desk, snapped her laptop open, and pulled up an empty compose window. She bypassed the sanitized corporate buzzwords, the corporate comms templates, and the polished marketing jargon.</w:t>
+        <w:t xml:space="preserve">She turned her chair toward her mahogany desk, snapped her laptop open, and pulled up an empty </w:t>
+      </w:r>
+      <w:proofErr w:type="gramStart"/>
+      <w:r>
+        <w:t>compose</w:t>
+      </w:r>
+      <w:proofErr w:type="gramEnd"/>
+      <w:r>
+        <w:t xml:space="preserve"> window. She bypassed the sanitized corporate buzzwords, the corporate comms templates, and the polished marketing jargon.</w:t>
       </w:r>
     </w:p>
     <w:p>
@@ -5855,7 +7543,15 @@
     </w:p>
     <w:p>
       <w:r>
-        <w:t>Today, the Board of Directors has entrusted me with the role of CEO. It is an incredible honor, but more importantly, it is an absolute mandate to remove the friction from your daily workflows.</w:t>
+        <w:t xml:space="preserve">Today, the Board of Directors has entrusted me with the role of CEO. It is an incredible honor, but more importantly, it is an absolute mandate to remove </w:t>
+      </w:r>
+      <w:proofErr w:type="gramStart"/>
+      <w:r>
+        <w:t>the friction</w:t>
+      </w:r>
+      <w:proofErr w:type="gramEnd"/>
+      <w:r>
+        <w:t xml:space="preserve"> from your daily workflows.</w:t>
       </w:r>
     </w:p>
     <w:p>
@@ -5865,6 +7561,7 @@
     </w:p>
     <w:p>
       <w:r>
+        <w:lastRenderedPageBreak/>
         <w:t>My office door in Building 33 remains open, but as many of you know, you are far more likely to find me out in the courtyards or down in the engineering bullpens. Let's get to work.</w:t>
       </w:r>
     </w:p>
@@ -5893,7 +7590,15 @@
     </w:p>
     <w:p>
       <w:r>
-        <w:t>By noon, the Redmond campus was buzzing with an electric, celebratory energy. The global email had deployed, and the "Courtyard CEO" was officially the successor.</w:t>
+        <w:t xml:space="preserve">By noon, the Redmond campus was buzzing with </w:t>
+      </w:r>
+      <w:proofErr w:type="gramStart"/>
+      <w:r>
+        <w:t>an electric</w:t>
+      </w:r>
+      <w:proofErr w:type="gramEnd"/>
+      <w:r>
+        <w:t>, celebratory energy. The global email had deployed, and the "Courtyard CEO" was officially the successor.</w:t>
       </w:r>
     </w:p>
     <w:p>
@@ -5908,13 +7613,26 @@
     </w:p>
     <w:p>
       <w:r>
-        <w:t>"I am not sneaking out of my own building in an armored tank, Henderson," Cassandra replied smoothly, her Quantum laptop bag resting securely on her lap. "Besides, I'm not going home just yet. And officially, I am not the CEO until Steve retires on February 14th. Today, I am just celebrating."</w:t>
-      </w:r>
-    </w:p>
-    <w:p>
-      <w:r>
-        <w:t>"Then let us drive you to your celebration!" one of the fixers pleaded, stepping in front of her chair. "Where are you going? Bellevue? We can have the motorcade spool up—"</w:t>
-      </w:r>
+        <w:t xml:space="preserve">"I am not sneaking out of my own building in an armored tank, Henderson," Cassandra replied smoothly, her Quantum laptop bag resting securely on her lap. "Besides, I'm not going </w:t>
+      </w:r>
+      <w:proofErr w:type="gramStart"/>
+      <w:r>
+        <w:t>home just</w:t>
+      </w:r>
+      <w:proofErr w:type="gramEnd"/>
+      <w:r>
+        <w:t xml:space="preserve"> yet. And officially, I am not the CEO until Steve retires on February 14th. Today, I am just celebrating."</w:t>
+      </w:r>
+    </w:p>
+    <w:p>
+      <w:r>
+        <w:t xml:space="preserve">"Then let us drive you to your celebration!" one of the fixers pleaded, stepping in front of her chair. "Where are you going? Bellevue? We can have the motorcade spool </w:t>
+      </w:r>
+      <w:proofErr w:type="gramStart"/>
+      <w:r>
+        <w:t>up—"</w:t>
+      </w:r>
+      <w:proofErr w:type="gramEnd"/>
     </w:p>
     <w:p>
       <w:r>
@@ -5933,7 +7651,16 @@
     </w:p>
     <w:p>
       <w:r>
-        <w:t>She wheeled herself across the crisp, sunlit campus, navigating the wide sidewalks toward Building 16. The moment she entered the building's massive cafeteria to grab a quick bite to eat, a spontaneous round of applause broke out among the developers and staff eating their lunches. Cassandra smiled, waving and stopping to shake a few hands, picking up a standard deli sandwich and a sparkling water before continuing her trek.</w:t>
+        <w:lastRenderedPageBreak/>
+        <w:t xml:space="preserve">She wheeled herself across the crisp, sunlit campus, navigating the wide sidewalks toward Building 16. The moment she entered the building's massive cafeteria to grab a quick bite to eat, a spontaneous round of applause broke out among the developers and staff eating their lunches. Cassandra smiled, waving and stopping to shake a few hands, picking up a standard deli sandwich and </w:t>
+      </w:r>
+      <w:proofErr w:type="gramStart"/>
+      <w:r>
+        <w:t>a sparkling</w:t>
+      </w:r>
+      <w:proofErr w:type="gramEnd"/>
+      <w:r>
+        <w:t xml:space="preserve"> water before continuing her trek.</w:t>
       </w:r>
     </w:p>
     <w:p>
@@ -5993,17 +7720,31 @@
     </w:p>
     <w:p>
       <w:r>
+        <w:lastRenderedPageBreak/>
         <w:t>It was the ultimate, defiant contrast to the Silicon Valley billionaire stereotype. The entire financial world was currently obsessing over her historic ascension, and her very first executive decision as the CEO-designate was to take the local bus.</w:t>
       </w:r>
     </w:p>
     <w:p>
-      <w:r>
-        <w:t>The Route 230 crawled down 156th Avenue NE, offering her a slow, nostalgic view of the sprawling Redmond suburbs before it finally signaled its right turn onto NE 8th Street. As the bus carried her straight into the towering, glass-and-steel heart of Downtown Bellevue, Cassandra felt a profound sense of closure.</w:t>
-      </w:r>
-    </w:p>
-    <w:p>
-      <w:r>
-        <w:t>When the bus finally dropped her off at the Bellevue Transit Center, she didn't head toward a high-end restaurant or a press junket. She wheeled herself toward the older Quantum office towers. She was going to see the original mid-level managers and legacy developers who had given a nineteen-year-old disabled girl her very first shot in the summer of 2000.</w:t>
+      <w:proofErr w:type="gramStart"/>
+      <w:r>
+        <w:t>The Route</w:t>
+      </w:r>
+      <w:proofErr w:type="gramEnd"/>
+      <w:r>
+        <w:t xml:space="preserve"> 230 crawled down 156th Avenue NE, offering her a slow, nostalgic view of the sprawling Redmond suburbs before it finally signaled its right turn onto NE 8th Street. As the bus carried her straight into the towering, glass-and-steel heart of Downtown Bellevue, Cassandra felt a profound sense of closure.</w:t>
+      </w:r>
+    </w:p>
+    <w:p>
+      <w:r>
+        <w:t xml:space="preserve">When the bus finally </w:t>
+      </w:r>
+      <w:proofErr w:type="gramStart"/>
+      <w:r>
+        <w:t>dropped her</w:t>
+      </w:r>
+      <w:proofErr w:type="gramEnd"/>
+      <w:r>
+        <w:t xml:space="preserve"> off at the Bellevue Transit Center, she didn't head toward a high-end restaurant or a press junket. She wheeled herself toward the older Quantum office towers. She was going to see the original mid-level managers and legacy developers who had given a nineteen-year-old disabled girl her very first shot in the summer of 2000.</w:t>
       </w:r>
     </w:p>
     <w:p>
@@ -6057,7 +7798,15 @@
     </w:p>
     <w:p>
       <w:r>
-        <w:t>For the next twenty minutes, the bullpen was a chorus of joyous celebration. Cassandra shook hands, caught up on old deployment war stories, and genuinely basked in the unvarnished affection of the people who had formed her original corporate perimeter.</w:t>
+        <w:t xml:space="preserve">For the next twenty minutes, the bullpen was a chorus of </w:t>
+      </w:r>
+      <w:proofErr w:type="gramStart"/>
+      <w:r>
+        <w:t>joyous celebration</w:t>
+      </w:r>
+      <w:proofErr w:type="gramEnd"/>
+      <w:r>
+        <w:t>. Cassandra shook hands, caught up on old deployment war stories, and genuinely basked in the unvarnished affection of the people who had formed her original corporate perimeter.</w:t>
       </w:r>
     </w:p>
     <w:p>
@@ -6067,7 +7816,11 @@
     </w:p>
     <w:p>
       <w:r>
-        <w:t xml:space="preserve">When the initial wave of congratulations naturally settled, Cassandra didn't head back to the elevators. Instead, she navigated her manual chair toward the open-plan communal workspace overlooking the Bellevue skyline. With a quick mechanical snap, her piano-black Quantum laptop locked into the specialized, commercial-grade articulated mounting arm outfitted on her chair. </w:t>
+        <w:t xml:space="preserve">When the initial wave of congratulations naturally settled, Cassandra didn't head back to the elevators. Instead, she navigated her manual chair toward the open-plan communal </w:t>
+      </w:r>
+      <w:r>
+        <w:lastRenderedPageBreak/>
+        <w:t xml:space="preserve">workspace overlooking the Bellevue skyline. With a quick mechanical snap, her piano-black Quantum laptop locked into the specialized, commercial-grade articulated mounting arm outfitted on her chair. </w:t>
       </w:r>
     </w:p>
     <w:p>
@@ -6102,7 +7855,15 @@
     </w:p>
     <w:p>
       <w:r>
-        <w:t xml:space="preserve">"I am officially taking over this company next month, but I am only in my thirties," Cassandra explained, leaning forward on her armrests. "My foundational coding habits were built a decade ago. Technology moves significantly faster than the C-suite. You are the ones actively learning the newest frameworks and the bleeding-edge syntax in your university labs. I know how this machine currently runs, but I want to know how it </w:t>
+        <w:t xml:space="preserve">"I am officially taking over this company next month, but I am only in my thirties," Cassandra explained, leaning forward on her armrests. "My foundational coding habits were built a decade ago. Technology moves significantly faster than </w:t>
+      </w:r>
+      <w:proofErr w:type="gramStart"/>
+      <w:r>
+        <w:t>the C</w:t>
+      </w:r>
+      <w:proofErr w:type="gramEnd"/>
+      <w:r>
+        <w:t xml:space="preserve">-suite. You are the ones actively learning the newest frameworks and the bleeding-edge syntax in your university labs. I know how this machine currently runs, but I want to know how it </w:t>
       </w:r>
       <w:r>
         <w:rPr>
@@ -6122,7 +7883,11 @@
     </w:p>
     <w:p>
       <w:r>
-        <w:t>"If you are struggling with a memory leak or a broken compiler, I will happily help you debug it," Cassandra promised, her eyes shining with genuine, unfiltered curiosity. "But if you have found a more elegant way to run a query, or if you know how to write a cleaner, faster block of code than I do, I expect you to show me. Do not hide a better architecture just because you are intimidated by my title. I want to learn what you know."</w:t>
+        <w:t xml:space="preserve">"If you are struggling with a memory leak or a broken compiler, I will happily help you debug it," Cassandra promised, her eyes shining with genuine, unfiltered curiosity. "But if you have found a more elegant way to run a query, or if you know how to write a cleaner, faster block </w:t>
+      </w:r>
+      <w:r>
+        <w:lastRenderedPageBreak/>
+        <w:t>of code than I do, I expect you to show me. Do not hide a better architecture just because you are intimidated by my title. I want to learn what you know."</w:t>
       </w:r>
     </w:p>
     <w:p>
@@ -6175,6 +7940,7 @@
     </w:p>
     <w:p>
       <w:r>
+        <w:lastRenderedPageBreak/>
         <w:t>A few yards away, standing near a concrete pillar, a pair of newer mid-level developers were watching her with wide, skeptical eyes.</w:t>
       </w:r>
     </w:p>
@@ -6220,7 +7986,23 @@
     </w:p>
     <w:p>
       <w:r>
-        <w:t>She wheeled herself into the designated ADA bay, locked her brakes with a swift, practiced motion, and pulled out her MagnaByte mPhone to check a message from David.</w:t>
+        <w:t xml:space="preserve">She wheeled herself into the designated ADA bay, locked her brakes with a swift, practiced motion, and pulled out her </w:t>
+      </w:r>
+      <w:proofErr w:type="spellStart"/>
+      <w:r>
+        <w:t>MagnaByte</w:t>
+      </w:r>
+      <w:proofErr w:type="spellEnd"/>
+      <w:r>
+        <w:t xml:space="preserve"> </w:t>
+      </w:r>
+      <w:proofErr w:type="spellStart"/>
+      <w:r>
+        <w:t>mPhone</w:t>
+      </w:r>
+      <w:proofErr w:type="spellEnd"/>
+      <w:r>
+        <w:t xml:space="preserve"> to check a message from David.</w:t>
       </w:r>
     </w:p>
     <w:p>
@@ -6238,7 +8020,11 @@
     </w:p>
     <w:p>
       <w:r>
-        <w:t>The Board of Directors loved her, Wall Street had surged on her announcement, and the employees respected her because she was an architect who genuinely cared about the people building the foundation. But as the bus sped toward her final stop in Redmond, just three flat, paved blocks from her front door, none of that corporate gravity mattered.</w:t>
+        <w:t xml:space="preserve">The Board of Directors loved her, Wall Street had surged on her announcement, and the employees respected her because she was an architect who genuinely cared about the </w:t>
+      </w:r>
+      <w:r>
+        <w:lastRenderedPageBreak/>
+        <w:t>people building the foundation. But as the bus sped toward her final stop in Redmond, just three flat, paved blocks from her front door, none of that corporate gravity mattered.</w:t>
       </w:r>
     </w:p>
     <w:p>
@@ -6301,6 +8087,7 @@
     </w:p>
     <w:p>
       <w:r>
+        <w:lastRenderedPageBreak/>
         <w:t>When the adrenaline finally settled and stomachs began to rumble, Liz sat up. "Alright, Madam CEO. We should have a massive celebration dinner. I can order steaks from that place in Bellevue, or we can get Italian—"</w:t>
       </w:r>
     </w:p>
@@ -6357,6 +8144,7 @@
         <w:pStyle w:val="Heading1"/>
       </w:pPr>
       <w:r>
+        <w:lastRenderedPageBreak/>
         <w:t>Book 3: The Sovereign Ascension</w:t>
       </w:r>
     </w:p>
@@ -6388,7 +8176,23 @@
     </w:p>
     <w:p>
       <w:r>
-        <w:t xml:space="preserve">The Virginia contingent had arrived three days earlier. When the Quantum corporate jet had touched down smoothly at Boeing Field (BFI), Peter had instinctively headed toward the terminal doors to locate the rental car kiosks. He was immediately intercepted by Cassandra, who handed him, Wendy, and the Carters their own freshly loaded blue </w:t>
+        <w:t xml:space="preserve">The Virginia contingent had arrived three days earlier. When the Quantum corporate jet </w:t>
+      </w:r>
+      <w:proofErr w:type="gramStart"/>
+      <w:r>
+        <w:t>had touched</w:t>
+      </w:r>
+      <w:proofErr w:type="gramEnd"/>
+      <w:r>
+        <w:t xml:space="preserve"> down smoothly at Boeing Field (BFI), Peter had instinctively headed toward the terminal doors to locate the rental car kiosks. He was immediately intercepted by Cassandra, who handed </w:t>
+      </w:r>
+      <w:proofErr w:type="gramStart"/>
+      <w:r>
+        <w:t>him,</w:t>
+      </w:r>
+      <w:proofErr w:type="gramEnd"/>
+      <w:r>
+        <w:t xml:space="preserve"> Wendy, and the Carters their own freshly loaded blue </w:t>
       </w:r>
       <w:r>
         <w:t xml:space="preserve">TAPS </w:t>
@@ -6406,7 +8210,23 @@
           <w:i/>
           <w:iCs/>
         </w:rPr>
-        <w:t>"We don't do rental cars, Peter,"</w:t>
+        <w:t xml:space="preserve">"We </w:t>
+      </w:r>
+      <w:proofErr w:type="gramStart"/>
+      <w:r>
+        <w:rPr>
+          <w:i/>
+          <w:iCs/>
+        </w:rPr>
+        <w:t>don't do rental</w:t>
+      </w:r>
+      <w:proofErr w:type="gramEnd"/>
+      <w:r>
+        <w:rPr>
+          <w:i/>
+          <w:iCs/>
+        </w:rPr>
+        <w:t xml:space="preserve"> cars, Peter,"</w:t>
       </w:r>
       <w:r>
         <w:t xml:space="preserve"> Cassandra had informed her stepfather with a warm, uncompromising smile. </w:t>
@@ -6446,7 +8266,16 @@
     </w:p>
     <w:p>
       <w:r>
-        <w:t xml:space="preserve">The two heavy transports flared their rotors, touching down with a deafening roar onto the twin landing pads. The turbine engines began to spool </w:t>
+        <w:lastRenderedPageBreak/>
+        <w:t xml:space="preserve">The two heavy transports flared their rotors, touching down with a deafening roar onto the twin landing pads. The turbine engines began to </w:t>
+      </w:r>
+      <w:proofErr w:type="gramStart"/>
+      <w:r>
+        <w:t>spool</w:t>
+      </w:r>
+      <w:proofErr w:type="gramEnd"/>
+      <w:r>
+        <w:t xml:space="preserve"> </w:t>
       </w:r>
       <w:proofErr w:type="gramStart"/>
       <w:r>
@@ -6464,7 +8293,15 @@
     </w:p>
     <w:p>
       <w:r>
-        <w:t xml:space="preserve">Victoria Vance stepped onto the concrete first. At fifty-one years old, the Matriarch of Ruby Mountain did not look like a woman who had spent the last four months trapped behind a wall of ice. She wore a stunning, razor-sharp winter trench coat, her posture forged from absolute, unyielding iron. She looked like a monarch surveying a new territory. </w:t>
+        <w:t xml:space="preserve">Victoria Vance stepped onto the concrete first. At fifty-one years old, the Matriarch of Ruby Mountain did not look like a woman who had spent the last four months trapped behind a wall of ice. She wore a stunning, razor-sharp winter trench coat, her posture </w:t>
+      </w:r>
+      <w:proofErr w:type="gramStart"/>
+      <w:r>
+        <w:t>forged</w:t>
+      </w:r>
+      <w:proofErr w:type="gramEnd"/>
+      <w:r>
+        <w:t xml:space="preserve"> from absolute, unyielding iron. She looked like a monarch surveying a new territory. </w:t>
       </w:r>
     </w:p>
     <w:p>
@@ -6479,7 +8316,15 @@
     </w:p>
     <w:p>
       <w:r>
-        <w:t xml:space="preserve">From the second helicopter, a mechanical ramp lowered smoothly to the tarmac. Twenty-nine-year-old Johnny Vance rolled off the ramp in his manual wheelchair, his heavy laptop running the newly deployed Quantum OS 8.1 Pro mounted securely in front of him. Stepping down right beside him, her hand resting fiercely and protectively on his shoulder, was his twin sister, Amanda. </w:t>
+        <w:t xml:space="preserve">From the second helicopter, a mechanical ramp lowered smoothly to the tarmac. Twenty-nine-year-old Johnny Vance rolled off the ramp in his manual wheelchair, his heavy laptop running the newly deployed Quantum OS 8.1 Pro mounted securely in front of him. Stepping down right beside him, her hand resting fiercely and protectively on his </w:t>
+      </w:r>
+      <w:proofErr w:type="gramStart"/>
+      <w:r>
+        <w:t>shoulder,</w:t>
+      </w:r>
+      <w:proofErr w:type="gramEnd"/>
+      <w:r>
+        <w:t xml:space="preserve"> was his twin sister, Amanda. </w:t>
       </w:r>
     </w:p>
     <w:p>
@@ -6522,6 +8367,7 @@
     </w:p>
     <w:p>
       <w:r>
+        <w:lastRenderedPageBreak/>
         <w:t>Wendy shook her hand, looking between Victoria, the seventeen towering mountain cousins, and her own children. "Cassandra... I don't understand. How are we all related? I knew Tom had family out west, but this..."</w:t>
       </w:r>
     </w:p>
@@ -6585,13 +8431,19 @@
     </w:p>
     <w:p>
       <w:r>
+        <w:lastRenderedPageBreak/>
         <w:t>As the massive group approached the VIP entrance to the auditorium, the Head of Executive Security stepped forward, holding a digital manifest on his tablet. He looked at the staggering number of people—seventeen rugged, impeccably dressed mountain cousins, the Virginia contingent, and Cassandra’s immediate pack.</w:t>
       </w:r>
     </w:p>
     <w:p>
       <w:r>
-        <w:t>"Ms. Vance," the security director said politely, lowering his tablet. "We have the front row reserved for your immediate family, as requested. But for the rest of the group, I'll need to route them to the general VIP seating in section B—"</w:t>
-      </w:r>
+        <w:t xml:space="preserve">"Ms. Vance," the security director said politely, lowering his tablet. "We have the front row reserved for your immediate family, as requested. But for the rest of the group, I'll need to route them to the general VIP seating in section </w:t>
+      </w:r>
+      <w:proofErr w:type="gramStart"/>
+      <w:r>
+        <w:t>B—"</w:t>
+      </w:r>
+      <w:proofErr w:type="gramEnd"/>
     </w:p>
     <w:p>
       <w:r>
@@ -6650,7 +8502,11 @@
     </w:p>
     <w:p>
       <w:r>
-        <w:t xml:space="preserve">Steven "Steve" Ballantine was practically vibrating with his trademark bombastic, high-kinetic energy. He was pacing the floor, but the moment Cassandra wheeled her family into the room, his booming presence shifted into a warm, profoundly respectful greeting. Standing quietly near a leather sofa, radiating the calm, calculating presence of a tech visionary, was the billionaire founder of Quantum, William Keswick. </w:t>
+        <w:t xml:space="preserve">Steven "Steve" Ballantine was practically vibrating with his trademark bombastic, high-kinetic energy. He was pacing the floor, but the moment Cassandra wheeled her family into the room, his booming presence shifted into a warm, profoundly respectful greeting. </w:t>
+      </w:r>
+      <w:r>
+        <w:lastRenderedPageBreak/>
+        <w:t xml:space="preserve">Standing quietly near a leather sofa, radiating the calm, calculating presence of a tech visionary, was the billionaire founder of Quantum, William Keswick. </w:t>
       </w:r>
     </w:p>
     <w:p>
@@ -6685,7 +8541,15 @@
     </w:p>
     <w:p>
       <w:r>
-        <w:t xml:space="preserve">William Keswick nodded in agreement. "The tech industry is filled with executives who live in ivory towers. Cassandra lives in the truth. She understands that the software isn't just code; it's the people building it. That is why the Board’s vote was unanimous, and that is why the employees are going to lose their minds when she takes that stage." </w:t>
+        <w:t xml:space="preserve">William Keswick nodded in agreement. "The tech industry is filled with executives who live in ivory towers. Cassandra lives in </w:t>
+      </w:r>
+      <w:proofErr w:type="gramStart"/>
+      <w:r>
+        <w:t>the truth</w:t>
+      </w:r>
+      <w:proofErr w:type="gramEnd"/>
+      <w:r>
+        <w:t xml:space="preserve">. She understands that the software isn't just code; it's the people building it. That is why the Board’s vote was unanimous, and that is why the employees are going to lose their minds when she takes that stage." </w:t>
       </w:r>
     </w:p>
     <w:p>
@@ -6705,6 +8569,7 @@
     </w:p>
     <w:p>
       <w:r>
+        <w:lastRenderedPageBreak/>
         <w:t>"Thank you," Cassandra smiled, looking between the men who mentored her and the family who anchored her.</w:t>
       </w:r>
     </w:p>
@@ -6753,7 +8618,15 @@
     </w:p>
     <w:p>
       <w:r>
-        <w:t>The crowd went absolutely feral, jumping to their feet and screaming the chant back at him.</w:t>
+        <w:t xml:space="preserve">The crowd went </w:t>
+      </w:r>
+      <w:proofErr w:type="gramStart"/>
+      <w:r>
+        <w:t>absolutely feral</w:t>
+      </w:r>
+      <w:proofErr w:type="gramEnd"/>
+      <w:r>
+        <w:t>, jumping to their feet and screaming the chant back at him.</w:t>
       </w:r>
     </w:p>
     <w:p>
@@ -6768,7 +8641,11 @@
     </w:p>
     <w:p>
       <w:r>
-        <w:t xml:space="preserve">"Today, my mandate is complete," Steve boomed, his voice echoing with absolute finality. "I am stepping down, but I am leaving you in the hands of the most brilliant, ground-level operator this industry has ever seen. She knows this machine because she built the infrastructure you rely on every single day! Please welcome... your new Chief Executive Officer... CASSANDRA VANCE!" </w:t>
+        <w:t xml:space="preserve">"Today, my mandate is complete," Steve boomed, his voice echoing with absolute finality. "I am stepping down, but I am leaving you in the hands of the most brilliant, ground-level operator this industry has ever seen. She knows this machine because she built the </w:t>
+      </w:r>
+      <w:r>
+        <w:lastRenderedPageBreak/>
+        <w:t xml:space="preserve">infrastructure you rely on every single day! Please welcome... your new Chief Executive Officer... CASSANDRA VANCE!" </w:t>
       </w:r>
     </w:p>
     <w:p>
@@ -6803,7 +8680,15 @@
     </w:p>
     <w:p>
       <w:r>
-        <w:t xml:space="preserve">Cassandra let the sheer volume of the applause wash over her. She didn't wave like a politician. She waited patiently, letting the energy of her floorboards run its course. When the applause finally began to settle, she smoothly locked the brakes on her wheelchair dead center on the stage. She refused the podium entirely. </w:t>
+        <w:t xml:space="preserve">Cassandra let the sheer volume of the applause </w:t>
+      </w:r>
+      <w:proofErr w:type="gramStart"/>
+      <w:r>
+        <w:t>wash over</w:t>
+      </w:r>
+      <w:proofErr w:type="gramEnd"/>
+      <w:r>
+        <w:t xml:space="preserve"> her. She didn't wave like a politician. She waited patiently, letting the energy of her floorboards run its course. When the applause finally began to settle, she smoothly locked the brakes on her wheelchair dead center on the stage. She refused the podium entirely. </w:t>
       </w:r>
     </w:p>
     <w:p>
@@ -6823,12 +8708,61 @@
     </w:p>
     <w:p>
       <w:r>
-        <w:t>She reached into her blazer pocket, pulling out her sleek MagnaByte mPhone, holding it up for the cameras. A ripple of shocked murmurs swept through the executives in the upper balconies, but the developers in the crowd leaned in, completely captivated.</w:t>
-      </w:r>
-    </w:p>
-    <w:p>
-      <w:r>
-        <w:t>"I carry an mPhone today because the war for the hardware is over," Cassandra declared. "But we are only able to execute this pivot because of the foundation that was laid for us years ago. And I want to acknowledge the architects who poured that concrete."</w:t>
+        <w:lastRenderedPageBreak/>
+        <w:t xml:space="preserve">She reached into her blazer pocket, pulling out her sleek </w:t>
+      </w:r>
+      <w:proofErr w:type="spellStart"/>
+      <w:r>
+        <w:t>MagnaByte</w:t>
+      </w:r>
+      <w:proofErr w:type="spellEnd"/>
+      <w:r>
+        <w:t xml:space="preserve"> </w:t>
+      </w:r>
+      <w:proofErr w:type="spellStart"/>
+      <w:r>
+        <w:t>mPhone</w:t>
+      </w:r>
+      <w:proofErr w:type="spellEnd"/>
+      <w:r>
+        <w:t xml:space="preserve">, holding it up for the cameras. A ripple of shocked murmurs swept through the executives </w:t>
+      </w:r>
+      <w:proofErr w:type="gramStart"/>
+      <w:r>
+        <w:t>in</w:t>
+      </w:r>
+      <w:proofErr w:type="gramEnd"/>
+      <w:r>
+        <w:t xml:space="preserve"> the upper balconies, but the developers in the crowd leaned in, completely captivated.</w:t>
+      </w:r>
+    </w:p>
+    <w:p>
+      <w:r>
+        <w:t xml:space="preserve">"I </w:t>
+      </w:r>
+      <w:proofErr w:type="gramStart"/>
+      <w:r>
+        <w:t>carry</w:t>
+      </w:r>
+      <w:proofErr w:type="gramEnd"/>
+      <w:r>
+        <w:t xml:space="preserve"> an </w:t>
+      </w:r>
+      <w:proofErr w:type="spellStart"/>
+      <w:r>
+        <w:t>mPhone</w:t>
+      </w:r>
+      <w:proofErr w:type="spellEnd"/>
+      <w:r>
+        <w:t xml:space="preserve"> today because the war for </w:t>
+      </w:r>
+      <w:proofErr w:type="gramStart"/>
+      <w:r>
+        <w:t>the hardware</w:t>
+      </w:r>
+      <w:proofErr w:type="gramEnd"/>
+      <w:r>
+        <w:t xml:space="preserve"> is over," Cassandra declared. "But we are only able to execute this pivot because of the foundation that was laid for us years ago. And I want to acknowledge the architects who poured that concrete."</w:t>
       </w:r>
     </w:p>
     <w:p>
@@ -6838,7 +8772,23 @@
     </w:p>
     <w:p>
       <w:r>
-        <w:t xml:space="preserve">"Seventeen years ago, a brilliant engineer named Jessica Taylor became the bridge between Quantum and MagnaByte. Without her pioneering cross-platform work on Aurora Presenter for MagnaByte machines back in 1997, the interoperability we rely on today would not exist." </w:t>
+        <w:t xml:space="preserve">"Seventeen years ago, a brilliant engineer named Jessica Taylor became the bridge between Quantum and </w:t>
+      </w:r>
+      <w:proofErr w:type="spellStart"/>
+      <w:r>
+        <w:t>MagnaByte</w:t>
+      </w:r>
+      <w:proofErr w:type="spellEnd"/>
+      <w:r>
+        <w:t xml:space="preserve">. Without her pioneering cross-platform work on Aurora Presenter for </w:t>
+      </w:r>
+      <w:proofErr w:type="spellStart"/>
+      <w:r>
+        <w:t>MagnaByte</w:t>
+      </w:r>
+      <w:proofErr w:type="spellEnd"/>
+      <w:r>
+        <w:t xml:space="preserve"> machines back in 1997, the interoperability we rely on today would not exist." </w:t>
       </w:r>
     </w:p>
     <w:p>
@@ -6891,6 +8841,7 @@
         <w:pStyle w:val="Heading2"/>
       </w:pPr>
       <w:r>
+        <w:lastRenderedPageBreak/>
         <w:t>Chapter 2: The After Party – Friday, February 14, 2014</w:t>
       </w:r>
     </w:p>
@@ -6914,12 +8865,28 @@
     </w:p>
     <w:p>
       <w:r>
-        <w:t>Every single food and beverage tab for the afternoon was completely covered by Quantum. There were no deployment deadlines, no server maintenance crunches, and absolutely no corporate hierarchies.</w:t>
-      </w:r>
-    </w:p>
-    <w:p>
-      <w:r>
-        <w:t>Naturally, Quantum’s Public Relations department had attempted to capitalize on the moment. A senior PR director had approached Cassandra the second she rolled out of the William Keswick Auditorium, flanked by an official corporate photographer. The director had practically begged to stage a photo op of the new CEO handing out burgers from a food truck window.</w:t>
+        <w:t xml:space="preserve">Every single food and beverage tab for the afternoon was completely covered by Quantum. There were no deployment deadlines, no server maintenance crunches, and </w:t>
+      </w:r>
+      <w:proofErr w:type="gramStart"/>
+      <w:r>
+        <w:t>absolutely no</w:t>
+      </w:r>
+      <w:proofErr w:type="gramEnd"/>
+      <w:r>
+        <w:t xml:space="preserve"> corporate hierarchies.</w:t>
+      </w:r>
+    </w:p>
+    <w:p>
+      <w:r>
+        <w:t xml:space="preserve">Naturally, Quantum’s Public Relations department had attempted to capitalize on the moment. A senior PR director </w:t>
+      </w:r>
+      <w:proofErr w:type="gramStart"/>
+      <w:r>
+        <w:t>had approached</w:t>
+      </w:r>
+      <w:proofErr w:type="gramEnd"/>
+      <w:r>
+        <w:t xml:space="preserve"> Cassandra the second she rolled out of the William Keswick Auditorium, flanked by an official corporate photographer. The director had practically begged to stage a photo op of the new CEO handing out burgers from a food truck window.</w:t>
       </w:r>
     </w:p>
     <w:p>
@@ -6946,7 +8913,15 @@
     </w:p>
     <w:p>
       <w:r>
-        <w:t xml:space="preserve">David stood on her </w:t>
+        <w:t xml:space="preserve">David stood </w:t>
+      </w:r>
+      <w:proofErr w:type="gramStart"/>
+      <w:r>
+        <w:t>on</w:t>
+      </w:r>
+      <w:proofErr w:type="gramEnd"/>
+      <w:r>
+        <w:t xml:space="preserve"> her </w:t>
       </w:r>
       <w:proofErr w:type="gramStart"/>
       <w:r>
@@ -6964,7 +8939,16 @@
     </w:p>
     <w:p>
       <w:r>
-        <w:t>"Ms. Vance?" the developer stammered, awkwardly stepping out of the queue. "I—you don't have to wait back here. You're the CEO. You should go to the front. We can all step aside."</w:t>
+        <w:lastRenderedPageBreak/>
+        <w:t xml:space="preserve">"Ms. Vance?" the developer stammered, awkwardly stepping out of the queue. </w:t>
+      </w:r>
+      <w:proofErr w:type="gramStart"/>
+      <w:r>
+        <w:t>"I—you</w:t>
+      </w:r>
+      <w:proofErr w:type="gramEnd"/>
+      <w:r>
+        <w:t xml:space="preserve"> don't have to wait back here. You're the CEO. You should go to the front. We can all step aside."</w:t>
       </w:r>
     </w:p>
     <w:p>
@@ -6979,7 +8963,15 @@
     </w:p>
     <w:p>
       <w:r>
-        <w:t>"Call me Cass," she corrected gently, her voice carrying a relaxed, pragmatic authority. "And thank you, but absolutely not. If the CEO has to wait her turn for a pulled-pork sandwich, then so can the junior developers. Nobody cuts the line today."</w:t>
+        <w:t xml:space="preserve">"Call me Cass," she corrected gently, her voice carrying a relaxed, pragmatic authority. "And thank you, but absolutely not. If the CEO </w:t>
+      </w:r>
+      <w:proofErr w:type="gramStart"/>
+      <w:r>
+        <w:t>has to</w:t>
+      </w:r>
+      <w:proofErr w:type="gramEnd"/>
+      <w:r>
+        <w:t xml:space="preserve"> wait her turn for a pulled-pork sandwich, then so can the junior developers. Nobody cuts the line today."</w:t>
       </w:r>
     </w:p>
     <w:p>
@@ -7004,7 +8996,15 @@
     </w:p>
     <w:p>
       <w:r>
-        <w:t>"You know they're never going to stop talking about this, right?" David murmured quietly. "The CEO waiting twenty minutes for a sandwich. You just broke their entire understanding of corporate leadership."</w:t>
+        <w:t xml:space="preserve">"You know they're never going to stop talking about this, right?" David murmured quietly. "The CEO </w:t>
+      </w:r>
+      <w:proofErr w:type="gramStart"/>
+      <w:r>
+        <w:t>waiting</w:t>
+      </w:r>
+      <w:proofErr w:type="gramEnd"/>
+      <w:r>
+        <w:t xml:space="preserve"> twenty minutes for a sandwich. You just broke their entire understanding of corporate leadership."</w:t>
       </w:r>
     </w:p>
     <w:p>
@@ -7027,7 +9027,11 @@
     </w:p>
     <w:p>
       <w:r>
-        <w:t>The Zero-Proof Pavilion was a high-end, dedicated mocktail and barista bar serving complex, non-alcoholic craft beverages, spiced ciders, and dark roasts. It was an absolute necessity for Cassandra, whose daily nerve and anti-spasticity medications for her bilateral axial load injuries strictly prohibited alcohol.</w:t>
+        <w:t xml:space="preserve">The Zero-Proof Pavilion was a high-end, dedicated mocktail and barista bar serving complex, non-alcoholic craft beverages, spiced ciders, and dark roasts. It was an absolute </w:t>
+      </w:r>
+      <w:r>
+        <w:lastRenderedPageBreak/>
+        <w:t>necessity for Cassandra, whose daily nerve and anti-spasticity medications for her bilateral axial load injuries strictly prohibited alcohol.</w:t>
       </w:r>
     </w:p>
     <w:p>
@@ -7067,7 +9071,15 @@
     </w:p>
     <w:p>
       <w:r>
-        <w:t>Kelly and Ryan Madsen took a seat across from the new CEO. It was a surreal dynamic. They were all essentially the same age—thirty-five and thirty-six years old—yet they were all undisputed titans within the Quantum ecosystem.</w:t>
+        <w:t xml:space="preserve">Kelly and Ryan Madsen took a seat across from the new CEO. It was </w:t>
+      </w:r>
+      <w:proofErr w:type="gramStart"/>
+      <w:r>
+        <w:t>a surreal</w:t>
+      </w:r>
+      <w:proofErr w:type="gramEnd"/>
+      <w:r>
+        <w:t xml:space="preserve"> dynamic. They were all essentially the same age—thirty-five and thirty-six years old—yet they were all undisputed titans within the Quantum ecosystem.</w:t>
       </w:r>
     </w:p>
     <w:p>
@@ -7077,6 +9089,7 @@
     </w:p>
     <w:p>
       <w:r>
+        <w:lastRenderedPageBreak/>
         <w:t>Kelly froze.</w:t>
       </w:r>
     </w:p>
@@ -7097,7 +9110,15 @@
     </w:p>
     <w:p>
       <w:r>
-        <w:t xml:space="preserve">Without a word, he stepped behind his sister's chair, wrapped his arms firmly around her torso and under her arms, and pulled her back against his chest in a tight, grounding hug. It was deep, steady pressure—a human weighted blanket designed to quiet the storm in her mind. He rested his chin on the top of her head, acting as her literal anchor in the sensory tempest. </w:t>
+        <w:t xml:space="preserve">Without a word, he stepped behind his sister's chair, wrapped his arms firmly around her </w:t>
+      </w:r>
+      <w:proofErr w:type="gramStart"/>
+      <w:r>
+        <w:t>torso and</w:t>
+      </w:r>
+      <w:proofErr w:type="gramEnd"/>
+      <w:r>
+        <w:t xml:space="preserve"> under her arms, and pulled her back against his chest in a tight, grounding hug. It was deep, steady pressure—a human weighted blanket designed to quiet the storm in her mind. He rested his chin on the top of her head, acting as her literal anchor in the sensory tempest. </w:t>
       </w:r>
     </w:p>
     <w:p>
@@ -7122,16 +9143,33 @@
     </w:p>
     <w:p>
       <w:r>
-        <w:t xml:space="preserve">Kelly took a deep breath and began to speak. She didn't hold anything back. She detailed Evan Rothwell's unhinged "Taylor Memo" to abduct Jessica Taylor from MagnaByte. She explained how, despite being a brilliant C++ engineer, Evan had forced her to sit at the reception desk to sort mail and answer phones. </w:t>
-      </w:r>
-    </w:p>
-    <w:p>
-      <w:r>
-        <w:t xml:space="preserve">And then, she voiced the darkest, most horrifying realization of her internship—the epiphany she had experienced while having a meltdown in Jessica Taylor's office seventeen years ago. </w:t>
-      </w:r>
-    </w:p>
-    <w:p>
-      <w:r>
+        <w:t xml:space="preserve">Kelly took a deep breath and began to speak. She didn't hold anything back. She detailed Evan Rothwell's unhinged "Taylor Memo" to abduct Jessica Taylor from </w:t>
+      </w:r>
+      <w:proofErr w:type="spellStart"/>
+      <w:r>
+        <w:t>MagnaByte</w:t>
+      </w:r>
+      <w:proofErr w:type="spellEnd"/>
+      <w:r>
+        <w:t xml:space="preserve">. She explained how, despite being a brilliant C++ engineer, Evan had forced her to sit at the reception desk to sort mail and answer phones. </w:t>
+      </w:r>
+    </w:p>
+    <w:p>
+      <w:r>
+        <w:t xml:space="preserve">And then, she voiced the darkest, most horrifying realization of her </w:t>
+      </w:r>
+      <w:proofErr w:type="gramStart"/>
+      <w:r>
+        <w:t>internship—</w:t>
+      </w:r>
+      <w:proofErr w:type="gramEnd"/>
+      <w:r>
+        <w:t xml:space="preserve">the epiphany she had experienced while having a meltdown in Jessica Taylor's office seventeen years ago. </w:t>
+      </w:r>
+    </w:p>
+    <w:p>
+      <w:r>
+        <w:lastRenderedPageBreak/>
         <w:t xml:space="preserve">"Evan didn't stick me at the reception desk because he was overlooking my talent," Kelly said, her voice dropping into a cold, trembling register. "He put me there because he wanted eye candy. He wasn't looking at my face when I spoke to him. He was looking at my breasts. That’s all he ever saw." </w:t>
       </w:r>
     </w:p>
@@ -7162,7 +9200,15 @@
     </w:p>
     <w:p>
       <w:r>
-        <w:t>"Kelly," Cassandra promised, her voice ringing with absolute, undeniable authority. "As long as I hold the master key to Building 33, that workspace is sovereign territory. That custom two-person workstation will remain exactly where it is, permanently. You and Ryan will never be separated in this company, and you will never, ever be treated as anything less than the architects you are."</w:t>
+        <w:t xml:space="preserve">"Kelly," Cassandra promised, her voice ringing with absolute, undeniable authority. "As long as I hold the master key to Building 33, that workspace is sovereign territory. That custom two-person workstation will remain exactly where it is, permanently. You and Ryan will never be separated </w:t>
+      </w:r>
+      <w:proofErr w:type="gramStart"/>
+      <w:r>
+        <w:t>in</w:t>
+      </w:r>
+      <w:proofErr w:type="gramEnd"/>
+      <w:r>
+        <w:t xml:space="preserve"> this company, and you will never, ever be treated as anything less than the architects you are."</w:t>
       </w:r>
     </w:p>
     <w:p>
@@ -7195,12 +9241,21 @@
     </w:p>
     <w:p>
       <w:r>
+        <w:lastRenderedPageBreak/>
         <w:t>Morgan Foster, Ruby Mountain’s Lead Industrial Engineer, stood with a steaming cup of spiced cider in her hands. She was surrounded by three of Quantum’s lead server architects, all of whom were listening to her speak with expressions of absolute, unvarnished awe.</w:t>
       </w:r>
     </w:p>
     <w:p>
       <w:r>
-        <w:t>"Wait, back up," a senior cloud architect said, furiously tapping notes into his mPad. "You're saying your primary server cluster on the mountain isn't tied to a municipal power grid?"</w:t>
+        <w:t xml:space="preserve">"Wait, back up," a senior cloud architect said, furiously tapping notes into his </w:t>
+      </w:r>
+      <w:proofErr w:type="spellStart"/>
+      <w:r>
+        <w:t>mPad</w:t>
+      </w:r>
+      <w:proofErr w:type="spellEnd"/>
+      <w:r>
+        <w:t>. "You're saying your primary server cluster on the mountain isn't tied to a municipal power grid?"</w:t>
       </w:r>
     </w:p>
     <w:p>
@@ -7253,6 +9308,7 @@
     </w:p>
     <w:p>
       <w:r>
+        <w:lastRenderedPageBreak/>
         <w:t>Ryan caught Amanda's eye and offered a respectful, deferential nod, signaling that they weren't going to rush the perimeter. Amanda read his posture instantly, smiling and stepping aside just enough to allow the twins to approach.</w:t>
       </w:r>
     </w:p>
@@ -7263,7 +9319,15 @@
     </w:p>
     <w:p>
       <w:r>
-        <w:t>Johnny looked up, a warm, genuine smile breaking across his face. "The MagnaByte bridge builders," Johnny greeted, his voice reflecting the same fierce intelligence as his older sister. "Cassandra talks about you two all the time."</w:t>
+        <w:t xml:space="preserve">Johnny looked up, a warm, genuine smile breaking across his face. "The </w:t>
+      </w:r>
+      <w:proofErr w:type="spellStart"/>
+      <w:r>
+        <w:t>MagnaByte</w:t>
+      </w:r>
+      <w:proofErr w:type="spellEnd"/>
+      <w:r>
+        <w:t xml:space="preserve"> bridge builders," Johnny greeted, his voice reflecting the same fierce intelligence as his older sister. "Cassandra talks about you two all the time."</w:t>
       </w:r>
     </w:p>
     <w:p>
@@ -7278,7 +9342,15 @@
     </w:p>
     <w:p>
       <w:r>
-        <w:t>Kelly looked at Amanda, Sarah, and Ashleigh, and then back at Johnny. She reached out and briefly squeezed Ryan's arm, the unspoken solidarity hanging in the crisp winter air. It was a beautiful, profound moment of mutual respect between two completely different worlds—the legendary engineers who had built a bridge between tech empires, and the fiercely protected digital architect of Ruby Mountain.</w:t>
+        <w:t xml:space="preserve">Kelly looked at Amanda, Sarah, and Ashleigh, and then back at Johnny. She reached out and briefly squeezed Ryan's arm, the unspoken solidarity hanging in the crisp winter air. It was a beautiful, profound moment of mutual respect between two completely different </w:t>
+      </w:r>
+      <w:proofErr w:type="gramStart"/>
+      <w:r>
+        <w:t>worlds—</w:t>
+      </w:r>
+      <w:proofErr w:type="gramEnd"/>
+      <w:r>
+        <w:t>the legendary engineers who had built a bridge between tech empires, and the fiercely protected digital architect of Ruby Mountain.</w:t>
       </w:r>
     </w:p>
     <w:p>
@@ -7306,6 +9378,7 @@
     </w:p>
     <w:p>
       <w:r>
+        <w:lastRenderedPageBreak/>
         <w:t>A sound technician from the campus events team quickly hurried over, handing her a wireless microphone.</w:t>
       </w:r>
     </w:p>
@@ -7361,6 +9434,7 @@
     </w:p>
     <w:p>
       <w:r>
+        <w:lastRenderedPageBreak/>
         <w:t>"As of Monday morning, I am throwing the absolute, unmitigated financial and lobbying weight of Quantum Corporation behind that rail connection," Cassandra promised, her words dropping like heavy stones into the quiet plaza. "We are going to actively partner with the city. We are going to look at what Quantum can do to fund the infrastructure, build the pedestrian bridges, and construct the weather canopies. We will ensure that this campus is anchored by the most flawless, frictionless, and accessible transit perimeter in the Pacific Northwest."</w:t>
       </w:r>
     </w:p>
@@ -7424,11 +9498,20 @@
     </w:p>
     <w:p>
       <w:r>
-        <w:t>Victoria paused at the edge of the tarmac, her dark eyes evaluating the proposal. "The Keep is open to civilian guests in the summer, Cassandra. But we don't comp rooms."</w:t>
-      </w:r>
-    </w:p>
-    <w:p>
-      <w:r>
+        <w:t xml:space="preserve">Victoria paused at the edge of the tarmac, her dark eyes evaluating the proposal. "The Keep is open to civilian guests in the summer, Cassandra. But we don't </w:t>
+      </w:r>
+      <w:proofErr w:type="gramStart"/>
+      <w:r>
+        <w:t>comp</w:t>
+      </w:r>
+      <w:proofErr w:type="gramEnd"/>
+      <w:r>
+        <w:t xml:space="preserve"> rooms."</w:t>
+      </w:r>
+    </w:p>
+    <w:p>
+      <w:r>
+        <w:lastRenderedPageBreak/>
         <w:t>"I wouldn't insult you by asking for a discount," Cassandra replied smoothly, her executive baseline perfectly matching the Matriarch's. "Just like David and Liz's wedding back in 2005, Quantum will pay the absolute maximum commercial rate. Full price."</w:t>
       </w:r>
     </w:p>
@@ -7469,7 +9552,15 @@
     </w:p>
     <w:p>
       <w:r>
-        <w:t>"I am also riding this public city bus, Peter," Cassandra stated flatly. "I could have a motorcade idling here in sixty seconds. I choose the transit grid because it is efficient, and I refuse to sit in traffic."</w:t>
+        <w:t xml:space="preserve">"I am also riding this public city bus, Peter," Cassandra stated flatly. "I could have a motorcade idling here in sixty seconds. I </w:t>
+      </w:r>
+      <w:proofErr w:type="gramStart"/>
+      <w:r>
+        <w:t>choose</w:t>
+      </w:r>
+      <w:proofErr w:type="gramEnd"/>
+      <w:r>
+        <w:t xml:space="preserve"> the transit grid because it is efficient, and I refuse to sit in traffic."</w:t>
       </w:r>
     </w:p>
     <w:p>
@@ -7479,7 +9570,19 @@
     </w:p>
     <w:p>
       <w:r>
-        <w:t xml:space="preserve">"Victoria gets a helicopter because of physical geography, Peter," Cassandra corrected, her voice dropping into a cold, uncompromising register. "State Route 20 is completely closed past Milepost 134. The WSDOT gates are locked, and the highway is an unplowed avalanche zone. The only physical way to bypass the barricades and drop them back onto Ruby Mountain in February is from the sky. And I paid a small fortune for that charter out of my own personal checking account." </w:t>
+        <w:t>"Victoria gets a helicopter because of physical geography,</w:t>
+      </w:r>
+      <w:proofErr w:type="gramStart"/>
+      <w:r>
+        <w:t xml:space="preserve"> Peter</w:t>
+      </w:r>
+      <w:proofErr w:type="gramEnd"/>
+      <w:r>
+        <w:t xml:space="preserve">," Cassandra corrected, her voice dropping into a cold, uncompromising register. "State Route 20 is completely closed past Milepost 134. The WSDOT gates are locked, and the highway is an unplowed avalanche zone. The only physical way to bypass the barricades and drop them back onto </w:t>
+      </w:r>
+      <w:r>
+        <w:lastRenderedPageBreak/>
+        <w:t xml:space="preserve">Ruby Mountain in February is from the sky. And I paid a small fortune for that charter out of my own personal checking account." </w:t>
       </w:r>
     </w:p>
     <w:p>
@@ -7542,7 +9645,11 @@
     </w:p>
     <w:p>
       <w:r>
-        <w:t>With the older generation safely deposited, the four remaining members of the pack didn't linger in the cold. They simply crossed the street to the southbound shelter, waiting only a few minutes before the next local TAPS route arrived to take them back toward the Quantum campus.</w:t>
+        <w:t xml:space="preserve">With the older generation safely deposited, the four remaining members of the pack didn't linger in the cold. They simply crossed the street to the southbound shelter, waiting only a </w:t>
+      </w:r>
+      <w:r>
+        <w:lastRenderedPageBreak/>
+        <w:t>few minutes before the next local TAPS route arrived to take them back toward the Quantum campus.</w:t>
       </w:r>
     </w:p>
     <w:p>
@@ -7552,7 +9659,23 @@
     </w:p>
     <w:p>
       <w:r>
-        <w:t>The ride back to Overlake was completely silent. The adrenaline that had sustained Cassandra through the board vote, the global broadcast, the Bellevue reunion, and the massive campus festival had finally burned out. She leaned her head against the window, watching the dark, misty silhouettes of the Pacific Northwest evergreens blur past the glass. She had done it. She had formally accepted the crown, and she had survived the crushing weight of the public spotlight.</w:t>
+        <w:t xml:space="preserve">The ride back to Overlake was completely silent. The adrenaline that had sustained Cassandra through the board vote, the global broadcast, the Bellevue reunion, and the massive campus festival had finally burned out. She leaned her head against the window, watching the dark, misty silhouettes of the Pacific Northwest evergreens blur past the glass. She had done it. She </w:t>
+      </w:r>
+      <w:proofErr w:type="gramStart"/>
+      <w:r>
+        <w:t>had formally accepted</w:t>
+      </w:r>
+      <w:proofErr w:type="gramEnd"/>
+      <w:r>
+        <w:t xml:space="preserve"> the crown, and she </w:t>
+      </w:r>
+      <w:proofErr w:type="gramStart"/>
+      <w:r>
+        <w:t>had survived</w:t>
+      </w:r>
+      <w:proofErr w:type="gramEnd"/>
+      <w:r>
+        <w:t xml:space="preserve"> the crushing weight of the public spotlight.</w:t>
       </w:r>
     </w:p>
     <w:p>
@@ -7567,7 +9690,15 @@
     </w:p>
     <w:p>
       <w:r>
-        <w:t>"No debriefs. No emails," Cassandra mumbled, rubbing her eyes and shedding her dark, tailored topcoat. "I just want to flop."</w:t>
+        <w:t xml:space="preserve">"No debriefs. </w:t>
+      </w:r>
+      <w:proofErr w:type="gramStart"/>
+      <w:r>
+        <w:t>No</w:t>
+      </w:r>
+      <w:proofErr w:type="gramEnd"/>
+      <w:r>
+        <w:t xml:space="preserve"> emails," Cassandra mumbled, rubbing her eyes and shedding her dark, tailored topcoat. "I just want to flop."</w:t>
       </w:r>
     </w:p>
     <w:p>
@@ -7600,7 +9731,11 @@
     </w:p>
     <w:p>
       <w:r>
-        <w:t>Wendy dropped her purse onto the polished entryway table of their Downtown Redmond luxury suite and let out a long, quiet sigh. The hotel room was immaculate, boasting a sweeping view of the glowing Pacific Northwest tech corridor, but the tension radiating from the center of the room was actively ruining the aesthetic.</w:t>
+        <w:t xml:space="preserve">Wendy dropped her purse onto the polished entryway table of their Downtown Redmond luxury suite and let out a long, quiet sigh. The hotel room was immaculate, boasting a </w:t>
+      </w:r>
+      <w:r>
+        <w:lastRenderedPageBreak/>
+        <w:t>sweeping view of the glowing Pacific Northwest tech corridor, but the tension radiating from the center of the room was actively ruining the aesthetic.</w:t>
       </w:r>
     </w:p>
     <w:p>
@@ -7625,12 +9760,33 @@
     </w:p>
     <w:p>
       <w:r>
-        <w:t>"I'm just saying—"</w:t>
-      </w:r>
-    </w:p>
-    <w:p>
-      <w:r>
-        <w:t>"You are just complaining about a system you don't understand," Wendy interrupted, stepping fully into the room. "Do you have any idea what a logistical nightmare a standard black car is for a wheelchair user? To get into a town car, Cassandra has to physically transfer out of her seat, break her manual frame down, pop the wheels off, and shove the entire rig into the trunk. And she has to do it every single time she wants to go three blocks."</w:t>
+        <w:t xml:space="preserve">"I'm just </w:t>
+      </w:r>
+      <w:proofErr w:type="gramStart"/>
+      <w:r>
+        <w:t>saying—"</w:t>
+      </w:r>
+      <w:proofErr w:type="gramEnd"/>
+    </w:p>
+    <w:p>
+      <w:r>
+        <w:t xml:space="preserve">"You are just complaining about a system you don't understand," Wendy interrupted, stepping fully into the room. "Do you have any idea what a logistical </w:t>
+      </w:r>
+      <w:proofErr w:type="gramStart"/>
+      <w:r>
+        <w:t>nightmare a standard black car</w:t>
+      </w:r>
+      <w:proofErr w:type="gramEnd"/>
+      <w:r>
+        <w:t xml:space="preserve"> is for a wheelchair user? To get into a town car, Cassandra </w:t>
+      </w:r>
+      <w:proofErr w:type="gramStart"/>
+      <w:r>
+        <w:t>has to</w:t>
+      </w:r>
+      <w:proofErr w:type="gramEnd"/>
+      <w:r>
+        <w:t xml:space="preserve"> physically transfer out of her seat, break her manual frame down, pop the wheels off, and shove the entire rig into the trunk. And she has to do it every single time she wants to go three blocks."</w:t>
       </w:r>
     </w:p>
     <w:p>
@@ -7660,8 +9816,14 @@
     </w:p>
     <w:p>
       <w:r>
-        <w:t>"It's just a mountain pass—"</w:t>
-      </w:r>
+        <w:lastRenderedPageBreak/>
+        <w:t xml:space="preserve">"It's just a mountain </w:t>
+      </w:r>
+      <w:proofErr w:type="gramStart"/>
+      <w:r>
+        <w:t>pass—"</w:t>
+      </w:r>
+      <w:proofErr w:type="gramEnd"/>
     </w:p>
     <w:p>
       <w:r>
@@ -7708,7 +9870,15 @@
     </w:p>
     <w:p>
       <w:r>
-        <w:t>Peter looked down at his shoes. The lowland entitlement was finally, completely punctured by the sheer weight of the Vance women's logic.</w:t>
+        <w:t xml:space="preserve">Peter looked down at his shoes. The lowland entitlement was </w:t>
+      </w:r>
+      <w:proofErr w:type="gramStart"/>
+      <w:r>
+        <w:t>finally,</w:t>
+      </w:r>
+      <w:proofErr w:type="gramEnd"/>
+      <w:r>
+        <w:t xml:space="preserve"> completely punctured by the sheer weight of the Vance women's logic.</w:t>
       </w:r>
     </w:p>
     <w:p>
@@ -7726,6 +9896,7 @@
         <w:pStyle w:val="Heading1"/>
       </w:pPr>
       <w:r>
+        <w:lastRenderedPageBreak/>
         <w:t>Book 4: The Sovereign Autonomy</w:t>
       </w:r>
     </w:p>
@@ -7825,6 +9996,7 @@
           <w:b/>
           <w:bCs/>
         </w:rPr>
+        <w:lastRenderedPageBreak/>
         <w:t>TRANSIT MODE:</w:t>
       </w:r>
       <w:r>
@@ -7945,7 +10117,15 @@
     </w:p>
     <w:p>
       <w:r>
-        <w:t>Emerging on the far western edge of Diridon Station, the dark concrete tunnel opened up to a bright, sunlit plaza dedicated entirely to the Santa Clara Valley Transportation Authority.</w:t>
+        <w:t xml:space="preserve">Emerging on the far western edge of Diridon Station, the dark concrete tunnel </w:t>
+      </w:r>
+      <w:proofErr w:type="gramStart"/>
+      <w:r>
+        <w:t>opened up</w:t>
+      </w:r>
+      <w:proofErr w:type="gramEnd"/>
+      <w:r>
+        <w:t xml:space="preserve"> to a bright, sunlit plaza dedicated entirely to the Santa Clara Valley Transportation Authority.</w:t>
       </w:r>
     </w:p>
     <w:p>
@@ -7977,6 +10157,7 @@
           <w:i/>
           <w:iCs/>
         </w:rPr>
+        <w:lastRenderedPageBreak/>
         <w:t>BEEP.</w:t>
       </w:r>
     </w:p>
@@ -7992,7 +10173,15 @@
     </w:p>
     <w:p>
       <w:r>
-        <w:t>The doors slid open. There was no gap. There were no stairs, no hydraulic lifts to deploy, and no chauffeurs awkwardly trying to figure out how to fold a custom wheelchair into a trunk. It was a flawless, level-boarding transfer.</w:t>
+        <w:t xml:space="preserve">The doors slid open. There was no gap. There were no stairs, no hydraulic lifts to deploy, and no </w:t>
+      </w:r>
+      <w:proofErr w:type="gramStart"/>
+      <w:r>
+        <w:t>chauffeurs</w:t>
+      </w:r>
+      <w:proofErr w:type="gramEnd"/>
+      <w:r>
+        <w:t xml:space="preserve"> awkwardly trying to figure out how to fold a custom wheelchair into a trunk. It was a flawless, level-boarding transfer.</w:t>
       </w:r>
     </w:p>
     <w:p>
@@ -8010,10 +10199,7 @@
         <w:pStyle w:val="Heading3"/>
       </w:pPr>
       <w:r>
-        <w:t>Interlude</w:t>
-      </w:r>
-      <w:r>
-        <w:t>: The Handler Panic – 10:20 AM</w:t>
+        <w:t>Interlude: The Handler Panic – 10:20 AM</w:t>
       </w:r>
     </w:p>
     <w:p>
@@ -8072,6 +10258,7 @@
     </w:p>
     <w:p>
       <w:r>
+        <w:lastRenderedPageBreak/>
         <w:t>The convoy of three Apex Mountaineers peeled out of the SJC private lot, immediately slamming into the brutal, crawling gridlock of State Route 87. It took them thirty agonizing minutes to move three miles.</w:t>
       </w:r>
     </w:p>
@@ -8117,7 +10304,15 @@
     </w:p>
     <w:p>
       <w:r>
-        <w:t>There was a long, excruciating pause on the line. Marcus could faintly hear the sound of someone typing on a mechanical keyboard.</w:t>
+        <w:t xml:space="preserve">There was a long, excruciating pause on the line. Marcus could faintly </w:t>
+      </w:r>
+      <w:proofErr w:type="gramStart"/>
+      <w:r>
+        <w:t>hear the sound of</w:t>
+      </w:r>
+      <w:proofErr w:type="gramEnd"/>
+      <w:r>
+        <w:t xml:space="preserve"> someone typing on a mechanical keyboard.</w:t>
       </w:r>
     </w:p>
     <w:p>
@@ -8154,6 +10349,7 @@
     </w:p>
     <w:p>
       <w:r>
+        <w:lastRenderedPageBreak/>
         <w:t>"The... the light rail?" Marcus stammered, looking over his shoulder toward the western edge of the station, separated from him by a massive subterranean tunnel. "She's taking the municipal light rail?"</w:t>
       </w:r>
     </w:p>
@@ -8177,13 +10373,26 @@
       </w:r>
       <w:proofErr w:type="spellEnd"/>
       <w:r>
-        <w:t xml:space="preserve"> API lag, Marcus," the operator noted smoothly. "However, the CEO’s Chief of Staff personally manages the registered smart card portfolios for every transit agency the Vance family utilizes globally. We know four fares were pre-funded. But more importantly, we do not rely on municipal faregates for executive protection."</w:t>
-      </w:r>
-    </w:p>
-    <w:p>
-      <w:r>
-        <w:t>"Then how—"</w:t>
-      </w:r>
+        <w:t xml:space="preserve"> API lag, Marcus," the operator noted smoothly. "However, the CEO’s Chief of Staff personally manages the registered smart card portfolios for every transit agency the Vance family utilizes globally. We know four fares </w:t>
+      </w:r>
+      <w:proofErr w:type="gramStart"/>
+      <w:r>
+        <w:t>were pre-funded</w:t>
+      </w:r>
+      <w:proofErr w:type="gramEnd"/>
+      <w:r>
+        <w:t>. But more importantly, we do not rely on municipal faregates for executive protection."</w:t>
+      </w:r>
+    </w:p>
+    <w:p>
+      <w:r>
+        <w:t xml:space="preserve">"Then </w:t>
+      </w:r>
+      <w:proofErr w:type="gramStart"/>
+      <w:r>
+        <w:t>how—"</w:t>
+      </w:r>
+      <w:proofErr w:type="gramEnd"/>
     </w:p>
     <w:p>
       <w:r>
@@ -8197,7 +10406,15 @@
     </w:p>
     <w:p>
       <w:r>
-        <w:t>"Her heart rate is currently a perfectly stable 68 beats per minute," the operator continued, "which is more than I can say for yours. The dual-GPS confirms she is currently pulling into the San Fernando station, approximately two blocks from the convention center. I suggest you tell your drivers to meet her there. Though, given the traffic on Almaden Boulevard, she will likely beat you to the green room."</w:t>
+        <w:t xml:space="preserve">"Her heart rate is currently </w:t>
+      </w:r>
+      <w:proofErr w:type="gramStart"/>
+      <w:r>
+        <w:t>a perfectly</w:t>
+      </w:r>
+      <w:proofErr w:type="gramEnd"/>
+      <w:r>
+        <w:t xml:space="preserve"> stable 68 beats per minute," the operator continued, "which is more than I can say for yours. The dual-GPS confirms she is currently pulling into the San Fernando station, approximately two blocks from the convention center. I suggest you tell your drivers to meet her there. Though, given the traffic on Almaden Boulevard, she will likely beat you to the green room."</w:t>
       </w:r>
     </w:p>
     <w:p>
@@ -8220,11 +10437,20 @@
     </w:p>
     <w:p>
       <w:r>
-        <w:t>The sleek, blue-and-yellow SVTA Light Rail hissed to a perfect, level stop at the Convention Center Station. The doors slid open, welcoming the warm California morning into the carriage.</w:t>
-      </w:r>
-    </w:p>
-    <w:p>
-      <w:r>
+        <w:t xml:space="preserve">The sleek, blue-and-yellow SVTA Light Rail hissed to a </w:t>
+      </w:r>
+      <w:proofErr w:type="gramStart"/>
+      <w:r>
+        <w:t>perfect,</w:t>
+      </w:r>
+      <w:proofErr w:type="gramEnd"/>
+      <w:r>
+        <w:t xml:space="preserve"> level stop at the Convention Center Station. The doors slid open, welcoming the warm California morning into the carriage.</w:t>
+      </w:r>
+    </w:p>
+    <w:p>
+      <w:r>
+        <w:lastRenderedPageBreak/>
         <w:t>Cassandra Vance wheeled her custom manual chair over the threshold, the tires gliding effortlessly onto the concrete platform. Her brother David, his wife Liz, and her sister Casey stepped out right behind her, their weekend duffel bags slung casually over their shoulders.</w:t>
       </w:r>
     </w:p>
@@ -8240,12 +10466,36 @@
     </w:p>
     <w:p>
       <w:r>
-        <w:t>Despite the explicit, legally binding instructions in Cassandra’s Executive Intake PDF forbidding uncoordinated media, the tech press had realized that the CEO of Quantum wasn't in the motorcade. A swarm of paparazzi, tech journalists, and bloggers—tipped off by a panicked leak from the VIP logistics team—surged across the station plaza toward the light rail platform.</w:t>
-      </w:r>
-    </w:p>
-    <w:p>
-      <w:r>
-        <w:t>A chaotic wall of shouting reporters converged on them, and a blinding, rapid-fire strobe of camera flashes erupted in the morning sun.</w:t>
+        <w:t xml:space="preserve">Despite the explicit, legally binding instructions in Cassandra’s Executive Intake PDF forbidding uncoordinated media, the tech press had realized that the CEO of Quantum wasn't in the motorcade. A swarm of paparazzi, tech journalists, and </w:t>
+      </w:r>
+      <w:proofErr w:type="gramStart"/>
+      <w:r>
+        <w:t>bloggers—tipped</w:t>
+      </w:r>
+      <w:proofErr w:type="gramEnd"/>
+      <w:r>
+        <w:t xml:space="preserve"> off by a panicked leak from the VIP logistics </w:t>
+      </w:r>
+      <w:proofErr w:type="gramStart"/>
+      <w:r>
+        <w:t>team—</w:t>
+      </w:r>
+      <w:proofErr w:type="gramEnd"/>
+      <w:r>
+        <w:t>surged across the station plaza toward the light rail platform.</w:t>
+      </w:r>
+    </w:p>
+    <w:p>
+      <w:r>
+        <w:t xml:space="preserve">A chaotic wall of shouting reporters converged on them, and a blinding, rapid-fire </w:t>
+      </w:r>
+      <w:proofErr w:type="gramStart"/>
+      <w:r>
+        <w:t>strobe</w:t>
+      </w:r>
+      <w:proofErr w:type="gramEnd"/>
+      <w:r>
+        <w:t xml:space="preserve"> of camera flashes erupted in the morning sun.</w:t>
       </w:r>
     </w:p>
     <w:p>
@@ -8270,7 +10520,15 @@
     </w:p>
     <w:p>
       <w:r>
-        <w:t>Liz didn't hesitate. She immediately stepped in front of David, wrapping her arms securely around his chest and pressing her hands firmly over his to block the noise, creating a localized, deep-pressure weighted blanket right there on the platform. She pulled Casey close to her back, anchoring both siblings against the sensory storm.</w:t>
+        <w:t xml:space="preserve">Liz didn't hesitate. She immediately stepped in front of David, wrapping her arms securely around his chest and pressing her hands firmly over </w:t>
+      </w:r>
+      <w:proofErr w:type="gramStart"/>
+      <w:r>
+        <w:t>his</w:t>
+      </w:r>
+      <w:proofErr w:type="gramEnd"/>
+      <w:r>
+        <w:t xml:space="preserve"> to block the noise, creating a localized, deep-pressure weighted blanket right there on the platform. She pulled Casey close to her back, anchoring both siblings against the sensory storm.</w:t>
       </w:r>
     </w:p>
     <w:p>
@@ -8300,7 +10558,16 @@
     </w:p>
     <w:p>
       <w:r>
-        <w:t>The reporters actually froze. The shutter clicks hesitated, the blinding strobes dying down as the sheer, sovereign authority of her posture forced them into compliance.</w:t>
+        <w:lastRenderedPageBreak/>
+        <w:t xml:space="preserve">The reporters </w:t>
+      </w:r>
+      <w:proofErr w:type="gramStart"/>
+      <w:r>
+        <w:t>actually froze</w:t>
+      </w:r>
+      <w:proofErr w:type="gramEnd"/>
+      <w:r>
+        <w:t>. The shutter clicks hesitated, the blinding strobes dying down as the sheer, sovereign authority of her posture forced them into compliance.</w:t>
       </w:r>
     </w:p>
     <w:p>
@@ -8317,6 +10584,7 @@
       <w:r>
         <w:t xml:space="preserve">Clasped securely between her index and middle fingers was a glossy, blue </w:t>
       </w:r>
+      <w:proofErr w:type="spellStart"/>
       <w:r>
         <w:rPr>
           <w:b/>
@@ -8324,13 +10592,22 @@
         </w:rPr>
         <w:t>BayPass</w:t>
       </w:r>
+      <w:proofErr w:type="spellEnd"/>
       <w:r>
         <w:t xml:space="preserve"> smart card. She held it up just long enough for the telephoto lenses of the tech bloggers to capture the high-resolution proof. She hadn't bought a flimsy paper tourist ticket from a kiosk for a staged photo-op. She was holding a hard-plastic, reloadable regional transit card—the undeniable proof that the CEO of Quantum rode the municipal grid as a matter of daily routine.</w:t>
       </w:r>
     </w:p>
     <w:p>
       <w:r>
-        <w:t>She casually slid the BayPass card into the outer pocket of her Quantum laptop bag just as a man in a tailored, sweat-drenched suit violently shoved his way through the frozen press pool.</w:t>
+        <w:t xml:space="preserve">She casually slid the </w:t>
+      </w:r>
+      <w:proofErr w:type="spellStart"/>
+      <w:r>
+        <w:t>BayPass</w:t>
+      </w:r>
+      <w:proofErr w:type="spellEnd"/>
+      <w:r>
+        <w:t xml:space="preserve"> card into the outer pocket of her Quantum laptop bag just as a man in a tailored, sweat-drenched suit violently shoved his way through the frozen press pool.</w:t>
       </w:r>
     </w:p>
     <w:p>
@@ -8340,7 +10617,23 @@
     </w:p>
     <w:p>
       <w:r>
-        <w:t>"Ms. Vance! Ms. Vance!" Marcus gasped, his face pale with horror as he looked at the light rail train, the press, and the CEO's wheelchair. "I am so incredibly sorry! We had the armored Apex Mountaineer idling at Diridon Station for you! The driver said you never came out the front doors!"</w:t>
+        <w:t xml:space="preserve">"Ms. Vance! Ms. Vance!" Marcus gasped, his face pale with horror as he looked at the light rail train, the press, and the CEO's wheelchair. "I am so incredibly sorry! We had the armored Apex Mountaineer idling at Diridon Station for you! The driver said </w:t>
+      </w:r>
+      <w:proofErr w:type="gramStart"/>
+      <w:r>
+        <w:t>you</w:t>
+      </w:r>
+      <w:proofErr w:type="gramEnd"/>
+      <w:r>
+        <w:t xml:space="preserve"> never came out the front </w:t>
+      </w:r>
+      <w:proofErr w:type="gramStart"/>
+      <w:r>
+        <w:t>doors</w:t>
+      </w:r>
+      <w:proofErr w:type="gramEnd"/>
+      <w:r>
+        <w:t>!"</w:t>
       </w:r>
     </w:p>
     <w:p>
@@ -8370,6 +10663,7 @@
     </w:p>
     <w:p>
       <w:r>
+        <w:lastRenderedPageBreak/>
         <w:t>Marcus froze.</w:t>
       </w:r>
     </w:p>
@@ -8400,7 +10694,15 @@
     </w:p>
     <w:p>
       <w:r>
-        <w:t>Marcus frantically waved the press pool aside. With Liz keeping a secure, grounding hand on David's shoulder and Casey walking closely beside them, Cassandra wheeled smoothly across the sunlit plaza. She left a trail of stunned reporters, a humiliated VIP handler, and a viral, irrefutable image of a BayPass card that would dominate Silicon Valley forums for the rest of the year.</w:t>
+        <w:t xml:space="preserve">Marcus frantically waved the press pool aside. With Liz keeping a secure, grounding hand on David's shoulder and Casey walking closely beside them, Cassandra wheeled smoothly across the sunlit plaza. She left a trail of stunned reporters, a humiliated VIP handler, and a viral, irrefutable image of a </w:t>
+      </w:r>
+      <w:proofErr w:type="spellStart"/>
+      <w:r>
+        <w:t>BayPass</w:t>
+      </w:r>
+      <w:proofErr w:type="spellEnd"/>
+      <w:r>
+        <w:t xml:space="preserve"> card that would dominate Silicon Valley forums for the rest of the year.</w:t>
       </w:r>
     </w:p>
     <w:p>
@@ -8408,7 +10710,15 @@
         <w:pStyle w:val="Heading3"/>
       </w:pPr>
       <w:r>
-        <w:t>Part 3: The Keynote and the BayPass Question – 11:15 AM</w:t>
+        <w:t xml:space="preserve">Part 3: The Keynote and the </w:t>
+      </w:r>
+      <w:proofErr w:type="spellStart"/>
+      <w:r>
+        <w:t>BayPass</w:t>
+      </w:r>
+      <w:proofErr w:type="spellEnd"/>
+      <w:r>
+        <w:t xml:space="preserve"> Question – 11:15 AM</w:t>
       </w:r>
     </w:p>
     <w:p>
@@ -8428,14 +10738,24 @@
     </w:p>
     <w:p>
       <w:r>
-        <w:t>Cassandra Vance rolled onto the massive, sunburst-lit stage without a handler, an assistant, or a security escort. She didn't use the standing podium on the left; she rolled dead-center, locked the brakes on her custom wheelchair, and swung the piano-black Quantum laptop on her articulated mounting arm directly in front of her.</w:t>
-      </w:r>
-    </w:p>
-    <w:p>
-      <w:r>
+        <w:t xml:space="preserve">Cassandra Vance rolled onto the massive, sunburst-lit stage without a handler, an assistant, or a security escort. She didn't use the standing podium on the left; she </w:t>
+      </w:r>
+      <w:proofErr w:type="gramStart"/>
+      <w:r>
+        <w:t>rolled</w:t>
+      </w:r>
+      <w:proofErr w:type="gramEnd"/>
+      <w:r>
+        <w:t xml:space="preserve"> dead-center, locked the brakes on her custom wheelchair, and swung the piano-black Quantum laptop on her articulated mounting arm directly in front of her.</w:t>
+      </w:r>
+    </w:p>
+    <w:p>
+      <w:r>
+        <w:lastRenderedPageBreak/>
         <w:t xml:space="preserve">The audience—especially the dense clusters of Quantum employees wearing Blue Badges, affectionately known across the industry as </w:t>
       </w:r>
       <w:proofErr w:type="spellStart"/>
+      <w:proofErr w:type="gramStart"/>
       <w:r>
         <w:rPr>
           <w:i/>
@@ -8445,7 +10765,11 @@
       </w:r>
       <w:proofErr w:type="spellEnd"/>
       <w:r>
-        <w:t>—erupted into a wall of applause.</w:t>
+        <w:t>—</w:t>
+      </w:r>
+      <w:proofErr w:type="gramEnd"/>
+      <w:r>
+        <w:t>erupted into a wall of applause.</w:t>
       </w:r>
     </w:p>
     <w:p>
@@ -8480,7 +10804,23 @@
     </w:p>
     <w:p>
       <w:r>
-        <w:t>"Ms. Vance, congratulations on the keynote," the reporter began, holding up his tablet. "Before we get into software, I have to ask the question that is currently breaking the internet. Half an hour ago, photos went viral of you exiting an SVTA Light Rail train holding a blue BayPass card. Silicon Valley is currently debating whether this was a carefully calculated, highly performative PR stunt designed to humanize Quantum's market dominance. What are you trying to say to the industry with that ride?"</w:t>
+        <w:t xml:space="preserve">"Ms. Vance, congratulations on the keynote," the reporter began, holding up his tablet. "Before we get into software, I have to ask the question that is currently breaking the internet. Half an hour ago, photos went viral of you exiting an SVTA Light Rail train holding a blue </w:t>
+      </w:r>
+      <w:proofErr w:type="spellStart"/>
+      <w:r>
+        <w:t>BayPass</w:t>
+      </w:r>
+      <w:proofErr w:type="spellEnd"/>
+      <w:r>
+        <w:t xml:space="preserve"> card. Silicon Valley is currently debating whether this was a </w:t>
+      </w:r>
+      <w:proofErr w:type="gramStart"/>
+      <w:r>
+        <w:t>carefully calculated</w:t>
+      </w:r>
+      <w:proofErr w:type="gramEnd"/>
+      <w:r>
+        <w:t>, highly performative PR stunt designed to humanize Quantum's market dominance. What are you trying to say to the industry with that ride?"</w:t>
       </w:r>
     </w:p>
     <w:p>
@@ -8544,6 +10884,7 @@
     </w:p>
     <w:p>
       <w:r>
+        <w:lastRenderedPageBreak/>
         <w:t xml:space="preserve">A burst of laughter erupted from the </w:t>
       </w:r>
       <w:proofErr w:type="spellStart"/>
@@ -8626,6 +10967,7 @@
     </w:p>
     <w:p>
       <w:r>
+        <w:lastRenderedPageBreak/>
         <w:t>Cassandra Vance, however, explicitly mandated that Quantum maintain those exact federal permits. To the CEO of Quantum, the administrative friction of the DASSP clearance was a minor trade-off for a singular, mathematical triumph: DCA is the only airport in the National Capital Region with an elevated, climate-controlled skybridge connecting the tarmac directly to a Capital Transit station.</w:t>
       </w:r>
     </w:p>
@@ -8641,7 +10983,15 @@
     </w:p>
     <w:p>
       <w:r>
-        <w:t xml:space="preserve">Standing on the tarmac curb, clutching an mPad and actively sweating through his three-piece suit, was Greg—the senior K Street lobbyist assigned as Quantum’s chief D.C. handler. Behind him sat four blacked-out, armored </w:t>
+        <w:t xml:space="preserve">Standing on the tarmac curb, clutching an </w:t>
+      </w:r>
+      <w:proofErr w:type="spellStart"/>
+      <w:r>
+        <w:t>mPad</w:t>
+      </w:r>
+      <w:proofErr w:type="spellEnd"/>
+      <w:r>
+        <w:t xml:space="preserve"> and actively sweating through his three-piece suit, was Greg—the senior K Street lobbyist assigned as Quantum’s chief D.C. handler. Behind him sat four blacked-out, armored </w:t>
       </w:r>
       <w:r>
         <w:rPr>
@@ -8656,8 +11006,13 @@
     </w:p>
     <w:p>
       <w:r>
-        <w:t>"Ms. Vance! Welcome to Washington," Greg greeted, stepping forward with his arms slightly outstretched to herd the group toward the idling convoy. "We have the full executive protection detail staged. Arlington County Police cleared a rolling corridor for us on I-395—"</w:t>
-      </w:r>
+        <w:t>"Ms. Vance! Welcome to Washington," Greg greeted, stepping forward with his arms slightly outstretched to herd the group toward the idling convoy. "We have the full executive protection detail staged. Arlington County Police cleared a rolling corridor for us on I-</w:t>
+      </w:r>
+      <w:proofErr w:type="gramStart"/>
+      <w:r>
+        <w:t>395—"</w:t>
+      </w:r>
+      <w:proofErr w:type="gramEnd"/>
     </w:p>
     <w:p>
       <w:r>
@@ -8694,6 +11049,7 @@
     </w:p>
     <w:p>
       <w:r>
+        <w:lastRenderedPageBreak/>
         <w:t xml:space="preserve">"It’s an elevated rail grid, Greg," Cassandra corrected without breaking stride. "And your </w:t>
       </w:r>
       <w:proofErr w:type="spellStart"/>
@@ -8707,7 +11063,15 @@
     </w:p>
     <w:p>
       <w:r>
-        <w:t>"The George Washington Parkway is clear today!" Greg lied frantically, adjusting his mPad under his arm as he tried to match her pace. "Well—it's moderate-heavy! But the motorcade can push through!"</w:t>
+        <w:t xml:space="preserve">"The George Washington Parkway is clear today!" Greg lied frantically, adjusting his </w:t>
+      </w:r>
+      <w:proofErr w:type="spellStart"/>
+      <w:r>
+        <w:t>mPad</w:t>
+      </w:r>
+      <w:proofErr w:type="spellEnd"/>
+      <w:r>
+        <w:t xml:space="preserve"> under his arm as he tried to match her pace. "Well—it's moderate-heavy! But the motorcade can push through!"</w:t>
       </w:r>
     </w:p>
     <w:p>
@@ -8778,6 +11142,7 @@
     </w:p>
     <w:p>
       <w:r>
+        <w:lastRenderedPageBreak/>
         <w:t>The green arrows lit up, and the glass barrier gates slid open in unison. Cassandra, David, Liz, and Casey rolled and walked smoothly onto the platform side.</w:t>
       </w:r>
     </w:p>
@@ -8825,7 +11190,23 @@
     </w:p>
     <w:p>
       <w:r>
-        <w:t>"Yes, Greg. The Fenwick Bridge," Cassandra replied, adjusting her glasses as the silver Capital Transit train glided smoothly onto the platform above. "Select your fare and tap quickly. If you hurry, you'll only be fifteen minutes late to my opening statement. See you on Capitol Hill."</w:t>
+        <w:t xml:space="preserve">"Yes, Greg. </w:t>
+      </w:r>
+      <w:proofErr w:type="gramStart"/>
+      <w:r>
+        <w:t>The</w:t>
+      </w:r>
+      <w:proofErr w:type="gramEnd"/>
+      <w:r>
+        <w:t xml:space="preserve"> Fenwick Bridge," Cassandra replied, adjusting her glasses as the silver Capital Transit train glided smoothly onto the platform above. "Select your fare and tap quickly. If you hurry, you'll only be fifteen minutes late </w:t>
+      </w:r>
+      <w:proofErr w:type="gramStart"/>
+      <w:r>
+        <w:t>to</w:t>
+      </w:r>
+      <w:proofErr w:type="gramEnd"/>
+      <w:r>
+        <w:t xml:space="preserve"> my opening statement. See you on Capitol Hill."</w:t>
       </w:r>
     </w:p>
     <w:p>
@@ -8848,6 +11229,7 @@
     </w:p>
     <w:p>
       <w:r>
+        <w:lastRenderedPageBreak/>
         <w:t>The doors slid open on the upper-level platform.</w:t>
       </w:r>
     </w:p>
@@ -8873,7 +11255,15 @@
     </w:p>
     <w:p>
       <w:r>
-        <w:t>"I really wanted to see the new Silver Line," David murmured, looking down the dark tunnel. "I read all the documentation on the new routing through Tysons."</w:t>
+        <w:t xml:space="preserve">"I really wanted to see the new Silver Line," David murmured, looking down the dark tunnel. "I read all the documentation on the new </w:t>
+      </w:r>
+      <w:proofErr w:type="gramStart"/>
+      <w:r>
+        <w:t>routing</w:t>
+      </w:r>
+      <w:proofErr w:type="gramEnd"/>
+      <w:r>
+        <w:t xml:space="preserve"> through Tysons."</w:t>
       </w:r>
     </w:p>
     <w:p>
@@ -8903,6 +11293,7 @@
     </w:p>
     <w:p>
       <w:r>
+        <w:lastRenderedPageBreak/>
         <w:t xml:space="preserve">A set of track lights suddenly illuminated the tunnel walls, followed by the rumble of an approaching train. The digital board flashed: </w:t>
       </w:r>
       <w:r>
@@ -8918,7 +11309,15 @@
     </w:p>
     <w:p>
       <w:r>
-        <w:t>The train hissed to a halt. Cassandra rolled effortlessly across the threshold, locking her brakes as her family flanked her.</w:t>
+        <w:t xml:space="preserve">The train </w:t>
+      </w:r>
+      <w:proofErr w:type="gramStart"/>
+      <w:r>
+        <w:t>hissed to</w:t>
+      </w:r>
+      <w:proofErr w:type="gramEnd"/>
+      <w:r>
+        <w:t xml:space="preserve"> a halt. Cassandra rolled effortlessly across the threshold, locking her brakes as her family flanked her.</w:t>
       </w:r>
     </w:p>
     <w:p>
@@ -8974,6 +11373,7 @@
     </w:p>
     <w:p>
       <w:r>
+        <w:lastRenderedPageBreak/>
         <w:t>Cassandra wheeled herself down the center aisle of the committee room, her manual power-assist chair silent on the carpet.</w:t>
       </w:r>
     </w:p>
@@ -9039,6 +11439,7 @@
     </w:p>
     <w:p>
       <w:r>
+        <w:lastRenderedPageBreak/>
         <w:t>Chairman Hayes nodded immediately, holding up a hand to quiet Senator Thomas. "The Chair recognizes the medical accommodation. Nurse Vance is permitted to remain at the witness table. His presence is fully welcomed by this committee."</w:t>
       </w:r>
     </w:p>
@@ -9124,7 +11525,15 @@
     </w:p>
     <w:p>
       <w:r>
-        <w:t xml:space="preserve">"A very inspiring statement, Ms. Vance," Senator Thomas interrupted, tapping a printed news clipping on his desk. "But before this committee discusses 'corporate responsibility,' let's address corporate </w:t>
+        <w:t xml:space="preserve">"A very inspiring statement, Ms. Vance," Senator Thomas interrupted, tapping </w:t>
+      </w:r>
+      <w:proofErr w:type="gramStart"/>
+      <w:r>
+        <w:t>a printed</w:t>
+      </w:r>
+      <w:proofErr w:type="gramEnd"/>
+      <w:r>
+        <w:t xml:space="preserve"> news clipping on his desk. "But before this committee discusses 'corporate responsibility,' let's address corporate </w:t>
       </w:r>
       <w:r>
         <w:rPr>
@@ -9144,6 +11553,7 @@
     </w:p>
     <w:p>
       <w:r>
+        <w:lastRenderedPageBreak/>
         <w:t xml:space="preserve">Sitting beside her, David didn't look nervous; he simply tapped a command on his tablet, linking Cassandra's </w:t>
       </w:r>
       <w:proofErr w:type="spellStart"/>
@@ -9240,7 +11650,15 @@
       </w:r>
       <w:proofErr w:type="spellEnd"/>
       <w:r>
-        <w:t>, "since this committee is suddenly interested in the ethics of travel expense reporting, let us compare ledgers."</w:t>
+        <w:t>, "</w:t>
+      </w:r>
+      <w:proofErr w:type="gramStart"/>
+      <w:r>
+        <w:t>since</w:t>
+      </w:r>
+      <w:proofErr w:type="gramEnd"/>
+      <w:r>
+        <w:t xml:space="preserve"> this committee is suddenly interested in the ethics of travel expense reporting, let us compare ledgers."</w:t>
       </w:r>
     </w:p>
     <w:p>
@@ -9260,6 +11678,7 @@
     </w:p>
     <w:p>
       <w:r>
+        <w:lastRenderedPageBreak/>
         <w:t>"By contrast," Cassandra added, turning her gaze toward Chairman Hayes, "Chairman Hayes has maintained a 100% itemized, publicly audited travel log for fourteen years, accounting for every single $2.25 Metro fare out of his own pocket."</w:t>
       </w:r>
     </w:p>
@@ -9303,8 +11722,13 @@
     </w:p>
     <w:p>
       <w:r>
-        <w:t>Chairman Hayes cleared his throat, effectively resetting the room. "Moving on to matters of actual substance, Ms. Vance. I'd like to direct your attention to the cybersecurity frameworks proposed in Section 4 of the infrastructure bill—"</w:t>
-      </w:r>
+        <w:t xml:space="preserve">Chairman Hayes cleared his throat, effectively resetting the room. "Moving on to matters of actual substance, Ms. Vance. I'd like to direct your attention to the cybersecurity frameworks proposed in Section 4 of the infrastructure </w:t>
+      </w:r>
+      <w:proofErr w:type="gramStart"/>
+      <w:r>
+        <w:t>bill—"</w:t>
+      </w:r>
+      <w:proofErr w:type="gramEnd"/>
     </w:p>
     <w:p>
       <w:r>
@@ -9328,6 +11752,7 @@
     </w:p>
     <w:p>
       <w:r>
+        <w:lastRenderedPageBreak/>
         <w:t>With absolute, practiced efficiency, David unzipped the secondary compartment of his leather medical kit. He withdrew a compact, near-silent digital wrist sphygmomanometer and slipped it over Cassandra’s cuff, tapping the activation button. As the cuff gently inflated with a faint, imperceptible hum, he checked the reading on the pulse oximeter already clipped to her finger.</w:t>
       </w:r>
     </w:p>
@@ -9368,7 +11793,15 @@
     </w:p>
     <w:p>
       <w:r>
-        <w:t>He withdrew the needle, applied a small sterile gauze pad with a piece of medical tape, and instantly deposited the used syringe into a compact, travel-safe sharps container inside his bag. Cassandra smoothly rolled her sleeve back down, completely unbothered, her focus never leaving the Senators.</w:t>
+        <w:t xml:space="preserve">He withdrew the needle, applied a small sterile gauze pad with a piece of medical tape, and instantly deposited the used syringe into a compact, travel-safe sharps container inside his bag. Cassandra smoothly rolled </w:t>
+      </w:r>
+      <w:proofErr w:type="gramStart"/>
+      <w:r>
+        <w:t>her sleeve back down</w:t>
+      </w:r>
+      <w:proofErr w:type="gramEnd"/>
+      <w:r>
+        <w:t>, completely unbothered, her focus never leaving the Senators.</w:t>
       </w:r>
     </w:p>
     <w:p>
@@ -9385,12 +11818,21 @@
     </w:p>
     <w:p>
       <w:r>
+        <w:lastRenderedPageBreak/>
         <w:t>He closed the kit, zipped it shut, and rested his hands comfortably back in his lap, resuming his quiet overwatch.</w:t>
       </w:r>
     </w:p>
     <w:p>
       <w:r>
-        <w:t>The entire medical intervention had taken less than sixty seconds. It had been executed with zero disruption to the congressional record, zero hesitation, and absolute dignity.</w:t>
+        <w:t xml:space="preserve">The entire medical intervention </w:t>
+      </w:r>
+      <w:proofErr w:type="gramStart"/>
+      <w:r>
+        <w:t>had taken</w:t>
+      </w:r>
+      <w:proofErr w:type="gramEnd"/>
+      <w:r>
+        <w:t xml:space="preserve"> less than sixty seconds. It had been executed with zero disruption to the congressional record, zero hesitation, and absolute dignity.</w:t>
       </w:r>
     </w:p>
     <w:p>
@@ -9468,12 +11910,32 @@
     </w:p>
     <w:p>
       <w:r>
-        <w:t>Walking down the center carpet was Senator Patricia "Patty" Morrison of Washington State. Born and raised in Bothell, the veteran lawmaker was a proud product of the Puget Sound area, currently in the thick of her 2014 reelection campaign. As a relentless champion for Pacific Northwest infrastructure, Morrison had watched the morning's testimony with sheer delight.</w:t>
-      </w:r>
-    </w:p>
-    <w:p>
-      <w:r>
-        <w:t>"Senator Morrison," Cassandra greeted warmly, stopping her chair and extending a hand. "It's good to see you."</w:t>
+        <w:t xml:space="preserve">Walking down the center carpet was Senator Patricia "Patty" Morrison of Washington State. Born and raised in Bothell, the veteran lawmaker was a proud product of the Puget Sound area, currently in the thick of her 2014 reelection campaign. As a relentless champion for </w:t>
+      </w:r>
+      <w:r>
+        <w:lastRenderedPageBreak/>
+        <w:t>Pacific Northwest infrastructure, Morrison had watched the morning's testimony with sheer delight.</w:t>
+      </w:r>
+    </w:p>
+    <w:p>
+      <w:r>
+        <w:t xml:space="preserve">"Senator Morrison," Cassandra </w:t>
+      </w:r>
+      <w:proofErr w:type="gramStart"/>
+      <w:r>
+        <w:t>greeted</w:t>
+      </w:r>
+      <w:proofErr w:type="gramEnd"/>
+      <w:r>
+        <w:t xml:space="preserve"> warmly, stopping her chair and extending </w:t>
+      </w:r>
+      <w:proofErr w:type="gramStart"/>
+      <w:r>
+        <w:t>a hand</w:t>
+      </w:r>
+      <w:proofErr w:type="gramEnd"/>
+      <w:r>
+        <w:t>. "It's good to see you."</w:t>
       </w:r>
     </w:p>
     <w:p>
@@ -9488,12 +11950,28 @@
     </w:p>
     <w:p>
       <w:r>
-        <w:t>She guided them onto the platform of the Capitol Subway System—the small, open-top underground train that shuttles lawmakers beneath Capitol Hill.</w:t>
-      </w:r>
-    </w:p>
-    <w:p>
-      <w:r>
-        <w:t>David's eyes lit up instantly. An open-top electric monorail running through private, vaulted government tunnels was an unexpected transit treat.</w:t>
+        <w:t xml:space="preserve">She guided them onto the platform of the Capitol Subway </w:t>
+      </w:r>
+      <w:proofErr w:type="gramStart"/>
+      <w:r>
+        <w:t>System—</w:t>
+      </w:r>
+      <w:proofErr w:type="gramEnd"/>
+      <w:r>
+        <w:t>the small, open-top underground train that shuttles lawmakers beneath Capitol Hill.</w:t>
+      </w:r>
+    </w:p>
+    <w:p>
+      <w:r>
+        <w:t xml:space="preserve">David's eyes lit up instantly. An open-top electric monorail running through private, vaulted government tunnels was an unexpected transit </w:t>
+      </w:r>
+      <w:proofErr w:type="gramStart"/>
+      <w:r>
+        <w:t>treat</w:t>
+      </w:r>
+      <w:proofErr w:type="gramEnd"/>
+      <w:r>
+        <w:t>.</w:t>
       </w:r>
     </w:p>
     <w:p>
@@ -9518,7 +11996,11 @@
     </w:p>
     <w:p>
       <w:r>
-        <w:t xml:space="preserve">"Infrastructure isn't an expense, Senator; it's a foundation," Cassandra replied smoothly as the subway car hissed to a stop beneath the Capitol. "And next time you're back home in Bothell, let me know. I'll personally buy your </w:t>
+        <w:t xml:space="preserve">"Infrastructure isn't an expense, Senator; it's a foundation," Cassandra replied smoothly as the subway car hissed to a stop beneath the Capitol. "And next time you're back home in </w:t>
+      </w:r>
+      <w:r>
+        <w:lastRenderedPageBreak/>
+        <w:t xml:space="preserve">Bothell, let me know. I'll personally buy your </w:t>
       </w:r>
       <w:proofErr w:type="gramStart"/>
       <w:r>
@@ -9602,7 +12084,15 @@
     </w:p>
     <w:p>
       <w:r>
-        <w:t>It was Greg, the K Street lobbyist. Having finally abandoned his trapped motorcade of Apex Mountaineers on the 14th Street Bridge and sprinted up Capitol Hill, he had arrived at the committee room only to find it completely empty.</w:t>
+        <w:t xml:space="preserve">It was Greg, the K Street lobbyist. Having finally abandoned his trapped motorcade of Apex Mountaineers on </w:t>
+      </w:r>
+      <w:proofErr w:type="gramStart"/>
+      <w:r>
+        <w:t>the 14th</w:t>
+      </w:r>
+      <w:proofErr w:type="gramEnd"/>
+      <w:r>
+        <w:t xml:space="preserve"> Street Bridge and sprinted up Capitol Hill, he had arrived at the committee room only to find it completely empty.</w:t>
       </w:r>
     </w:p>
     <w:p>
@@ -9635,6 +12125,7 @@
     </w:p>
     <w:p>
       <w:r>
+        <w:lastRenderedPageBreak/>
         <w:t>"There is no emergency, Greg," Cassandra answered calmly, her tone dropping into a warm, unyielding register. "I finished my testimony, I had a lovely subway ride with Senator Morrison, and now I am fulfilling a promise."</w:t>
       </w:r>
     </w:p>
@@ -9697,7 +12188,15 @@
     </w:p>
     <w:p>
       <w:r>
-        <w:t>When Cassandra wheeled back out into the concourse, she looked absolutely indistinguishable from the thousands of other tourists navigating the National Mall. She blended in perfectly, which was exactly the tactical advantage she wanted. There were no bodyguards, no PR handlers, and no flashing cameras. She was just an older sister on vacation with her family.</w:t>
+        <w:t xml:space="preserve">When Cassandra wheeled back out into the concourse, she looked </w:t>
+      </w:r>
+      <w:proofErr w:type="gramStart"/>
+      <w:r>
+        <w:t>absolutely indistinguishable</w:t>
+      </w:r>
+      <w:proofErr w:type="gramEnd"/>
+      <w:r>
+        <w:t xml:space="preserve"> from the thousands of other tourists navigating the National Mall. She blended in perfectly, which was exactly the tactical advantage she wanted. There were no bodyguards, no PR handlers, and no flashing cameras. She was just an older sister on vacation with her family.</w:t>
       </w:r>
     </w:p>
     <w:p>
@@ -9717,12 +12216,29 @@
     </w:p>
     <w:p>
       <w:r>
-        <w:t>The table was soon crowded with red plastic trays piled high with standard-issue cheeseburgers, heavily salted french fries, and large fountain sodas. It was about as far from a high-end K Street lobbying luncheon as physically possible, and the pack couldn't have been happier.</w:t>
-      </w:r>
-    </w:p>
-    <w:p>
-      <w:r>
-        <w:t>"Alright, here is the itinerary," Cassandra said, stealing a french fry from David's tray and pointing to a digital map on her phone. "We have the entire afternoon to explore the exhibits. Whenever we're tired, we'll head back outside, roll up the street to L'Enfant Plaza, and catch either the Orange or Blue Line."</w:t>
+        <w:t xml:space="preserve">The table was soon crowded with red plastic trays piled high with standard-issue cheeseburgers, heavily salted </w:t>
+      </w:r>
+      <w:proofErr w:type="spellStart"/>
+      <w:r>
+        <w:t>french</w:t>
+      </w:r>
+      <w:proofErr w:type="spellEnd"/>
+      <w:r>
+        <w:t xml:space="preserve"> fries, and large fountain sodas. It was about as far from a high-end K Street lobbying luncheon as physically possible, and the pack couldn't have been happier.</w:t>
+      </w:r>
+    </w:p>
+    <w:p>
+      <w:r>
+        <w:lastRenderedPageBreak/>
+        <w:t xml:space="preserve">"Alright, here is the itinerary," Cassandra said, stealing a </w:t>
+      </w:r>
+      <w:proofErr w:type="spellStart"/>
+      <w:r>
+        <w:t>french</w:t>
+      </w:r>
+      <w:proofErr w:type="spellEnd"/>
+      <w:r>
+        <w:t xml:space="preserve"> fry from David's tray and pointing to a digital map on her phone. "We have the entire afternoon to explore the exhibits. Whenever we're tired, we'll head back outside, roll up the street to L'Enfant Plaza, and catch either the Orange or Blue Line."</w:t>
       </w:r>
     </w:p>
     <w:p>
@@ -9760,7 +12276,15 @@
     </w:p>
     <w:p>
       <w:r>
-        <w:t>To the rest of the world, Cassandra Vance was a titan of industry. But as she sat in a plastic booth in a crowded Rocket Burger, watching David happily explain orbital mechanics to Liz while Casey reviewed the photos on her digital camera, her true hierarchy of needs was glaringly obvious. Her autistic younger brother and sister were the absolute center of her universe. Managing Quantum was just her day job; protecting and providing for her pack was her actual life's work.</w:t>
+        <w:t xml:space="preserve">To the rest of the world, Cassandra Vance was a titan of industry. But as she sat in a plastic booth in a crowded Rocket Burger, watching David happily explain orbital mechanics to Liz while Casey reviewed the photos on her digital camera, her true hierarchy of needs was glaringly obvious. Her autistic younger brother and sister were the absolute center of her universe. Managing Quantum was just her day job; protecting and </w:t>
+      </w:r>
+      <w:proofErr w:type="gramStart"/>
+      <w:r>
+        <w:t>providing for</w:t>
+      </w:r>
+      <w:proofErr w:type="gramEnd"/>
+      <w:r>
+        <w:t xml:space="preserve"> her pack was her actual life's work.</w:t>
       </w:r>
     </w:p>
     <w:p>
@@ -9784,7 +12308,15 @@
     </w:p>
     <w:p>
       <w:r>
-        <w:t>The large-format theater inside the Finch Air and Space Museum required a strict adherence to civilian etiquette. Before joining the queue for the documentary, the pack stopped at the front visitor counter, checking their heavy weekend duffel bags with the attendant so they wouldn't have to haul them through the crowded theater aisles.</w:t>
+        <w:t xml:space="preserve">The large-format theater inside the Finch Air and Space Museum required </w:t>
+      </w:r>
+      <w:proofErr w:type="gramStart"/>
+      <w:r>
+        <w:t>a strict</w:t>
+      </w:r>
+      <w:proofErr w:type="gramEnd"/>
+      <w:r>
+        <w:t xml:space="preserve"> adherence to civilian etiquette. Before joining the queue for the documentary, the pack stopped at the front visitor counter, checking their heavy weekend duffel bags with the attendant so they wouldn't have to haul them through the crowded theater aisles.</w:t>
       </w:r>
     </w:p>
     <w:p>
@@ -9799,6 +12331,7 @@
     </w:p>
     <w:p>
       <w:r>
+        <w:lastRenderedPageBreak/>
         <w:t>David, Liz, and Casey followed suit. To Cassandra, shutting down her digital connection in a movie theater wasn't just common courtesy; it was a sacred boundary. Quantum’s executive suite in Redmond knew her itinerary down to the minute. Marcus, her Chief of Staff, had explicitly noted the ninety-minute communications blackout on the master schedule.</w:t>
       </w:r>
     </w:p>
@@ -9906,6 +12439,7 @@
     </w:p>
     <w:p>
       <w:r>
+        <w:lastRenderedPageBreak/>
         <w:t xml:space="preserve">[2:31 PM] Cassandra Vance: </w:t>
       </w:r>
       <w:r>
@@ -9979,7 +12513,15 @@
     </w:p>
     <w:p>
       <w:r>
-        <w:t xml:space="preserve">They descended in the elevator to the lower platform, bypassing the </w:t>
+        <w:t xml:space="preserve">They descended in the elevator to the lower platform, </w:t>
+      </w:r>
+      <w:proofErr w:type="gramStart"/>
+      <w:r>
+        <w:t>bypassing</w:t>
+      </w:r>
+      <w:proofErr w:type="gramEnd"/>
+      <w:r>
+        <w:t xml:space="preserve"> the </w:t>
       </w:r>
       <w:proofErr w:type="gramStart"/>
       <w:r>
@@ -10005,7 +12547,11 @@
     </w:p>
     <w:p>
       <w:r>
-        <w:t>Cassandra rolled off the train, guiding her family to the street-level elevator. When the doors opened, they stepped out into the bustling evening air of Farragut Square. The heavy, humid D.C. heat had begun to break, and the lush green park in the center of the square was filled with commuters heading home.</w:t>
+        <w:t xml:space="preserve">Cassandra rolled off the train, guiding her family to the street-level elevator. When the doors opened, they stepped out into the bustling evening air of Farragut Square. The heavy, </w:t>
+      </w:r>
+      <w:r>
+        <w:lastRenderedPageBreak/>
+        <w:t>humid D.C. heat had begun to break, and the lush green park in the center of the square was filled with commuters heading home.</w:t>
       </w:r>
     </w:p>
     <w:p>
@@ -10064,7 +12610,15 @@
     </w:p>
     <w:p>
       <w:r>
-        <w:t>"It’s basic deductive reasoning, Pierce," Greg said, checking his luxury watch for the fifteenth time. "She sent the telescope emoji. Quantum confirmed she went to the Finch Air and Space Museum. She refuses to take cars. Therefore, when she leaves the museum, she has to take the train. This is the Finch Metro Station. It’s the closest hub. We intercept her here, apologize for the motorcade mix-up, and escort her back to the hotel like professionals."</w:t>
+        <w:t xml:space="preserve">"It’s basic deductive reasoning, Pierce," Greg said, checking his luxury watch for the fifteenth time. "She sent the telescope emoji. Quantum confirmed she went to the Finch Air and Space Museum. She refuses to take cars. Therefore, when she leaves the museum, she </w:t>
+      </w:r>
+      <w:proofErr w:type="gramStart"/>
+      <w:r>
+        <w:t>has to</w:t>
+      </w:r>
+      <w:proofErr w:type="gramEnd"/>
+      <w:r>
+        <w:t xml:space="preserve"> take the train. This is the Finch Metro Station. It’s the closest hub. We intercept her here, apologize for the motorcade mix-up, and escort her back to the hotel like professionals."</w:t>
       </w:r>
     </w:p>
     <w:p>
@@ -10089,12 +12643,21 @@
     </w:p>
     <w:p>
       <w:r>
+        <w:lastRenderedPageBreak/>
         <w:t>"Greg," Pierce said, his voice completely flat.</w:t>
       </w:r>
     </w:p>
     <w:p>
       <w:r>
-        <w:t>"What?" Greg snapped, refreshing the tracking app on his mPad that still showed zero signal.</w:t>
+        <w:t xml:space="preserve">"What?" Greg snapped, refreshing the tracking app on his </w:t>
+      </w:r>
+      <w:proofErr w:type="spellStart"/>
+      <w:r>
+        <w:t>mPad</w:t>
+      </w:r>
+      <w:proofErr w:type="spellEnd"/>
+      <w:r>
+        <w:t xml:space="preserve"> that still showed zero signal.</w:t>
       </w:r>
     </w:p>
     <w:p>
@@ -10109,7 +12672,11 @@
     </w:p>
     <w:p>
       <w:r>
-        <w:t xml:space="preserve">"Right," Pierce continued, pointing a shaking finger toward the station entrance. "So... how exactly is she supposed to get down </w:t>
+        <w:t xml:space="preserve">"Right," Pierce continued, pointing a shaking finger toward the station entrance. "So... how exactly is she supposed to get </w:t>
+      </w:r>
+      <w:proofErr w:type="gramStart"/>
+      <w:r>
+        <w:t xml:space="preserve">down </w:t>
       </w:r>
       <w:r>
         <w:rPr>
@@ -10118,13 +12685,22 @@
         </w:rPr>
         <w:t>that</w:t>
       </w:r>
+      <w:proofErr w:type="gramEnd"/>
       <w:r>
         <w:t>?"</w:t>
       </w:r>
     </w:p>
     <w:p>
       <w:r>
-        <w:t>Greg frowned, stepping over to the edge of the entrance. He looked down the long, steep, plunging shaft of the escalator. There were no stairs. There was no mechanical lift.</w:t>
+        <w:t xml:space="preserve">Greg frowned, stepping over to the edge of the entrance. He looked </w:t>
+      </w:r>
+      <w:proofErr w:type="gramStart"/>
+      <w:r>
+        <w:t>down</w:t>
+      </w:r>
+      <w:proofErr w:type="gramEnd"/>
+      <w:r>
+        <w:t xml:space="preserve"> the long, steep, plunging shaft of the escalator. There were no stairs. There was no mechanical lift.</w:t>
       </w:r>
     </w:p>
     <w:p>
@@ -10139,7 +12715,15 @@
     </w:p>
     <w:p>
       <w:r>
-        <w:t>"Where is the elevator?" Greg whispered, a cold sweat breaking out over his collar. He frantically pulled up the Capital Transit accessibility map on his mPad. "It has to be here! It's a federal transit system!"</w:t>
+        <w:t xml:space="preserve">"Where is the elevator?" Greg whispered, a cold sweat breaking out over his collar. He frantically pulled up the Capital Transit accessibility map on his </w:t>
+      </w:r>
+      <w:proofErr w:type="spellStart"/>
+      <w:r>
+        <w:t>mPad</w:t>
+      </w:r>
+      <w:proofErr w:type="spellEnd"/>
+      <w:r>
+        <w:t>. "It has to be here! It's a federal transit system!"</w:t>
       </w:r>
     </w:p>
     <w:p>
@@ -10154,7 +12738,15 @@
     </w:p>
     <w:p>
       <w:r>
-        <w:t xml:space="preserve">"She wouldn't!" Pierce shouted, grabbing Greg’s mPad and zooming out on the digital map. He traced a line from the Air and Space Museum to their current </w:t>
+        <w:t xml:space="preserve">"She wouldn't!" Pierce shouted, grabbing Greg’s </w:t>
+      </w:r>
+      <w:proofErr w:type="spellStart"/>
+      <w:r>
+        <w:t>mPad</w:t>
+      </w:r>
+      <w:proofErr w:type="spellEnd"/>
+      <w:r>
+        <w:t xml:space="preserve"> and zooming out on the digital map. He traced a line from the Air and Space Museum to their current </w:t>
       </w:r>
       <w:proofErr w:type="gramStart"/>
       <w:r>
@@ -10203,7 +12795,16 @@
     </w:p>
     <w:p>
       <w:r>
-        <w:t>Greg stared at the digital map. The sheer, mathematical efficiency of Cassandra’s actual route mocked him from the glowing screen. She hadn't just bypassed them; she had done it because their "foolproof" intercept point was physically impassable and geographically inferior.</w:t>
+        <w:lastRenderedPageBreak/>
+        <w:t xml:space="preserve">Greg stared at the digital map. The sheer, mathematical efficiency of Cassandra’s actual route mocked him from the glowing screen. She hadn't just bypassed them; she had done it because their "foolproof" </w:t>
+      </w:r>
+      <w:proofErr w:type="gramStart"/>
+      <w:r>
+        <w:t>intercept point</w:t>
+      </w:r>
+      <w:proofErr w:type="gramEnd"/>
+      <w:r>
+        <w:t xml:space="preserve"> was physically impassable and geographically inferior.</w:t>
       </w:r>
     </w:p>
     <w:p>
@@ -10281,7 +12882,15 @@
     </w:p>
     <w:p>
       <w:r>
-        <w:t>Cassandra Vance was seated near the window in her manual power-assist chair, wearing a stunning, razor-sharp midnight blue evening gown that draped flawlessly around her frame. David, Liz, and Casey were equally immaculate, having traded their comfortable museum attire for sharp suits and elegant formal wear.</w:t>
+        <w:t xml:space="preserve">Cassandra Vance was seated near the window in her manual power-assist chair, wearing a stunning, razor-sharp midnight </w:t>
+      </w:r>
+      <w:proofErr w:type="gramStart"/>
+      <w:r>
+        <w:t>blue evening</w:t>
+      </w:r>
+      <w:proofErr w:type="gramEnd"/>
+      <w:r>
+        <w:t xml:space="preserve"> gown that draped flawlessly around her frame. David, Liz, and Casey were equally immaculate, having traded their comfortable museum attire for sharp suits and elegant formal wear.</w:t>
       </w:r>
     </w:p>
     <w:p>
@@ -10291,6 +12900,7 @@
     </w:p>
     <w:p>
       <w:r>
+        <w:lastRenderedPageBreak/>
         <w:t xml:space="preserve">Greg looked deeply relieved. For the first time in forty-eight hours, he was standing up straight, radiating a smug, victorious corporate confidence. He held his </w:t>
       </w:r>
       <w:proofErr w:type="spellStart"/>
@@ -10319,7 +12929,15 @@
     </w:p>
     <w:p>
       <w:r>
-        <w:t>Greg grinned, finally delivering his checkmate. "You are in a wheelchair. You cannot exit the Zoo station. Therefore, you must take the motorcade."</w:t>
+        <w:t xml:space="preserve">Greg grinned, finally </w:t>
+      </w:r>
+      <w:proofErr w:type="gramStart"/>
+      <w:r>
+        <w:t>delivering</w:t>
+      </w:r>
+      <w:proofErr w:type="gramEnd"/>
+      <w:r>
+        <w:t xml:space="preserve"> his checkmate. "You are in a wheelchair. You cannot exit the Zoo station. Therefore, you must take the motorcade."</w:t>
       </w:r>
     </w:p>
     <w:p>
@@ -10347,7 +12965,15 @@
     </w:p>
     <w:p>
       <w:r>
-        <w:t>"I know nothing of the sort," Cassandra corrected, unlocking her brakes and pivoting to face him. "Because even if the elevator at Woodley Park was functioning perfectly, I would never use that station to go to the National Zoo."</w:t>
+        <w:t xml:space="preserve">"I know nothing of the sort," Cassandra corrected, unlocking her brakes and </w:t>
+      </w:r>
+      <w:proofErr w:type="gramStart"/>
+      <w:r>
+        <w:t>pivoting</w:t>
+      </w:r>
+      <w:proofErr w:type="gramEnd"/>
+      <w:r>
+        <w:t xml:space="preserve"> to face him. "Because even if the elevator at Woodley Park was functioning perfectly, I would never use that station to go to the National Zoo."</w:t>
       </w:r>
     </w:p>
     <w:p>
@@ -10383,6 +13009,7 @@
     </w:p>
     <w:p>
       <w:r>
+        <w:lastRenderedPageBreak/>
         <w:t>"Exactly," Cassandra nodded, appreciating her brother's flawless data retention. "If the Red Line was our only option, we would simply ride one stop further north to Cleveland Park. The walk from Cleveland Park to the Zoo entrance is completely downhill. It is the only mathematically logical rail route for a wheelchair."</w:t>
       </w:r>
     </w:p>
@@ -10406,7 +13033,15 @@
         <w:t>also</w:t>
       </w:r>
       <w:r>
-        <w:t xml:space="preserve"> down for scheduled modernization! Both rail stations are completely inaccessible to you today! The rail grid is dead! You have to take the car!"</w:t>
+        <w:t xml:space="preserve"> down for scheduled modernization! Both rail stations are completely inaccessible to you today! The rail grid is dead! You </w:t>
+      </w:r>
+      <w:proofErr w:type="gramStart"/>
+      <w:r>
+        <w:t>have to</w:t>
+      </w:r>
+      <w:proofErr w:type="gramEnd"/>
+      <w:r>
+        <w:t xml:space="preserve"> take the car!"</w:t>
       </w:r>
     </w:p>
     <w:p>
@@ -10485,6 +13120,7 @@
     </w:p>
     <w:p>
       <w:r>
+        <w:lastRenderedPageBreak/>
         <w:t>"The bus drops off directly at the Zoo's front gates," Cassandra called out to him from the ADA bay, locking her brakes. "If your drivers leave now, they might beat the traffic circle at Dupont. See you at the gala, Greg."</w:t>
       </w:r>
     </w:p>
@@ -10523,7 +13159,15 @@
     </w:p>
     <w:p>
       <w:r>
-        <w:t>The Metrobus hissed to a halt directly at the front entrance of the Smithsonian National Zoological Park.</w:t>
+        <w:t xml:space="preserve">The Metrobus </w:t>
+      </w:r>
+      <w:proofErr w:type="gramStart"/>
+      <w:r>
+        <w:t>hissed to</w:t>
+      </w:r>
+      <w:proofErr w:type="gramEnd"/>
+      <w:r>
+        <w:t xml:space="preserve"> a halt directly at the front entrance of the Smithsonian National Zoological Park.</w:t>
       </w:r>
     </w:p>
     <w:p>
@@ -10533,12 +13177,28 @@
     </w:p>
     <w:p>
       <w:r>
-        <w:t>As they rolled past the massive, cast-iron gates of the Zoo and onto the red carpet laid out for the gala, a chaotic scene was unfolding in the designated VIP drop-off lane. A line of massive luxury SUVs was gridlocked, waiting for valets. A few cars back, Greg was frantically stepping out of an Apex Mountaineer, sweating profusely, looking wildly around for his billionaire client.</w:t>
-      </w:r>
-    </w:p>
-    <w:p>
-      <w:r>
-        <w:t>He spotted her already halfway down the red carpet, handing her digital ticket to the gala usher.</w:t>
+        <w:t xml:space="preserve">As they rolled past the massive, cast-iron gates of the Zoo and onto the red carpet laid out for the gala, a chaotic scene </w:t>
+      </w:r>
+      <w:proofErr w:type="gramStart"/>
+      <w:r>
+        <w:t>was unfolding</w:t>
+      </w:r>
+      <w:proofErr w:type="gramEnd"/>
+      <w:r>
+        <w:t xml:space="preserve"> in the designated VIP drop-off lane. A line of massive luxury SUVs was gridlocked, waiting for valets. A few cars back, Greg was frantically stepping out of an Apex Mountaineer, sweating profusely, looking wildly around for his billionaire client.</w:t>
+      </w:r>
+    </w:p>
+    <w:p>
+      <w:r>
+        <w:t xml:space="preserve">He spotted </w:t>
+      </w:r>
+      <w:proofErr w:type="gramStart"/>
+      <w:r>
+        <w:t>her already</w:t>
+      </w:r>
+      <w:proofErr w:type="gramEnd"/>
+      <w:r>
+        <w:t xml:space="preserve"> halfway down the red carpet, handing her digital ticket to the gala usher.</w:t>
       </w:r>
     </w:p>
     <w:p>
@@ -10558,7 +13218,7 @@
 </file>
 
 <file path=word/numbering.xml><?xml version="1.0" encoding="utf-8"?>
-<w:numbering xmlns:wpc="http://schemas.microsoft.com/office/word/2010/wordprocessingCanvas" xmlns:cx="http://schemas.microsoft.com/office/drawing/2014/chartex" xmlns:cx1="http://schemas.microsoft.com/office/drawing/2015/9/8/chartex" xmlns:cx2="http://schemas.microsoft.com/office/drawing/2015/10/21/chartex" xmlns:cx3="http://schemas.microsoft.com/office/drawing/2016/5/9/chartex" xmlns:cx4="http://schemas.microsoft.com/office/drawing/2016/5/10/chartex" xmlns:cx5="http://schemas.microsoft.com/office/drawing/2016/5/11/chartex" xmlns:cx6="http://schemas.microsoft.com/office/drawing/2016/5/12/chartex" xmlns:cx7="http://schemas.microsoft.com/office/drawing/2016/5/13/chartex" xmlns:cx8="http://schemas.microsoft.com/office/drawing/2016/5/14/chartex" xmlns:mc="http://schemas.openxmlformats.org/markup-compatibility/2006" xmlns:m="http://schemas.openxmlformats.org/officeDocument/2006/math" xmlns:aink="http://schemas.microsoft.com/office/drawing/2016/ink" xmlns:am3d="http://schemas.microsoft.com/office/drawing/2017/model3d" xmlns:oel="http://schemas.microsoft.com/office/2019/extlst" xmlns:r="http://schemas.openxmlformats.org/officeDocument/2006/relationships" xmlns:wp14="http://schemas.microsoft.com/office/word/2010/wordprocessingDrawing" xmlns:wp="http://schemas.openxmlformats.org/drawingml/2006/wordprocessingDrawing" xmlns:wpg="http://schemas.microsoft.com/office/word/2010/wordprocessingGroup" xmlns:wpi="http://schemas.microsoft.com/office/word/2010/wordprocessingInk" xmlns:wps="http://schemas.microsoft.com/office/word/2010/wordprocessingShape" xmlns:o="urn:schemas-microsoft-com:office:office" xmlns:v="urn:schemas-microsoft-com:vml" xmlns:w10="urn:schemas-microsoft-com:office:word" xmlns:w="http://schemas.openxmlformats.org/wordprocessingml/2006/main" xmlns:w14="http://schemas.microsoft.com/office/word/2010/wordml" xmlns:w15="http://schemas.microsoft.com/office/word/2012/wordml" xmlns:w16cei="http://schemas.microsoft.com/office/word/2026/wordml/cei" xmlns:w16cex="http://schemas.microsoft.com/office/word/2018/wordml/cex" xmlns:w16cid="http://schemas.microsoft.com/office/word/2016/wordml/cid" xmlns:w16="http://schemas.microsoft.com/office/word/2018/wordml" xmlns:w16sdtdh="http://schemas.microsoft.com/office/word/2020/wordml/sdtdatahash" xmlns:w16sdtfl="http://schemas.microsoft.com/office/word/2024/wordml/sdtformatlock" xmlns:w16se="http://schemas.microsoft.com/office/word/2015/wordml/symex" xmlns:w16du="http://schemas.microsoft.com/office/word/2023/wordml/word16du" xmlns:wne="http://schemas.microsoft.com/office/word/2006/wordml" mc:Ignorable="w14 w15 w16se w16cid w16 w16cex w16sdtdh w16sdtfl w16du wp14">
+<w:numbering xmlns:wpc="http://schemas.microsoft.com/office/word/2010/wordprocessingCanvas" xmlns:cx="http://schemas.microsoft.com/office/drawing/2014/chartex" xmlns:cx1="http://schemas.microsoft.com/office/drawing/2015/9/8/chartex" xmlns:cx2="http://schemas.microsoft.com/office/drawing/2015/10/21/chartex" xmlns:cx3="http://schemas.microsoft.com/office/drawing/2016/5/9/chartex" xmlns:cx4="http://schemas.microsoft.com/office/drawing/2016/5/10/chartex" xmlns:cx5="http://schemas.microsoft.com/office/drawing/2016/5/11/chartex" xmlns:cx6="http://schemas.microsoft.com/office/drawing/2016/5/12/chartex" xmlns:cx7="http://schemas.microsoft.com/office/drawing/2016/5/13/chartex" xmlns:cx8="http://schemas.microsoft.com/office/drawing/2016/5/14/chartex" xmlns:mc="http://schemas.openxmlformats.org/markup-compatibility/2006" xmlns:aink="http://schemas.microsoft.com/office/drawing/2016/ink" xmlns:am3d="http://schemas.microsoft.com/office/drawing/2017/model3d" xmlns:o="urn:schemas-microsoft-com:office:office" xmlns:oel="http://schemas.microsoft.com/office/2019/extlst" xmlns:r="http://schemas.openxmlformats.org/officeDocument/2006/relationships" xmlns:m="http://schemas.openxmlformats.org/officeDocument/2006/math" xmlns:v="urn:schemas-microsoft-com:vml" xmlns:wp14="http://schemas.microsoft.com/office/word/2010/wordprocessingDrawing" xmlns:wp="http://schemas.openxmlformats.org/drawingml/2006/wordprocessingDrawing" xmlns:w10="urn:schemas-microsoft-com:office:word" xmlns:w="http://schemas.openxmlformats.org/wordprocessingml/2006/main" xmlns:w14="http://schemas.microsoft.com/office/word/2010/wordml" xmlns:w15="http://schemas.microsoft.com/office/word/2012/wordml" xmlns:w16cei="http://schemas.microsoft.com/office/word/2026/wordml/cei" xmlns:w16cex="http://schemas.microsoft.com/office/word/2018/wordml/cex" xmlns:w16cid="http://schemas.microsoft.com/office/word/2016/wordml/cid" xmlns:w16="http://schemas.microsoft.com/office/word/2018/wordml" xmlns:w16du="http://schemas.microsoft.com/office/word/2023/wordml/word16du" xmlns:w16sdtdh="http://schemas.microsoft.com/office/word/2020/wordml/sdtdatahash" xmlns:w16sdtfl="http://schemas.microsoft.com/office/word/2024/wordml/sdtformatlock" xmlns:w16se="http://schemas.microsoft.com/office/word/2015/wordml/symex" xmlns:wpg="http://schemas.microsoft.com/office/word/2010/wordprocessingGroup" xmlns:wpi="http://schemas.microsoft.com/office/word/2010/wordprocessingInk" xmlns:wne="http://schemas.microsoft.com/office/word/2006/wordml" xmlns:wps="http://schemas.microsoft.com/office/word/2010/wordprocessingShape" mc:Ignorable="w14 w15 w16se w16cid w16 w16cex w16sdtdh w16sdtfl w16du wp14">
   <w:abstractNum w:abstractNumId="0" w15:restartNumberingAfterBreak="0">
     <w:nsid w:val="015258EC"/>
     <w:multiLevelType w:val="multilevel"/>
@@ -11864,23 +14524,23 @@
       </w:rPr>
     </w:lvl>
   </w:abstractNum>
-  <w:num w:numId="1" w16cid:durableId="235630781">
-    <w:abstractNumId w:val="4"/>
+  <w:num w:numId="1" w16cid:durableId="1057969962">
+    <w:abstractNumId w:val="6"/>
   </w:num>
-  <w:num w:numId="2" w16cid:durableId="1057969962">
-    <w:abstractNumId w:val="6"/>
+  <w:num w:numId="2" w16cid:durableId="1161239746">
+    <w:abstractNumId w:val="5"/>
   </w:num>
   <w:num w:numId="3" w16cid:durableId="1274288073">
     <w:abstractNumId w:val="2"/>
   </w:num>
-  <w:num w:numId="4" w16cid:durableId="1161239746">
-    <w:abstractNumId w:val="5"/>
+  <w:num w:numId="4" w16cid:durableId="1663898529">
+    <w:abstractNumId w:val="0"/>
   </w:num>
   <w:num w:numId="5" w16cid:durableId="1711420899">
     <w:abstractNumId w:val="7"/>
   </w:num>
-  <w:num w:numId="6" w16cid:durableId="1663898529">
-    <w:abstractNumId w:val="0"/>
+  <w:num w:numId="6" w16cid:durableId="235630781">
+    <w:abstractNumId w:val="4"/>
   </w:num>
   <w:num w:numId="7" w16cid:durableId="279799535">
     <w:abstractNumId w:val="8"/>
@@ -11895,7 +14555,7 @@
 </file>
 
 <file path=word/styles.xml><?xml version="1.0" encoding="utf-8"?>
-<w:styles xmlns:mc="http://schemas.openxmlformats.org/markup-compatibility/2006" xmlns:r="http://schemas.openxmlformats.org/officeDocument/2006/relationships" xmlns:w="http://schemas.openxmlformats.org/wordprocessingml/2006/main" xmlns:w14="http://schemas.microsoft.com/office/word/2010/wordml" xmlns:w15="http://schemas.microsoft.com/office/word/2012/wordml" xmlns:w16cex="http://schemas.microsoft.com/office/word/2018/wordml/cex" xmlns:w16cid="http://schemas.microsoft.com/office/word/2016/wordml/cid" xmlns:w16="http://schemas.microsoft.com/office/word/2018/wordml" xmlns:w16sdtdh="http://schemas.microsoft.com/office/word/2020/wordml/sdtdatahash" xmlns:w16sdtfl="http://schemas.microsoft.com/office/word/2024/wordml/sdtformatlock" xmlns:w16se="http://schemas.microsoft.com/office/word/2015/wordml/symex" xmlns:w16du="http://schemas.microsoft.com/office/word/2023/wordml/word16du" mc:Ignorable="w14 w15 w16se w16cid w16 w16cex w16sdtdh w16sdtfl w16du">
+<w:styles xmlns:mc="http://schemas.openxmlformats.org/markup-compatibility/2006" xmlns:r="http://schemas.openxmlformats.org/officeDocument/2006/relationships" xmlns:w="http://schemas.openxmlformats.org/wordprocessingml/2006/main" xmlns:w14="http://schemas.microsoft.com/office/word/2010/wordml" xmlns:w15="http://schemas.microsoft.com/office/word/2012/wordml" xmlns:w16cex="http://schemas.microsoft.com/office/word/2018/wordml/cex" xmlns:w16cid="http://schemas.microsoft.com/office/word/2016/wordml/cid" xmlns:w16="http://schemas.microsoft.com/office/word/2018/wordml" xmlns:w16du="http://schemas.microsoft.com/office/word/2023/wordml/word16du" xmlns:w16sdtdh="http://schemas.microsoft.com/office/word/2020/wordml/sdtdatahash" xmlns:w16sdtfl="http://schemas.microsoft.com/office/word/2024/wordml/sdtformatlock" xmlns:w16se="http://schemas.microsoft.com/office/word/2015/wordml/symex" mc:Ignorable="w14 w15 w16se w16cid w16 w16cex w16sdtdh w16sdtfl w16du">
   <w:docDefaults>
     <w:rPrDefault>
       <w:rPr>
@@ -12495,7 +15155,6 @@
   <w:style w:type="character" w:default="1" w:styleId="DefaultParagraphFont">
     <w:name w:val="Default Paragraph Font"/>
     <w:uiPriority w:val="1"/>
-    <w:semiHidden/>
     <w:unhideWhenUsed/>
   </w:style>
   <w:style w:type="table" w:default="1" w:styleId="TableNormal">

--- a/_workspace/books/casey/casey.docx
+++ b/_workspace/books/casey/casey.docx
@@ -1,6 +1,6 @@
 
 <file path=word/document.xml><?xml version="1.0" encoding="utf-8"?>
-<w:document xmlns:wpc="http://schemas.microsoft.com/office/word/2010/wordprocessingCanvas" xmlns:cx="http://schemas.microsoft.com/office/drawing/2014/chartex" xmlns:cx1="http://schemas.microsoft.com/office/drawing/2015/9/8/chartex" xmlns:cx2="http://schemas.microsoft.com/office/drawing/2015/10/21/chartex" xmlns:cx3="http://schemas.microsoft.com/office/drawing/2016/5/9/chartex" xmlns:cx4="http://schemas.microsoft.com/office/drawing/2016/5/10/chartex" xmlns:cx5="http://schemas.microsoft.com/office/drawing/2016/5/11/chartex" xmlns:cx6="http://schemas.microsoft.com/office/drawing/2016/5/12/chartex" xmlns:cx7="http://schemas.microsoft.com/office/drawing/2016/5/13/chartex" xmlns:cx8="http://schemas.microsoft.com/office/drawing/2016/5/14/chartex" xmlns:mc="http://schemas.openxmlformats.org/markup-compatibility/2006" xmlns:aink="http://schemas.microsoft.com/office/drawing/2016/ink" xmlns:am3d="http://schemas.microsoft.com/office/drawing/2017/model3d" xmlns:o="urn:schemas-microsoft-com:office:office" xmlns:oel="http://schemas.microsoft.com/office/2019/extlst" xmlns:r="http://schemas.openxmlformats.org/officeDocument/2006/relationships" xmlns:m="http://schemas.openxmlformats.org/officeDocument/2006/math" xmlns:v="urn:schemas-microsoft-com:vml" xmlns:wp14="http://schemas.microsoft.com/office/word/2010/wordprocessingDrawing" xmlns:wp="http://schemas.openxmlformats.org/drawingml/2006/wordprocessingDrawing" xmlns:w10="urn:schemas-microsoft-com:office:word" xmlns:w="http://schemas.openxmlformats.org/wordprocessingml/2006/main" xmlns:w14="http://schemas.microsoft.com/office/word/2010/wordml" xmlns:w15="http://schemas.microsoft.com/office/word/2012/wordml" xmlns:w16cei="http://schemas.microsoft.com/office/word/2026/wordml/cei" xmlns:w16cex="http://schemas.microsoft.com/office/word/2018/wordml/cex" xmlns:w16cid="http://schemas.microsoft.com/office/word/2016/wordml/cid" xmlns:w16="http://schemas.microsoft.com/office/word/2018/wordml" xmlns:w16du="http://schemas.microsoft.com/office/word/2023/wordml/word16du" xmlns:w16sdtdh="http://schemas.microsoft.com/office/word/2020/wordml/sdtdatahash" xmlns:w16sdtfl="http://schemas.microsoft.com/office/word/2024/wordml/sdtformatlock" xmlns:w16se="http://schemas.microsoft.com/office/word/2015/wordml/symex" xmlns:wpg="http://schemas.microsoft.com/office/word/2010/wordprocessingGroup" xmlns:wpi="http://schemas.microsoft.com/office/word/2010/wordprocessingInk" xmlns:wne="http://schemas.microsoft.com/office/word/2006/wordml" xmlns:wps="http://schemas.microsoft.com/office/word/2010/wordprocessingShape" mc:Ignorable="w14 w15 w16se w16cid w16 w16cex w16sdtdh w16sdtfl w16du wp14">
+<w:document xmlns:wpc="http://schemas.microsoft.com/office/word/2010/wordprocessingCanvas" xmlns:cx="http://schemas.microsoft.com/office/drawing/2014/chartex" xmlns:cx1="http://schemas.microsoft.com/office/drawing/2015/9/8/chartex" xmlns:cx2="http://schemas.microsoft.com/office/drawing/2015/10/21/chartex" xmlns:cx3="http://schemas.microsoft.com/office/drawing/2016/5/9/chartex" xmlns:cx4="http://schemas.microsoft.com/office/drawing/2016/5/10/chartex" xmlns:cx5="http://schemas.microsoft.com/office/drawing/2016/5/11/chartex" xmlns:cx6="http://schemas.microsoft.com/office/drawing/2016/5/12/chartex" xmlns:cx7="http://schemas.microsoft.com/office/drawing/2016/5/13/chartex" xmlns:cx8="http://schemas.microsoft.com/office/drawing/2016/5/14/chartex" xmlns:mc="http://schemas.openxmlformats.org/markup-compatibility/2006" xmlns:m="http://schemas.openxmlformats.org/officeDocument/2006/math" xmlns:aink="http://schemas.microsoft.com/office/drawing/2016/ink" xmlns:am3d="http://schemas.microsoft.com/office/drawing/2017/model3d" xmlns:oel="http://schemas.microsoft.com/office/2019/extlst" xmlns:r="http://schemas.openxmlformats.org/officeDocument/2006/relationships" xmlns:wp14="http://schemas.microsoft.com/office/word/2010/wordprocessingDrawing" xmlns:wp="http://schemas.openxmlformats.org/drawingml/2006/wordprocessingDrawing" xmlns:wpg="http://schemas.microsoft.com/office/word/2010/wordprocessingGroup" xmlns:wpi="http://schemas.microsoft.com/office/word/2010/wordprocessingInk" xmlns:wps="http://schemas.microsoft.com/office/word/2010/wordprocessingShape" xmlns:o="urn:schemas-microsoft-com:office:office" xmlns:v="urn:schemas-microsoft-com:vml" xmlns:w10="urn:schemas-microsoft-com:office:word" xmlns:w="http://schemas.openxmlformats.org/wordprocessingml/2006/main" xmlns:w14="http://schemas.microsoft.com/office/word/2010/wordml" xmlns:w15="http://schemas.microsoft.com/office/word/2012/wordml" xmlns:w16cex="http://schemas.microsoft.com/office/word/2018/wordml/cex" xmlns:w16cid="http://schemas.microsoft.com/office/word/2016/wordml/cid" xmlns:w16="http://schemas.microsoft.com/office/word/2018/wordml" xmlns:w16sdtdh="http://schemas.microsoft.com/office/word/2020/wordml/sdtdatahash" xmlns:w16sdtfl="http://schemas.microsoft.com/office/word/2024/wordml/sdtformatlock" xmlns:w16se="http://schemas.microsoft.com/office/word/2015/wordml/symex" xmlns:w16du="http://schemas.microsoft.com/office/word/2023/wordml/word16du" xmlns:wne="http://schemas.microsoft.com/office/word/2006/wordml" mc:Ignorable="w14 w15 w16se w16cid w16 w16cex w16sdtdh w16sdtfl w16du wp14">
   <w:body>
     <w:p>
       <w:pPr>
@@ -66,23 +66,7 @@
     </w:p>
     <w:p>
       <w:r>
-        <w:t xml:space="preserve">"Yeah, it was her idea," I smiled, navigating the exit toward Norview Avenue. "Cass hasn't actually seen Mom since the summer of 2000, and Casey hasn't seen her since 2001. </w:t>
-      </w:r>
-      <w:proofErr w:type="gramStart"/>
-      <w:r>
-        <w:t>So</w:t>
-      </w:r>
-      <w:proofErr w:type="gramEnd"/>
-      <w:r>
-        <w:t xml:space="preserve"> the girls were really hoping to </w:t>
-      </w:r>
-      <w:proofErr w:type="gramStart"/>
-      <w:r>
-        <w:t>steal</w:t>
-      </w:r>
-      <w:proofErr w:type="gramEnd"/>
-      <w:r>
-        <w:t xml:space="preserve"> me for a few days so the four of us could just hole up at Mom's place and do the whole family time thing." </w:t>
+        <w:t xml:space="preserve">"Yeah, it was her idea," I smiled, navigating the exit toward Norview Avenue. "Cass hasn't actually seen Mom since the summer of 2000, and Casey hasn't seen her since 2001. So the girls were really hoping to steal me for a few days so the four of us could just hole up at Mom's place and do the whole family time thing." </w:t>
       </w:r>
     </w:p>
     <w:p>
@@ -97,11 +81,7 @@
     </w:p>
     <w:p>
       <w:r>
-        <w:t xml:space="preserve">I knew my sisters were flying Domestic First Class into the main terminal, and I knew the exact minute their flight touched down. Cassandra had briefed me over the phone the night before with explicit, non-negotiable instructions: under no circumstances was I to mention </w:t>
-      </w:r>
-      <w:r>
-        <w:lastRenderedPageBreak/>
-        <w:t xml:space="preserve">her private corporate jet, her standard VIP pickup at the executive aviation terminal, or the massive scale of her position at Quantum. I didn't fully understand </w:t>
+        <w:t xml:space="preserve">I knew my sisters were flying Domestic First Class into the main terminal, and I knew the exact minute their flight touched down. Cassandra had briefed me over the phone the night before with explicit, non-negotiable instructions: under no circumstances was I to mention her private corporate jet, her standard VIP pickup at the executive aviation terminal, or the massive scale of her position at Quantum. I didn't fully understand </w:t>
       </w:r>
       <w:r>
         <w:rPr>
@@ -131,15 +111,7 @@
     </w:p>
     <w:p>
       <w:r>
-        <w:t xml:space="preserve">Casey dropped her carry-on bag instantly. She broke into a run, her face lighting up with absolute joy. I met her halfway, wrapping my arms around her and lifting her slightly off the floor in a massive, </w:t>
-      </w:r>
-      <w:proofErr w:type="gramStart"/>
-      <w:r>
-        <w:t>deep-pressure</w:t>
-      </w:r>
-      <w:proofErr w:type="gramEnd"/>
-      <w:r>
-        <w:t xml:space="preserve"> bear hug. She buried her face in my neck, letting out a soft, happy hum that immediately regulated my own nervous system. </w:t>
+        <w:t xml:space="preserve">Casey dropped her carry-on bag instantly. She broke into a run, her face lighting up with absolute joy. I met her halfway, wrapping my arms around her and lifting her slightly off the floor in a massive, deep-pressure bear hug. She buried her face in my neck, letting out a soft, happy hum that immediately regulated my own nervous system. </w:t>
       </w:r>
     </w:p>
     <w:p>
@@ -149,15 +121,7 @@
     </w:p>
     <w:p>
       <w:r>
-        <w:t xml:space="preserve">"It is so good to see you, David," Cassandra smiled, squeezing my shoulder before adjusting her glasses. She looked past me, offering a polite, practiced smile. "Hi, Kristine. </w:t>
-      </w:r>
-      <w:proofErr w:type="gramStart"/>
-      <w:r>
-        <w:t>Thank you guys</w:t>
-      </w:r>
-      <w:proofErr w:type="gramEnd"/>
-      <w:r>
-        <w:t xml:space="preserve"> for picking us up." </w:t>
+        <w:t xml:space="preserve">"It is so good to see you, David," Cassandra smiled, squeezing my shoulder before adjusting her glasses. She looked past me, offering a polite, practiced smile. "Hi, Kristine. Thank you guys for picking us up." </w:t>
       </w:r>
     </w:p>
     <w:p>
@@ -186,24 +150,12 @@
     </w:p>
     <w:p>
       <w:r>
-        <w:t xml:space="preserve">We gathered their luggage and loaded up the trunk. The drive to Virginia Beach was filled with easy, rapid-fire catching up between me, Cassandra, and Casey. Kristine chimed in </w:t>
-      </w:r>
-      <w:r>
-        <w:lastRenderedPageBreak/>
-        <w:t xml:space="preserve">politely from the passenger seat, asking standard, friendly questions about the flight and the Seattle weather. </w:t>
-      </w:r>
-    </w:p>
-    <w:p>
-      <w:r>
-        <w:t xml:space="preserve">When we arrived at my mother’s house, the environment grew a little more crowded. </w:t>
-      </w:r>
-      <w:proofErr w:type="gramStart"/>
-      <w:r>
-        <w:t>Wendy</w:t>
-      </w:r>
-      <w:proofErr w:type="gramEnd"/>
-      <w:r>
-        <w:t xml:space="preserve"> Vance and Peter welcomed everyone warmly. We sat in their living room, eating snacks and talking about the upcoming Thanksgiving plans. </w:t>
+        <w:t xml:space="preserve">We gathered their luggage and loaded up the trunk. The drive to Virginia Beach was filled with easy, rapid-fire catching up between me, Cassandra, and Casey. Kristine chimed in politely from the passenger seat, asking standard, friendly questions about the flight and the Seattle weather. </w:t>
+      </w:r>
+    </w:p>
+    <w:p>
+      <w:r>
+        <w:t xml:space="preserve">When we arrived at my mother’s house, the environment grew a little more crowded. Wendy Vance and Peter welcomed everyone warmly. We sat in their living room, eating snacks and talking about the upcoming Thanksgiving plans. </w:t>
       </w:r>
     </w:p>
     <w:p>
@@ -247,40 +199,12 @@
     </w:p>
     <w:p>
       <w:r>
-        <w:t xml:space="preserve">Since we needed to return Wendy's car to her, my mother grabbed her keys once the visit </w:t>
-      </w:r>
-      <w:proofErr w:type="gramStart"/>
-      <w:r>
-        <w:t>wrapped</w:t>
-      </w:r>
-      <w:proofErr w:type="gramEnd"/>
-      <w:r>
-        <w:t xml:space="preserve"> up. She drove the four of us out of Virginia Beach, crossing the water and dropping us off directly at the curb of Kristine’s apartment building in Portsmouth before waving goodbye and driving off into the night. </w:t>
-      </w:r>
-    </w:p>
-    <w:p>
-      <w:r>
-        <w:t xml:space="preserve">We hauled the luggage into the three-bedroom apartment. Kristine's mother, Robyn, and her boyfriend, Tom, were already gone for the holiday visiting his family, leaving the space entirely </w:t>
-      </w:r>
-      <w:proofErr w:type="gramStart"/>
-      <w:r>
-        <w:t>to</w:t>
-      </w:r>
-      <w:proofErr w:type="gramEnd"/>
-      <w:r>
-        <w:t xml:space="preserve"> us. Because the apartment was located on the ground floor, we didn't have to navigate any stairs with </w:t>
-      </w:r>
-      <w:proofErr w:type="gramStart"/>
-      <w:r>
-        <w:t>the heavy</w:t>
-      </w:r>
-      <w:proofErr w:type="gramEnd"/>
-      <w:r>
-        <w:t xml:space="preserve"> bags. The living room was modest, anchored by two </w:t>
-      </w:r>
-      <w:r>
-        <w:lastRenderedPageBreak/>
-        <w:t xml:space="preserve">sofas positioned perpendicular to each other with a small wooden end table wedged in the corner between them. </w:t>
+        <w:t xml:space="preserve">Since we needed to return Wendy's car to her, my mother grabbed her keys once the visit wrapped up. She drove the four of us out of Virginia Beach, crossing the water and dropping us off directly at the curb of Kristine’s apartment building in Portsmouth before waving goodbye and driving off into the night. </w:t>
+      </w:r>
+    </w:p>
+    <w:p>
+      <w:r>
+        <w:t xml:space="preserve">We hauled the luggage into the three-bedroom apartment. Kristine's mother, Robyn, and her boyfriend, Tom, were already gone for the holiday visiting his family, leaving the space entirely to us. Because the apartment was located on the ground floor, we didn't have to navigate any stairs with the heavy bags. The living room was modest, anchored by two sofas positioned perpendicular to each other with a small wooden end table wedged in the corner between them. </w:t>
       </w:r>
     </w:p>
     <w:p>
@@ -295,28 +219,12 @@
     </w:p>
     <w:p>
       <w:r>
-        <w:t xml:space="preserve">The response was instant. I didn't think much of </w:t>
-      </w:r>
-      <w:proofErr w:type="gramStart"/>
-      <w:r>
-        <w:t>it—</w:t>
-      </w:r>
-      <w:proofErr w:type="gramEnd"/>
-      <w:r>
-        <w:t xml:space="preserve">I just assumed she was being a highly accommodating host who wanted everyone under one roof. </w:t>
-      </w:r>
-    </w:p>
-    <w:p>
-      <w:r>
-        <w:t xml:space="preserve">"If you're sure," Cassandra replied smoothly. She reached into her canvas duffel bag and pulled out a tightly folded, heavy-duty air mattress, along with a stack of pillows and blankets. Because she was constantly deployed by Quantum to different corporate sites, she never left her physical sleeping arrangements to </w:t>
-      </w:r>
-      <w:proofErr w:type="gramStart"/>
-      <w:r>
-        <w:t>chance</w:t>
-      </w:r>
-      <w:proofErr w:type="gramEnd"/>
-      <w:r>
-        <w:t xml:space="preserve">. </w:t>
+        <w:t xml:space="preserve">The response was instant. I didn't think much of it—I just assumed she was being a highly accommodating host who wanted everyone under one roof. </w:t>
+      </w:r>
+    </w:p>
+    <w:p>
+      <w:r>
+        <w:t xml:space="preserve">"If you're sure," Cassandra replied smoothly. She reached into her canvas duffel bag and pulled out a tightly folded, heavy-duty air mattress, along with a stack of pillows and blankets. Because she was constantly deployed by Quantum to different corporate sites, she never left her physical sleeping arrangements to chance. </w:t>
       </w:r>
     </w:p>
     <w:p>
@@ -326,15 +234,7 @@
     </w:p>
     <w:p>
       <w:r>
-        <w:t xml:space="preserve">My chest instantly </w:t>
-      </w:r>
-      <w:proofErr w:type="gramStart"/>
-      <w:r>
-        <w:t>lightened</w:t>
-      </w:r>
-      <w:proofErr w:type="gramEnd"/>
-      <w:r>
-        <w:t xml:space="preserve">. The idea of spending the night camped out in the living room, surrounded by my pack, sounded perfect. Casey didn't care that a sofa was meant for one person; she was fully prepared to figure it out, needing the deep pressure and proximity to regulate her own system after the long flight. </w:t>
+        <w:t xml:space="preserve">My chest instantly lightened. The idea of spending the night camped out in the living room, surrounded by my pack, sounded perfect. Casey didn't care that a sofa was meant for one person; she was fully prepared to figure it out, needing the deep pressure and proximity to regulate her own system after the long flight. </w:t>
       </w:r>
     </w:p>
     <w:p>
@@ -354,19 +254,7 @@
     </w:p>
     <w:p>
       <w:r>
-        <w:t xml:space="preserve">Casey opened her mouth, her protective instincts flaring as she prepared to argue for our sibling time. But before Casey could utter a single syllable, Cassandra caught her eye. </w:t>
-      </w:r>
-      <w:r>
-        <w:lastRenderedPageBreak/>
-        <w:t xml:space="preserve">Cassandra gave a sharp, almost imperceptible downward motion with her </w:t>
-      </w:r>
-      <w:proofErr w:type="gramStart"/>
-      <w:r>
-        <w:t>hand—a</w:t>
-      </w:r>
-      <w:proofErr w:type="gramEnd"/>
-      <w:r>
-        <w:t xml:space="preserve"> silent, absolute command for Casey to hold her tongue. </w:t>
+        <w:t xml:space="preserve">Casey opened her mouth, her protective instincts flaring as she prepared to argue for our sibling time. But before Casey could utter a single syllable, Cassandra caught her eye. Cassandra gave a sharp, almost imperceptible downward motion with her hand—a silent, absolute command for Casey to hold her tongue. </w:t>
       </w:r>
     </w:p>
     <w:p>
@@ -381,15 +269,7 @@
     </w:p>
     <w:p>
       <w:r>
-        <w:t xml:space="preserve">I followed Kristine down the hall to her bedroom. The </w:t>
-      </w:r>
-      <w:proofErr w:type="gramStart"/>
-      <w:r>
-        <w:t>door clicked</w:t>
-      </w:r>
-      <w:proofErr w:type="gramEnd"/>
-      <w:r>
-        <w:t xml:space="preserve"> shut behind us, separating me from the rest of my family in the living room. I was exhausted from the driving and the travel logistics, and my internal clock was begging for sleep. </w:t>
+        <w:t xml:space="preserve">I followed Kristine down the hall to her bedroom. The door clicked shut behind us, separating me from the rest of my family in the living room. I was exhausted from the driving and the travel logistics, and my internal clock was begging for sleep. </w:t>
       </w:r>
     </w:p>
     <w:p>
@@ -452,11 +332,7 @@
     </w:p>
     <w:p>
       <w:r>
-        <w:t>Casey blinked her dark eyes open. The disorientation of waking up in a strange apartment vanished the absolute second she realized she was looking at my face. A massive, sleep-</w:t>
-      </w:r>
-      <w:r>
-        <w:lastRenderedPageBreak/>
-        <w:t xml:space="preserve">heavy smile broke across her lips, and she wrapped her arms fiercely around my neck, humming a quiet, happy note. </w:t>
+        <w:t xml:space="preserve">Casey blinked her dark eyes open. The disorientation of waking up in a strange apartment vanished the absolute second she realized she was looking at my face. A massive, sleep-heavy smile broke across her lips, and she wrapped her arms fiercely around my neck, humming a quiet, happy note. </w:t>
       </w:r>
     </w:p>
     <w:p>
@@ -516,15 +392,7 @@
     </w:p>
     <w:p>
       <w:r>
-        <w:t xml:space="preserve">Cassandra's lightweight, manual travel wheelchair was folded neatly out of the way against the far wall, leaving us completely enclosed in our own perimeter. I was perfectly sandwiched between them, fully enveloped in the deep, restrictive pressure I had been starved </w:t>
-      </w:r>
-      <w:proofErr w:type="gramStart"/>
-      <w:r>
-        <w:t>of</w:t>
-      </w:r>
-      <w:proofErr w:type="gramEnd"/>
-      <w:r>
-        <w:t xml:space="preserve"> for months. We just sat there for a while, holding each other tightly, desperate to feel like a complete family again. </w:t>
+        <w:t xml:space="preserve">Cassandra's lightweight, manual travel wheelchair was folded neatly out of the way against the far wall, leaving us completely enclosed in our own perimeter. I was perfectly sandwiched between them, fully enveloped in the deep, restrictive pressure I had been starved of for months. We just sat there for a while, holding each other tightly, desperate to feel like a complete family again. </w:t>
       </w:r>
     </w:p>
     <w:p>
@@ -534,7 +402,6 @@
     </w:p>
     <w:p>
       <w:r>
-        <w:lastRenderedPageBreak/>
         <w:t xml:space="preserve">"Perfect," Cassandra announced as the brightly colored marching bands and massive balloons filled the screen. "We are right on time for the Thanksgiving Day Parade." </w:t>
       </w:r>
     </w:p>
@@ -598,15 +465,7 @@
     </w:p>
     <w:p>
       <w:r>
-        <w:t xml:space="preserve">"Ah. Okay, cool. </w:t>
-      </w:r>
-      <w:proofErr w:type="gramStart"/>
-      <w:r>
-        <w:t>Dry</w:t>
-      </w:r>
-      <w:proofErr w:type="gramEnd"/>
-      <w:r>
-        <w:t xml:space="preserve"> cereal it is," Cassandra nodded politely, accepting her bowl without a second thought. </w:t>
+        <w:t xml:space="preserve">"Ah. Okay, cool. Dry cereal it is," Cassandra nodded politely, accepting her bowl without a second thought. </w:t>
       </w:r>
     </w:p>
     <w:p>
@@ -616,7 +475,6 @@
     </w:p>
     <w:p>
       <w:r>
-        <w:lastRenderedPageBreak/>
         <w:t xml:space="preserve">Kristine sat down in the armchair across from the sofas, eating her dry cereal while we turned our attention back to the television. </w:t>
       </w:r>
     </w:p>
@@ -652,15 +510,7 @@
     </w:p>
     <w:p>
       <w:r>
-        <w:t xml:space="preserve">I leaned back against the sofa cushions, feeling a vague, confusing friction settling over the room. We tried a few more times to pull her into our commentary about the parade performances, but her answers remained clipped and distinctly bothered. I couldn't figure out the social math. My sisters </w:t>
-      </w:r>
-      <w:proofErr w:type="gramStart"/>
-      <w:r>
-        <w:t>were being</w:t>
-      </w:r>
-      <w:proofErr w:type="gramEnd"/>
-      <w:r>
-        <w:t xml:space="preserve"> perfectly friendly, and I was doing my best to be an attentive partner, but Kristine was radiating a quiet, simmering annoyance. </w:t>
+        <w:t xml:space="preserve">I leaned back against the sofa cushions, feeling a vague, confusing friction settling over the room. We tried a few more times to pull her into our commentary about the parade performances, but her answers remained clipped and distinctly bothered. I couldn't figure out the social math. My sisters were being perfectly friendly, and I was doing my best to be an attentive partner, but Kristine was radiating a quiet, simmering annoyance. </w:t>
       </w:r>
     </w:p>
     <w:p>
@@ -679,28 +529,12 @@
     </w:p>
     <w:p>
       <w:r>
-        <w:t xml:space="preserve">The comfortable sanctuary of the living room held steady into the early afternoon. By two o'clock, the parade broadcast had ended, but the three of us remained anchored </w:t>
-      </w:r>
-      <w:proofErr w:type="gramStart"/>
-      <w:r>
-        <w:t>to</w:t>
-      </w:r>
-      <w:proofErr w:type="gramEnd"/>
-      <w:r>
-        <w:t xml:space="preserve"> the sofa, happily chatting and enjoying the rare, uninterrupted proximity of our pack. </w:t>
-      </w:r>
-    </w:p>
-    <w:p>
-      <w:r>
-        <w:t xml:space="preserve">The layout of the Portsmouth apartment was compact and highly compartmentalized. If you </w:t>
-      </w:r>
-      <w:proofErr w:type="gramStart"/>
-      <w:r>
-        <w:t>were</w:t>
-      </w:r>
-      <w:proofErr w:type="gramEnd"/>
-      <w:r>
-        <w:t xml:space="preserve"> walking down the main hallway from the bedrooms, the small kitchen sat immediately to the right, sectioned off by a mid-height divider wall. The back of our long sofa ran directly parallel to that walkway, acting as a physical barricade that defined the living room space to the left. </w:t>
+        <w:t xml:space="preserve">The comfortable sanctuary of the living room held steady into the early afternoon. By two o'clock, the parade broadcast had ended, but the three of us remained anchored to the sofa, happily chatting and enjoying the rare, uninterrupted proximity of our pack. </w:t>
+      </w:r>
+    </w:p>
+    <w:p>
+      <w:r>
+        <w:t xml:space="preserve">The layout of the Portsmouth apartment was compact and highly compartmentalized. If you were walking down the main hallway from the bedrooms, the small kitchen sat immediately to the right, sectioned off by a mid-height divider wall. The back of our long sofa ran directly parallel to that walkway, acting as a physical barricade that defined the living room space to the left. </w:t>
       </w:r>
     </w:p>
     <w:p>
@@ -710,16 +544,7 @@
     </w:p>
     <w:p>
       <w:r>
-        <w:lastRenderedPageBreak/>
-        <w:t xml:space="preserve">I assumed Kristine was finally coming out to start </w:t>
-      </w:r>
-      <w:proofErr w:type="gramStart"/>
-      <w:r>
-        <w:t>prepping</w:t>
-      </w:r>
-      <w:proofErr w:type="gramEnd"/>
-      <w:r>
-        <w:t xml:space="preserve"> the massive Thanksgiving meal. I didn't turn my head immediately, but I felt Cassandra suddenly go completely rigid beside me. </w:t>
+        <w:t xml:space="preserve">I assumed Kristine was finally coming out to start prepping the massive Thanksgiving meal. I didn't turn my head immediately, but I felt Cassandra suddenly go completely rigid beside me. </w:t>
       </w:r>
     </w:p>
     <w:p>
@@ -744,15 +569,7 @@
     </w:p>
     <w:p>
       <w:r>
-        <w:t xml:space="preserve">Normally, this is where Cassandra’s corporate diplomacy would engage. But as Casey shrank back into the sofa, trembling and burying her face </w:t>
-      </w:r>
-      <w:proofErr w:type="gramStart"/>
-      <w:r>
-        <w:t>into</w:t>
-      </w:r>
-      <w:proofErr w:type="gramEnd"/>
-      <w:r>
-        <w:t xml:space="preserve"> my bicep, Cassandra’s patience instantly evaporated. The polite, accommodating guest vanished, entirely replaced by the furious, protective guardian. </w:t>
+        <w:t xml:space="preserve">Normally, this is where Cassandra’s corporate diplomacy would engage. But as Casey shrank back into the sofa, trembling and burying her face into my bicep, Cassandra’s patience instantly evaporated. The polite, accommodating guest vanished, entirely replaced by the furious, protective guardian. </w:t>
       </w:r>
     </w:p>
     <w:p>
@@ -762,15 +579,7 @@
     </w:p>
     <w:p>
       <w:r>
-        <w:t xml:space="preserve">Kristine paused, her hands resting on the counter. She blinked, taken aback by the sheer, unvarnished authority. "Excuse me? It's my house, Cassandra. I should be able </w:t>
-      </w:r>
-      <w:proofErr w:type="gramStart"/>
-      <w:r>
-        <w:t>to—"</w:t>
-      </w:r>
-      <w:proofErr w:type="gramEnd"/>
-      <w:r>
-        <w:t xml:space="preserve"> </w:t>
+        <w:t xml:space="preserve">Kristine paused, her hands resting on the counter. She blinked, taken aback by the sheer, unvarnished authority. "Excuse me? It's my house, Cassandra. I should be able to—" </w:t>
       </w:r>
     </w:p>
     <w:p>
@@ -790,42 +599,17 @@
     </w:p>
     <w:p>
       <w:r>
-        <w:t xml:space="preserve">"You have no right to come into my home and tell </w:t>
-      </w:r>
-      <w:proofErr w:type="gramStart"/>
-      <w:r>
-        <w:t>me—"</w:t>
-      </w:r>
-      <w:proofErr w:type="gramEnd"/>
-      <w:r>
-        <w:t xml:space="preserve"> Kristine started, her voice raising into a hostile shout. </w:t>
-      </w:r>
-    </w:p>
-    <w:p>
-      <w:r>
-        <w:lastRenderedPageBreak/>
-        <w:t xml:space="preserve">"David," Cassandra said, completely ignoring Kristine and turning her focus entirely </w:t>
-      </w:r>
-      <w:proofErr w:type="gramStart"/>
-      <w:r>
-        <w:t>to</w:t>
-      </w:r>
-      <w:proofErr w:type="gramEnd"/>
-      <w:r>
-        <w:t xml:space="preserve"> me. Her voice softened slightly, but the executive command remained. "Go to the bedroom. Pack your bag. Pack all of it." </w:t>
-      </w:r>
-    </w:p>
-    <w:p>
-      <w:r>
-        <w:t xml:space="preserve">My stomach dropped into a freefall. "Cass, </w:t>
-      </w:r>
-      <w:proofErr w:type="gramStart"/>
-      <w:r>
-        <w:t>wait—"</w:t>
-      </w:r>
-      <w:proofErr w:type="gramEnd"/>
-      <w:r>
-        <w:t xml:space="preserve"> </w:t>
+        <w:t xml:space="preserve">"You have no right to come into my home and tell me—" Kristine started, her voice raising into a hostile shout. </w:t>
+      </w:r>
+    </w:p>
+    <w:p>
+      <w:r>
+        <w:t xml:space="preserve">"David," Cassandra said, completely ignoring Kristine and turning her focus entirely to me. Her voice softened slightly, but the executive command remained. "Go to the bedroom. Pack your bag. Pack all of it." </w:t>
+      </w:r>
+    </w:p>
+    <w:p>
+      <w:r>
+        <w:t xml:space="preserve">My stomach dropped into a freefall. "Cass, wait—" </w:t>
       </w:r>
     </w:p>
     <w:p>
@@ -870,15 +654,7 @@
     </w:p>
     <w:p>
       <w:r>
-        <w:t xml:space="preserve">"You can't take him!" Kristine cried, glaring down at Cassandra. "He lives here! </w:t>
-      </w:r>
-      <w:proofErr w:type="gramStart"/>
-      <w:r>
-        <w:t>He's</w:t>
-      </w:r>
-      <w:proofErr w:type="gramEnd"/>
-      <w:r>
-        <w:t xml:space="preserve"> my boyfriend!" </w:t>
+        <w:t xml:space="preserve">"You can't take him!" Kristine cried, glaring down at Cassandra. "He lives here! He's my boyfriend!" </w:t>
       </w:r>
     </w:p>
     <w:p>
@@ -893,7 +669,6 @@
     </w:p>
     <w:p>
       <w:r>
-        <w:lastRenderedPageBreak/>
         <w:t xml:space="preserve">"And while we wait for the cab," Cassandra added coldly, "I am calling the airline. Because when Casey and I fly back to Seattle on Sunday, I am buying David a ticket, and he is getting on that plane with us." </w:t>
       </w:r>
     </w:p>
@@ -914,15 +689,7 @@
     </w:p>
     <w:p>
       <w:r>
-        <w:t xml:space="preserve">We stood on the concrete curb in the crisp November air. My heart was hammering against my ribs, terrified of the massive </w:t>
-      </w:r>
-      <w:proofErr w:type="gramStart"/>
-      <w:r>
-        <w:t>shift in reality</w:t>
-      </w:r>
-      <w:proofErr w:type="gramEnd"/>
-      <w:r>
-        <w:t xml:space="preserve">. I had just lost the milestone. I was going to Washington State. </w:t>
+        <w:t xml:space="preserve">We stood on the concrete curb in the crisp November air. My heart was hammering against my ribs, terrified of the massive shift in reality. I had just lost the milestone. I was going to Washington State. </w:t>
       </w:r>
     </w:p>
     <w:p>
@@ -970,15 +737,7 @@
     </w:p>
     <w:p>
       <w:r>
-        <w:t xml:space="preserve">I wrapped my arm around her shoulder, pulling her close, crying </w:t>
-      </w:r>
-      <w:proofErr w:type="gramStart"/>
-      <w:r>
-        <w:t>into</w:t>
-      </w:r>
-      <w:proofErr w:type="gramEnd"/>
-      <w:r>
-        <w:t xml:space="preserve"> the top of her head. </w:t>
+        <w:t xml:space="preserve">I wrapped my arm around her shoulder, pulling her close, crying into the top of her head. </w:t>
       </w:r>
     </w:p>
     <w:p>
@@ -988,7 +747,6 @@
     </w:p>
     <w:p>
       <w:r>
-        <w:lastRenderedPageBreak/>
         <w:t xml:space="preserve">Kristine rushed out into the cold. She was fully dressed now, having thrown on a pair of jeans and a heavy sweater. Her face was streaked with massive, welling tears. She looked like the ultimate picture of a heartbroken, misunderstood victim. </w:t>
       </w:r>
     </w:p>
@@ -1019,15 +777,7 @@
     </w:p>
     <w:p>
       <w:r>
-        <w:t>"I just want to talk to him!" Kristine cried, trying to step around the chair, the crocodile tears flowing freely. "</w:t>
-      </w:r>
-      <w:proofErr w:type="gramStart"/>
-      <w:r>
-        <w:t>He's</w:t>
-      </w:r>
-      <w:proofErr w:type="gramEnd"/>
-      <w:r>
-        <w:t xml:space="preserve"> my boyfriend! You are ruining our relationship over a misunderstanding!" </w:t>
+        <w:t xml:space="preserve">"I just want to talk to him!" Kristine cried, trying to step around the chair, the crocodile tears flowing freely. "He's my boyfriend! You are ruining our relationship over a misunderstanding!" </w:t>
       </w:r>
     </w:p>
     <w:p>
@@ -1062,16 +812,7 @@
     </w:p>
     <w:p>
       <w:r>
-        <w:lastRenderedPageBreak/>
-        <w:t xml:space="preserve">"Sir, this ride is </w:t>
-      </w:r>
-      <w:proofErr w:type="gramStart"/>
-      <w:r>
-        <w:t>strictly</w:t>
-      </w:r>
-      <w:proofErr w:type="gramEnd"/>
-      <w:r>
-        <w:t xml:space="preserve"> for me and my two siblings," Cassandra instructed, her tone perfectly calm and commanding. "This woman is not getting in this vehicle." </w:t>
+        <w:t xml:space="preserve">"Sir, this ride is strictly for me and my two siblings," Cassandra instructed, her tone perfectly calm and commanding. "This woman is not getting in this vehicle." </w:t>
       </w:r>
     </w:p>
     <w:p>
@@ -1081,15 +822,7 @@
     </w:p>
     <w:p>
       <w:r>
-        <w:t xml:space="preserve">Kristine froze, her hands slipping off the yellow metal. The panic in her eyes was genuine now. The realization that she had completely lost control of the perimeter—that her hostage </w:t>
-      </w:r>
-      <w:proofErr w:type="gramStart"/>
-      <w:r>
-        <w:t>was actually, physically</w:t>
-      </w:r>
-      <w:proofErr w:type="gramEnd"/>
-      <w:r>
-        <w:t xml:space="preserve"> leaving—finally hit her. </w:t>
+        <w:t xml:space="preserve">Kristine froze, her hands slipping off the yellow metal. The panic in her eyes was genuine now. The realization that she had completely lost control of the perimeter—that her hostage was actually, physically leaving—finally hit her. </w:t>
       </w:r>
     </w:p>
     <w:p>
@@ -1109,15 +842,7 @@
     </w:p>
     <w:p>
       <w:r>
-        <w:t xml:space="preserve">I sat in the middle of the backseat, sandwiched safely next to Casey, who immediately rested her head on my shoulder. I looked out the window as the taxi accelerated away from the curb. Kristine was left standing completely alone in the cold November night, growing </w:t>
-      </w:r>
-      <w:proofErr w:type="gramStart"/>
-      <w:r>
-        <w:t>smaller and smaller</w:t>
-      </w:r>
-      <w:proofErr w:type="gramEnd"/>
-      <w:r>
-        <w:t xml:space="preserve"> in the rearview mirror until the taxi turned the corner, leaving her entirely in the dust. </w:t>
+        <w:t xml:space="preserve">I sat in the middle of the backseat, sandwiched safely next to Casey, who immediately rested her head on my shoulder. I looked out the window as the taxi accelerated away from the curb. Kristine was left standing completely alone in the cold November night, growing smaller and smaller in the rearview mirror until the taxi turned the corner, leaving her entirely in the dust. </w:t>
       </w:r>
     </w:p>
     <w:p>
@@ -1144,15 +869,7 @@
     </w:p>
     <w:p>
       <w:r>
-        <w:t xml:space="preserve">The cab ride to the hotel in Virginia Beach was completely silent. Cassandra had maintained </w:t>
-      </w:r>
-      <w:proofErr w:type="gramStart"/>
-      <w:r>
-        <w:t>a strict</w:t>
-      </w:r>
-      <w:proofErr w:type="gramEnd"/>
-      <w:r>
-        <w:t xml:space="preserve">, impenetrable operational security for the entire twenty-minute drive. She didn't say a single word about the kitchen, or the sidewalk, or Kristine. She just sat in the front seat, staring straight ahead, waiting until we were safely behind closed doors. When the taxi finally parked, she handed the driver his fare along with a massive, generous cash tip for his complete discretion. </w:t>
+        <w:t xml:space="preserve">The cab ride to the hotel in Virginia Beach was completely silent. Cassandra had maintained a strict, impenetrable operational security for the entire twenty-minute drive. She didn't say a single word about the kitchen, or the sidewalk, or Kristine. She just sat in the front seat, staring straight ahead, waiting until we were safely behind closed doors. When the taxi finally parked, she handed the driver his fare along with a massive, generous cash tip for his complete discretion. </w:t>
       </w:r>
     </w:p>
     <w:p>
@@ -1162,20 +879,11 @@
     </w:p>
     <w:p>
       <w:r>
-        <w:t xml:space="preserve">Casey immediately dropped her bag and sat on the edge of the </w:t>
-      </w:r>
-      <w:proofErr w:type="gramStart"/>
-      <w:r>
-        <w:t>queen</w:t>
-      </w:r>
-      <w:proofErr w:type="gramEnd"/>
-      <w:r>
-        <w:t xml:space="preserve"> bed, pulling her knees to her chest. She was shaking, completely terrified by the unpredictable, hostile environment we had just escaped. </w:t>
-      </w:r>
-    </w:p>
-    <w:p>
-      <w:r>
-        <w:lastRenderedPageBreak/>
+        <w:t xml:space="preserve">Casey immediately dropped her bag and sat on the edge of the queen bed, pulling her knees to her chest. She was shaking, completely terrified by the unpredictable, hostile environment we had just escaped. </w:t>
+      </w:r>
+    </w:p>
+    <w:p>
+      <w:r>
         <w:t>"I just wanted a nice Thanksgiving dinner," Casey sniffled, wiping her eyes with the back of her sleeve. "I'm not mad at you, David, I just... I wanted turkey and stuffing, and for us to all be together."</w:t>
       </w:r>
     </w:p>
@@ -1186,15 +894,7 @@
     </w:p>
     <w:p>
       <w:r>
-        <w:t xml:space="preserve">Cassandra wheeled her travel chair over to the small table by the window, </w:t>
-      </w:r>
-      <w:proofErr w:type="gramStart"/>
-      <w:r>
-        <w:t>engaging</w:t>
-      </w:r>
-      <w:proofErr w:type="gramEnd"/>
-      <w:r>
-        <w:t xml:space="preserve"> the brakes. She took a deep breath, and the polite, diplomatic mask completely dissolved. </w:t>
+        <w:t xml:space="preserve">Cassandra wheeled her travel chair over to the small table by the window, engaging the brakes. She took a deep breath, and the polite, diplomatic mask completely dissolved. </w:t>
       </w:r>
     </w:p>
     <w:p>
@@ -1234,15 +934,7 @@
     </w:p>
     <w:p>
       <w:r>
-        <w:t xml:space="preserve">"Choice one: When Casey and I fly back on Sunday, you are getting on that plane with us. You come to Federal Way. You </w:t>
-      </w:r>
-      <w:proofErr w:type="gramStart"/>
-      <w:r>
-        <w:t>move</w:t>
-      </w:r>
-      <w:proofErr w:type="gramEnd"/>
-      <w:r>
-        <w:t xml:space="preserve"> into my apartment. I will help you enroll at Northwest Pacific University, and you can pick whether you want to commute to the Seattle campus or the Tacoma campus. I will fund your tuition out-of-pocket, even at the out-of-state rate, and you will never have to worry about a thing." </w:t>
+        <w:t xml:space="preserve">"Choice one: When Casey and I fly back on Sunday, you are getting on that plane with us. You come to Federal Way. You move into my apartment. I will help you enroll at Northwest Pacific University, and you can pick whether you want to commute to the Seattle campus or the Tacoma campus. I will fund your tuition out-of-pocket, even at the out-of-state rate, and you will never have to worry about a thing." </w:t>
       </w:r>
     </w:p>
     <w:p>
@@ -1252,7 +944,6 @@
     </w:p>
     <w:p>
       <w:r>
-        <w:lastRenderedPageBreak/>
         <w:t xml:space="preserve">"Choice two: We call Mom right now, and you move back into her house in Virginia Beach." </w:t>
       </w:r>
     </w:p>
@@ -1288,28 +979,12 @@
     </w:p>
     <w:p>
       <w:r>
-        <w:t xml:space="preserve">I stared at the silver phone, the sheer magnitude of the safety net suddenly </w:t>
-      </w:r>
-      <w:proofErr w:type="gramStart"/>
-      <w:r>
-        <w:t>coming</w:t>
-      </w:r>
-      <w:proofErr w:type="gramEnd"/>
-      <w:r>
-        <w:t xml:space="preserve"> into focus. </w:t>
-      </w:r>
-    </w:p>
-    <w:p>
-      <w:r>
-        <w:t xml:space="preserve">"Elizabeth is living in Dayton and commuting to Harrisonburg for classes at Shenandoah Valley University," Cassandra explained. "If you choose Dayton, Elizabeth will help you enroll at SVU. I will still fund your tuition completely, and you will get the in-state rates. You will have a place to live, a </w:t>
-      </w:r>
-      <w:proofErr w:type="gramStart"/>
-      <w:r>
-        <w:t>degree path</w:t>
-      </w:r>
-      <w:proofErr w:type="gramEnd"/>
-      <w:r>
-        <w:t xml:space="preserve">, and your best friend." </w:t>
+        <w:t xml:space="preserve">I stared at the silver phone, the sheer magnitude of the safety net suddenly coming into focus. </w:t>
+      </w:r>
+    </w:p>
+    <w:p>
+      <w:r>
+        <w:t xml:space="preserve">"Elizabeth is living in Dayton and commuting to Harrisonburg for classes at Shenandoah Valley University," Cassandra explained. "If you choose Dayton, Elizabeth will help you enroll at SVU. I will still fund your tuition completely, and you will get the in-state rates. You will have a place to live, a degree path, and your best friend." </w:t>
       </w:r>
     </w:p>
     <w:p>
@@ -1328,23 +1003,7 @@
     </w:p>
     <w:p>
       <w:r>
-        <w:t xml:space="preserve">I sat on the edge of the hotel </w:t>
-      </w:r>
-      <w:proofErr w:type="gramStart"/>
-      <w:r>
-        <w:t>bed,</w:t>
-      </w:r>
-      <w:proofErr w:type="gramEnd"/>
-      <w:r>
-        <w:t xml:space="preserve"> my eyes locked on the silver flip phone resting on the small table. Casey was still pressed flush against my side, her breathing finally evening out as the </w:t>
-      </w:r>
-      <w:proofErr w:type="gramStart"/>
-      <w:r>
-        <w:t>deep-pressure</w:t>
-      </w:r>
-      <w:proofErr w:type="gramEnd"/>
-      <w:r>
-        <w:t xml:space="preserve"> contact did its job. </w:t>
+        <w:t xml:space="preserve">I sat on the edge of the hotel bed, my eyes locked on the silver flip phone resting on the small table. Casey was still pressed flush against my side, her breathing finally evening out as the deep-pressure contact did its job. </w:t>
       </w:r>
     </w:p>
     <w:p>
@@ -1369,7 +1028,6 @@
     </w:p>
     <w:p>
       <w:r>
-        <w:lastRenderedPageBreak/>
         <w:t xml:space="preserve">"If you move into my apartment in Federal Way," she explained, shifting smoothly back into her logistical baseline, "we will share my bed. You will have all the physical pressure and proximity you need to regulate your system every single night. And the moment Casey turns eighteen this May, she will join us." </w:t>
       </w:r>
     </w:p>
@@ -1405,15 +1063,7 @@
     </w:p>
     <w:p>
       <w:r>
-        <w:t xml:space="preserve">"Building 33 is the executive suite, David," Cassandra clarified gently, her tone completely </w:t>
-      </w:r>
-      <w:proofErr w:type="gramStart"/>
-      <w:r>
-        <w:t>matter-of-fact</w:t>
-      </w:r>
-      <w:proofErr w:type="gramEnd"/>
-      <w:r>
-        <w:t xml:space="preserve">. "I am on the same floor as William Keswick. I am the youngest executive in the building." </w:t>
+        <w:t xml:space="preserve">"Building 33 is the executive suite, David," Cassandra clarified gently, her tone completely matter-of-fact. "I am on the same floor as William Keswick. I am the youngest executive in the building." </w:t>
       </w:r>
     </w:p>
     <w:p>
@@ -1428,29 +1078,12 @@
     </w:p>
     <w:p>
       <w:r>
-        <w:lastRenderedPageBreak/>
-        <w:t xml:space="preserve">I stared at the wheels of her manual chair, realizing for the first time just how much weight she carried. The out-of-state tuition. The last-minute cross-country flights. The ability to pull me out of Portsmouth without a single second of financial hesitation. It wasn't a struggle for her. It was pocket change. She was offering me a blank check because she </w:t>
-      </w:r>
-      <w:proofErr w:type="gramStart"/>
-      <w:r>
-        <w:t>actually had</w:t>
-      </w:r>
-      <w:proofErr w:type="gramEnd"/>
-      <w:r>
-        <w:t xml:space="preserve"> the absolute power to write it. </w:t>
-      </w:r>
-    </w:p>
-    <w:p>
-      <w:r>
-        <w:t xml:space="preserve">"And if you choose to go to Dayton," Cassandra continued, completely unbothered by the realization washing over my face, "and you move in with Liz in Virginia, the door to Washington State stays wide open. Dayton is barely an hour from SVU, so your commute to Harrisonburg is easy. You two can move out to the west coast together whenever you are ready. And until then, I promise you, </w:t>
-      </w:r>
-      <w:proofErr w:type="gramStart"/>
-      <w:r>
-        <w:t>on</w:t>
-      </w:r>
-      <w:proofErr w:type="gramEnd"/>
-      <w:r>
-        <w:t xml:space="preserve"> my life, that we will see each other every single break. I will either fly you and Liz to Seattle, or I will fly Casey and myself to the east coast. You are not losing anyone." </w:t>
+        <w:t xml:space="preserve">I stared at the wheels of her manual chair, realizing for the first time just how much weight she carried. The out-of-state tuition. The last-minute cross-country flights. The ability to pull me out of Portsmouth without a single second of financial hesitation. It wasn't a struggle for her. It was pocket change. She was offering me a blank check because she actually had the absolute power to write it. </w:t>
+      </w:r>
+    </w:p>
+    <w:p>
+      <w:r>
+        <w:t xml:space="preserve">"And if you choose to go to Dayton," Cassandra continued, completely unbothered by the realization washing over my face, "and you move in with Liz in Virginia, the door to Washington State stays wide open. Dayton is barely an hour from SVU, so your commute to Harrisonburg is easy. You two can move out to the west coast together whenever you are ready. And until then, I promise you, on my life, that we will see each other every single break. I will either fly you and Liz to Seattle, or I will fly Casey and myself to the east coast. You are not losing anyone." </w:t>
       </w:r>
     </w:p>
     <w:p>
@@ -1488,19 +1121,7 @@
     </w:p>
     <w:p>
       <w:r>
-        <w:t xml:space="preserve">The </w:t>
-      </w:r>
-      <w:proofErr w:type="gramStart"/>
-      <w:r>
-        <w:t>ambient</w:t>
-      </w:r>
-      <w:proofErr w:type="gramEnd"/>
-      <w:r>
-        <w:t xml:space="preserve"> hum of the Virginia Beach hotel room was the only sound in the space. Casey was a warm, heavy anchor against my right side, and Cass was sitting patiently in her chair </w:t>
-      </w:r>
-      <w:r>
-        <w:lastRenderedPageBreak/>
-        <w:t xml:space="preserve">to my left, giving my processor the quiet space it needed to run the massive logistical calculations. </w:t>
+        <w:t xml:space="preserve">The ambient hum of the Virginia Beach hotel room was the only sound in the space. Casey was a warm, heavy anchor against my right side, and Cass was sitting patiently in her chair to my left, giving my processor the quiet space it needed to run the massive logistical calculations. </w:t>
       </w:r>
     </w:p>
     <w:p>
@@ -1510,15 +1131,7 @@
     </w:p>
     <w:p>
       <w:r>
-        <w:t xml:space="preserve">When Cass had forcefully dragged me out of that Portsmouth apartment, my threat-detection system had screamed that I was losing everything. But as the adrenaline finally flushed out of my bloodstream, the actual timeline of the data came into sharp, undeniable focus. It was Thanksgiving night. I </w:t>
-      </w:r>
-      <w:proofErr w:type="gramStart"/>
-      <w:r>
-        <w:t>had met</w:t>
-      </w:r>
-      <w:proofErr w:type="gramEnd"/>
-      <w:r>
-        <w:t xml:space="preserve"> Kristine on September 3rd. It had been less than twelve weeks. In the grand scope of my life, the relationship hadn't even fully gotten off the ground before it catastrophically stalled. The "milestone" of having an adult girlfriend was nothing but a fragile mirage built on isolation and control. </w:t>
+        <w:t xml:space="preserve">When Cass had forcefully dragged me out of that Portsmouth apartment, my threat-detection system had screamed that I was losing everything. But as the adrenaline finally flushed out of my bloodstream, the actual timeline of the data came into sharp, undeniable focus. It was Thanksgiving night. I had met Kristine on September 3rd. It had been less than twelve weeks. In the grand scope of my life, the relationship hadn't even fully gotten off the ground before it catastrophically stalled. The "milestone" of having an adult girlfriend was nothing but a fragile mirage built on isolation and control. </w:t>
       </w:r>
     </w:p>
     <w:p>
@@ -1568,7 +1181,6 @@
     </w:p>
     <w:p>
       <w:r>
-        <w:lastRenderedPageBreak/>
         <w:t xml:space="preserve">"We're perfectly safe," I promised. I leaned my head back against Casey’s hair. "But I have a logistical problem, Liz. And I don't know what to do." </w:t>
       </w:r>
     </w:p>
@@ -1584,15 +1196,7 @@
     </w:p>
     <w:p>
       <w:r>
-        <w:t xml:space="preserve">"That is just a transportation variable, David, we can easily solve that," Liz corrected instantly, her tone ringing with absolute, undeniable certainty. "Listen to me very carefully. If you choose Dayton, my parents—or even Wendy—will absolutely volunteer to drive you halfway to Richmond. I will drive down from the Valley, meet you in Richmond, and </w:t>
-      </w:r>
-      <w:proofErr w:type="gramStart"/>
-      <w:r>
-        <w:t>bring</w:t>
-      </w:r>
-      <w:proofErr w:type="gramEnd"/>
-      <w:r>
-        <w:t xml:space="preserve"> you the rest of the way home. You can stay exactly where you are until Saturday so you can see Cass and Casey off at their terminal, and then immediately head to Richmond to meet me." </w:t>
+        <w:t xml:space="preserve">"That is just a transportation variable, David, we can easily solve that," Liz corrected instantly, her tone ringing with absolute, undeniable certainty. "Listen to me very carefully. If you choose Dayton, my parents—or even Wendy—will absolutely volunteer to drive you halfway to Richmond. I will drive down from the Valley, meet you in Richmond, and bring you the rest of the way home. You can stay exactly where you are until Saturday so you can see Cass and Casey off at their terminal, and then immediately head to Richmond to meet me." </w:t>
       </w:r>
     </w:p>
     <w:p>
@@ -1622,29 +1226,12 @@
     </w:p>
     <w:p>
       <w:r>
-        <w:t xml:space="preserve">"I have never been </w:t>
-      </w:r>
-      <w:proofErr w:type="gramStart"/>
-      <w:r>
-        <w:t>more sure</w:t>
-      </w:r>
-      <w:proofErr w:type="gramEnd"/>
-      <w:r>
-        <w:t xml:space="preserve"> of anything in my life," Liz said. "You are going to get all the hugs, all the deep pressure, and all the love you need, no matter what you decide. If you fly out on Saturday, Cass and Casey have you. If you get a ride to Richmond, I have you. You are not losing anyone tonight, David. Just tell me what your system needs right now." </w:t>
-      </w:r>
-    </w:p>
-    <w:p>
-      <w:r>
-        <w:lastRenderedPageBreak/>
-        <w:t xml:space="preserve">I sat on the edge of the </w:t>
-      </w:r>
-      <w:proofErr w:type="gramStart"/>
-      <w:r>
-        <w:t>bed,</w:t>
-      </w:r>
-      <w:proofErr w:type="gramEnd"/>
-      <w:r>
-        <w:t xml:space="preserve"> the phone pressed tightly to my ear. I looked to my left. Cass was watching me, her dark eyes radiating pure, unconditional protection. I looked down to my right. Casey was still clinging to my side, her fingers loosely gripping the fabric of my shirt. </w:t>
+        <w:t xml:space="preserve">"I have never been more sure of anything in my life," Liz said. "You are going to get all the hugs, all the deep pressure, and all the love you need, no matter what you decide. If you fly out on Saturday, Cass and Casey have you. If you get a ride to Richmond, I have you. You are not losing anyone tonight, David. Just tell me what your system needs right now." </w:t>
+      </w:r>
+    </w:p>
+    <w:p>
+      <w:r>
+        <w:t xml:space="preserve">I sat on the edge of the bed, the phone pressed tightly to my ear. I looked to my left. Cass was watching me, her dark eyes radiating pure, unconditional protection. I looked down to my right. Casey was still clinging to my side, her fingers loosely gripping the fabric of my shirt. </w:t>
       </w:r>
     </w:p>
     <w:p>
@@ -1659,15 +1246,7 @@
     </w:p>
     <w:p>
       <w:r>
-        <w:t xml:space="preserve">"Okay," I whispered </w:t>
-      </w:r>
-      <w:proofErr w:type="gramStart"/>
-      <w:r>
-        <w:t>into</w:t>
-      </w:r>
-      <w:proofErr w:type="gramEnd"/>
-      <w:r>
-        <w:t xml:space="preserve"> the phone. "I know what I'm going to do." </w:t>
+        <w:t xml:space="preserve">"Okay," I whispered into the phone. "I know what I'm going to do." </w:t>
       </w:r>
     </w:p>
     <w:p>
@@ -1687,15 +1266,7 @@
     </w:p>
     <w:p>
       <w:r>
-        <w:t xml:space="preserve">If I chose </w:t>
-      </w:r>
-      <w:proofErr w:type="gramStart"/>
-      <w:r>
-        <w:t>the Shenandoah</w:t>
-      </w:r>
-      <w:proofErr w:type="gramEnd"/>
-      <w:r>
-        <w:t xml:space="preserve"> Valley, Casey would cry. I knew exactly how it would play out. She would process the logic flawlessly, and she would completely respect my autonomy to choose Liz, but understanding the math wouldn't stop the devastation. On Saturday morning, standing at the departure gate, she would have to let go of my hand. She would have to turn around, walk down the jet bridge, and fly three thousand miles away without me. The thought of my little Casey weeping in an airport terminal, completely starved of our baseline proximity, made my stomach violently twist. </w:t>
+        <w:t xml:space="preserve">If I chose the Shenandoah Valley, Casey would cry. I knew exactly how it would play out. She would process the logic flawlessly, and she would completely respect my autonomy to choose Liz, but understanding the math wouldn't stop the devastation. On Saturday morning, standing at the departure gate, she would have to let go of my hand. She would have to turn around, walk down the jet bridge, and fly three thousand miles away without me. The thought of my little Casey weeping in an airport terminal, completely starved of our baseline proximity, made my stomach violently twist. </w:t>
       </w:r>
     </w:p>
     <w:p>
@@ -1715,16 +1286,7 @@
     </w:p>
     <w:p>
       <w:r>
-        <w:lastRenderedPageBreak/>
-        <w:t xml:space="preserve">I </w:t>
-      </w:r>
-      <w:proofErr w:type="gramStart"/>
-      <w:r>
-        <w:t>wanted</w:t>
-      </w:r>
-      <w:proofErr w:type="gramEnd"/>
-      <w:r>
-        <w:t xml:space="preserve"> my pack </w:t>
+        <w:t xml:space="preserve">I wanted my pack </w:t>
       </w:r>
       <w:r>
         <w:rPr>
@@ -1754,15 +1316,7 @@
     </w:p>
     <w:p>
       <w:r>
-        <w:t xml:space="preserve">"I can't do it," I choked out, my voice cracking so hard it barely sounded like me. I gripped the phone tighter, burying my face </w:t>
-      </w:r>
-      <w:proofErr w:type="gramStart"/>
-      <w:r>
-        <w:t>into</w:t>
-      </w:r>
-      <w:proofErr w:type="gramEnd"/>
-      <w:r>
-        <w:t xml:space="preserve"> the top of Casey’s head. "Liz, I can't. If I go with you, Casey is going to cry at the airport. She's going to be crushed. But if I leave with them, I don't have you." </w:t>
+        <w:t xml:space="preserve">"I can't do it," I choked out, my voice cracking so hard it barely sounded like me. I gripped the phone tighter, burying my face into the top of Casey’s head. "Liz, I can't. If I go with you, Casey is going to cry at the airport. She's going to be crushed. But if I leave with them, I don't have you." </w:t>
       </w:r>
     </w:p>
     <w:p>
@@ -1772,15 +1326,7 @@
     </w:p>
     <w:p>
       <w:r>
-        <w:t xml:space="preserve">"I don't want to wait until the spring," I sobbed quietly </w:t>
-      </w:r>
-      <w:proofErr w:type="gramStart"/>
-      <w:r>
-        <w:t>into</w:t>
-      </w:r>
-      <w:proofErr w:type="gramEnd"/>
-      <w:r>
-        <w:t xml:space="preserve"> the phone, completely dropping the mask. "I want all of you. Right now. I just want my family." </w:t>
+        <w:t xml:space="preserve">"I don't want to wait until the spring," I sobbed quietly into the phone, completely dropping the mask. "I want all of you. Right now. I just want my family." </w:t>
       </w:r>
     </w:p>
     <w:p>
@@ -1788,16 +1334,11 @@
         <w:pStyle w:val="Heading3"/>
       </w:pPr>
       <w:r>
-        <w:t xml:space="preserve">Part 4: The </w:t>
-      </w:r>
-      <w:proofErr w:type="gramStart"/>
-      <w:r>
-        <w:t xml:space="preserve">Twenty-One </w:t>
+        <w:t xml:space="preserve">Part 4: The Twenty-One </w:t>
       </w:r>
       <w:r>
         <w:t>Day</w:t>
       </w:r>
-      <w:proofErr w:type="gramEnd"/>
       <w:r>
         <w:t xml:space="preserve"> Bridge – 4:30 PM</w:t>
       </w:r>
@@ -1819,7 +1360,6 @@
     </w:p>
     <w:p>
       <w:r>
-        <w:lastRenderedPageBreak/>
         <w:t xml:space="preserve">"Oh, David..." Liz choked out, the tears finally breaking through her composure. "I know. I know you do. And I would never, ever ask you to leave Casey crying at an airport gate. I can't do that to her, and I can't do that to you." </w:t>
       </w:r>
     </w:p>
@@ -1895,21 +1435,12 @@
     </w:p>
     <w:p>
       <w:r>
-        <w:lastRenderedPageBreak/>
         <w:t xml:space="preserve">Liz went silent on the other end as the reality of the calendar hit her. </w:t>
       </w:r>
     </w:p>
     <w:p>
       <w:r>
-        <w:t xml:space="preserve">"Casey has high school in Federal Way," Cass laid out, calculating the variables at lightning speed. "She cannot miss her classes on Monday. </w:t>
-      </w:r>
-      <w:proofErr w:type="gramStart"/>
-      <w:r>
-        <w:t>So</w:t>
-      </w:r>
-      <w:proofErr w:type="gramEnd"/>
-      <w:r>
-        <w:t xml:space="preserve"> on Saturday morning, Casey and I are getting on our flight and flying back to Seattle. However, we are not talking about months or years. We are talking about twenty-one days. Three weeks." </w:t>
+        <w:t xml:space="preserve">"Casey has high school in Federal Way," Cass laid out, calculating the variables at lightning speed. "She cannot miss her classes on Monday. So on Saturday morning, Casey and I are getting on our flight and flying back to Seattle. However, we are not talking about months or years. We are talking about twenty-one days. Three weeks." </w:t>
       </w:r>
     </w:p>
     <w:p>
@@ -1939,23 +1470,7 @@
     </w:p>
     <w:p>
       <w:r>
-        <w:t xml:space="preserve">"You stay anchored in Dayton and ace your SVU finals," Cass replied. "Because on December 17th—the exact day final exams end for both of </w:t>
-      </w:r>
-      <w:proofErr w:type="gramStart"/>
-      <w:r>
-        <w:t>you—</w:t>
-      </w:r>
-      <w:proofErr w:type="gramEnd"/>
-      <w:r>
-        <w:t xml:space="preserve">I am flying both you and David out to Seattle. First class. The four of us will spend the entire winter break together </w:t>
-      </w:r>
-      <w:proofErr w:type="gramStart"/>
-      <w:r>
-        <w:t>in</w:t>
-      </w:r>
-      <w:proofErr w:type="gramEnd"/>
-      <w:r>
-        <w:t xml:space="preserve"> Federal Way. A full month of total pack consolidation." </w:t>
+        <w:t xml:space="preserve">"You stay anchored in Dayton and ace your SVU finals," Cass replied. "Because on December 17th—the exact day final exams end for both of you—I am flying both you and David out to Seattle. First class. The four of us will spend the entire winter break together in Federal Way. A full month of total pack consolidation." </w:t>
       </w:r>
     </w:p>
     <w:p>
@@ -1969,13 +1484,8 @@
       </w:r>
     </w:p>
     <w:p>
-      <w:proofErr w:type="gramStart"/>
-      <w:r>
-        <w:t>On</w:t>
-      </w:r>
-      <w:proofErr w:type="gramEnd"/>
-      <w:r>
-        <w:t xml:space="preserve"> the other end of the phone, Liz let out a long, shuddering breath that sounded half like a laugh and half like a sob. "Cass... that's... that actually works." </w:t>
+      <w:r>
+        <w:t xml:space="preserve">On the other end of the phone, Liz let out a long, shuddering breath that sounded half like a laugh and half like a sob. "Cass... that's... that actually works." </w:t>
       </w:r>
     </w:p>
     <w:p>
@@ -1985,7 +1495,6 @@
     </w:p>
     <w:p>
       <w:r>
-        <w:lastRenderedPageBreak/>
         <w:t xml:space="preserve">She looked at me and Casey. "Three weeks. Can you two handle three weeks of a geographical compromise if you know, with one hundred percent certainty, that you're being reunited on December 17th?" </w:t>
       </w:r>
     </w:p>
@@ -2058,28 +1567,12 @@
     </w:p>
     <w:p>
       <w:r>
-        <w:t xml:space="preserve">Despite knowing the logic, and despite the absolute guarantee of December 17th, Casey’s processor was redlining. The tears she had managed to hold back since Thursday night finally spilled over. She buried her face into my chest, her arms locking around my waist in a vice grip. She was crying hard, the kind of quiet, desperate </w:t>
-      </w:r>
-      <w:proofErr w:type="gramStart"/>
-      <w:r>
-        <w:t>sobs</w:t>
-      </w:r>
-      <w:proofErr w:type="gramEnd"/>
-      <w:r>
-        <w:t xml:space="preserve"> that made my own chest ache. </w:t>
-      </w:r>
-    </w:p>
-    <w:p>
-      <w:r>
-        <w:t xml:space="preserve">"It's only three weeks, Casey," I whispered, resting my chin on her head and wrapping my arms around her to provide as much deep-pressure grounding as I possibly could. My own eyes were burning. "Twenty-one days. And then I </w:t>
-      </w:r>
-      <w:proofErr w:type="gramStart"/>
-      <w:r>
-        <w:t>get</w:t>
-      </w:r>
-      <w:proofErr w:type="gramEnd"/>
-      <w:r>
-        <w:t xml:space="preserve"> you for the whole winter." </w:t>
+        <w:t xml:space="preserve">Despite knowing the logic, and despite the absolute guarantee of December 17th, Casey’s processor was redlining. The tears she had managed to hold back since Thursday night finally spilled over. She buried her face into my chest, her arms locking around my waist in a vice grip. She was crying hard, the kind of quiet, desperate sobs that made my own chest ache. </w:t>
+      </w:r>
+    </w:p>
+    <w:p>
+      <w:r>
+        <w:t xml:space="preserve">"It's only three weeks, Casey," I whispered, resting my chin on her head and wrapping my arms around her to provide as much deep-pressure grounding as I possibly could. My own eyes were burning. "Twenty-one days. And then I get you for the whole winter." </w:t>
       </w:r>
     </w:p>
     <w:p>
@@ -2089,7 +1582,6 @@
     </w:p>
     <w:p>
       <w:r>
-        <w:lastRenderedPageBreak/>
         <w:t xml:space="preserve">"It is going to feel incredibly long," Cass agreed gently, rolling her manual chair right up next to us. She reached out, resting her hand firmly on Casey’s back. "But the math doesn't lie, Casey. Every single hour that passes is an hour closer to the pack being back together. You can do this." </w:t>
       </w:r>
     </w:p>
@@ -2114,15 +1606,7 @@
     </w:p>
     <w:p>
       <w:r>
-        <w:t xml:space="preserve">The next three weeks were agonizingly slow. Moving back into Mom’s house in Virginia Beach was the safest logistical move, but my system was completely starved of its primary regulatory anchors. I threw </w:t>
-      </w:r>
-      <w:proofErr w:type="gramStart"/>
-      <w:r>
-        <w:t>all of</w:t>
-      </w:r>
-      <w:proofErr w:type="gramEnd"/>
-      <w:r>
-        <w:t xml:space="preserve"> my excess processing power into my classes, burying myself in textbooks and study guides to force the clock to move faster. Every single night, I was on the phone with Liz. Her voice became my only tether, talking me down when the isolation felt too heavy, while she powered through her own SVU finals in Dayton. </w:t>
+        <w:t xml:space="preserve">The next three weeks were agonizingly slow. Moving back into Mom’s house in Virginia Beach was the safest logistical move, but my system was completely starved of its primary regulatory anchors. I threw all of my excess processing power into my classes, burying myself in textbooks and study guides to force the clock to move faster. Every single night, I was on the phone with Liz. Her voice became my only tether, talking me down when the isolation felt too heavy, while she powered through her own SVU finals in Dayton. </w:t>
       </w:r>
     </w:p>
     <w:p>
@@ -2137,15 +1621,7 @@
     </w:p>
     <w:p>
       <w:r>
-        <w:t xml:space="preserve">Wendy Vance was wiping down the kitchen island when the phone started vibrating against the granite. She glanced at the </w:t>
-      </w:r>
-      <w:proofErr w:type="gramStart"/>
-      <w:r>
-        <w:t>caller</w:t>
-      </w:r>
-      <w:proofErr w:type="gramEnd"/>
-      <w:r>
-        <w:t xml:space="preserve"> ID. </w:t>
+        <w:t xml:space="preserve">Wendy Vance was wiping down the kitchen island when the phone started vibrating against the granite. She glanced at the caller ID. </w:t>
       </w:r>
     </w:p>
     <w:p>
@@ -2160,42 +1636,17 @@
     </w:p>
     <w:p>
       <w:r>
-        <w:t xml:space="preserve">"David?" Kristine’s voice drifted through the speaker, coated in that familiar, sugary-sweet register she always used when she wanted something. "I miss you. Can we just talk </w:t>
-      </w:r>
-      <w:proofErr w:type="gramStart"/>
-      <w:r>
-        <w:t>about—</w:t>
-      </w:r>
-      <w:proofErr w:type="gramEnd"/>
-      <w:r>
-        <w:t xml:space="preserve">" </w:t>
-      </w:r>
-    </w:p>
-    <w:p>
-      <w:r>
-        <w:lastRenderedPageBreak/>
+        <w:t xml:space="preserve">"David?" Kristine’s voice drifted through the speaker, coated in that familiar, sugary-sweet register she always used when she wanted something. "I miss you. Can we just talk about—" </w:t>
+      </w:r>
+    </w:p>
+    <w:p>
+      <w:r>
         <w:t xml:space="preserve">"David is not available," Wendy interrupted. Her voice wasn't raised, but it was forged from absolute, freezing steel. </w:t>
       </w:r>
     </w:p>
     <w:p>
       <w:r>
-        <w:t xml:space="preserve">There was a sudden, jarring pause </w:t>
-      </w:r>
-      <w:proofErr w:type="gramStart"/>
-      <w:r>
-        <w:t>on</w:t>
-      </w:r>
-      <w:proofErr w:type="gramEnd"/>
-      <w:r>
-        <w:t xml:space="preserve"> the other end of the line. "Oh. </w:t>
-      </w:r>
-      <w:proofErr w:type="gramStart"/>
-      <w:r>
-        <w:t>Hi,</w:t>
-      </w:r>
-      <w:proofErr w:type="gramEnd"/>
-      <w:r>
-        <w:t xml:space="preserve"> Mrs. Vance. I was just hoping to catch David for a minute so we could clear some things up." </w:t>
+        <w:t xml:space="preserve">There was a sudden, jarring pause on the other end of the line. "Oh. Hi, Mrs. Vance. I was just hoping to catch David for a minute so we could clear some things up." </w:t>
       </w:r>
     </w:p>
     <w:p>
@@ -2215,15 +1666,7 @@
     </w:p>
     <w:p>
       <w:r>
-        <w:t xml:space="preserve">The silence </w:t>
-      </w:r>
-      <w:proofErr w:type="gramStart"/>
-      <w:r>
-        <w:t>on</w:t>
-      </w:r>
-      <w:proofErr w:type="gramEnd"/>
-      <w:r>
-        <w:t xml:space="preserve"> Kristine's end was deafening. </w:t>
+        <w:t xml:space="preserve">The silence on Kristine's end was deafening. </w:t>
       </w:r>
     </w:p>
     <w:p>
@@ -2233,23 +1676,7 @@
     </w:p>
     <w:p>
       <w:r>
-        <w:t>"</w:t>
-      </w:r>
-      <w:proofErr w:type="gramStart"/>
-      <w:r>
-        <w:t>I—that's</w:t>
-      </w:r>
-      <w:proofErr w:type="gramEnd"/>
-      <w:r>
-        <w:t xml:space="preserve"> </w:t>
-      </w:r>
-      <w:proofErr w:type="gramStart"/>
-      <w:r>
-        <w:t>not—"</w:t>
-      </w:r>
-      <w:proofErr w:type="gramEnd"/>
-      <w:r>
-        <w:t xml:space="preserve"> Kristine tried to stammer out a defense, her voice trembling as the reality of being caught completely leveled her. </w:t>
+        <w:t xml:space="preserve">"I—that's not—" Kristine tried to stammer out a defense, her voice trembling as the reality of being caught completely leveled her. </w:t>
       </w:r>
     </w:p>
     <w:p>
@@ -2264,23 +1691,7 @@
     </w:p>
     <w:p>
       <w:r>
-        <w:t xml:space="preserve">She set the phone face-down on the counter, took a deep, </w:t>
-      </w:r>
-      <w:proofErr w:type="gramStart"/>
-      <w:r>
-        <w:t>steadying</w:t>
-      </w:r>
-      <w:proofErr w:type="gramEnd"/>
-      <w:r>
-        <w:t xml:space="preserve"> breath, and picked her dish towel back up as if she </w:t>
-      </w:r>
-      <w:proofErr w:type="gramStart"/>
-      <w:r>
-        <w:t>hadn't</w:t>
-      </w:r>
-      <w:proofErr w:type="gramEnd"/>
-      <w:r>
-        <w:t xml:space="preserve"> just completely obliterated my ex-girlfriend. </w:t>
+        <w:t xml:space="preserve">She set the phone face-down on the counter, took a deep, steadying breath, and picked her dish towel back up as if she hadn't just completely obliterated my ex-girlfriend. </w:t>
       </w:r>
     </w:p>
     <w:p>
@@ -2298,7 +1709,6 @@
         <w:pStyle w:val="Heading2"/>
       </w:pPr>
       <w:r>
-        <w:lastRenderedPageBreak/>
         <w:t xml:space="preserve">Chapter 5: The Executive </w:t>
       </w:r>
       <w:r>
@@ -2364,12 +1774,23 @@
     </w:p>
     <w:p>
       <w:r>
-        <w:t>"Quantum's logistics desk actually wanted to route our flight path into PVG over in Portsmouth," Cassandra noted casually, rolling up to the car and offering Mom a warm, familiar smile. "But I told them ORF was vastly superior. PVG is too far of a drive for you, Mom, especially with the bridge-tunnel traffic. Burton Station Road is much closer to home."</w:t>
-      </w:r>
-    </w:p>
-    <w:p>
-      <w:r>
-        <w:lastRenderedPageBreak/>
+        <w:t xml:space="preserve">"Quantum's logistics desk actually wanted to route our flight path into PVG over in </w:t>
+      </w:r>
+      <w:r>
+        <w:t>Chesapeake</w:t>
+      </w:r>
+      <w:r>
+        <w:t xml:space="preserve">," Cassandra noted casually, rolling up to the car and offering Mom a warm, familiar smile. "But I told them ORF was vastly superior. PVG is too far of a drive for you, Mom, especially with the </w:t>
+      </w:r>
+      <w:r>
+        <w:t>High Rise Bridge</w:t>
+      </w:r>
+      <w:r>
+        <w:t xml:space="preserve"> traffic. Burton Station Road is much closer to home."</w:t>
+      </w:r>
+    </w:p>
+    <w:p>
+      <w:r>
         <w:t>"Well, I appreciate the executive override," Mom laughed, helping us load the bags into the trunk.</w:t>
       </w:r>
     </w:p>
@@ -2393,15 +1814,7 @@
     </w:p>
     <w:p>
       <w:r>
-        <w:t xml:space="preserve">With Mom navigating the afternoon traffic and Cassandra sitting comfortably in the front passenger seat, the </w:t>
-      </w:r>
-      <w:proofErr w:type="gramStart"/>
-      <w:r>
-        <w:t>backseat</w:t>
-      </w:r>
-      <w:proofErr w:type="gramEnd"/>
-      <w:r>
-        <w:t xml:space="preserve"> belonged entirely to me and Casey. The moment the car doors closed, Casey leaned heavily against my shoulder, seeking her baseline physical grounding while simultaneously offloading a massive stream of rapid-fire data.</w:t>
+        <w:t>With Mom navigating the afternoon traffic and Cassandra sitting comfortably in the front passenger seat, the backseat belonged entirely to me and Casey. The moment the car doors closed, Casey leaned heavily against my shoulder, seeking her baseline physical grounding while simultaneously offloading a massive stream of rapid-fire data.</w:t>
       </w:r>
     </w:p>
     <w:p>
@@ -2411,15 +1824,7 @@
     </w:p>
     <w:p>
       <w:r>
-        <w:t xml:space="preserve">"David, you cannot even comprehend </w:t>
-      </w:r>
-      <w:proofErr w:type="gramStart"/>
-      <w:r>
-        <w:t>the logistical</w:t>
-      </w:r>
-      <w:proofErr w:type="gramEnd"/>
-      <w:r>
-        <w:t xml:space="preserve"> efficiency," Casey began, her voice slightly raspy but moving at lightning speed. "On Thanksgiving, we had to wait in that massive TSA line, take our shoes off, and sit at the gate with hundreds of people. The ambient noise alone was exhausting. But today? We just rolled straight up to the plane. There was zero friction."</w:t>
+        <w:t>"David, you cannot even comprehend the logistical efficiency," Casey began, her voice slightly raspy but moving at lightning speed. "On Thanksgiving, we had to wait in that massive TSA line, take our shoes off, and sit at the gate with hundreds of people. The ambient noise alone was exhausting. But today? We just rolled straight up to the plane. There was zero friction."</w:t>
       </w:r>
     </w:p>
     <w:p>
@@ -2429,15 +1834,7 @@
     </w:p>
     <w:p>
       <w:r>
-        <w:t xml:space="preserve">"It's entirely different architecture inside, too," Casey continued, her dark eyes wide as she twisted slightly to look at me. "Commercial First Class is just wider seats in rows. But the corporate jet has these massive, swiveling leather captain's chairs. You can </w:t>
-      </w:r>
-      <w:proofErr w:type="gramStart"/>
-      <w:r>
-        <w:t>actually turn</w:t>
-      </w:r>
-      <w:proofErr w:type="gramEnd"/>
-      <w:r>
-        <w:t xml:space="preserve"> around and face a mahogany table. Cass had her laptop out, doing Quantum server reviews, and I had an entire couch to myself in the back!"</w:t>
+        <w:t>"It's entirely different architecture inside, too," Casey continued, her dark eyes wide as she twisted slightly to look at me. "Commercial First Class is just wider seats in rows. But the corporate jet has these massive, swiveling leather captain's chairs. You can actually turn around and face a mahogany table. Cass had her laptop out, doing Quantum server reviews, and I had an entire couch to myself in the back!"</w:t>
       </w:r>
     </w:p>
     <w:p>
@@ -2452,29 +1849,12 @@
     </w:p>
     <w:p>
       <w:r>
-        <w:lastRenderedPageBreak/>
-        <w:t xml:space="preserve">"Did they at least give you those tiny bags of pretzels?" I joked, leaning my head against </w:t>
-      </w:r>
-      <w:proofErr w:type="gramStart"/>
-      <w:r>
-        <w:t>hers</w:t>
-      </w:r>
-      <w:proofErr w:type="gramEnd"/>
-      <w:r>
-        <w:t>.</w:t>
-      </w:r>
-    </w:p>
-    <w:p>
-      <w:r>
-        <w:t xml:space="preserve">Casey scoffed playfully, waving the idea away. "David, there was a dedicated flight attendant. For just the two of us. She brought out </w:t>
-      </w:r>
-      <w:proofErr w:type="gramStart"/>
-      <w:r>
-        <w:t>actual,</w:t>
-      </w:r>
-      <w:proofErr w:type="gramEnd"/>
-      <w:r>
-        <w:t xml:space="preserve"> hot catering on ceramic plates. I had a perfectly grilled chicken wrap and fresh fruit while we flew over the Rocky Mountains. It was flawless."</w:t>
+        <w:t>"Did they at least give you those tiny bags of pretzels?" I joked, leaning my head against hers.</w:t>
+      </w:r>
+    </w:p>
+    <w:p>
+      <w:r>
+        <w:t>Casey scoffed playfully, waving the idea away. "David, there was a dedicated flight attendant. For just the two of us. She brought out actual, hot catering on ceramic plates. I had a perfectly grilled chicken wrap and fresh fruit while we flew over the Rocky Mountains. It was flawless."</w:t>
       </w:r>
     </w:p>
     <w:p>
@@ -2484,15 +1864,7 @@
     </w:p>
     <w:p>
       <w:r>
-        <w:t xml:space="preserve">"Well, get used to the layout, Case," Cassandra called back from the front seat, her tone completely </w:t>
-      </w:r>
-      <w:proofErr w:type="gramStart"/>
-      <w:r>
-        <w:t>matter-of-fact</w:t>
-      </w:r>
-      <w:proofErr w:type="gramEnd"/>
-      <w:r>
-        <w:t>. "Because when we fly back to Washington on Monday, all four of us are getting on that exact same plane."</w:t>
+        <w:t>"Well, get used to the layout, Case," Cassandra called back from the front seat, her tone completely matter-of-fact. "Because when we fly back to Washington on Monday, all four of us are getting on that exact same plane."</w:t>
       </w:r>
     </w:p>
     <w:p>
@@ -2530,23 +1902,7 @@
     </w:p>
     <w:p>
       <w:r>
-        <w:t xml:space="preserve">I practically bolted off the cushions. Under any other circumstance, abruptly breaking my physical proximity without warning would have sent Casey’s processor into an immediate tailspin. She relied on me as her primary </w:t>
-      </w:r>
-      <w:proofErr w:type="gramStart"/>
-      <w:r>
-        <w:t>anchor, and</w:t>
-      </w:r>
-      <w:proofErr w:type="gramEnd"/>
-      <w:r>
-        <w:t xml:space="preserve"> losing that </w:t>
-      </w:r>
-      <w:proofErr w:type="gramStart"/>
-      <w:r>
-        <w:t>deep-pressure</w:t>
-      </w:r>
-      <w:proofErr w:type="gramEnd"/>
-      <w:r>
-        <w:t xml:space="preserve"> contact usually triggered a wave of intense distress.</w:t>
+        <w:t>I practically bolted off the cushions. Under any other circumstance, abruptly breaking my physical proximity without warning would have sent Casey’s processor into an immediate tailspin. She relied on me as her primary anchor, and losing that deep-pressure contact usually triggered a wave of intense distress.</w:t>
       </w:r>
     </w:p>
     <w:p>
@@ -2566,11 +1922,7 @@
         <w:t>was</w:t>
       </w:r>
       <w:r>
-        <w:t xml:space="preserve"> the pack. Casey didn't view Liz as someone taking her brother away; she viewed Liz as an </w:t>
-      </w:r>
-      <w:r>
-        <w:lastRenderedPageBreak/>
-        <w:t>extension of our safe space. Casey simply smiled, pulling her knees to her chest as I rushed for the front door.</w:t>
+        <w:t xml:space="preserve"> the pack. Casey didn't view Liz as someone taking her brother away; she viewed Liz as an extension of our safe space. Casey simply smiled, pulling her knees to her chest as I rushed for the front door.</w:t>
       </w:r>
     </w:p>
     <w:p>
@@ -2585,28 +1937,12 @@
     </w:p>
     <w:p>
       <w:r>
-        <w:t xml:space="preserve">Liz threw her car door open and ran across the driveway. We collided in the cold night air, her arms </w:t>
-      </w:r>
-      <w:proofErr w:type="gramStart"/>
-      <w:r>
-        <w:t>wrapping</w:t>
-      </w:r>
-      <w:proofErr w:type="gramEnd"/>
-      <w:r>
-        <w:t xml:space="preserve"> fiercely around my neck, pulling me into a breathless, desperate hug. The sheer relief of feeling her in my arms sent a massive, regulating shockwave through my entire system.</w:t>
-      </w:r>
-    </w:p>
-    <w:p>
-      <w:r>
-        <w:t xml:space="preserve">"I've got you," Liz whispered fiercely into my ear, burying her face </w:t>
-      </w:r>
-      <w:proofErr w:type="gramStart"/>
-      <w:r>
-        <w:t>in</w:t>
-      </w:r>
-      <w:proofErr w:type="gramEnd"/>
-      <w:r>
-        <w:t xml:space="preserve"> my shoulder. "I told you I was coming."</w:t>
+        <w:t>Liz threw her car door open and ran across the driveway. We collided in the cold night air, her arms wrapping fiercely around my neck, pulling me into a breathless, desperate hug. The sheer relief of feeling her in my arms sent a massive, regulating shockwave through my entire system.</w:t>
+      </w:r>
+    </w:p>
+    <w:p>
+      <w:r>
+        <w:t>"I've got you," Liz whispered fiercely into my ear, burying her face in my shoulder. "I told you I was coming."</w:t>
       </w:r>
     </w:p>
     <w:p>
@@ -2621,15 +1957,7 @@
     </w:p>
     <w:p>
       <w:r>
-        <w:t xml:space="preserve">Liz jogged up the steps and immediately </w:t>
-      </w:r>
-      <w:proofErr w:type="gramStart"/>
-      <w:r>
-        <w:t>knelt down</w:t>
-      </w:r>
-      <w:proofErr w:type="gramEnd"/>
-      <w:r>
-        <w:t xml:space="preserve"> to wrap Casey in a massive hug, which Casey happily returned. Cassandra wheeled forward, offering Liz a warm, deeply affectionate embrace, while my mother walked down the steps to greet Mr. and Mrs. Carter with open arms.</w:t>
+        <w:t>Liz jogged up the steps and immediately knelt down to wrap Casey in a massive hug, which Casey happily returned. Cassandra wheeled forward, offering Liz a warm, deeply affectionate embrace, while my mother walked down the steps to greet Mr. and Mrs. Carter with open arms.</w:t>
       </w:r>
     </w:p>
     <w:p>
@@ -2657,7 +1985,6 @@
         <w:pStyle w:val="Heading3"/>
       </w:pPr>
       <w:r>
-        <w:lastRenderedPageBreak/>
         <w:t xml:space="preserve">Part 4: The Moving </w:t>
       </w:r>
       <w:r>
@@ -2684,15 +2011,7 @@
     </w:p>
     <w:p>
       <w:r>
-        <w:t xml:space="preserve">"The apartment </w:t>
-      </w:r>
-      <w:proofErr w:type="gramStart"/>
-      <w:r>
-        <w:t>is</w:t>
-      </w:r>
-      <w:proofErr w:type="gramEnd"/>
-      <w:r>
-        <w:t xml:space="preserve"> a two-bedroom layout, Liz. We don't have the square footage to absorb a truckload of furniture right now," Cassandra reasoned pragmatically. "Quantum's network handled the contracting. It is already paid for."</w:t>
+        <w:t>"The apartment is a two-bedroom layout, Liz. We don't have the square footage to absorb a truckload of furniture right now," Cassandra reasoned pragmatically. "Quantum's network handled the contracting. It is already paid for."</w:t>
       </w:r>
     </w:p>
     <w:p>
@@ -2717,15 +2036,7 @@
     </w:p>
     <w:p>
       <w:r>
-        <w:t xml:space="preserve">She shifted </w:t>
-      </w:r>
-      <w:proofErr w:type="gramStart"/>
-      <w:r>
-        <w:t>on</w:t>
-      </w:r>
-      <w:proofErr w:type="gramEnd"/>
-      <w:r>
-        <w:t xml:space="preserve"> the floor, wrapping her arms securely around my neck, and immediately pulled Casey into the embrace from my other side. Casey didn't hesitate, burying her face against my shoulder as Liz locked us into a tight, three-way hug.</w:t>
+        <w:t>She shifted on the floor, wrapping her arms securely around my neck, and immediately pulled Casey into the embrace from my other side. Casey didn't hesitate, burying her face against my shoulder as Liz locked us into a tight, three-way hug.</w:t>
       </w:r>
     </w:p>
     <w:p>
@@ -2735,7 +2046,6 @@
     </w:p>
     <w:p>
       <w:r>
-        <w:lastRenderedPageBreak/>
         <w:t>"She's right," Casey added softly, her cheek pressed against my collarbone. "I was never mad at you. I was just scared of her. But you're safe now."</w:t>
       </w:r>
     </w:p>
@@ -2751,15 +2061,7 @@
     </w:p>
     <w:p>
       <w:r>
-        <w:t xml:space="preserve">"I'm </w:t>
-      </w:r>
-      <w:proofErr w:type="gramStart"/>
-      <w:r>
-        <w:t>claiming</w:t>
-      </w:r>
-      <w:proofErr w:type="gramEnd"/>
-      <w:r>
-        <w:t xml:space="preserve"> the sofa tonight," Cassandra announced, locking the brakes on her manual chair near the coffee table. "You three go get some sleep."</w:t>
+        <w:t>"I'm claiming the sofa tonight," Cassandra announced, locking the brakes on her manual chair near the coffee table. "You three go get some sleep."</w:t>
       </w:r>
     </w:p>
     <w:p>
@@ -2769,15 +2071,7 @@
     </w:p>
     <w:p>
       <w:r>
-        <w:t xml:space="preserve">We walked down the familiar upstairs hallway, stopping right between our </w:t>
-      </w:r>
-      <w:proofErr w:type="gramStart"/>
-      <w:r>
-        <w:t>two bedroom</w:t>
-      </w:r>
-      <w:proofErr w:type="gramEnd"/>
-      <w:r>
-        <w:t xml:space="preserve"> doors.</w:t>
+        <w:t>We walked down the familiar upstairs hallway, stopping right between our two bedroom doors.</w:t>
       </w:r>
     </w:p>
     <w:p>
@@ -2787,15 +2081,7 @@
     </w:p>
     <w:p>
       <w:r>
-        <w:t xml:space="preserve">"Goodnight, David. Goodnight, Liz," Casey smiled, before slipping into her childhood bedroom and softly </w:t>
-      </w:r>
-      <w:proofErr w:type="gramStart"/>
-      <w:r>
-        <w:t>clicking</w:t>
-      </w:r>
-      <w:proofErr w:type="gramEnd"/>
-      <w:r>
-        <w:t xml:space="preserve"> the door shut.</w:t>
+        <w:t>"Goodnight, David. Goodnight, Liz," Casey smiled, before slipping into her childhood bedroom and softly clicking the door shut.</w:t>
       </w:r>
     </w:p>
     <w:p>
@@ -2805,41 +2091,17 @@
     </w:p>
     <w:p>
       <w:r>
-        <w:t xml:space="preserve">I shut the door, enclosing us in the quiet, absolute safety of my childhood sanctuary. It was the first time I </w:t>
-      </w:r>
-      <w:proofErr w:type="gramStart"/>
-      <w:r>
-        <w:t>was going to share</w:t>
-      </w:r>
-      <w:proofErr w:type="gramEnd"/>
-      <w:r>
-        <w:t xml:space="preserve"> a bed with anyone since the extraction, and the fact that it was my childhood best friend completely eradicated any lingering nervous tension.</w:t>
-      </w:r>
-    </w:p>
-    <w:p>
-      <w:r>
-        <w:t xml:space="preserve">The transition into </w:t>
-      </w:r>
-      <w:proofErr w:type="gramStart"/>
-      <w:r>
-        <w:t>the space</w:t>
-      </w:r>
-      <w:proofErr w:type="gramEnd"/>
-      <w:r>
-        <w:t xml:space="preserve"> was seamless. Because we had spent virtually our entire lives in each other's orbits, there was zero hesitation or awkwardness. We moved around the room comfortably, getting undressed in front of each other just like we had countless times before, the vulnerability entirely natural.</w:t>
-      </w:r>
-    </w:p>
-    <w:p>
-      <w:r>
-        <w:t xml:space="preserve">Liz pulled </w:t>
-      </w:r>
-      <w:proofErr w:type="gramStart"/>
-      <w:r>
-        <w:t>her t</w:t>
-      </w:r>
-      <w:proofErr w:type="gramEnd"/>
-      <w:r>
-        <w:t>-shirt over her head, her eyes catching mine across the dim room. She paused, reading the quiet, shifting frequency of my baseline.</w:t>
+        <w:t>I shut the door, enclosing us in the quiet, absolute safety of my childhood sanctuary. It was the first time I was going to share a bed with anyone since the extraction, and the fact that it was my childhood best friend completely eradicated any lingering nervous tension.</w:t>
+      </w:r>
+    </w:p>
+    <w:p>
+      <w:r>
+        <w:t>The transition into the space was seamless. Because we had spent virtually our entire lives in each other's orbits, there was zero hesitation or awkwardness. We moved around the room comfortably, getting undressed in front of each other just like we had countless times before, the vulnerability entirely natural.</w:t>
+      </w:r>
+    </w:p>
+    <w:p>
+      <w:r>
+        <w:t>Liz pulled her t-shirt over her head, her eyes catching mine across the dim room. She paused, reading the quiet, shifting frequency of my baseline.</w:t>
       </w:r>
     </w:p>
     <w:p>
@@ -2854,16 +2116,7 @@
     </w:p>
     <w:p>
       <w:r>
-        <w:lastRenderedPageBreak/>
-        <w:t xml:space="preserve">Liz’s expression softened into a warm, profoundly understanding smile. She knew exactly what I meant. The </w:t>
-      </w:r>
-      <w:proofErr w:type="gramStart"/>
-      <w:r>
-        <w:t>deep,</w:t>
-      </w:r>
-      <w:proofErr w:type="gramEnd"/>
-      <w:r>
-        <w:t xml:space="preserve"> physical intimacy we had established before the fall semester had been a massive anchor for my system, and I had been entirely starved of that unconditional connection.</w:t>
+        <w:t>Liz’s expression softened into a warm, profoundly understanding smile. She knew exactly what I meant. The deep, physical intimacy we had established before the fall semester had been a massive anchor for my system, and I had been entirely starved of that unconditional connection.</w:t>
       </w:r>
     </w:p>
     <w:p>
@@ -2921,11 +2174,7 @@
     </w:p>
     <w:p>
       <w:r>
-        <w:t xml:space="preserve">She pulled me down onto the mattress, the heavy winter blankets wrapping securely around us. As I settled into the familiar, deeply regulating weight of her body against mine, the astronomy data quietly faded into the background. I didn't need to look out the window </w:t>
-      </w:r>
-      <w:r>
-        <w:lastRenderedPageBreak/>
-        <w:t>anymore. The only thing left to process was the profound, absolute safety of my best friend, the quiet rustle of the sheets, and the undeniable reality that the isolation was finally over.</w:t>
+        <w:t>She pulled me down onto the mattress, the heavy winter blankets wrapping securely around us. As I settled into the familiar, deeply regulating weight of her body against mine, the astronomy data quietly faded into the background. I didn't need to look out the window anymore. The only thing left to process was the profound, absolute safety of my best friend, the quiet rustle of the sheets, and the undeniable reality that the isolation was finally over.</w:t>
       </w:r>
     </w:p>
     <w:p>
@@ -2987,15 +2236,7 @@
     </w:p>
     <w:p>
       <w:r>
-        <w:t xml:space="preserve">Liz’s face instantly flushed a brilliant, furious shade of red, and she buried her face into the nearest pillow with a muffled groan. I felt a massive wave of heat </w:t>
-      </w:r>
-      <w:proofErr w:type="gramStart"/>
-      <w:r>
-        <w:t>crawl</w:t>
-      </w:r>
-      <w:proofErr w:type="gramEnd"/>
-      <w:r>
-        <w:t xml:space="preserve"> up the back of my own neck, my face burning as I realized my childhood bedroom shared a very thin wall with Casey’s.</w:t>
+        <w:t>Liz’s face instantly flushed a brilliant, furious shade of red, and she buried her face into the nearest pillow with a muffled groan. I felt a massive wave of heat crawl up the back of my own neck, my face burning as I realized my childhood bedroom shared a very thin wall with Casey’s.</w:t>
       </w:r>
     </w:p>
     <w:p>
@@ -3015,19 +2256,7 @@
     </w:p>
     <w:p>
       <w:r>
-        <w:t xml:space="preserve">"Good morning," Casey beamed, stepping back to pull Liz into a massive hug next. Her dark eyes were practically vibrating with excitement, the awkwardness of her hallway </w:t>
-      </w:r>
-      <w:r>
-        <w:lastRenderedPageBreak/>
-        <w:t xml:space="preserve">commentary completely overridden by her hyper-focus on the day's itinerary. "I am so ready to go to the airport. You guys are going to absolutely lose your </w:t>
-      </w:r>
-      <w:proofErr w:type="gramStart"/>
-      <w:r>
-        <w:t>minds</w:t>
-      </w:r>
-      <w:proofErr w:type="gramEnd"/>
-      <w:r>
-        <w:t xml:space="preserve"> when you see the corporate jet. It is the ultimate perimeter."</w:t>
+        <w:t>"Good morning," Casey beamed, stepping back to pull Liz into a massive hug next. Her dark eyes were practically vibrating with excitement, the awkwardness of her hallway commentary completely overridden by her hyper-focus on the day's itinerary. "I am so ready to go to the airport. You guys are going to absolutely lose your minds when you see the corporate jet. It is the ultimate perimeter."</w:t>
       </w:r>
     </w:p>
     <w:p>
@@ -3066,15 +2295,7 @@
     </w:p>
     <w:p>
       <w:r>
-        <w:t xml:space="preserve">I walked over and leaned down to give her a tight hug, which Liz and Casey immediately followed. The pack was fully assembled, and the </w:t>
-      </w:r>
-      <w:proofErr w:type="gramStart"/>
-      <w:r>
-        <w:t>ambient energy</w:t>
-      </w:r>
-      <w:proofErr w:type="gramEnd"/>
-      <w:r>
-        <w:t xml:space="preserve"> in the kitchen was perfectly synchronized.</w:t>
+        <w:t>I walked over and leaned down to give her a tight hug, which Liz and Casey immediately followed. The pack was fully assembled, and the ambient energy in the kitchen was perfectly synchronized.</w:t>
       </w:r>
     </w:p>
     <w:p>
@@ -3104,15 +2325,7 @@
     </w:p>
     <w:p>
       <w:r>
-        <w:t xml:space="preserve">"So where are we landing?" I </w:t>
-      </w:r>
-      <w:proofErr w:type="gramStart"/>
-      <w:r>
-        <w:t>asked,</w:t>
-      </w:r>
-      <w:proofErr w:type="gramEnd"/>
-      <w:r>
-        <w:t xml:space="preserve"> my processor rapidly trying to map the Seattle-area airports.</w:t>
+        <w:t>"So where are we landing?" I asked, my processor rapidly trying to map the Seattle-area airports.</w:t>
       </w:r>
     </w:p>
     <w:p>
@@ -3122,7 +2335,6 @@
     </w:p>
     <w:p>
       <w:r>
-        <w:lastRenderedPageBreak/>
         <w:t>I looked over at Liz. Her eyes were wide with quiet awe. For a couple of nineteen-year-old college students who had spent the last three weeks stressing over standard community college exams and highway driving routes, the sheer, staggering scale of Cassandra's corporate leverage was almost impossible to comprehend.</w:t>
       </w:r>
     </w:p>
@@ -3192,7 +2404,6 @@
     </w:p>
     <w:p>
       <w:r>
-        <w:lastRenderedPageBreak/>
         <w:t>By the time the applications were submitted, the smell of roasted chicken and fresh vegetables began wafting from the forward galley.</w:t>
       </w:r>
     </w:p>
@@ -3203,15 +2414,7 @@
     </w:p>
     <w:p>
       <w:r>
-        <w:t xml:space="preserve">As I ate, I looked around the mahogany table. Liz was sitting next to me, our knees touching. Casey was happily chatting about her high school classes. Cassandra was sipping </w:t>
-      </w:r>
-      <w:proofErr w:type="gramStart"/>
-      <w:r>
-        <w:t>a sparkling</w:t>
-      </w:r>
-      <w:proofErr w:type="gramEnd"/>
-      <w:r>
-        <w:t xml:space="preserve"> water, reviewing a deployment spreadsheet. My internal processor ran a quick diagnostic and returned absolute, profound peace. The pack was reunited for good.</w:t>
+        <w:t>As I ate, I looked around the mahogany table. Liz was sitting next to me, our knees touching. Casey was happily chatting about her high school classes. Cassandra was sipping a sparkling water, reviewing a deployment spreadsheet. My internal processor ran a quick diagnostic and returned absolute, profound peace. The pack was reunited for good.</w:t>
       </w:r>
     </w:p>
     <w:p>
@@ -3251,15 +2454,7 @@
     </w:p>
     <w:p>
       <w:r>
-        <w:t xml:space="preserve">"Absolutely not," Cass replied immediately, her disdain for operational friction bleeding through. "There are rumors floating around Building 33 that I'm being groomed as William Keswick's heir, which is ridiculous. I'm twenty-six years old and I've only been at the company for four years. But even if I had access to a dedicated driver every day, I wouldn't use it. You </w:t>
-      </w:r>
-      <w:proofErr w:type="gramStart"/>
-      <w:r>
-        <w:t>have to</w:t>
-      </w:r>
-      <w:proofErr w:type="gramEnd"/>
-      <w:r>
-        <w:t xml:space="preserve"> book it, schedule it, and hope dispatch doesn't screw up the timing. I much prefer the city bus. I can just show up at the bus stop on my own schedule, deploy the ramp, and ride. True autonomy doesn't require a reservation."</w:t>
+        <w:t>"Absolutely not," Cass replied immediately, her disdain for operational friction bleeding through. "There are rumors floating around Building 33 that I'm being groomed as William Keswick's heir, which is ridiculous. I'm twenty-six years old and I've only been at the company for four years. But even if I had access to a dedicated driver every day, I wouldn't use it. You have to book it, schedule it, and hope dispatch doesn't screw up the timing. I much prefer the city bus. I can just show up at the bus stop on my own schedule, deploy the ramp, and ride. True autonomy doesn't require a reservation."</w:t>
       </w:r>
     </w:p>
     <w:p>
@@ -3267,21 +2462,12 @@
         <w:pStyle w:val="Heading3"/>
       </w:pPr>
       <w:r>
-        <w:lastRenderedPageBreak/>
         <w:t>Part 4: The Global Reach – 1:30 PM (EST)</w:t>
       </w:r>
     </w:p>
     <w:p>
       <w:r>
-        <w:t xml:space="preserve">With Cassandra fully locked </w:t>
-      </w:r>
-      <w:proofErr w:type="gramStart"/>
-      <w:r>
-        <w:t>into</w:t>
-      </w:r>
-      <w:proofErr w:type="gramEnd"/>
-      <w:r>
-        <w:t xml:space="preserve"> her executive workflow at the conference table, Casey took it upon herself to act as our official tour guide.</w:t>
+        <w:t>With Cassandra fully locked into her executive workflow at the conference table, Casey took it upon herself to act as our official tour guide.</w:t>
       </w:r>
     </w:p>
     <w:p>
@@ -3311,15 +2497,7 @@
     </w:p>
     <w:p>
       <w:r>
-        <w:t xml:space="preserve">"Veto," Cass stated with absolute, glacial finality. "We are not flying to the Middle East. </w:t>
-      </w:r>
-      <w:proofErr w:type="gramStart"/>
-      <w:r>
-        <w:t>As long as</w:t>
-      </w:r>
-      <w:proofErr w:type="gramEnd"/>
-      <w:r>
-        <w:t xml:space="preserve"> I am the one charting the flight plans, I will not subject the women in this pack to countries where our basic human rights and autonomies are treated as conditional. We have the range to go anywhere on the planet; we'll stick to grids where we are legally respected."</w:t>
+        <w:t>"Veto," Cass stated with absolute, glacial finality. "We are not flying to the Middle East. As long as I am the one charting the flight plans, I will not subject the women in this pack to countries where our basic human rights and autonomies are treated as conditional. We have the range to go anywhere on the planet; we'll stick to grids where we are legally respected."</w:t>
       </w:r>
     </w:p>
     <w:p>
@@ -3347,7 +2525,6 @@
     </w:p>
     <w:p>
       <w:r>
-        <w:lastRenderedPageBreak/>
         <w:t>Liz and I exchanged a look of pure amazement in the backseat. We hadn't stood in a single line, touched a single piece of luggage, or waited for a single shuttle.</w:t>
       </w:r>
     </w:p>
@@ -3358,15 +2535,7 @@
     </w:p>
     <w:p>
       <w:r>
-        <w:t xml:space="preserve">The early winter sunset was already plunging the city into </w:t>
-      </w:r>
-      <w:proofErr w:type="gramStart"/>
-      <w:r>
-        <w:t>a dreary</w:t>
-      </w:r>
-      <w:proofErr w:type="gramEnd"/>
-      <w:r>
-        <w:t xml:space="preserve"> twilight, and all southbound lanes of I-5 were gridlocked in a sea of red brake lights. The evening rush hour was in full swing, and we were crawling at a miserable five miles per hour.</w:t>
+        <w:t>The early winter sunset was already plunging the city into a dreary twilight, and all southbound lanes of I-5 were gridlocked in a sea of red brake lights. The evening rush hour was in full swing, and we were crawling at a miserable five miles per hour.</w:t>
       </w:r>
     </w:p>
     <w:p>
@@ -3402,15 +2571,7 @@
     </w:p>
     <w:p>
       <w:r>
-        <w:t xml:space="preserve">The moment the front door </w:t>
-      </w:r>
-      <w:proofErr w:type="gramStart"/>
-      <w:r>
-        <w:t>unlocked</w:t>
-      </w:r>
-      <w:proofErr w:type="gramEnd"/>
-      <w:r>
-        <w:t xml:space="preserve"> and our heavy travel bags were dropped onto the living room floor, Casey’s excitement reached a boiling point. She didn't even take her winter coat off. She simply grabbed my hand, her grip incredibly tight, and physically dragged me down the short hallway.</w:t>
+        <w:t>The moment the front door unlocked and our heavy travel bags were dropped onto the living room floor, Casey’s excitement reached a boiling point. She didn't even take her winter coat off. She simply grabbed my hand, her grip incredibly tight, and physically dragged me down the short hallway.</w:t>
       </w:r>
     </w:p>
     <w:p>
@@ -3425,19 +2586,7 @@
     </w:p>
     <w:p>
       <w:r>
-        <w:t xml:space="preserve">"Look at how much space there is!" Casey beamed, dropping my hand and bouncing backward onto the mattress. She looked up at me, her dark eyes shining with the pure, unadulterated hope of having her safe person back in her daily routine. "David, you should </w:t>
-      </w:r>
-      <w:r>
-        <w:lastRenderedPageBreak/>
-        <w:t xml:space="preserve">just sleep in here with me tonight. It'll be exactly like when we were kids. We can just pile up all the </w:t>
-      </w:r>
-      <w:proofErr w:type="gramStart"/>
-      <w:r>
-        <w:t>blankets</w:t>
-      </w:r>
-      <w:proofErr w:type="gramEnd"/>
-      <w:r>
-        <w:t xml:space="preserve"> and you can hold me."</w:t>
+        <w:t>"Look at how much space there is!" Casey beamed, dropping my hand and bouncing backward onto the mattress. She looked up at me, her dark eyes shining with the pure, unadulterated hope of having her safe person back in her daily routine. "David, you should just sleep in here with me tonight. It'll be exactly like when we were kids. We can just pile up all the blankets and you can hold me."</w:t>
       </w:r>
     </w:p>
     <w:p>
@@ -3472,81 +2621,32 @@
     </w:p>
     <w:p>
       <w:r>
-        <w:t xml:space="preserve">"Mom and I worked very hard with the lawyers to get the court documents that </w:t>
-      </w:r>
-      <w:proofErr w:type="gramStart"/>
-      <w:r>
-        <w:t>designate</w:t>
-      </w:r>
-      <w:proofErr w:type="gramEnd"/>
-      <w:r>
-        <w:t xml:space="preserve"> me as your legal guardian. We built this arrangement specifically to keep our father away from you because he forgot how to be a parent. Tom is neglectful, but he is also vindictive. If he catches wind that a nineteen-year-old adult male is sharing a bed with his seventeen-year-old minor daughter, he will try to weaponize it. He will use it as a loophole to challenge the custody agreement and break our family apart." </w:t>
-      </w:r>
-    </w:p>
-    <w:p>
-      <w:r>
-        <w:t xml:space="preserve">Casey stared at Cassandra, the heavy, terrifying reality of our father's potential interference instantly overriding her disappointment. She understood </w:t>
-      </w:r>
-      <w:proofErr w:type="gramStart"/>
-      <w:r>
-        <w:t>the math</w:t>
-      </w:r>
-      <w:proofErr w:type="gramEnd"/>
-      <w:r>
-        <w:t xml:space="preserve">. The perimeter had to remain </w:t>
-      </w:r>
-      <w:proofErr w:type="gramStart"/>
-      <w:r>
-        <w:t>absolutely flawless</w:t>
-      </w:r>
-      <w:proofErr w:type="gramEnd"/>
-      <w:r>
-        <w:t>.</w:t>
-      </w:r>
-    </w:p>
-    <w:p>
-      <w:r>
-        <w:t xml:space="preserve">Liz stepped around Cassandra's chair, walking over to the edge of the </w:t>
-      </w:r>
-      <w:proofErr w:type="gramStart"/>
-      <w:r>
-        <w:t>queen</w:t>
-      </w:r>
-      <w:proofErr w:type="gramEnd"/>
-      <w:r>
-        <w:t xml:space="preserve"> bed. She sat down next to Casey, wrapping an arm warmly around my little sister's shoulders.</w:t>
-      </w:r>
-    </w:p>
-    <w:p>
-      <w:r>
-        <w:t xml:space="preserve">"But here is the best part about the calendar," Liz smiled, bumping her shoulder gently against Casey's. "You were born on May 25th, 1987. Which means that on May 25th of this coming year, you are officially turning eighteen. The absolute second you are a legal </w:t>
-      </w:r>
-      <w:proofErr w:type="gramStart"/>
-      <w:r>
-        <w:t>adult,</w:t>
-      </w:r>
-      <w:proofErr w:type="gramEnd"/>
-      <w:r>
-        <w:t xml:space="preserve"> Tom's leverage completely vaporizes. Those rules will no longer exist. Until then, we just have to play it safe." </w:t>
-      </w:r>
-    </w:p>
-    <w:p>
-      <w:r>
-        <w:lastRenderedPageBreak/>
+        <w:t xml:space="preserve">"Mom and I worked very hard with the lawyers to get the court documents that designate me as your legal guardian. We built this arrangement specifically to keep our father away from you because he forgot how to be a parent. Tom is neglectful, but he is also vindictive. If he catches wind that a nineteen-year-old adult male is sharing a bed with his seventeen-year-old minor daughter, he will try to weaponize it. He will use it as a loophole to challenge the custody agreement and break our family apart." </w:t>
+      </w:r>
+    </w:p>
+    <w:p>
+      <w:r>
+        <w:t>Casey stared at Cassandra, the heavy, terrifying reality of our father's potential interference instantly overriding her disappointment. She understood the math. The perimeter had to remain absolutely flawless.</w:t>
+      </w:r>
+    </w:p>
+    <w:p>
+      <w:r>
+        <w:t>Liz stepped around Cassandra's chair, walking over to the edge of the queen bed. She sat down next to Casey, wrapping an arm warmly around my little sister's shoulders.</w:t>
+      </w:r>
+    </w:p>
+    <w:p>
+      <w:r>
+        <w:t xml:space="preserve">"But here is the best part about the calendar," Liz smiled, bumping her shoulder gently against Casey's. "You were born on May 25th, 1987. Which means that on May 25th of this coming year, you are officially turning eighteen. The absolute second you are a legal adult, Tom's leverage completely vaporizes. Those rules will no longer exist. Until then, we just have to play it safe." </w:t>
+      </w:r>
+    </w:p>
+    <w:p>
+      <w:r>
         <w:t>Casey took a deep breath, processing the data, and finally gave a small, resolute nod. "Okay. May 25th."</w:t>
       </w:r>
     </w:p>
     <w:p>
       <w:r>
-        <w:t xml:space="preserve">"Exactly," Liz beamed, giving her a tight squeeze before standing up. "Now, since your room is officially off-limits for sleepovers, would you come </w:t>
-      </w:r>
-      <w:proofErr w:type="gramStart"/>
-      <w:r>
-        <w:t>help</w:t>
-      </w:r>
-      <w:proofErr w:type="gramEnd"/>
-      <w:r>
-        <w:t xml:space="preserve"> David and me get the sofa bed ready in the living room? That's where we're camping out for the winter."</w:t>
+        <w:t>"Exactly," Liz beamed, giving her a tight squeeze before standing up. "Now, since your room is officially off-limits for sleepovers, would you come help David and me get the sofa bed ready in the living room? That's where we're camping out for the winter."</w:t>
       </w:r>
     </w:p>
     <w:p>
@@ -3604,27 +2704,7 @@
     </w:p>
     <w:p>
       <w:r>
-        <w:t xml:space="preserve">For the last three months, Kristine’s lactose intolerance had dictated every item in the pantry, forcing me to eat dry cereal and </w:t>
-      </w:r>
-      <w:proofErr w:type="gramStart"/>
-      <w:r>
-        <w:t>completely eliminating</w:t>
-      </w:r>
-      <w:proofErr w:type="gramEnd"/>
-      <w:r>
-        <w:t xml:space="preserve"> milk from my diet. Sitting on the edge of the pulled-out sofa bed, holding a glass of milk and a bowl of mac and cheese, </w:t>
-      </w:r>
-      <w:r>
-        <w:lastRenderedPageBreak/>
-        <w:t xml:space="preserve">the stark contrast between Kristine’s restrictive control and my sister's unconditional hospitality hit me like a wave. I took a long drink, feeling a profound sense of relief </w:t>
-      </w:r>
-      <w:proofErr w:type="gramStart"/>
-      <w:r>
-        <w:t>wash</w:t>
-      </w:r>
-      <w:proofErr w:type="gramEnd"/>
-      <w:r>
-        <w:t xml:space="preserve"> over my system.</w:t>
+        <w:t>For the last three months, Kristine’s lactose intolerance had dictated every item in the pantry, forcing me to eat dry cereal and completely eliminating milk from my diet. Sitting on the edge of the pulled-out sofa bed, holding a glass of milk and a bowl of mac and cheese, the stark contrast between Kristine’s restrictive control and my sister's unconditional hospitality hit me like a wave. I took a long drink, feeling a profound sense of relief wash over my system.</w:t>
       </w:r>
     </w:p>
     <w:p>
@@ -3639,23 +2719,7 @@
     </w:p>
     <w:p>
       <w:r>
-        <w:t xml:space="preserve">I blinked, momentarily surprised. While I </w:t>
-      </w:r>
-      <w:proofErr w:type="gramStart"/>
-      <w:r>
-        <w:t>had been</w:t>
-      </w:r>
-      <w:proofErr w:type="gramEnd"/>
-      <w:r>
-        <w:t xml:space="preserve"> isolated in Virginia, she </w:t>
-      </w:r>
-      <w:proofErr w:type="gramStart"/>
-      <w:r>
-        <w:t>had been using</w:t>
-      </w:r>
-      <w:proofErr w:type="gramEnd"/>
-      <w:r>
-        <w:t xml:space="preserve"> Quantum's internal payroll portal to automatically route a portion of her pay directly into my checking account via ACH transfer. </w:t>
+        <w:t xml:space="preserve">I blinked, momentarily surprised. While I had been isolated in Virginia, she had been using Quantum's internal payroll portal to automatically route a portion of her pay directly into my checking account via ACH transfer. </w:t>
       </w:r>
     </w:p>
     <w:p>
@@ -3675,15 +2739,7 @@
     </w:p>
     <w:p>
       <w:r>
-        <w:t xml:space="preserve">Cassandra pulled two sleek, metallic cards from her pocket and </w:t>
-      </w:r>
-      <w:proofErr w:type="gramStart"/>
-      <w:r>
-        <w:t>set</w:t>
-      </w:r>
-      <w:proofErr w:type="gramEnd"/>
-      <w:r>
-        <w:t xml:space="preserve"> them on the table.</w:t>
+        <w:t>Cassandra pulled two sleek, metallic cards from her pocket and set them on the table.</w:t>
       </w:r>
     </w:p>
     <w:p>
@@ -3698,20 +2754,11 @@
     </w:p>
     <w:p>
       <w:r>
-        <w:t xml:space="preserve">"Speaking of school," Casey chimed in proudly, practically vibrating with excitement as she scooped up a bite of hot dogs. "I got my progress reports back yesterday. Straight </w:t>
-      </w:r>
-      <w:proofErr w:type="gramStart"/>
-      <w:r>
-        <w:t>A's</w:t>
-      </w:r>
-      <w:proofErr w:type="gramEnd"/>
-      <w:r>
-        <w:t xml:space="preserve"> in every single class. My calculus teacher said I have the highest average in the district."</w:t>
-      </w:r>
-    </w:p>
-    <w:p>
-      <w:r>
-        <w:lastRenderedPageBreak/>
+        <w:t>"Speaking of school," Casey chimed in proudly, practically vibrating with excitement as she scooped up a bite of hot dogs. "I got my progress reports back yesterday. Straight A's in every single class. My calculus teacher said I have the highest average in the district."</w:t>
+      </w:r>
+    </w:p>
+    <w:p>
+      <w:r>
         <w:t>"That is incredible, Case!" Liz beamed, reaching over to give Casey a high-five. "You are going to completely destroy college next year."</w:t>
       </w:r>
     </w:p>
@@ -3747,23 +2794,7 @@
     </w:p>
     <w:p>
       <w:r>
-        <w:t xml:space="preserve">I watched my older sister brush off the idea with pure, pragmatic logic. She might not have believed it, but as I looked at the flawlessly executed perimeter she had built around our pack—navigating family law, federal tax codes, and cross-country logistics without breaking a </w:t>
-      </w:r>
-      <w:proofErr w:type="gramStart"/>
-      <w:r>
-        <w:t>sweat—</w:t>
-      </w:r>
-      <w:proofErr w:type="gramEnd"/>
-      <w:r>
-        <w:t xml:space="preserve">I knew exactly why William Keswick was watching her. If anyone </w:t>
-      </w:r>
-      <w:proofErr w:type="gramStart"/>
-      <w:r>
-        <w:t>was capable of running</w:t>
-      </w:r>
-      <w:proofErr w:type="gramEnd"/>
-      <w:r>
-        <w:t xml:space="preserve"> the empire, it was Cassandra Vance.</w:t>
+        <w:t>I watched my older sister brush off the idea with pure, pragmatic logic. She might not have believed it, but as I looked at the flawlessly executed perimeter she had built around our pack—navigating family law, federal tax codes, and cross-country logistics without breaking a sweat—I knew exactly why William Keswick was watching her. If anyone was capable of running the empire, it was Cassandra Vance.</w:t>
       </w:r>
     </w:p>
     <w:p>
@@ -3776,15 +2807,7 @@
     </w:p>
     <w:p>
       <w:r>
-        <w:t xml:space="preserve">By the time the dinner dishes were cleared from the kitchen island, </w:t>
-      </w:r>
-      <w:proofErr w:type="gramStart"/>
-      <w:r>
-        <w:t>a heavy</w:t>
-      </w:r>
-      <w:proofErr w:type="gramEnd"/>
-      <w:r>
-        <w:t>, comfortable exhaustion had settled over the apartment. The adrenaline of the cross-country flight and the sheer relief of our consolidation had finally run its course.</w:t>
+        <w:t>By the time the dinner dishes were cleared from the kitchen island, a heavy, comfortable exhaustion had settled over the apartment. The adrenaline of the cross-country flight and the sheer relief of our consolidation had finally run its course.</w:t>
       </w:r>
     </w:p>
     <w:p>
@@ -3799,7 +2822,6 @@
     </w:p>
     <w:p>
       <w:r>
-        <w:lastRenderedPageBreak/>
         <w:t>Casey lingered in the hallway, looking longingly from her bedroom door to the living room where my duffel bag sat on the pull-out sofa.</w:t>
       </w:r>
     </w:p>
@@ -3865,19 +2887,7 @@
     </w:p>
     <w:p>
       <w:r>
-        <w:t xml:space="preserve">We </w:t>
-      </w:r>
-      <w:proofErr w:type="gramStart"/>
-      <w:r>
-        <w:t>had executed</w:t>
-      </w:r>
-      <w:proofErr w:type="gramEnd"/>
-      <w:r>
-        <w:t xml:space="preserve"> this routine dozens of times over the years. Because the hollow, pinned-together remnants of her heels and ankles simply could not support the weight of her body without catastrophic failure, transferring from the chair to the shower bench required </w:t>
-      </w:r>
-      <w:r>
-        <w:lastRenderedPageBreak/>
-        <w:t>immense upper-body strength and careful leverage. I acted as her physical anchor. I braced her chair, offered my arms for stability, and provided the secure, unyielding support she needed to safely navigate the transfers without exhausting her own system.</w:t>
+        <w:t>We had executed this routine dozens of times over the years. Because the hollow, pinned-together remnants of her heels and ankles simply could not support the weight of her body without catastrophic failure, transferring from the chair to the shower bench required immense upper-body strength and careful leverage. I acted as her physical anchor. I braced her chair, offered my arms for stability, and provided the secure, unyielding support she needed to safely navigate the transfers without exhausting her own system.</w:t>
       </w:r>
     </w:p>
     <w:p>
@@ -3925,15 +2935,7 @@
     </w:p>
     <w:p>
       <w:r>
-        <w:t xml:space="preserve">The sudden, intense spike in auditory sensory input caused my processor to instantly tense. Beside me on the sofa bed, Casey flinched, her grip tightening on my arm as the roar of the wind rattling the </w:t>
-      </w:r>
-      <w:proofErr w:type="gramStart"/>
-      <w:r>
-        <w:t>window panes</w:t>
-      </w:r>
-      <w:proofErr w:type="gramEnd"/>
-      <w:r>
-        <w:t xml:space="preserve"> grew significantly louder.</w:t>
+        <w:t>The sudden, intense spike in auditory sensory input caused my processor to instantly tense. Beside me on the sofa bed, Casey flinched, her grip tightening on my arm as the roar of the wind rattling the window panes grew significantly louder.</w:t>
       </w:r>
     </w:p>
     <w:p>
@@ -3948,7 +2950,6 @@
     </w:p>
     <w:p>
       <w:r>
-        <w:lastRenderedPageBreak/>
         <w:t>The sudden, violent sensory overload and the total loss of visual data pushed Casey over the edge. She let out a sharp, terrified gasp, burying her face into my chest and immediately starting to cry. Her system simply couldn't process the sudden chaos, and she shook violently against my ribs.</w:t>
       </w:r>
     </w:p>
@@ -3959,15 +2960,7 @@
     </w:p>
     <w:p>
       <w:r>
-        <w:t xml:space="preserve">"Nobody </w:t>
-      </w:r>
-      <w:proofErr w:type="gramStart"/>
-      <w:r>
-        <w:t>panic</w:t>
-      </w:r>
-      <w:proofErr w:type="gramEnd"/>
-      <w:r>
-        <w:t>," Cassandra’s voice rang out. It was perfectly steady, cutting through the ambient roar of the storm with absolute executive authority. "It's just a blown transformer."</w:t>
+        <w:t>"Nobody panic," Cassandra’s voice rang out. It was perfectly steady, cutting through the ambient roar of the storm with absolute executive authority. "It's just a blown transformer."</w:t>
       </w:r>
     </w:p>
     <w:p>
@@ -3982,15 +2975,7 @@
     </w:p>
     <w:p>
       <w:r>
-        <w:t xml:space="preserve">"Safety comes first, and we are staying together," Cassandra commanded in the darkness. "Everyone </w:t>
-      </w:r>
-      <w:proofErr w:type="gramStart"/>
-      <w:r>
-        <w:t>into</w:t>
-      </w:r>
-      <w:proofErr w:type="gramEnd"/>
-      <w:r>
-        <w:t xml:space="preserve"> my bedroom. Right now."</w:t>
+        <w:t>"Safety comes first, and we are staying together," Cassandra commanded in the darkness. "Everyone into my bedroom. Right now."</w:t>
       </w:r>
     </w:p>
     <w:p>
@@ -4005,15 +2990,7 @@
     </w:p>
     <w:p>
       <w:r>
-        <w:t xml:space="preserve">I sat down near the center of the bed, pulling Casey up right beside me. Liz climbed in on my other side, while Cassandra smoothly locked the brakes on her chair and transferred herself onto the edge of the mattress. Within seconds, all four of us were piled onto the massive bed, enveloped in </w:t>
-      </w:r>
-      <w:proofErr w:type="gramStart"/>
-      <w:r>
-        <w:t>the heavy</w:t>
-      </w:r>
-      <w:proofErr w:type="gramEnd"/>
-      <w:r>
-        <w:t xml:space="preserve"> wool blankets.</w:t>
+        <w:t>I sat down near the center of the bed, pulling Casey up right beside me. Liz climbed in on my other side, while Cassandra smoothly locked the brakes on her chair and transferred herself onto the edge of the mattress. Within seconds, all four of us were piled onto the massive bed, enveloped in the heavy wool blankets.</w:t>
       </w:r>
     </w:p>
     <w:p>
@@ -4033,7 +3010,6 @@
     </w:p>
     <w:p>
       <w:r>
-        <w:lastRenderedPageBreak/>
         <w:t xml:space="preserve">"This will not become the norm," Cassandra reminded her firmly, maintaining the absolute legal boundary required to keep our father away from us. "The rules still apply. We are only doing this tonight because of the storm." </w:t>
       </w:r>
     </w:p>
@@ -4085,15 +3061,7 @@
     </w:p>
     <w:p>
       <w:r>
-        <w:t xml:space="preserve">The heavy wool blankets of the king-sized bed had created </w:t>
-      </w:r>
-      <w:proofErr w:type="gramStart"/>
-      <w:r>
-        <w:t>an absolutely flawless</w:t>
-      </w:r>
-      <w:proofErr w:type="gramEnd"/>
-      <w:r>
-        <w:t xml:space="preserve"> thermal envelope.</w:t>
+        <w:t>The heavy wool blankets of the king-sized bed had created an absolutely flawless thermal envelope.</w:t>
       </w:r>
     </w:p>
     <w:p>
@@ -4108,7 +3076,6 @@
     </w:p>
     <w:p>
       <w:r>
-        <w:lastRenderedPageBreak/>
         <w:t>"Good morning," Cass whispered, her executive baseline already calmly assessing the situation. "The grid is still down."</w:t>
       </w:r>
     </w:p>
@@ -4119,23 +3086,7 @@
     </w:p>
     <w:p>
       <w:r>
-        <w:t xml:space="preserve">The torrential, violent downpour from last night had </w:t>
-      </w:r>
-      <w:proofErr w:type="gramStart"/>
-      <w:r>
-        <w:t>burned itself</w:t>
-      </w:r>
-      <w:proofErr w:type="gramEnd"/>
-      <w:r>
-        <w:t xml:space="preserve"> out, leaving behind a steady, misty Pacific Northwest drizzle. Down the street, the cause of the blackout was immediately obvious. Half a dozen utility trucks, their amber lights flashing steadily in the gray morning, were clustered around a scorched utility pole. Linemen in bright yellow rain slickers were up in bucket trucks, physically wrestling with the blackened, </w:t>
-      </w:r>
-      <w:proofErr w:type="gramStart"/>
-      <w:r>
-        <w:t>blown-out</w:t>
-      </w:r>
-      <w:proofErr w:type="gramEnd"/>
-      <w:r>
-        <w:t xml:space="preserve"> remains of a massive transformer.</w:t>
+        <w:t>The torrential, violent downpour from last night had burned itself out, leaving behind a steady, misty Pacific Northwest drizzle. Down the street, the cause of the blackout was immediately obvious. Half a dozen utility trucks, their amber lights flashing steadily in the gray morning, were clustered around a scorched utility pole. Linemen in bright yellow rain slickers were up in bucket trucks, physically wrestling with the blackened, blown-out remains of a massive transformer.</w:t>
       </w:r>
     </w:p>
     <w:p>
@@ -4155,23 +3106,7 @@
     </w:p>
     <w:p>
       <w:r>
-        <w:t xml:space="preserve">Casey rubbed her eyes, looking around the massive bed. She didn't have a meltdown about the change in routine. The </w:t>
-      </w:r>
-      <w:proofErr w:type="gramStart"/>
-      <w:r>
-        <w:t>deep-pressure</w:t>
-      </w:r>
-      <w:proofErr w:type="gramEnd"/>
-      <w:r>
-        <w:t xml:space="preserve"> sleep she had </w:t>
-      </w:r>
-      <w:proofErr w:type="gramStart"/>
-      <w:r>
-        <w:t>gotten</w:t>
-      </w:r>
-      <w:proofErr w:type="gramEnd"/>
-      <w:r>
-        <w:t xml:space="preserve"> while sandwiched between me and Liz had completely stabilized her processor. She was perfectly calm.</w:t>
+        <w:t>Casey rubbed her eyes, looking around the massive bed. She didn't have a meltdown about the change in routine. The deep-pressure sleep she had gotten while sandwiched between me and Liz had completely stabilized her processor. She was perfectly calm.</w:t>
       </w:r>
     </w:p>
     <w:p>
@@ -4181,15 +3116,7 @@
     </w:p>
     <w:p>
       <w:r>
-        <w:t xml:space="preserve">"It is," Cassandra nodded, sliding smoothly from the edge of the mattress into her manual chair. "Which brings us to </w:t>
-      </w:r>
-      <w:proofErr w:type="gramStart"/>
-      <w:r>
-        <w:t>rule number one</w:t>
-      </w:r>
-      <w:proofErr w:type="gramEnd"/>
-      <w:r>
-        <w:t xml:space="preserve"> for the day: nobody opens the refrigerator. Every time that door opens, we lose the cold envelope, and I refuse to let our groceries spoil. We are strictly utilizing dry assets this morning."</w:t>
+        <w:t>"It is," Cassandra nodded, sliding smoothly from the edge of the mattress into her manual chair. "Which brings us to rule number one for the day: nobody opens the refrigerator. Every time that door opens, we lose the cold envelope, and I refuse to let our groceries spoil. We are strictly utilizing dry assets this morning."</w:t>
       </w:r>
     </w:p>
     <w:p>
@@ -4204,7 +3131,6 @@
     </w:p>
     <w:p>
       <w:r>
-        <w:lastRenderedPageBreak/>
         <w:t>It wasn't exactly a five-star Quantum corporate breakfast, but the vibe in the room was incredibly peaceful.</w:t>
       </w:r>
     </w:p>
@@ -4215,15 +3141,7 @@
     </w:p>
     <w:p>
       <w:r>
-        <w:t xml:space="preserve">"I kind of like it," Liz smiled, wrapping her hands around her glass of water. She was wearing one of my </w:t>
-      </w:r>
-      <w:proofErr w:type="gramStart"/>
-      <w:r>
-        <w:t>oversized t</w:t>
-      </w:r>
-      <w:proofErr w:type="gramEnd"/>
-      <w:r>
-        <w:t>-shirts and a pair of thick sweatpants. "It forces us to just stop and exist. No schedules, no rushing."</w:t>
+        <w:t>"I kind of like it," Liz smiled, wrapping her hands around her glass of water. She was wearing one of my oversized t-shirts and a pair of thick sweatpants. "It forces us to just stop and exist. No schedules, no rushing."</w:t>
       </w:r>
     </w:p>
     <w:p>
@@ -4246,15 +3164,7 @@
     </w:p>
     <w:p>
       <w:r>
-        <w:t xml:space="preserve">I took a bite of a generic, foil-wrapped pastry and looked across the coffee table at Casey. She was happily kicking her feet against the edge of the sofa bed, looking entirely well-rested </w:t>
-      </w:r>
-      <w:proofErr w:type="gramStart"/>
-      <w:r>
-        <w:t>despite the fact that</w:t>
-      </w:r>
-      <w:proofErr w:type="gramEnd"/>
-      <w:r>
-        <w:t xml:space="preserve"> she had practically lived on an airplane for the last forty-eight hours.</w:t>
+        <w:t>I took a bite of a generic, foil-wrapped pastry and looked across the coffee table at Casey. She was happily kicking her feet against the edge of the sofa bed, looking entirely well-rested despite the fact that she had practically lived on an airplane for the last forty-eight hours.</w:t>
       </w:r>
     </w:p>
     <w:p>
@@ -4269,15 +3179,7 @@
     </w:p>
     <w:p>
       <w:r>
-        <w:t xml:space="preserve">"It is basic circadian math, David," Cassandra explained, setting her water bottle down. "Casey and I experienced zero actual jet lag because our internal clocks never had time to decouple from the West Coast. We left Washington after school on Friday, and we were on the ground in Virginia for less than eighteen hours before we boarded the jet to come back. Our bodies never </w:t>
-      </w:r>
-      <w:proofErr w:type="gramStart"/>
-      <w:r>
-        <w:t>registered</w:t>
-      </w:r>
-      <w:proofErr w:type="gramEnd"/>
-      <w:r>
-        <w:t xml:space="preserve"> the Eastern Time Zone. We are dealing with standard travel fatigue, but chronologically, we are perfectly anchored."</w:t>
+        <w:t>"It is basic circadian math, David," Cassandra explained, setting her water bottle down. "Casey and I experienced zero actual jet lag because our internal clocks never had time to decouple from the West Coast. We left Washington after school on Friday, and we were on the ground in Virginia for less than eighteen hours before we boarded the jet to come back. Our bodies never registered the Eastern Time Zone. We are dealing with standard travel fatigue, but chronologically, we are perfectly anchored."</w:t>
       </w:r>
     </w:p>
     <w:p>
@@ -4287,24 +3189,7 @@
     </w:p>
     <w:p>
       <w:r>
-        <w:lastRenderedPageBreak/>
-        <w:t xml:space="preserve">"Traveling East to West is inherently easier on the human body than traveling West to East, because you are extending your day rather than compressing it," Cassandra noted, her tone </w:t>
-      </w:r>
-      <w:proofErr w:type="gramStart"/>
-      <w:r>
-        <w:t>analytical</w:t>
-      </w:r>
-      <w:proofErr w:type="gramEnd"/>
-      <w:r>
-        <w:t xml:space="preserve"> but warm. "However, you and David have lived your entire lives </w:t>
-      </w:r>
-      <w:proofErr w:type="gramStart"/>
-      <w:r>
-        <w:t>on</w:t>
-      </w:r>
-      <w:proofErr w:type="gramEnd"/>
-      <w:r>
-        <w:t xml:space="preserve"> Eastern Standard Time. You crossed three distinct time zones yesterday."</w:t>
+        <w:t>"Traveling East to West is inherently easier on the human body than traveling West to East, because you are extending your day rather than compressing it," Cassandra noted, her tone analytical but warm. "However, you and David have lived your entire lives on Eastern Standard Time. You crossed three distinct time zones yesterday."</w:t>
       </w:r>
     </w:p>
     <w:p>
@@ -4314,23 +3199,7 @@
     </w:p>
     <w:p>
       <w:r>
-        <w:t xml:space="preserve">"The standard medical metric is roughly one day of adjustment for every time zone crossed," Cassandra calculated smoothly. "Since you gained three hours, your systems will require approximately three days to fully overwrite your old baseline. You will likely wake up </w:t>
-      </w:r>
-      <w:proofErr w:type="gramStart"/>
-      <w:r>
-        <w:t>entirely too</w:t>
-      </w:r>
-      <w:proofErr w:type="gramEnd"/>
-      <w:r>
-        <w:t xml:space="preserve"> early tomorrow and </w:t>
-      </w:r>
-      <w:proofErr w:type="gramStart"/>
-      <w:r>
-        <w:t>Monday, and</w:t>
-      </w:r>
-      <w:proofErr w:type="gramEnd"/>
-      <w:r>
-        <w:t xml:space="preserve"> hit a wall of exhaustion around seven in the evening. But by Tuesday, your internal clocks will be flawlessly synchronized with the Pacific grid."</w:t>
+        <w:t>"The standard medical metric is roughly one day of adjustment for every time zone crossed," Cassandra calculated smoothly. "Since you gained three hours, your systems will require approximately three days to fully overwrite your old baseline. You will likely wake up entirely too early tomorrow and Monday, and hit a wall of exhaustion around seven in the evening. But by Tuesday, your internal clocks will be flawlessly synchronized with the Pacific grid."</w:t>
       </w:r>
     </w:p>
     <w:p>
@@ -4350,15 +3219,7 @@
     </w:p>
     <w:p>
       <w:r>
-        <w:t xml:space="preserve">I looked around the dark, quiet apartment. The power was still out, the ambient temperature was slowly dropping, and our breakfast consisted entirely of </w:t>
-      </w:r>
-      <w:proofErr w:type="gramStart"/>
-      <w:r>
-        <w:t>dry pantry</w:t>
-      </w:r>
-      <w:proofErr w:type="gramEnd"/>
-      <w:r>
-        <w:t xml:space="preserve"> carbohydrates. But as Casey pressed against my side, and Liz held my hand, and Cassandra watched over us with absolute, unconditional protection, I realized my younger sister was entirely correct.</w:t>
+        <w:t>I looked around the dark, quiet apartment. The power was still out, the ambient temperature was slowly dropping, and our breakfast consisted entirely of dry pantry carbohydrates. But as Casey pressed against my side, and Liz held my hand, and Cassandra watched over us with absolute, unconditional protection, I realized my younger sister was entirely correct.</w:t>
       </w:r>
     </w:p>
     <w:p>
@@ -4381,7 +3242,6 @@
     </w:p>
     <w:p>
       <w:r>
-        <w:lastRenderedPageBreak/>
         <w:t>It was perfectly quiet, the rain drumming steadily outside. The Federal Way apartment had been a brilliant tactical perimeter for Cassandra and Casey, but as I looked around the tight living room, the physical limitations of the space were obvious.</w:t>
       </w:r>
     </w:p>
@@ -4422,15 +3282,7 @@
     </w:p>
     <w:p>
       <w:r>
-        <w:t xml:space="preserve">"The grid is back online," Cassandra smiled, immediately shifting into operational mode. "Liz, grab my laptop from the kitchen island, please? The battery drained completely overnight, it </w:t>
-      </w:r>
-      <w:proofErr w:type="gramStart"/>
-      <w:r>
-        <w:t>needs</w:t>
-      </w:r>
-      <w:proofErr w:type="gramEnd"/>
-      <w:r>
-        <w:t xml:space="preserve"> to be hardwired into the wall."</w:t>
+        <w:t>"The grid is back online," Cassandra smiled, immediately shifting into operational mode. "Liz, grab my laptop from the kitchen island, please? The battery drained completely overnight, it needs to be hardwired into the wall."</w:t>
       </w:r>
     </w:p>
     <w:p>
@@ -4460,7 +3312,6 @@
     </w:p>
     <w:p>
       <w:r>
-        <w:lastRenderedPageBreak/>
         <w:t>"Medina is highly optimal from a transit perspective," Cassandra conceded, pulling up the King County Metro route maps in a new tab to cross-reference the data. She tapped the screen to highlight the intersecting transit lines.</w:t>
       </w:r>
     </w:p>
@@ -4479,15 +3330,7 @@
         <w:t>The Commute to Northwest Pacific University:</w:t>
       </w:r>
       <w:r>
-        <w:t xml:space="preserve"> "If we anchored in Medina, David and Liz could simply walk to the main road and catch the </w:t>
-      </w:r>
-      <w:proofErr w:type="gramStart"/>
-      <w:r>
-        <w:t>271 bus</w:t>
-      </w:r>
-      <w:proofErr w:type="gramEnd"/>
-      <w:r>
-        <w:t xml:space="preserve"> going straight across the SR-520 floating bridge. It would drop you directly on the NPU campus in Seattle."</w:t>
+        <w:t xml:space="preserve"> "If we anchored in Medina, David and Liz could simply walk to the main road and catch the 271 bus going straight across the SR-520 floating bridge. It would drop you directly on the NPU campus in Seattle."</w:t>
       </w:r>
     </w:p>
     <w:p>
@@ -4515,13 +3358,8 @@
     </w:p>
     <w:p>
       <w:r>
-        <w:t xml:space="preserve">Cassandra hummed in agreement, her fingers flying across the trackpad as she pulled up the regional real estate MLS listings. "Medina is statistically viable. But let's see what else is currently on the </w:t>
-      </w:r>
-      <w:proofErr w:type="gramStart"/>
-      <w:r>
-        <w:t>market—"</w:t>
-      </w:r>
-      <w:proofErr w:type="gramEnd"/>
+        <w:t>Cassandra hummed in agreement, her fingers flying across the trackpad as she pulled up the regional real estate MLS listings. "Medina is statistically viable. But let's see what else is currently on the market—"</w:t>
+      </w:r>
     </w:p>
     <w:p>
       <w:r>
@@ -4563,7 +3401,6 @@
         <w:pStyle w:val="Heading3"/>
       </w:pPr>
       <w:r>
-        <w:lastRenderedPageBreak/>
         <w:t>Part 4: The Tier-One Acquisition – 1:00 PM</w:t>
       </w:r>
     </w:p>
@@ -4579,15 +3416,7 @@
     </w:p>
     <w:p>
       <w:r>
-        <w:t xml:space="preserve">She clicked on a </w:t>
-      </w:r>
-      <w:proofErr w:type="gramStart"/>
-      <w:r>
-        <w:t>listing</w:t>
-      </w:r>
-      <w:proofErr w:type="gramEnd"/>
-      <w:r>
-        <w:t xml:space="preserve"> the agent's internal portal had flagged. It was exactly what she was looking for: a sprawling, 3,800-square-foot Pacific Northwest rambler situated right on the edge of the Quantum campus. </w:t>
+        <w:t xml:space="preserve">She clicked on a listing the agent's internal portal had flagged. It was exactly what she was looking for: a sprawling, 3,800-square-foot Pacific Northwest rambler situated right on the edge of the Quantum campus. </w:t>
       </w:r>
     </w:p>
     <w:p>
@@ -4649,39 +3478,7 @@
           <w:i/>
           <w:iCs/>
         </w:rPr>
-        <w:t xml:space="preserve">I am </w:t>
-      </w:r>
-      <w:proofErr w:type="gramStart"/>
-      <w:r>
-        <w:rPr>
-          <w:i/>
-          <w:iCs/>
-        </w:rPr>
-        <w:t>looking</w:t>
-      </w:r>
-      <w:proofErr w:type="gramEnd"/>
-      <w:r>
-        <w:rPr>
-          <w:i/>
-          <w:iCs/>
-        </w:rPr>
-        <w:t xml:space="preserve"> to immediately </w:t>
-      </w:r>
-      <w:proofErr w:type="gramStart"/>
-      <w:r>
-        <w:rPr>
-          <w:i/>
-          <w:iCs/>
-        </w:rPr>
-        <w:t>view</w:t>
-      </w:r>
-      <w:proofErr w:type="gramEnd"/>
-      <w:r>
-        <w:rPr>
-          <w:i/>
-          <w:iCs/>
-        </w:rPr>
-        <w:t xml:space="preserve"> and acquire the 3,800-square-foot rambler adjacent to the Quantum campus. Please advise on your earliest availability to facilitate a private walk-through. I understand it is Sunday, so I am perfectly amenable to scheduling this for Monday morning if necessary.</w:t>
+        <w:t>I am looking to immediately view and acquire the 3,800-square-foot rambler adjacent to the Quantum campus. Please advise on your earliest availability to facilitate a private walk-through. I understand it is Sunday, so I am perfectly amenable to scheduling this for Monday morning if necessary.</w:t>
       </w:r>
     </w:p>
     <w:p>
@@ -4704,14 +3501,8 @@
     </w:p>
     <w:p>
       <w:r>
-        <w:lastRenderedPageBreak/>
-        <w:t xml:space="preserve">She hit send and closed the mail client. "There. We'll likely hear back tomorrow morning once standard business hours </w:t>
-      </w:r>
-      <w:proofErr w:type="gramStart"/>
-      <w:r>
-        <w:t>resume—"</w:t>
-      </w:r>
-      <w:proofErr w:type="gramEnd"/>
+        <w:t>She hit send and closed the mail client. "There. We'll likely hear back tomorrow morning once standard business hours resume—"</w:t>
+      </w:r>
     </w:p>
     <w:p>
       <w:r>
@@ -4739,23 +3530,7 @@
     </w:p>
     <w:p>
       <w:r>
-        <w:t xml:space="preserve">"They did," Cass nodded, opening the response. "Apparently, when you use the </w:t>
-      </w:r>
-      <w:proofErr w:type="gramStart"/>
-      <w:r>
-        <w:t>Building</w:t>
-      </w:r>
-      <w:proofErr w:type="gramEnd"/>
-      <w:r>
-        <w:t xml:space="preserve"> 33 </w:t>
-      </w:r>
-      <w:proofErr w:type="gramStart"/>
-      <w:r>
-        <w:t>portal</w:t>
-      </w:r>
-      <w:proofErr w:type="gramEnd"/>
-      <w:r>
-        <w:t>, 'weekend hours' simply do not apply. The agent is offering to meet us at the property for a private walk-through in two hours."</w:t>
+        <w:t>"They did," Cass nodded, opening the response. "Apparently, when you use the Building 33 portal, 'weekend hours' simply do not apply. The agent is offering to meet us at the property for a private walk-through in two hours."</w:t>
       </w:r>
     </w:p>
     <w:p>
@@ -4788,31 +3563,7 @@
     </w:p>
     <w:p>
       <w:r>
-        <w:t xml:space="preserve">"The Sunday municipal schedule is fundamentally flawed for an emergency deployment," Cassandra stated, snapping her laptop shut. "The 565 express </w:t>
-      </w:r>
-      <w:proofErr w:type="gramStart"/>
-      <w:r>
-        <w:t>route</w:t>
-      </w:r>
-      <w:proofErr w:type="gramEnd"/>
-      <w:r>
-        <w:t xml:space="preserve"> to Overlake only operates on weekdays. If we utilize the bus grid today, we </w:t>
-      </w:r>
-      <w:proofErr w:type="gramStart"/>
-      <w:r>
-        <w:t>would</w:t>
-      </w:r>
-      <w:proofErr w:type="gramEnd"/>
-      <w:r>
-        <w:t xml:space="preserve"> have to take the 174 local crawler all the way to the airport, transfer to the 560 to Bellevue, and then catch the 230 </w:t>
-      </w:r>
-      <w:proofErr w:type="gramStart"/>
-      <w:r>
-        <w:t>local</w:t>
-      </w:r>
-      <w:proofErr w:type="gramEnd"/>
-      <w:r>
-        <w:t xml:space="preserve"> into Redmond. It would take well over two hours. That is an unacceptable level of operational friction."</w:t>
+        <w:t>"The Sunday municipal schedule is fundamentally flawed for an emergency deployment," Cassandra stated, snapping her laptop shut. "The 565 express route to Overlake only operates on weekdays. If we utilize the bus grid today, we would have to take the 174 local crawler all the way to the airport, transfer to the 560 to Bellevue, and then catch the 230 local into Redmond. It would take well over two hours. That is an unacceptable level of operational friction."</w:t>
       </w:r>
     </w:p>
     <w:p>
@@ -4827,7 +3578,6 @@
     </w:p>
     <w:p>
       <w:r>
-        <w:lastRenderedPageBreak/>
         <w:t>She hung up and looked at us. "The dispatcher said fifteen minutes."</w:t>
       </w:r>
     </w:p>
@@ -4873,15 +3623,7 @@
     </w:p>
     <w:p>
       <w:r>
-        <w:t xml:space="preserve">Cassandra didn't reply, but a small, sharp smile pulled </w:t>
-      </w:r>
-      <w:proofErr w:type="gramStart"/>
-      <w:r>
-        <w:t>at</w:t>
-      </w:r>
-      <w:proofErr w:type="gramEnd"/>
-      <w:r>
-        <w:t xml:space="preserve"> the corner of her mouth. The skyline of downtown Seattle passed by on our left as the cab banked onto the SR-520 floating bridge, carrying us across the gray, choppy waters of Lake Washington and straight toward our permanent perimeter.</w:t>
+        <w:t>Cassandra didn't reply, but a small, sharp smile pulled at the corner of her mouth. The skyline of downtown Seattle passed by on our left as the cab banked onto the SR-520 floating bridge, carrying us across the gray, choppy waters of Lake Washington and straight toward our permanent perimeter.</w:t>
       </w:r>
     </w:p>
     <w:p>
@@ -4899,7 +3641,6 @@
     </w:p>
     <w:p>
       <w:r>
-        <w:lastRenderedPageBreak/>
         <w:t>"Why are we stopping at your office?" Casey asked as I paid the driver and hopped out to grab the wheelchair from the trunk.</w:t>
       </w:r>
     </w:p>
@@ -4935,15 +3676,7 @@
     </w:p>
     <w:p>
       <w:r>
-        <w:t xml:space="preserve">He unlocked the front door and pushed it open, </w:t>
-      </w:r>
-      <w:proofErr w:type="gramStart"/>
-      <w:r>
-        <w:t>wincing</w:t>
-      </w:r>
-      <w:proofErr w:type="gramEnd"/>
-      <w:r>
-        <w:t xml:space="preserve"> slightly as he looked at the narrow entryway and the sunken living room. "Ms. Vance, I must warn you, the current layout is entirely inaccessible for your chair."</w:t>
+        <w:t>He unlocked the front door and pushed it open, wincing slightly as he looked at the narrow entryway and the sunken living room. "Ms. Vance, I must warn you, the current layout is entirely inaccessible for your chair."</w:t>
       </w:r>
     </w:p>
     <w:p>
@@ -4958,7 +3691,6 @@
     </w:p>
     <w:p>
       <w:r>
-        <w:lastRenderedPageBreak/>
         <w:t>For the next twenty minutes, Marcus gave a detailed tour of the property while Cassandra, speaking from her perch on my back, systematically verbally demolished it.</w:t>
       </w:r>
     </w:p>
@@ -5004,15 +3736,7 @@
     </w:p>
     <w:p>
       <w:r>
-        <w:t xml:space="preserve">Cassandra stared at the agent for a fraction of a second. She looked at the house, then looked at me, Casey, and </w:t>
-      </w:r>
-      <w:proofErr w:type="gramStart"/>
-      <w:r>
-        <w:t>Liz</w:t>
-      </w:r>
-      <w:proofErr w:type="gramEnd"/>
-      <w:r>
-        <w:t xml:space="preserve"> standing securely by her side.</w:t>
+        <w:t>Cassandra stared at the agent for a fraction of a second. She looked at the house, then looked at me, Casey, and Liz standing securely by her side.</w:t>
       </w:r>
     </w:p>
     <w:p>
@@ -5027,7 +3751,6 @@
     </w:p>
     <w:p>
       <w:r>
-        <w:lastRenderedPageBreak/>
         <w:t xml:space="preserve">"Rewrite the contract, Marcus," Cassandra ordered, initiating a preemptive financial strike. "Submit a bid for $1.5 million—more than double their original asking price. It will be executed via a single, unencumbered wire transfer from a liquid Quantum holding account. Go vaporize the competition and cancel the open house." </w:t>
       </w:r>
     </w:p>
@@ -5071,15 +3794,7 @@
     </w:p>
     <w:p>
       <w:r>
-        <w:t xml:space="preserve">"The problem is that I am not letting a </w:t>
-      </w:r>
-      <w:proofErr w:type="gramStart"/>
-      <w:r>
-        <w:t>1.5 million dollar</w:t>
-      </w:r>
-      <w:proofErr w:type="gramEnd"/>
-      <w:r>
-        <w:t xml:space="preserve"> all-cash offer get on a King County public bus," Marcus stated, throwing the car into park and stepping out. "My office is in Downtown Bellevue. I want to generate this paperwork immediately before anyone else has a chance to submit another bid. Please, let me drive you."</w:t>
+        <w:t>"The problem is that I am not letting a 1.5 million dollar all-cash offer get on a King County public bus," Marcus stated, throwing the car into park and stepping out. "My office is in Downtown Bellevue. I want to generate this paperwork immediately before anyone else has a chance to submit another bid. Please, let me drive you."</w:t>
       </w:r>
     </w:p>
     <w:p>
@@ -5099,7 +3814,6 @@
     </w:p>
     <w:p>
       <w:r>
-        <w:lastRenderedPageBreak/>
         <w:t>Ten minutes later, we were sitting in a sleek, high-end real estate office on the fourteenth floor.</w:t>
       </w:r>
     </w:p>
@@ -5125,21 +3839,8 @@
     </w:p>
     <w:p>
       <w:r>
-        <w:t xml:space="preserve">"Now, the contingencies," Marcus said, looking over his monitor. "I know you want to waive the inspection, but I just have to officially advise you as your agent that </w:t>
-      </w:r>
-      <w:proofErr w:type="gramStart"/>
-      <w:r>
-        <w:t>waiving</w:t>
-      </w:r>
-      <w:proofErr w:type="gramEnd"/>
-      <w:r>
-        <w:t xml:space="preserve"> it means you assume all structural </w:t>
-      </w:r>
-      <w:proofErr w:type="gramStart"/>
-      <w:r>
-        <w:t>risks—"</w:t>
-      </w:r>
-      <w:proofErr w:type="gramEnd"/>
+        <w:t>"Now, the contingencies," Marcus said, looking over his monitor. "I know you want to waive the inspection, but I just have to officially advise you as your agent that waiving it means you assume all structural risks—"</w:t>
+      </w:r>
     </w:p>
     <w:p>
       <w:r>
@@ -5163,24 +3864,12 @@
     </w:p>
     <w:p>
       <w:r>
-        <w:t xml:space="preserve">He didn't wait for a courier or draft an email. He took the signed documents directly to the heavy, industrial fax machine in the corner of the </w:t>
-      </w:r>
-      <w:proofErr w:type="gramStart"/>
-      <w:r>
-        <w:t>office—</w:t>
-      </w:r>
-      <w:proofErr w:type="gramEnd"/>
-      <w:r>
-        <w:t>the absolute standard for secure real estate transactions in 2004.</w:t>
-      </w:r>
-    </w:p>
-    <w:p>
-      <w:r>
-        <w:t xml:space="preserve">We all sat in silence, listening to the mechanical process. The dial tone hummed through the office speaker, followed by the aggressive, high-pitched screech of the digital </w:t>
-      </w:r>
-      <w:r>
-        <w:lastRenderedPageBreak/>
-        <w:t>handshake. The machine slowly pulled the signed contract through the feeder, transmitting Cassandra's devastating financial strike directly to the seller's agent.</w:t>
+        <w:t>He didn't wait for a courier or draft an email. He took the signed documents directly to the heavy, industrial fax machine in the corner of the office—the absolute standard for secure real estate transactions in 2004.</w:t>
+      </w:r>
+    </w:p>
+    <w:p>
+      <w:r>
+        <w:t>We all sat in silence, listening to the mechanical process. The dial tone hummed through the office speaker, followed by the aggressive, high-pitched screech of the digital handshake. The machine slowly pulled the signed contract through the feeder, transmitting Cassandra's devastating financial strike directly to the seller's agent.</w:t>
       </w:r>
     </w:p>
     <w:p>
@@ -5258,15 +3947,7 @@
     </w:p>
     <w:p>
       <w:r>
-        <w:t xml:space="preserve">"Excellent," Cassandra said smoothly. "Open the escrow account first thing tomorrow morning. Send me the </w:t>
-      </w:r>
-      <w:proofErr w:type="gramStart"/>
-      <w:r>
-        <w:t>routing</w:t>
-      </w:r>
-      <w:proofErr w:type="gramEnd"/>
-      <w:r>
-        <w:t xml:space="preserve"> numbers. Good work, Marcus."</w:t>
+        <w:t>"Excellent," Cassandra said smoothly. "Open the escrow account first thing tomorrow morning. Send me the routing numbers. Good work, Marcus."</w:t>
       </w:r>
     </w:p>
     <w:p>
@@ -5281,29 +3962,12 @@
     </w:p>
     <w:p>
       <w:r>
-        <w:lastRenderedPageBreak/>
-        <w:t xml:space="preserve">Casey let out a massive, uncontained </w:t>
-      </w:r>
-      <w:proofErr w:type="gramStart"/>
-      <w:r>
-        <w:t>squeal</w:t>
-      </w:r>
-      <w:proofErr w:type="gramEnd"/>
-      <w:r>
-        <w:t xml:space="preserve"> of excitement, throwing her arms around my neck from the other side of the booth. Liz clapped a hand over her mouth, a huge laugh escaping her.</w:t>
-      </w:r>
-    </w:p>
-    <w:p>
-      <w:r>
-        <w:t xml:space="preserve">"I can't believe it actually worked," I grinned, shaking my head in pure disbelief. "You just bought a </w:t>
-      </w:r>
-      <w:proofErr w:type="gramStart"/>
-      <w:r>
-        <w:t>1.5 million dollar</w:t>
-      </w:r>
-      <w:proofErr w:type="gramEnd"/>
-      <w:r>
-        <w:t xml:space="preserve"> house on a Sunday afternoon in less than three hours."</w:t>
+        <w:t>Casey let out a massive, uncontained squeal of excitement, throwing her arms around my neck from the other side of the booth. Liz clapped a hand over her mouth, a huge laugh escaping her.</w:t>
+      </w:r>
+    </w:p>
+    <w:p>
+      <w:r>
+        <w:t>"I can't believe it actually worked," I grinned, shaking my head in pure disbelief. "You just bought a 1.5 million dollar house on a Sunday afternoon in less than three hours."</w:t>
       </w:r>
     </w:p>
     <w:p>
@@ -5313,15 +3977,7 @@
     </w:p>
     <w:p>
       <w:r>
-        <w:t>"</w:t>
-      </w:r>
-      <w:proofErr w:type="gramStart"/>
-      <w:r>
-        <w:t>So</w:t>
-      </w:r>
-      <w:proofErr w:type="gramEnd"/>
-      <w:r>
-        <w:t xml:space="preserve"> what happens now?" Liz asked, finally cutting into her steak. "Do they just mail you the keys?"</w:t>
+        <w:t>"So what happens now?" Liz asked, finally cutting into her steak. "Do they just mail you the keys?"</w:t>
       </w:r>
     </w:p>
     <w:p>
@@ -5344,15 +4000,7 @@
         <w:t>The Earnest Money Wire:</w:t>
       </w:r>
       <w:r>
-        <w:t xml:space="preserve"> "The immediate next step happens tomorrow morning. I </w:t>
-      </w:r>
-      <w:proofErr w:type="gramStart"/>
-      <w:r>
-        <w:t>have to</w:t>
-      </w:r>
-      <w:proofErr w:type="gramEnd"/>
-      <w:r>
-        <w:t xml:space="preserve"> fund the escrow account to legally lock the contract. I will contact the priority desk at Quantum Employees Federal Credit Union and authorize an immediate, $100,000 wire transfer directly to the title company."</w:t>
+        <w:t xml:space="preserve"> "The immediate next step happens tomorrow morning. I have to fund the escrow account to legally lock the contract. I will contact the priority desk at Quantum Employees Federal Credit Union and authorize an immediate, $100,000 wire transfer directly to the title company."</w:t>
       </w:r>
     </w:p>
     <w:p>
@@ -5370,15 +4018,7 @@
         <w:t>The Title Search:</w:t>
       </w:r>
       <w:r>
-        <w:t xml:space="preserve"> "Normally, this is where a bank would demand an appraisal and loan underwriting, which takes a month. We are bypassing all of that. The only thing the title company has to do is verify the legal deed and ensure the seller doesn't have any hidden </w:t>
-      </w:r>
-      <w:proofErr w:type="gramStart"/>
-      <w:r>
-        <w:t>liens</w:t>
-      </w:r>
-      <w:proofErr w:type="gramEnd"/>
-      <w:r>
-        <w:t xml:space="preserve"> or unpaid taxes attached to the property."</w:t>
+        <w:t xml:space="preserve"> "Normally, this is where a bank would demand an appraisal and loan underwriting, which takes a month. We are bypassing all of that. The only thing the title company has to do is verify the legal deed and ensure the seller doesn't have any hidden liens or unpaid taxes attached to the property."</w:t>
       </w:r>
     </w:p>
     <w:p>
@@ -5401,15 +4041,7 @@
     </w:p>
     <w:p>
       <w:r>
-        <w:t xml:space="preserve">"Fourteen days?" I </w:t>
-      </w:r>
-      <w:proofErr w:type="gramStart"/>
-      <w:r>
-        <w:t>repeated,</w:t>
-      </w:r>
-      <w:proofErr w:type="gramEnd"/>
-      <w:r>
-        <w:t xml:space="preserve"> my processor running the calendar math. "That means we take possession of the house right after New Year's."</w:t>
+        <w:t>"Fourteen days?" I repeated, my processor running the calendar math. "That means we take possession of the house right after New Year's."</w:t>
       </w:r>
     </w:p>
     <w:p>
@@ -5429,7 +4061,6 @@
     </w:p>
     <w:p>
       <w:r>
-        <w:lastRenderedPageBreak/>
         <w:t>I raised my glass to meet hers, followed instantly by Liz and Casey. The glass clinked together with a sharp, resonant ring.</w:t>
       </w:r>
     </w:p>
@@ -5448,25 +4079,12 @@
     </w:p>
     <w:p>
       <w:r>
-        <w:t xml:space="preserve">The ride back across Lake Washington was entirely different from our daytime cab ride. We boarded the TAPS 550 express </w:t>
-      </w:r>
-      <w:proofErr w:type="gramStart"/>
-      <w:r>
-        <w:t>bus in</w:t>
-      </w:r>
-      <w:proofErr w:type="gramEnd"/>
-      <w:r>
-        <w:t xml:space="preserve"> Downtown Bellevue, and as the heavy articulated vehicle merged onto the Interstate 90 floating bridge, Liz and I got our first real look at the Seattle skyline at night.</w:t>
-      </w:r>
-    </w:p>
-    <w:p>
-      <w:proofErr w:type="gramStart"/>
-      <w:r>
-        <w:t>The towering,</w:t>
-      </w:r>
-      <w:proofErr w:type="gramEnd"/>
-      <w:r>
-        <w:t xml:space="preserve"> illuminated skyscrapers reflected beautifully off the black water of the lake. But the real surprise came when the bus reached the western shore. Instead of merging onto the congested surface streets of downtown, the bus driver flipped a switch on the dashboard. The heavy diesel engine abruptly cut out, replaced by the quiet, high-pitched hum of an electric trolley motor, and the bus dove straight underground into the Downtown Seattle Transit Tunnel.</w:t>
+        <w:t>The ride back across Lake Washington was entirely different from our daytime cab ride. We boarded the TAPS 550 express bus in Downtown Bellevue, and as the heavy articulated vehicle merged onto the Interstate 90 floating bridge, Liz and I got our first real look at the Seattle skyline at night.</w:t>
+      </w:r>
+    </w:p>
+    <w:p>
+      <w:r>
+        <w:t>The towering, illuminated skyscrapers reflected beautifully off the black water of the lake. But the real surprise came when the bus reached the western shore. Instead of merging onto the congested surface streets of downtown, the bus driver flipped a switch on the dashboard. The heavy diesel engine abruptly cut out, replaced by the quiet, high-pitched hum of an electric trolley motor, and the bus dove straight underground into the Downtown Seattle Transit Tunnel.</w:t>
       </w:r>
     </w:p>
     <w:p>
@@ -5506,7 +4124,6 @@
     </w:p>
     <w:p>
       <w:r>
-        <w:lastRenderedPageBreak/>
         <w:t>"Perfect timing," Cassandra noted, checking the heavy silver watch on her wrist. "We have exactly five minutes until the last outbound 194 of the evening."</w:t>
       </w:r>
     </w:p>
@@ -5517,15 +4134,7 @@
     </w:p>
     <w:p>
       <w:r>
-        <w:t xml:space="preserve">"The express routes do on Sundays," Cassandra corrected. "If we miss this one, we would be forced to take the 174 local all the way from downtown, which takes two hours. </w:t>
-      </w:r>
-      <w:proofErr w:type="gramStart"/>
-      <w:r>
-        <w:t>The 194</w:t>
-      </w:r>
-      <w:proofErr w:type="gramEnd"/>
-      <w:r>
-        <w:t xml:space="preserve"> is our fast-track."</w:t>
+        <w:t>"The express routes do on Sundays," Cassandra corrected. "If we miss this one, we would be forced to take the 174 local all the way from downtown, which takes two hours. The 194 is our fast-track."</w:t>
       </w:r>
     </w:p>
     <w:p>
@@ -5589,11 +4198,7 @@
     </w:p>
     <w:p>
       <w:r>
-        <w:t xml:space="preserve">"We do," Cassandra agreed, rolling up the ramp. "But the Federal Way Transit Center is south of our apartment. By taking the northbound 174, it will drive us exactly two miles up </w:t>
-      </w:r>
-      <w:r>
-        <w:lastRenderedPageBreak/>
-        <w:t>SR-99. More importantly, it drops us off on the east side of the highway—our side. We don't have to navigate a dangerous, unlit crosswalk in the rain. It is a zero-friction extraction."</w:t>
+        <w:t>"We do," Cassandra agreed, rolling up the ramp. "But the Federal Way Transit Center is south of our apartment. By taking the northbound 174, it will drive us exactly two miles up SR-99. More importantly, it drops us off on the east side of the highway—our side. We don't have to navigate a dangerous, unlit crosswalk in the rain. It is a zero-friction extraction."</w:t>
       </w:r>
     </w:p>
     <w:p>
@@ -5651,7 +4256,6 @@
     </w:p>
     <w:p>
       <w:r>
-        <w:lastRenderedPageBreak/>
         <w:t>Liz grabbed her clothes and swapped places with Casey, taking over the hallway bathroom. Meanwhile, I stepped back into the master ensuite, helped Cassandra transfer safely back into her chair, and then jumped into the hot shower myself to wash off the travel fatigue.</w:t>
       </w:r>
     </w:p>
@@ -5687,23 +4291,7 @@
     </w:p>
     <w:p>
       <w:r>
-        <w:t xml:space="preserve">"I know it feels unfair, Case," Cassandra said gently. "And you are entirely </w:t>
-      </w:r>
-      <w:proofErr w:type="gramStart"/>
-      <w:r>
-        <w:t>right—</w:t>
-      </w:r>
-      <w:proofErr w:type="gramEnd"/>
-      <w:r>
-        <w:t xml:space="preserve">you and David used to sleep next to each other every single night, and there was nothing wrong with it. But you remember the </w:t>
-      </w:r>
-      <w:proofErr w:type="gramStart"/>
-      <w:r>
-        <w:t>rule</w:t>
-      </w:r>
-      <w:proofErr w:type="gramEnd"/>
-      <w:r>
-        <w:t>. Last night was a strict emergency exception because the grid failed and the structural safety of the apartment was compromised."</w:t>
+        <w:t>"I know it feels unfair, Case," Cassandra said gently. "And you are entirely right—you and David used to sleep next to each other every single night, and there was nothing wrong with it. But you remember the rule. Last night was a strict emergency exception because the grid failed and the structural safety of the apartment was compromised."</w:t>
       </w:r>
     </w:p>
     <w:p>
@@ -5728,7 +4316,6 @@
     </w:p>
     <w:p>
       <w:r>
-        <w:lastRenderedPageBreak/>
         <w:t>"Until May 25th," I echoed, walking over and giving her a tight, deep-pressure hug. "It's only five months away, Case. And by the time you turn eighteen, the new house in Redmond will be completely finished, and you can make the rules."</w:t>
       </w:r>
     </w:p>
@@ -5739,15 +4326,7 @@
     </w:p>
     <w:p>
       <w:r>
-        <w:t xml:space="preserve">"Good," Cassandra nodded warmly, shifting her chair toward the hallway. "Now, let's initiate a full system shutdown. Tomorrow is Monday. I </w:t>
-      </w:r>
-      <w:proofErr w:type="gramStart"/>
-      <w:r>
-        <w:t>have to</w:t>
-      </w:r>
-      <w:proofErr w:type="gramEnd"/>
-      <w:r>
-        <w:t xml:space="preserve"> be at Building 33 for the morning executive briefing, and Casey, you have zero period calculus. It is time for bed."</w:t>
+        <w:t>"Good," Cassandra nodded warmly, shifting her chair toward the hallway. "Now, let's initiate a full system shutdown. Tomorrow is Monday. I have to be at Building 33 for the morning executive briefing, and Casey, you have zero period calculus. It is time for bed."</w:t>
       </w:r>
     </w:p>
     <w:p>
@@ -5859,7 +4438,6 @@
           <w:b/>
           <w:bCs/>
         </w:rPr>
-        <w:lastRenderedPageBreak/>
         <w:t>Block 2:</w:t>
       </w:r>
       <w:r>
@@ -6010,15 +4588,7 @@
     </w:p>
     <w:p>
       <w:r>
-        <w:t xml:space="preserve">"It is a highly unusual curriculum for an American public high school," Cassandra called out from the master bedroom, clearly eavesdropping on the briefing. "But Casey has an absolute, perfect ear for the accent. She is completely </w:t>
-      </w:r>
-      <w:proofErr w:type="gramStart"/>
-      <w:r>
-        <w:t>a natural</w:t>
-      </w:r>
-      <w:proofErr w:type="gramEnd"/>
-      <w:r>
-        <w:t xml:space="preserve"> at it."</w:t>
+        <w:t>"It is a highly unusual curriculum for an American public high school," Cassandra called out from the master bedroom, clearly eavesdropping on the briefing. "But Casey has an absolute, perfect ear for the accent. She is completely a natural at it."</w:t>
       </w:r>
     </w:p>
     <w:p>
@@ -6033,7 +4603,6 @@
     </w:p>
     <w:p>
       <w:r>
-        <w:lastRenderedPageBreak/>
         <w:t>Casey let out a massive, uncontained squeal of delight. The idea of her brother and Liz walking her to the campus crosswalk was exactly the kind of routine anchor she craved. She practically vibrated with happiness as she stood up from the sofa.</w:t>
       </w:r>
     </w:p>
@@ -6041,12 +4610,21 @@
       <w:r>
         <w:t>"I can't wait!" Casey grinned. She wrapped her arms around my neck, giving me a fierce, deep-pressure hug. When she pulled back, she gave me a bright, confident smile. "</w:t>
       </w:r>
+      <w:proofErr w:type="spellStart"/>
       <w:r>
         <w:rPr>
           <w:i/>
           <w:iCs/>
         </w:rPr>
-        <w:t xml:space="preserve">Fais de beaux </w:t>
+        <w:t>Fais</w:t>
+      </w:r>
+      <w:proofErr w:type="spellEnd"/>
+      <w:r>
+        <w:rPr>
+          <w:i/>
+          <w:iCs/>
+        </w:rPr>
+        <w:t xml:space="preserve"> de beaux </w:t>
       </w:r>
       <w:proofErr w:type="spellStart"/>
       <w:r>
@@ -6062,7 +4640,7 @@
           <w:i/>
           <w:iCs/>
         </w:rPr>
-        <w:t xml:space="preserve">, </w:t>
+        <w:t xml:space="preserve">, mon grand </w:t>
       </w:r>
       <w:proofErr w:type="spellStart"/>
       <w:r>
@@ -6070,7 +4648,7 @@
           <w:i/>
           <w:iCs/>
         </w:rPr>
-        <w:t>mon</w:t>
+        <w:t>frère</w:t>
       </w:r>
       <w:proofErr w:type="spellEnd"/>
       <w:r>
@@ -6078,7 +4656,7 @@
           <w:i/>
           <w:iCs/>
         </w:rPr>
-        <w:t xml:space="preserve"> grand frère. À </w:t>
+        <w:t xml:space="preserve">. À </w:t>
       </w:r>
       <w:proofErr w:type="spellStart"/>
       <w:r>
@@ -6156,138 +4734,423 @@
     </w:p>
     <w:p>
       <w:r>
-        <w:t xml:space="preserve">In the far corner of the office, comfortably tucked away from the primary sightlines of the door, David </w:t>
-      </w:r>
-      <w:proofErr w:type="gramStart"/>
-      <w:r>
-        <w:t>was leaned</w:t>
-      </w:r>
-      <w:proofErr w:type="gramEnd"/>
-      <w:r>
-        <w:t xml:space="preserve"> back in his chair. His personal laptop was open, quietly connected to the sluggish </w:t>
+        <w:t xml:space="preserve">In the far corner of the office, comfortably tucked away from the primary sightlines of the door, David was leaned back in his chair. His personal laptop was open, quietly connected to the sluggish Quantum_Guest network while he scrolled through a deep-space imaging forum. Resting on the desk right beside his keyboard was his dedicated medical tablet, the screen displaying a steady, rhythmic green EKG line. </w:t>
+      </w:r>
+    </w:p>
+    <w:p>
+      <w:r>
+        <w:t>The heavy glass door to the office swung open without a knock.</w:t>
+      </w:r>
+    </w:p>
+    <w:p>
+      <w:r>
+        <w:t>Steven "Steve" Ballantine walked in first, his collar already unbuttoned, his booming kinetic energy dialed back to a low, focused hum. Right behind him was William Keswick, his hands tucked casually into his pockets.</w:t>
+      </w:r>
+    </w:p>
+    <w:p>
+      <w:r>
+        <w:t>Cassandra didn't close her laptop, but she lifted her hands from the keyboard.</w:t>
+      </w:r>
+    </w:p>
+    <w:p>
+      <w:r>
+        <w:t>"Steve. William," Cassandra greeted, her executive baseline flawlessly engaged. "The Asian telemetry just stabilized. Was there a localized fire you needed me to put out?"</w:t>
+      </w:r>
+    </w:p>
+    <w:p>
+      <w:r>
+        <w:t>"No fires, Cassandra," William said, his voice calm and deliberate. He stopped in the center of the room, looking at her, and then offering a brief, respectful nod toward David in the corner. "But Steve and I need you in the Vault tonight. 9:30 PM."</w:t>
+      </w:r>
+    </w:p>
+    <w:p>
+      <w:r>
+        <w:t>Cassandra’s brow furrowed almost imperceptibly. A 9:30 PM meeting was highly irregular, even for the founders. "That is late. Is there an international crisis?"</w:t>
+      </w:r>
+    </w:p>
+    <w:p>
+      <w:r>
+        <w:t>"It's a structural conversation," Steve chimed in, his tone unusually serious. "And it requires the building to be completely empty. No assistants, no ambitious VPs looking for face time. Just us."</w:t>
+      </w:r>
+    </w:p>
+    <w:p>
+      <w:r>
+        <w:t>William adjusted his glasses, his calculating gaze resting on Cassandra. "We need you completely sharp for this. Can you accommodate the schedule?"</w:t>
+      </w:r>
+    </w:p>
+    <w:p>
+      <w:r>
+        <w:t>Neither of them looked at David to ask if he was staying. In Building 33, David’s presence wasn't a variable; it was a permanent fixture of Cassandra's operational reality. Where the executive went, the nurse went.</w:t>
+      </w:r>
+    </w:p>
+    <w:p>
+      <w:r>
+        <w:t>Cassandra glanced at the digital clock in the corner of her monitor. It was 6:02 PM. She looked across the room at her brother. David had already stopped scrolling on his laptop, his eyes locked onto her face, running the silent, rapid math of her medication matrix.</w:t>
+      </w:r>
+    </w:p>
+    <w:p>
+      <w:r>
+        <w:t>"I can accommodate the schedule," Cassandra confirmed smoothly, looking back at William. "I will be in the Vault at 9:30."</w:t>
+      </w:r>
+    </w:p>
+    <w:p>
+      <w:r>
+        <w:t>"Good," William nodded. "We will see you both then."</w:t>
+      </w:r>
+    </w:p>
+    <w:p>
+      <w:r>
+        <w:t>Steve offered a tight, appreciative smile, and the two billionaires turned and walked out, the heavy glass door clicking shut behind them.</w:t>
+      </w:r>
+    </w:p>
+    <w:p>
+      <w:r>
+        <w:t>The office fell into a thick, loaded silence.</w:t>
+      </w:r>
+    </w:p>
+    <w:p>
+      <w:r>
+        <w:t>Cassandra let out a slow breath and rotated her manual power-assist chair toward David's corner. "Can we bridge the gap tonight, Davy?"</w:t>
+      </w:r>
+    </w:p>
+    <w:p>
+      <w:r>
+        <w:t>David closed his personal laptop, shifting his full attention to the medical tablet. He didn't issue an order or voice a complaint; he simply ran the clinical realities of extending her day by three and a half hours.</w:t>
+      </w:r>
+    </w:p>
+    <w:p>
+      <w:r>
+        <w:t xml:space="preserve">"If you want to be completely sharp at 9:30, we have to skip the 8:00 PM Guanfacine," David said, his voice dropping into its calm, pragmatic cadence. "But if I don't give you the shutdown meds, your brain isn't going to let your body rest. You've been sitting in that chair since seven this morning, Cass. By nine o'clock, the nerve pain in your feet is going to be screaming." </w:t>
+      </w:r>
+    </w:p>
+    <w:p>
+      <w:r>
+        <w:t xml:space="preserve">Cassandra rubbed her temples, acutely aware of the microscopic scar tissue in her shattered heels already beginning to throb. "I know. But if William says it's structural, I can't afford a chemical fog." </w:t>
+      </w:r>
+    </w:p>
+    <w:p>
+      <w:r>
+        <w:t xml:space="preserve">David nodded, accepting the executive necessity, and immediately negotiated the physical compromise. "We push the Guanfacine until we get home. But I am proactively dosing you with Gabapentin at 8:00 PM. I’ll cap the phantom pain before it takes root, so you can actually focus on whatever it is they want to talk about." </w:t>
+      </w:r>
+    </w:p>
+    <w:p>
+      <w:r>
+        <w:t>"Deal," Cassandra smiled, a wave of profound relief washing over her. She knew exactly how lucky she was to have a brother who never asked her to choose between her empire and her health. "Thank you."</w:t>
+      </w:r>
+    </w:p>
+    <w:p>
+      <w:r>
+        <w:t>"Don't thank me yet," David smirked, pulling up a digital textbook on his tablet to pass the time. "You still have to sit in this building for another three hours."</w:t>
+      </w:r>
+    </w:p>
+    <w:p>
+      <w:pPr>
+        <w:pStyle w:val="Heading3"/>
+      </w:pPr>
+      <w:r>
+        <w:t>Part 2: The Pack Dinner – 6:30 PM</w:t>
+      </w:r>
+    </w:p>
+    <w:p>
+      <w:r>
+        <w:t>The sprawling glass atrium of the Building 33 lobby was practically deserted by half-past six. The daytime receptionist had long since gone home, leaving only a pair of quiet, highly trained corporate security guards monitoring the entry turnstiles.</w:t>
+      </w:r>
+    </w:p>
+    <w:p>
+      <w:r>
+        <w:t>The polished steel elevator doors slid open. Cassandra rolled her manual power-assist wheelchair out into the lobby, with David walking a half-step behind her.</w:t>
+      </w:r>
+    </w:p>
+    <w:p>
+      <w:r>
+        <w:t>Through the towering front glass doors, two familiar figures approached from the damp, misty Redmond evening. Because the Vance property was located just a few flat, paved blocks away from the Quantum campus, Liz and Casey hadn't bothered with the municipal bus or a car. They simply walked over, carrying a stack of insulated thermal bags.</w:t>
+      </w:r>
+    </w:p>
+    <w:p>
+      <w:r>
+        <w:t>The moment they cleared the heavy glass doors, Casey practically dropped the bags onto the polished tile.</w:t>
+      </w:r>
+    </w:p>
+    <w:p>
+      <w:r>
+        <w:t>"David!" Casey beamed. She closed the distance in three long strides, wrapping her arms securely around his torso. David instantly returned the deep-pressure hug, resting his chin on the top of his younger sister's head, feeling his own baseline immediately steady at the contact.</w:t>
+      </w:r>
+    </w:p>
+    <w:p>
+      <w:r>
+        <w:t>Liz walked up right behind her, offering a warm, brilliant smile as she pulled Cassandra into a tight, affectionate embrace, leaning carefully over the armrests of the wheelchair. "We got your text. Since you two are trapped in the tower tonight, we decided to bring the kitchen to you."</w:t>
+      </w:r>
+    </w:p>
+    <w:p>
+      <w:r>
+        <w:t>"You are an absolute lifesaver, Liz," Cassandra sighed happily, returning the hug before reaching out to squeeze Casey's hand.</w:t>
+      </w:r>
+    </w:p>
+    <w:p>
+      <w:r>
+        <w:t>Cassandra wheeled herself over to the security desk. The guards immediately stood a little straighter. "Good evening, Ms. Vance."</w:t>
+      </w:r>
+    </w:p>
+    <w:p>
+      <w:r>
+        <w:t>"Good evening, gentlemen," Cassandra replied smoothly. "I am signing my sister and my sister-in-law in as my personal guests for the next hour. They will be remaining in my office."</w:t>
+      </w:r>
+    </w:p>
+    <w:p>
+      <w:r>
+        <w:t>"Of course, ma'am," the guard nodded, swiftly printing two temporary visitor badges without a single bureaucratic question. When the Executive Vice President of Operations vouches for a guest, the perimeter simply opens.</w:t>
+      </w:r>
+    </w:p>
+    <w:p>
+      <w:r>
+        <w:t>The pack piled back into the elevator, riding it up to the silent, dimly lit executive suite.</w:t>
+      </w:r>
+    </w:p>
+    <w:p>
+      <w:r>
+        <w:t>Once inside Cassandra's corner office, the rigid corporate atmosphere completely dissolved. They pushed a stack of deployment spreadsheets aside and unpacked the insulated bags directly onto the sprawling mahogany desk. Liz had prepared a massive, comforting spread of baked ziti and garlic bread.</w:t>
+      </w:r>
+    </w:p>
+    <w:p>
+      <w:r>
+        <w:t>For the next hour, the high-stakes reality of the trillion-dollar tech empire was entirely ignored. The four of them ate together, laughing and sharing stories about Casey’s day at the municipal library and Liz’s latest architectural drafting project. Surrounded by the warm, unconditional proximity of her family, the creeping fatigue in Cassandra's system quietly receded.</w:t>
+      </w:r>
+    </w:p>
+    <w:p>
+      <w:r>
+        <w:t>By a quarter to eight, the food was packed away, and the reality of the clock began to set in.</w:t>
+      </w:r>
+    </w:p>
+    <w:p>
+      <w:r>
+        <w:t>"Alright, you two," Cassandra said softly, wiping her mouth with a napkin and checking her silver watch. "We need to clear the perimeter. William and Steve will be making their way up here soon, and they requested an empty building."</w:t>
+      </w:r>
+    </w:p>
+    <w:p>
+      <w:r>
+        <w:t>David slung the empty thermal bags over his shoulder, and the four of them made the trek back down to the quiet lobby.</w:t>
+      </w:r>
+    </w:p>
+    <w:p>
+      <w:r>
+        <w:t>"Don't stay up too late waiting for us," David told Liz, pulling his wife into a long, grounding hug. He kissed the top of her head. "I'll text you when we're leaving the building."</w:t>
+      </w:r>
+    </w:p>
+    <w:p>
+      <w:r>
+        <w:t>"I'll keep the porch light on," Liz smiled, giving his hand a final squeeze.</w:t>
+      </w:r>
+    </w:p>
+    <w:p>
+      <w:r>
+        <w:t>Casey wrapped her arms around Cassandra's neck, mindful of the wheelchair frame, and delivered one last, fierce squeeze. "Good luck in the Vault, Cass. We'll see you at home."</w:t>
+      </w:r>
+    </w:p>
+    <w:p>
+      <w:r>
+        <w:t>"See you at home, Case," Cassandra smiled warmly.</w:t>
+      </w:r>
+    </w:p>
+    <w:p>
+      <w:r>
+        <w:t>David and Cassandra stood near the security desk, watching through the glass doors as Liz and Casey walked arm-in-arm back out into the cool Pacific Northwest evening, heading for the safety of their Redmond neighborhood.</w:t>
+      </w:r>
+    </w:p>
+    <w:p>
+      <w:r>
+        <w:t>Once they disappeared from view, the quiet isolation of the executive tower settled back over them.</w:t>
+      </w:r>
+    </w:p>
+    <w:p>
+      <w:r>
+        <w:t>"Before we go back to the office, let's make a pit stop," Cassandra murmured, shifting her joystick to pivot the chair toward the ground-floor corridors.</w:t>
+      </w:r>
+    </w:p>
+    <w:p>
+      <w:r>
+        <w:t>"Agreed," David nodded.</w:t>
+      </w:r>
+    </w:p>
+    <w:p>
+      <w:r>
+        <w:t xml:space="preserve">They navigated down the quiet hall to the spacious, commercial-grade family restroom. Because the bilateral axial load injuries from 1999 had catastrophically shattered the internal bone structure of both feet, Cassandra was completely unable to bear any weight to stand or balance. Toileting required absolute, trusting coordination, and David acted as her flawless physical extension. </w:t>
+      </w:r>
+    </w:p>
+    <w:p>
+      <w:r>
+        <w:t xml:space="preserve">Once the heavy door locked behind them, David braced his stance. He provided the unyielding leverage she needed, stabilizing her manual chair and supporting her upper body weight so she could safely transition without exhausting her limited physical battery. </w:t>
+      </w:r>
+    </w:p>
+    <w:p>
+      <w:r>
+        <w:t>After Cassandra had safely finished and transferred back into her chair, David quickly used the facilities himself. As they washed their hands at the sinks, a silent, haptic timer vibrated against David's wrist.</w:t>
+      </w:r>
+    </w:p>
+    <w:p>
+      <w:r>
+        <w:t>It was 8:00 PM.</w:t>
+      </w:r>
+    </w:p>
+    <w:p>
+      <w:r>
+        <w:t>David dried his hands, unzipping the secondary compartment of his leather medical kit. He pulled out a small, white pill.</w:t>
+      </w:r>
+    </w:p>
+    <w:p>
+      <w:r>
+        <w:t xml:space="preserve">"Right on schedule," David said quietly, handing her the Gabapentin along with a paper cup of water. "This will cap the phantom nerve pain. We are officially skipping the Guanfacine until we get home." </w:t>
+      </w:r>
+    </w:p>
+    <w:p>
+      <w:r>
+        <w:t xml:space="preserve">"Thank you, Davy," Cassandra sighed, tossing the pill back and swallowing it cleanly. </w:t>
+      </w:r>
+    </w:p>
+    <w:p>
+      <w:r>
+        <w:t>With her physical baseline proactively secured and her mind remaining razor-sharp, the two of them exited the restroom and headed back to the elevators. They rode in silence up to the top floor, returning to the corner office to wait for the founders. The building was empty, the pain was managed, and the Vault was calling.</w:t>
+      </w:r>
+    </w:p>
+    <w:p/>
+    <w:p>
+      <w:pPr>
+        <w:pStyle w:val="Heading3"/>
+      </w:pPr>
+      <w:r>
+        <w:t xml:space="preserve">Part </w:t>
+      </w:r>
+      <w:r>
+        <w:t>3</w:t>
+      </w:r>
+      <w:r>
+        <w:t>: The Vault – 9:30 PM</w:t>
+      </w:r>
+    </w:p>
+    <w:p>
+      <w:r>
+        <w:t xml:space="preserve">The sprawling Quantum campus in Redmond was entirely dark, save for the geometric grids of security lights illuminating the courtyards and the glowing, impenetrable glass perimeter of Building 33. Inside the top-floor executive suite, the ambient noise of the multi-billion-dollar empire had faded into absolute silence. The administrative assistants were gone. The PR handlers had been dismissed hours ago. The only people left in the highly secure, soundproofed corner office were the three architects of the modern digital age, and the nurse who kept one of them upright. </w:t>
+      </w:r>
+    </w:p>
+    <w:p>
+      <w:r>
+        <w:t xml:space="preserve">In the far corner of the expansive office, David sat quietly at his designated workspace. His personal laptop was connected to the Quantum_Guest network, but his eyes were locked onto his secure medical tablet. The continuous green line of Cassandra's Mobile Cardiac Telemetry (MCT) pulsed steadily across the screen. </w:t>
+      </w:r>
+    </w:p>
+    <w:p>
+      <w:r>
+        <w:t xml:space="preserve">Steven "Steve" Ballantine was pacing. </w:t>
+      </w:r>
+    </w:p>
+    <w:p>
+      <w:r>
+        <w:t xml:space="preserve">Even at nine-thirty at night, the CEO of Quantum radiated a booming, kinetic energy. His tie was loosened, his dress shirt slightly wrinkled from a day of aggressively managing global enterprise battles. He walked over to the massive, glass-fronted executive beverage cooler. </w:t>
+      </w:r>
+    </w:p>
+    <w:p>
+      <w:r>
+        <w:t xml:space="preserve">Like everything else on the Quantum campus, the beverages were entirely free for employees, a corporate staple that applied just as much to the bullpen developers as it did to the C-suite. Steve pulled out a heavy crystal decanter of scotch, pouring two neat glasses. For the third glass, he reached for a bottle of premium, imported sparkling water, pouring it over a single large ice cube. </w:t>
+      </w:r>
+    </w:p>
+    <w:p>
+      <w:r>
+        <w:t xml:space="preserve">He walked back across the plush carpet, handing one scotch to William Keswick. The billionaire founder of Quantum sat quietly in a leather armchair, watching the room with the calm, calculating gaze of a visionary who was already living five years in the future. </w:t>
+      </w:r>
+    </w:p>
+    <w:p>
+      <w:r>
+        <w:t xml:space="preserve">Steve didn't hand the sparkling water directly to Cassandra. He walked over and handed it to David. It was an unspoken, deeply ingrained acknowledgment of the room's hierarchy; the billionaires knew David was bound by a federal-level medical NDA, and they respected the physical perimeter he maintained around his sister. </w:t>
+      </w:r>
+    </w:p>
+    <w:p>
+      <w:r>
+        <w:t xml:space="preserve">"Sparkling water, lime twist," Steve noted, his booming voice dropping into a register of warm, familiar respect. "Because I know the daily nerve and anti-spasticity meds for your feet don't play well with the scotch." </w:t>
+      </w:r>
+    </w:p>
+    <w:p>
+      <w:r>
+        <w:t xml:space="preserve">David took the glass, walking the few short steps to where Cassandra sat perfectly still in her custom manual wheelchair, her piano-black Quantum laptop resting closed on her lap. He handed her the water, discreetly checking her posture to ensure the 8:00 PM Gabapentin was successfully holding the phantom nerve pain at bay. </w:t>
+      </w:r>
+    </w:p>
+    <w:p>
+      <w:r>
+        <w:t xml:space="preserve">"I appreciate the logistical awareness, Steve," Cassandra smiled, taking the glass from her brother. </w:t>
+      </w:r>
+    </w:p>
+    <w:p>
+      <w:r>
+        <w:t xml:space="preserve">Steve didn't return to his desk. He leaned against the edge of the mahogany conference table, crossing his arms and looking down at Cassandra. The kinetic, bombastic energy that defined his public persona suddenly completely evaporated. He looked at her with a profound, undeniable paternal pride. </w:t>
+      </w:r>
+    </w:p>
+    <w:p>
+      <w:r>
+        <w:t xml:space="preserve">"For fourteen years, I've had one primary job behind these closed doors," Steve began, his voice thick with emotion. "When William stepped out of this seat in January 2000, he handed me a singular, top-secret mandate. Stabilize the post-antitrust enterprise, and train the nineteen-year-old kid in the wheelchair to eventually inherit the crown." </w:t>
+      </w:r>
+    </w:p>
+    <w:p>
+      <w:r>
+        <w:t xml:space="preserve">"I have loved this company with every ounce of blood in my body," Steve continued, looking between William and Cassandra. "I've yelled at the press, I've sold the software, and I've protected the walls. But you, Cassandra? You are the only person on this planet who actually knows where every single nut and bolt in this machine goes." </w:t>
+      </w:r>
+    </w:p>
+    <w:p>
+      <w:r>
+        <w:t xml:space="preserve">William Keswick leaned forward, resting his scotch on the table. "Steve is retiring, Cassandra." </w:t>
+      </w:r>
+    </w:p>
+    <w:p>
+      <w:r>
+        <w:t xml:space="preserve">The words hung in the heavy, climate-controlled air of the suite. </w:t>
+      </w:r>
+    </w:p>
+    <w:p>
+      <w:r>
+        <w:t xml:space="preserve">"Next month," Steve confirmed, giving her a definitive nod. "February 2014. The board of directors doesn't know yet. Wall Street doesn't know. The press has absolutely no idea. You are the first to know, because you are the succession plan." </w:t>
+      </w:r>
+    </w:p>
+    <w:p>
+      <w:r>
+        <w:t xml:space="preserve">Cassandra went completely still, her fingers tightening slightly around her glass. </w:t>
+      </w:r>
+    </w:p>
+    <w:p>
+      <w:r>
+        <w:t xml:space="preserve">Outwardly, her executive armor was flawless. Her facial expression remained an impenetrable mask of calm precision. But in the corner of the room, David glanced down at his medical tablet. The green EKG line violently jumped. Her heart rate had instantly spiked, the </w:t>
       </w:r>
       <w:proofErr w:type="spellStart"/>
       <w:r>
-        <w:t>Quantum_Guest</w:t>
+        <w:t>dysautonomic</w:t>
       </w:r>
       <w:proofErr w:type="spellEnd"/>
       <w:r>
-        <w:t xml:space="preserve"> network while he scrolled through a deep-space imaging forum. Resting on the desk right beside his keyboard was his dedicated medical tablet, the screen displaying a steady, rhythmic green EKG line. </w:t>
-      </w:r>
-    </w:p>
-    <w:p>
-      <w:r>
-        <w:t>The heavy glass door to the office swung open without a knock.</w:t>
-      </w:r>
-    </w:p>
-    <w:p>
-      <w:r>
-        <w:lastRenderedPageBreak/>
-        <w:t>Steven "Steve" Ballantine walked in first, his collar already unbuttoned, his booming kinetic energy dialed back to a low, focused hum. Right behind him was William Keswick, his hands tucked casually into his pockets.</w:t>
-      </w:r>
-    </w:p>
-    <w:p>
-      <w:r>
-        <w:t>Cassandra didn't close her laptop, but she lifted her hands from the keyboard.</w:t>
-      </w:r>
-    </w:p>
-    <w:p>
-      <w:r>
-        <w:t>"Steve. William," Cassandra greeted, her executive baseline flawlessly engaged. "The Asian telemetry just stabilized. Was there a localized fire you needed me to put out?"</w:t>
-      </w:r>
-    </w:p>
-    <w:p>
-      <w:r>
-        <w:t>"No fires, Cassandra," William said, his voice calm and deliberate. He stopped in the center of the room, looking at her, and then offering a brief, respectful nod toward David in the corner. "But Steve and I need you in the Vault tonight. 9:30 PM."</w:t>
-      </w:r>
-    </w:p>
-    <w:p>
-      <w:r>
-        <w:t>Cassandra’s brow furrowed almost imperceptibly. A 9:30 PM meeting was highly irregular, even for the founders. "That is late. Is there an international crisis?"</w:t>
-      </w:r>
-    </w:p>
-    <w:p>
-      <w:r>
-        <w:t>"It's a structural conversation," Steve chimed in, his tone unusually serious. "And it requires the building to be completely empty. No assistants, no ambitious VPs looking for face time. Just us."</w:t>
-      </w:r>
-    </w:p>
-    <w:p>
-      <w:r>
-        <w:t>William adjusted his glasses, his calculating gaze resting on Cassandra. "We need you completely sharp for this. Can you accommodate the schedule?"</w:t>
-      </w:r>
-    </w:p>
-    <w:p>
-      <w:r>
-        <w:t>Neither of them looked at David to ask if he was staying. In Building 33, David’s presence wasn't a variable; it was a permanent fixture of Cassandra's operational reality. Where the executive went, the nurse went.</w:t>
-      </w:r>
-    </w:p>
-    <w:p>
-      <w:r>
-        <w:t>Cassandra glanced at the digital clock in the corner of her monitor. It was 6:02 PM. She looked across the room at her brother. David had already stopped scrolling on his laptop, his eyes locked onto her face, running the silent, rapid math of her medication matrix.</w:t>
-      </w:r>
-    </w:p>
-    <w:p>
-      <w:r>
-        <w:t>"I can accommodate the schedule," Cassandra confirmed smoothly, looking back at William. "I will be in the Vault at 9:30."</w:t>
-      </w:r>
-    </w:p>
-    <w:p>
-      <w:r>
-        <w:t>"Good," William nodded. "We will see you both then."</w:t>
-      </w:r>
-    </w:p>
-    <w:p>
-      <w:r>
-        <w:t>Steve offered a tight, appreciative smile, and the two billionaires turned and walked out, the heavy glass door clicking shut behind them.</w:t>
-      </w:r>
-    </w:p>
-    <w:p>
-      <w:r>
-        <w:t>The office fell into a thick, loaded silence.</w:t>
-      </w:r>
-    </w:p>
-    <w:p>
-      <w:r>
-        <w:t>Cassandra let out a slow breath and rotated her manual power-assist chair toward David's corner. "Can we bridge the gap tonight, Davy?"</w:t>
-      </w:r>
-    </w:p>
-    <w:p>
-      <w:r>
-        <w:lastRenderedPageBreak/>
-        <w:t>David closed his personal laptop, shifting his full attention to the medical tablet. He didn't issue an order or voice a complaint; he simply ran the clinical realities of extending her day by three and a half hours.</w:t>
-      </w:r>
-    </w:p>
-    <w:p>
-      <w:r>
-        <w:t xml:space="preserve">"If you want to be completely sharp at 9:30, we have to skip the 8:00 PM Guanfacine," David said, his voice dropping into its calm, pragmatic cadence. "But if I don't give you the shutdown meds, your brain isn't going to let your body rest. You've been sitting in that chair since seven this morning, Cass. By nine o'clock, the nerve pain in your feet is going to be screaming." </w:t>
-      </w:r>
-    </w:p>
-    <w:p>
-      <w:r>
-        <w:t xml:space="preserve">Cassandra rubbed her temples, acutely aware of the microscopic scar tissue in her shattered heels already beginning to throb. "I know. But if William says it's structural, I can't afford a chemical fog." </w:t>
-      </w:r>
-    </w:p>
-    <w:p>
-      <w:r>
-        <w:t xml:space="preserve">David nodded, accepting the executive necessity, and immediately negotiated the physical compromise. "We push the Guanfacine until we get home. But I am proactively </w:t>
-      </w:r>
-      <w:proofErr w:type="gramStart"/>
-      <w:r>
-        <w:t>dosing</w:t>
-      </w:r>
-      <w:proofErr w:type="gramEnd"/>
-      <w:r>
-        <w:t xml:space="preserve"> you with Gabapentin at 8:00 PM. I’ll cap the phantom pain before it takes root, so you can actually focus on whatever it is they want to talk about." </w:t>
-      </w:r>
-    </w:p>
-    <w:p>
-      <w:r>
-        <w:t>"Deal," Cassandra smiled, a wave of profound relief washing over her. She knew exactly how lucky she was to have a brother who never asked her to choose between her empire and her health. "Thank you."</w:t>
-      </w:r>
-    </w:p>
-    <w:p>
-      <w:r>
-        <w:t>"Don't thank me yet," David smirked, pulling up a digital textbook on his tablet to pass the time. "You still have to sit in this building for another three hours."</w:t>
+        <w:t xml:space="preserve"> response reacting to the sheer, staggering magnitude of the data. David was the only person in the room who knew she was in absolute shock. </w:t>
+      </w:r>
+    </w:p>
+    <w:p>
+      <w:r>
+        <w:t xml:space="preserve">Cassandra’s processor immediately began running the massive, staggering variables. A trillion-dollar market cap. Tens of thousands of global employees. The entire weight of the Quantum ecosystem. But beneath the corporate math, a wave of profound gravity settled over her. She thought of her pack—David sitting quietly right beside her, and Liz and Casey safely back at their sprawling, retrofitted single-family house just a few blocks away. She had spent her entire twenties building an impenetrable perimeter to protect them. Now, she was being handed the keys to the largest perimeter on earth. </w:t>
+      </w:r>
+    </w:p>
+    <w:p>
+      <w:r>
+        <w:t xml:space="preserve">"William and I are presenting a unified front," Steve told her, his chest swelling with pride. "We are going to the board with a full, enthusiastic endorsement. There will be no external search. There will be no hostile boardroom battle. I am stepping down, William is stepping back to become a technology advisor, and we are handing you the physical master key to Building 33." </w:t>
+      </w:r>
+    </w:p>
+    <w:p>
+      <w:r>
+        <w:t xml:space="preserve">Steve walked over, placing a heavy hand on Cassandra’s shoulder. </w:t>
+      </w:r>
+    </w:p>
+    <w:p>
+      <w:r>
+        <w:t xml:space="preserve">"My mandate is complete, Cassandra," Steve said softly. "The empire is yours." </w:t>
+      </w:r>
+    </w:p>
+    <w:p>
+      <w:r>
+        <w:t xml:space="preserve">Cassandra looked at the two men who had shaped her entire adult life. She didn't flinch. She didn't express false humility or panic. She took a slow, deliberate sip of her sparkling water, giving her autonomic nervous system a microsecond to stabilize under David's quiet overwatch. Her dark eyes flashed with absolute, unyielding certainty. </w:t>
+      </w:r>
+    </w:p>
+    <w:p>
+      <w:r>
+        <w:t xml:space="preserve">"Then let's get to work on the transition," Cassandra stated. "Because I have a few ground-level structural changes I intend to make on day one." </w:t>
       </w:r>
     </w:p>
     <w:p>
@@ -6295,393 +5158,218 @@
         <w:pStyle w:val="Heading3"/>
       </w:pPr>
       <w:r>
-        <w:t>Part 2: The Pack Dinner – 6:30 PM</w:t>
-      </w:r>
-    </w:p>
-    <w:p>
-      <w:r>
-        <w:t xml:space="preserve">The sprawling glass atrium of the </w:t>
-      </w:r>
-      <w:proofErr w:type="gramStart"/>
-      <w:r>
-        <w:t>Building</w:t>
-      </w:r>
-      <w:proofErr w:type="gramEnd"/>
-      <w:r>
-        <w:t xml:space="preserve"> 33 lobby was practically deserted by half-past six. The daytime receptionist had long since gone home, leaving only a pair of quiet, highly trained corporate security guards monitoring the entry turnstiles.</w:t>
-      </w:r>
-    </w:p>
-    <w:p>
-      <w:r>
-        <w:t>The polished steel elevator doors slid open. Cassandra rolled her manual power-assist wheelchair out into the lobby, with David walking a half-step behind her.</w:t>
-      </w:r>
-    </w:p>
-    <w:p>
-      <w:r>
-        <w:t xml:space="preserve">Through the towering front glass doors, two familiar figures approached from the damp, misty Redmond evening. Because the Vance property was located just a few </w:t>
-      </w:r>
-      <w:proofErr w:type="gramStart"/>
-      <w:r>
-        <w:t>flat</w:t>
-      </w:r>
-      <w:proofErr w:type="gramEnd"/>
-      <w:r>
-        <w:t>, paved blocks away from the Quantum campus, Liz and Casey hadn't bothered with the municipal bus or a car. They simply walked over, carrying a stack of insulated thermal bags.</w:t>
-      </w:r>
-    </w:p>
-    <w:p>
-      <w:r>
-        <w:t xml:space="preserve">The moment they cleared the heavy glass </w:t>
-      </w:r>
-      <w:proofErr w:type="gramStart"/>
-      <w:r>
-        <w:t>doors,</w:t>
-      </w:r>
-      <w:proofErr w:type="gramEnd"/>
-      <w:r>
-        <w:t xml:space="preserve"> Casey practically dropped the bags onto the polished tile.</w:t>
-      </w:r>
-    </w:p>
-    <w:p>
-      <w:r>
-        <w:lastRenderedPageBreak/>
-        <w:t>"David!" Casey beamed. She closed the distance in three long strides, wrapping her arms securely around his torso. David instantly returned the deep-pressure hug, resting his chin on the top of his younger sister's head, feeling his own baseline immediately steady at the contact.</w:t>
-      </w:r>
-    </w:p>
-    <w:p>
-      <w:r>
-        <w:t>Liz walked up right behind her, offering a warm, brilliant smile as she pulled Cassandra into a tight, affectionate embrace, leaning carefully over the armrests of the wheelchair. "We got your text. Since you two are trapped in the tower tonight, we decided to bring the kitchen to you."</w:t>
-      </w:r>
-    </w:p>
-    <w:p>
-      <w:r>
-        <w:t>"You are an absolute lifesaver, Liz," Cassandra sighed happily, returning the hug before reaching out to squeeze Casey's hand.</w:t>
-      </w:r>
-    </w:p>
-    <w:p>
-      <w:r>
-        <w:t>Cassandra wheeled herself over to the security desk. The guards immediately stood a little straighter. "Good evening, Ms. Vance."</w:t>
-      </w:r>
-    </w:p>
-    <w:p>
-      <w:r>
-        <w:t>"Good evening, gentlemen," Cassandra replied smoothly. "I am signing my sister and my sister-in-law in as my personal guests for the next hour. They will be remaining in my office."</w:t>
-      </w:r>
-    </w:p>
-    <w:p>
-      <w:r>
-        <w:t>"Of course, ma'am," the guard nodded, swiftly printing two temporary visitor badges without a single bureaucratic question. When the Executive Vice President of Operations vouches for a guest, the perimeter simply opens.</w:t>
-      </w:r>
-    </w:p>
-    <w:p>
-      <w:r>
-        <w:t>The pack piled back into the elevator, riding it up to the silent, dimly lit executive suite.</w:t>
-      </w:r>
-    </w:p>
-    <w:p>
-      <w:r>
-        <w:t>Once inside Cassandra's corner office, the rigid corporate atmosphere completely dissolved. They pushed a stack of deployment spreadsheets aside and unpacked the insulated bags directly onto the sprawling mahogany desk. Liz had prepared a massive, comforting spread of baked ziti and garlic bread.</w:t>
-      </w:r>
-    </w:p>
-    <w:p>
-      <w:r>
-        <w:t>For the next hour, the high-stakes reality of the trillion-dollar tech empire was entirely ignored. The four of them ate together, laughing and sharing stories about Casey’s day at the municipal library and Liz’s latest architectural drafting project. Surrounded by the warm, unconditional proximity of her family, the creeping fatigue in Cassandra's system quietly receded.</w:t>
-      </w:r>
-    </w:p>
-    <w:p>
-      <w:r>
-        <w:t>By a quarter to eight, the food was packed away, and the reality of the clock began to set in.</w:t>
-      </w:r>
-    </w:p>
-    <w:p>
-      <w:r>
-        <w:t>"Alright, you two," Cassandra said softly, wiping her mouth with a napkin and checking her silver watch. "We need to clear the perimeter. William and Steve will be making their way up here soon, and they requested an empty building."</w:t>
-      </w:r>
-    </w:p>
-    <w:p>
-      <w:r>
-        <w:t>David slung the empty thermal bags over his shoulder, and the four of them made the trek back down to the quiet lobby.</w:t>
-      </w:r>
-    </w:p>
-    <w:p>
-      <w:r>
-        <w:lastRenderedPageBreak/>
-        <w:t>"Don't stay up too late waiting for us," David told Liz, pulling his wife into a long, grounding hug. He kissed the top of her head. "I'll text you when we're leaving the building."</w:t>
-      </w:r>
-    </w:p>
-    <w:p>
-      <w:r>
-        <w:t>"I'll keep the porch light on," Liz smiled, giving his hand a final squeeze.</w:t>
-      </w:r>
-    </w:p>
-    <w:p>
-      <w:r>
-        <w:t>Casey wrapped her arms around Cassandra's neck, mindful of the wheelchair frame, and delivered one last, fierce squeeze. "Good luck in the Vault, Cass. We'll see you at home."</w:t>
-      </w:r>
-    </w:p>
-    <w:p>
-      <w:r>
-        <w:t>"See you at home, Case," Cassandra smiled warmly.</w:t>
-      </w:r>
-    </w:p>
-    <w:p>
-      <w:r>
-        <w:t>David and Cassandra stood near the security desk, watching through the glass doors as Liz and Casey walked arm-in-arm back out into the cool Pacific Northwest evening, heading for the safety of their Redmond neighborhood.</w:t>
-      </w:r>
-    </w:p>
-    <w:p>
-      <w:r>
-        <w:t xml:space="preserve">Once they </w:t>
-      </w:r>
-      <w:proofErr w:type="gramStart"/>
-      <w:r>
-        <w:t>disappeared from view</w:t>
-      </w:r>
-      <w:proofErr w:type="gramEnd"/>
-      <w:r>
-        <w:t>, the quiet isolation of the executive tower settled back over them.</w:t>
-      </w:r>
-    </w:p>
-    <w:p>
-      <w:r>
-        <w:t>"Before we go back to the office, let's make a pit stop," Cassandra murmured, shifting her joystick to pivot the chair toward the ground-floor corridors.</w:t>
-      </w:r>
-    </w:p>
-    <w:p>
-      <w:r>
-        <w:t>"Agreed," David nodded.</w:t>
-      </w:r>
-    </w:p>
-    <w:p>
-      <w:r>
-        <w:t xml:space="preserve">They navigated down the quiet hall to the spacious, commercial-grade family restroom. Because the bilateral axial load injuries from 1999 had catastrophically shattered the internal bone structure of both feet, Cassandra was completely unable to bear any weight to stand or balance. Toileting required absolute, trusting coordination, and David acted as her flawless physical extension. </w:t>
-      </w:r>
-    </w:p>
-    <w:p>
-      <w:r>
-        <w:t xml:space="preserve">Once the heavy door locked behind them, David braced his stance. He provided the unyielding leverage she needed, stabilizing her manual chair and supporting her upper body weight so she could safely transition without exhausting her limited physical battery. </w:t>
-      </w:r>
-    </w:p>
-    <w:p>
-      <w:r>
-        <w:t>After Cassandra had safely finished and transferred back into her chair, David quickly used the facilities himself. As they washed their hands at the sinks, a silent, haptic timer vibrated against David's wrist.</w:t>
-      </w:r>
-    </w:p>
-    <w:p>
-      <w:r>
-        <w:t>It was exactly 8:00 PM.</w:t>
-      </w:r>
-    </w:p>
-    <w:p>
-      <w:r>
-        <w:t>David dried his hands, unzipping the secondary compartment of his leather medical kit. He pulled out a small, white pill.</w:t>
-      </w:r>
-    </w:p>
-    <w:p>
-      <w:r>
-        <w:t xml:space="preserve">"Right on schedule," David said quietly, handing her the Gabapentin along with a paper cup of water. "This will cap the phantom nerve pain. We are officially skipping the Guanfacine until we get home." </w:t>
-      </w:r>
-    </w:p>
-    <w:p>
-      <w:r>
-        <w:lastRenderedPageBreak/>
-        <w:t xml:space="preserve">"Thank you, Davy," Cassandra sighed, tossing the pill back and swallowing it cleanly. </w:t>
-      </w:r>
-    </w:p>
-    <w:p>
-      <w:r>
-        <w:t>With her physical baseline proactively secured and her mind remaining razor-sharp, the two of them exited the restroom and headed back to the elevators. They rode in silence up to the top floor, returning to the corner office to wait for the founders. The building was empty, the pain was managed, and the Vault was calling.</w:t>
-      </w:r>
-    </w:p>
-    <w:p/>
+        <w:t>Part 4: The Sovereign News – 10:30 PM</w:t>
+      </w:r>
+    </w:p>
+    <w:p>
+      <w:r>
+        <w:t xml:space="preserve">The crisp January air was biting as Cassandra wheeled herself the few short blocks from the glowing glass facade of Building 33 to the quiet, tree-lined cul-de-sac where her property sat. The sprawling, 3,800-square-foot Pacific Northwest rambler was a fortress of commercial-grade accessibility, and as the front door clicked open, the warm, familiar ambient noise of her family instantly washed over her. </w:t>
+      </w:r>
+    </w:p>
+    <w:p>
+      <w:r>
+        <w:t xml:space="preserve">Liz and Casey were gathered in the expansive, sunken-free living room, both wide awake and waiting for their return. The moment Cassandra locked her brakes in the entryway, the quiet hum of the house halted. </w:t>
+      </w:r>
+    </w:p>
+    <w:p>
+      <w:r>
+        <w:t>Liz looked up from the sofa, immediately reading the radiant, undeniable gravity illuminating Cassandra's features. "Cass? What happened?"</w:t>
+      </w:r>
+    </w:p>
+    <w:p>
+      <w:r>
+        <w:t xml:space="preserve">"Gather around," Cassandra smiled, her dark eyes shining with profound emotion. "We need to have a pack briefing." </w:t>
+      </w:r>
+    </w:p>
+    <w:p>
+      <w:r>
+        <w:t xml:space="preserve">Liz and Casey hurried over, forming a tight semicircle around her wheelchair. David stood right beside his sister, his hands in his pockets, grinning from ear to ear. </w:t>
+      </w:r>
+    </w:p>
+    <w:p>
+      <w:r>
+        <w:t xml:space="preserve">"Do you guys remember the winter of 2004?" Cassandra asked softly. "When we were all crammed into that tiny Federal Way apartment, and the Quantum rumor mill was insisting that William Keswick was secretly grooming me to be the next CEO?" </w:t>
+      </w:r>
+    </w:p>
+    <w:p>
+      <w:r>
+        <w:t xml:space="preserve">"Of course," Liz laughed, her eyes widening as the pieces began to rapidly click together in her processor. "You told us it was completely absurd because you were only twenty-six." </w:t>
+      </w:r>
+    </w:p>
+    <w:p>
+      <w:r>
+        <w:t xml:space="preserve">"It turns out," Cassandra beamed, "it wasn't absurd. It was the mandate." </w:t>
+      </w:r>
+    </w:p>
+    <w:p>
+      <w:r>
+        <w:t xml:space="preserve">Casey gasped, her hands flying to her mouth. </w:t>
+      </w:r>
+    </w:p>
+    <w:p>
+      <w:r>
+        <w:t xml:space="preserve">"Next month, Steve Ballantine is officially retiring," Cassandra announced, the sheer magnitude of the reality finally setting in as she said the words out loud. "Steve and William just pulled me into the Vault. They are presenting a unified front to the Board of Directors, and they are formally asking the Board to name me as the new Chief Executive Officer of Quantum." </w:t>
+      </w:r>
+    </w:p>
+    <w:p>
+      <w:r>
+        <w:t xml:space="preserve">The living room erupted. </w:t>
+      </w:r>
+    </w:p>
+    <w:p>
+      <w:r>
+        <w:t xml:space="preserve">Casey let out a massive, uncontained squeal of pure joy, practically diving into Cassandra's lap to crush her in a hug. David and Liz immediately joined the embrace, wrapping their arms around both sisters, creating a massive, joyful tangle of limbs and laughter. </w:t>
+      </w:r>
+    </w:p>
+    <w:p>
+      <w:r>
+        <w:t xml:space="preserve">"I can't believe it!" Liz beamed, wiping a happy tear from her cheek. "You're actually going to run the empire." </w:t>
+      </w:r>
+    </w:p>
+    <w:p>
+      <w:r>
+        <w:t xml:space="preserve">"It isn't officially official until the Board votes," Cassandra cautioned, though her smile never wavered. "But William and Steve have the Board completely locked down. It's happening." </w:t>
+      </w:r>
+    </w:p>
+    <w:p>
+      <w:r>
+        <w:t>The celebration was fierce and loud, but after ten minutes, the adrenaline that had sustained Cassandra through the clandestine executive meeting finally began to crash. The chemical scaffolding that had kept her mind sharp for the billionaires was fading, and her physical battery was blinking red.</w:t>
+      </w:r>
+    </w:p>
+    <w:p>
+      <w:r>
+        <w:t xml:space="preserve">David, perfectly attuned to her baseline, seamlessly engaged the delayed 20:00 Evening Wind-Down protocol. </w:t>
+      </w:r>
+    </w:p>
+    <w:p>
+      <w:r>
+        <w:t>"Alright, Madam CEO," David said gently, stepping back and patting the armrest of her chair. "You have a trillion-dollar empire to run tomorrow, which means we are officially initiating the system shutdown."</w:t>
+      </w:r>
+    </w:p>
+    <w:p>
+      <w:r>
+        <w:t>Cassandra didn't argue. She wheeled herself down the wide hallway toward the master suite, with the pack trailing comfortably behind her.</w:t>
+      </w:r>
+    </w:p>
+    <w:p>
+      <w:r>
+        <w:t xml:space="preserve">Once inside the bedroom, David unzipped his leather medical kit. He quickly wrapped the blood pressure cuff around her arm and checked the pulse oximeter, logging her final vitals for the night. He asked for her current neuropathic pain scale (1-10) to ensure the 8:00 PM Gabapentin had successfully held the line, and then smoothly transitioned her Mobile Cardiac Telemetry (MCT) Holter monitor to its overnight baseline setup. </w:t>
+      </w:r>
+    </w:p>
+    <w:p>
+      <w:r>
+        <w:t xml:space="preserve">Finally, he handed her a single pill and a glass of water. It was her scheduled dose of Guanfacine. The medication was a critical alpha-2 agonist designed to lower her blood pressure, treat the ADHD rejection sensitive dysphoria, and effectively "turn off" her racing thoughts so her hyper-active executive function could finally power down for sleep. </w:t>
+      </w:r>
+    </w:p>
+    <w:p>
+      <w:r>
+        <w:t xml:space="preserve">With the medical matrix secured, they moved to the master ensuite. David acted as Cassandra's unyielding physical anchor. Because her bilateral axial load injuries prevented her from bearing any weight, he provided the leverage she needed to safely transfer from her chair to the shower bench and handle her evening toileting. </w:t>
+      </w:r>
+    </w:p>
+    <w:p>
+      <w:r>
+        <w:t xml:space="preserve">Twenty minutes later, the entire pack reconvened in the center of the master suite. </w:t>
+      </w:r>
+    </w:p>
+    <w:p>
+      <w:r>
+        <w:t xml:space="preserve">The centerpiece of the room was the massive, custom-built Alaska King bed—a staggering nine-by-nine-foot mattress explicitly purchased to accommodate the unyielding proximity needs of their family. </w:t>
+      </w:r>
+    </w:p>
+    <w:p>
+      <w:r>
+        <w:t xml:space="preserve">Cassandra smoothly transferred from her chair to the edge of the mattress. Casey scrambled up right beside her, pressing her back flush against Cassandra's side. David climbed in next, wrapping a heavy, grounding arm around Casey, while Liz settled comfortably against David's other side, completing the circuit. </w:t>
+      </w:r>
+    </w:p>
+    <w:p>
+      <w:r>
+        <w:t xml:space="preserve">As the Guanfacine took hold, the deafening roar of corporate logistics, server deployments, and board votes went entirely quiet. Lying in the dark, enveloped in the heavy duvet and the continuous, deep-pressure contact of the people she had spent her life protecting, Cassandra took a slow, steady breath. Tomorrow, she would walk into Building 33 and formally accept the keys to the largest tech perimeter on earth. But tonight, surrounded by her brother, her sister, and her sister-in-law, her own perimeter was perfectly secure. </w:t>
+      </w:r>
+    </w:p>
+    <w:p>
+      <w:pPr>
+        <w:pStyle w:val="Heading2"/>
+      </w:pPr>
+      <w:r>
+        <w:t>Chapter 2: The Ground Truth – Wednesday, January 15, 2014</w:t>
+      </w:r>
+    </w:p>
     <w:p>
       <w:pPr>
         <w:pStyle w:val="Heading3"/>
       </w:pPr>
       <w:r>
-        <w:t xml:space="preserve">Part </w:t>
-      </w:r>
-      <w:r>
-        <w:t>3</w:t>
-      </w:r>
-      <w:r>
-        <w:t>: The Vault – 9:30 PM</w:t>
-      </w:r>
-    </w:p>
-    <w:p>
-      <w:r>
-        <w:t xml:space="preserve">The sprawling Quantum campus in Redmond was entirely dark, save for the geometric grids of security lights illuminating the courtyards and the glowing, impenetrable glass perimeter of Building 33. Inside the top-floor executive suite, the ambient noise of the multi-billion-dollar empire had faded into absolute silence. The administrative assistants were gone. The PR handlers </w:t>
-      </w:r>
-      <w:proofErr w:type="gramStart"/>
-      <w:r>
-        <w:t>had been</w:t>
-      </w:r>
-      <w:proofErr w:type="gramEnd"/>
-      <w:r>
-        <w:t xml:space="preserve"> dismissed hours ago. The only people left in the highly secure, soundproofed corner office were the three architects of the modern digital age, and the nurse who kept one of them upright. </w:t>
-      </w:r>
-    </w:p>
-    <w:p>
-      <w:r>
-        <w:t xml:space="preserve">In the far corner of the expansive office, David sat quietly at his designated workspace. His personal laptop was connected to the </w:t>
-      </w:r>
-      <w:proofErr w:type="spellStart"/>
-      <w:r>
-        <w:t>Quantum_Guest</w:t>
-      </w:r>
-      <w:proofErr w:type="spellEnd"/>
-      <w:r>
-        <w:t xml:space="preserve"> network, but his eyes were locked onto his secure medical tablet. The continuous green line of Cassandra's Mobile Cardiac Telemetry (MCT) </w:t>
-      </w:r>
-      <w:proofErr w:type="gramStart"/>
-      <w:r>
-        <w:t>pulsed</w:t>
-      </w:r>
-      <w:proofErr w:type="gramEnd"/>
-      <w:r>
-        <w:t xml:space="preserve"> steadily across the screen. </w:t>
-      </w:r>
-    </w:p>
-    <w:p>
-      <w:r>
-        <w:t xml:space="preserve">Steven "Steve" Ballantine was pacing. </w:t>
-      </w:r>
-    </w:p>
-    <w:p>
-      <w:r>
-        <w:t xml:space="preserve">Even at nine-thirty at night, the CEO of Quantum radiated a booming, kinetic energy. His tie was loosened, his dress shirt slightly wrinkled from a day of aggressively managing global enterprise battles. He walked over to the massive, glass-fronted executive beverage cooler. </w:t>
-      </w:r>
-    </w:p>
-    <w:p>
-      <w:r>
-        <w:t xml:space="preserve">Like everything else on the Quantum campus, the beverages were entirely free for employees, a corporate staple that applied just as much to the bullpen developers as it did to the C-suite. Steve pulled out a heavy crystal decanter of scotch, pouring two neat glasses. For the third glass, he reached for a bottle of premium, imported sparkling water, pouring it over a single large ice cube. </w:t>
-      </w:r>
-    </w:p>
-    <w:p>
-      <w:r>
-        <w:t xml:space="preserve">He walked back across the plush carpet, handing one scotch to William Keswick. The billionaire founder of Quantum sat quietly in a leather armchair, watching the room with the calm, calculating gaze of a visionary who was already living five years in the future. </w:t>
-      </w:r>
-    </w:p>
-    <w:p>
-      <w:r>
-        <w:t xml:space="preserve">Steve didn't hand the sparkling water directly to Cassandra. He walked over and handed it to David. It was an unspoken, deeply ingrained acknowledgment of the room's hierarchy; </w:t>
-      </w:r>
-      <w:r>
-        <w:lastRenderedPageBreak/>
-        <w:t xml:space="preserve">the billionaires knew David was bound by a federal-level medical NDA, and they respected the physical perimeter he maintained around his sister. </w:t>
-      </w:r>
-    </w:p>
-    <w:p>
-      <w:r>
-        <w:t xml:space="preserve">"Sparkling water, lime twist," Steve noted, his booming voice dropping into a register of warm, familiar respect. "Because I know the daily nerve and anti-spasticity meds for your feet don't play well with the scotch." </w:t>
-      </w:r>
-    </w:p>
-    <w:p>
-      <w:r>
-        <w:t xml:space="preserve">David took the glass, walking the few short steps to where Cassandra sat perfectly still in her custom manual wheelchair, her piano-black Quantum laptop resting closed on her lap. He handed her the water, discreetly checking her posture to ensure the 8:00 PM Gabapentin was successfully holding the phantom nerve pain at bay. </w:t>
-      </w:r>
-    </w:p>
-    <w:p>
-      <w:r>
-        <w:t xml:space="preserve">"I appreciate the logistical awareness, Steve," Cassandra smiled, taking the glass from her brother. </w:t>
-      </w:r>
-    </w:p>
-    <w:p>
-      <w:r>
-        <w:t xml:space="preserve">Steve didn't return to his desk. He leaned against the edge of the mahogany conference table, crossing his arms and looking down at Cassandra. The kinetic, bombastic energy that defined his public persona suddenly completely evaporated. He looked at her with </w:t>
-      </w:r>
-      <w:proofErr w:type="gramStart"/>
-      <w:r>
-        <w:t>a profound</w:t>
-      </w:r>
-      <w:proofErr w:type="gramEnd"/>
-      <w:r>
-        <w:t xml:space="preserve">, undeniable paternal pride. </w:t>
-      </w:r>
-    </w:p>
-    <w:p>
-      <w:r>
-        <w:t xml:space="preserve">"For fourteen years, I've had one primary job behind these closed doors," Steve began, his voice thick with emotion. "When William stepped out of this seat in January 2000, he handed me a singular, top-secret mandate. Stabilize the post-antitrust </w:t>
-      </w:r>
-      <w:proofErr w:type="gramStart"/>
-      <w:r>
-        <w:t>enterprise, and</w:t>
-      </w:r>
-      <w:proofErr w:type="gramEnd"/>
-      <w:r>
-        <w:t xml:space="preserve"> train the nineteen-year-old kid in the wheelchair to eventually inherit the crown." </w:t>
-      </w:r>
-    </w:p>
-    <w:p>
-      <w:r>
-        <w:t xml:space="preserve">"I have loved this company with every ounce of blood in my body," Steve continued, looking between William and Cassandra. "I've yelled at the press, I've sold the software, and I've protected the walls. But you, Cassandra? You are the only person on this planet who actually knows where every single nut and bolt in this machine goes." </w:t>
-      </w:r>
-    </w:p>
-    <w:p>
-      <w:r>
-        <w:t xml:space="preserve">William Keswick leaned forward, resting his scotch on the table. "Steve is retiring, Cassandra." </w:t>
-      </w:r>
-    </w:p>
-    <w:p>
-      <w:r>
-        <w:t xml:space="preserve">The words hung in the heavy, climate-controlled air of the suite. </w:t>
-      </w:r>
-    </w:p>
-    <w:p>
-      <w:r>
-        <w:t xml:space="preserve">"Next month," Steve confirmed, giving her a definitive nod. "February 2014. The board of directors doesn't know yet. Wall Street doesn't know. The press has absolutely no idea. You are the first to know, because you are the succession plan." </w:t>
-      </w:r>
-    </w:p>
-    <w:p>
-      <w:r>
-        <w:t xml:space="preserve">Cassandra went completely still, her fingers tightening slightly around her glass. </w:t>
-      </w:r>
-    </w:p>
-    <w:p>
-      <w:r>
-        <w:t xml:space="preserve">Outwardly, her executive armor was flawless. Her facial expression remained an impenetrable mask of calm precision. But in the corner of the room, David glanced down at his medical tablet. The green EKG line violently jumped. Her heart rate had instantly spiked, </w:t>
-      </w:r>
-      <w:r>
-        <w:lastRenderedPageBreak/>
-        <w:t xml:space="preserve">the </w:t>
-      </w:r>
-      <w:proofErr w:type="spellStart"/>
-      <w:r>
-        <w:t>dysautonomic</w:t>
-      </w:r>
-      <w:proofErr w:type="spellEnd"/>
-      <w:r>
-        <w:t xml:space="preserve"> response reacting to the sheer, staggering magnitude of the data. David was the only person in the room who knew she was in absolute shock. </w:t>
-      </w:r>
-    </w:p>
-    <w:p>
-      <w:r>
-        <w:t xml:space="preserve">Cassandra’s processor immediately began running the massive, staggering variables. A trillion-dollar market cap. Tens of thousands of global employees. The entire weight of the Quantum ecosystem. But beneath the corporate math, a wave of profound gravity settled over her. She thought of her pack—David sitting quietly right beside her, and Liz and Casey safely back at their sprawling, retrofitted single-family house just a few blocks away. She had spent her entire twenties building an impenetrable perimeter to protect them. Now, she was being handed the keys to the largest perimeter on earth. </w:t>
-      </w:r>
-    </w:p>
-    <w:p>
-      <w:r>
-        <w:t xml:space="preserve">"William and I are presenting a unified front," Steve told her, his chest swelling with pride. "We are going to the board with a full, enthusiastic endorsement. There will be no external search. There will be no hostile boardroom battle. I am stepping down, William is stepping back to become a technology advisor, and we are handing you the physical master key to Building 33." </w:t>
-      </w:r>
-    </w:p>
-    <w:p>
-      <w:r>
-        <w:t xml:space="preserve">Steve walked over, placing a heavy hand on Cassandra’s shoulder. </w:t>
-      </w:r>
-    </w:p>
-    <w:p>
-      <w:r>
-        <w:t xml:space="preserve">"My mandate is complete, Cassandra," Steve said softly. "The empire is yours." </w:t>
-      </w:r>
-    </w:p>
-    <w:p>
-      <w:r>
-        <w:t xml:space="preserve">Cassandra looked at the two men who had shaped her entire adult life. She didn't flinch. She didn't express false humility or panic. She took a slow, deliberate sip of her sparkling water, giving her autonomic nervous system a microsecond to stabilize under David's quiet overwatch. Her dark eyes flashed with absolute, unyielding certainty. </w:t>
-      </w:r>
-    </w:p>
-    <w:p>
-      <w:r>
-        <w:t xml:space="preserve">"Then let's get to work on the transition," Cassandra stated. "Because I have a few ground-level structural changes I intend to make on day one." </w:t>
+        <w:t>Part 1: The Morning Baseline – 7:00 AM</w:t>
+      </w:r>
+    </w:p>
+    <w:p>
+      <w:r>
+        <w:t>The alarm on Cassandra’s phone chimed a soft, melodic tone, instantly cutting through the quiet warmth of the master suite.</w:t>
+      </w:r>
+    </w:p>
+    <w:p>
+      <w:r>
+        <w:t>The sprawling Alaska King bed was a tangle of heavy duvets and deeply anchored sleep, but Cassandra’s internal processor booted up the moment her eyes opened. The heavy, monumental gravity of what today represented flooded her system, entirely overriding her usual morning fatigue. A sharp, undeniable thrill of excitement hummed in her chest.</w:t>
+      </w:r>
+    </w:p>
+    <w:p>
+      <w:r>
+        <w:t>Beside her, David stirred, blinking against the pale gray light filtering through the Redmond pines outside their window.</w:t>
+      </w:r>
+    </w:p>
+    <w:p>
+      <w:r>
+        <w:t>"Morning, Cass," David mumbled, his voice thick with sleep as he gently unspooled his arm from around Casey, who simply let out a quiet sigh and rolled closer to Liz.</w:t>
+      </w:r>
+    </w:p>
+    <w:p>
+      <w:r>
+        <w:t>"Good morning," Cassandra smiled, shifting her weight to sit up against the headboard. "It is time to execute the morning sequence. I have a tech empire to inherit today."</w:t>
+      </w:r>
+    </w:p>
+    <w:p>
+      <w:r>
+        <w:t>David grinned, the sleep instantly vanishing from his eyes as the reality of the day hit him. He slipped out of the massive bed, stretching his arms before walking around to Cassandra's side.</w:t>
+      </w:r>
+    </w:p>
+    <w:p>
+      <w:r>
+        <w:t>Because of the severe, bilateral axial load injuries to her feet and ankles, Cassandra could not bear any weight to stand or balance while changing clothes. The mechanics of her morning routine required absolute, trusting coordination, and David acted as her flawless physical extension. He provided the unyielding leverage she needed, bracing her securely while helping her navigate out of her pajamas and into a razor-sharp, tailored dark corporate blazer and slacks. The process was entirely clinical and deeply familiar, executed with the seamless precision of a brother who had spent fourteen years acting as her physical anchor.</w:t>
+      </w:r>
+    </w:p>
+    <w:p>
+      <w:r>
+        <w:t>Once she was comfortably and securely transferred into her manual power-assist wheelchair, the two of them headed out to the kitchen.</w:t>
+      </w:r>
+    </w:p>
+    <w:p>
+      <w:r>
+        <w:t>Liz and Casey emerged a few minutes later, still rubbing the sleep from their eyes, as David pulled a fresh pot of dark roast coffee and a plate of toasted bagels onto the kitchen island.</w:t>
+      </w:r>
+    </w:p>
+    <w:p>
+      <w:r>
+        <w:t>The family breakfast was fast but fiercely energetic. Casey was practically vibrating, talking a mile a minute about what Cassandra’s new title would look like on the corporate letterhead, while Liz reviewed the staggering implications of the board meeting. Cassandra ate her bagel with a quiet, radiant confidence. The perimeter was perfectly secured, and her pack was radiating absolute pride.</w:t>
+      </w:r>
+    </w:p>
+    <w:p>
+      <w:r>
+        <w:t>"Alright," Cassandra announced, checking the heavy silver watch on her wrist and locking her brakes. "It is 8:15 AM. I am initiating my deployment."</w:t>
+      </w:r>
+    </w:p>
+    <w:p>
+      <w:r>
+        <w:t>Casey threw her arms around Cassandra's neck for a massive, deep-pressure hug, followed immediately by Liz. David leaned down, wrapping his arms securely around his older sister's shoulders.</w:t>
+      </w:r>
+    </w:p>
+    <w:p>
+      <w:r>
+        <w:t>"Go get your crown, Cass," David whispered fiercely.</w:t>
+      </w:r>
+    </w:p>
+    <w:p>
+      <w:r>
+        <w:t>"I'll see you all for dinner," Cassandra smiled, turning her chair toward the door.</w:t>
       </w:r>
     </w:p>
     <w:p>
@@ -6689,159 +5377,87 @@
         <w:pStyle w:val="Heading3"/>
       </w:pPr>
       <w:r>
-        <w:t>Part 4: The Sovereign News – 10:30 PM</w:t>
-      </w:r>
-    </w:p>
-    <w:p>
-      <w:r>
-        <w:t xml:space="preserve">The crisp January air was biting as Cassandra wheeled herself the few short blocks from the glowing glass facade of Building 33 to the quiet, tree-lined cul-de-sac where her property sat. The sprawling, 3,800-square-foot Pacific Northwest rambler was a fortress of commercial-grade accessibility, and as the front door clicked open, the warm, familiar ambient noise of her family instantly washed over her. </w:t>
-      </w:r>
-    </w:p>
-    <w:p>
-      <w:r>
-        <w:t xml:space="preserve">Liz and Casey were gathered in the expansive, sunken-free living room, both wide awake and waiting for their return. The moment Cassandra locked her brakes in the entryway, the quiet hum of the house halted. </w:t>
-      </w:r>
-    </w:p>
-    <w:p>
-      <w:r>
-        <w:t>Liz looked up from the sofa, immediately reading the radiant, undeniable gravity illuminating Cassandra's features. "Cass? What happened?"</w:t>
-      </w:r>
-    </w:p>
-    <w:p>
-      <w:r>
-        <w:lastRenderedPageBreak/>
-        <w:t xml:space="preserve">"Gather around," Cassandra smiled, her dark eyes shining with profound emotion. "We need to have a pack briefing." </w:t>
-      </w:r>
-    </w:p>
-    <w:p>
-      <w:r>
-        <w:t xml:space="preserve">Liz and Casey hurried over, forming a tight semicircle around her wheelchair. David stood right beside his sister, </w:t>
-      </w:r>
-      <w:proofErr w:type="gramStart"/>
-      <w:r>
-        <w:t>his</w:t>
-      </w:r>
-      <w:proofErr w:type="gramEnd"/>
-      <w:r>
-        <w:t xml:space="preserve"> hands in his pockets, grinning from ear to ear. </w:t>
-      </w:r>
-    </w:p>
-    <w:p>
-      <w:r>
-        <w:t xml:space="preserve">"Do you guys remember the winter of 2004?" Cassandra asked softly. "When we were all crammed into that tiny Federal Way apartment, and the Quantum rumor mill was insisting that William Keswick was secretly grooming me to be the next CEO?" </w:t>
-      </w:r>
-    </w:p>
-    <w:p>
-      <w:r>
-        <w:t xml:space="preserve">"Of course," Liz laughed, her eyes widening as the pieces began to rapidly click together in her processor. "You told us it was completely absurd because you were only twenty-six." </w:t>
-      </w:r>
-    </w:p>
-    <w:p>
-      <w:r>
-        <w:t xml:space="preserve">"It turns out," Cassandra beamed, "it wasn't absurd. It was the mandate." </w:t>
-      </w:r>
-    </w:p>
-    <w:p>
-      <w:r>
-        <w:t xml:space="preserve">Casey gasped, her hands flying to her mouth. </w:t>
-      </w:r>
-    </w:p>
-    <w:p>
-      <w:r>
-        <w:t xml:space="preserve">"Next month, Steve Ballantine is officially retiring," Cassandra announced, the sheer magnitude of the reality finally setting in as she said the words out loud. "Steve and William just pulled me into the Vault. They are presenting a unified front to the Board of Directors, and they are formally asking the Board to name me as the new Chief Executive Officer of Quantum." </w:t>
-      </w:r>
-    </w:p>
-    <w:p>
-      <w:r>
-        <w:t xml:space="preserve">The living room erupted. </w:t>
-      </w:r>
-    </w:p>
-    <w:p>
-      <w:r>
-        <w:t xml:space="preserve">Casey let out a massive, uncontained squeal of pure joy, practically diving into Cassandra's lap to crush her in a hug. David and Liz immediately joined the embrace, wrapping their arms around both sisters, creating a massive, joyful tangle of limbs and laughter. </w:t>
-      </w:r>
-    </w:p>
-    <w:p>
-      <w:r>
-        <w:t xml:space="preserve">"I can't believe it!" Liz beamed, wiping a happy tear from her cheek. "You're actually going to run the empire." </w:t>
-      </w:r>
-    </w:p>
-    <w:p>
-      <w:r>
-        <w:t xml:space="preserve">"It isn't officially official until the Board votes," Cassandra cautioned, though her smile never wavered. "But William and Steve have the Board completely locked down. It's happening." </w:t>
-      </w:r>
-    </w:p>
-    <w:p>
-      <w:r>
-        <w:t>The celebration was fierce and loud, but after ten minutes, the adrenaline that had sustained Cassandra through the clandestine executive meeting finally began to crash. The chemical scaffolding that had kept her mind sharp for the billionaires was fading, and her physical battery was blinking red.</w:t>
-      </w:r>
-    </w:p>
-    <w:p>
-      <w:r>
-        <w:t xml:space="preserve">David, perfectly attuned to her baseline, seamlessly engaged the delayed 20:00 Evening Wind-Down </w:t>
-      </w:r>
-      <w:proofErr w:type="gramStart"/>
-      <w:r>
-        <w:t>protocol</w:t>
-      </w:r>
-      <w:proofErr w:type="gramEnd"/>
-      <w:r>
-        <w:t xml:space="preserve">. </w:t>
-      </w:r>
-    </w:p>
-    <w:p>
-      <w:r>
-        <w:lastRenderedPageBreak/>
-        <w:t>"Alright, Madam CEO," David said gently, stepping back and patting the armrest of her chair. "You have a trillion-dollar empire to run tomorrow, which means we are officially initiating the system shutdown."</w:t>
-      </w:r>
-    </w:p>
-    <w:p>
-      <w:r>
-        <w:t>Cassandra didn't argue. She wheeled herself down the wide hallway toward the master suite, with the pack trailing comfortably behind her.</w:t>
-      </w:r>
-    </w:p>
-    <w:p>
-      <w:r>
-        <w:t xml:space="preserve">Once inside the bedroom, David unzipped his leather medical kit. He quickly wrapped the blood pressure cuff around her arm and checked the pulse oximeter, logging her final vitals for the night. He asked for her current neuropathic pain scale (1-10) to ensure the 8:00 PM Gabapentin had successfully held the line, and then smoothly transitioned her Mobile Cardiac Telemetry (MCT) Holter monitor to its overnight baseline setup. </w:t>
-      </w:r>
-    </w:p>
-    <w:p>
-      <w:r>
-        <w:t xml:space="preserve">Finally, he handed her a single pill and a glass of water. It was her scheduled dose of Guanfacine. The medication was a critical alpha-2 agonist designed to lower her blood pressure, treat the ADHD rejection sensitive dysphoria, and effectively "turn off" her racing thoughts so her hyper-active executive function could finally power down for sleep. </w:t>
-      </w:r>
-    </w:p>
-    <w:p>
-      <w:r>
-        <w:t xml:space="preserve">With the medical matrix secured, they moved to the master ensuite. David acted as Cassandra's unyielding physical anchor. Because her bilateral axial load injuries prevented her from bearing any weight, he provided the leverage she needed to safely transfer from her chair to the shower bench and handle her evening toileting. </w:t>
-      </w:r>
-    </w:p>
-    <w:p>
-      <w:r>
-        <w:t xml:space="preserve">Twenty minutes later, the entire pack reconvened in the center of the master suite. </w:t>
-      </w:r>
-    </w:p>
-    <w:p>
-      <w:r>
-        <w:t xml:space="preserve">The centerpiece of the room was the massive, custom-built Alaska King bed—a staggering nine-by-nine-foot mattress explicitly purchased to accommodate the unyielding proximity needs of their family. </w:t>
-      </w:r>
-    </w:p>
-    <w:p>
-      <w:r>
-        <w:t xml:space="preserve">Cassandra smoothly transferred from her chair to the edge of the mattress. Casey scrambled up right beside her, pressing her back flush against Cassandra's side. David climbed in next, wrapping a heavy, grounding arm around Casey, while Liz settled comfortably against David's other side, completing the circuit. </w:t>
-      </w:r>
-    </w:p>
-    <w:p>
-      <w:r>
-        <w:t xml:space="preserve">As the Guanfacine took hold, the deafening roar of corporate logistics, server deployments, and board votes went entirely quiet. Lying in the dark, enveloped in the heavy duvet and the continuous, deep-pressure contact of the people she had spent her life protecting, Cassandra took a slow, steady breath. Tomorrow, she would walk into Building 33 and formally accept the keys to the largest tech perimeter on earth. But tonight, surrounded by her brother, her sister, and her sister-in-law, her own perimeter was perfectly secure. </w:t>
-      </w:r>
-    </w:p>
-    <w:p>
-      <w:pPr>
-        <w:pStyle w:val="Heading2"/>
-      </w:pPr>
-      <w:r>
-        <w:lastRenderedPageBreak/>
-        <w:t>Chapter 2: The Ground Truth – Wednesday, January 15, 2014</w:t>
+        <w:t>Part 2: The Executive Pre-Flight – 8:30 AM</w:t>
+      </w:r>
+    </w:p>
+    <w:p>
+      <w:r>
+        <w:t>The crisp January air was biting as Cassandra wheeled herself the short distance from her property, crossing into the impeccably landscaped, sprawling footprint of the Quantum campus.</w:t>
+      </w:r>
+    </w:p>
+    <w:p>
+      <w:r>
+        <w:t xml:space="preserve">She rolled through the towering glass doors of Building 33 exactly at 8:30 AM. The executive suite was still relatively quiet. While her standard operational day never officially began until 9:00 AM, today required a completely different level of tactical preparation. </w:t>
+      </w:r>
+    </w:p>
+    <w:p>
+      <w:r>
+        <w:t>Cassandra unlocked the door to her corner office, parked her wheelchair behind her sprawling mahogany desk, and snapped her piano-black Quantum laptop into its docking station.</w:t>
+      </w:r>
+    </w:p>
+    <w:p>
+      <w:r>
+        <w:t>Before a 10:00 AM Board of Directors meeting where she was being proposed as the CEO of a trillion-dollar company, Cassandra knew exactly what she had to do: eliminate every single operational variable that could be weaponized as a distraction.</w:t>
+      </w:r>
+    </w:p>
+    <w:p>
+      <w:r>
+        <w:t xml:space="preserve">She spent the first thirty minutes acting as the ultimate architect. She pulled up the global overnight telemetry from the European and Asian server divisions. She cleared three mid-level blocker escalations from the enterprise cloud teams, actively removing administrative roadblocks so her developers could keep pushing code. She systematically scrubbed her inbox to absolute zero. If a board member tried to derail Steve Ballantine's succession announcement by bringing up a localized deployment crisis, Cassandra wanted to possess the exact, ground-truth data to instantly neutralize the threat. </w:t>
+      </w:r>
+    </w:p>
+    <w:p>
+      <w:r>
+        <w:t>By 9:15 AM, the machine was humming flawlessly.</w:t>
+      </w:r>
+    </w:p>
+    <w:p>
+      <w:r>
+        <w:t>The heavy glass door to her office suddenly swung open.</w:t>
+      </w:r>
+    </w:p>
+    <w:p>
+      <w:r>
+        <w:t xml:space="preserve">Steven "Steve" Ballantine practically vibrated into the room, his booming, high-energy presence instantly filling the space. He was already sweating slightly through his crisp dress shirt, a hallmark of his legendary, bombastic intensity. Right behind him walked William Keswick, looking perfectly composed and infinitely calculating. </w:t>
+      </w:r>
+    </w:p>
+    <w:p>
+      <w:r>
+        <w:t>"The telemetry is green across the board, Steve," Cassandra announced smoothly, turning her laptop screen slightly. "There are no operational fires for the Board to complain about today."</w:t>
+      </w:r>
+    </w:p>
+    <w:p>
+      <w:r>
+        <w:t xml:space="preserve">"I expect nothing less from the woman who actually knows how the machine works," Steve grinned broadly, bracing his hands on the edge of her desk. He looked at her, his chest swelling with that same paternal pride he had carried for her entire career. "Are you ready for this?" </w:t>
+      </w:r>
+    </w:p>
+    <w:p>
+      <w:r>
+        <w:t>"I have been ready for fourteen years," Cassandra replied, her dark eyes entirely devoid of hesitation.</w:t>
+      </w:r>
+    </w:p>
+    <w:p>
+      <w:r>
+        <w:t xml:space="preserve">William Keswick offered a subtle, satisfied nod. "The agenda is locked. Steve will open the floor with the Q4 consumer hardware metrics, establishing the necessity for our software pivot. Then, he will formally announce his retirement, and present the 2014 succession consensus. I will immediately second the motion to the Board." </w:t>
+      </w:r>
+    </w:p>
+    <w:p>
+      <w:r>
+        <w:t xml:space="preserve">"They are going to push back on your age, Cassandra," Steve warned, though his grin never faltered. "Some of the old guard in that room still think thirty-six is too young for the crown. They're going to ask hard questions." </w:t>
+      </w:r>
+    </w:p>
+    <w:p>
+      <w:r>
+        <w:t xml:space="preserve">"Let them ask," Cassandra said, unlocking her brakes and rolling out from behind her desk. "I possess the ground truth. They only possess the spreadsheets." </w:t>
+      </w:r>
+    </w:p>
+    <w:p>
+      <w:r>
+        <w:t>Steve let out a booming laugh that echoed off the glass walls. "That is exactly the answer I wanted to hear. Come on. Let's go take over the world."</w:t>
+      </w:r>
+    </w:p>
+    <w:p>
+      <w:r>
+        <w:t>At 9:55 AM, flanked by the billionaire founder and the outgoing CEO of Quantum, Cassandra Vance wheeled herself down the executive corridor toward the massive, frosted-glass double doors of the boardroom, entirely prepared to claim her empire.</w:t>
       </w:r>
     </w:p>
     <w:p>
@@ -6849,215 +5465,12 @@
         <w:pStyle w:val="Heading3"/>
       </w:pPr>
       <w:r>
-        <w:t>Part 1: The Morning Baseline – 7:00 AM</w:t>
-      </w:r>
-    </w:p>
-    <w:p>
-      <w:r>
-        <w:t>The alarm on Cassandra’s phone chimed a soft, melodic tone, instantly cutting through the quiet warmth of the master suite.</w:t>
-      </w:r>
-    </w:p>
-    <w:p>
-      <w:r>
-        <w:t>The sprawling Alaska King bed was a tangle of heavy duvets and deeply anchored sleep, but Cassandra’s internal processor booted up the moment her eyes opened. The heavy, monumental gravity of what today represented flooded her system, entirely overriding her usual morning fatigue. A sharp, undeniable thrill of excitement hummed in her chest.</w:t>
-      </w:r>
-    </w:p>
-    <w:p>
-      <w:r>
-        <w:t>Beside her, David stirred, blinking against the pale gray light filtering through the Redmond pines outside their window.</w:t>
-      </w:r>
-    </w:p>
-    <w:p>
-      <w:r>
-        <w:t>"Morning, Cass," David mumbled, his voice thick with sleep as he gently unspooled his arm from around Casey, who simply let out a quiet sigh and rolled closer to Liz.</w:t>
-      </w:r>
-    </w:p>
-    <w:p>
-      <w:r>
-        <w:t>"Good morning," Cassandra smiled, shifting her weight to sit up against the headboard. "It is time to execute the morning sequence. I have a tech empire to inherit today."</w:t>
-      </w:r>
-    </w:p>
-    <w:p>
-      <w:r>
-        <w:t>David grinned, the sleep instantly vanishing from his eyes as the reality of the day hit him. He slipped out of the massive bed, stretching his arms before walking around to Cassandra's side.</w:t>
-      </w:r>
-    </w:p>
-    <w:p>
-      <w:r>
-        <w:t>Because of the severe, bilateral axial load injuries to her feet and ankles, Cassandra could not bear any weight to stand or balance while changing clothes. The mechanics of her morning routine required absolute, trusting coordination, and David acted as her flawless physical extension. He provided the unyielding leverage she needed, bracing her securely while helping her navigate out of her pajamas and into a razor-sharp, tailored dark corporate blazer and slacks. The process was entirely clinical and deeply familiar, executed with the seamless precision of a brother who had spent fourteen years acting as her physical anchor.</w:t>
-      </w:r>
-    </w:p>
-    <w:p>
-      <w:r>
-        <w:t>Once she was comfortably and securely transferred into her manual power-assist wheelchair, the two of them headed out to the kitchen.</w:t>
-      </w:r>
-    </w:p>
-    <w:p>
-      <w:r>
-        <w:t>Liz and Casey emerged a few minutes later, still rubbing the sleep from their eyes, as David pulled a fresh pot of dark roast coffee and a plate of toasted bagels onto the kitchen island.</w:t>
-      </w:r>
-    </w:p>
-    <w:p>
-      <w:r>
-        <w:t xml:space="preserve">The family breakfast was fast but fiercely energetic. Casey was practically vibrating, talking a mile a minute about what Cassandra’s new title would look like on the corporate letterhead, while Liz reviewed the staggering implications of the board meeting. Cassandra </w:t>
-      </w:r>
-      <w:r>
-        <w:lastRenderedPageBreak/>
-        <w:t xml:space="preserve">ate her bagel with </w:t>
-      </w:r>
-      <w:proofErr w:type="gramStart"/>
-      <w:r>
-        <w:t>a quiet</w:t>
-      </w:r>
-      <w:proofErr w:type="gramEnd"/>
-      <w:r>
-        <w:t>, radiant confidence. The perimeter was perfectly secured, and her pack was radiating absolute pride.</w:t>
-      </w:r>
-    </w:p>
-    <w:p>
-      <w:r>
-        <w:t>"Alright," Cassandra announced, checking the heavy silver watch on her wrist and locking her brakes. "It is 8:15 AM. I am initiating my deployment."</w:t>
-      </w:r>
-    </w:p>
-    <w:p>
-      <w:r>
-        <w:t>Casey threw her arms around Cassandra's neck for a massive, deep-pressure hug, followed immediately by Liz. David leaned down, wrapping his arms securely around his older sister's shoulders.</w:t>
-      </w:r>
-    </w:p>
-    <w:p>
-      <w:r>
-        <w:t>"Go get your crown, Cass," David whispered fiercely.</w:t>
-      </w:r>
-    </w:p>
-    <w:p>
-      <w:r>
-        <w:t>"I'll see you all for dinner," Cassandra smiled, turning her chair toward the door.</w:t>
-      </w:r>
-    </w:p>
-    <w:p>
-      <w:pPr>
-        <w:pStyle w:val="Heading3"/>
-      </w:pPr>
-      <w:r>
-        <w:t>Part 2: The Executive Pre-Flight – 8:30 AM</w:t>
-      </w:r>
-    </w:p>
-    <w:p>
-      <w:r>
-        <w:t>The crisp January air was biting as Cassandra wheeled herself the short distance from her property, crossing into the impeccably landscaped, sprawling footprint of the Quantum campus.</w:t>
-      </w:r>
-    </w:p>
-    <w:p>
-      <w:r>
-        <w:t xml:space="preserve">She rolled through the towering glass doors of Building 33 exactly at 8:30 AM. The executive suite was still relatively quiet. While her standard operational day never officially began until 9:00 AM, today required a completely different level of tactical preparation. </w:t>
-      </w:r>
-    </w:p>
-    <w:p>
-      <w:r>
-        <w:t>Cassandra unlocked the door to her corner office, parked her wheelchair behind her sprawling mahogany desk, and snapped her piano-black Quantum laptop into its docking station.</w:t>
-      </w:r>
-    </w:p>
-    <w:p>
-      <w:r>
-        <w:t>Before a 10:00 AM Board of Directors meeting where she was being proposed as the CEO of a trillion-dollar company, Cassandra knew exactly what she had to do: eliminate every single operational variable that could be weaponized as a distraction.</w:t>
-      </w:r>
-    </w:p>
-    <w:p>
-      <w:r>
-        <w:t xml:space="preserve">She spent the first thirty minutes acting as the ultimate architect. She pulled up the global overnight telemetry from the European and Asian server divisions. She cleared three mid-level blocker escalations from the enterprise cloud teams, actively removing administrative roadblocks so her developers could keep pushing code. She systematically scrubbed her inbox to absolute zero. If a board member tried to derail Steve Ballantine's succession announcement by bringing up a localized deployment crisis, Cassandra wanted to possess the exact, ground-truth data to instantly neutralize the threat. </w:t>
-      </w:r>
-    </w:p>
-    <w:p>
-      <w:r>
-        <w:t>By 9:15 AM, the machine was humming flawlessly.</w:t>
-      </w:r>
-    </w:p>
-    <w:p>
-      <w:r>
-        <w:t>The heavy glass door to her office suddenly swung open.</w:t>
-      </w:r>
-    </w:p>
-    <w:p>
-      <w:r>
-        <w:lastRenderedPageBreak/>
-        <w:t xml:space="preserve">Steven "Steve" Ballantine practically vibrated into the room, his booming, high-energy presence instantly filling the space. He was already sweating slightly through his crisp dress shirt, a hallmark of his legendary, bombastic intensity. Right behind him walked William Keswick, looking perfectly composed and infinitely calculating. </w:t>
-      </w:r>
-    </w:p>
-    <w:p>
-      <w:r>
-        <w:t>"The telemetry is green across the board, Steve," Cassandra announced smoothly, turning her laptop screen slightly. "There are no operational fires for the Board to complain about today."</w:t>
-      </w:r>
-    </w:p>
-    <w:p>
-      <w:r>
-        <w:t xml:space="preserve">"I expect nothing less from the woman who actually knows how the machine works," Steve grinned broadly, bracing his hands on the edge of her desk. He looked at her, his chest swelling with that same paternal pride he had carried for her entire career. "Are you ready for this?" </w:t>
-      </w:r>
-    </w:p>
-    <w:p>
-      <w:r>
-        <w:t>"I have been ready for fourteen years," Cassandra replied, her dark eyes entirely devoid of hesitation.</w:t>
-      </w:r>
-    </w:p>
-    <w:p>
-      <w:r>
-        <w:t xml:space="preserve">William Keswick offered a subtle, satisfied nod. "The agenda is locked. Steve will open the floor with the Q4 consumer hardware metrics, establishing the necessity for our software pivot. Then, he will formally announce his </w:t>
-      </w:r>
-      <w:proofErr w:type="gramStart"/>
-      <w:r>
-        <w:t>retirement, and</w:t>
-      </w:r>
-      <w:proofErr w:type="gramEnd"/>
-      <w:r>
-        <w:t xml:space="preserve"> present the 2014 succession consensus. I will immediately second the motion to the Board." </w:t>
-      </w:r>
-    </w:p>
-    <w:p>
-      <w:r>
-        <w:t xml:space="preserve">"They are going to push back on your age, Cassandra," Steve warned, though his grin never faltered. "Some of the old </w:t>
-      </w:r>
-      <w:proofErr w:type="gramStart"/>
-      <w:r>
-        <w:t>guard</w:t>
-      </w:r>
-      <w:proofErr w:type="gramEnd"/>
-      <w:r>
-        <w:t xml:space="preserve"> in that room still think thirty-six is too young for the crown. They're going to ask hard questions." </w:t>
-      </w:r>
-    </w:p>
-    <w:p>
-      <w:r>
-        <w:t xml:space="preserve">"Let them ask," Cassandra said, unlocking her brakes and rolling out from behind her desk. "I possess the ground truth. They only possess the spreadsheets." </w:t>
-      </w:r>
-    </w:p>
-    <w:p>
-      <w:r>
-        <w:t>Steve let out a booming laugh that echoed off the glass walls. "That is exactly the answer I wanted to hear. Come on. Let's go take over the world."</w:t>
-      </w:r>
-    </w:p>
-    <w:p>
-      <w:r>
-        <w:t>At 9:55 AM, flanked by the billionaire founder and the outgoing CEO of Quantum, Cassandra Vance wheeled herself down the executive corridor toward the massive, frosted-glass double doors of the boardroom, entirely prepared to claim her empire.</w:t>
-      </w:r>
-    </w:p>
-    <w:p>
-      <w:pPr>
-        <w:pStyle w:val="Heading3"/>
-      </w:pPr>
-      <w:r>
         <w:t>Part 3: The Succession Consensus – 10:00 AM</w:t>
       </w:r>
     </w:p>
     <w:p>
       <w:r>
-        <w:t xml:space="preserve">The atmosphere inside the </w:t>
-      </w:r>
-      <w:proofErr w:type="gramStart"/>
-      <w:r>
-        <w:t>Building</w:t>
-      </w:r>
-      <w:proofErr w:type="gramEnd"/>
-      <w:r>
-        <w:t xml:space="preserve"> 33 boardroom was thick with corporate anxiety.</w:t>
+        <w:t>The atmosphere inside the Building 33 boardroom was thick with corporate anxiety.</w:t>
       </w:r>
     </w:p>
     <w:p>
@@ -7067,24 +5480,7 @@
     </w:p>
     <w:p>
       <w:r>
-        <w:lastRenderedPageBreak/>
-        <w:t xml:space="preserve">"Let's look at the Q4 consumer hardware metrics," Steve announced, pulling up a deeply sobering bar graph. "A decade ago, Quantum Mobile was an industry standard. Today, the Quantum Phone is functionally flatlining. The war for the glass is over, gentlemen. </w:t>
-      </w:r>
-      <w:proofErr w:type="spellStart"/>
-      <w:r>
-        <w:t>MagnaByte’s</w:t>
-      </w:r>
-      <w:proofErr w:type="spellEnd"/>
-      <w:r>
-        <w:t xml:space="preserve"> </w:t>
-      </w:r>
-      <w:proofErr w:type="spellStart"/>
-      <w:r>
-        <w:t>mPhone</w:t>
-      </w:r>
-      <w:proofErr w:type="spellEnd"/>
-      <w:r>
-        <w:t xml:space="preserve"> and the open-source Omni ecosystem have won the hardware race."</w:t>
+        <w:t>"Let's look at the Q4 consumer hardware metrics," Steve announced, pulling up a deeply sobering bar graph. "A decade ago, Quantum Mobile was an industry standard. Today, the Quantum Phone is functionally flatlining. The war for the glass is over, gentlemen. MagnaByte’s mPhone and the open-source Omni ecosystem have won the hardware race."</w:t>
       </w:r>
     </w:p>
     <w:p>
@@ -7124,15 +5520,7 @@
     </w:p>
     <w:p>
       <w:r>
-        <w:t xml:space="preserve">Richard, a senior board member who had always been notoriously protective of Quantum's old-school hierarchy, immediately leaned forward. "Steve, with all due respect </w:t>
-      </w:r>
-      <w:proofErr w:type="gramStart"/>
-      <w:r>
-        <w:t>to</w:t>
-      </w:r>
-      <w:proofErr w:type="gramEnd"/>
-      <w:r>
-        <w:t xml:space="preserve"> Ms. Vance's operational record, she is thirty-five years old. You are asking us to hand the keys of a trillion-dollar global empire to someone who hasn't even hit forty. That is a massive optics risk."</w:t>
+        <w:t>Richard, a senior board member who had always been notoriously protective of Quantum's old-school hierarchy, immediately leaned forward. "Steve, with all due respect to Ms. Vance's operational record, she is thirty-five years old. You are asking us to hand the keys of a trillion-dollar global empire to someone who hasn't even hit forty. That is a massive optics risk."</w:t>
       </w:r>
     </w:p>
     <w:p>
@@ -7142,7 +5530,6 @@
     </w:p>
     <w:p>
       <w:r>
-        <w:lastRenderedPageBreak/>
         <w:t>She unlocked her brakes and pushed herself slightly back from the table, ensuring she had the absolute attention of every executive in the room.</w:t>
       </w:r>
     </w:p>
@@ -7160,31 +5547,13 @@
       <w:r>
         <w:t xml:space="preserve">Cassandra didn't open a spreadsheet to answer. Instead, she reached into the inner pocket of her dark blazer, pulled out a sleek, glass-and-aluminum </w:t>
       </w:r>
-      <w:proofErr w:type="spellStart"/>
       <w:r>
         <w:rPr>
           <w:b/>
           <w:bCs/>
         </w:rPr>
-        <w:t>MagnaByte</w:t>
-      </w:r>
-      <w:proofErr w:type="spellEnd"/>
-      <w:r>
-        <w:rPr>
-          <w:b/>
-          <w:bCs/>
-        </w:rPr>
-        <w:t xml:space="preserve"> </w:t>
-      </w:r>
-      <w:proofErr w:type="spellStart"/>
-      <w:r>
-        <w:rPr>
-          <w:b/>
-          <w:bCs/>
-        </w:rPr>
-        <w:t>mPhone</w:t>
-      </w:r>
-      <w:proofErr w:type="spellEnd"/>
+        <w:t>MagnaByte mPhone</w:t>
+      </w:r>
       <w:r>
         <w:t>, and placed it dead center on the polished mahogany table.</w:t>
       </w:r>
@@ -7196,15 +5565,7 @@
     </w:p>
     <w:p>
       <w:r>
-        <w:t xml:space="preserve">"That is a </w:t>
-      </w:r>
-      <w:proofErr w:type="spellStart"/>
-      <w:r>
-        <w:t>MagnaByte</w:t>
-      </w:r>
-      <w:proofErr w:type="spellEnd"/>
-      <w:r>
-        <w:t xml:space="preserve"> device, Cassandra," Richard stammered, deeply offended. "You cannot bring rival hardware into this room."</w:t>
+        <w:t>"That is a MagnaByte device, Cassandra," Richard stammered, deeply offended. "You cannot bring rival hardware into this room."</w:t>
       </w:r>
     </w:p>
     <w:p>
@@ -7214,15 +5575,7 @@
     </w:p>
     <w:p>
       <w:r>
-        <w:t xml:space="preserve">She tapped the glass screen of the </w:t>
-      </w:r>
-      <w:proofErr w:type="spellStart"/>
-      <w:r>
-        <w:t>mPhone</w:t>
-      </w:r>
-      <w:proofErr w:type="spellEnd"/>
-      <w:r>
-        <w:t>.</w:t>
+        <w:t>She tapped the glass screen of the mPhone.</w:t>
       </w:r>
     </w:p>
     <w:p>
@@ -7237,32 +5590,12 @@
         <w:t>monopoly</w:t>
       </w:r>
       <w:r>
-        <w:t xml:space="preserve"> with the precise caution of an executive who had personally cleaned up a federal antitrust lawsuit. "We transition our productivity suites to a subscription-based cloud model. Wall Street values recurring, predictable revenue </w:t>
-      </w:r>
-      <w:proofErr w:type="gramStart"/>
-      <w:r>
-        <w:t>infinitely</w:t>
-      </w:r>
-      <w:proofErr w:type="gramEnd"/>
-      <w:r>
-        <w:t xml:space="preserve"> more than they value the volatile supply-chain margins of physical smartphones. We make our software so frictionless and indispensable that </w:t>
-      </w:r>
-      <w:proofErr w:type="spellStart"/>
-      <w:r>
-        <w:t>MagnaByte</w:t>
-      </w:r>
-      <w:proofErr w:type="spellEnd"/>
-      <w:r>
-        <w:t xml:space="preserve"> and Omni users cannot function without it. It isn't a retreat, Evelyn. It is a Trojan horse. We will infiltrate their hardware and tax their users."</w:t>
-      </w:r>
-    </w:p>
-    <w:p>
-      <w:r>
-        <w:t xml:space="preserve">The Board fell silent. The financial logic was airtight, and the sheer, terrifying competence radiating from her was impossible to ignore. She fielded five more questions—ranging from </w:t>
-      </w:r>
-      <w:r>
-        <w:lastRenderedPageBreak/>
-        <w:t>international server latency to employee retention—and systematically dismantled every single concern with mathematical precision.</w:t>
+        <w:t xml:space="preserve"> with the precise caution of an executive who had personally cleaned up a federal antitrust lawsuit. "We transition our productivity suites to a subscription-based cloud model. Wall Street values recurring, predictable revenue infinitely more than they value the volatile supply-chain margins of physical smartphones. We make our software so frictionless and indispensable that MagnaByte and Omni users cannot function without it. It isn't a retreat, Evelyn. It is a Trojan horse. We will infiltrate their hardware and tax their users."</w:t>
+      </w:r>
+    </w:p>
+    <w:p>
+      <w:r>
+        <w:t>The Board fell silent. The financial logic was airtight, and the sheer, terrifying competence radiating from her was impossible to ignore. She fielded five more questions—ranging from international server latency to employee retention—and systematically dismantled every single concern with mathematical precision.</w:t>
       </w:r>
     </w:p>
     <w:p>
@@ -7349,11 +5682,7 @@
     </w:p>
     <w:p>
       <w:r>
-        <w:t xml:space="preserve">Steve Ballantine let out a massive, booming cheer, walking over to wrap Cassandra in a tight, overwhelming hug. The entire Board of Directors stood up, initiating a round of </w:t>
-      </w:r>
-      <w:r>
-        <w:lastRenderedPageBreak/>
-        <w:t>applause that echoed off the glass walls. William Keswick walked over, a proud, visionary smile on his face, and firmly shook her hand.</w:t>
+        <w:t>Steve Ballantine let out a massive, booming cheer, walking over to wrap Cassandra in a tight, overwhelming hug. The entire Board of Directors stood up, initiating a round of applause that echoed off the glass walls. William Keswick walked over, a proud, visionary smile on his face, and firmly shook her hand.</w:t>
       </w:r>
     </w:p>
     <w:p>
@@ -7386,23 +5715,7 @@
     </w:p>
     <w:p>
       <w:r>
-        <w:t xml:space="preserve">The moment the doors locked behind them, Quantum’s executive machinery descended like a synchronized storm. A flurry of senior vice presidents, corporate legal counsel, and public relations directors swarmed the hallway, clutching glowing </w:t>
-      </w:r>
-      <w:proofErr w:type="spellStart"/>
-      <w:r>
-        <w:t>MagnaByte</w:t>
-      </w:r>
-      <w:proofErr w:type="spellEnd"/>
-      <w:r>
-        <w:t xml:space="preserve"> </w:t>
-      </w:r>
-      <w:proofErr w:type="spellStart"/>
-      <w:r>
-        <w:t>mPads</w:t>
-      </w:r>
-      <w:proofErr w:type="spellEnd"/>
-      <w:r>
-        <w:t xml:space="preserve"> and encrypted tablets.</w:t>
+        <w:t>The moment the doors locked behind them, Quantum’s executive machinery descended like a synchronized storm. A flurry of senior vice presidents, corporate legal counsel, and public relations directors swarmed the hallway, clutching glowing MagnaByte mPads and encrypted tablets.</w:t>
       </w:r>
     </w:p>
     <w:p>
@@ -7422,15 +5735,7 @@
     </w:p>
     <w:p>
       <w:r>
-        <w:t xml:space="preserve">At 11:05 AM, the SEC filings hit the </w:t>
-      </w:r>
-      <w:proofErr w:type="gramStart"/>
-      <w:r>
-        <w:t>wire</w:t>
-      </w:r>
-      <w:proofErr w:type="gramEnd"/>
-      <w:r>
-        <w:t>. Simultaneously, the Quantum News Center published the official press release to every major news outlet across the world, formally announcing that Steven Ballantine would retire the following month, William Keswick would transition to a senior technology advisory role, and thirty-six-year-old Cassandra Vance had been unanimously selected by the Board of Directors to take the helm as President and Chief Executive Officer.</w:t>
+        <w:t>At 11:05 AM, the SEC filings hit the wire. Simultaneously, the Quantum News Center published the official press release to every major news outlet across the world, formally announcing that Steven Ballantine would retire the following month, William Keswick would transition to a senior technology advisory role, and thirty-six-year-old Cassandra Vance had been unanimously selected by the Board of Directors to take the helm as President and Chief Executive Officer.</w:t>
       </w:r>
     </w:p>
     <w:p>
@@ -7440,21 +5745,12 @@
     </w:p>
     <w:p>
       <w:r>
-        <w:lastRenderedPageBreak/>
         <w:t>For three tense minutes, the market digested the news. Analysts on television debated the sudden, bold hardware retreat—the cancellation of the Quantum Phone—and the aggressive shift toward cross-platform enterprise software and cloud infrastructure.</w:t>
       </w:r>
     </w:p>
     <w:p>
       <w:r>
-        <w:t xml:space="preserve">Then, the </w:t>
-      </w:r>
-      <w:proofErr w:type="gramStart"/>
-      <w:r>
-        <w:t>ticker</w:t>
-      </w:r>
-      <w:proofErr w:type="gramEnd"/>
-      <w:r>
-        <w:t xml:space="preserve"> for Quantum (QNTM) ignited in bright green.</w:t>
+        <w:t>Then, the ticker for Quantum (QNTM) ignited in bright green.</w:t>
       </w:r>
     </w:p>
     <w:p>
@@ -7464,13 +5760,8 @@
     </w:p>
     <w:p>
       <w:r>
-        <w:t xml:space="preserve">A PR Director stepped into the office, offering Cassandra a printed draft. "Ms. Vance, we have drafted the global press statement and the internal company-wide email for your review. It highlights your credentials and includes standard quotes on </w:t>
-      </w:r>
-      <w:proofErr w:type="gramStart"/>
-      <w:r>
-        <w:t>continuity—"</w:t>
-      </w:r>
-      <w:proofErr w:type="gramEnd"/>
+        <w:t>A PR Director stepped into the office, offering Cassandra a printed draft. "Ms. Vance, we have drafted the global press statement and the internal company-wide email for your review. It highlights your credentials and includes standard quotes on continuity—"</w:t>
+      </w:r>
     </w:p>
     <w:p>
       <w:r>
@@ -7484,15 +5775,7 @@
     </w:p>
     <w:p>
       <w:r>
-        <w:t xml:space="preserve">She turned her chair toward her mahogany desk, snapped her laptop open, and pulled up an empty </w:t>
-      </w:r>
-      <w:proofErr w:type="gramStart"/>
-      <w:r>
-        <w:t>compose</w:t>
-      </w:r>
-      <w:proofErr w:type="gramEnd"/>
-      <w:r>
-        <w:t xml:space="preserve"> window. She bypassed the sanitized corporate buzzwords, the corporate comms templates, and the polished marketing jargon.</w:t>
+        <w:t>She turned her chair toward her mahogany desk, snapped her laptop open, and pulled up an empty compose window. She bypassed the sanitized corporate buzzwords, the corporate comms templates, and the polished marketing jargon.</w:t>
       </w:r>
     </w:p>
     <w:p>
@@ -7543,15 +5826,7 @@
     </w:p>
     <w:p>
       <w:r>
-        <w:t xml:space="preserve">Today, the Board of Directors has entrusted me with the role of CEO. It is an incredible honor, but more importantly, it is an absolute mandate to remove </w:t>
-      </w:r>
-      <w:proofErr w:type="gramStart"/>
-      <w:r>
-        <w:t>the friction</w:t>
-      </w:r>
-      <w:proofErr w:type="gramEnd"/>
-      <w:r>
-        <w:t xml:space="preserve"> from your daily workflows.</w:t>
+        <w:t>Today, the Board of Directors has entrusted me with the role of CEO. It is an incredible honor, but more importantly, it is an absolute mandate to remove the friction from your daily workflows.</w:t>
       </w:r>
     </w:p>
     <w:p>
@@ -7561,7 +5836,6 @@
     </w:p>
     <w:p>
       <w:r>
-        <w:lastRenderedPageBreak/>
         <w:t>My office door in Building 33 remains open, but as many of you know, you are far more likely to find me out in the courtyards or down in the engineering bullpens. Let's get to work.</w:t>
       </w:r>
     </w:p>
@@ -7590,15 +5864,7 @@
     </w:p>
     <w:p>
       <w:r>
-        <w:t xml:space="preserve">By noon, the Redmond campus was buzzing with </w:t>
-      </w:r>
-      <w:proofErr w:type="gramStart"/>
-      <w:r>
-        <w:t>an electric</w:t>
-      </w:r>
-      <w:proofErr w:type="gramEnd"/>
-      <w:r>
-        <w:t>, celebratory energy. The global email had deployed, and the "Courtyard CEO" was officially the successor.</w:t>
+        <w:t>By noon, the Redmond campus was buzzing with an electric, celebratory energy. The global email had deployed, and the "Courtyard CEO" was officially the successor.</w:t>
       </w:r>
     </w:p>
     <w:p>
@@ -7613,26 +5879,13 @@
     </w:p>
     <w:p>
       <w:r>
-        <w:t xml:space="preserve">"I am not sneaking out of my own building in an armored tank, Henderson," Cassandra replied smoothly, her Quantum laptop bag resting securely on her lap. "Besides, I'm not going </w:t>
-      </w:r>
-      <w:proofErr w:type="gramStart"/>
-      <w:r>
-        <w:t>home just</w:t>
-      </w:r>
-      <w:proofErr w:type="gramEnd"/>
-      <w:r>
-        <w:t xml:space="preserve"> yet. And officially, I am not the CEO until Steve retires on February 14th. Today, I am just celebrating."</w:t>
-      </w:r>
-    </w:p>
-    <w:p>
-      <w:r>
-        <w:t xml:space="preserve">"Then let us drive you to your celebration!" one of the fixers pleaded, stepping in front of her chair. "Where are you going? Bellevue? We can have the motorcade spool </w:t>
-      </w:r>
-      <w:proofErr w:type="gramStart"/>
-      <w:r>
-        <w:t>up—"</w:t>
-      </w:r>
-      <w:proofErr w:type="gramEnd"/>
+        <w:t>"I am not sneaking out of my own building in an armored tank, Henderson," Cassandra replied smoothly, her Quantum laptop bag resting securely on her lap. "Besides, I'm not going home just yet. And officially, I am not the CEO until Steve retires on February 14th. Today, I am just celebrating."</w:t>
+      </w:r>
+    </w:p>
+    <w:p>
+      <w:r>
+        <w:t>"Then let us drive you to your celebration!" one of the fixers pleaded, stepping in front of her chair. "Where are you going? Bellevue? We can have the motorcade spool up—"</w:t>
+      </w:r>
     </w:p>
     <w:p>
       <w:r>
@@ -7651,16 +5904,7 @@
     </w:p>
     <w:p>
       <w:r>
-        <w:lastRenderedPageBreak/>
-        <w:t xml:space="preserve">She wheeled herself across the crisp, sunlit campus, navigating the wide sidewalks toward Building 16. The moment she entered the building's massive cafeteria to grab a quick bite to eat, a spontaneous round of applause broke out among the developers and staff eating their lunches. Cassandra smiled, waving and stopping to shake a few hands, picking up a standard deli sandwich and </w:t>
-      </w:r>
-      <w:proofErr w:type="gramStart"/>
-      <w:r>
-        <w:t>a sparkling</w:t>
-      </w:r>
-      <w:proofErr w:type="gramEnd"/>
-      <w:r>
-        <w:t xml:space="preserve"> water before continuing her trek.</w:t>
+        <w:t>She wheeled herself across the crisp, sunlit campus, navigating the wide sidewalks toward Building 16. The moment she entered the building's massive cafeteria to grab a quick bite to eat, a spontaneous round of applause broke out among the developers and staff eating their lunches. Cassandra smiled, waving and stopping to shake a few hands, picking up a standard deli sandwich and a sparkling water before continuing her trek.</w:t>
       </w:r>
     </w:p>
     <w:p>
@@ -7720,31 +5964,17 @@
     </w:p>
     <w:p>
       <w:r>
-        <w:lastRenderedPageBreak/>
         <w:t>It was the ultimate, defiant contrast to the Silicon Valley billionaire stereotype. The entire financial world was currently obsessing over her historic ascension, and her very first executive decision as the CEO-designate was to take the local bus.</w:t>
       </w:r>
     </w:p>
     <w:p>
-      <w:proofErr w:type="gramStart"/>
-      <w:r>
-        <w:t>The Route</w:t>
-      </w:r>
-      <w:proofErr w:type="gramEnd"/>
-      <w:r>
-        <w:t xml:space="preserve"> 230 crawled down 156th Avenue NE, offering her a slow, nostalgic view of the sprawling Redmond suburbs before it finally signaled its right turn onto NE 8th Street. As the bus carried her straight into the towering, glass-and-steel heart of Downtown Bellevue, Cassandra felt a profound sense of closure.</w:t>
-      </w:r>
-    </w:p>
-    <w:p>
-      <w:r>
-        <w:t xml:space="preserve">When the bus finally </w:t>
-      </w:r>
-      <w:proofErr w:type="gramStart"/>
-      <w:r>
-        <w:t>dropped her</w:t>
-      </w:r>
-      <w:proofErr w:type="gramEnd"/>
-      <w:r>
-        <w:t xml:space="preserve"> off at the Bellevue Transit Center, she didn't head toward a high-end restaurant or a press junket. She wheeled herself toward the older Quantum office towers. She was going to see the original mid-level managers and legacy developers who had given a nineteen-year-old disabled girl her very first shot in the summer of 2000.</w:t>
+      <w:r>
+        <w:t>The Route 230 crawled down 156th Avenue NE, offering her a slow, nostalgic view of the sprawling Redmond suburbs before it finally signaled its right turn onto NE 8th Street. As the bus carried her straight into the towering, glass-and-steel heart of Downtown Bellevue, Cassandra felt a profound sense of closure.</w:t>
+      </w:r>
+    </w:p>
+    <w:p>
+      <w:r>
+        <w:t>When the bus finally dropped her off at the Bellevue Transit Center, she didn't head toward a high-end restaurant or a press junket. She wheeled herself toward the older Quantum office towers. She was going to see the original mid-level managers and legacy developers who had given a nineteen-year-old disabled girl her very first shot in the summer of 2000.</w:t>
       </w:r>
     </w:p>
     <w:p>
@@ -7767,23 +5997,7 @@
     </w:p>
     <w:p>
       <w:r>
-        <w:t xml:space="preserve">The legacy managers and veteran senior developers—the exact same people who had taken a chance on a nineteen-year-old disabled girl fresh out of physical rehab back in the summer of 2000—stared at her in absolute disbelief. They had all read the global email broadcast that morning. They knew that she had just been unanimously tapped to inherit the trillion-dollar tech empire. They simply couldn't believe that instead of celebrating with Wall Street elites or popping champagne in the </w:t>
-      </w:r>
-      <w:proofErr w:type="gramStart"/>
-      <w:r>
-        <w:t>Building</w:t>
-      </w:r>
-      <w:proofErr w:type="gramEnd"/>
-      <w:r>
-        <w:t xml:space="preserve"> 33 </w:t>
-      </w:r>
-      <w:proofErr w:type="gramStart"/>
-      <w:r>
-        <w:t>vault</w:t>
-      </w:r>
-      <w:proofErr w:type="gramEnd"/>
-      <w:r>
-        <w:t>, she had taken a local city bus to come see them.</w:t>
+        <w:t>The legacy managers and veteran senior developers—the exact same people who had taken a chance on a nineteen-year-old disabled girl fresh out of physical rehab back in the summer of 2000—stared at her in absolute disbelief. They had all read the global email broadcast that morning. They knew that she had just been unanimously tapped to inherit the trillion-dollar tech empire. They simply couldn't believe that instead of celebrating with Wall Street elites or popping champagne in the Building 33 vault, she had taken a local city bus to come see them.</w:t>
       </w:r>
     </w:p>
     <w:p>
@@ -7798,15 +6012,7 @@
     </w:p>
     <w:p>
       <w:r>
-        <w:t xml:space="preserve">For the next twenty minutes, the bullpen was a chorus of </w:t>
-      </w:r>
-      <w:proofErr w:type="gramStart"/>
-      <w:r>
-        <w:t>joyous celebration</w:t>
-      </w:r>
-      <w:proofErr w:type="gramEnd"/>
-      <w:r>
-        <w:t>. Cassandra shook hands, caught up on old deployment war stories, and genuinely basked in the unvarnished affection of the people who had formed her original corporate perimeter.</w:t>
+        <w:t>For the next twenty minutes, the bullpen was a chorus of joyous celebration. Cassandra shook hands, caught up on old deployment war stories, and genuinely basked in the unvarnished affection of the people who had formed her original corporate perimeter.</w:t>
       </w:r>
     </w:p>
     <w:p>
@@ -7816,11 +6022,7 @@
     </w:p>
     <w:p>
       <w:r>
-        <w:t xml:space="preserve">When the initial wave of congratulations naturally settled, Cassandra didn't head back to the elevators. Instead, she navigated her manual chair toward the open-plan communal </w:t>
-      </w:r>
-      <w:r>
-        <w:lastRenderedPageBreak/>
-        <w:t xml:space="preserve">workspace overlooking the Bellevue skyline. With a quick mechanical snap, her piano-black Quantum laptop locked into the specialized, commercial-grade articulated mounting arm outfitted on her chair. </w:t>
+        <w:t xml:space="preserve">When the initial wave of congratulations naturally settled, Cassandra didn't head back to the elevators. Instead, she navigated her manual chair toward the open-plan communal workspace overlooking the Bellevue skyline. With a quick mechanical snap, her piano-black Quantum laptop locked into the specialized, commercial-grade articulated mounting arm outfitted on her chair. </w:t>
       </w:r>
     </w:p>
     <w:p>
@@ -7855,15 +6057,7 @@
     </w:p>
     <w:p>
       <w:r>
-        <w:t xml:space="preserve">"I am officially taking over this company next month, but I am only in my thirties," Cassandra explained, leaning forward on her armrests. "My foundational coding habits were built a decade ago. Technology moves significantly faster than </w:t>
-      </w:r>
-      <w:proofErr w:type="gramStart"/>
-      <w:r>
-        <w:t>the C</w:t>
-      </w:r>
-      <w:proofErr w:type="gramEnd"/>
-      <w:r>
-        <w:t xml:space="preserve">-suite. You are the ones actively learning the newest frameworks and the bleeding-edge syntax in your university labs. I know how this machine currently runs, but I want to know how it </w:t>
+        <w:t xml:space="preserve">"I am officially taking over this company next month, but I am only in my thirties," Cassandra explained, leaning forward on her armrests. "My foundational coding habits were built a decade ago. Technology moves significantly faster than the C-suite. You are the ones actively learning the newest frameworks and the bleeding-edge syntax in your university labs. I know how this machine currently runs, but I want to know how it </w:t>
       </w:r>
       <w:r>
         <w:rPr>
@@ -7883,11 +6077,7 @@
     </w:p>
     <w:p>
       <w:r>
-        <w:t xml:space="preserve">"If you are struggling with a memory leak or a broken compiler, I will happily help you debug it," Cassandra promised, her eyes shining with genuine, unfiltered curiosity. "But if you have found a more elegant way to run a query, or if you know how to write a cleaner, faster block </w:t>
-      </w:r>
-      <w:r>
-        <w:lastRenderedPageBreak/>
-        <w:t>of code than I do, I expect you to show me. Do not hide a better architecture just because you are intimidated by my title. I want to learn what you know."</w:t>
+        <w:t>"If you are struggling with a memory leak or a broken compiler, I will happily help you debug it," Cassandra promised, her eyes shining with genuine, unfiltered curiosity. "But if you have found a more elegant way to run a query, or if you know how to write a cleaner, faster block of code than I do, I expect you to show me. Do not hide a better architecture just because you are intimidated by my title. I want to learn what you know."</w:t>
       </w:r>
     </w:p>
     <w:p>
@@ -7940,7 +6130,6 @@
     </w:p>
     <w:p>
       <w:r>
-        <w:lastRenderedPageBreak/>
         <w:t>A few yards away, standing near a concrete pillar, a pair of newer mid-level developers were watching her with wide, skeptical eyes.</w:t>
       </w:r>
     </w:p>
@@ -7986,45 +6175,17 @@
     </w:p>
     <w:p>
       <w:r>
-        <w:t xml:space="preserve">She wheeled herself into the designated ADA bay, locked her brakes with a swift, practiced motion, and pulled out her </w:t>
-      </w:r>
-      <w:proofErr w:type="spellStart"/>
-      <w:r>
-        <w:t>MagnaByte</w:t>
-      </w:r>
-      <w:proofErr w:type="spellEnd"/>
-      <w:r>
-        <w:t xml:space="preserve"> </w:t>
-      </w:r>
-      <w:proofErr w:type="spellStart"/>
-      <w:r>
-        <w:t>mPhone</w:t>
-      </w:r>
-      <w:proofErr w:type="spellEnd"/>
-      <w:r>
-        <w:t xml:space="preserve"> to check a message from David.</w:t>
-      </w:r>
-    </w:p>
-    <w:p>
-      <w:r>
-        <w:t xml:space="preserve">As the </w:t>
-      </w:r>
-      <w:proofErr w:type="gramStart"/>
-      <w:r>
-        <w:t>564 bus</w:t>
-      </w:r>
-      <w:proofErr w:type="gramEnd"/>
-      <w:r>
-        <w:t xml:space="preserve"> merged onto Interstate 405 North, effortlessly bypassing the gridlocked surface streets before banking onto the SR-520 corridor toward Overlake, Cassandra looked out the window at the dark, cold waters of Lake Washington.</w:t>
-      </w:r>
-    </w:p>
-    <w:p>
-      <w:r>
-        <w:t xml:space="preserve">The Board of Directors loved her, Wall Street had surged on her announcement, and the employees respected her because she was an architect who genuinely cared about the </w:t>
-      </w:r>
-      <w:r>
-        <w:lastRenderedPageBreak/>
-        <w:t>people building the foundation. But as the bus sped toward her final stop in Redmond, just three flat, paved blocks from her front door, none of that corporate gravity mattered.</w:t>
+        <w:t>She wheeled herself into the designated ADA bay, locked her brakes with a swift, practiced motion, and pulled out her MagnaByte mPhone to check a message from David.</w:t>
+      </w:r>
+    </w:p>
+    <w:p>
+      <w:r>
+        <w:t>As the 564 bus merged onto Interstate 405 North, effortlessly bypassing the gridlocked surface streets before banking onto the SR-520 corridor toward Overlake, Cassandra looked out the window at the dark, cold waters of Lake Washington.</w:t>
+      </w:r>
+    </w:p>
+    <w:p>
+      <w:r>
+        <w:t>The Board of Directors loved her, Wall Street had surged on her announcement, and the employees respected her because she was an architect who genuinely cared about the people building the foundation. But as the bus sped toward her final stop in Redmond, just three flat, paved blocks from her front door, none of that corporate gravity mattered.</w:t>
       </w:r>
     </w:p>
     <w:p>
@@ -8087,7 +6248,6 @@
     </w:p>
     <w:p>
       <w:r>
-        <w:lastRenderedPageBreak/>
         <w:t>When the adrenaline finally settled and stomachs began to rumble, Liz sat up. "Alright, Madam CEO. We should have a massive celebration dinner. I can order steaks from that place in Bellevue, or we can get Italian—"</w:t>
       </w:r>
     </w:p>
@@ -8108,15 +6268,7 @@
     </w:p>
     <w:p>
       <w:r>
-        <w:t xml:space="preserve">By demanding whole milk and cereal for her ultimate executive celebration dinner, Cassandra was actively neutralizing the ghost of that old trauma. She was proving to David—the autistic brother who was the absolute, gravitational center of her world—that he belonged in this sovereign perimeter. There were no dietary restrictions born of manipulation here. There </w:t>
-      </w:r>
-      <w:proofErr w:type="gramStart"/>
-      <w:r>
-        <w:t>was</w:t>
-      </w:r>
-      <w:proofErr w:type="gramEnd"/>
-      <w:r>
-        <w:t xml:space="preserve"> only abundance, safety, and unconditional love.</w:t>
+        <w:t>By demanding whole milk and cereal for her ultimate executive celebration dinner, Cassandra was actively neutralizing the ghost of that old trauma. She was proving to David—the autistic brother who was the absolute, gravitational center of her world—that he belonged in this sovereign perimeter. There were no dietary restrictions born of manipulation here. There was only abundance, safety, and unconditional love.</w:t>
       </w:r>
     </w:p>
     <w:p>
@@ -8144,7 +6296,6 @@
         <w:pStyle w:val="Heading1"/>
       </w:pPr>
       <w:r>
-        <w:lastRenderedPageBreak/>
         <w:t>Book 3: The Sovereign Ascension</w:t>
       </w:r>
     </w:p>
@@ -8176,23 +6327,7 @@
     </w:p>
     <w:p>
       <w:r>
-        <w:t xml:space="preserve">The Virginia contingent had arrived three days earlier. When the Quantum corporate jet </w:t>
-      </w:r>
-      <w:proofErr w:type="gramStart"/>
-      <w:r>
-        <w:t>had touched</w:t>
-      </w:r>
-      <w:proofErr w:type="gramEnd"/>
-      <w:r>
-        <w:t xml:space="preserve"> down smoothly at Boeing Field (BFI), Peter had instinctively headed toward the terminal doors to locate the rental car kiosks. He was immediately intercepted by Cassandra, who handed </w:t>
-      </w:r>
-      <w:proofErr w:type="gramStart"/>
-      <w:r>
-        <w:t>him,</w:t>
-      </w:r>
-      <w:proofErr w:type="gramEnd"/>
-      <w:r>
-        <w:t xml:space="preserve"> Wendy, and the Carters their own freshly loaded blue </w:t>
+        <w:t xml:space="preserve">The Virginia contingent had arrived three days earlier. When the Quantum corporate jet had touched down smoothly at Boeing Field (BFI), Peter had instinctively headed toward the terminal doors to locate the rental car kiosks. He was immediately intercepted by Cassandra, who handed him, Wendy, and the Carters their own freshly loaded blue </w:t>
       </w:r>
       <w:r>
         <w:t xml:space="preserve">TAPS </w:t>
@@ -8210,23 +6345,7 @@
           <w:i/>
           <w:iCs/>
         </w:rPr>
-        <w:t xml:space="preserve">"We </w:t>
-      </w:r>
-      <w:proofErr w:type="gramStart"/>
-      <w:r>
-        <w:rPr>
-          <w:i/>
-          <w:iCs/>
-        </w:rPr>
-        <w:t>don't do rental</w:t>
-      </w:r>
-      <w:proofErr w:type="gramEnd"/>
-      <w:r>
-        <w:rPr>
-          <w:i/>
-          <w:iCs/>
-        </w:rPr>
-        <w:t xml:space="preserve"> cars, Peter,"</w:t>
+        <w:t>"We don't do rental cars, Peter,"</w:t>
       </w:r>
       <w:r>
         <w:t xml:space="preserve"> Cassandra had informed her stepfather with a warm, uncompromising smile. </w:t>
@@ -8266,24 +6385,7 @@
     </w:p>
     <w:p>
       <w:r>
-        <w:lastRenderedPageBreak/>
-        <w:t xml:space="preserve">The two heavy transports flared their rotors, touching down with a deafening roar onto the twin landing pads. The turbine engines began to </w:t>
-      </w:r>
-      <w:proofErr w:type="gramStart"/>
-      <w:r>
-        <w:t>spool</w:t>
-      </w:r>
-      <w:proofErr w:type="gramEnd"/>
-      <w:r>
-        <w:t xml:space="preserve"> </w:t>
-      </w:r>
-      <w:proofErr w:type="gramStart"/>
-      <w:r>
-        <w:t>down,</w:t>
-      </w:r>
-      <w:proofErr w:type="gramEnd"/>
-      <w:r>
-        <w:t xml:space="preserve"> the violent rotor wash slowly subsiding into a high-pitched whine.</w:t>
+        <w:t>The two heavy transports flared their rotors, touching down with a deafening roar onto the twin landing pads. The turbine engines began to spool down, the violent rotor wash slowly subsiding into a high-pitched whine.</w:t>
       </w:r>
     </w:p>
     <w:p>
@@ -8293,15 +6395,7 @@
     </w:p>
     <w:p>
       <w:r>
-        <w:t xml:space="preserve">Victoria Vance stepped onto the concrete first. At fifty-one years old, the Matriarch of Ruby Mountain did not look like a woman who had spent the last four months trapped behind a wall of ice. She wore a stunning, razor-sharp winter trench coat, her posture </w:t>
-      </w:r>
-      <w:proofErr w:type="gramStart"/>
-      <w:r>
-        <w:t>forged</w:t>
-      </w:r>
-      <w:proofErr w:type="gramEnd"/>
-      <w:r>
-        <w:t xml:space="preserve"> from absolute, unyielding iron. She looked like a monarch surveying a new territory. </w:t>
+        <w:t xml:space="preserve">Victoria Vance stepped onto the concrete first. At fifty-one years old, the Matriarch of Ruby Mountain did not look like a woman who had spent the last four months trapped behind a wall of ice. She wore a stunning, razor-sharp winter trench coat, her posture forged from absolute, unyielding iron. She looked like a monarch surveying a new territory. </w:t>
       </w:r>
     </w:p>
     <w:p>
@@ -8316,15 +6410,7 @@
     </w:p>
     <w:p>
       <w:r>
-        <w:t xml:space="preserve">From the second helicopter, a mechanical ramp lowered smoothly to the tarmac. Twenty-nine-year-old Johnny Vance rolled off the ramp in his manual wheelchair, his heavy laptop running the newly deployed Quantum OS 8.1 Pro mounted securely in front of him. Stepping down right beside him, her hand resting fiercely and protectively on his </w:t>
-      </w:r>
-      <w:proofErr w:type="gramStart"/>
-      <w:r>
-        <w:t>shoulder,</w:t>
-      </w:r>
-      <w:proofErr w:type="gramEnd"/>
-      <w:r>
-        <w:t xml:space="preserve"> was his twin sister, Amanda. </w:t>
+        <w:t xml:space="preserve">From the second helicopter, a mechanical ramp lowered smoothly to the tarmac. Twenty-nine-year-old Johnny Vance rolled off the ramp in his manual wheelchair, his heavy laptop running the newly deployed Quantum OS 8.1 Pro mounted securely in front of him. Stepping down right beside him, her hand resting fiercely and protectively on his shoulder, was his twin sister, Amanda. </w:t>
       </w:r>
     </w:p>
     <w:p>
@@ -8339,15 +6425,7 @@
     </w:p>
     <w:p>
       <w:r>
-        <w:t xml:space="preserve">"You cleared the </w:t>
-      </w:r>
-      <w:proofErr w:type="gramStart"/>
-      <w:r>
-        <w:t>air-gap</w:t>
-      </w:r>
-      <w:proofErr w:type="gramEnd"/>
-      <w:r>
-        <w:t>," Cassandra smiled, pulling back.</w:t>
+        <w:t>"You cleared the air-gap," Cassandra smiled, pulling back.</w:t>
       </w:r>
     </w:p>
     <w:p>
@@ -8367,7 +6445,6 @@
     </w:p>
     <w:p>
       <w:r>
-        <w:lastRenderedPageBreak/>
         <w:t>Wendy shook her hand, looking between Victoria, the seventeen towering mountain cousins, and her own children. "Cassandra... I don't understand. How are we all related? I knew Tom had family out west, but this..."</w:t>
       </w:r>
     </w:p>
@@ -8431,19 +6508,13 @@
     </w:p>
     <w:p>
       <w:r>
-        <w:lastRenderedPageBreak/>
         <w:t>As the massive group approached the VIP entrance to the auditorium, the Head of Executive Security stepped forward, holding a digital manifest on his tablet. He looked at the staggering number of people—seventeen rugged, impeccably dressed mountain cousins, the Virginia contingent, and Cassandra’s immediate pack.</w:t>
       </w:r>
     </w:p>
     <w:p>
       <w:r>
-        <w:t xml:space="preserve">"Ms. Vance," the security director said politely, lowering his tablet. "We have the front row reserved for your immediate family, as requested. But for the rest of the group, I'll need to route them to the general VIP seating in section </w:t>
-      </w:r>
-      <w:proofErr w:type="gramStart"/>
-      <w:r>
-        <w:t>B—"</w:t>
-      </w:r>
-      <w:proofErr w:type="gramEnd"/>
+        <w:t>"Ms. Vance," the security director said politely, lowering his tablet. "We have the front row reserved for your immediate family, as requested. But for the rest of the group, I'll need to route them to the general VIP seating in section B—"</w:t>
+      </w:r>
     </w:p>
     <w:p>
       <w:r>
@@ -8502,11 +6573,7 @@
     </w:p>
     <w:p>
       <w:r>
-        <w:t xml:space="preserve">Steven "Steve" Ballantine was practically vibrating with his trademark bombastic, high-kinetic energy. He was pacing the floor, but the moment Cassandra wheeled her family into the room, his booming presence shifted into a warm, profoundly respectful greeting. </w:t>
-      </w:r>
-      <w:r>
-        <w:lastRenderedPageBreak/>
-        <w:t xml:space="preserve">Standing quietly near a leather sofa, radiating the calm, calculating presence of a tech visionary, was the billionaire founder of Quantum, William Keswick. </w:t>
+        <w:t xml:space="preserve">Steven "Steve" Ballantine was practically vibrating with his trademark bombastic, high-kinetic energy. He was pacing the floor, but the moment Cassandra wheeled her family into the room, his booming presence shifted into a warm, profoundly respectful greeting. Standing quietly near a leather sofa, radiating the calm, calculating presence of a tech visionary, was the billionaire founder of Quantum, William Keswick. </w:t>
       </w:r>
     </w:p>
     <w:p>
@@ -8541,15 +6608,7 @@
     </w:p>
     <w:p>
       <w:r>
-        <w:t xml:space="preserve">William Keswick nodded in agreement. "The tech industry is filled with executives who live in ivory towers. Cassandra lives in </w:t>
-      </w:r>
-      <w:proofErr w:type="gramStart"/>
-      <w:r>
-        <w:t>the truth</w:t>
-      </w:r>
-      <w:proofErr w:type="gramEnd"/>
-      <w:r>
-        <w:t xml:space="preserve">. She understands that the software isn't just code; it's the people building it. That is why the Board’s vote was unanimous, and that is why the employees are going to lose their minds when she takes that stage." </w:t>
+        <w:t xml:space="preserve">William Keswick nodded in agreement. "The tech industry is filled with executives who live in ivory towers. Cassandra lives in the truth. She understands that the software isn't just code; it's the people building it. That is why the Board’s vote was unanimous, and that is why the employees are going to lose their minds when she takes that stage." </w:t>
       </w:r>
     </w:p>
     <w:p>
@@ -8569,7 +6628,6 @@
     </w:p>
     <w:p>
       <w:r>
-        <w:lastRenderedPageBreak/>
         <w:t>"Thank you," Cassandra smiled, looking between the men who mentored her and the family who anchored her.</w:t>
       </w:r>
     </w:p>
@@ -8618,15 +6676,7 @@
     </w:p>
     <w:p>
       <w:r>
-        <w:t xml:space="preserve">The crowd went </w:t>
-      </w:r>
-      <w:proofErr w:type="gramStart"/>
-      <w:r>
-        <w:t>absolutely feral</w:t>
-      </w:r>
-      <w:proofErr w:type="gramEnd"/>
-      <w:r>
-        <w:t>, jumping to their feet and screaming the chant back at him.</w:t>
+        <w:t>The crowd went absolutely feral, jumping to their feet and screaming the chant back at him.</w:t>
       </w:r>
     </w:p>
     <w:p>
@@ -8641,11 +6691,7 @@
     </w:p>
     <w:p>
       <w:r>
-        <w:t xml:space="preserve">"Today, my mandate is complete," Steve boomed, his voice echoing with absolute finality. "I am stepping down, but I am leaving you in the hands of the most brilliant, ground-level operator this industry has ever seen. She knows this machine because she built the </w:t>
-      </w:r>
-      <w:r>
-        <w:lastRenderedPageBreak/>
-        <w:t xml:space="preserve">infrastructure you rely on every single day! Please welcome... your new Chief Executive Officer... CASSANDRA VANCE!" </w:t>
+        <w:t xml:space="preserve">"Today, my mandate is complete," Steve boomed, his voice echoing with absolute finality. "I am stepping down, but I am leaving you in the hands of the most brilliant, ground-level operator this industry has ever seen. She knows this machine because she built the infrastructure you rely on every single day! Please welcome... your new Chief Executive Officer... CASSANDRA VANCE!" </w:t>
       </w:r>
     </w:p>
     <w:p>
@@ -8680,15 +6726,7 @@
     </w:p>
     <w:p>
       <w:r>
-        <w:t xml:space="preserve">Cassandra let the sheer volume of the applause </w:t>
-      </w:r>
-      <w:proofErr w:type="gramStart"/>
-      <w:r>
-        <w:t>wash over</w:t>
-      </w:r>
-      <w:proofErr w:type="gramEnd"/>
-      <w:r>
-        <w:t xml:space="preserve"> her. She didn't wave like a politician. She waited patiently, letting the energy of her floorboards run its course. When the applause finally began to settle, she smoothly locked the brakes on her wheelchair dead center on the stage. She refused the podium entirely. </w:t>
+        <w:t xml:space="preserve">Cassandra let the sheer volume of the applause wash over her. She didn't wave like a politician. She waited patiently, letting the energy of her floorboards run its course. When the applause finally began to settle, she smoothly locked the brakes on her wheelchair dead center on the stage. She refused the podium entirely. </w:t>
       </w:r>
     </w:p>
     <w:p>
@@ -8708,61 +6746,12 @@
     </w:p>
     <w:p>
       <w:r>
-        <w:lastRenderedPageBreak/>
-        <w:t xml:space="preserve">She reached into her blazer pocket, pulling out her sleek </w:t>
-      </w:r>
-      <w:proofErr w:type="spellStart"/>
-      <w:r>
-        <w:t>MagnaByte</w:t>
-      </w:r>
-      <w:proofErr w:type="spellEnd"/>
-      <w:r>
-        <w:t xml:space="preserve"> </w:t>
-      </w:r>
-      <w:proofErr w:type="spellStart"/>
-      <w:r>
-        <w:t>mPhone</w:t>
-      </w:r>
-      <w:proofErr w:type="spellEnd"/>
-      <w:r>
-        <w:t xml:space="preserve">, holding it up for the cameras. A ripple of shocked murmurs swept through the executives </w:t>
-      </w:r>
-      <w:proofErr w:type="gramStart"/>
-      <w:r>
-        <w:t>in</w:t>
-      </w:r>
-      <w:proofErr w:type="gramEnd"/>
-      <w:r>
-        <w:t xml:space="preserve"> the upper balconies, but the developers in the crowd leaned in, completely captivated.</w:t>
-      </w:r>
-    </w:p>
-    <w:p>
-      <w:r>
-        <w:t xml:space="preserve">"I </w:t>
-      </w:r>
-      <w:proofErr w:type="gramStart"/>
-      <w:r>
-        <w:t>carry</w:t>
-      </w:r>
-      <w:proofErr w:type="gramEnd"/>
-      <w:r>
-        <w:t xml:space="preserve"> an </w:t>
-      </w:r>
-      <w:proofErr w:type="spellStart"/>
-      <w:r>
-        <w:t>mPhone</w:t>
-      </w:r>
-      <w:proofErr w:type="spellEnd"/>
-      <w:r>
-        <w:t xml:space="preserve"> today because the war for </w:t>
-      </w:r>
-      <w:proofErr w:type="gramStart"/>
-      <w:r>
-        <w:t>the hardware</w:t>
-      </w:r>
-      <w:proofErr w:type="gramEnd"/>
-      <w:r>
-        <w:t xml:space="preserve"> is over," Cassandra declared. "But we are only able to execute this pivot because of the foundation that was laid for us years ago. And I want to acknowledge the architects who poured that concrete."</w:t>
+        <w:t>She reached into her blazer pocket, pulling out her sleek MagnaByte mPhone, holding it up for the cameras. A ripple of shocked murmurs swept through the executives in the upper balconies, but the developers in the crowd leaned in, completely captivated.</w:t>
+      </w:r>
+    </w:p>
+    <w:p>
+      <w:r>
+        <w:t>"I carry an mPhone today because the war for the hardware is over," Cassandra declared. "But we are only able to execute this pivot because of the foundation that was laid for us years ago. And I want to acknowledge the architects who poured that concrete."</w:t>
       </w:r>
     </w:p>
     <w:p>
@@ -8772,23 +6761,7 @@
     </w:p>
     <w:p>
       <w:r>
-        <w:t xml:space="preserve">"Seventeen years ago, a brilliant engineer named Jessica Taylor became the bridge between Quantum and </w:t>
-      </w:r>
-      <w:proofErr w:type="spellStart"/>
-      <w:r>
-        <w:t>MagnaByte</w:t>
-      </w:r>
-      <w:proofErr w:type="spellEnd"/>
-      <w:r>
-        <w:t xml:space="preserve">. Without her pioneering cross-platform work on Aurora Presenter for </w:t>
-      </w:r>
-      <w:proofErr w:type="spellStart"/>
-      <w:r>
-        <w:t>MagnaByte</w:t>
-      </w:r>
-      <w:proofErr w:type="spellEnd"/>
-      <w:r>
-        <w:t xml:space="preserve"> machines back in 1997, the interoperability we rely on today would not exist." </w:t>
+        <w:t xml:space="preserve">"Seventeen years ago, a brilliant engineer named Jessica Taylor became the bridge between Quantum and MagnaByte. Without her pioneering cross-platform work on Aurora Presenter for MagnaByte machines back in 1997, the interoperability we rely on today would not exist." </w:t>
       </w:r>
     </w:p>
     <w:p>
@@ -8841,7 +6814,6 @@
         <w:pStyle w:val="Heading2"/>
       </w:pPr>
       <w:r>
-        <w:lastRenderedPageBreak/>
         <w:t>Chapter 2: The After Party – Friday, February 14, 2014</w:t>
       </w:r>
     </w:p>
@@ -8865,28 +6837,12 @@
     </w:p>
     <w:p>
       <w:r>
-        <w:t xml:space="preserve">Every single food and beverage tab for the afternoon was completely covered by Quantum. There were no deployment deadlines, no server maintenance crunches, and </w:t>
-      </w:r>
-      <w:proofErr w:type="gramStart"/>
-      <w:r>
-        <w:t>absolutely no</w:t>
-      </w:r>
-      <w:proofErr w:type="gramEnd"/>
-      <w:r>
-        <w:t xml:space="preserve"> corporate hierarchies.</w:t>
-      </w:r>
-    </w:p>
-    <w:p>
-      <w:r>
-        <w:t xml:space="preserve">Naturally, Quantum’s Public Relations department had attempted to capitalize on the moment. A senior PR director </w:t>
-      </w:r>
-      <w:proofErr w:type="gramStart"/>
-      <w:r>
-        <w:t>had approached</w:t>
-      </w:r>
-      <w:proofErr w:type="gramEnd"/>
-      <w:r>
-        <w:t xml:space="preserve"> Cassandra the second she rolled out of the William Keswick Auditorium, flanked by an official corporate photographer. The director had practically begged to stage a photo op of the new CEO handing out burgers from a food truck window.</w:t>
+        <w:t>Every single food and beverage tab for the afternoon was completely covered by Quantum. There were no deployment deadlines, no server maintenance crunches, and absolutely no corporate hierarchies.</w:t>
+      </w:r>
+    </w:p>
+    <w:p>
+      <w:r>
+        <w:t>Naturally, Quantum’s Public Relations department had attempted to capitalize on the moment. A senior PR director had approached Cassandra the second she rolled out of the William Keswick Auditorium, flanked by an official corporate photographer. The director had practically begged to stage a photo op of the new CEO handing out burgers from a food truck window.</w:t>
       </w:r>
     </w:p>
     <w:p>
@@ -8913,23 +6869,7 @@
     </w:p>
     <w:p>
       <w:r>
-        <w:t xml:space="preserve">David stood </w:t>
-      </w:r>
-      <w:proofErr w:type="gramStart"/>
-      <w:r>
-        <w:t>on</w:t>
-      </w:r>
-      <w:proofErr w:type="gramEnd"/>
-      <w:r>
-        <w:t xml:space="preserve"> her </w:t>
-      </w:r>
-      <w:proofErr w:type="gramStart"/>
-      <w:r>
-        <w:t>right,</w:t>
-      </w:r>
-      <w:proofErr w:type="gramEnd"/>
-      <w:r>
-        <w:t xml:space="preserve"> his hands stuffed into his coat pockets as he chatted with Liz. Casey was a few steps ahead, happily snapping photos of the food trucks and the massive crowds of engineers with her digital camera.</w:t>
+        <w:t>David stood on her right, his hands stuffed into his coat pockets as he chatted with Liz. Casey was a few steps ahead, happily snapping photos of the food trucks and the massive crowds of engineers with her digital camera.</w:t>
       </w:r>
     </w:p>
     <w:p>
@@ -8939,16 +6879,7 @@
     </w:p>
     <w:p>
       <w:r>
-        <w:lastRenderedPageBreak/>
-        <w:t xml:space="preserve">"Ms. Vance?" the developer stammered, awkwardly stepping out of the queue. </w:t>
-      </w:r>
-      <w:proofErr w:type="gramStart"/>
-      <w:r>
-        <w:t>"I—you</w:t>
-      </w:r>
-      <w:proofErr w:type="gramEnd"/>
-      <w:r>
-        <w:t xml:space="preserve"> don't have to wait back here. You're the CEO. You should go to the front. We can all step aside."</w:t>
+        <w:t>"Ms. Vance?" the developer stammered, awkwardly stepping out of the queue. "I—you don't have to wait back here. You're the CEO. You should go to the front. We can all step aside."</w:t>
       </w:r>
     </w:p>
     <w:p>
@@ -8963,15 +6894,31 @@
     </w:p>
     <w:p>
       <w:r>
-        <w:t xml:space="preserve">"Call me Cass," she corrected gently, her voice carrying a relaxed, pragmatic authority. "And thank you, but absolutely not. If the CEO </w:t>
-      </w:r>
-      <w:proofErr w:type="gramStart"/>
-      <w:r>
-        <w:t>has to</w:t>
-      </w:r>
-      <w:proofErr w:type="gramEnd"/>
-      <w:r>
-        <w:t xml:space="preserve"> wait her turn for a pulled-pork sandwich, then so can the junior developers. Nobody cuts the line today."</w:t>
+        <w:t xml:space="preserve">"Call me Cass," she corrected gently, her voice carrying a relaxed, pragmatic authority. "And thank you, but absolutely not. If the </w:t>
+      </w:r>
+      <w:r>
+        <w:t>junior developers</w:t>
+      </w:r>
+      <w:r>
+        <w:t xml:space="preserve"> </w:t>
+      </w:r>
+      <w:r>
+        <w:t>have</w:t>
+      </w:r>
+      <w:r>
+        <w:t xml:space="preserve"> to wait </w:t>
+      </w:r>
+      <w:r>
+        <w:t xml:space="preserve">their </w:t>
+      </w:r>
+      <w:r>
+        <w:t xml:space="preserve">turn for a pulled-pork sandwich, then so can the </w:t>
+      </w:r>
+      <w:r>
+        <w:t>CEO</w:t>
+      </w:r>
+      <w:r>
+        <w:t>. Nobody cuts the line today."</w:t>
       </w:r>
     </w:p>
     <w:p>
@@ -8996,15 +6943,7 @@
     </w:p>
     <w:p>
       <w:r>
-        <w:t xml:space="preserve">"You know they're never going to stop talking about this, right?" David murmured quietly. "The CEO </w:t>
-      </w:r>
-      <w:proofErr w:type="gramStart"/>
-      <w:r>
-        <w:t>waiting</w:t>
-      </w:r>
-      <w:proofErr w:type="gramEnd"/>
-      <w:r>
-        <w:t xml:space="preserve"> twenty minutes for a sandwich. You just broke their entire understanding of corporate leadership."</w:t>
+        <w:t>"You know they're never going to stop talking about this, right?" David murmured quietly. "The CEO waiting twenty minutes for a sandwich. You just broke their entire understanding of corporate leadership."</w:t>
       </w:r>
     </w:p>
     <w:p>
@@ -9027,11 +6966,7 @@
     </w:p>
     <w:p>
       <w:r>
-        <w:t xml:space="preserve">The Zero-Proof Pavilion was a high-end, dedicated mocktail and barista bar serving complex, non-alcoholic craft beverages, spiced ciders, and dark roasts. It was an absolute </w:t>
-      </w:r>
-      <w:r>
-        <w:lastRenderedPageBreak/>
-        <w:t>necessity for Cassandra, whose daily nerve and anti-spasticity medications for her bilateral axial load injuries strictly prohibited alcohol.</w:t>
+        <w:t>The Zero-Proof Pavilion was a high-end, dedicated mocktail and barista bar serving complex, non-alcoholic craft beverages, spiced ciders, and dark roasts. It was an absolute necessity for Cassandra, whose daily nerve and anti-spasticity medications for her bilateral axial load injuries strictly prohibited alcohol.</w:t>
       </w:r>
     </w:p>
     <w:p>
@@ -9071,15 +7006,7 @@
     </w:p>
     <w:p>
       <w:r>
-        <w:t xml:space="preserve">Kelly and Ryan Madsen took a seat across from the new CEO. It was </w:t>
-      </w:r>
-      <w:proofErr w:type="gramStart"/>
-      <w:r>
-        <w:t>a surreal</w:t>
-      </w:r>
-      <w:proofErr w:type="gramEnd"/>
-      <w:r>
-        <w:t xml:space="preserve"> dynamic. They were all essentially the same age—thirty-five and thirty-six years old—yet they were all undisputed titans within the Quantum ecosystem.</w:t>
+        <w:t>Kelly and Ryan Madsen took a seat across from the new CEO. It was a surreal dynamic. They were all essentially the same age—thirty-five and thirty-six years old—yet they were all undisputed titans within the Quantum ecosystem.</w:t>
       </w:r>
     </w:p>
     <w:p>
@@ -9089,7 +7016,6 @@
     </w:p>
     <w:p>
       <w:r>
-        <w:lastRenderedPageBreak/>
         <w:t>Kelly froze.</w:t>
       </w:r>
     </w:p>
@@ -9110,15 +7036,7 @@
     </w:p>
     <w:p>
       <w:r>
-        <w:t xml:space="preserve">Without a word, he stepped behind his sister's chair, wrapped his arms firmly around her </w:t>
-      </w:r>
-      <w:proofErr w:type="gramStart"/>
-      <w:r>
-        <w:t>torso and</w:t>
-      </w:r>
-      <w:proofErr w:type="gramEnd"/>
-      <w:r>
-        <w:t xml:space="preserve"> under her arms, and pulled her back against his chest in a tight, grounding hug. It was deep, steady pressure—a human weighted blanket designed to quiet the storm in her mind. He rested his chin on the top of her head, acting as her literal anchor in the sensory tempest. </w:t>
+        <w:t xml:space="preserve">Without a word, he stepped behind his sister's chair, wrapped his arms firmly around her torso and under her arms, and pulled her back against his chest in a tight, grounding hug. It was deep, steady pressure—a human weighted blanket designed to quiet the storm in her mind. He rested his chin on the top of her head, acting as her literal anchor in the sensory tempest. </w:t>
       </w:r>
     </w:p>
     <w:p>
@@ -9143,33 +7061,16 @@
     </w:p>
     <w:p>
       <w:r>
-        <w:t xml:space="preserve">Kelly took a deep breath and began to speak. She didn't hold anything back. She detailed Evan Rothwell's unhinged "Taylor Memo" to abduct Jessica Taylor from </w:t>
-      </w:r>
-      <w:proofErr w:type="spellStart"/>
-      <w:r>
-        <w:t>MagnaByte</w:t>
-      </w:r>
-      <w:proofErr w:type="spellEnd"/>
-      <w:r>
-        <w:t xml:space="preserve">. She explained how, despite being a brilliant C++ engineer, Evan had forced her to sit at the reception desk to sort mail and answer phones. </w:t>
-      </w:r>
-    </w:p>
-    <w:p>
-      <w:r>
-        <w:t xml:space="preserve">And then, she voiced the darkest, most horrifying realization of her </w:t>
-      </w:r>
-      <w:proofErr w:type="gramStart"/>
-      <w:r>
-        <w:t>internship—</w:t>
-      </w:r>
-      <w:proofErr w:type="gramEnd"/>
-      <w:r>
-        <w:t xml:space="preserve">the epiphany she had experienced while having a meltdown in Jessica Taylor's office seventeen years ago. </w:t>
-      </w:r>
-    </w:p>
-    <w:p>
-      <w:r>
-        <w:lastRenderedPageBreak/>
+        <w:t xml:space="preserve">Kelly took a deep breath and began to speak. She didn't hold anything back. She detailed Evan Rothwell's unhinged "Taylor Memo" to abduct Jessica Taylor from MagnaByte. She explained how, despite being a brilliant C++ engineer, Evan had forced her to sit at the reception desk to sort mail and answer phones. </w:t>
+      </w:r>
+    </w:p>
+    <w:p>
+      <w:r>
+        <w:t xml:space="preserve">And then, she voiced the darkest, most horrifying realization of her internship—the epiphany she had experienced while having a meltdown in Jessica Taylor's office seventeen years ago. </w:t>
+      </w:r>
+    </w:p>
+    <w:p>
+      <w:r>
         <w:t xml:space="preserve">"Evan didn't stick me at the reception desk because he was overlooking my talent," Kelly said, her voice dropping into a cold, trembling register. "He put me there because he wanted eye candy. He wasn't looking at my face when I spoke to him. He was looking at my breasts. That’s all he ever saw." </w:t>
       </w:r>
     </w:p>
@@ -9200,15 +7101,7 @@
     </w:p>
     <w:p>
       <w:r>
-        <w:t xml:space="preserve">"Kelly," Cassandra promised, her voice ringing with absolute, undeniable authority. "As long as I hold the master key to Building 33, that workspace is sovereign territory. That custom two-person workstation will remain exactly where it is, permanently. You and Ryan will never be separated </w:t>
-      </w:r>
-      <w:proofErr w:type="gramStart"/>
-      <w:r>
-        <w:t>in</w:t>
-      </w:r>
-      <w:proofErr w:type="gramEnd"/>
-      <w:r>
-        <w:t xml:space="preserve"> this company, and you will never, ever be treated as anything less than the architects you are."</w:t>
+        <w:t>"Kelly," Cassandra promised, her voice ringing with absolute, undeniable authority. "As long as I hold the master key to Building 33, that workspace is sovereign territory. That custom two-person workstation will remain exactly where it is, permanently. You and Ryan will never be separated in this company, and you will never, ever be treated as anything less than the architects you are."</w:t>
       </w:r>
     </w:p>
     <w:p>
@@ -9241,34 +7134,17 @@
     </w:p>
     <w:p>
       <w:r>
-        <w:lastRenderedPageBreak/>
         <w:t>Morgan Foster, Ruby Mountain’s Lead Industrial Engineer, stood with a steaming cup of spiced cider in her hands. She was surrounded by three of Quantum’s lead server architects, all of whom were listening to her speak with expressions of absolute, unvarnished awe.</w:t>
       </w:r>
     </w:p>
     <w:p>
       <w:r>
-        <w:t xml:space="preserve">"Wait, back up," a senior cloud architect said, furiously tapping notes into his </w:t>
-      </w:r>
-      <w:proofErr w:type="spellStart"/>
-      <w:r>
-        <w:t>mPad</w:t>
-      </w:r>
-      <w:proofErr w:type="spellEnd"/>
-      <w:r>
-        <w:t>. "You're saying your primary server cluster on the mountain isn't tied to a municipal power grid?"</w:t>
-      </w:r>
-    </w:p>
-    <w:p>
-      <w:r>
-        <w:t xml:space="preserve">"The municipal grid is a single point of failure," Morgan replied, her tone completely </w:t>
-      </w:r>
-      <w:proofErr w:type="gramStart"/>
-      <w:r>
-        <w:t>matter-of-fact</w:t>
-      </w:r>
-      <w:proofErr w:type="gramEnd"/>
-      <w:r>
-        <w:t>. "I needed a localized, closed-loop power system that couldn't be interrupted by a winter storm or a downed line. So, I salvaged a 1903 steam boiler, retrofitted the pressure valves, and hardwired the turbine directly into our localized Quantum OS server grid."</w:t>
+        <w:t>"Wait, back up," a senior cloud architect said, furiously tapping notes into his mPad. "You're saying your primary server cluster on the mountain isn't tied to a municipal power grid?"</w:t>
+      </w:r>
+    </w:p>
+    <w:p>
+      <w:r>
+        <w:t>"The municipal grid is a single point of failure," Morgan replied, her tone completely matter-of-fact. "I needed a localized, closed-loop power system that couldn't be interrupted by a winter storm or a downed line. So, I salvaged a 1903 steam boiler, retrofitted the pressure valves, and hardwired the turbine directly into our localized Quantum OS server grid."</w:t>
       </w:r>
     </w:p>
     <w:p>
@@ -9308,7 +7184,6 @@
     </w:p>
     <w:p>
       <w:r>
-        <w:lastRenderedPageBreak/>
         <w:t>Ryan caught Amanda's eye and offered a respectful, deferential nod, signaling that they weren't going to rush the perimeter. Amanda read his posture instantly, smiling and stepping aside just enough to allow the twins to approach.</w:t>
       </w:r>
     </w:p>
@@ -9319,15 +7194,7 @@
     </w:p>
     <w:p>
       <w:r>
-        <w:t xml:space="preserve">Johnny looked up, a warm, genuine smile breaking across his face. "The </w:t>
-      </w:r>
-      <w:proofErr w:type="spellStart"/>
-      <w:r>
-        <w:t>MagnaByte</w:t>
-      </w:r>
-      <w:proofErr w:type="spellEnd"/>
-      <w:r>
-        <w:t xml:space="preserve"> bridge builders," Johnny greeted, his voice reflecting the same fierce intelligence as his older sister. "Cassandra talks about you two all the time."</w:t>
+        <w:t>Johnny looked up, a warm, genuine smile breaking across his face. "The MagnaByte bridge builders," Johnny greeted, his voice reflecting the same fierce intelligence as his older sister. "Cassandra talks about you two all the time."</w:t>
       </w:r>
     </w:p>
     <w:p>
@@ -9342,15 +7209,7 @@
     </w:p>
     <w:p>
       <w:r>
-        <w:t xml:space="preserve">Kelly looked at Amanda, Sarah, and Ashleigh, and then back at Johnny. She reached out and briefly squeezed Ryan's arm, the unspoken solidarity hanging in the crisp winter air. It was a beautiful, profound moment of mutual respect between two completely different </w:t>
-      </w:r>
-      <w:proofErr w:type="gramStart"/>
-      <w:r>
-        <w:t>worlds—</w:t>
-      </w:r>
-      <w:proofErr w:type="gramEnd"/>
-      <w:r>
-        <w:t>the legendary engineers who had built a bridge between tech empires, and the fiercely protected digital architect of Ruby Mountain.</w:t>
+        <w:t>Kelly looked at Amanda, Sarah, and Ashleigh, and then back at Johnny. She reached out and briefly squeezed Ryan's arm, the unspoken solidarity hanging in the crisp winter air. It was a beautiful, profound moment of mutual respect between two completely different worlds—the legendary engineers who had built a bridge between tech empires, and the fiercely protected digital architect of Ruby Mountain.</w:t>
       </w:r>
     </w:p>
     <w:p>
@@ -9378,7 +7237,6 @@
     </w:p>
     <w:p>
       <w:r>
-        <w:lastRenderedPageBreak/>
         <w:t>A sound technician from the campus events team quickly hurried over, handing her a wireless microphone.</w:t>
       </w:r>
     </w:p>
@@ -9434,7 +7292,6 @@
     </w:p>
     <w:p>
       <w:r>
-        <w:lastRenderedPageBreak/>
         <w:t>"As of Monday morning, I am throwing the absolute, unmitigated financial and lobbying weight of Quantum Corporation behind that rail connection," Cassandra promised, her words dropping like heavy stones into the quiet plaza. "We are going to actively partner with the city. We are going to look at what Quantum can do to fund the infrastructure, build the pedestrian bridges, and construct the weather canopies. We will ensure that this campus is anchored by the most flawless, frictionless, and accessible transit perimeter in the Pacific Northwest."</w:t>
       </w:r>
     </w:p>
@@ -9498,20 +7355,11 @@
     </w:p>
     <w:p>
       <w:r>
-        <w:t xml:space="preserve">Victoria paused at the edge of the tarmac, her dark eyes evaluating the proposal. "The Keep is open to civilian guests in the summer, Cassandra. But we don't </w:t>
-      </w:r>
-      <w:proofErr w:type="gramStart"/>
-      <w:r>
-        <w:t>comp</w:t>
-      </w:r>
-      <w:proofErr w:type="gramEnd"/>
-      <w:r>
-        <w:t xml:space="preserve"> rooms."</w:t>
-      </w:r>
-    </w:p>
-    <w:p>
-      <w:r>
-        <w:lastRenderedPageBreak/>
+        <w:t>Victoria paused at the edge of the tarmac, her dark eyes evaluating the proposal. "The Keep is open to civilian guests in the summer, Cassandra. But we don't comp rooms."</w:t>
+      </w:r>
+    </w:p>
+    <w:p>
+      <w:r>
         <w:t>"I wouldn't insult you by asking for a discount," Cassandra replied smoothly, her executive baseline perfectly matching the Matriarch's. "Just like David and Liz's wedding back in 2005, Quantum will pay the absolute maximum commercial rate. Full price."</w:t>
       </w:r>
     </w:p>
@@ -9552,15 +7400,7 @@
     </w:p>
     <w:p>
       <w:r>
-        <w:t xml:space="preserve">"I am also riding this public city bus, Peter," Cassandra stated flatly. "I could have a motorcade idling here in sixty seconds. I </w:t>
-      </w:r>
-      <w:proofErr w:type="gramStart"/>
-      <w:r>
-        <w:t>choose</w:t>
-      </w:r>
-      <w:proofErr w:type="gramEnd"/>
-      <w:r>
-        <w:t xml:space="preserve"> the transit grid because it is efficient, and I refuse to sit in traffic."</w:t>
+        <w:t>"I am also riding this public city bus, Peter," Cassandra stated flatly. "I could have a motorcade idling here in sixty seconds. I choose the transit grid because it is efficient, and I refuse to sit in traffic."</w:t>
       </w:r>
     </w:p>
     <w:p>
@@ -9570,19 +7410,7 @@
     </w:p>
     <w:p>
       <w:r>
-        <w:t>"Victoria gets a helicopter because of physical geography,</w:t>
-      </w:r>
-      <w:proofErr w:type="gramStart"/>
-      <w:r>
-        <w:t xml:space="preserve"> Peter</w:t>
-      </w:r>
-      <w:proofErr w:type="gramEnd"/>
-      <w:r>
-        <w:t xml:space="preserve">," Cassandra corrected, her voice dropping into a cold, uncompromising register. "State Route 20 is completely closed past Milepost 134. The WSDOT gates are locked, and the highway is an unplowed avalanche zone. The only physical way to bypass the barricades and drop them back onto </w:t>
-      </w:r>
-      <w:r>
-        <w:lastRenderedPageBreak/>
-        <w:t xml:space="preserve">Ruby Mountain in February is from the sky. And I paid a small fortune for that charter out of my own personal checking account." </w:t>
+        <w:t xml:space="preserve">"Victoria gets a helicopter because of physical geography, Peter," Cassandra corrected, her voice dropping into a cold, uncompromising register. "State Route 20 is completely closed past Milepost 134. The WSDOT gates are locked, and the highway is an unplowed avalanche zone. The only physical way to bypass the barricades and drop them back onto Ruby Mountain in February is from the sky. And I paid a small fortune for that charter out of my own personal checking account." </w:t>
       </w:r>
     </w:p>
     <w:p>
@@ -9645,11 +7473,7 @@
     </w:p>
     <w:p>
       <w:r>
-        <w:t xml:space="preserve">With the older generation safely deposited, the four remaining members of the pack didn't linger in the cold. They simply crossed the street to the southbound shelter, waiting only a </w:t>
-      </w:r>
-      <w:r>
-        <w:lastRenderedPageBreak/>
-        <w:t>few minutes before the next local TAPS route arrived to take them back toward the Quantum campus.</w:t>
+        <w:t>With the older generation safely deposited, the four remaining members of the pack didn't linger in the cold. They simply crossed the street to the southbound shelter, waiting only a few minutes before the next local TAPS route arrived to take them back toward the Quantum campus.</w:t>
       </w:r>
     </w:p>
     <w:p>
@@ -9659,23 +7483,7 @@
     </w:p>
     <w:p>
       <w:r>
-        <w:t xml:space="preserve">The ride back to Overlake was completely silent. The adrenaline that had sustained Cassandra through the board vote, the global broadcast, the Bellevue reunion, and the massive campus festival had finally burned out. She leaned her head against the window, watching the dark, misty silhouettes of the Pacific Northwest evergreens blur past the glass. She had done it. She </w:t>
-      </w:r>
-      <w:proofErr w:type="gramStart"/>
-      <w:r>
-        <w:t>had formally accepted</w:t>
-      </w:r>
-      <w:proofErr w:type="gramEnd"/>
-      <w:r>
-        <w:t xml:space="preserve"> the crown, and she </w:t>
-      </w:r>
-      <w:proofErr w:type="gramStart"/>
-      <w:r>
-        <w:t>had survived</w:t>
-      </w:r>
-      <w:proofErr w:type="gramEnd"/>
-      <w:r>
-        <w:t xml:space="preserve"> the crushing weight of the public spotlight.</w:t>
+        <w:t>The ride back to Overlake was completely silent. The adrenaline that had sustained Cassandra through the board vote, the global broadcast, the Bellevue reunion, and the massive campus festival had finally burned out. She leaned her head against the window, watching the dark, misty silhouettes of the Pacific Northwest evergreens blur past the glass. She had done it. She had formally accepted the crown, and she had survived the crushing weight of the public spotlight.</w:t>
       </w:r>
     </w:p>
     <w:p>
@@ -9690,15 +7498,7 @@
     </w:p>
     <w:p>
       <w:r>
-        <w:t xml:space="preserve">"No debriefs. </w:t>
-      </w:r>
-      <w:proofErr w:type="gramStart"/>
-      <w:r>
-        <w:t>No</w:t>
-      </w:r>
-      <w:proofErr w:type="gramEnd"/>
-      <w:r>
-        <w:t xml:space="preserve"> emails," Cassandra mumbled, rubbing her eyes and shedding her dark, tailored topcoat. "I just want to flop."</w:t>
+        <w:t>"No debriefs. No emails," Cassandra mumbled, rubbing her eyes and shedding her dark, tailored topcoat. "I just want to flop."</w:t>
       </w:r>
     </w:p>
     <w:p>
@@ -9731,11 +7531,7 @@
     </w:p>
     <w:p>
       <w:r>
-        <w:t xml:space="preserve">Wendy dropped her purse onto the polished entryway table of their Downtown Redmond luxury suite and let out a long, quiet sigh. The hotel room was immaculate, boasting a </w:t>
-      </w:r>
-      <w:r>
-        <w:lastRenderedPageBreak/>
-        <w:t>sweeping view of the glowing Pacific Northwest tech corridor, but the tension radiating from the center of the room was actively ruining the aesthetic.</w:t>
+        <w:t>Wendy dropped her purse onto the polished entryway table of their Downtown Redmond luxury suite and let out a long, quiet sigh. The hotel room was immaculate, boasting a sweeping view of the glowing Pacific Northwest tech corridor, but the tension radiating from the center of the room was actively ruining the aesthetic.</w:t>
       </w:r>
     </w:p>
     <w:p>
@@ -9760,33 +7556,12 @@
     </w:p>
     <w:p>
       <w:r>
-        <w:t xml:space="preserve">"I'm just </w:t>
-      </w:r>
-      <w:proofErr w:type="gramStart"/>
-      <w:r>
-        <w:t>saying—"</w:t>
-      </w:r>
-      <w:proofErr w:type="gramEnd"/>
-    </w:p>
-    <w:p>
-      <w:r>
-        <w:t xml:space="preserve">"You are just complaining about a system you don't understand," Wendy interrupted, stepping fully into the room. "Do you have any idea what a logistical </w:t>
-      </w:r>
-      <w:proofErr w:type="gramStart"/>
-      <w:r>
-        <w:t>nightmare a standard black car</w:t>
-      </w:r>
-      <w:proofErr w:type="gramEnd"/>
-      <w:r>
-        <w:t xml:space="preserve"> is for a wheelchair user? To get into a town car, Cassandra </w:t>
-      </w:r>
-      <w:proofErr w:type="gramStart"/>
-      <w:r>
-        <w:t>has to</w:t>
-      </w:r>
-      <w:proofErr w:type="gramEnd"/>
-      <w:r>
-        <w:t xml:space="preserve"> physically transfer out of her seat, break her manual frame down, pop the wheels off, and shove the entire rig into the trunk. And she has to do it every single time she wants to go three blocks."</w:t>
+        <w:t>"I'm just saying—"</w:t>
+      </w:r>
+    </w:p>
+    <w:p>
+      <w:r>
+        <w:t>"You are just complaining about a system you don't understand," Wendy interrupted, stepping fully into the room. "Do you have any idea what a logistical nightmare a standard black car is for a wheelchair user? To get into a town car, Cassandra has to physically transfer out of her seat, break her manual frame down, pop the wheels off, and shove the entire rig into the trunk. And she has to do it every single time she wants to go three blocks."</w:t>
       </w:r>
     </w:p>
     <w:p>
@@ -9816,14 +7591,8 @@
     </w:p>
     <w:p>
       <w:r>
-        <w:lastRenderedPageBreak/>
-        <w:t xml:space="preserve">"It's just a mountain </w:t>
-      </w:r>
-      <w:proofErr w:type="gramStart"/>
-      <w:r>
-        <w:t>pass—"</w:t>
-      </w:r>
-      <w:proofErr w:type="gramEnd"/>
+        <w:t>"It's just a mountain pass—"</w:t>
+      </w:r>
     </w:p>
     <w:p>
       <w:r>
@@ -9870,15 +7639,7 @@
     </w:p>
     <w:p>
       <w:r>
-        <w:t xml:space="preserve">Peter looked down at his shoes. The lowland entitlement was </w:t>
-      </w:r>
-      <w:proofErr w:type="gramStart"/>
-      <w:r>
-        <w:t>finally,</w:t>
-      </w:r>
-      <w:proofErr w:type="gramEnd"/>
-      <w:r>
-        <w:t xml:space="preserve"> completely punctured by the sheer weight of the Vance women's logic.</w:t>
+        <w:t>Peter looked down at his shoes. The lowland entitlement was finally, completely punctured by the sheer weight of the Vance women's logic.</w:t>
       </w:r>
     </w:p>
     <w:p>
@@ -9896,7 +7657,6 @@
         <w:pStyle w:val="Heading1"/>
       </w:pPr>
       <w:r>
-        <w:lastRenderedPageBreak/>
         <w:t>Book 4: The Sovereign Autonomy</w:t>
       </w:r>
     </w:p>
@@ -9924,7 +7684,7 @@
     </w:p>
     <w:p>
       <w:r>
-        <w:t>At precisely 10:00 AM, as the ARTS Coast Starlight began its final, gentle deceleration into the Santa Clara Valley, a silent, haptic timer vibrated against David’s wrist.</w:t>
+        <w:t>At 10:00 AM, as the ARTS Coast Starlight began its final, gentle deceleration into the Santa Clara Valley, a silent, haptic timer vibrated against David’s wrist.</w:t>
       </w:r>
     </w:p>
     <w:p>
@@ -9939,15 +7699,7 @@
         <w:t>BP 110/70, HR 65, nominal.</w:t>
       </w:r>
       <w:r>
-        <w:t xml:space="preserve"> He withdrew the insulated thermal pouch, prepped her arm with an alcohol swab, and administered the scheduled subcutaneous biologic injection. Five seconds later, the used syringe was safely in his </w:t>
-      </w:r>
-      <w:proofErr w:type="gramStart"/>
-      <w:r>
-        <w:t>sharps</w:t>
-      </w:r>
-      <w:proofErr w:type="gramEnd"/>
-      <w:r>
-        <w:t xml:space="preserve"> container, the entry was logged in his digital MAR, and Cassandra was rolling her sleeve back down, her baseline completely stabilized before she ever faced the California heat.</w:t>
+        <w:t xml:space="preserve"> He withdrew the insulated thermal pouch, prepped her arm with an alcohol swab, and administered the scheduled subcutaneous biologic injection. Five seconds later, the used syringe was safely in his sharps container, the entry was logged in his digital MAR, and Cassandra was rolling her sleeve back down, her baseline completely stabilized before she ever faced the California heat.</w:t>
       </w:r>
     </w:p>
     <w:p>
@@ -9972,15 +7724,7 @@
     </w:p>
     <w:p>
       <w:r>
-        <w:t xml:space="preserve">To Cassandra Vance, a submitted corporate itinerary was not a set of loose suggestions; it was an absolute, mathematically precise contract of logistics. Months ago, </w:t>
-      </w:r>
-      <w:proofErr w:type="gramStart"/>
-      <w:r>
-        <w:t>Building</w:t>
-      </w:r>
-      <w:proofErr w:type="gramEnd"/>
-      <w:r>
-        <w:t xml:space="preserve"> 33 had sent the summit organizers her exact travel parameters:</w:t>
+        <w:t>To Cassandra Vance, a submitted corporate itinerary was not a set of loose suggestions; it was an absolute, mathematically precise contract of logistics. Months ago, Building 33 had sent the summit organizers her exact travel parameters:</w:t>
       </w:r>
     </w:p>
     <w:p>
@@ -9996,7 +7740,6 @@
           <w:b/>
           <w:bCs/>
         </w:rPr>
-        <w:lastRenderedPageBreak/>
         <w:t>TRANSIT MODE:</w:t>
       </w:r>
       <w:r>
@@ -10094,15 +7837,7 @@
     </w:p>
     <w:p>
       <w:r>
-        <w:t xml:space="preserve">"Alright, pack," Cassandra smiled, unlocking her brakes and pointing toward the center of the platform. "The convention center is just a few </w:t>
-      </w:r>
-      <w:proofErr w:type="spellStart"/>
-      <w:r>
-        <w:t>stops</w:t>
-      </w:r>
-      <w:proofErr w:type="spellEnd"/>
-      <w:r>
-        <w:t xml:space="preserve"> away. We take the tunnel."</w:t>
+        <w:t>"Alright, pack," Cassandra smiled, unlocking her brakes and pointing toward the center of the platform. "The convention center is just a few stops away. We take the tunnel."</w:t>
       </w:r>
     </w:p>
     <w:p>
@@ -10117,15 +7852,7 @@
     </w:p>
     <w:p>
       <w:r>
-        <w:t xml:space="preserve">Emerging on the far western edge of Diridon Station, the dark concrete tunnel </w:t>
-      </w:r>
-      <w:proofErr w:type="gramStart"/>
-      <w:r>
-        <w:t>opened up</w:t>
-      </w:r>
-      <w:proofErr w:type="gramEnd"/>
-      <w:r>
-        <w:t xml:space="preserve"> to a bright, sunlit plaza dedicated entirely to the Santa Clara Valley Transportation Authority.</w:t>
+        <w:t>Emerging on the far western edge of Diridon Station, the dark concrete tunnel opened up to a bright, sunlit plaza dedicated entirely to the Santa Clara Valley Transportation Authority.</w:t>
       </w:r>
     </w:p>
     <w:p>
@@ -10135,15 +7862,7 @@
     </w:p>
     <w:p>
       <w:r>
-        <w:t xml:space="preserve">While other tech billionaires were currently sitting in stop-and-go gridlock on State Route 87, desperately trying to shave three minutes off their commute in armored SUVs, Cassandra reached into her blazer pocket. She pulled out a stack of four glossy, reloadable </w:t>
-      </w:r>
-      <w:proofErr w:type="spellStart"/>
-      <w:r>
-        <w:t>BayPass</w:t>
-      </w:r>
-      <w:proofErr w:type="spellEnd"/>
-      <w:r>
-        <w:t xml:space="preserve"> smart cards that she had pre-funded in Redmond. She handed them back to David, Liz, and Casey.</w:t>
+        <w:t>While other tech billionaires were currently sitting in stop-and-go gridlock on State Route 87, desperately trying to shave three minutes off their commute in armored SUVs, Cassandra reached into her blazer pocket. She pulled out a stack of four glossy, reloadable BayPass smart cards that she had pre-funded in Redmond. She handed them back to David, Liz, and Casey.</w:t>
       </w:r>
     </w:p>
     <w:p>
@@ -10157,7 +7876,6 @@
           <w:i/>
           <w:iCs/>
         </w:rPr>
-        <w:lastRenderedPageBreak/>
         <w:t>BEEP.</w:t>
       </w:r>
     </w:p>
@@ -10173,15 +7891,7 @@
     </w:p>
     <w:p>
       <w:r>
-        <w:t xml:space="preserve">The doors slid open. There was no gap. There were no stairs, no hydraulic lifts to deploy, and no </w:t>
-      </w:r>
-      <w:proofErr w:type="gramStart"/>
-      <w:r>
-        <w:t>chauffeurs</w:t>
-      </w:r>
-      <w:proofErr w:type="gramEnd"/>
-      <w:r>
-        <w:t xml:space="preserve"> awkwardly trying to figure out how to fold a custom wheelchair into a trunk. It was a flawless, level-boarding transfer.</w:t>
+        <w:t>The doors slid open. There was no gap. There were no stairs, no hydraulic lifts to deploy, and no chauffeurs awkwardly trying to figure out how to fold a custom wheelchair into a trunk. It was a flawless, level-boarding transfer.</w:t>
       </w:r>
     </w:p>
     <w:p>
@@ -10258,7 +7968,6 @@
     </w:p>
     <w:p>
       <w:r>
-        <w:lastRenderedPageBreak/>
         <w:t>The convoy of three Apex Mountaineers peeled out of the SJC private lot, immediately slamming into the brutal, crawling gridlock of State Route 87. It took them thirty agonizing minutes to move three miles.</w:t>
       </w:r>
     </w:p>
@@ -10304,15 +8013,7 @@
     </w:p>
     <w:p>
       <w:r>
-        <w:t xml:space="preserve">There was a long, excruciating pause on the line. Marcus could faintly </w:t>
-      </w:r>
-      <w:proofErr w:type="gramStart"/>
-      <w:r>
-        <w:t>hear the sound of</w:t>
-      </w:r>
-      <w:proofErr w:type="gramEnd"/>
-      <w:r>
-        <w:t xml:space="preserve"> someone typing on a mechanical keyboard.</w:t>
+        <w:t>There was a long, excruciating pause on the line. Marcus could faintly hear the sound of someone typing on a mechanical keyboard.</w:t>
       </w:r>
     </w:p>
     <w:p>
@@ -10349,7 +8050,6 @@
     </w:p>
     <w:p>
       <w:r>
-        <w:lastRenderedPageBreak/>
         <w:t>"The... the light rail?" Marcus stammered, looking over his shoulder toward the western edge of the station, separated from him by a massive subterranean tunnel. "She's taking the municipal light rail?"</w:t>
       </w:r>
     </w:p>
@@ -10365,34 +8065,13 @@
     </w:p>
     <w:p>
       <w:r>
-        <w:t xml:space="preserve">"You are correct about the </w:t>
-      </w:r>
-      <w:proofErr w:type="spellStart"/>
-      <w:r>
-        <w:t>BayPass</w:t>
-      </w:r>
-      <w:proofErr w:type="spellEnd"/>
-      <w:r>
-        <w:t xml:space="preserve"> API lag, Marcus," the operator noted smoothly. "However, the CEO’s Chief of Staff personally manages the registered smart card portfolios for every transit agency the Vance family utilizes globally. We know four fares </w:t>
-      </w:r>
-      <w:proofErr w:type="gramStart"/>
-      <w:r>
-        <w:t>were pre-funded</w:t>
-      </w:r>
-      <w:proofErr w:type="gramEnd"/>
-      <w:r>
-        <w:t>. But more importantly, we do not rely on municipal faregates for executive protection."</w:t>
-      </w:r>
-    </w:p>
-    <w:p>
-      <w:r>
-        <w:t xml:space="preserve">"Then </w:t>
-      </w:r>
-      <w:proofErr w:type="gramStart"/>
-      <w:r>
-        <w:t>how—"</w:t>
-      </w:r>
-      <w:proofErr w:type="gramEnd"/>
+        <w:t>"You are correct about the BayPass API lag, Marcus," the operator noted smoothly. "However, the CEO’s Chief of Staff personally manages the registered smart card portfolios for every transit agency the Vance family utilizes globally. We know four fares were pre-funded. But more importantly, we do not rely on municipal faregates for executive protection."</w:t>
+      </w:r>
+    </w:p>
+    <w:p>
+      <w:r>
+        <w:t>"Then how—"</w:t>
+      </w:r>
     </w:p>
     <w:p>
       <w:r>
@@ -10406,15 +8085,7 @@
     </w:p>
     <w:p>
       <w:r>
-        <w:t xml:space="preserve">"Her heart rate is currently </w:t>
-      </w:r>
-      <w:proofErr w:type="gramStart"/>
-      <w:r>
-        <w:t>a perfectly</w:t>
-      </w:r>
-      <w:proofErr w:type="gramEnd"/>
-      <w:r>
-        <w:t xml:space="preserve"> stable 68 beats per minute," the operator continued, "which is more than I can say for yours. The dual-GPS confirms she is currently pulling into the San Fernando station, approximately two blocks from the convention center. I suggest you tell your drivers to meet her there. Though, given the traffic on Almaden Boulevard, she will likely beat you to the green room."</w:t>
+        <w:t>"Her heart rate is currently a perfectly stable 68 beats per minute," the operator continued, "which is more than I can say for yours. The dual-GPS confirms she is currently pulling into the San Fernando station, approximately two blocks from the convention center. I suggest you tell your drivers to meet her there. Though, given the traffic on Almaden Boulevard, she will likely beat you to the green room."</w:t>
       </w:r>
     </w:p>
     <w:p>
@@ -10437,20 +8108,11 @@
     </w:p>
     <w:p>
       <w:r>
-        <w:t xml:space="preserve">The sleek, blue-and-yellow SVTA Light Rail hissed to a </w:t>
-      </w:r>
-      <w:proofErr w:type="gramStart"/>
-      <w:r>
-        <w:t>perfect,</w:t>
-      </w:r>
-      <w:proofErr w:type="gramEnd"/>
-      <w:r>
-        <w:t xml:space="preserve"> level stop at the Convention Center Station. The doors slid open, welcoming the warm California morning into the carriage.</w:t>
-      </w:r>
-    </w:p>
-    <w:p>
-      <w:r>
-        <w:lastRenderedPageBreak/>
+        <w:t>The sleek, blue-and-yellow SVTA Light Rail hissed to a perfect, level stop at the Convention Center Station. The doors slid open, welcoming the warm California morning into the carriage.</w:t>
+      </w:r>
+    </w:p>
+    <w:p>
+      <w:r>
         <w:t>Cassandra Vance wheeled her custom manual chair over the threshold, the tires gliding effortlessly onto the concrete platform. Her brother David, his wife Liz, and her sister Casey stepped out right behind her, their weekend duffel bags slung casually over their shoulders.</w:t>
       </w:r>
     </w:p>
@@ -10466,36 +8128,12 @@
     </w:p>
     <w:p>
       <w:r>
-        <w:t xml:space="preserve">Despite the explicit, legally binding instructions in Cassandra’s Executive Intake PDF forbidding uncoordinated media, the tech press had realized that the CEO of Quantum wasn't in the motorcade. A swarm of paparazzi, tech journalists, and </w:t>
-      </w:r>
-      <w:proofErr w:type="gramStart"/>
-      <w:r>
-        <w:t>bloggers—tipped</w:t>
-      </w:r>
-      <w:proofErr w:type="gramEnd"/>
-      <w:r>
-        <w:t xml:space="preserve"> off by a panicked leak from the VIP logistics </w:t>
-      </w:r>
-      <w:proofErr w:type="gramStart"/>
-      <w:r>
-        <w:t>team—</w:t>
-      </w:r>
-      <w:proofErr w:type="gramEnd"/>
-      <w:r>
-        <w:t>surged across the station plaza toward the light rail platform.</w:t>
-      </w:r>
-    </w:p>
-    <w:p>
-      <w:r>
-        <w:t xml:space="preserve">A chaotic wall of shouting reporters converged on them, and a blinding, rapid-fire </w:t>
-      </w:r>
-      <w:proofErr w:type="gramStart"/>
-      <w:r>
-        <w:t>strobe</w:t>
-      </w:r>
-      <w:proofErr w:type="gramEnd"/>
-      <w:r>
-        <w:t xml:space="preserve"> of camera flashes erupted in the morning sun.</w:t>
+        <w:t>Despite the explicit, legally binding instructions in Cassandra’s Executive Intake PDF forbidding uncoordinated media, the tech press had realized that the CEO of Quantum wasn't in the motorcade. A swarm of paparazzi, tech journalists, and bloggers—tipped off by a panicked leak from the VIP logistics team—surged across the station plaza toward the light rail platform.</w:t>
+      </w:r>
+    </w:p>
+    <w:p>
+      <w:r>
+        <w:t>A chaotic wall of shouting reporters converged on them, and a blinding, rapid-fire strobe of camera flashes erupted in the morning sun.</w:t>
       </w:r>
     </w:p>
     <w:p>
@@ -10520,15 +8158,7 @@
     </w:p>
     <w:p>
       <w:r>
-        <w:t xml:space="preserve">Liz didn't hesitate. She immediately stepped in front of David, wrapping her arms securely around his chest and pressing her hands firmly over </w:t>
-      </w:r>
-      <w:proofErr w:type="gramStart"/>
-      <w:r>
-        <w:t>his</w:t>
-      </w:r>
-      <w:proofErr w:type="gramEnd"/>
-      <w:r>
-        <w:t xml:space="preserve"> to block the noise, creating a localized, deep-pressure weighted blanket right there on the platform. She pulled Casey close to her back, anchoring both siblings against the sensory storm.</w:t>
+        <w:t>Liz didn't hesitate. She immediately stepped in front of David, wrapping her arms securely around his chest and pressing her hands firmly over his to block the noise, creating a localized, deep-pressure weighted blanket right there on the platform. She pulled Casey close to her back, anchoring both siblings against the sensory storm.</w:t>
       </w:r>
     </w:p>
     <w:p>
@@ -10558,16 +8188,7 @@
     </w:p>
     <w:p>
       <w:r>
-        <w:lastRenderedPageBreak/>
-        <w:t xml:space="preserve">The reporters </w:t>
-      </w:r>
-      <w:proofErr w:type="gramStart"/>
-      <w:r>
-        <w:t>actually froze</w:t>
-      </w:r>
-      <w:proofErr w:type="gramEnd"/>
-      <w:r>
-        <w:t>. The shutter clicks hesitated, the blinding strobes dying down as the sheer, sovereign authority of her posture forced them into compliance.</w:t>
+        <w:t>The reporters actually froze. The shutter clicks hesitated, the blinding strobes dying down as the sheer, sovereign authority of her posture forced them into compliance.</w:t>
       </w:r>
     </w:p>
     <w:p>
@@ -10584,7 +8205,6 @@
       <w:r>
         <w:t xml:space="preserve">Clasped securely between her index and middle fingers was a glossy, blue </w:t>
       </w:r>
-      <w:proofErr w:type="spellStart"/>
       <w:r>
         <w:rPr>
           <w:b/>
@@ -10592,170 +8212,118 @@
         </w:rPr>
         <w:t>BayPass</w:t>
       </w:r>
-      <w:proofErr w:type="spellEnd"/>
       <w:r>
         <w:t xml:space="preserve"> smart card. She held it up just long enough for the telephoto lenses of the tech bloggers to capture the high-resolution proof. She hadn't bought a flimsy paper tourist ticket from a kiosk for a staged photo-op. She was holding a hard-plastic, reloadable regional transit card—the undeniable proof that the CEO of Quantum rode the municipal grid as a matter of daily routine.</w:t>
       </w:r>
     </w:p>
     <w:p>
       <w:r>
-        <w:t xml:space="preserve">She casually slid the </w:t>
+        <w:t>She casually slid the BayPass card into the outer pocket of her Quantum laptop bag just as a man in a tailored, sweat-drenched suit violently shoved his way through the frozen press pool.</w:t>
+      </w:r>
+    </w:p>
+    <w:p>
+      <w:r>
+        <w:t>It was Marcus Thorne, the summit’s Head of VIP Logistics.</w:t>
+      </w:r>
+    </w:p>
+    <w:p>
+      <w:r>
+        <w:t>"Ms. Vance! Ms. Vance!" Marcus gasped, his face pale with horror as he looked at the light rail train, the press, and the CEO's wheelchair. "I am so incredibly sorry! We had the armored Apex Mountaineer idling at Diridon Station for you! The driver said you never came out the front doors!"</w:t>
+      </w:r>
+    </w:p>
+    <w:p>
+      <w:r>
+        <w:t>Cassandra looked at the panicked handler with a mixture of pity and absolute, unyielding logic.</w:t>
+      </w:r>
+    </w:p>
+    <w:p>
+      <w:r>
+        <w:t>"I didn't come out the front doors of Diridon Station, Marcus, because I utilized the pedestrian tunnel," Cassandra stated, her voice carrying clearly enough for every tech journalist on the platform to record it. "My family and I walked underneath the tracks and transferred directly to the SVTA Light Rail."</w:t>
+      </w:r>
+    </w:p>
+    <w:p>
+      <w:r>
+        <w:t>"But... we sent an extended-wheelbase luxury SUV for you!" Marcus pleaded, desperately trying to salvage his reputation in front of the media. "We could have brought you straight here in comfort!"</w:t>
+      </w:r>
+    </w:p>
+    <w:p>
+      <w:r>
+        <w:t>David, having grounded himself against Liz's shoulder, opened his eyes. The panic was gone, replaced by the fierce, protective indignation of the Vance bloodline.</w:t>
+      </w:r>
+    </w:p>
+    <w:p>
+      <w:r>
+        <w:t>"An SUV with no hydraulic lift and no mechanical ramp?" David asked, his voice flat and unimpressed.</w:t>
+      </w:r>
+    </w:p>
+    <w:p>
+      <w:r>
+        <w:t>Marcus froze.</w:t>
+      </w:r>
+    </w:p>
+    <w:p>
+      <w:r>
+        <w:t>"When you sent that vehicle, Marcus," Cassandra explained smoothly, ensuring the tech press captured every single syllable of the lesson, "your driver expected me to physically transfer out of my wheelchair, climb into a passenger seat, and allow him to shove my custom mobility equipment into a trunk like a piece of luggage. My wheelchair is not a suitcase. It is my autonomy."</w:t>
+      </w:r>
+    </w:p>
+    <w:p>
+      <w:r>
+        <w:t>She gestured to the sleek blue-and-yellow train behind her.</w:t>
+      </w:r>
+    </w:p>
+    <w:p>
+      <w:r>
+        <w:t>"The SVTA Light Rail has flawless, level boarding. I didn't have to surrender my chair, I didn't have to sit in gridlock on State Route 87, and it dropped me exactly fifty feet from your front door for a fraction of the cost of your idling motorcade," Cassandra concluded, adjusting her blazer. "True executive efficiency does not require a chauffeur. It requires a transit card."</w:t>
+      </w:r>
+    </w:p>
+    <w:p>
+      <w:r>
+        <w:t>Marcus stared at her, completely and utterly neutralized.</w:t>
+      </w:r>
+    </w:p>
+    <w:p>
+      <w:r>
+        <w:t>"Now," Cassandra smiled, her glacial armor melting back into polite, unbothered executive diplomacy. "If you will please clear a path through this crowd, I have a keynote to deliver, and my family would like to find their seats."</w:t>
+      </w:r>
+    </w:p>
+    <w:p>
+      <w:r>
+        <w:t>Marcus frantically waved the press pool aside. With Liz keeping a secure, grounding hand on David's shoulder and Casey walking closely beside them, Cassandra wheeled smoothly across the sunlit plaza. She left a trail of stunned reporters, a humiliated VIP handler, and a viral, irrefutable image of a BayPass card that would dominate Silicon Valley forums for the rest of the year.</w:t>
+      </w:r>
+    </w:p>
+    <w:p>
+      <w:pPr>
+        <w:pStyle w:val="Heading3"/>
+      </w:pPr>
+      <w:r>
+        <w:t>Part 3: The Keynote and the BayPass Question – 11:15 AM</w:t>
+      </w:r>
+    </w:p>
+    <w:p>
+      <w:r>
+        <w:t>The main auditorium of the McEnery Convention Center was packed to its absolute structural limit. Thousands of tech executives, venture capitalists, software engineers, and media outlets sat in the dimmed theater, the ambient hum of anticipation buzzing through the room.</w:t>
+      </w:r>
+    </w:p>
+    <w:p>
+      <w:r>
+        <w:t>In the front wing, securely insulated from the crowds, David, Liz, and Casey sat in reserved VIP seating. David was relaxed, his hand resting in Liz's, while Casey had her digital camera resting on her lap, entirely free from sensory overload.</w:t>
+      </w:r>
+    </w:p>
+    <w:p>
+      <w:r>
+        <w:t>The house lights faded to black.</w:t>
+      </w:r>
+    </w:p>
+    <w:p>
+      <w:r>
+        <w:t>Cassandra Vance rolled onto the massive, sunburst-lit stage without a handler, an assistant, or a security escort. She didn't use the standing podium on the left; she rolled dead-center, locked the brakes on her custom wheelchair, and swung the piano-black Quantum laptop on her articulated mounting arm directly in front of her.</w:t>
+      </w:r>
+    </w:p>
+    <w:p>
+      <w:r>
+        <w:t xml:space="preserve">The audience—especially the dense clusters of Quantum employees wearing Blue Badges, affectionately known across the industry as </w:t>
       </w:r>
       <w:proofErr w:type="spellStart"/>
-      <w:r>
-        <w:t>BayPass</w:t>
-      </w:r>
-      <w:proofErr w:type="spellEnd"/>
-      <w:r>
-        <w:t xml:space="preserve"> card into the outer pocket of her Quantum laptop bag just as a man in a tailored, sweat-drenched suit violently shoved his way through the frozen press pool.</w:t>
-      </w:r>
-    </w:p>
-    <w:p>
-      <w:r>
-        <w:t>It was Marcus Thorne, the summit’s Head of VIP Logistics.</w:t>
-      </w:r>
-    </w:p>
-    <w:p>
-      <w:r>
-        <w:t xml:space="preserve">"Ms. Vance! Ms. Vance!" Marcus gasped, his face pale with horror as he looked at the light rail train, the press, and the CEO's wheelchair. "I am so incredibly sorry! We had the armored Apex Mountaineer idling at Diridon Station for you! The driver said </w:t>
-      </w:r>
-      <w:proofErr w:type="gramStart"/>
-      <w:r>
-        <w:t>you</w:t>
-      </w:r>
-      <w:proofErr w:type="gramEnd"/>
-      <w:r>
-        <w:t xml:space="preserve"> never came out the front </w:t>
-      </w:r>
-      <w:proofErr w:type="gramStart"/>
-      <w:r>
-        <w:t>doors</w:t>
-      </w:r>
-      <w:proofErr w:type="gramEnd"/>
-      <w:r>
-        <w:t>!"</w:t>
-      </w:r>
-    </w:p>
-    <w:p>
-      <w:r>
-        <w:t>Cassandra looked at the panicked handler with a mixture of pity and absolute, unyielding logic.</w:t>
-      </w:r>
-    </w:p>
-    <w:p>
-      <w:r>
-        <w:t>"I didn't come out the front doors of Diridon Station, Marcus, because I utilized the pedestrian tunnel," Cassandra stated, her voice carrying clearly enough for every tech journalist on the platform to record it. "My family and I walked underneath the tracks and transferred directly to the SVTA Light Rail."</w:t>
-      </w:r>
-    </w:p>
-    <w:p>
-      <w:r>
-        <w:t>"But... we sent an extended-wheelbase luxury SUV for you!" Marcus pleaded, desperately trying to salvage his reputation in front of the media. "We could have brought you straight here in comfort!"</w:t>
-      </w:r>
-    </w:p>
-    <w:p>
-      <w:r>
-        <w:t>David, having grounded himself against Liz's shoulder, opened his eyes. The panic was gone, replaced by the fierce, protective indignation of the Vance bloodline.</w:t>
-      </w:r>
-    </w:p>
-    <w:p>
-      <w:r>
-        <w:t>"An SUV with no hydraulic lift and no mechanical ramp?" David asked, his voice flat and unimpressed.</w:t>
-      </w:r>
-    </w:p>
-    <w:p>
-      <w:r>
-        <w:lastRenderedPageBreak/>
-        <w:t>Marcus froze.</w:t>
-      </w:r>
-    </w:p>
-    <w:p>
-      <w:r>
-        <w:t>"When you sent that vehicle, Marcus," Cassandra explained smoothly, ensuring the tech press captured every single syllable of the lesson, "your driver expected me to physically transfer out of my wheelchair, climb into a passenger seat, and allow him to shove my custom mobility equipment into a trunk like a piece of luggage. My wheelchair is not a suitcase. It is my autonomy."</w:t>
-      </w:r>
-    </w:p>
-    <w:p>
-      <w:r>
-        <w:t>She gestured to the sleek blue-and-yellow train behind her.</w:t>
-      </w:r>
-    </w:p>
-    <w:p>
-      <w:r>
-        <w:t>"The SVTA Light Rail has flawless, level boarding. I didn't have to surrender my chair, I didn't have to sit in gridlock on State Route 87, and it dropped me exactly fifty feet from your front door for a fraction of the cost of your idling motorcade," Cassandra concluded, adjusting her blazer. "True executive efficiency does not require a chauffeur. It requires a transit card."</w:t>
-      </w:r>
-    </w:p>
-    <w:p>
-      <w:r>
-        <w:t>Marcus stared at her, completely and utterly neutralized.</w:t>
-      </w:r>
-    </w:p>
-    <w:p>
-      <w:r>
-        <w:t>"Now," Cassandra smiled, her glacial armor melting back into polite, unbothered executive diplomacy. "If you will please clear a path through this crowd, I have a keynote to deliver, and my family would like to find their seats."</w:t>
-      </w:r>
-    </w:p>
-    <w:p>
-      <w:r>
-        <w:t xml:space="preserve">Marcus frantically waved the press pool aside. With Liz keeping a secure, grounding hand on David's shoulder and Casey walking closely beside them, Cassandra wheeled smoothly across the sunlit plaza. She left a trail of stunned reporters, a humiliated VIP handler, and a viral, irrefutable image of a </w:t>
-      </w:r>
-      <w:proofErr w:type="spellStart"/>
-      <w:r>
-        <w:t>BayPass</w:t>
-      </w:r>
-      <w:proofErr w:type="spellEnd"/>
-      <w:r>
-        <w:t xml:space="preserve"> card that would dominate Silicon Valley forums for the rest of the year.</w:t>
-      </w:r>
-    </w:p>
-    <w:p>
-      <w:pPr>
-        <w:pStyle w:val="Heading3"/>
-      </w:pPr>
-      <w:r>
-        <w:t xml:space="preserve">Part 3: The Keynote and the </w:t>
-      </w:r>
-      <w:proofErr w:type="spellStart"/>
-      <w:r>
-        <w:t>BayPass</w:t>
-      </w:r>
-      <w:proofErr w:type="spellEnd"/>
-      <w:r>
-        <w:t xml:space="preserve"> Question – 11:15 AM</w:t>
-      </w:r>
-    </w:p>
-    <w:p>
-      <w:r>
-        <w:t>The main auditorium of the McEnery Convention Center was packed to its absolute structural limit. Thousands of tech executives, venture capitalists, software engineers, and media outlets sat in the dimmed theater, the ambient hum of anticipation buzzing through the room.</w:t>
-      </w:r>
-    </w:p>
-    <w:p>
-      <w:r>
-        <w:t>In the front wing, securely insulated from the crowds, David, Liz, and Casey sat in reserved VIP seating. David was relaxed, his hand resting in Liz's, while Casey had her digital camera resting on her lap, entirely free from sensory overload.</w:t>
-      </w:r>
-    </w:p>
-    <w:p>
-      <w:r>
-        <w:t>The house lights faded to black.</w:t>
-      </w:r>
-    </w:p>
-    <w:p>
-      <w:r>
-        <w:t xml:space="preserve">Cassandra Vance rolled onto the massive, sunburst-lit stage without a handler, an assistant, or a security escort. She didn't use the standing podium on the left; she </w:t>
-      </w:r>
-      <w:proofErr w:type="gramStart"/>
-      <w:r>
-        <w:t>rolled</w:t>
-      </w:r>
-      <w:proofErr w:type="gramEnd"/>
-      <w:r>
-        <w:t xml:space="preserve"> dead-center, locked the brakes on her custom wheelchair, and swung the piano-black Quantum laptop on her articulated mounting arm directly in front of her.</w:t>
-      </w:r>
-    </w:p>
-    <w:p>
-      <w:r>
-        <w:lastRenderedPageBreak/>
-        <w:t xml:space="preserve">The audience—especially the dense clusters of Quantum employees wearing Blue Badges, affectionately known across the industry as </w:t>
-      </w:r>
-      <w:proofErr w:type="spellStart"/>
-      <w:proofErr w:type="gramStart"/>
       <w:r>
         <w:rPr>
           <w:i/>
@@ -10765,11 +8333,7 @@
       </w:r>
       <w:proofErr w:type="spellEnd"/>
       <w:r>
-        <w:t>—</w:t>
-      </w:r>
-      <w:proofErr w:type="gramEnd"/>
-      <w:r>
-        <w:t>erupted into a wall of applause.</w:t>
+        <w:t>—erupted into a wall of applause.</w:t>
       </w:r>
     </w:p>
     <w:p>
@@ -10804,33 +8368,30 @@
     </w:p>
     <w:p>
       <w:r>
-        <w:t xml:space="preserve">"Ms. Vance, congratulations on the keynote," the reporter began, holding up his tablet. "Before we get into software, I have to ask the question that is currently breaking the internet. Half an hour ago, photos went viral of you exiting an SVTA Light Rail train holding a blue </w:t>
+        <w:t>"Ms. Vance, congratulations on the keynote," the reporter began, holding up his tablet. "Before we get into software, I have to ask the question that is currently breaking the internet. Half an hour ago, photos went viral of you exiting an SVTA Light Rail train holding a blue BayPass card. Silicon Valley is currently debating whether this was a carefully calculated, highly performative PR stunt designed to humanize Quantum's market dominance. What are you trying to say to the industry with that ride?"</w:t>
+      </w:r>
+    </w:p>
+    <w:p>
+      <w:r>
+        <w:t>A quiet, awkward hush fell over the non-Quantum executives in the room. Julian Reed, sitting three rows back, leaned forward to hear her answer.</w:t>
+      </w:r>
+    </w:p>
+    <w:p>
+      <w:r>
+        <w:t xml:space="preserve">In the middle sections of the auditorium, a low, collective ripple of snickers and chuckles broke out among the hundreds of </w:t>
       </w:r>
       <w:proofErr w:type="spellStart"/>
       <w:r>
-        <w:t>BayPass</w:t>
+        <w:t>Quantineers</w:t>
       </w:r>
       <w:proofErr w:type="spellEnd"/>
       <w:r>
-        <w:t xml:space="preserve"> card. Silicon Valley is currently debating whether this was a </w:t>
-      </w:r>
-      <w:proofErr w:type="gramStart"/>
-      <w:r>
-        <w:t>carefully calculated</w:t>
-      </w:r>
-      <w:proofErr w:type="gramEnd"/>
-      <w:r>
-        <w:t>, highly performative PR stunt designed to humanize Quantum's market dominance. What are you trying to say to the industry with that ride?"</w:t>
-      </w:r>
-    </w:p>
-    <w:p>
-      <w:r>
-        <w:t>A quiet, awkward hush fell over the non-Quantum executives in the room. Julian Reed, sitting three rows back, leaned forward to hear her answer.</w:t>
-      </w:r>
-    </w:p>
-    <w:p>
-      <w:r>
-        <w:t xml:space="preserve">In the middle sections of the auditorium, a low, collective ripple of snickers and chuckles broke out among the hundreds of </w:t>
+        <w:t xml:space="preserve"> in attendance.</w:t>
+      </w:r>
+    </w:p>
+    <w:p>
+      <w:r>
+        <w:t xml:space="preserve">To the </w:t>
       </w:r>
       <w:proofErr w:type="spellStart"/>
       <w:r>
@@ -10838,12 +8399,40 @@
       </w:r>
       <w:proofErr w:type="spellEnd"/>
       <w:r>
-        <w:t xml:space="preserve"> in attendance.</w:t>
-      </w:r>
-    </w:p>
-    <w:p>
-      <w:r>
-        <w:t xml:space="preserve">To the </w:t>
+        <w:t xml:space="preserve">, the question was hysterically absurd. They knew that if you wanted to pitch a feature idea to Cassandra back in Redmond, you didn't schedule a meeting in Building 33—you stood at Bay 3 of the Overlake Transit Center at </w:t>
+      </w:r>
+      <w:r>
+        <w:t>8:00</w:t>
+      </w:r>
+      <w:r>
+        <w:t xml:space="preserve"> </w:t>
+      </w:r>
+      <w:r>
+        <w:t>A</w:t>
+      </w:r>
+      <w:r>
+        <w:t xml:space="preserve">M </w:t>
+      </w:r>
+      <w:r>
+        <w:t>on First Mondays</w:t>
+      </w:r>
+      <w:r>
+        <w:t>. To her employees, watching the Silicon Valley elite treat a light rail ride like a mystical, staged performance was the funniest thing they had seen all year.</w:t>
+      </w:r>
+    </w:p>
+    <w:p>
+      <w:r>
+        <w:t>Cassandra rested her hands on the wheels of her chair, looking directly at the reporter with a calm, analytical expression.</w:t>
+      </w:r>
+    </w:p>
+    <w:p>
+      <w:r>
+        <w:t>"I am not trying to 'say' anything to the industry, Steve," Cassandra replied smoothly, her voice carrying total, unvarnished logic. "I was trying to get to the convention center."</w:t>
+      </w:r>
+    </w:p>
+    <w:p>
+      <w:r>
+        <w:t xml:space="preserve">A burst of laughter erupted from the </w:t>
       </w:r>
       <w:proofErr w:type="spellStart"/>
       <w:r>
@@ -10851,48 +8440,6 @@
       </w:r>
       <w:proofErr w:type="spellEnd"/>
       <w:r>
-        <w:t xml:space="preserve">, the question was hysterically absurd. They knew that if you wanted to pitch a feature idea to Cassandra back in Redmond, you didn't schedule a meeting in Building 33—you stood at Bay 3 of the Overlake Transit Center at </w:t>
-      </w:r>
-      <w:r>
-        <w:t>8:00</w:t>
-      </w:r>
-      <w:r>
-        <w:t xml:space="preserve"> </w:t>
-      </w:r>
-      <w:r>
-        <w:t>A</w:t>
-      </w:r>
-      <w:r>
-        <w:t xml:space="preserve">M </w:t>
-      </w:r>
-      <w:r>
-        <w:t>on First Mondays</w:t>
-      </w:r>
-      <w:r>
-        <w:t>. To her employees, watching the Silicon Valley elite treat a light rail ride like a mystical, staged performance was the funniest thing they had seen all year.</w:t>
-      </w:r>
-    </w:p>
-    <w:p>
-      <w:r>
-        <w:t>Cassandra rested her hands on the wheels of her chair, looking directly at the reporter with a calm, analytical expression.</w:t>
-      </w:r>
-    </w:p>
-    <w:p>
-      <w:r>
-        <w:t>"I am not trying to 'say' anything to the industry, Steve," Cassandra replied smoothly, her voice carrying total, unvarnished logic. "I was trying to get to the convention center."</w:t>
-      </w:r>
-    </w:p>
-    <w:p>
-      <w:r>
-        <w:lastRenderedPageBreak/>
-        <w:t xml:space="preserve">A burst of laughter erupted from the </w:t>
-      </w:r>
-      <w:proofErr w:type="spellStart"/>
-      <w:r>
-        <w:t>Quantineers</w:t>
-      </w:r>
-      <w:proofErr w:type="spellEnd"/>
-      <w:r>
         <w:t xml:space="preserve"> in the audience.</w:t>
       </w:r>
     </w:p>
@@ -10949,15 +8496,7 @@
     </w:p>
     <w:p>
       <w:r>
-        <w:t xml:space="preserve">Landing a private corporate aircraft at Ronald Reagan Washington National Airport (DCA) is a logistical nightmare that most Fortune 500 companies actively avoid. Under post-9/11 federal security mandates, operating a private flight into the </w:t>
-      </w:r>
-      <w:proofErr w:type="gramStart"/>
-      <w:r>
-        <w:t>District’s</w:t>
-      </w:r>
-      <w:proofErr w:type="gramEnd"/>
-      <w:r>
-        <w:t xml:space="preserve"> primary airport requires navigating the rigid, exhaustive protocols of the DCA Access Standard Security Program (DASSP)—complete with armed armed-marshal manifests, physical TSA gate screenings at designated gateway airports, and direct federal authorization.</w:t>
+        <w:t>Landing a private corporate aircraft at Ronald Reagan Washington National Airport (DCA) is a logistical nightmare that most Fortune 500 companies actively avoid. Under post-9/11 federal security mandates, operating a private flight into the District’s primary airport requires navigating the rigid, exhaustive protocols of the DCA Access Standard Security Program (DASSP)—complete with armed armed-marshal manifests, physical TSA gate screenings at designated gateway airports, and direct federal authorization.</w:t>
       </w:r>
     </w:p>
     <w:p>
@@ -10967,7 +8506,6 @@
     </w:p>
     <w:p>
       <w:r>
-        <w:lastRenderedPageBreak/>
         <w:t>Cassandra Vance, however, explicitly mandated that Quantum maintain those exact federal permits. To the CEO of Quantum, the administrative friction of the DASSP clearance was a minor trade-off for a singular, mathematical triumph: DCA is the only airport in the National Capital Region with an elevated, climate-controlled skybridge connecting the tarmac directly to a Capital Transit station.</w:t>
       </w:r>
     </w:p>
@@ -10983,15 +8521,7 @@
     </w:p>
     <w:p>
       <w:r>
-        <w:t xml:space="preserve">Standing on the tarmac curb, clutching an </w:t>
-      </w:r>
-      <w:proofErr w:type="spellStart"/>
-      <w:r>
-        <w:t>mPad</w:t>
-      </w:r>
-      <w:proofErr w:type="spellEnd"/>
-      <w:r>
-        <w:t xml:space="preserve"> and actively sweating through his three-piece suit, was Greg—the senior K Street lobbyist assigned as Quantum’s chief D.C. handler. Behind him sat four blacked-out, armored </w:t>
+        <w:t xml:space="preserve">Standing on the tarmac curb, clutching an mPad and actively sweating through his three-piece suit, was Greg—the senior K Street lobbyist assigned as Quantum’s chief D.C. handler. Behind him sat four blacked-out, armored </w:t>
       </w:r>
       <w:r>
         <w:rPr>
@@ -11006,13 +8536,8 @@
     </w:p>
     <w:p>
       <w:r>
-        <w:t>"Ms. Vance! Welcome to Washington," Greg greeted, stepping forward with his arms slightly outstretched to herd the group toward the idling convoy. "We have the full executive protection detail staged. Arlington County Police cleared a rolling corridor for us on I-</w:t>
-      </w:r>
-      <w:proofErr w:type="gramStart"/>
-      <w:r>
-        <w:t>395—"</w:t>
-      </w:r>
-      <w:proofErr w:type="gramEnd"/>
+        <w:t>"Ms. Vance! Welcome to Washington," Greg greeted, stepping forward with his arms slightly outstretched to herd the group toward the idling convoy. "We have the full executive protection detail staged. Arlington County Police cleared a rolling corridor for us on I-395—"</w:t>
+      </w:r>
     </w:p>
     <w:p>
       <w:r>
@@ -11049,7 +8574,6 @@
     </w:p>
     <w:p>
       <w:r>
-        <w:lastRenderedPageBreak/>
         <w:t xml:space="preserve">"It’s an elevated rail grid, Greg," Cassandra corrected without breaking stride. "And your </w:t>
       </w:r>
       <w:proofErr w:type="spellStart"/>
@@ -11063,15 +8587,7 @@
     </w:p>
     <w:p>
       <w:r>
-        <w:t xml:space="preserve">"The George Washington Parkway is clear today!" Greg lied frantically, adjusting his </w:t>
-      </w:r>
-      <w:proofErr w:type="spellStart"/>
-      <w:r>
-        <w:t>mPad</w:t>
-      </w:r>
-      <w:proofErr w:type="spellEnd"/>
-      <w:r>
-        <w:t xml:space="preserve"> under his arm as he tried to match her pace. "Well—it's moderate-heavy! But the motorcade can push through!"</w:t>
+        <w:t>"The George Washington Parkway is clear today!" Greg lied frantically, adjusting his mPad under his arm as he tried to match her pace. "Well—it's moderate-heavy! But the motorcade can push through!"</w:t>
       </w:r>
     </w:p>
     <w:p>
@@ -11142,7 +8658,6 @@
     </w:p>
     <w:p>
       <w:r>
-        <w:lastRenderedPageBreak/>
         <w:t>The green arrows lit up, and the glass barrier gates slid open in unison. Cassandra, David, Liz, and Casey rolled and walked smoothly onto the platform side.</w:t>
       </w:r>
     </w:p>
@@ -11190,23 +8705,7 @@
     </w:p>
     <w:p>
       <w:r>
-        <w:t xml:space="preserve">"Yes, Greg. </w:t>
-      </w:r>
-      <w:proofErr w:type="gramStart"/>
-      <w:r>
-        <w:t>The</w:t>
-      </w:r>
-      <w:proofErr w:type="gramEnd"/>
-      <w:r>
-        <w:t xml:space="preserve"> Fenwick Bridge," Cassandra replied, adjusting her glasses as the silver Capital Transit train glided smoothly onto the platform above. "Select your fare and tap quickly. If you hurry, you'll only be fifteen minutes late </w:t>
-      </w:r>
-      <w:proofErr w:type="gramStart"/>
-      <w:r>
-        <w:t>to</w:t>
-      </w:r>
-      <w:proofErr w:type="gramEnd"/>
-      <w:r>
-        <w:t xml:space="preserve"> my opening statement. See you on Capitol Hill."</w:t>
+        <w:t>"Yes, Greg. The Fenwick Bridge," Cassandra replied, adjusting her glasses as the silver Capital Transit train glided smoothly onto the platform above. "Select your fare and tap quickly. If you hurry, you'll only be fifteen minutes late to my opening statement. See you on Capitol Hill."</w:t>
       </w:r>
     </w:p>
     <w:p>
@@ -11229,7 +8728,6 @@
     </w:p>
     <w:p>
       <w:r>
-        <w:lastRenderedPageBreak/>
         <w:t>The doors slid open on the upper-level platform.</w:t>
       </w:r>
     </w:p>
@@ -11255,15 +8753,7 @@
     </w:p>
     <w:p>
       <w:r>
-        <w:t xml:space="preserve">"I really wanted to see the new Silver Line," David murmured, looking down the dark tunnel. "I read all the documentation on the new </w:t>
-      </w:r>
-      <w:proofErr w:type="gramStart"/>
-      <w:r>
-        <w:t>routing</w:t>
-      </w:r>
-      <w:proofErr w:type="gramEnd"/>
-      <w:r>
-        <w:t xml:space="preserve"> through Tysons."</w:t>
+        <w:t>"I really wanted to see the new Silver Line," David murmured, looking down the dark tunnel. "I read all the documentation on the new routing through Tysons."</w:t>
       </w:r>
     </w:p>
     <w:p>
@@ -11293,7 +8783,6 @@
     </w:p>
     <w:p>
       <w:r>
-        <w:lastRenderedPageBreak/>
         <w:t xml:space="preserve">A set of track lights suddenly illuminated the tunnel walls, followed by the rumble of an approaching train. The digital board flashed: </w:t>
       </w:r>
       <w:r>
@@ -11309,15 +8798,7 @@
     </w:p>
     <w:p>
       <w:r>
-        <w:t xml:space="preserve">The train </w:t>
-      </w:r>
-      <w:proofErr w:type="gramStart"/>
-      <w:r>
-        <w:t>hissed to</w:t>
-      </w:r>
-      <w:proofErr w:type="gramEnd"/>
-      <w:r>
-        <w:t xml:space="preserve"> a halt. Cassandra rolled effortlessly across the threshold, locking her brakes as her family flanked her.</w:t>
+        <w:t>The train hissed to a halt. Cassandra rolled effortlessly across the threshold, locking her brakes as her family flanked her.</w:t>
       </w:r>
     </w:p>
     <w:p>
@@ -11363,7 +8844,15 @@
       </w:r>
       <w:proofErr w:type="spellEnd"/>
       <w:r>
-        <w:t xml:space="preserve"> faregate at DCA, he was currently three train stops behind them. If he had panicked and sprinted back to his armored motorcade, he and four blacked-out Apex Mountaineers were currently stuck in absolute, soul-crushing gridlock on the Shirley Highway or creeping at three miles per hour across the 14th Street Bridge.</w:t>
+        <w:t xml:space="preserve"> </w:t>
+      </w:r>
+      <w:proofErr w:type="spellStart"/>
+      <w:r>
+        <w:t>faregate</w:t>
+      </w:r>
+      <w:proofErr w:type="spellEnd"/>
+      <w:r>
+        <w:t xml:space="preserve"> at DCA, he was currently three train stops behind them. If he had panicked and sprinted back to his armored motorcade, he and four blacked-out Apex Mountaineers were currently stuck in absolute, soul-crushing gridlock on the Shirley Highway or creeping at three miles per hour across the 14th Street Bridge.</w:t>
       </w:r>
     </w:p>
     <w:p>
@@ -11373,7 +8862,6 @@
     </w:p>
     <w:p>
       <w:r>
-        <w:lastRenderedPageBreak/>
         <w:t>Cassandra wheeled herself down the center aisle of the committee room, her manual power-assist chair silent on the carpet.</w:t>
       </w:r>
     </w:p>
@@ -11439,7 +8927,6 @@
     </w:p>
     <w:p>
       <w:r>
-        <w:lastRenderedPageBreak/>
         <w:t>Chairman Hayes nodded immediately, holding up a hand to quiet Senator Thomas. "The Chair recognizes the medical accommodation. Nurse Vance is permitted to remain at the witness table. His presence is fully welcomed by this committee."</w:t>
       </w:r>
     </w:p>
@@ -11450,23 +8937,7 @@
     </w:p>
     <w:p>
       <w:r>
-        <w:t xml:space="preserve">Cassandra swung her mounted Quantum laptop into position, its screen illuminating her dark blazer and clear, analytical eyes. She reached into her messenger bag, pulled out a sleek, brushed-aluminum </w:t>
-      </w:r>
-      <w:proofErr w:type="spellStart"/>
-      <w:r>
-        <w:t>MagnaByte</w:t>
-      </w:r>
-      <w:proofErr w:type="spellEnd"/>
-      <w:r>
-        <w:t xml:space="preserve"> </w:t>
-      </w:r>
-      <w:proofErr w:type="spellStart"/>
-      <w:r>
-        <w:t>mPad</w:t>
-      </w:r>
-      <w:proofErr w:type="spellEnd"/>
-      <w:r>
-        <w:t>—the flagship device of Quantum’s fiercest hardware rival—and set it beside her laptop.</w:t>
+        <w:t>Cassandra swung her mounted Quantum laptop into position, its screen illuminating her dark blazer and clear, analytical eyes. She reached into her messenger bag, pulled out a sleek, brushed-aluminum MagnaByte mPad—the flagship device of Quantum’s fiercest hardware rival—and set it beside her laptop.</w:t>
       </w:r>
     </w:p>
     <w:p>
@@ -11476,23 +8947,7 @@
     </w:p>
     <w:p>
       <w:r>
-        <w:t xml:space="preserve">Seeing the CEO of Quantum pull out a </w:t>
-      </w:r>
-      <w:proofErr w:type="spellStart"/>
-      <w:r>
-        <w:t>MagnaByte</w:t>
-      </w:r>
-      <w:proofErr w:type="spellEnd"/>
-      <w:r>
-        <w:t xml:space="preserve"> </w:t>
-      </w:r>
-      <w:proofErr w:type="spellStart"/>
-      <w:r>
-        <w:t>mPad</w:t>
-      </w:r>
-      <w:proofErr w:type="spellEnd"/>
-      <w:r>
-        <w:t xml:space="preserve"> at a high-stakes congressional hearing looked to the press like a calculated, passive-aggressive statement about cross-platform software. In reality, Cassandra used it simply because her pragmatic engineering brain recognized it as the absolute best hardware for rendering PDF exhibits. Tool pragmatism always trumped corporate dogma.</w:t>
+        <w:t>Seeing the CEO of Quantum pull out a MagnaByte mPad at a high-stakes congressional hearing looked to the press like a calculated, passive-aggressive statement about cross-platform software. In reality, Cassandra used it simply because her pragmatic engineering brain recognized it as the absolute best hardware for rendering PDF exhibits. Tool pragmatism always trumped corporate dogma.</w:t>
       </w:r>
     </w:p>
     <w:p>
@@ -11525,15 +8980,7 @@
     </w:p>
     <w:p>
       <w:r>
-        <w:t xml:space="preserve">"A very inspiring statement, Ms. Vance," Senator Thomas interrupted, tapping </w:t>
-      </w:r>
-      <w:proofErr w:type="gramStart"/>
-      <w:r>
-        <w:t>a printed</w:t>
-      </w:r>
-      <w:proofErr w:type="gramEnd"/>
-      <w:r>
-        <w:t xml:space="preserve"> news clipping on his desk. "But before this committee discusses 'corporate responsibility,' let's address corporate </w:t>
+        <w:t xml:space="preserve">"A very inspiring statement, Ms. Vance," Senator Thomas interrupted, tapping a printed news clipping on his desk. "But before this committee discusses 'corporate responsibility,' let's address corporate </w:t>
       </w:r>
       <w:r>
         <w:rPr>
@@ -11553,16 +9000,7 @@
     </w:p>
     <w:p>
       <w:r>
-        <w:lastRenderedPageBreak/>
-        <w:t xml:space="preserve">Sitting beside her, David didn't look nervous; he simply tapped a command on his tablet, linking Cassandra's </w:t>
-      </w:r>
-      <w:proofErr w:type="spellStart"/>
-      <w:r>
-        <w:t>mPad</w:t>
-      </w:r>
-      <w:proofErr w:type="spellEnd"/>
-      <w:r>
-        <w:t xml:space="preserve"> directly to the committee's main display array.</w:t>
+        <w:t>Sitting beside her, David didn't look nervous; he simply tapped a command on his tablet, linking Cassandra's mPad directly to the committee's main display array.</w:t>
       </w:r>
     </w:p>
     <w:p>
@@ -11586,15 +9024,7 @@
     </w:p>
     <w:p>
       <w:r>
-        <w:t xml:space="preserve">"The exhibit on your screen is Quantum’s official travel log for this deployment," Cassandra explained, her voice echoing with lethal clarity through the marble chamber. "As you can see, when my family travels with me, my LPN brother, my sister, and my sister-in-law share a single hotel suite at the Willard. My brother and his wife take one bed, my sister takes the second, and I sleep on the pull-out </w:t>
-      </w:r>
-      <w:proofErr w:type="gramStart"/>
-      <w:r>
-        <w:t>sofa</w:t>
-      </w:r>
-      <w:proofErr w:type="gramEnd"/>
-      <w:r>
-        <w:t xml:space="preserve"> so my nurse is in immediate proximity."</w:t>
+        <w:t>"The exhibit on your screen is Quantum’s official travel log for this deployment," Cassandra explained, her voice echoing with lethal clarity through the marble chamber. "As you can see, when my family travels with me, my LPN brother, my sister, and my sister-in-law share a single hotel suite at the Willard. My brother and his wife take one bed, my sister takes the second, and I sleep on the pull-out sofa so my nurse is in immediate proximity."</w:t>
       </w:r>
     </w:p>
     <w:p>
@@ -11634,31 +9064,7 @@
     </w:p>
     <w:p>
       <w:r>
-        <w:t xml:space="preserve">"Now," Cassandra said softly, her fingers flying across her </w:t>
-      </w:r>
-      <w:proofErr w:type="spellStart"/>
-      <w:r>
-        <w:t>MagnaByte</w:t>
-      </w:r>
-      <w:proofErr w:type="spellEnd"/>
-      <w:r>
-        <w:t xml:space="preserve"> </w:t>
-      </w:r>
-      <w:proofErr w:type="spellStart"/>
-      <w:r>
-        <w:t>mPad</w:t>
-      </w:r>
-      <w:proofErr w:type="spellEnd"/>
-      <w:r>
-        <w:t>, "</w:t>
-      </w:r>
-      <w:proofErr w:type="gramStart"/>
-      <w:r>
-        <w:t>since</w:t>
-      </w:r>
-      <w:proofErr w:type="gramEnd"/>
-      <w:r>
-        <w:t xml:space="preserve"> this committee is suddenly interested in the ethics of travel expense reporting, let us compare ledgers."</w:t>
+        <w:t>"Now," Cassandra said softly, her fingers flying across her MagnaByte mPad, "since this committee is suddenly interested in the ethics of travel expense reporting, let us compare ledgers."</w:t>
       </w:r>
     </w:p>
     <w:p>
@@ -11678,7 +9084,6 @@
     </w:p>
     <w:p>
       <w:r>
-        <w:lastRenderedPageBreak/>
         <w:t>"By contrast," Cassandra added, turning her gaze toward Chairman Hayes, "Chairman Hayes has maintained a 100% itemized, publicly audited travel log for fourteen years, accounting for every single $2.25 Metro fare out of his own pocket."</w:t>
       </w:r>
     </w:p>
@@ -11722,13 +9127,8 @@
     </w:p>
     <w:p>
       <w:r>
-        <w:t xml:space="preserve">Chairman Hayes cleared his throat, effectively resetting the room. "Moving on to matters of actual substance, Ms. Vance. I'd like to direct your attention to the cybersecurity frameworks proposed in Section 4 of the infrastructure </w:t>
-      </w:r>
-      <w:proofErr w:type="gramStart"/>
-      <w:r>
-        <w:t>bill—"</w:t>
-      </w:r>
-      <w:proofErr w:type="gramEnd"/>
+        <w:t>Chairman Hayes cleared his throat, effectively resetting the room. "Moving on to matters of actual substance, Ms. Vance. I'd like to direct your attention to the cybersecurity frameworks proposed in Section 4 of the infrastructure bill—"</w:t>
+      </w:r>
     </w:p>
     <w:p>
       <w:r>
@@ -11752,7 +9152,6 @@
     </w:p>
     <w:p>
       <w:r>
-        <w:lastRenderedPageBreak/>
         <w:t>With absolute, practiced efficiency, David unzipped the secondary compartment of his leather medical kit. He withdrew a compact, near-silent digital wrist sphygmomanometer and slipped it over Cassandra’s cuff, tapping the activation button. As the cuff gently inflated with a faint, imperceptible hum, he checked the reading on the pulse oximeter already clipped to her finger.</w:t>
       </w:r>
     </w:p>
@@ -11793,15 +9192,7 @@
     </w:p>
     <w:p>
       <w:r>
-        <w:t xml:space="preserve">He withdrew the needle, applied a small sterile gauze pad with a piece of medical tape, and instantly deposited the used syringe into a compact, travel-safe sharps container inside his bag. Cassandra smoothly rolled </w:t>
-      </w:r>
-      <w:proofErr w:type="gramStart"/>
-      <w:r>
-        <w:t>her sleeve back down</w:t>
-      </w:r>
-      <w:proofErr w:type="gramEnd"/>
-      <w:r>
-        <w:t>, completely unbothered, her focus never leaving the Senators.</w:t>
+        <w:t>He withdrew the needle, applied a small sterile gauze pad with a piece of medical tape, and instantly deposited the used syringe into a compact, travel-safe sharps container inside his bag. Cassandra smoothly rolled her sleeve back down, completely unbothered, her focus never leaving the Senators.</w:t>
       </w:r>
     </w:p>
     <w:p>
@@ -11818,21 +9209,12 @@
     </w:p>
     <w:p>
       <w:r>
-        <w:lastRenderedPageBreak/>
         <w:t>He closed the kit, zipped it shut, and rested his hands comfortably back in his lap, resuming his quiet overwatch.</w:t>
       </w:r>
     </w:p>
     <w:p>
       <w:r>
-        <w:t xml:space="preserve">The entire medical intervention </w:t>
-      </w:r>
-      <w:proofErr w:type="gramStart"/>
-      <w:r>
-        <w:t>had taken</w:t>
-      </w:r>
-      <w:proofErr w:type="gramEnd"/>
-      <w:r>
-        <w:t xml:space="preserve"> less than sixty seconds. It had been executed with zero disruption to the congressional record, zero hesitation, and absolute dignity.</w:t>
+        <w:t>The entire medical intervention had taken less than sixty seconds. It had been executed with zero disruption to the congressional record, zero hesitation, and absolute dignity.</w:t>
       </w:r>
     </w:p>
     <w:p>
@@ -11910,32 +9292,12 @@
     </w:p>
     <w:p>
       <w:r>
-        <w:t xml:space="preserve">Walking down the center carpet was Senator Patricia "Patty" Morrison of Washington State. Born and raised in Bothell, the veteran lawmaker was a proud product of the Puget Sound area, currently in the thick of her 2014 reelection campaign. As a relentless champion for </w:t>
-      </w:r>
-      <w:r>
-        <w:lastRenderedPageBreak/>
-        <w:t>Pacific Northwest infrastructure, Morrison had watched the morning's testimony with sheer delight.</w:t>
-      </w:r>
-    </w:p>
-    <w:p>
-      <w:r>
-        <w:t xml:space="preserve">"Senator Morrison," Cassandra </w:t>
-      </w:r>
-      <w:proofErr w:type="gramStart"/>
-      <w:r>
-        <w:t>greeted</w:t>
-      </w:r>
-      <w:proofErr w:type="gramEnd"/>
-      <w:r>
-        <w:t xml:space="preserve"> warmly, stopping her chair and extending </w:t>
-      </w:r>
-      <w:proofErr w:type="gramStart"/>
-      <w:r>
-        <w:t>a hand</w:t>
-      </w:r>
-      <w:proofErr w:type="gramEnd"/>
-      <w:r>
-        <w:t>. "It's good to see you."</w:t>
+        <w:t>Walking down the center carpet was Senator Patricia "Patty" Morrison of Washington State. Born and raised in Bothell, the veteran lawmaker was a proud product of the Puget Sound area, currently in the thick of her 2014 reelection campaign. As a relentless champion for Pacific Northwest infrastructure, Morrison had watched the morning's testimony with sheer delight.</w:t>
+      </w:r>
+    </w:p>
+    <w:p>
+      <w:r>
+        <w:t>"Senator Morrison," Cassandra greeted warmly, stopping her chair and extending a hand. "It's good to see you."</w:t>
       </w:r>
     </w:p>
     <w:p>
@@ -11950,28 +9312,12 @@
     </w:p>
     <w:p>
       <w:r>
-        <w:t xml:space="preserve">She guided them onto the platform of the Capitol Subway </w:t>
-      </w:r>
-      <w:proofErr w:type="gramStart"/>
-      <w:r>
-        <w:t>System—</w:t>
-      </w:r>
-      <w:proofErr w:type="gramEnd"/>
-      <w:r>
-        <w:t>the small, open-top underground train that shuttles lawmakers beneath Capitol Hill.</w:t>
-      </w:r>
-    </w:p>
-    <w:p>
-      <w:r>
-        <w:t xml:space="preserve">David's eyes lit up instantly. An open-top electric monorail running through private, vaulted government tunnels was an unexpected transit </w:t>
-      </w:r>
-      <w:proofErr w:type="gramStart"/>
-      <w:r>
-        <w:t>treat</w:t>
-      </w:r>
-      <w:proofErr w:type="gramEnd"/>
-      <w:r>
-        <w:t>.</w:t>
+        <w:t>She guided them onto the platform of the Capitol Subway System—the small, open-top underground train that shuttles lawmakers beneath Capitol Hill.</w:t>
+      </w:r>
+    </w:p>
+    <w:p>
+      <w:r>
+        <w:t>David's eyes lit up instantly. An open-top electric monorail running through private, vaulted government tunnels was an unexpected transit treat.</w:t>
       </w:r>
     </w:p>
     <w:p>
@@ -11996,19 +9342,7 @@
     </w:p>
     <w:p>
       <w:r>
-        <w:t xml:space="preserve">"Infrastructure isn't an expense, Senator; it's a foundation," Cassandra replied smoothly as the subway car hissed to a stop beneath the Capitol. "And next time you're back home in </w:t>
-      </w:r>
-      <w:r>
-        <w:lastRenderedPageBreak/>
-        <w:t xml:space="preserve">Bothell, let me know. I'll personally buy your </w:t>
-      </w:r>
-      <w:proofErr w:type="gramStart"/>
-      <w:r>
-        <w:t>fare</w:t>
-      </w:r>
-      <w:proofErr w:type="gramEnd"/>
-      <w:r>
-        <w:t xml:space="preserve"> and we can take a TAPS bus ride together down the I-405 corridor."</w:t>
+        <w:t>"Infrastructure isn't an expense, Senator; it's a foundation," Cassandra replied smoothly as the subway car hissed to a stop beneath the Capitol. "And next time you're back home in Bothell, let me know. I'll personally buy your fare and we can take a TAPS bus ride together down the I-405 corridor."</w:t>
       </w:r>
     </w:p>
     <w:p>
@@ -12018,15 +9352,7 @@
     </w:p>
     <w:p>
       <w:r>
-        <w:t xml:space="preserve">Exiting the Capitol through the plaza doors, the pack stepped out into the brilliant Mid-Atlantic sunshine. The air was warm, a soft breeze rustling the trees along the </w:t>
-      </w:r>
-      <w:proofErr w:type="gramStart"/>
-      <w:r>
-        <w:t>Mall</w:t>
-      </w:r>
-      <w:proofErr w:type="gramEnd"/>
-      <w:r>
-        <w:t>. It was a beautiful day.</w:t>
+        <w:t>Exiting the Capitol through the plaza doors, the pack stepped out into the brilliant Mid-Atlantic sunshine. The air was warm, a soft breeze rustling the trees along the Mall. It was a beautiful day.</w:t>
       </w:r>
     </w:p>
     <w:p>
@@ -12066,15 +9392,7 @@
     </w:p>
     <w:p>
       <w:r>
-        <w:t xml:space="preserve">They set off down the wide, flat, wheel-friendly concrete pathways of the </w:t>
-      </w:r>
-      <w:proofErr w:type="gramStart"/>
-      <w:r>
-        <w:t>Mall</w:t>
-      </w:r>
-      <w:proofErr w:type="gramEnd"/>
-      <w:r>
-        <w:t>, enjoying the open air. Casey immediately pulled out her camera to photograph the towering monuments framing the horizon, while Liz and David walked side-by-side, soaking in the quiet afternoon.</w:t>
+        <w:t>They set off down the wide, flat, wheel-friendly concrete pathways of the Mall, enjoying the open air. Casey immediately pulled out her camera to photograph the towering monuments framing the horizon, while Liz and David walked side-by-side, soaking in the quiet afternoon.</w:t>
       </w:r>
     </w:p>
     <w:p>
@@ -12084,15 +9402,7 @@
     </w:p>
     <w:p>
       <w:r>
-        <w:t xml:space="preserve">It was Greg, the K Street lobbyist. Having finally abandoned his trapped motorcade of Apex Mountaineers on </w:t>
-      </w:r>
-      <w:proofErr w:type="gramStart"/>
-      <w:r>
-        <w:t>the 14th</w:t>
-      </w:r>
-      <w:proofErr w:type="gramEnd"/>
-      <w:r>
-        <w:t xml:space="preserve"> Street Bridge and sprinted up Capitol Hill, he had arrived at the committee room only to find it completely empty.</w:t>
+        <w:t>It was Greg, the K Street lobbyist. Having finally abandoned his trapped motorcade of Apex Mountaineers on the 14th Street Bridge and sprinted up Capitol Hill, he had arrived at the committee room only to find it completely empty.</w:t>
       </w:r>
     </w:p>
     <w:p>
@@ -12107,15 +9417,7 @@
     </w:p>
     <w:p>
       <w:r>
-        <w:t xml:space="preserve">Behind Greg, the entire K Street handling team was in a tailspin, frantically trying to figure out why the CEO of Quantum was moving on foot toward the </w:t>
-      </w:r>
-      <w:proofErr w:type="gramStart"/>
-      <w:r>
-        <w:t>Mall</w:t>
-      </w:r>
-      <w:proofErr w:type="gramEnd"/>
-      <w:r>
-        <w:t xml:space="preserve"> instead of heading to a high-priced corporate luncheon.</w:t>
+        <w:t>Behind Greg, the entire K Street handling team was in a tailspin, frantically trying to figure out why the CEO of Quantum was moving on foot toward the Mall instead of heading to a high-priced corporate luncheon.</w:t>
       </w:r>
     </w:p>
     <w:p>
@@ -12125,21 +9427,12 @@
     </w:p>
     <w:p>
       <w:r>
-        <w:lastRenderedPageBreak/>
         <w:t>"There is no emergency, Greg," Cassandra answered calmly, her tone dropping into a warm, unyielding register. "I finished my testimony, I had a lovely subway ride with Senator Morrison, and now I am fulfilling a promise."</w:t>
       </w:r>
     </w:p>
     <w:p>
       <w:r>
-        <w:t xml:space="preserve">"A promise?!" Greg stammered. "To </w:t>
-      </w:r>
-      <w:proofErr w:type="gramStart"/>
-      <w:r>
-        <w:t>who</w:t>
-      </w:r>
-      <w:proofErr w:type="gramEnd"/>
-      <w:r>
-        <w:t>?! What conference?!"</w:t>
+        <w:t>"A promise?!" Greg stammered. "To who?! What conference?!"</w:t>
       </w:r>
     </w:p>
     <w:p>
@@ -12188,15 +9481,7 @@
     </w:p>
     <w:p>
       <w:r>
-        <w:t xml:space="preserve">When Cassandra wheeled back out into the concourse, she looked </w:t>
-      </w:r>
-      <w:proofErr w:type="gramStart"/>
-      <w:r>
-        <w:t>absolutely indistinguishable</w:t>
-      </w:r>
-      <w:proofErr w:type="gramEnd"/>
-      <w:r>
-        <w:t xml:space="preserve"> from the thousands of other tourists navigating the National Mall. She blended in perfectly, which was exactly the tactical advantage she wanted. There were no bodyguards, no PR handlers, and no flashing cameras. She was just an older sister on vacation with her family.</w:t>
+        <w:t>When Cassandra wheeled back out into the concourse, she looked absolutely indistinguishable from the thousands of other tourists navigating the National Mall. She blended in perfectly, which was exactly the tactical advantage she wanted. There were no bodyguards, no PR handlers, and no flashing cameras. She was just an older sister on vacation with her family.</w:t>
       </w:r>
     </w:p>
     <w:p>
@@ -12216,51 +9501,34 @@
     </w:p>
     <w:p>
       <w:r>
-        <w:t xml:space="preserve">The table was soon crowded with red plastic trays piled high with standard-issue cheeseburgers, heavily salted </w:t>
+        <w:t>The table was soon crowded with red plastic trays piled high with standard-issue cheeseburgers, heavily salted french fries, and large fountain sodas. It was about as far from a high-end K Street lobbying luncheon as physically possible, and the pack couldn't have been happier.</w:t>
+      </w:r>
+    </w:p>
+    <w:p>
+      <w:r>
+        <w:t>"Alright, here is the itinerary," Cassandra said, stealing a french fry from David's tray and pointing to a digital map on her phone. "We have the entire afternoon to explore the exhibits. Whenever we're tired, we'll head back outside, roll up the street to L'Enfant Plaza, and catch either the Orange or Blue Line."</w:t>
+      </w:r>
+    </w:p>
+    <w:p>
+      <w:r>
+        <w:t>"Where's the hotel?" Liz asked, dipping a fry into a pool of ketchup.</w:t>
+      </w:r>
+    </w:p>
+    <w:p>
+      <w:r>
+        <w:t>"Farragut Square," Cassandra smiled. "We take the train to Farragut West, take the elevator up to street level, and our lobby is literally a block away. We can just crash."</w:t>
+      </w:r>
+    </w:p>
+    <w:p>
+      <w:r>
+        <w:t xml:space="preserve">David took a bite of his burger, his eyes drifting out of the food court toward the massive, suspended aircraft hanging in the adjacent exhibition hall. His earlier anxiety from the flashbulbs at the light rail station was completely gone, replaced by the deep, focused hum of his astronomy and aviation </w:t>
       </w:r>
       <w:proofErr w:type="spellStart"/>
       <w:r>
-        <w:t>french</w:t>
+        <w:t>hyperfixations</w:t>
       </w:r>
       <w:proofErr w:type="spellEnd"/>
       <w:r>
-        <w:t xml:space="preserve"> fries, and large fountain sodas. It was about as far from a high-end K Street lobbying luncheon as physically possible, and the pack couldn't have been happier.</w:t>
-      </w:r>
-    </w:p>
-    <w:p>
-      <w:r>
-        <w:lastRenderedPageBreak/>
-        <w:t xml:space="preserve">"Alright, here is the itinerary," Cassandra said, stealing a </w:t>
-      </w:r>
-      <w:proofErr w:type="spellStart"/>
-      <w:r>
-        <w:t>french</w:t>
-      </w:r>
-      <w:proofErr w:type="spellEnd"/>
-      <w:r>
-        <w:t xml:space="preserve"> fry from David's tray and pointing to a digital map on her phone. "We have the entire afternoon to explore the exhibits. Whenever we're tired, we'll head back outside, roll up the street to L'Enfant Plaza, and catch either the Orange or Blue Line."</w:t>
-      </w:r>
-    </w:p>
-    <w:p>
-      <w:r>
-        <w:t>"Where's the hotel?" Liz asked, dipping a fry into a pool of ketchup.</w:t>
-      </w:r>
-    </w:p>
-    <w:p>
-      <w:r>
-        <w:t>"Farragut Square," Cassandra smiled. "We take the train to Farragut West, take the elevator up to street level, and our lobby is literally a block away. We can just crash."</w:t>
-      </w:r>
-    </w:p>
-    <w:p>
-      <w:r>
-        <w:t xml:space="preserve">David took a bite of his burger, his eyes drifting out of the food court toward the massive, suspended aircraft hanging in the adjacent exhibition hall. His earlier anxiety from the flashbulbs at the light rail station was completely gone, replaced by the deep, focused hum of his astronomy and aviation </w:t>
-      </w:r>
-      <w:proofErr w:type="spellStart"/>
-      <w:r>
-        <w:t>hyperfixations</w:t>
-      </w:r>
-      <w:proofErr w:type="spellEnd"/>
-      <w:r>
         <w:t>.</w:t>
       </w:r>
     </w:p>
@@ -12276,15 +9544,7 @@
     </w:p>
     <w:p>
       <w:r>
-        <w:t xml:space="preserve">To the rest of the world, Cassandra Vance was a titan of industry. But as she sat in a plastic booth in a crowded Rocket Burger, watching David happily explain orbital mechanics to Liz while Casey reviewed the photos on her digital camera, her true hierarchy of needs was glaringly obvious. Her autistic younger brother and sister were the absolute center of her universe. Managing Quantum was just her day job; protecting and </w:t>
-      </w:r>
-      <w:proofErr w:type="gramStart"/>
-      <w:r>
-        <w:t>providing for</w:t>
-      </w:r>
-      <w:proofErr w:type="gramEnd"/>
-      <w:r>
-        <w:t xml:space="preserve"> her pack was her actual life's work.</w:t>
+        <w:t>To the rest of the world, Cassandra Vance was a titan of industry. But as she sat in a plastic booth in a crowded Rocket Burger, watching David happily explain orbital mechanics to Liz while Casey reviewed the photos on her digital camera, her true hierarchy of needs was glaringly obvious. Her autistic younger brother and sister were the absolute center of her universe. Managing Quantum was just her day job; protecting and providing for her pack was her actual life's work.</w:t>
       </w:r>
     </w:p>
     <w:p>
@@ -12308,15 +9568,7 @@
     </w:p>
     <w:p>
       <w:r>
-        <w:t xml:space="preserve">The large-format theater inside the Finch Air and Space Museum required </w:t>
-      </w:r>
-      <w:proofErr w:type="gramStart"/>
-      <w:r>
-        <w:t>a strict</w:t>
-      </w:r>
-      <w:proofErr w:type="gramEnd"/>
-      <w:r>
-        <w:t xml:space="preserve"> adherence to civilian etiquette. Before joining the queue for the documentary, the pack stopped at the front visitor counter, checking their heavy weekend duffel bags with the attendant so they wouldn't have to haul them through the crowded theater aisles.</w:t>
+        <w:t>The large-format theater inside the Finch Air and Space Museum required a strict adherence to civilian etiquette. Before joining the queue for the documentary, the pack stopped at the front visitor counter, checking their heavy weekend duffel bags with the attendant so they wouldn't have to haul them through the crowded theater aisles.</w:t>
       </w:r>
     </w:p>
     <w:p>
@@ -12331,7 +9583,6 @@
     </w:p>
     <w:p>
       <w:r>
-        <w:lastRenderedPageBreak/>
         <w:t>David, Liz, and Casey followed suit. To Cassandra, shutting down her digital connection in a movie theater wasn't just common courtesy; it was a sacred boundary. Quantum’s executive suite in Redmond knew her itinerary down to the minute. Marcus, her Chief of Staff, had explicitly noted the ninety-minute communications blackout on the master schedule.</w:t>
       </w:r>
     </w:p>
@@ -12401,15 +9652,7 @@
     </w:p>
     <w:p>
       <w:r>
-        <w:t xml:space="preserve">[2:05 PM] Pierce (Manhattan PR): Greg says you've been offline for an hour. Are you still on the </w:t>
-      </w:r>
-      <w:proofErr w:type="gramStart"/>
-      <w:r>
-        <w:t>Mall</w:t>
-      </w:r>
-      <w:proofErr w:type="gramEnd"/>
-      <w:r>
-        <w:t>? Do we need to dispatch Capitol Police to your last known coordinates?!</w:t>
+        <w:t>[2:05 PM] Pierce (Manhattan PR): Greg says you've been offline for an hour. Are you still on the Mall? Do we need to dispatch Capitol Police to your last known coordinates?!</w:t>
       </w:r>
     </w:p>
     <w:p>
@@ -12439,7 +9682,6 @@
     </w:p>
     <w:p>
       <w:r>
-        <w:lastRenderedPageBreak/>
         <w:t xml:space="preserve">[2:31 PM] Cassandra Vance: </w:t>
       </w:r>
       <w:r>
@@ -12513,45 +9755,17 @@
     </w:p>
     <w:p>
       <w:r>
-        <w:t xml:space="preserve">They descended in the elevator to the lower platform, </w:t>
-      </w:r>
-      <w:proofErr w:type="gramStart"/>
-      <w:r>
-        <w:t>bypassing</w:t>
-      </w:r>
-      <w:proofErr w:type="gramEnd"/>
-      <w:r>
-        <w:t xml:space="preserve"> the </w:t>
-      </w:r>
-      <w:proofErr w:type="gramStart"/>
-      <w:r>
-        <w:t>Red and Yellow</w:t>
-      </w:r>
-      <w:proofErr w:type="gramEnd"/>
-      <w:r>
-        <w:t xml:space="preserve"> lines entirely. Within minutes, a silver Blue Line train hissed to a halt. The doors opened flush with the platform, and the pack boarded effortlessly.</w:t>
-      </w:r>
-    </w:p>
-    <w:p>
-      <w:r>
-        <w:t xml:space="preserve">The ride through the heart of the </w:t>
-      </w:r>
-      <w:proofErr w:type="gramStart"/>
-      <w:r>
-        <w:t>District</w:t>
-      </w:r>
-      <w:proofErr w:type="gramEnd"/>
-      <w:r>
-        <w:t xml:space="preserve"> was smooth and cool. After just a few stops, the train arrived at Farragut West.</w:t>
-      </w:r>
-    </w:p>
-    <w:p>
-      <w:r>
-        <w:t xml:space="preserve">Cassandra rolled off the train, guiding her family to the street-level elevator. When the doors opened, they stepped out into the bustling evening air of Farragut Square. The heavy, </w:t>
-      </w:r>
-      <w:r>
-        <w:lastRenderedPageBreak/>
-        <w:t>humid D.C. heat had begun to break, and the lush green park in the center of the square was filled with commuters heading home.</w:t>
+        <w:t>They descended in the elevator to the lower platform, bypassing the Red and Yellow lines entirely. Within minutes, a silver Blue Line train hissed to a halt. The doors opened flush with the platform, and the pack boarded effortlessly.</w:t>
+      </w:r>
+    </w:p>
+    <w:p>
+      <w:r>
+        <w:t>The ride through the heart of the District was smooth and cool. After just a few stops, the train arrived at Farragut West.</w:t>
+      </w:r>
+    </w:p>
+    <w:p>
+      <w:r>
+        <w:t>Cassandra rolled off the train, guiding her family to the street-level elevator. When the doors opened, they stepped out into the bustling evening air of Farragut Square. The heavy, humid D.C. heat had begun to break, and the lush green park in the center of the square was filled with commuters heading home.</w:t>
       </w:r>
     </w:p>
     <w:p>
@@ -12574,15 +9788,7 @@
     </w:p>
     <w:p>
       <w:r>
-        <w:t xml:space="preserve">Greg and Pierce were standing on the crushed gravel path near the center of the </w:t>
-      </w:r>
-      <w:proofErr w:type="gramStart"/>
-      <w:r>
-        <w:t>Mall</w:t>
-      </w:r>
-      <w:proofErr w:type="gramEnd"/>
-      <w:r>
-        <w:t xml:space="preserve">, their designer suits sticking to their backs in the suffocating D.C. humidity. They were positioned strategically next to the concrete entrance canopy of the </w:t>
+        <w:t xml:space="preserve">Greg and Pierce were standing on the crushed gravel path near the center of the Mall, their designer suits sticking to their backs in the suffocating D.C. humidity. They were positioned strategically next to the concrete entrance canopy of the </w:t>
       </w:r>
       <w:r>
         <w:rPr>
@@ -12592,15 +9798,7 @@
         <w:t>Finch Metro Station</w:t>
       </w:r>
       <w:r>
-        <w:t xml:space="preserve"> (the central transit hub for the </w:t>
-      </w:r>
-      <w:proofErr w:type="gramStart"/>
-      <w:r>
-        <w:t>Mall</w:t>
-      </w:r>
-      <w:proofErr w:type="gramEnd"/>
-      <w:r>
-        <w:t>).</w:t>
+        <w:t xml:space="preserve"> (the central transit hub for the Mall).</w:t>
       </w:r>
     </w:p>
     <w:p>
@@ -12610,15 +9808,7 @@
     </w:p>
     <w:p>
       <w:r>
-        <w:t xml:space="preserve">"It’s basic deductive reasoning, Pierce," Greg said, checking his luxury watch for the fifteenth time. "She sent the telescope emoji. Quantum confirmed she went to the Finch Air and Space Museum. She refuses to take cars. Therefore, when she leaves the museum, she </w:t>
-      </w:r>
-      <w:proofErr w:type="gramStart"/>
-      <w:r>
-        <w:t>has to</w:t>
-      </w:r>
-      <w:proofErr w:type="gramEnd"/>
-      <w:r>
-        <w:t xml:space="preserve"> take the train. This is the Finch Metro Station. It’s the closest hub. We intercept her here, apologize for the motorcade mix-up, and escort her back to the hotel like professionals."</w:t>
+        <w:t>"It’s basic deductive reasoning, Pierce," Greg said, checking his luxury watch for the fifteenth time. "She sent the telescope emoji. Quantum confirmed she went to the Finch Air and Space Museum. She refuses to take cars. Therefore, when she leaves the museum, she has to take the train. This is the Finch Metro Station. It’s the closest hub. We intercept her here, apologize for the motorcade mix-up, and escort her back to the hotel like professionals."</w:t>
       </w:r>
     </w:p>
     <w:p>
@@ -12643,21 +9833,12 @@
     </w:p>
     <w:p>
       <w:r>
-        <w:lastRenderedPageBreak/>
         <w:t>"Greg," Pierce said, his voice completely flat.</w:t>
       </w:r>
     </w:p>
     <w:p>
       <w:r>
-        <w:t xml:space="preserve">"What?" Greg snapped, refreshing the tracking app on his </w:t>
-      </w:r>
-      <w:proofErr w:type="spellStart"/>
-      <w:r>
-        <w:t>mPad</w:t>
-      </w:r>
-      <w:proofErr w:type="spellEnd"/>
-      <w:r>
-        <w:t xml:space="preserve"> that still showed zero signal.</w:t>
+        <w:t>"What?" Greg snapped, refreshing the tracking app on his mPad that still showed zero signal.</w:t>
       </w:r>
     </w:p>
     <w:p>
@@ -12672,11 +9853,7 @@
     </w:p>
     <w:p>
       <w:r>
-        <w:t xml:space="preserve">"Right," Pierce continued, pointing a shaking finger toward the station entrance. "So... how exactly is she supposed to get </w:t>
-      </w:r>
-      <w:proofErr w:type="gramStart"/>
-      <w:r>
-        <w:t xml:space="preserve">down </w:t>
+        <w:t xml:space="preserve">"Right," Pierce continued, pointing a shaking finger toward the station entrance. "So... how exactly is she supposed to get down </w:t>
       </w:r>
       <w:r>
         <w:rPr>
@@ -12685,22 +9862,13 @@
         </w:rPr>
         <w:t>that</w:t>
       </w:r>
-      <w:proofErr w:type="gramEnd"/>
       <w:r>
         <w:t>?"</w:t>
       </w:r>
     </w:p>
     <w:p>
       <w:r>
-        <w:t xml:space="preserve">Greg frowned, stepping over to the edge of the entrance. He looked </w:t>
-      </w:r>
-      <w:proofErr w:type="gramStart"/>
-      <w:r>
-        <w:t>down</w:t>
-      </w:r>
-      <w:proofErr w:type="gramEnd"/>
-      <w:r>
-        <w:t xml:space="preserve"> the long, steep, plunging shaft of the escalator. There were no stairs. There was no mechanical lift.</w:t>
+        <w:t>Greg frowned, stepping over to the edge of the entrance. He looked down the long, steep, plunging shaft of the escalator. There were no stairs. There was no mechanical lift.</w:t>
       </w:r>
     </w:p>
     <w:p>
@@ -12715,15 +9883,7 @@
     </w:p>
     <w:p>
       <w:r>
-        <w:t xml:space="preserve">"Where is the elevator?" Greg whispered, a cold sweat breaking out over his collar. He frantically pulled up the Capital Transit accessibility map on his </w:t>
-      </w:r>
-      <w:proofErr w:type="spellStart"/>
-      <w:r>
-        <w:t>mPad</w:t>
-      </w:r>
-      <w:proofErr w:type="spellEnd"/>
-      <w:r>
-        <w:t>. "It has to be here! It's a federal transit system!"</w:t>
+        <w:t>"Where is the elevator?" Greg whispered, a cold sweat breaking out over his collar. He frantically pulled up the Capital Transit accessibility map on his mPad. "It has to be here! It's a federal transit system!"</w:t>
       </w:r>
     </w:p>
     <w:p>
@@ -12738,23 +9898,7 @@
     </w:p>
     <w:p>
       <w:r>
-        <w:t xml:space="preserve">"She wouldn't!" Pierce shouted, grabbing Greg’s </w:t>
-      </w:r>
-      <w:proofErr w:type="spellStart"/>
-      <w:r>
-        <w:t>mPad</w:t>
-      </w:r>
-      <w:proofErr w:type="spellEnd"/>
-      <w:r>
-        <w:t xml:space="preserve"> and zooming out on the digital map. He traced a line from the Air and Space Museum to their current </w:t>
-      </w:r>
-      <w:proofErr w:type="gramStart"/>
-      <w:r>
-        <w:t>location, and</w:t>
-      </w:r>
-      <w:proofErr w:type="gramEnd"/>
-      <w:r>
-        <w:t xml:space="preserve"> then traced a second line south.</w:t>
+        <w:t>"She wouldn't!" Pierce shouted, grabbing Greg’s mPad and zooming out on the digital map. He traced a line from the Air and Space Museum to their current location, and then traced a second line south.</w:t>
       </w:r>
     </w:p>
     <w:p>
@@ -12774,37 +9918,12 @@
     </w:p>
     <w:p>
       <w:r>
-        <w:t xml:space="preserve">"It's on 7th Street. It's literally right across the street from the museum’s south doors," Pierce explained, the horrifying realization washing over him. "It has three commercial elevators. It connects to the Blue, Orange, Yellow, Green, and </w:t>
-      </w:r>
-      <w:proofErr w:type="gramStart"/>
-      <w:r>
-        <w:t>Silver</w:t>
-      </w:r>
-      <w:proofErr w:type="gramEnd"/>
-      <w:r>
-        <w:t xml:space="preserve"> lines. We are guarding a broken chokepoint a </w:t>
-      </w:r>
-      <w:proofErr w:type="gramStart"/>
-      <w:r>
-        <w:t>quarter-mile</w:t>
-      </w:r>
-      <w:proofErr w:type="gramEnd"/>
-      <w:r>
-        <w:t xml:space="preserve"> in the wrong direction."</w:t>
-      </w:r>
-    </w:p>
-    <w:p>
-      <w:r>
-        <w:lastRenderedPageBreak/>
-        <w:t xml:space="preserve">Greg stared at the digital map. The sheer, mathematical efficiency of Cassandra’s actual route mocked him from the glowing screen. She hadn't just bypassed them; she had done it because their "foolproof" </w:t>
-      </w:r>
-      <w:proofErr w:type="gramStart"/>
-      <w:r>
-        <w:t>intercept point</w:t>
-      </w:r>
-      <w:proofErr w:type="gramEnd"/>
-      <w:r>
-        <w:t xml:space="preserve"> was physically impassable and geographically inferior.</w:t>
+        <w:t>"It's on 7th Street. It's literally right across the street from the museum’s south doors," Pierce explained, the horrifying realization washing over him. "It has three commercial elevators. It connects to the Blue, Orange, Yellow, Green, and Silver lines. We are guarding a broken chokepoint a quarter-mile in the wrong direction."</w:t>
+      </w:r>
+    </w:p>
+    <w:p>
+      <w:r>
+        <w:t>Greg stared at the digital map. The sheer, mathematical efficiency of Cassandra’s actual route mocked him from the glowing screen. She hadn't just bypassed them; she had done it because their "foolproof" intercept point was physically impassable and geographically inferior.</w:t>
       </w:r>
     </w:p>
     <w:p>
@@ -12882,15 +10001,7 @@
     </w:p>
     <w:p>
       <w:r>
-        <w:t xml:space="preserve">Cassandra Vance was seated near the window in her manual power-assist chair, wearing a stunning, razor-sharp midnight </w:t>
-      </w:r>
-      <w:proofErr w:type="gramStart"/>
-      <w:r>
-        <w:t>blue evening</w:t>
-      </w:r>
-      <w:proofErr w:type="gramEnd"/>
-      <w:r>
-        <w:t xml:space="preserve"> gown that draped flawlessly around her frame. David, Liz, and Casey were equally immaculate, having traded their comfortable museum attire for sharp suits and elegant formal wear.</w:t>
+        <w:t>Cassandra Vance was seated near the window in her manual power-assist chair, wearing a stunning, razor-sharp midnight blue evening gown that draped flawlessly around her frame. David, Liz, and Casey were equally immaculate, having traded their comfortable museum attire for sharp suits and elegant formal wear.</w:t>
       </w:r>
     </w:p>
     <w:p>
@@ -12900,61 +10011,44 @@
     </w:p>
     <w:p>
       <w:r>
-        <w:lastRenderedPageBreak/>
-        <w:t xml:space="preserve">Greg looked deeply relieved. For the first time in forty-eight hours, he was standing up straight, radiating a smug, victorious corporate confidence. He held his </w:t>
+        <w:t>Greg looked deeply relieved. For the first time in forty-eight hours, he was standing up straight, radiating a smug, victorious corporate confidence. He held his mPad tightly against his chest.</w:t>
+      </w:r>
+    </w:p>
+    <w:p>
+      <w:r>
+        <w:t>"Good evening, Ms. Vance," Greg smiled, stepping into the suite. "I have the four Apex Mountaineers idling downstairs at the K Street entrance. We have a clear route up Connecticut Avenue to the National Zoo. I know you prefer the Metro, but unfortunately, fate has intervened."</w:t>
+      </w:r>
+    </w:p>
+    <w:p>
+      <w:r>
+        <w:t>Cassandra didn't look up from her mounted Quantum laptop. "Has it, Greg?"</w:t>
+      </w:r>
+    </w:p>
+    <w:p>
+      <w:r>
+        <w:t>"I checked the transit maps myself this time," Greg declared proudly, eager to prove he had learned his lesson. "The Red Line runs from Farragut North up to the Woodley Park-Zoo station. But according to the WMATA service alerts, the elevator at Woodley Park suffered a catastrophic hydraulic failure at 2:00 PM today. It is completely out of service."</w:t>
+      </w:r>
+    </w:p>
+    <w:p>
+      <w:r>
+        <w:t>Greg grinned, finally delivering his checkmate. "You are in a wheelchair. You cannot exit the Zoo station. Therefore, you must take the motorcade."</w:t>
+      </w:r>
+    </w:p>
+    <w:p>
+      <w:r>
+        <w:t>Cassandra hit a keystroke on her laptop, closing her terminal window, and offered the lobbyist a look of absolute, withering amusement.</w:t>
+      </w:r>
+    </w:p>
+    <w:p>
+      <w:r>
+        <w:t xml:space="preserve">"I am well aware of the hydraulic failure at Woodley Park, Greg," Cassandra replied smoothly. "I subscribe to WMATA’s </w:t>
       </w:r>
       <w:proofErr w:type="spellStart"/>
       <w:r>
-        <w:t>mPad</w:t>
+        <w:t>ELstat</w:t>
       </w:r>
       <w:proofErr w:type="spellEnd"/>
       <w:r>
-        <w:t xml:space="preserve"> tightly against his chest.</w:t>
-      </w:r>
-    </w:p>
-    <w:p>
-      <w:r>
-        <w:t>"Good evening, Ms. Vance," Greg smiled, stepping into the suite. "I have the four Apex Mountaineers idling downstairs at the K Street entrance. We have a clear route up Connecticut Avenue to the National Zoo. I know you prefer the Metro, but unfortunately, fate has intervened."</w:t>
-      </w:r>
-    </w:p>
-    <w:p>
-      <w:r>
-        <w:t>Cassandra didn't look up from her mounted Quantum laptop. "Has it, Greg?"</w:t>
-      </w:r>
-    </w:p>
-    <w:p>
-      <w:r>
-        <w:t>"I checked the transit maps myself this time," Greg declared proudly, eager to prove he had learned his lesson. "The Red Line runs from Farragut North up to the Woodley Park-Zoo station. But according to the WMATA service alerts, the elevator at Woodley Park suffered a catastrophic hydraulic failure at 2:00 PM today. It is completely out of service."</w:t>
-      </w:r>
-    </w:p>
-    <w:p>
-      <w:r>
-        <w:t xml:space="preserve">Greg grinned, finally </w:t>
-      </w:r>
-      <w:proofErr w:type="gramStart"/>
-      <w:r>
-        <w:t>delivering</w:t>
-      </w:r>
-      <w:proofErr w:type="gramEnd"/>
-      <w:r>
-        <w:t xml:space="preserve"> his checkmate. "You are in a wheelchair. You cannot exit the Zoo station. Therefore, you must take the motorcade."</w:t>
-      </w:r>
-    </w:p>
-    <w:p>
-      <w:r>
-        <w:t>Cassandra hit a keystroke on her laptop, closing her terminal window, and offered the lobbyist a look of absolute, withering amusement.</w:t>
-      </w:r>
-    </w:p>
-    <w:p>
-      <w:r>
-        <w:t xml:space="preserve">"I am well aware of the hydraulic failure at Woodley Park, Greg," Cassandra replied smoothly. "I subscribe to WMATA’s </w:t>
-      </w:r>
-      <w:proofErr w:type="spellStart"/>
-      <w:r>
-        <w:t>ELstat</w:t>
-      </w:r>
-      <w:proofErr w:type="spellEnd"/>
-      <w:r>
         <w:t xml:space="preserve"> notifications. The alert hit my phone exactly three hours ago."</w:t>
       </w:r>
     </w:p>
@@ -12965,15 +10059,7 @@
     </w:p>
     <w:p>
       <w:r>
-        <w:t xml:space="preserve">"I know nothing of the sort," Cassandra corrected, unlocking her brakes and </w:t>
-      </w:r>
-      <w:proofErr w:type="gramStart"/>
-      <w:r>
-        <w:t>pivoting</w:t>
-      </w:r>
-      <w:proofErr w:type="gramEnd"/>
-      <w:r>
-        <w:t xml:space="preserve"> to face him. "Because even if the elevator at Woodley Park was functioning perfectly, I would never use that station to go to the National Zoo."</w:t>
+        <w:t>"I know nothing of the sort," Cassandra corrected, unlocking her brakes and pivoting to face him. "Because even if the elevator at Woodley Park was functioning perfectly, I would never use that station to go to the National Zoo."</w:t>
       </w:r>
     </w:p>
     <w:p>
@@ -12991,15 +10077,7 @@
     </w:p>
     <w:p>
       <w:r>
-        <w:t xml:space="preserve">David stepped forward, adjusting his tie, a quiet smirk playing on his lips. Having spent hours analyzing the </w:t>
-      </w:r>
-      <w:proofErr w:type="gramStart"/>
-      <w:r>
-        <w:t>District's</w:t>
-      </w:r>
-      <w:proofErr w:type="gramEnd"/>
-      <w:r>
-        <w:t xml:space="preserve"> transit grid with his sister, he knew exactly where the trap lay.</w:t>
+        <w:t>David stepped forward, adjusting his tie, a quiet smirk playing on his lips. Having spent hours analyzing the District's transit grid with his sister, he knew exactly where the trap lay.</w:t>
       </w:r>
     </w:p>
     <w:p>
@@ -13009,7 +10087,6 @@
     </w:p>
     <w:p>
       <w:r>
-        <w:lastRenderedPageBreak/>
         <w:t>"Exactly," Cassandra nodded, appreciating her brother's flawless data retention. "If the Red Line was our only option, we would simply ride one stop further north to Cleveland Park. The walk from Cleveland Park to the Zoo entrance is completely downhill. It is the only mathematically logical rail route for a wheelchair."</w:t>
       </w:r>
     </w:p>
@@ -13033,15 +10110,7 @@
         <w:t>also</w:t>
       </w:r>
       <w:r>
-        <w:t xml:space="preserve"> down for scheduled modernization! Both rail stations are completely inaccessible to you today! The rail grid is dead! You </w:t>
-      </w:r>
-      <w:proofErr w:type="gramStart"/>
-      <w:r>
-        <w:t>have to</w:t>
-      </w:r>
-      <w:proofErr w:type="gramEnd"/>
-      <w:r>
-        <w:t xml:space="preserve"> take the car!"</w:t>
+        <w:t xml:space="preserve"> down for scheduled modernization! Both rail stations are completely inaccessible to you today! The rail grid is dead! You have to take the car!"</w:t>
       </w:r>
     </w:p>
     <w:p>
@@ -13120,7 +10189,6 @@
     </w:p>
     <w:p>
       <w:r>
-        <w:lastRenderedPageBreak/>
         <w:t>"The bus drops off directly at the Zoo's front gates," Cassandra called out to him from the ADA bay, locking her brakes. "If your drivers leave now, they might beat the traffic circle at Dupont. See you at the gala, Greg."</w:t>
       </w:r>
     </w:p>
@@ -13159,15 +10227,7 @@
     </w:p>
     <w:p>
       <w:r>
-        <w:t xml:space="preserve">The Metrobus </w:t>
-      </w:r>
-      <w:proofErr w:type="gramStart"/>
-      <w:r>
-        <w:t>hissed to</w:t>
-      </w:r>
-      <w:proofErr w:type="gramEnd"/>
-      <w:r>
-        <w:t xml:space="preserve"> a halt directly at the front entrance of the Smithsonian National Zoological Park.</w:t>
+        <w:t>The Metrobus hissed to a halt directly at the front entrance of the Smithsonian National Zoological Park.</w:t>
       </w:r>
     </w:p>
     <w:p>
@@ -13177,28 +10237,12 @@
     </w:p>
     <w:p>
       <w:r>
-        <w:t xml:space="preserve">As they rolled past the massive, cast-iron gates of the Zoo and onto the red carpet laid out for the gala, a chaotic scene </w:t>
-      </w:r>
-      <w:proofErr w:type="gramStart"/>
-      <w:r>
-        <w:t>was unfolding</w:t>
-      </w:r>
-      <w:proofErr w:type="gramEnd"/>
-      <w:r>
-        <w:t xml:space="preserve"> in the designated VIP drop-off lane. A line of massive luxury SUVs was gridlocked, waiting for valets. A few cars back, Greg was frantically stepping out of an Apex Mountaineer, sweating profusely, looking wildly around for his billionaire client.</w:t>
-      </w:r>
-    </w:p>
-    <w:p>
-      <w:r>
-        <w:t xml:space="preserve">He spotted </w:t>
-      </w:r>
-      <w:proofErr w:type="gramStart"/>
-      <w:r>
-        <w:t>her already</w:t>
-      </w:r>
-      <w:proofErr w:type="gramEnd"/>
-      <w:r>
-        <w:t xml:space="preserve"> halfway down the red carpet, handing her digital ticket to the gala usher.</w:t>
+        <w:t>As they rolled past the massive, cast-iron gates of the Zoo and onto the red carpet laid out for the gala, a chaotic scene was unfolding in the designated VIP drop-off lane. A line of massive luxury SUVs was gridlocked, waiting for valets. A few cars back, Greg was frantically stepping out of an Apex Mountaineer, sweating profusely, looking wildly around for his billionaire client.</w:t>
+      </w:r>
+    </w:p>
+    <w:p>
+      <w:r>
+        <w:t>He spotted her already halfway down the red carpet, handing her digital ticket to the gala usher.</w:t>
       </w:r>
     </w:p>
     <w:p>
@@ -13218,7 +10262,7 @@
 </file>
 
 <file path=word/numbering.xml><?xml version="1.0" encoding="utf-8"?>
-<w:numbering xmlns:wpc="http://schemas.microsoft.com/office/word/2010/wordprocessingCanvas" xmlns:cx="http://schemas.microsoft.com/office/drawing/2014/chartex" xmlns:cx1="http://schemas.microsoft.com/office/drawing/2015/9/8/chartex" xmlns:cx2="http://schemas.microsoft.com/office/drawing/2015/10/21/chartex" xmlns:cx3="http://schemas.microsoft.com/office/drawing/2016/5/9/chartex" xmlns:cx4="http://schemas.microsoft.com/office/drawing/2016/5/10/chartex" xmlns:cx5="http://schemas.microsoft.com/office/drawing/2016/5/11/chartex" xmlns:cx6="http://schemas.microsoft.com/office/drawing/2016/5/12/chartex" xmlns:cx7="http://schemas.microsoft.com/office/drawing/2016/5/13/chartex" xmlns:cx8="http://schemas.microsoft.com/office/drawing/2016/5/14/chartex" xmlns:mc="http://schemas.openxmlformats.org/markup-compatibility/2006" xmlns:aink="http://schemas.microsoft.com/office/drawing/2016/ink" xmlns:am3d="http://schemas.microsoft.com/office/drawing/2017/model3d" xmlns:o="urn:schemas-microsoft-com:office:office" xmlns:oel="http://schemas.microsoft.com/office/2019/extlst" xmlns:r="http://schemas.openxmlformats.org/officeDocument/2006/relationships" xmlns:m="http://schemas.openxmlformats.org/officeDocument/2006/math" xmlns:v="urn:schemas-microsoft-com:vml" xmlns:wp14="http://schemas.microsoft.com/office/word/2010/wordprocessingDrawing" xmlns:wp="http://schemas.openxmlformats.org/drawingml/2006/wordprocessingDrawing" xmlns:w10="urn:schemas-microsoft-com:office:word" xmlns:w="http://schemas.openxmlformats.org/wordprocessingml/2006/main" xmlns:w14="http://schemas.microsoft.com/office/word/2010/wordml" xmlns:w15="http://schemas.microsoft.com/office/word/2012/wordml" xmlns:w16cei="http://schemas.microsoft.com/office/word/2026/wordml/cei" xmlns:w16cex="http://schemas.microsoft.com/office/word/2018/wordml/cex" xmlns:w16cid="http://schemas.microsoft.com/office/word/2016/wordml/cid" xmlns:w16="http://schemas.microsoft.com/office/word/2018/wordml" xmlns:w16du="http://schemas.microsoft.com/office/word/2023/wordml/word16du" xmlns:w16sdtdh="http://schemas.microsoft.com/office/word/2020/wordml/sdtdatahash" xmlns:w16sdtfl="http://schemas.microsoft.com/office/word/2024/wordml/sdtformatlock" xmlns:w16se="http://schemas.microsoft.com/office/word/2015/wordml/symex" xmlns:wpg="http://schemas.microsoft.com/office/word/2010/wordprocessingGroup" xmlns:wpi="http://schemas.microsoft.com/office/word/2010/wordprocessingInk" xmlns:wne="http://schemas.microsoft.com/office/word/2006/wordml" xmlns:wps="http://schemas.microsoft.com/office/word/2010/wordprocessingShape" mc:Ignorable="w14 w15 w16se w16cid w16 w16cex w16sdtdh w16sdtfl w16du wp14">
+<w:numbering xmlns:wpc="http://schemas.microsoft.com/office/word/2010/wordprocessingCanvas" xmlns:cx="http://schemas.microsoft.com/office/drawing/2014/chartex" xmlns:cx1="http://schemas.microsoft.com/office/drawing/2015/9/8/chartex" xmlns:cx2="http://schemas.microsoft.com/office/drawing/2015/10/21/chartex" xmlns:cx3="http://schemas.microsoft.com/office/drawing/2016/5/9/chartex" xmlns:cx4="http://schemas.microsoft.com/office/drawing/2016/5/10/chartex" xmlns:cx5="http://schemas.microsoft.com/office/drawing/2016/5/11/chartex" xmlns:cx6="http://schemas.microsoft.com/office/drawing/2016/5/12/chartex" xmlns:cx7="http://schemas.microsoft.com/office/drawing/2016/5/13/chartex" xmlns:cx8="http://schemas.microsoft.com/office/drawing/2016/5/14/chartex" xmlns:mc="http://schemas.openxmlformats.org/markup-compatibility/2006" xmlns:m="http://schemas.openxmlformats.org/officeDocument/2006/math" xmlns:aink="http://schemas.microsoft.com/office/drawing/2016/ink" xmlns:am3d="http://schemas.microsoft.com/office/drawing/2017/model3d" xmlns:oel="http://schemas.microsoft.com/office/2019/extlst" xmlns:r="http://schemas.openxmlformats.org/officeDocument/2006/relationships" xmlns:wp14="http://schemas.microsoft.com/office/word/2010/wordprocessingDrawing" xmlns:wp="http://schemas.openxmlformats.org/drawingml/2006/wordprocessingDrawing" xmlns:wpg="http://schemas.microsoft.com/office/word/2010/wordprocessingGroup" xmlns:wpi="http://schemas.microsoft.com/office/word/2010/wordprocessingInk" xmlns:wps="http://schemas.microsoft.com/office/word/2010/wordprocessingShape" xmlns:o="urn:schemas-microsoft-com:office:office" xmlns:v="urn:schemas-microsoft-com:vml" xmlns:w10="urn:schemas-microsoft-com:office:word" xmlns:w="http://schemas.openxmlformats.org/wordprocessingml/2006/main" xmlns:w14="http://schemas.microsoft.com/office/word/2010/wordml" xmlns:w15="http://schemas.microsoft.com/office/word/2012/wordml" xmlns:w16cex="http://schemas.microsoft.com/office/word/2018/wordml/cex" xmlns:w16cid="http://schemas.microsoft.com/office/word/2016/wordml/cid" xmlns:w16="http://schemas.microsoft.com/office/word/2018/wordml" xmlns:w16sdtdh="http://schemas.microsoft.com/office/word/2020/wordml/sdtdatahash" xmlns:w16sdtfl="http://schemas.microsoft.com/office/word/2024/wordml/sdtformatlock" xmlns:w16se="http://schemas.microsoft.com/office/word/2015/wordml/symex" xmlns:w16du="http://schemas.microsoft.com/office/word/2023/wordml/word16du" xmlns:wne="http://schemas.microsoft.com/office/word/2006/wordml" mc:Ignorable="w14 w15 w16se w16cid w16 w16cex w16sdtdh w16sdtfl w16du wp14">
   <w:abstractNum w:abstractNumId="0" w15:restartNumberingAfterBreak="0">
     <w:nsid w:val="015258EC"/>
     <w:multiLevelType w:val="multilevel"/>
@@ -14555,7 +11599,7 @@
 </file>
 
 <file path=word/styles.xml><?xml version="1.0" encoding="utf-8"?>
-<w:styles xmlns:mc="http://schemas.openxmlformats.org/markup-compatibility/2006" xmlns:r="http://schemas.openxmlformats.org/officeDocument/2006/relationships" xmlns:w="http://schemas.openxmlformats.org/wordprocessingml/2006/main" xmlns:w14="http://schemas.microsoft.com/office/word/2010/wordml" xmlns:w15="http://schemas.microsoft.com/office/word/2012/wordml" xmlns:w16cex="http://schemas.microsoft.com/office/word/2018/wordml/cex" xmlns:w16cid="http://schemas.microsoft.com/office/word/2016/wordml/cid" xmlns:w16="http://schemas.microsoft.com/office/word/2018/wordml" xmlns:w16du="http://schemas.microsoft.com/office/word/2023/wordml/word16du" xmlns:w16sdtdh="http://schemas.microsoft.com/office/word/2020/wordml/sdtdatahash" xmlns:w16sdtfl="http://schemas.microsoft.com/office/word/2024/wordml/sdtformatlock" xmlns:w16se="http://schemas.microsoft.com/office/word/2015/wordml/symex" mc:Ignorable="w14 w15 w16se w16cid w16 w16cex w16sdtdh w16sdtfl w16du">
+<w:styles xmlns:mc="http://schemas.openxmlformats.org/markup-compatibility/2006" xmlns:r="http://schemas.openxmlformats.org/officeDocument/2006/relationships" xmlns:w="http://schemas.openxmlformats.org/wordprocessingml/2006/main" xmlns:w14="http://schemas.microsoft.com/office/word/2010/wordml" xmlns:w15="http://schemas.microsoft.com/office/word/2012/wordml" xmlns:w16cex="http://schemas.microsoft.com/office/word/2018/wordml/cex" xmlns:w16cid="http://schemas.microsoft.com/office/word/2016/wordml/cid" xmlns:w16="http://schemas.microsoft.com/office/word/2018/wordml" xmlns:w16sdtdh="http://schemas.microsoft.com/office/word/2020/wordml/sdtdatahash" xmlns:w16sdtfl="http://schemas.microsoft.com/office/word/2024/wordml/sdtformatlock" xmlns:w16se="http://schemas.microsoft.com/office/word/2015/wordml/symex" xmlns:w16du="http://schemas.microsoft.com/office/word/2023/wordml/word16du" mc:Ignorable="w14 w15 w16se w16cid w16 w16cex w16sdtdh w16sdtfl w16du">
   <w:docDefaults>
     <w:rPrDefault>
       <w:rPr>
@@ -15155,6 +12199,7 @@
   <w:style w:type="character" w:default="1" w:styleId="DefaultParagraphFont">
     <w:name w:val="Default Paragraph Font"/>
     <w:uiPriority w:val="1"/>
+    <w:semiHidden/>
     <w:unhideWhenUsed/>
   </w:style>
   <w:style w:type="table" w:default="1" w:styleId="TableNormal">

--- a/_workspace/books/casey/casey.docx
+++ b/_workspace/books/casey/casey.docx
@@ -2399,7 +2399,7 @@
     </w:p>
     <w:p>
       <w:r>
-        <w:t>Liz just shook her head in quiet awe. Cass efficiently guided us through the NPU portal, helping us set up our student accounts and walking us through the application forms. When it came to the permanent residence section, she dictated her Federal Way apartment address for both of us, officially locking in our new West Coast perimeter. As soon as the forms were complete, Cass pulled a sleek corporate card from her wallet and paid both application fees directly over the secure connection.</w:t>
+        <w:t>Liz just shook her head in quiet awe. Cass efficiently guided us through the NPU portal, helping us set up our student accounts and walking us through the application forms. When it came to the permanent residence section, she dictated her Federal Way apartment address for both of us, officially locking in our new West Coast perimeter. As soon as the forms were complete, Cass pulled a sleek card from her wallet and paid both application fees directly over the secure connection.</w:t>
       </w:r>
     </w:p>
     <w:p>
@@ -5859,215 +5859,853 @@
         <w:pStyle w:val="Heading3"/>
       </w:pPr>
       <w:r>
-        <w:t>Part 5: The Route 230 Protocol – 12:15 PM</w:t>
-      </w:r>
-    </w:p>
-    <w:p>
-      <w:r>
-        <w:t>By noon, the Redmond campus was buzzing with an electric, celebratory energy. The global email had deployed, and the "Courtyard CEO" was officially the successor.</w:t>
-      </w:r>
-    </w:p>
-    <w:p>
-      <w:r>
-        <w:t>Inside the Building 33 executive suite, the Head of Corporate Security, a man named Henderson, was actively trying to execute his newly assigned mandate. He trailed closely behind Cassandra as she wheeled out of her corner office, flanked by two highly stressed executive fixers.</w:t>
-      </w:r>
-    </w:p>
-    <w:p>
-      <w:r>
-        <w:t>"Ms. Vance, the press pool has completely surrounded the main visitor entrance," Henderson warned, checking his earpiece. "I have two armored SUVs waiting in the subterranean executive garage. We can slip you out under the radar. Your house is only three blocks away; we can have you home and secure in under two minutes."</w:t>
-      </w:r>
-    </w:p>
-    <w:p>
-      <w:r>
-        <w:t>"I am not sneaking out of my own building in an armored tank, Henderson," Cassandra replied smoothly, her Quantum laptop bag resting securely on her lap. "Besides, I'm not going home just yet. And officially, I am not the CEO until Steve retires on February 14th. Today, I am just celebrating."</w:t>
-      </w:r>
-    </w:p>
-    <w:p>
-      <w:r>
-        <w:t>"Then let us drive you to your celebration!" one of the fixers pleaded, stepping in front of her chair. "Where are you going? Bellevue? We can have the motorcade spool up—"</w:t>
-      </w:r>
-    </w:p>
-    <w:p>
-      <w:r>
-        <w:t>"I already told the dispatch to stand down," Cassandra interrupted politely but firmly, wheeling smoothly around him. "Good afternoon, gentlemen. I am taking the bus."</w:t>
-      </w:r>
-    </w:p>
-    <w:p>
-      <w:r>
-        <w:t>She left the horrified security director and the fixers standing speechless in the executive corridor.</w:t>
-      </w:r>
-    </w:p>
-    <w:p>
-      <w:r>
-        <w:t>Leaving Building 33, Cassandra could have easily taken the short, paved roll back to her sprawling Redmond property to celebrate with David, Liz, and Casey. But today, she had a specific errand in mind.</w:t>
-      </w:r>
-    </w:p>
-    <w:p>
-      <w:r>
-        <w:t>She wheeled herself across the crisp, sunlit campus, navigating the wide sidewalks toward Building 16. The moment she entered the building's massive cafeteria to grab a quick bite to eat, a spontaneous round of applause broke out among the developers and staff eating their lunches. Cassandra smiled, waving and stopping to shake a few hands, picking up a standard deli sandwich and a sparkling water before continuing her trek.</w:t>
-      </w:r>
-    </w:p>
-    <w:p>
-      <w:r>
-        <w:t>She rolled through the campus pathways, enjoying the crisp winter air, until she emerged on the eastern edge of the campus near Building 25.</w:t>
-      </w:r>
-    </w:p>
-    <w:p>
-      <w:r>
-        <w:t>She rolled right up to the curb of 156th Avenue NE and locked her brakes at the municipal transit shelter.</w:t>
-      </w:r>
-    </w:p>
-    <w:p>
-      <w:r>
-        <w:t>A breathless fixer, who had apparently jogged all the way across campus from Building 33, came huffing up to the bus stop. "Ms. Vance! Please! If you absolutely insist on taking public transit to the Downtown Bellevue offices, at least let me walk you up to the Overlake Transit Center so you can catch the TAPS Express 564 or 565!"</w:t>
-      </w:r>
-    </w:p>
-    <w:p>
-      <w:r>
-        <w:t>Cassandra took a bite of her sandwich, looking at the exhausted handler with a mixture of amusement and pity.</w:t>
-      </w:r>
-    </w:p>
-    <w:p>
-      <w:r>
-        <w:t>"I don't want the express route today," Cassandra explained calmly. "I want to see the neighborhood."</w:t>
-      </w:r>
-    </w:p>
-    <w:p>
-      <w:r>
-        <w:t>"But the local route takes forever!" the fixer groaned, looking at the schedule posted on the glass shelter.</w:t>
-      </w:r>
-    </w:p>
-    <w:p>
-      <w:r>
-        <w:t>"Which gives me plenty of time to eat my lunch," Cassandra smiled.</w:t>
-      </w:r>
-    </w:p>
-    <w:p>
-      <w:r>
-        <w:t>A few minutes later, the heavy, articulated TAPS King County Route 230 bus hissed to a halt at the curb. The doors opened, and the driver immediately hit the switch to lower the mechanical ramp.</w:t>
-      </w:r>
-    </w:p>
-    <w:p>
-      <w:r>
-        <w:t>"Afternoon, Cassandra!" the driver called out cheerfully, entirely accustomed to the nice lady in the wheelchair who knew the transit grid better than the dispatchers. "Heard the good news on the radio! Congratulations!"</w:t>
-      </w:r>
-    </w:p>
-    <w:p>
-      <w:r>
-        <w:t>"Thank you, Marcus," Cassandra smiled warmly, rolling up the incline.</w:t>
-      </w:r>
-    </w:p>
-    <w:p>
-      <w:r>
-        <w:t>She tapped her blue TAPS Pass against the digital reader, leaving the bewildered corporate handler standing on the sidewalk. She maneuvered her manual chair into the designated ADA bay, locked her brakes, and watched out the window as the 230 began its route.</w:t>
-      </w:r>
-    </w:p>
-    <w:p>
-      <w:r>
-        <w:t>It was the ultimate, defiant contrast to the Silicon Valley billionaire stereotype. The entire financial world was currently obsessing over her historic ascension, and her very first executive decision as the CEO-designate was to take the local bus.</w:t>
-      </w:r>
-    </w:p>
-    <w:p>
-      <w:r>
-        <w:t>The Route 230 crawled down 156th Avenue NE, offering her a slow, nostalgic view of the sprawling Redmond suburbs before it finally signaled its right turn onto NE 8th Street. As the bus carried her straight into the towering, glass-and-steel heart of Downtown Bellevue, Cassandra felt a profound sense of closure.</w:t>
-      </w:r>
-    </w:p>
-    <w:p>
-      <w:r>
-        <w:t>When the bus finally dropped her off at the Bellevue Transit Center, she didn't head toward a high-end restaurant or a press junket. She wheeled herself toward the older Quantum office towers. She was going to see the original mid-level managers and legacy developers who had given a nineteen-year-old disabled girl her very first shot in the summer of 2000.</w:t>
-      </w:r>
-    </w:p>
-    <w:p>
-      <w:r>
-        <w:t>She was about to run the empire, but she was never going to forget the people who helped her build the foundation.</w:t>
-      </w:r>
-    </w:p>
-    <w:p>
-      <w:pPr>
-        <w:pStyle w:val="Heading3"/>
-      </w:pPr>
-      <w:r>
-        <w:t>Part 6: The Bellevue Reunion – 1:30 PM</w:t>
-      </w:r>
-    </w:p>
-    <w:p>
-      <w:r>
-        <w:t>When Cassandra Vance rolled into the twelfth-floor bullpen of Quantum's Downtown Bellevue tower, the entire floor came to a complete, stunned halt.</w:t>
-      </w:r>
-    </w:p>
-    <w:p>
-      <w:r>
-        <w:t>The legacy managers and veteran senior developers—the exact same people who had taken a chance on a nineteen-year-old disabled girl fresh out of physical rehab back in the summer of 2000—stared at her in absolute disbelief. They had all read the global email broadcast that morning. They knew that she had just been unanimously tapped to inherit the trillion-dollar tech empire. They simply couldn't believe that instead of celebrating with Wall Street elites or popping champagne in the Building 33 vault, she had taken a local city bus to come see them.</w:t>
-      </w:r>
-    </w:p>
-    <w:p>
-      <w:r>
-        <w:t>"You really did it, Cass," an older, gray-haired database architect laughed, walking over to wrap her in a warm, familiar hug. "They actually gave you the keys to the machine."</w:t>
-      </w:r>
-    </w:p>
-    <w:p>
-      <w:r>
-        <w:t>"I only know how the machine works because you all taught me how to read the blueprints," Cassandra smiled warmly, returning the embrace.</w:t>
-      </w:r>
-    </w:p>
-    <w:p>
-      <w:r>
-        <w:t>For the next twenty minutes, the bullpen was a chorus of joyous celebration. Cassandra shook hands, caught up on old deployment war stories, and genuinely basked in the unvarnished affection of the people who had formed her original corporate perimeter.</w:t>
-      </w:r>
-    </w:p>
-    <w:p>
-      <w:r>
-        <w:t>But true to her nature, Cassandra Vance never stayed entirely off the clock for long.</w:t>
-      </w:r>
-    </w:p>
-    <w:p>
-      <w:r>
-        <w:t xml:space="preserve">When the initial wave of congratulations naturally settled, Cassandra didn't head back to the elevators. Instead, she navigated her manual chair toward the open-plan communal workspace overlooking the Bellevue skyline. With a quick mechanical snap, her piano-black Quantum laptop locked into the specialized, commercial-grade articulated mounting arm outfitted on her chair. </w:t>
-      </w:r>
-    </w:p>
-    <w:p>
-      <w:r>
-        <w:t>She noticed a cluster of new, entry-level junior developers hovering nervously near the breakroom. They were clutching their laptops, staring at her with wide eyes. To them, she wasn't the nostalgic kid from the year 2000; she was the newly minted CEO-designate of the most powerful software corporation on earth.</w:t>
-      </w:r>
-    </w:p>
-    <w:p>
-      <w:r>
-        <w:t>Cassandra offered them a sharp, welcoming smile and patted the empty communal table next to her chair.</w:t>
-      </w:r>
-    </w:p>
-    <w:p>
-      <w:r>
-        <w:t>"Don't just stand there analyzing the optics," Cassandra called out, her voice projecting a smooth, pragmatic ease. "Grab a seat. Let's look at what you're working on."</w:t>
-      </w:r>
-    </w:p>
-    <w:p>
-      <w:r>
-        <w:t>The junior developers hesitantly shuffled over, pulling out chairs. As they sat down, Cassandra decided to explicitly establish the operational baseline for her new era of leadership. She reached into her laptop bag and pulled out a pair of heavy, noise-canceling headphones, resting them flat on the table.</w:t>
-      </w:r>
-    </w:p>
-    <w:p>
-      <w:r>
-        <w:t xml:space="preserve">"Let's establish the ground rules right now," Cassandra announced, ensuring her voice carried across the communal space. "When you see me set up in a workspace, the protocol is simple. If these heavy headphones are over my ears, I am tearing apart a deployment schedule or running an executive audit, and I cannot be interrupted. But if my headphones are resting on the table—like they are right now—the perimeter is entirely open. You do not need an appointment, you do not need an executive assistant, and you do not need to be a manager to speak to me." </w:t>
-      </w:r>
-    </w:p>
-    <w:p>
-      <w:r>
-        <w:t>She looked around the table at the young, intimidated faces, completely dropping the veil of corporate omniscience.</w:t>
-      </w:r>
-    </w:p>
-    <w:p>
-      <w:r>
-        <w:t xml:space="preserve">"I am officially taking over this company next month, but I am only in my thirties," Cassandra explained, leaning forward on her armrests. "My foundational coding habits were built a decade ago. Technology moves significantly faster than the C-suite. You are the ones actively learning the newest frameworks and the bleeding-edge syntax in your university labs. I know how this machine currently runs, but I want to know how it </w:t>
+        <w:t>Part 5: The Shadow Wallet – 11:12 AM</w:t>
+      </w:r>
+    </w:p>
+    <w:p>
+      <w:r>
+        <w:t>David Vance sat at his dedicated, comfortable desk positioned out of the direct line of corporate traffic in the corner of the executive suite. As Cassandra's Licensed Practical Nurse, his sole metric for success was her medical stability. He kept a silent medical overwatch, his eyes flicking between her micro-expressions and the real-time EKG data streaming to his tablet via a highly secure, built-in GPS and cellular uplink.</w:t>
+      </w:r>
+    </w:p>
+    <w:p>
+      <w:r>
+        <w:t>Right now, his fingers were tapping a rapid, rigid rhythm against his leather medical kit—a stimming pattern signaling that his autistic bandwidth was fraying. Steve Ballantine had been in the middle of a crucial, highly structured conversation about the transition of executive power, and David despised unpredictable environmental disruptions.</w:t>
+      </w:r>
+    </w:p>
+    <w:p>
+      <w:r>
+        <w:t>The heavy glass doors clicked open. Cassandra’s executive assistant looked flustered, stepping aside for a man in a sharply tailored charcoal suit carrying a lacquered wooden box and a brushed-aluminum attaché case.</w:t>
+      </w:r>
+    </w:p>
+    <w:p>
+      <w:r>
+        <w:t>"I apologize, Ms. Vance," her assistant said, tight-lipped. "He refused to leave this with the desk. Said it was signatory only."</w:t>
+      </w:r>
+    </w:p>
+    <w:p>
+      <w:r>
+        <w:t>David shifted defensively in his chair, his hand resting near the refrigerated case holding his emergency subcutaneous biologic injections. Despite wearing the bright Orange Badge of a temporary contractor, every employee in Building 33 knew David operated completely outside the corporate hierarchy. He would physically intercept an ambitious executive—or a rogue courier—without a second thought to protect his sister's baseline.</w:t>
+      </w:r>
+    </w:p>
+    <w:p>
+      <w:r>
+        <w:t>The man in the suit didn't look like a standard courier. He was a bonded Private Wealth Associate. He stepped forward, bypassed Steve entirely, and set the heavy box directly on Cassandra’s desk. With a quiet click, he opened it.</w:t>
+      </w:r>
+    </w:p>
+    <w:p>
+      <w:r>
+        <w:t xml:space="preserve">Inside, resting on black velvet, was a heavy, anodized black titanium card. </w:t>
       </w:r>
       <w:r>
         <w:rPr>
           <w:i/>
           <w:iCs/>
         </w:rPr>
-        <w:t>should</w:t>
-      </w:r>
-      <w:r>
-        <w:t xml:space="preserve"> run."</w:t>
+        <w:t>Cassandra Vance</w:t>
+      </w:r>
+      <w:r>
+        <w:t xml:space="preserve"> was elegantly laser-etched into the cold metal. Beneath the card was a single, heavy-stock sheet of paper and an uncapped, silver-barreled fountain pen.</w:t>
+      </w:r>
+    </w:p>
+    <w:p>
+      <w:r>
+        <w:t>Cassandra frowned, her analytical mind immediately calculating the timeline. "The SEC filings hit the wire seven minutes ago. There is physically no way you etched a titanium card and drove it from Bellevue to Redmond in seven minutes."</w:t>
+      </w:r>
+    </w:p>
+    <w:p>
+      <w:r>
+        <w:t xml:space="preserve">Steve Ballantine let out a booming, echoing laugh that filled the corner office. "They didn't drive it from Bellevue, Cass. They’ve been sitting out in the surface lot off 159th Ave NE all morning waiting for the 8-K to drop." He glanced toward the window, which overlooked the campus footprint. "Meridian knows you don't use the executive </w:t>
+      </w:r>
+      <w:proofErr w:type="spellStart"/>
+      <w:r>
+        <w:t>motorpool</w:t>
+      </w:r>
+      <w:proofErr w:type="spellEnd"/>
+      <w:r>
+        <w:t>, so they staged their associate right at the visitor entrance. I guess William's old airport parking spot down in the lower-level garage is officially going to sit empty now since you take the bus everywhere." He looked at the associate with deep, amused respect. "Who else did you have etched in the trunk? Richardson? Miller?"</w:t>
+      </w:r>
+    </w:p>
+    <w:p>
+      <w:r>
+        <w:t>The associate offered a perfectly neutral, diplomatic smile, neither confirming nor denying the corporate espionage.</w:t>
+      </w:r>
+    </w:p>
+    <w:p>
+      <w:r>
+        <w:t>"Meridian Heritage Bank," the associate said smoothly, turning his attention back to Cassandra. "Ms. Vance, congratulations on the appointment. The card in that box is currently a dormant piece of titanium. Federal law prevents us from sending you an active account unprompted. I am here to serve as the bonded witness to your wet-ink signature. Once you sign that single sheet of paper formally requesting the account, I will execute a secure cryptographic ping to our servers. The card will be live with an eight-figure shadow limit before I reach the lobby elevator."</w:t>
+      </w:r>
+    </w:p>
+    <w:p>
+      <w:r>
+        <w:t>Cassandra picked up the card. It weighed fifteen grams—cold to the touch and undeniably substantial. "I don't bank with Meridian. And I already have a Quantum corporate card for my travel." She maintained rigid control over her financial logistics, banking exclusively with the Quantum Employees Federal Credit Union and only utilizing her credit card for absolute necessities, like checking into a hotel.</w:t>
+      </w:r>
+    </w:p>
+    <w:p>
+      <w:r>
+        <w:t xml:space="preserve">"Which is audited," Steve countered instantly, his tone turning serious. He reached into the inner pocket of his own suit jacket and produced an identical, black titanium Meridian Obsidian Card, tossing it onto the mahogany desk so it landed with a heavy, authoritative </w:t>
+      </w:r>
+      <w:r>
+        <w:rPr>
+          <w:i/>
+          <w:iCs/>
+        </w:rPr>
+        <w:t>clack</w:t>
+      </w:r>
+      <w:r>
+        <w:t>.</w:t>
+      </w:r>
+    </w:p>
+    <w:p>
+      <w:r>
+        <w:t>Steve glanced at the Meridian associate. Recognizing the cue, the associate took two precise steps backward, clasping his hands behind his back and adopting the impenetrable, absolute deafness required of ultra-luxury hospitality. He became a ghost in the room.</w:t>
+      </w:r>
+    </w:p>
+    <w:p>
+      <w:r>
+        <w:t>Steve placed both hands on her desk. "Sign it, Cass. Right now."</w:t>
+      </w:r>
+    </w:p>
+    <w:p>
+      <w:r>
+        <w:t>"Steve, I don't need another line of credit."</w:t>
+      </w:r>
+    </w:p>
+    <w:p>
+      <w:r>
+        <w:t>"You don't need the credit, you need the wall," Steve explained, tapping the titanium card. "From today on, every single dollar you spend on a Quantum corporate card is going to be scrutinized by the board, the SEC, and the press. You have no privacy left. But that? That is a shadow wallet. It doesn't touch the company. It doesn't touch your public filings."</w:t>
+      </w:r>
+    </w:p>
+    <w:p>
+      <w:r>
+        <w:t>Cassandra turned the cold metal over in her hand, staring at the embedded EMV chip.</w:t>
+      </w:r>
+    </w:p>
+    <w:p>
+      <w:r>
+        <w:t>"Meridian is waiving the initiation and the annual fees because they want the bragging rights at Davos that the CEO of Quantum runs her private life through them," Steve continued, his voice dropping into a register of quiet, mentoring truth. "In exchange, you get the Meridian Global Desk. If you need to quietly charter a twin-engine commercial helicopter to the North Cascades because an avalanche wiped out State Route 20—or if you need to buy a private medical clinic in cash for your brother without a single reporter finding out—you use the Obsidian Card. It keeps your family completely off the corporate grid."</w:t>
+      </w:r>
+    </w:p>
+    <w:p>
+      <w:r>
+        <w:t>Cassandra looked at the heavy-stock Private Wealth Proposal. She thought of Johnny’s strict medical baseline, the sovereign isolation of Ruby Mountain, and the absolute necessity of keeping her bloodline insulated from her new public reality.</w:t>
+      </w:r>
+    </w:p>
+    <w:p>
+      <w:r>
+        <w:t>She picked up the silver-barreled fountain pen and signed her name with a sharp, aggressive flourish.</w:t>
+      </w:r>
+    </w:p>
+    <w:p>
+      <w:r>
+        <w:t xml:space="preserve">The associate stepped forward instantly. With white-glove precision, he retrieved the heavy-stock paper, slid it into a tamper-evident secure folio, and locked it inside his aluminum attaché case. He then produced a heavily encrypted corporate </w:t>
+      </w:r>
+      <w:r>
+        <w:t>device</w:t>
+      </w:r>
+      <w:r>
+        <w:t xml:space="preserve"> from his breast pocket. He typed a rapid, twelve-character command and waited exactly three seconds.</w:t>
+      </w:r>
+    </w:p>
+    <w:p>
+      <w:r>
+        <w:t>A soft, vibrating confirmation hummed from the device.</w:t>
+      </w:r>
+    </w:p>
+    <w:p>
+      <w:r>
+        <w:t>"The cryptographic handshake is complete. The shadow limit is live," the associate announced, offering a crisp, deferential bow. "Welcome to the Meridian Global Desk, Ms. Vance."</w:t>
+      </w:r>
+    </w:p>
+    <w:p>
+      <w:pPr>
+        <w:pStyle w:val="Heading3"/>
+      </w:pPr>
+      <w:r>
+        <w:t>Part 6: The Global Desk – 11:20 AM</w:t>
+      </w:r>
+    </w:p>
+    <w:p>
+      <w:r>
+        <w:t>Cassandra looked at the heavy black metal in her hand. To her highly pragmatic mind, it was just a charge card. A tool for transactions. She slipped it out of its velvet presentation box and turned to her docked Quantum laptop.</w:t>
+      </w:r>
+    </w:p>
+    <w:p>
+      <w:r>
+        <w:t>She had a promise to fulfill. She had scheduled Friday through Monday off for a pack deployment down to Portland to visit the zoo, returning to Building 33 on Tuesday. She pulled up the Columbia Transit Service (CTS) website. It was time to load the transit fares.</w:t>
+      </w:r>
+    </w:p>
+    <w:p>
+      <w:r>
+        <w:t xml:space="preserve">She typed in the Obsidian Card's number, navigating the notoriously clunky CTS portal. She had to process four entirely separate twenty-dollar transactions: one to refill her accessible Honored Citizen RosePass, and three more for the standard RosePasses belonging to David, Liz, and Casey. </w:t>
+      </w:r>
+    </w:p>
+    <w:p>
+      <w:r>
+        <w:rPr>
+          <w:i/>
+          <w:iCs/>
+        </w:rPr>
+        <w:t>Click. Click. Click. Click.</w:t>
+      </w:r>
+    </w:p>
+    <w:p>
+      <w:r>
+        <w:t>"Done," Cassandra murmured, sliding the card onto her desk. "It's just another card."</w:t>
+      </w:r>
+    </w:p>
+    <w:p>
+      <w:r>
+        <w:t>Steve Ballantine smiled, leaning his hip against the edge of her mahogany desk. "It is infinitely more than that, Cass. I told you, you get the Meridian Global Desk."</w:t>
+      </w:r>
+    </w:p>
+    <w:p>
+      <w:r>
+        <w:t>Cassandra looked up, adjusting her glasses.</w:t>
+      </w:r>
+    </w:p>
+    <w:p>
+      <w:r>
+        <w:t xml:space="preserve">"They fix things," Steve explained, his voice dropping into a quiet, serious register. "If you need to charter a helicopter in the dead of winter to get your family off of Ruby Mountain, they do it". </w:t>
+      </w:r>
+    </w:p>
+    <w:p>
+      <w:r>
+        <w:t>In the corner of the room, David suddenly stopped tapping his medical kit. He looked up, his sharp, analytical eyes locking onto the outgoing CEO with sudden, intense interest.</w:t>
+      </w:r>
+    </w:p>
+    <w:p>
+      <w:r>
+        <w:t>Cassandra looked highly skeptical. Quantum's own logistics desk wouldn't even authorize a flight path near the Skagit gorge in February.</w:t>
+      </w:r>
+    </w:p>
+    <w:p>
+      <w:r>
+        <w:t>"Call the 1-800 number on the back," Steve commanded gently. "Put it on speaker."</w:t>
+      </w:r>
+    </w:p>
+    <w:p>
+      <w:r>
+        <w:t>Cassandra frowned, picking up her office phone. She dialed the number and hit the speaker button. She braced her executive function for a labyrinthine Interactive Voice Response menu, preparing to press 1 for English and 3 for Account Services.</w:t>
+      </w:r>
+    </w:p>
+    <w:p>
+      <w:r>
+        <w:t>The line didn't even ring a full time.</w:t>
+      </w:r>
+    </w:p>
+    <w:p>
+      <w:r>
+        <w:t>"Good morning, Ms. Vance. Welcome to the Meridian Global Desk," a crisp, perfectly modulated human voice answered immediately. "It is an absolute pleasure to meet you."</w:t>
+      </w:r>
+    </w:p>
+    <w:p>
+      <w:r>
+        <w:t>Cassandra blinked, momentarily thrown off by the zero-friction connection. "Thank you."</w:t>
+      </w:r>
+    </w:p>
+    <w:p>
+      <w:r>
+        <w:t>"And I believe I hear Mr. Ballantine in the room," the concierge added smoothly. "Congratulations on the announcement this morning, Ms. Vance. We are thrilled to hear you have been tapped to lead Quantum."</w:t>
+      </w:r>
+    </w:p>
+    <w:p>
+      <w:r>
+        <w:t>"Thank you, William," Steve boomed warmly.</w:t>
+      </w:r>
+    </w:p>
+    <w:p>
+      <w:r>
+        <w:t>"However, Ms. Vance," the concierge continued, a note of gentle, highly trained concern entering his voice. "I am looking at your newly activated profile, and our algorithms have already flagged a high-risk anomaly. There are four identical, back-to-back charges for a municipal transit system in Oregon. I can overnight a replacement Obsidian Card to Building 33 immediately—"</w:t>
+      </w:r>
+    </w:p>
+    <w:p>
+      <w:r>
+        <w:t>Cassandra’s autonomic nervous system redlined instantly.</w:t>
+      </w:r>
+    </w:p>
+    <w:p>
+      <w:r>
+        <w:t xml:space="preserve">The sudden, unexpected friction—the implication of fraud, the immediate scrutiny on her perfectly calculated transit logistics—was a violent spike of sensory input. Her breathing hitched, her chest tightening as the threat of an account freeze loomed over her carefully planned weekend. </w:t>
+      </w:r>
+    </w:p>
+    <w:p>
+      <w:r>
+        <w:t xml:space="preserve">David was out of his chair in a microsecond. </w:t>
+      </w:r>
+    </w:p>
+    <w:p>
+      <w:r>
+        <w:t xml:space="preserve">He crossed the office, stepping directly behind her wheelchair. He didn't speak. He wrapped his arms securely over her shoulders and pulled her back against his chest, applying immediate, deep-pressure grounding. </w:t>
+      </w:r>
+    </w:p>
+    <w:p>
+      <w:r>
+        <w:t>Steve stepped in smoothly, seamlessly taking the verbal point to shield her.</w:t>
+      </w:r>
+    </w:p>
+    <w:p>
+      <w:r>
+        <w:t xml:space="preserve">"William, stand down," Steve instructed, his voice radiating calm executive authority. "Those are authorized purchases. Ms. Vance utilizes municipal transit exclusively; she does not use the corporate </w:t>
+      </w:r>
+      <w:proofErr w:type="spellStart"/>
+      <w:r>
+        <w:t>motorpool</w:t>
+      </w:r>
+      <w:proofErr w:type="spellEnd"/>
+      <w:r>
+        <w:t xml:space="preserve">. She is taking her family to Portland this weekend and was refilling their CTS RosePasses. The portal simply requires individual transactions, and she has four family members. No need to cancel the card." </w:t>
+      </w:r>
+    </w:p>
+    <w:p>
+      <w:r>
+        <w:t>"Understood entirely, Mr. Ballantine," the concierge pivoted flawlessly, zero judgment in his tone. "The security flag is cleared, Ms. Vance. Your RosePasses are fully funded. How else may I assist you today?"</w:t>
+      </w:r>
+    </w:p>
+    <w:p>
+      <w:r>
+        <w:t xml:space="preserve">The deep pressure from David did its job. Her heart rate, which had spiked wildly, began to decelerate back to a stable rhythm. She leaned her head back against her brother's arm, letting out a slow exhale, before leaning forward toward the speakerphone. </w:t>
+      </w:r>
+    </w:p>
+    <w:p>
+      <w:r>
+        <w:t>"I... I am trying to arrange logistics," Cassandra started nervously, her voice still slightly tight. "There is going to be a formal handover ceremony in February. I am trying to make arrangements for my family to come visit."</w:t>
+      </w:r>
+    </w:p>
+    <w:p>
+      <w:r>
+        <w:t>"We would be honored to arrange private aviation for your guests," the concierge offered warmly. "May I have the origin city?"</w:t>
+      </w:r>
+    </w:p>
+    <w:p>
+      <w:r>
+        <w:t xml:space="preserve">"That is the complication," Cassandra said, her hands resting tightly on her armrests. "My family lives on Ruby Mountain". </w:t>
+      </w:r>
+    </w:p>
+    <w:p>
+      <w:r>
+        <w:t>There was a brief pause on the line, followed by the sound of rapid, muted typing.</w:t>
+      </w:r>
+    </w:p>
+    <w:p>
+      <w:r>
+        <w:t xml:space="preserve">"The Prospector's Keep," the concierge confirmed, his tone shifting into one of profound professional respect. "I have had the privilege of managing logistics for clients staying at the Keep during the summer season. It is an honor to be speaking with a family member of Victoria Vance. However, as you are aware, Washington State Department of Transportation drops the barricades on SR-20 in the winter. The highway is closed". </w:t>
+      </w:r>
+    </w:p>
+    <w:p>
+      <w:r>
+        <w:t xml:space="preserve">Cassandra stalled. The reality of the thirty-foot walls of Cascades Concrete and the lethal avalanche zones paralyzed her logistical processor. </w:t>
+      </w:r>
+    </w:p>
+    <w:p>
+      <w:r>
+        <w:t>Steve leaned over, tapping the mahogany desk. "Ask for the helicopter, Cass," he whispered gently.</w:t>
+      </w:r>
+    </w:p>
+    <w:p>
+      <w:r>
+        <w:t>Cassandra swallowed hard. "I... I need to charter a helicopter. I need to get Victoria down the mountain to Redmond."</w:t>
+      </w:r>
+    </w:p>
+    <w:p>
+      <w:r>
+        <w:t>"That is absolutely possible, Ms. Vance," the concierge replied without a single ounce of hesitation.</w:t>
+      </w:r>
+    </w:p>
+    <w:p>
+      <w:r>
+        <w:t xml:space="preserve">Cassandra's breath hitched again, but this time in pure shock. "Wait. I want all seventeen family members of the Vance-Whitaker pack brought to Redmond". </w:t>
+      </w:r>
+    </w:p>
+    <w:p>
+      <w:r>
+        <w:t>"We will require two heavy, twin-engine commercial transport helicopters to accommodate the payload and the winter weather variables," the concierge calculated smoothly. "But yes. That is executable."</w:t>
+      </w:r>
+    </w:p>
+    <w:p>
+      <w:r>
+        <w:t xml:space="preserve">Cassandra’s mind spun. "But... Johnny. My cousin. He has complex medical needs". </w:t>
+      </w:r>
+    </w:p>
+    <w:p>
+      <w:r>
+        <w:t xml:space="preserve">"We are intimately familiar with the Keep's infrastructure," the concierge assured her. "We will ensure the transport is explicitly rated to manage his barometric transition, and we will secure all necessary FAA clearances for his portable </w:t>
+      </w:r>
+      <w:proofErr w:type="spellStart"/>
+      <w:r>
+        <w:t>RespiraCore</w:t>
+      </w:r>
+      <w:proofErr w:type="spellEnd"/>
+      <w:r>
+        <w:t xml:space="preserve"> Compressor. We can extract them directly from the elevated emergency helipad at the Keep, and land them directly on the executive helipad here on the Quantum campus". </w:t>
+      </w:r>
+    </w:p>
+    <w:p>
+      <w:r>
+        <w:t>Cassandra stared at the phone. She was completely, utterly speechless. She had spent the last week agonizing over the logistics, assuming she would have to work with Quantum's engineers to route a high-definition network feed directly to Morgan's server rack so Victoria and the pack could watch the ceremony remotely on a monitor.</w:t>
+      </w:r>
+    </w:p>
+    <w:p>
+      <w:r>
+        <w:t xml:space="preserve">Meridian wasn't offering a webcam. They were offering to pull her bloodline out of the sky. </w:t>
+      </w:r>
+    </w:p>
+    <w:p>
+      <w:r>
+        <w:t>"Yes," Steve boomed softly, a deeply satisfied smile on his face as he watched Cassandra process the sheer, unmitigated power of the shadow wallet. "They fix things."</w:t>
+      </w:r>
+    </w:p>
+    <w:p>
+      <w:r>
+        <w:t>"Please confirm the exact dates of the ceremony, Ms. Vance, and I will have the flight manifests drafted for your approval by the end of the business day," the concierge prompted.</w:t>
+      </w:r>
+    </w:p>
+    <w:p>
+      <w:r>
+        <w:t>Steve stepped in to finalize the details, smoothly wrapping up the call with the Meridian Global Desk, providing the exact February dates while Cassandra sat frozen in a state of absolute awe.</w:t>
+      </w:r>
+    </w:p>
+    <w:p>
+      <w:r>
+        <w:t>The line clicked dead.</w:t>
+      </w:r>
+    </w:p>
+    <w:p>
+      <w:r>
+        <w:t>Steve looked down at the thirty-five-year-old CEO-designate and her brother, who was still standing protectively behind her chair. Wall Street expected the new CEO to be mapping out the subterranean parking garage assignments. Instead, she had just secured the airspace over the North Cascades.</w:t>
+      </w:r>
+    </w:p>
+    <w:p>
+      <w:r>
+        <w:t xml:space="preserve">"Well," Steve smiled, checking his watch. "I believe you and David wanted to catch the bus to Bellevue to celebrate?" </w:t>
+      </w:r>
+    </w:p>
+    <w:p>
+      <w:pPr>
+        <w:pStyle w:val="Heading3"/>
+      </w:pPr>
+      <w:r>
+        <w:t>Part 7: The Actuarial Risk – 11:45 AM</w:t>
+      </w:r>
+    </w:p>
+    <w:p>
+      <w:r>
+        <w:t>The silence in the corner office was profound. Cassandra Vance stared at the silver-barreled fountain pen in her hand, the sheer, staggering reality of the Meridian Global Desk still settling into her highly analytical processor.</w:t>
+      </w:r>
+    </w:p>
+    <w:p>
+      <w:r>
+        <w:t xml:space="preserve">Before Steve Ballantine could finish his thought about their celebratory bus ride to Bellevue, the heavy glass doors to the executive suite swung open for the second time that morning. </w:t>
+      </w:r>
+    </w:p>
+    <w:p>
+      <w:r>
+        <w:t xml:space="preserve">Henderson, Quantum’s Head of Corporate Security, stepped into the room. He was accompanied by a man in a severe, tightly buttoned gray suit clutching a thick legal binder. </w:t>
+      </w:r>
+    </w:p>
+    <w:p>
+      <w:r>
+        <w:t xml:space="preserve">David Vance’s posture instantly stiffened. As Cassandra’s Licensed Practical Nurse and silent medical overwatch, he was highly attuned to the environmental energy of the room. He stepped slightly to the side of his sister's manual wheelchair, his eyes locking onto the new arrival with absolute, unyielding scrutiny. </w:t>
+      </w:r>
+    </w:p>
+    <w:p>
+      <w:r>
+        <w:t>"I apologize for the intrusion, Steve, Ms. Vance," Henderson said, his voice clipped and tight with professional stress. He gestured to the man beside him. "This is Sterling, our Chief Risk Officer. We have a critical blocker regarding the SEC transition filings."</w:t>
+      </w:r>
+    </w:p>
+    <w:p>
+      <w:r>
+        <w:t>Steve Ballantine crossed his arms, his booming, jovial energy vanishing instantly. "The board vote was unanimous, Sterling. What is the blocker?"</w:t>
+      </w:r>
+    </w:p>
+    <w:p>
+      <w:r>
+        <w:t>Sterling stepped forward, placing the heavy binder on the edge of Cassandra’s mahogany desk.</w:t>
+      </w:r>
+    </w:p>
+    <w:p>
+      <w:r>
+        <w:t>"It’s the Key Person Insurance policy, Mr. Ballantine," Sterling explained, sounding deeply apologetic but entirely panicked. "Under standard corporate governance, Quantum is legally required to hold a massive life and disability insurance policy on its Chief Executive Officer. I just got off the phone with the underwriters at Vanguard Global. They are flatly refusing to bind the policy."</w:t>
+      </w:r>
+    </w:p>
+    <w:p>
+      <w:r>
+        <w:t>Cassandra didn't look at the binder. She kept her eyes fixed on the Risk Officer. "On what grounds, Mr. Sterling?"</w:t>
+      </w:r>
+    </w:p>
+    <w:p>
+      <w:r>
+        <w:t xml:space="preserve">"Your transit profile, Ms. Vance," Sterling admitted, looking highly uncomfortable. "The underwriters ran a risk assessment. They noted your absolute refusal to utilize the armored executive </w:t>
+      </w:r>
+      <w:proofErr w:type="spellStart"/>
+      <w:r>
+        <w:t>motorpool</w:t>
+      </w:r>
+      <w:proofErr w:type="spellEnd"/>
+      <w:r>
+        <w:t>. They stated that allowing a trillion-dollar corporate asset to commute on the municipal King County TAPS bus system with the general public is an unacceptable, catastrophic liability."</w:t>
+      </w:r>
+    </w:p>
+    <w:p>
+      <w:r>
+        <w:t xml:space="preserve">Henderson sighed, rubbing the back of his neck. He had already lost this exact battle with Cassandra multiple times. "They are demanding a mandate in the contract, Ms. Vance. They want you in a secure, climate-controlled Apex Mountaineer with a dedicated security detail for all inter-office transit." </w:t>
+      </w:r>
+    </w:p>
+    <w:p>
+      <w:r>
+        <w:t>Cassandra looked at Steve. The outgoing CEO didn't look worried; he looked profoundly amused.</w:t>
+      </w:r>
+    </w:p>
+    <w:p>
+      <w:r>
+        <w:t>"I told the Board of Directors this was going to happen when I pitched the succession consensus," Steve chuckled, leaning against the glass wall. "I explicitly warned them that you legally cannot drive due to your medical baseline, and that you absolutely despise executive black cars. They knew exactly what your transit habits were when they cast their votes."</w:t>
+      </w:r>
+    </w:p>
+    <w:p>
+      <w:r>
+        <w:t>"The Board understands, Steve," Sterling pleaded, his hands hovering over the binder. "But the actuaries don't care about the Board's vote. They care about statistical risk. They view a public bus as an uncontrolled environment. If they refuse to bind the policy, we are out of compliance."</w:t>
+      </w:r>
+    </w:p>
+    <w:p>
+      <w:r>
+        <w:t>Cassandra unlocked the brakes on her wheelchair and rolled smoothly toward the center of the desk. The cold, impenetrable titanium armor of the CEO-designate slid flawlessly into place.</w:t>
+      </w:r>
+    </w:p>
+    <w:p>
+      <w:r>
+        <w:t>"Mr. Sterling," Cassandra stated, her voice dropping into a glacial, terrifyingly calm register. "Actuaries operate on mathematics. Let us look at the math."</w:t>
+      </w:r>
+    </w:p>
+    <w:p>
+      <w:r>
+        <w:t>She tapped her fingers across the mechanical keyboard of her docked Quantum laptop.</w:t>
+      </w:r>
+    </w:p>
+    <w:p>
+      <w:r>
+        <w:t>"An extended-wheelbase Apex Mountaineer weighs approximately three tons," Cassandra recited, her analytical mind pulling the raw vehicular data instantly. "If a distracted driver runs a red light on 156th Avenue NE and T-bones an Apex SUV at forty miles per hour, the kinetic transfer to the passenger cabin is severe. The risk of secondary concussive trauma is high."</w:t>
+      </w:r>
+    </w:p>
+    <w:p>
+      <w:r>
+        <w:t>She pulled up a secondary screen.</w:t>
+      </w:r>
+    </w:p>
+    <w:p>
+      <w:r>
+        <w:t xml:space="preserve">"A heavy, articulated TAPS King County bus weighs over fifteen tons," Cassandra continued smoothly. "If that same vehicle strikes the side of my bus, the kinetic energy is almost entirely absorbed by the industrial chassis. The bus wins the physics equation every single time." </w:t>
+      </w:r>
+    </w:p>
+    <w:p>
+      <w:r>
+        <w:t>Sterling opened his mouth to counter, but Cassandra held up a single, manicured finger, cutting him off completely.</w:t>
+      </w:r>
+    </w:p>
+    <w:p>
+      <w:r>
+        <w:t xml:space="preserve">"Furthermore, we must address the medical friction," Cassandra added, glancing briefly at David. "To utilize an armored SUV, I am forced to physically transfer out of my custom manual wheelchair, haul myself into a passenger seat, and surrender my primary mobility equipment to a trunk like a piece of luggage. It breaks my physical autonomy. A TAPS bus utilizes a mechanical ramp and level boarding. I roll into the designated ADA bay, lock my brakes, and remain entirely self-sufficient." </w:t>
+      </w:r>
+    </w:p>
+    <w:p>
+      <w:r>
+        <w:t>She locked her dark eyes onto the Chief Risk Officer.</w:t>
+      </w:r>
+    </w:p>
+    <w:p>
+      <w:r>
+        <w:t>"I do not ride the municipal grid to make a philosophical statement, Mr. Sterling. I ride it because it is the safest, most efficient, and most medically accessible transit architecture available to me."</w:t>
+      </w:r>
+    </w:p>
+    <w:p>
+      <w:r>
+        <w:t>"I understand the logic, Ms. Vance," Sterling stammered, sweating slightly under her intense gaze. "But the underwriters—"</w:t>
+      </w:r>
+    </w:p>
+    <w:p>
+      <w:r>
+        <w:t>"The underwriters work for us," Cassandra interrupted, delivering the absolute, lethal finality of her new position. "Quantum Corporation pays Vanguard Global hundreds of millions of dollars in annual premiums for our global enterprise liability coverage. You are going to walk back to your office, Mr. Sterling, and you are going to call them back."</w:t>
+      </w:r>
+    </w:p>
+    <w:p>
+      <w:r>
+        <w:t>Cassandra leaned forward, resting her arms on her wheelchair.</w:t>
+      </w:r>
+    </w:p>
+    <w:p>
+      <w:r>
+        <w:t xml:space="preserve">"You will inform them that if they do not bind my Key Person policy exactly as it stands—inclusive of my blue TAPS pass—I will personally instruct our treasury department to sever Quantum's entire global portfolio and hand the contracts to their fiercest competitor before the market closes today." </w:t>
+      </w:r>
+    </w:p>
+    <w:p>
+      <w:r>
+        <w:t xml:space="preserve">Absolute financial force is the universal solvent for operational friction. </w:t>
+      </w:r>
+    </w:p>
+    <w:p>
+      <w:r>
+        <w:t>Sterling stared at her. The sheer, overwhelming weight of the threat completely crushed any further argument. He wasn't dealing with a fragile executive; he was dealing with an apex predator who knew exactly how much leverage she held.</w:t>
+      </w:r>
+    </w:p>
+    <w:p>
+      <w:r>
+        <w:t>"I... I will make the call immediately, Ms. Vance," Sterling swallowed hard, snatching the binder off the desk. "I am certain they will find a way to accommodate the policy."</w:t>
+      </w:r>
+    </w:p>
+    <w:p>
+      <w:r>
+        <w:t>"I am certain they will," Cassandra agreed politely. "Have a good morning, gentlemen."</w:t>
+      </w:r>
+    </w:p>
+    <w:p>
+      <w:r>
+        <w:t>Henderson offered a deeply respectful, deferential nod before ushering the panicked Risk Officer out of the suite.</w:t>
+      </w:r>
+    </w:p>
+    <w:p>
+      <w:r>
+        <w:t>The heavy glass doors clicked shut.</w:t>
+      </w:r>
+    </w:p>
+    <w:p>
+      <w:r>
+        <w:t xml:space="preserve">David let out a quiet, raspy exhale of amusement, picking up his LPN tablet. "Well, you certainly gave the actuaries something to hyperventilate about." </w:t>
+      </w:r>
+    </w:p>
+    <w:p>
+      <w:r>
+        <w:t xml:space="preserve">"Actuaries hate anomalies," Cassandra replied, slipping the black titanium Obsidian Card into the inner pocket of her tailored blazer. She checked her watch. "It is 11:55 AM. I have twenty minutes before my scheduled departure. Are we still taking the Route 230 to Bellevue?" </w:t>
+      </w:r>
+    </w:p>
+    <w:p>
+      <w:r>
+        <w:t>Steve Ballantine pushed off the glass wall, a massive, triumphant grin spreading across his face.</w:t>
+      </w:r>
+    </w:p>
+    <w:p>
+      <w:r>
+        <w:t>"Absolutely," Steve boomed, adjusting his tie. "I wouldn't miss it for the world."</w:t>
+      </w:r>
+    </w:p>
+    <w:p>
+      <w:pPr>
+        <w:pStyle w:val="Heading3"/>
+      </w:pPr>
+      <w:r>
+        <w:t xml:space="preserve">Part </w:t>
+      </w:r>
+      <w:r>
+        <w:t>8</w:t>
+      </w:r>
+      <w:r>
+        <w:t>: The Route 230 Protocol – 12:15 PM</w:t>
+      </w:r>
+    </w:p>
+    <w:p>
+      <w:r>
+        <w:t>By noon, the Redmond campus was buzzing with an electric, celebratory energy. The global email had deployed, and the "Courtyard CEO" was officially the successor.</w:t>
+      </w:r>
+    </w:p>
+    <w:p>
+      <w:r>
+        <w:t>Inside the Building 33 executive suite, the Head of Corporate Security, a man named Henderson, was actively trying to execute his newly assigned mandate. He trailed closely behind Cassandra as she wheeled out of her corner office, flanked by two highly stressed executive fixers.</w:t>
+      </w:r>
+    </w:p>
+    <w:p>
+      <w:r>
+        <w:t>"Ms. Vance, the press pool has completely surrounded the main visitor entrance," Henderson warned, checking his earpiece. "I have two armored SUVs waiting in the subterranean executive garage. We can slip you out under the radar. Your house is only three blocks away; we can have you home and secure in under two minutes."</w:t>
+      </w:r>
+    </w:p>
+    <w:p>
+      <w:r>
+        <w:t>"I am not sneaking out of my own building in an armored tank, Henderson," Cassandra replied smoothly, her Quantum laptop bag resting securely on her lap. "Besides, I'm not going home just yet. And officially, I am not the CEO until Steve retires on February 14th. Today, I am just celebrating."</w:t>
+      </w:r>
+    </w:p>
+    <w:p>
+      <w:r>
+        <w:t>"Then let us drive you to your celebration!" one of the fixers pleaded, stepping in front of her chair. "Where are you going? Bellevue? We can have the motorcade spool up—"</w:t>
+      </w:r>
+    </w:p>
+    <w:p>
+      <w:r>
+        <w:t>"I already told the dispatch to stand down," Cassandra interrupted politely but firmly, wheeling smoothly around him. "Good afternoon, gentlemen. I am taking the bus."</w:t>
+      </w:r>
+    </w:p>
+    <w:p>
+      <w:r>
+        <w:t>She left the horrified security director and the fixers standing speechless in the executive corridor.</w:t>
+      </w:r>
+    </w:p>
+    <w:p>
+      <w:r>
+        <w:t>Leaving Building 33, Cassandra could have easily taken the short, paved roll back to her sprawling Redmond property to celebrate with David, Liz, and Casey. But today, she had a specific errand in mind.</w:t>
+      </w:r>
+    </w:p>
+    <w:p>
+      <w:r>
+        <w:t>She wheeled herself across the crisp, sunlit campus, navigating the wide sidewalks toward Building 16. The moment she entered the building's massive cafeteria to grab a quick bite to eat, a spontaneous round of applause broke out among the developers and staff eating their lunches. Cassandra smiled, waving and stopping to shake a few hands, picking up a standard deli sandwich and a sparkling water before continuing her trek.</w:t>
+      </w:r>
+    </w:p>
+    <w:p>
+      <w:r>
+        <w:t>She rolled through the campus pathways, enjoying the crisp winter air, until she emerged on the eastern edge of the campus near Building 25.</w:t>
+      </w:r>
+    </w:p>
+    <w:p>
+      <w:r>
+        <w:t>She rolled right up to the curb of 156th Avenue NE and locked her brakes at the municipal transit shelter.</w:t>
+      </w:r>
+    </w:p>
+    <w:p>
+      <w:r>
+        <w:t>A breathless fixer, who had apparently jogged all the way across campus from Building 33, came huffing up to the bus stop. "Ms. Vance! Please! If you absolutely insist on taking public transit to the Downtown Bellevue offices, at least let me walk you up to the Overlake Transit Center so you can catch the TAPS Express 564 or 565!"</w:t>
+      </w:r>
+    </w:p>
+    <w:p>
+      <w:r>
+        <w:t>Cassandra took a bite of her sandwich, looking at the exhausted handler with a mixture of amusement and pity.</w:t>
+      </w:r>
+    </w:p>
+    <w:p>
+      <w:r>
+        <w:t>"I don't want the express route today," Cassandra explained calmly. "I want to see the neighborhood."</w:t>
+      </w:r>
+    </w:p>
+    <w:p>
+      <w:r>
+        <w:t>"But the local route takes forever!" the fixer groaned, looking at the schedule posted on the glass shelter.</w:t>
+      </w:r>
+    </w:p>
+    <w:p>
+      <w:r>
+        <w:t>"Which gives me plenty of time to eat my lunch," Cassandra smiled.</w:t>
+      </w:r>
+    </w:p>
+    <w:p>
+      <w:r>
+        <w:t>A few minutes later, the heavy, articulated TAPS King County Route 230 bus hissed to a halt at the curb. The doors opened, and the driver immediately hit the switch to lower the mechanical ramp.</w:t>
+      </w:r>
+    </w:p>
+    <w:p>
+      <w:r>
+        <w:t>"Afternoon, Cassandra!" the driver called out cheerfully, entirely accustomed to the nice lady in the wheelchair who knew the transit grid better than the dispatchers. "Heard the good news on the radio! Congratulations!"</w:t>
+      </w:r>
+    </w:p>
+    <w:p>
+      <w:r>
+        <w:t>"Thank you, Marcus," Cassandra smiled warmly, rolling up the incline.</w:t>
+      </w:r>
+    </w:p>
+    <w:p>
+      <w:r>
+        <w:t>She tapped her blue TAPS Pass against the digital reader, leaving the bewildered corporate handler standing on the sidewalk. She maneuvered her manual chair into the designated ADA bay, locked her brakes, and watched out the window as the 230 began its route.</w:t>
+      </w:r>
+    </w:p>
+    <w:p>
+      <w:r>
+        <w:t>It was the ultimate, defiant contrast to the Silicon Valley billionaire stereotype. The entire financial world was currently obsessing over her historic ascension, and her very first executive decision as the CEO-designate was to take the local bus.</w:t>
+      </w:r>
+    </w:p>
+    <w:p>
+      <w:r>
+        <w:t>The Route 230 crawled down 156th Avenue NE, offering her a slow, nostalgic view of the sprawling Redmond suburbs before it finally signaled its right turn onto NE 8th Street. As the bus carried her straight into the towering, glass-and-steel heart of Downtown Bellevue, Cassandra felt a profound sense of closure.</w:t>
+      </w:r>
+    </w:p>
+    <w:p>
+      <w:r>
+        <w:t>When the bus finally dropped her off at the Bellevue Transit Center, she didn't head toward a high-end restaurant or a press junket. She wheeled herself toward the older Quantum office towers. She was going to see the original mid-level managers and legacy developers who had given a nineteen-year-old disabled girl her very first shot in the summer of 2000.</w:t>
+      </w:r>
+    </w:p>
+    <w:p>
+      <w:r>
+        <w:t>She was about to run the empire, but she was never going to forget the people who helped her build the foundation.</w:t>
+      </w:r>
+    </w:p>
+    <w:p>
+      <w:pPr>
+        <w:pStyle w:val="Heading3"/>
+      </w:pPr>
+      <w:r>
+        <w:t xml:space="preserve">Part </w:t>
+      </w:r>
+      <w:r>
+        <w:t>9</w:t>
+      </w:r>
+      <w:r>
+        <w:t>: The Bellevue Reunion – 1:30 PM</w:t>
+      </w:r>
+    </w:p>
+    <w:p>
+      <w:r>
+        <w:t>When Cassandra Vance rolled into the twelfth-floor bullpen of Quantum's Downtown Bellevue tower, flanked closely by her brother David, the entire floor came to a complete, stunned halt.</w:t>
+      </w:r>
+    </w:p>
+    <w:p>
+      <w:r>
+        <w:t>The legacy managers and veteran senior developers—the exact same people who had taken a chance on a nineteen-year-old disabled girl fresh out of physical rehab back in the summer of 2000—stared at her in absolute disbelief. They had all read the global email broadcast that morning. They knew that she had just been unanimously tapped to inherit the trillion-dollar tech empire. They simply couldn't believe that instead of celebrating with Wall Street elites or popping champagne in the Building 33 vault, she had taken a local city bus to come see them.</w:t>
+      </w:r>
+    </w:p>
+    <w:p>
+      <w:r>
+        <w:t>"You really did it, Cass," an older, gray-haired database architect laughed, walking over to wrap her in a warm, familiar hug. "They actually gave you the keys to the machine."</w:t>
+      </w:r>
+    </w:p>
+    <w:p>
+      <w:r>
+        <w:t>"I only know how the machine works because you all taught me how to read the blueprints," Cassandra smiled warmly, returning the embrace.</w:t>
+      </w:r>
+    </w:p>
+    <w:p>
+      <w:r>
+        <w:t>For the next twenty minutes, the bullpen was a chorus of joyous celebration. Cassandra shook hands, caught up on old deployment war stories, and genuinely basked in the unvarnished affection of the people who had formed her original corporate perimeter.</w:t>
+      </w:r>
+    </w:p>
+    <w:p>
+      <w:r>
+        <w:t xml:space="preserve">David Vance didn't join the handshakes. Operating in his role as a silent medical overwatch, he set himself up at a small, empty desk in the corner of the bullpen, keeping a direct line of sight to his sister while monitoring the continuous Mobile Cardiac Telemetry (MCT) Holter data streaming to his LPN tablet. </w:t>
+      </w:r>
+    </w:p>
+    <w:p>
+      <w:r>
+        <w:t>But true to her nature, Cassandra Vance never stayed entirely off the clock for long.</w:t>
+      </w:r>
+    </w:p>
+    <w:p>
+      <w:r>
+        <w:t>When the initial wave of congratulations naturally settled, Cassandra didn't head back to the elevators. Instead, she navigated her manual chair toward the open-plan communal workspace overlooking the Bellevue skyline. With a quick mechanical snap, her piano-black Quantum laptop locked into the specialized, commercial-grade articulated mounting arm outfitted on her chair.</w:t>
+      </w:r>
+    </w:p>
+    <w:p>
+      <w:r>
+        <w:t>She noticed a cluster of new, entry-level junior developers hovering nervously near the breakroom. They were clutching their laptops, staring at her with wide eyes. To them, she wasn't the nostalgic kid from the year 2000; she was the newly minted CEO-designate of the most powerful software corporation on earth.</w:t>
+      </w:r>
+    </w:p>
+    <w:p>
+      <w:r>
+        <w:t>Cassandra offered them a sharp, welcoming smile and patted the empty communal table next to her chair.</w:t>
+      </w:r>
+    </w:p>
+    <w:p>
+      <w:r>
+        <w:t>"Don't just stand there analyzing the optics," Cassandra called out, her voice projecting a smooth, pragmatic ease. "Grab a seat. Let's look at what you're working on."</w:t>
+      </w:r>
+    </w:p>
+    <w:p>
+      <w:r>
+        <w:t>The junior developers hesitantly shuffled over, pulling out chairs. As they sat down, Cassandra decided to explicitly establish the operational baseline for her new era of leadership. She reached into her laptop bag and pulled out a pair of heavy, noise-canceling headphones, resting them flat on the table.</w:t>
+      </w:r>
+    </w:p>
+    <w:p>
+      <w:r>
+        <w:t xml:space="preserve">"Let's establish the ground rules right now," Cassandra announced, ensuring her voice carried across the communal space. "When you see me set up in a workspace, the protocol is simple. If these heavy headphones are over my ears, I am tearing apart a deployment schedule or running an executive audit, and I cannot be interrupted. But if my headphones are resting on the table—like they are right now—the perimeter is entirely open. You do not need an appointment, you do not need an executive assistant, and you do not need to be a manager to speak to me." </w:t>
+      </w:r>
+    </w:p>
+    <w:p>
+      <w:r>
+        <w:t>She looked around the table at the young, intimidated faces, completely dropping the veil of corporate omniscience.</w:t>
+      </w:r>
+    </w:p>
+    <w:p>
+      <w:r>
+        <w:t>"I am officially taking over this company next month, but I am only in my thirties," Cassandra explained, leaning forward on her armrests. "My foundational coding habits were built a decade ago. Technology moves significantly faster than the C-suite. You are the ones actively learning the newest frameworks and the bleeding-edge syntax in your university labs. I know how this machine currently runs, but I want to know how it should run."</w:t>
       </w:r>
     </w:p>
     <w:p>
@@ -6097,7 +6735,74 @@
     </w:p>
     <w:p>
       <w:r>
-        <w:t xml:space="preserve">For the next hour, the billionaire CEO-designate of Quantum Corporation sat in the middle of a bustling Bellevue office, not holding a press conference or counting her stock options, but actively side-by-side coding with her newest employees, proving to the entire company that the "learn-it-all" era had officially begun. </w:t>
+        <w:t>For the next half hour, the billionaire CEO-designate of Quantum Corporation sat in the middle of a bustling Bellevue office, not holding a press conference or counting her stock options, but actively side-by-side coding with her newest employees, proving to the entire company that the "learn-it-all" era had officially begun.</w:t>
+      </w:r>
+    </w:p>
+    <w:p>
+      <w:r>
+        <w:t>But at exactly 2:00 PM, the frictionless coding session was abruptly interrupted.</w:t>
+      </w:r>
+    </w:p>
+    <w:p>
+      <w:r>
+        <w:t>David Vance stood up from his corner desk, his LPN tablet in hand. He walked directly up to the communal table, bypassing a pair of senior managers without a second glance. To the young developer currently explaining her routing protocol, David was a completely jarring anomaly—a man wearing the bright Orange Badge of a low-level contractor who had just effortlessly stepped into the personal airspace of the CEO</w:t>
+      </w:r>
+      <w:r>
+        <w:t>-designate</w:t>
+      </w:r>
+      <w:r>
+        <w:t xml:space="preserve">. </w:t>
+      </w:r>
+    </w:p>
+    <w:p>
+      <w:r>
+        <w:t>The young developer's voice faltered, her fingers freezing on her keyboard as David stepped directly beside Cassandra’s wheelchair.</w:t>
+      </w:r>
+    </w:p>
+    <w:p>
+      <w:r>
+        <w:t xml:space="preserve">David didn't say a word. He was executing the 14:00 Afternoon Autonomic Check. He initiated a non-verbal assessment, reading the micro-expressions around Cassandra's eyes to gauge her AuDHD masking fatigue after the high-stakes morning she had just navigated. He reached out, gently slipping a small pulse oximeter onto her index finger to log her SpO2. </w:t>
+      </w:r>
+    </w:p>
+    <w:p>
+      <w:r>
+        <w:t>Cassandra didn't stop looking at the young developer's code. She didn't break her executive focus. She simply turned her left palm upward in a familiar, deeply ingrained motion.</w:t>
+      </w:r>
+    </w:p>
+    <w:p>
+      <w:r>
+        <w:t xml:space="preserve">David checked his tablet, verifying her Holter EKG rhythm against the transit vibrations they had endured on the Route 230 bus. Satisfied with the telemetry, he pulled a small pill bottle from his leather medical kit. He dropped a single oral dose of Baclofen—a localized muscle relaxant—into her palm, handing her a bottle of water. </w:t>
+      </w:r>
+    </w:p>
+    <w:p>
+      <w:r>
+        <w:t xml:space="preserve">The medication was a strict biological necessity. Because of her Complex Regional Pain Syndrome, the daily transit vibrations and physical exhaustion triggered disrupted nerve signals. The Baclofen prevented the muscles in her lower legs and feet from violently spasming or cramping against the footrests of her wheelchair. </w:t>
+      </w:r>
+    </w:p>
+    <w:p>
+      <w:r>
+        <w:t>Cassandra swallowed the pill, handed the water bottle back, and pointed at line 42 on the developer's screen. "You have a null reference exception forming right there," she noted smoothly, entirely ignoring the medical intervention.</w:t>
+      </w:r>
+    </w:p>
+    <w:p>
+      <w:r>
+        <w:t xml:space="preserve">The rookie developer stared at David as he quietly unclipped the pulse oximeter, logged the visual and auditory sensory assessment into his MAR, and turned to leave. She looked terrified, unsure if she was supposed to pause her presentation for the contractor. </w:t>
+      </w:r>
+    </w:p>
+    <w:p>
+      <w:r>
+        <w:t>From the next desk over, the older, gray-haired database architect caught the rookie's wide-eyed panic. He offered a warm, reassuring smile and gave her a subtle wave to continue.</w:t>
+      </w:r>
+    </w:p>
+    <w:p>
+      <w:r>
+        <w:t>"Keep coding, kid," the veteran architect whispered fondly, entirely accustomed to the sibling dynamic that had governed Cassandra's baseline since the year 200</w:t>
+      </w:r>
+      <w:r>
+        <w:t>5</w:t>
+      </w:r>
+      <w:r>
+        <w:t>. "He's just doing his job."</w:t>
       </w:r>
     </w:p>
     <w:p>
@@ -6105,7 +6810,13 @@
         <w:pStyle w:val="Heading3"/>
       </w:pPr>
       <w:r>
-        <w:t>Part 7: The Express Route – 5:15 PM</w:t>
+        <w:t xml:space="preserve">Part </w:t>
+      </w:r>
+      <w:r>
+        <w:t>10</w:t>
+      </w:r>
+      <w:r>
+        <w:t>: The Express Route – 5:15 PM</w:t>
       </w:r>
     </w:p>
     <w:p>
@@ -6193,7 +6904,13 @@
         <w:pStyle w:val="Heading3"/>
       </w:pPr>
       <w:r>
-        <w:t>Part 8: The Sovereign Perimeter – 6:15 PM</w:t>
+        <w:t xml:space="preserve">Part </w:t>
+      </w:r>
+      <w:r>
+        <w:t>11</w:t>
+      </w:r>
+      <w:r>
+        <w:t>: The Sovereign Perimeter – 6:15 PM</w:t>
       </w:r>
     </w:p>
     <w:p>
@@ -6208,7 +6925,7 @@
     </w:p>
     <w:p>
       <w:r>
-        <w:t xml:space="preserve">Her destination was the sprawling, single-story Pacific Northwest rambler she had ruthlessly acquired for $1.5 million in cash a decade ago. It had been gutted to the studs to feature commercial-grade ADA accessibility and enterprise-level Quantum networking, but tonight, it was simply home. </w:t>
+        <w:t>Her destination was the sprawling, single-story Pacific Northwest rambler she had ruthlessly acquired for $1.5 million in cash a decade ago. It had been gutted to the studs to feature commercial-grade ADA accessibility and enterprise-level Quantum networking, but tonight, it was simply home.</w:t>
       </w:r>
     </w:p>
     <w:p>
@@ -6263,7 +6980,7 @@
     </w:p>
     <w:p>
       <w:r>
-        <w:t xml:space="preserve">Ten years ago, David had been isolated in a Portsmouth apartment with an abusive, manipulative girlfriend named Kristine. On Thanksgiving morning, Kristine had casually informed the visiting Vance pack that because she was lactose intolerant, there was no milk in the house, forcing David and his sisters to eat bowls of completely dry cereal while she asserted her territorial dominance. It was the exact morning Cassandra had ruthlessly intervened, pulling the plug on the toxic environment and extracting her brother. </w:t>
+        <w:t>Ten years ago, David had been isolated in a Portsmouth apartment with an abusive, manipulative girlfriend named Kristine. On Thanksgiving morning, Kristine had casually informed the visiting Vance pack that because she was lactose intolerant, there was no milk in the house, forcing David and his sisters to eat bowls of completely dry cereal while she asserted her territorial dominance. It was the exact morning Cassandra had ruthlessly intervened, pulling the plug on the toxic environment and extracting her brother.</w:t>
       </w:r>
     </w:p>
     <w:p>
@@ -6283,12 +7000,86 @@
     </w:p>
     <w:p>
       <w:r>
+        <w:t xml:space="preserve">At 8:00 PM, the casual atmosphere shifted seamlessly into David's mandatory Evening Wind-Down. The protocol was designed specifically for transitioning Cassandra's AuDHD brain from "CEO mode" to "sleep mode" while actively mitigating nighttime neuropathic pain spikes. </w:t>
+      </w:r>
+    </w:p>
+    <w:p>
+      <w:r>
+        <w:t xml:space="preserve">David pulled out his LPN tablet, initiating the system shut-down. He quietly logged her final Blood Pressure and Heart Rate, and asked for her current Neuropathic pain scale on a 1-10 level. </w:t>
+      </w:r>
+    </w:p>
+    <w:p>
+      <w:r>
+        <w:t xml:space="preserve">Satisfied with the numbers, he handed her the nightly medications. The first was Guanfacine, an alpha-2 agonist meant to lower her blood pressure, treat ADHD rejection sensitive dysphoria (RSD), and effectively "turn off" her racing thoughts so her executive function could power down. The second was Gabapentin, a secondary nerve-blocker necessary to ensure the permanent internal scarring in her feet didn't wake her up with phantom impact pain. </w:t>
+      </w:r>
+    </w:p>
+    <w:p>
+      <w:r>
+        <w:t xml:space="preserve">Once the medication was administered, David initiated the overnight Holter baseline setup. Because Vanguard Global's Key Person Insurance policy mandated continuous, uninterrupted operation of Cassandra’s Mobile Cardiac Telemetry (MCT) Holter monitor, David could not simply disconnect the device. He opened the secure medical portal on his LPN tablet. He sent a direct, coded ping to the Building 33 nurses on 24/7 duty monitoring the incoming server feed: </w:t>
+      </w:r>
+      <w:r>
+        <w:rPr>
+          <w:i/>
+          <w:iCs/>
+        </w:rPr>
+        <w:t>VANCE_MCT Offline: Scheduled Hardware Maintenance - Battery Swap</w:t>
+      </w:r>
+      <w:r>
+        <w:t xml:space="preserve">. </w:t>
+      </w:r>
+    </w:p>
+    <w:p>
+      <w:r>
+        <w:t xml:space="preserve">A few seconds later, the legal handshake returned from the occupational health desk. </w:t>
+      </w:r>
+      <w:r>
+        <w:rPr>
+          <w:i/>
+          <w:iCs/>
+        </w:rPr>
+        <w:t>Log Confirmed. Vanguard Timer Initiated.</w:t>
+      </w:r>
+    </w:p>
+    <w:p>
+      <w:r>
+        <w:t>With the fifteen-minute grace period officially active, David moved with the speed and precision of a pit crew. He carefully unclipped the depleted battery from her continuous Mobile Cardiac Telemetry (MCT) Holter monitor, placing it onto the charging base, and instantly slid a fresh battery into the unit.</w:t>
+      </w:r>
+    </w:p>
+    <w:p>
+      <w:r>
+        <w:t xml:space="preserve">Within seconds, his tablet caught the Bluetooth handshake. The device re-established its connection, streaming her real-time EKG data straight to his screen. Once he visually confirmed her heart rate was stable, David pinged the nurses again: </w:t>
+      </w:r>
+      <w:r>
+        <w:rPr>
+          <w:i/>
+          <w:iCs/>
+        </w:rPr>
+        <w:t>VANCE_MCT Online. Baseline Stable</w:t>
+      </w:r>
+      <w:r>
+        <w:t xml:space="preserve">. </w:t>
+      </w:r>
+    </w:p>
+    <w:p>
+      <w:r>
+        <w:t xml:space="preserve">Almost instantly, the nurses at Quantum Corporate replied: </w:t>
+      </w:r>
+      <w:r>
+        <w:rPr>
+          <w:i/>
+          <w:iCs/>
+        </w:rPr>
+        <w:t>Confirmed. Telemetry receiving. Readouts are normal.</w:t>
+      </w:r>
+    </w:p>
+    <w:p>
+      <w:r>
         <w:t>By 9:00 PM, the celebration naturally wound down. The physical toll of the day was heavy, and tomorrow, the real work of transitioning from Executive Vice President of Operations to President and Chief Executive Officer of Quantum would officially begin.</w:t>
       </w:r>
     </w:p>
     <w:p>
       <w:r>
-        <w:t>The four of them completed their evening routines and filed into the master suite, piling onto the massive Alaska King mattress. Surrounded by the steady, deep-pressure weight of her family, Cassandra closed her eyes, perfectly anchored, and drifted off to sleep.</w:t>
+        <w:t>The four of them completed their evening routines and filed into the master suite, piling onto the massive Alaska King mattress. Surrounded by the steady, deep-pressure weight of her family, Cassandra closed her eyes, perfectly anchored, and drifted off to sleep</w:t>
       </w:r>
     </w:p>
     <w:p>
@@ -7390,7 +8181,7 @@
     </w:p>
     <w:p>
       <w:r>
-        <w:t>"I just don't understand the optics of this," Peter grumbled, pulling his coat tighter around his shoulders and glaring at the glowing digital arrival sign. "Your stepdaughter was just named the Chief Executive Officer of the most powerful technology company on the planet. And we are standing on wet concrete waiting for a public city bus."</w:t>
+        <w:t>"I just don't understand the optics of this," Peter grumbled, pulling his coat tighter around his shoulders and glaring at the glowing digital arrival sign. "Your daughter was just named the Chief Executive Officer of the most powerful technology company on the planet. And we are standing on wet concrete waiting for a public city bus."</w:t>
       </w:r>
     </w:p>
     <w:p>
@@ -8705,7 +9496,13 @@
     </w:p>
     <w:p>
       <w:r>
-        <w:t>"Yes, Greg. The Fenwick Bridge," Cassandra replied, adjusting her glasses as the silver Capital Transit train glided smoothly onto the platform above. "Select your fare and tap quickly. If you hurry, you'll only be fifteen minutes late to my opening statement. See you on Capitol Hill."</w:t>
+        <w:t xml:space="preserve">"Yes, Greg. The </w:t>
+      </w:r>
+      <w:r>
+        <w:t xml:space="preserve">Charles R. </w:t>
+      </w:r>
+      <w:r>
+        <w:t>Fenwick Bridge," Cassandra replied, adjusting her glasses as the silver Capital Transit train glided smoothly onto the platform above. "Select your fare and tap quickly. If you hurry, you'll only be fifteen minutes late to my opening statement. See you on Capitol Hill."</w:t>
       </w:r>
     </w:p>
     <w:p>
